--- a/Rapport.docx
+++ b/Rapport.docx
@@ -94,16 +94,45 @@
           <w:lang w:eastAsia="fr-CA"/>
           <w14:ligatures w14:val="none"/>
         </w:rPr>
-        <w:t xml:space="preserve"> : Nous avons utilisé les données d'OpenStreetMap (OSM) pour extraire les points d'intérêt correspondant aux restaurants dans Paris. </w:t>
-      </w:r>
-      <w:r>
-        <w:rPr>
-          <w:rFonts w:ascii="Times New Roman" w:eastAsia="Times New Roman" w:hAnsi="Times New Roman" w:cs="Times New Roman"/>
-          <w:kern w:val="0"/>
-          <w:lang w:eastAsia="fr-CA"/>
-          <w14:ligatures w14:val="none"/>
-        </w:rPr>
-        <w:t xml:space="preserve">OSM offer pleins d’informations mais nous avons </w:t>
+        <w:t xml:space="preserve"> : Nous avons utilisé les données d'</w:t>
+      </w:r>
+      <w:proofErr w:type="spellStart"/>
+      <w:r>
+        <w:rPr>
+          <w:rFonts w:ascii="Times New Roman" w:eastAsia="Times New Roman" w:hAnsi="Times New Roman" w:cs="Times New Roman"/>
+          <w:kern w:val="0"/>
+          <w:lang w:eastAsia="fr-CA"/>
+          <w14:ligatures w14:val="none"/>
+        </w:rPr>
+        <w:t>OpenStreetMap</w:t>
+      </w:r>
+      <w:proofErr w:type="spellEnd"/>
+      <w:r>
+        <w:rPr>
+          <w:rFonts w:ascii="Times New Roman" w:eastAsia="Times New Roman" w:hAnsi="Times New Roman" w:cs="Times New Roman"/>
+          <w:kern w:val="0"/>
+          <w:lang w:eastAsia="fr-CA"/>
+          <w14:ligatures w14:val="none"/>
+        </w:rPr>
+        <w:t xml:space="preserve"> (OSM) pour extraire les points d'intérêt correspondant aux restaurants dans Paris. OSM off</w:t>
+      </w:r>
+      <w:r>
+        <w:rPr>
+          <w:rFonts w:ascii="Times New Roman" w:eastAsia="Times New Roman" w:hAnsi="Times New Roman" w:cs="Times New Roman"/>
+          <w:kern w:val="0"/>
+          <w:lang w:eastAsia="fr-CA"/>
+          <w14:ligatures w14:val="none"/>
+        </w:rPr>
+        <w:t>re</w:t>
+      </w:r>
+      <w:r>
+        <w:rPr>
+          <w:rFonts w:ascii="Times New Roman" w:eastAsia="Times New Roman" w:hAnsi="Times New Roman" w:cs="Times New Roman"/>
+          <w:kern w:val="0"/>
+          <w:lang w:eastAsia="fr-CA"/>
+          <w14:ligatures w14:val="none"/>
+        </w:rPr>
+        <w:t xml:space="preserve"> pleins d’informations mais nous avons </w:t>
       </w:r>
       <w:r>
         <w:rPr>
@@ -123,15 +152,27 @@
         </w:rPr>
         <w:t xml:space="preserve"> </w:t>
       </w:r>
-      <w:r>
-        <w:rPr>
-          <w:rFonts w:ascii="Times New Roman" w:eastAsia="Times New Roman" w:hAnsi="Times New Roman" w:cs="Times New Roman"/>
-          <w:kern w:val="0"/>
-          <w:lang w:eastAsia="fr-CA"/>
-          <w14:ligatures w14:val="none"/>
-        </w:rPr>
-        <w:t xml:space="preserve">osmid, </w:t>
-      </w:r>
+      <w:proofErr w:type="spellStart"/>
+      <w:r>
+        <w:rPr>
+          <w:rFonts w:ascii="Times New Roman" w:eastAsia="Times New Roman" w:hAnsi="Times New Roman" w:cs="Times New Roman"/>
+          <w:kern w:val="0"/>
+          <w:lang w:eastAsia="fr-CA"/>
+          <w14:ligatures w14:val="none"/>
+        </w:rPr>
+        <w:t>osmid</w:t>
+      </w:r>
+      <w:proofErr w:type="spellEnd"/>
+      <w:r>
+        <w:rPr>
+          <w:rFonts w:ascii="Times New Roman" w:eastAsia="Times New Roman" w:hAnsi="Times New Roman" w:cs="Times New Roman"/>
+          <w:kern w:val="0"/>
+          <w:lang w:eastAsia="fr-CA"/>
+          <w14:ligatures w14:val="none"/>
+        </w:rPr>
+        <w:t xml:space="preserve">, </w:t>
+      </w:r>
+      <w:proofErr w:type="spellStart"/>
       <w:r>
         <w:rPr>
           <w:rFonts w:ascii="Times New Roman" w:eastAsia="Times New Roman" w:hAnsi="Times New Roman" w:cs="Times New Roman"/>
@@ -168,6 +209,7 @@
         </w:rPr>
         <w:t>e</w:t>
       </w:r>
+      <w:proofErr w:type="spellEnd"/>
       <w:r>
         <w:rPr>
           <w:rFonts w:ascii="Times New Roman" w:eastAsia="Times New Roman" w:hAnsi="Times New Roman" w:cs="Times New Roman"/>
@@ -177,23 +219,136 @@
         </w:rPr>
         <w:t xml:space="preserve">, cuisine, </w:t>
       </w:r>
-      <w:r>
-        <w:rPr>
-          <w:rFonts w:ascii="Times New Roman" w:eastAsia="Times New Roman" w:hAnsi="Times New Roman" w:cs="Times New Roman"/>
-          <w:kern w:val="0"/>
-          <w:lang w:eastAsia="fr-CA"/>
-          <w14:ligatures w14:val="none"/>
-        </w:rPr>
-        <w:t>coordinates,</w:t>
-      </w:r>
-      <w:r>
-        <w:rPr>
-          <w:rFonts w:ascii="Times New Roman" w:eastAsia="Times New Roman" w:hAnsi="Times New Roman" w:cs="Times New Roman"/>
-          <w:kern w:val="0"/>
-          <w:lang w:eastAsia="fr-CA"/>
-          <w14:ligatures w14:val="none"/>
-        </w:rPr>
-        <w:t xml:space="preserve"> addr:city, addr:housenumber, addr:postcode, addr:street, opening_hours, phone</w:t>
+      <w:proofErr w:type="spellStart"/>
+      <w:r>
+        <w:rPr>
+          <w:rFonts w:ascii="Times New Roman" w:eastAsia="Times New Roman" w:hAnsi="Times New Roman" w:cs="Times New Roman"/>
+          <w:kern w:val="0"/>
+          <w:lang w:eastAsia="fr-CA"/>
+          <w14:ligatures w14:val="none"/>
+        </w:rPr>
+        <w:t>coordinates</w:t>
+      </w:r>
+      <w:proofErr w:type="spellEnd"/>
+      <w:r>
+        <w:rPr>
+          <w:rFonts w:ascii="Times New Roman" w:eastAsia="Times New Roman" w:hAnsi="Times New Roman" w:cs="Times New Roman"/>
+          <w:kern w:val="0"/>
+          <w:lang w:eastAsia="fr-CA"/>
+          <w14:ligatures w14:val="none"/>
+        </w:rPr>
+        <w:t>,</w:t>
+      </w:r>
+      <w:r>
+        <w:rPr>
+          <w:rFonts w:ascii="Times New Roman" w:eastAsia="Times New Roman" w:hAnsi="Times New Roman" w:cs="Times New Roman"/>
+          <w:kern w:val="0"/>
+          <w:lang w:eastAsia="fr-CA"/>
+          <w14:ligatures w14:val="none"/>
+        </w:rPr>
+        <w:t xml:space="preserve"> </w:t>
+      </w:r>
+      <w:proofErr w:type="spellStart"/>
+      <w:proofErr w:type="gramStart"/>
+      <w:r>
+        <w:rPr>
+          <w:rFonts w:ascii="Times New Roman" w:eastAsia="Times New Roman" w:hAnsi="Times New Roman" w:cs="Times New Roman"/>
+          <w:kern w:val="0"/>
+          <w:lang w:eastAsia="fr-CA"/>
+          <w14:ligatures w14:val="none"/>
+        </w:rPr>
+        <w:t>addr:city</w:t>
+      </w:r>
+      <w:proofErr w:type="spellEnd"/>
+      <w:proofErr w:type="gramEnd"/>
+      <w:r>
+        <w:rPr>
+          <w:rFonts w:ascii="Times New Roman" w:eastAsia="Times New Roman" w:hAnsi="Times New Roman" w:cs="Times New Roman"/>
+          <w:kern w:val="0"/>
+          <w:lang w:eastAsia="fr-CA"/>
+          <w14:ligatures w14:val="none"/>
+        </w:rPr>
+        <w:t xml:space="preserve">, </w:t>
+      </w:r>
+      <w:proofErr w:type="spellStart"/>
+      <w:r>
+        <w:rPr>
+          <w:rFonts w:ascii="Times New Roman" w:eastAsia="Times New Roman" w:hAnsi="Times New Roman" w:cs="Times New Roman"/>
+          <w:kern w:val="0"/>
+          <w:lang w:eastAsia="fr-CA"/>
+          <w14:ligatures w14:val="none"/>
+        </w:rPr>
+        <w:t>addr:housenumber</w:t>
+      </w:r>
+      <w:proofErr w:type="spellEnd"/>
+      <w:r>
+        <w:rPr>
+          <w:rFonts w:ascii="Times New Roman" w:eastAsia="Times New Roman" w:hAnsi="Times New Roman" w:cs="Times New Roman"/>
+          <w:kern w:val="0"/>
+          <w:lang w:eastAsia="fr-CA"/>
+          <w14:ligatures w14:val="none"/>
+        </w:rPr>
+        <w:t xml:space="preserve">, </w:t>
+      </w:r>
+      <w:proofErr w:type="spellStart"/>
+      <w:r>
+        <w:rPr>
+          <w:rFonts w:ascii="Times New Roman" w:eastAsia="Times New Roman" w:hAnsi="Times New Roman" w:cs="Times New Roman"/>
+          <w:kern w:val="0"/>
+          <w:lang w:eastAsia="fr-CA"/>
+          <w14:ligatures w14:val="none"/>
+        </w:rPr>
+        <w:t>addr:postcode</w:t>
+      </w:r>
+      <w:proofErr w:type="spellEnd"/>
+      <w:r>
+        <w:rPr>
+          <w:rFonts w:ascii="Times New Roman" w:eastAsia="Times New Roman" w:hAnsi="Times New Roman" w:cs="Times New Roman"/>
+          <w:kern w:val="0"/>
+          <w:lang w:eastAsia="fr-CA"/>
+          <w14:ligatures w14:val="none"/>
+        </w:rPr>
+        <w:t xml:space="preserve">, </w:t>
+      </w:r>
+      <w:proofErr w:type="spellStart"/>
+      <w:r>
+        <w:rPr>
+          <w:rFonts w:ascii="Times New Roman" w:eastAsia="Times New Roman" w:hAnsi="Times New Roman" w:cs="Times New Roman"/>
+          <w:kern w:val="0"/>
+          <w:lang w:eastAsia="fr-CA"/>
+          <w14:ligatures w14:val="none"/>
+        </w:rPr>
+        <w:t>addr:street</w:t>
+      </w:r>
+      <w:proofErr w:type="spellEnd"/>
+      <w:r>
+        <w:rPr>
+          <w:rFonts w:ascii="Times New Roman" w:eastAsia="Times New Roman" w:hAnsi="Times New Roman" w:cs="Times New Roman"/>
+          <w:kern w:val="0"/>
+          <w:lang w:eastAsia="fr-CA"/>
+          <w14:ligatures w14:val="none"/>
+        </w:rPr>
+        <w:t xml:space="preserve">, </w:t>
+      </w:r>
+      <w:proofErr w:type="spellStart"/>
+      <w:r>
+        <w:rPr>
+          <w:rFonts w:ascii="Times New Roman" w:eastAsia="Times New Roman" w:hAnsi="Times New Roman" w:cs="Times New Roman"/>
+          <w:kern w:val="0"/>
+          <w:lang w:eastAsia="fr-CA"/>
+          <w14:ligatures w14:val="none"/>
+        </w:rPr>
+        <w:t>opening_hours</w:t>
+      </w:r>
+      <w:proofErr w:type="spellEnd"/>
+      <w:r>
+        <w:rPr>
+          <w:rFonts w:ascii="Times New Roman" w:eastAsia="Times New Roman" w:hAnsi="Times New Roman" w:cs="Times New Roman"/>
+          <w:kern w:val="0"/>
+          <w:lang w:eastAsia="fr-CA"/>
+          <w14:ligatures w14:val="none"/>
+        </w:rPr>
+        <w:t>, phone</w:t>
       </w:r>
       <w:r>
         <w:rPr>
@@ -211,7 +366,25 @@
           <w:lang w:eastAsia="fr-CA"/>
           <w14:ligatures w14:val="none"/>
         </w:rPr>
-        <w:t xml:space="preserve"> description. Ces informations permettent une analyse détaillée et une meilleure localisation des restaurants.</w:t>
+        <w:t xml:space="preserve"> description. Ces </w:t>
+      </w:r>
+      <w:r>
+        <w:rPr>
+          <w:rFonts w:ascii="Times New Roman" w:eastAsia="Times New Roman" w:hAnsi="Times New Roman" w:cs="Times New Roman"/>
+          <w:kern w:val="0"/>
+          <w:lang w:eastAsia="fr-CA"/>
+          <w14:ligatures w14:val="none"/>
+        </w:rPr>
+        <w:t>dernières</w:t>
+      </w:r>
+      <w:r>
+        <w:rPr>
+          <w:rFonts w:ascii="Times New Roman" w:eastAsia="Times New Roman" w:hAnsi="Times New Roman" w:cs="Times New Roman"/>
+          <w:kern w:val="0"/>
+          <w:lang w:eastAsia="fr-CA"/>
+          <w14:ligatures w14:val="none"/>
+        </w:rPr>
+        <w:t xml:space="preserve"> permettent une analyse détaillée et une meilleure localisation des restaurants.</w:t>
       </w:r>
     </w:p>
     <w:p>
@@ -246,7 +419,7 @@
           <w:lang w:eastAsia="fr-CA"/>
           <w14:ligatures w14:val="none"/>
         </w:rPr>
-        <w:t xml:space="preserve"> : De la même manière, nous avons extrait les pistes cyclables, en conservant les coordonnées sous forme de liste de points pour une représentation détaillée des chemins.</w:t>
+        <w:t xml:space="preserve"> : De la même manière, nous avons extrait les pistes cyclables en conservant les coordonnées sous forme de liste de points pour une représentation détaillée des chemins.</w:t>
       </w:r>
     </w:p>
     <w:p>
@@ -353,6 +526,7 @@
         </w:rPr>
         <w:t xml:space="preserve"> : Les colonnes ont été traduites en français pour améliorer la lisibilité des données, par exemple, </w:t>
       </w:r>
+      <w:proofErr w:type="spellStart"/>
       <w:r>
         <w:rPr>
           <w:rFonts w:ascii="Times New Roman" w:eastAsia="Times New Roman" w:hAnsi="Times New Roman" w:cs="Times New Roman"/>
@@ -364,6 +538,7 @@
         </w:rPr>
         <w:t>name</w:t>
       </w:r>
+      <w:proofErr w:type="spellEnd"/>
       <w:r>
         <w:rPr>
           <w:rFonts w:ascii="Times New Roman" w:eastAsia="Times New Roman" w:hAnsi="Times New Roman" w:cs="Times New Roman"/>
@@ -413,6 +588,7 @@
         </w:rPr>
         <w:t xml:space="preserve"> a été transformé en </w:t>
       </w:r>
+      <w:proofErr w:type="spellStart"/>
       <w:r>
         <w:rPr>
           <w:rFonts w:ascii="Times New Roman" w:eastAsia="Times New Roman" w:hAnsi="Times New Roman" w:cs="Times New Roman"/>
@@ -424,6 +600,7 @@
         </w:rPr>
         <w:t>type_de_restaurant</w:t>
       </w:r>
+      <w:proofErr w:type="spellEnd"/>
       <w:r>
         <w:rPr>
           <w:rFonts w:ascii="Times New Roman" w:eastAsia="Times New Roman" w:hAnsi="Times New Roman" w:cs="Times New Roman"/>
@@ -523,6 +700,7 @@
         </w:rPr>
         <w:t xml:space="preserve"> d'OSM et a été renommée en </w:t>
       </w:r>
+      <w:proofErr w:type="spellStart"/>
       <w:r>
         <w:rPr>
           <w:rFonts w:ascii="Times New Roman" w:eastAsia="Times New Roman" w:hAnsi="Times New Roman" w:cs="Times New Roman"/>
@@ -534,6 +712,7 @@
         </w:rPr>
         <w:t>type_de_restaurant</w:t>
       </w:r>
+      <w:proofErr w:type="spellEnd"/>
       <w:r>
         <w:rPr>
           <w:rFonts w:ascii="Times New Roman" w:eastAsia="Times New Roman" w:hAnsi="Times New Roman" w:cs="Times New Roman"/>
@@ -578,6 +757,7 @@
         </w:rPr>
         <w:t xml:space="preserve"> : Nous avons ajouté une nouvelle colonne </w:t>
       </w:r>
+      <w:proofErr w:type="spellStart"/>
       <w:r>
         <w:rPr>
           <w:rFonts w:ascii="Times New Roman" w:eastAsia="Times New Roman" w:hAnsi="Times New Roman" w:cs="Times New Roman"/>
@@ -589,6 +769,7 @@
         </w:rPr>
         <w:t>type_de_service</w:t>
       </w:r>
+      <w:proofErr w:type="spellEnd"/>
       <w:r>
         <w:rPr>
           <w:rFonts w:ascii="Times New Roman" w:eastAsia="Times New Roman" w:hAnsi="Times New Roman" w:cs="Times New Roman"/>
@@ -634,15 +815,37 @@
         </w:rPr>
         <w:t>", "</w:t>
       </w:r>
-      <w:r>
-        <w:rPr>
-          <w:rFonts w:ascii="Times New Roman" w:eastAsia="Times New Roman" w:hAnsi="Times New Roman" w:cs="Times New Roman"/>
-          <w:kern w:val="0"/>
-          <w:lang w:eastAsia="fr-CA"/>
-          <w14:ligatures w14:val="none"/>
-        </w:rPr>
-        <w:t>uber eats</w:t>
-      </w:r>
+      <w:proofErr w:type="spellStart"/>
+      <w:r>
+        <w:rPr>
+          <w:rFonts w:ascii="Times New Roman" w:eastAsia="Times New Roman" w:hAnsi="Times New Roman" w:cs="Times New Roman"/>
+          <w:kern w:val="0"/>
+          <w:lang w:eastAsia="fr-CA"/>
+          <w14:ligatures w14:val="none"/>
+        </w:rPr>
+        <w:t>uber</w:t>
+      </w:r>
+      <w:proofErr w:type="spellEnd"/>
+      <w:r>
+        <w:rPr>
+          <w:rFonts w:ascii="Times New Roman" w:eastAsia="Times New Roman" w:hAnsi="Times New Roman" w:cs="Times New Roman"/>
+          <w:kern w:val="0"/>
+          <w:lang w:eastAsia="fr-CA"/>
+          <w14:ligatures w14:val="none"/>
+        </w:rPr>
+        <w:t xml:space="preserve"> </w:t>
+      </w:r>
+      <w:proofErr w:type="spellStart"/>
+      <w:r>
+        <w:rPr>
+          <w:rFonts w:ascii="Times New Roman" w:eastAsia="Times New Roman" w:hAnsi="Times New Roman" w:cs="Times New Roman"/>
+          <w:kern w:val="0"/>
+          <w:lang w:eastAsia="fr-CA"/>
+          <w14:ligatures w14:val="none"/>
+        </w:rPr>
+        <w:t>eats</w:t>
+      </w:r>
+      <w:proofErr w:type="spellEnd"/>
       <w:r>
         <w:rPr>
           <w:rFonts w:ascii="Times New Roman" w:eastAsia="Times New Roman" w:hAnsi="Times New Roman" w:cs="Times New Roman"/>
@@ -855,7 +1058,27 @@
           <w:lang w:eastAsia="fr-CA"/>
           <w14:ligatures w14:val="none"/>
         </w:rPr>
-        <w:t xml:space="preserve"> : Les données transformées des restaurants sont chargées dans MongoDB pour permettre des recherches et des analyses rapides sur les options de restauration.</w:t>
+        <w:t xml:space="preserve"> : Les données transformées des </w:t>
+      </w:r>
+      <w:proofErr w:type="gramStart"/>
+      <w:r>
+        <w:rPr>
+          <w:rFonts w:ascii="Times New Roman" w:eastAsia="Times New Roman" w:hAnsi="Times New Roman" w:cs="Times New Roman"/>
+          <w:kern w:val="0"/>
+          <w:lang w:eastAsia="fr-CA"/>
+          <w14:ligatures w14:val="none"/>
+        </w:rPr>
+        <w:t>restaurants</w:t>
+      </w:r>
+      <w:proofErr w:type="gramEnd"/>
+      <w:r>
+        <w:rPr>
+          <w:rFonts w:ascii="Times New Roman" w:eastAsia="Times New Roman" w:hAnsi="Times New Roman" w:cs="Times New Roman"/>
+          <w:kern w:val="0"/>
+          <w:lang w:eastAsia="fr-CA"/>
+          <w14:ligatures w14:val="none"/>
+        </w:rPr>
+        <w:t xml:space="preserve"> sont chargées dans MongoDB pour permettre des recherches et des analyses rapides sur les options de restauration.</w:t>
       </w:r>
     </w:p>
     <w:p>
@@ -938,7 +1161,19 @@
         <w:rPr>
           <w:rFonts w:ascii="Times New Roman" w:hAnsi="Times New Roman" w:cs="Times New Roman"/>
         </w:rPr>
-        <w:t>Dans le cadre de ce projet, un processus d'acquisition incrémentale des données a été défini afin de maintenir les données de la base de données MongoDB et Neo4j à jour sans les remplacer intégralement. Cela permet de réduire les doublons et de gérer efficacement les mises à jour et ajouts de nouvelles informations.</w:t>
+        <w:t>Dans le cadre de ce projet, un processus d'acquisition incrémentale des données a été défini afin de maintenir les données de la base de données MongoDB et Neo4</w:t>
+      </w:r>
+      <w:r>
+        <w:rPr>
+          <w:rFonts w:ascii="Times New Roman" w:hAnsi="Times New Roman" w:cs="Times New Roman"/>
+        </w:rPr>
+        <w:t>J</w:t>
+      </w:r>
+      <w:r>
+        <w:rPr>
+          <w:rFonts w:ascii="Times New Roman" w:hAnsi="Times New Roman" w:cs="Times New Roman"/>
+        </w:rPr>
+        <w:t xml:space="preserve"> à jour sans les remplacer intégralement. Cela permet de réduire les doublons et de gérer efficacement les mises à jour et ajouts de nouvelles informations.</w:t>
       </w:r>
     </w:p>
     <w:p>
@@ -965,17 +1200,19 @@
         </w:rPr>
         <w:t xml:space="preserve"> : Pour chaque nouveau restaurant extrait, nous vérifions s'il existe déjà dans la base en comparant </w:t>
       </w:r>
-      <w:r>
-        <w:rPr>
-          <w:rFonts w:ascii="Times New Roman" w:hAnsi="Times New Roman" w:cs="Times New Roman"/>
-        </w:rPr>
-        <w:t>l’id de restaurant</w:t>
-      </w:r>
-      <w:r>
-        <w:rPr>
-          <w:rFonts w:ascii="Times New Roman" w:hAnsi="Times New Roman" w:cs="Times New Roman"/>
-        </w:rPr>
-        <w:t xml:space="preserve">. </w:t>
+      <w:proofErr w:type="spellStart"/>
+      <w:r>
+        <w:rPr>
+          <w:rFonts w:ascii="Times New Roman" w:hAnsi="Times New Roman" w:cs="Times New Roman"/>
+        </w:rPr>
+        <w:t>l’id</w:t>
+      </w:r>
+      <w:proofErr w:type="spellEnd"/>
+      <w:r>
+        <w:rPr>
+          <w:rFonts w:ascii="Times New Roman" w:hAnsi="Times New Roman" w:cs="Times New Roman"/>
+        </w:rPr>
+        <w:t xml:space="preserve"> de restaurant. </w:t>
       </w:r>
       <w:r>
         <w:rPr>
@@ -1009,7 +1246,15 @@
           <w:b/>
           <w:bCs/>
         </w:rPr>
-        <w:t>Neo4j</w:t>
+        <w:t>Neo4</w:t>
+      </w:r>
+      <w:r>
+        <w:rPr>
+          <w:rFonts w:ascii="Times New Roman" w:hAnsi="Times New Roman" w:cs="Times New Roman"/>
+          <w:b/>
+          <w:bCs/>
+        </w:rPr>
+        <w:t>J</w:t>
       </w:r>
       <w:r>
         <w:rPr>
@@ -1093,7 +1338,21 @@
         <w:rPr>
           <w:rFonts w:ascii="Times New Roman" w:hAnsi="Times New Roman" w:cs="Times New Roman"/>
         </w:rPr>
-        <w:t>Certaines parties de ce projet ont été réalisées avec l’aide de l’assistant IA ChatGPT, en particulier pour :</w:t>
+        <w:t xml:space="preserve">Certaines parties de ce projet ont été réalisées avec l’aide de l’assistant IA </w:t>
+      </w:r>
+      <w:proofErr w:type="spellStart"/>
+      <w:r>
+        <w:rPr>
+          <w:rFonts w:ascii="Times New Roman" w:hAnsi="Times New Roman" w:cs="Times New Roman"/>
+        </w:rPr>
+        <w:t>ChatGPT</w:t>
+      </w:r>
+      <w:proofErr w:type="spellEnd"/>
+      <w:r>
+        <w:rPr>
+          <w:rFonts w:ascii="Times New Roman" w:hAnsi="Times New Roman" w:cs="Times New Roman"/>
+        </w:rPr>
+        <w:t>, en particulier pour :</w:t>
       </w:r>
     </w:p>
     <w:p>
@@ -1118,7 +1377,21 @@
         <w:rPr>
           <w:rFonts w:ascii="Times New Roman" w:hAnsi="Times New Roman" w:cs="Times New Roman"/>
         </w:rPr>
-        <w:t xml:space="preserve"> Le script wait_for_neo4j() utilisé dans load.py pour s'assurer que Neo4j est prêt avant le chargement des données. Ce script attend la disponibilité de Neo4j en tentant de se connecter de manière répétée jusqu'à ce que le service soit prêt.</w:t>
+        <w:t xml:space="preserve"> Le script wait_for_neo4</w:t>
+      </w:r>
+      <w:proofErr w:type="gramStart"/>
+      <w:r>
+        <w:rPr>
+          <w:rFonts w:ascii="Times New Roman" w:hAnsi="Times New Roman" w:cs="Times New Roman"/>
+        </w:rPr>
+        <w:t>j(</w:t>
+      </w:r>
+      <w:proofErr w:type="gramEnd"/>
+      <w:r>
+        <w:rPr>
+          <w:rFonts w:ascii="Times New Roman" w:hAnsi="Times New Roman" w:cs="Times New Roman"/>
+        </w:rPr>
+        <w:t>) utilisé dans load.py pour s'assurer que Neo4j est prêt avant le chargement des données. Ce script attend la disponibilité de Neo4j en tentant de se connecter de manière répétée jusqu'à ce que le service soit prêt.</w:t>
       </w:r>
     </w:p>
     <w:p>
@@ -1137,13 +1410,59 @@
           <w:b/>
           <w:bCs/>
         </w:rPr>
-        <w:t>Exécution automatique des scripts dans le Dockerfile :</w:t>
-      </w:r>
-      <w:r>
-        <w:rPr>
-          <w:rFonts w:ascii="Times New Roman" w:hAnsi="Times New Roman" w:cs="Times New Roman"/>
-        </w:rPr>
-        <w:t xml:space="preserve"> La commande utilisée dans le Dockerfile pour exécuter les scripts ETL (extract.py, transform.py, load.py) a également été suggérée par ChatGPT. Cette commande garantit que le processus ETL se lance automatiquement lors du démarrage des conteneurs avec docker-compose up.</w:t>
+        <w:t xml:space="preserve">Exécution automatique des scripts dans le </w:t>
+      </w:r>
+      <w:proofErr w:type="spellStart"/>
+      <w:r>
+        <w:rPr>
+          <w:rFonts w:ascii="Times New Roman" w:hAnsi="Times New Roman" w:cs="Times New Roman"/>
+          <w:b/>
+          <w:bCs/>
+        </w:rPr>
+        <w:t>Dockerfile</w:t>
+      </w:r>
+      <w:proofErr w:type="spellEnd"/>
+      <w:r>
+        <w:rPr>
+          <w:rFonts w:ascii="Times New Roman" w:hAnsi="Times New Roman" w:cs="Times New Roman"/>
+          <w:b/>
+          <w:bCs/>
+        </w:rPr>
+        <w:t xml:space="preserve"> :</w:t>
+      </w:r>
+      <w:r>
+        <w:rPr>
+          <w:rFonts w:ascii="Times New Roman" w:hAnsi="Times New Roman" w:cs="Times New Roman"/>
+        </w:rPr>
+        <w:t xml:space="preserve"> La commande utilisée dans le </w:t>
+      </w:r>
+      <w:proofErr w:type="spellStart"/>
+      <w:r>
+        <w:rPr>
+          <w:rFonts w:ascii="Times New Roman" w:hAnsi="Times New Roman" w:cs="Times New Roman"/>
+        </w:rPr>
+        <w:t>Dockerfile</w:t>
+      </w:r>
+      <w:proofErr w:type="spellEnd"/>
+      <w:r>
+        <w:rPr>
+          <w:rFonts w:ascii="Times New Roman" w:hAnsi="Times New Roman" w:cs="Times New Roman"/>
+        </w:rPr>
+        <w:t xml:space="preserve"> pour exécuter les scripts ETL (extract.py, transform.py, load.py) a également été suggérée par </w:t>
+      </w:r>
+      <w:proofErr w:type="spellStart"/>
+      <w:r>
+        <w:rPr>
+          <w:rFonts w:ascii="Times New Roman" w:hAnsi="Times New Roman" w:cs="Times New Roman"/>
+        </w:rPr>
+        <w:t>ChatGPT</w:t>
+      </w:r>
+      <w:proofErr w:type="spellEnd"/>
+      <w:r>
+        <w:rPr>
+          <w:rFonts w:ascii="Times New Roman" w:hAnsi="Times New Roman" w:cs="Times New Roman"/>
+        </w:rPr>
+        <w:t>. Cette commande garantit que le processus ETL se lance automatiquement lors du démarrage des conteneurs avec docker-compose up.</w:t>
       </w:r>
     </w:p>
     <w:p>
@@ -1165,6 +1484,124 @@
           <w:rFonts w:ascii="Times New Roman" w:hAnsi="Times New Roman" w:cs="Times New Roman"/>
         </w:rPr>
       </w:pPr>
+    </w:p>
+    <w:p>
+      <w:pPr>
+        <w:rPr>
+          <w:rFonts w:ascii="Times New Roman" w:hAnsi="Times New Roman" w:cs="Times New Roman"/>
+          <w:b/>
+          <w:bCs/>
+        </w:rPr>
+      </w:pPr>
+      <w:r>
+        <w:rPr>
+          <w:rFonts w:ascii="Times New Roman" w:hAnsi="Times New Roman" w:cs="Times New Roman"/>
+          <w:b/>
+          <w:bCs/>
+        </w:rPr>
+        <w:lastRenderedPageBreak/>
+        <w:t xml:space="preserve">Schéma </w:t>
+      </w:r>
+      <w:proofErr w:type="gramStart"/>
+      <w:r>
+        <w:rPr>
+          <w:rFonts w:ascii="Times New Roman" w:hAnsi="Times New Roman" w:cs="Times New Roman"/>
+          <w:b/>
+          <w:bCs/>
+        </w:rPr>
+        <w:t>d</w:t>
+      </w:r>
+      <w:r>
+        <w:rPr>
+          <w:rFonts w:ascii="Times New Roman" w:hAnsi="Times New Roman" w:cs="Times New Roman"/>
+          <w:b/>
+          <w:bCs/>
+        </w:rPr>
+        <w:t>e la</w:t>
+      </w:r>
+      <w:r>
+        <w:rPr>
+          <w:rFonts w:ascii="Times New Roman" w:hAnsi="Times New Roman" w:cs="Times New Roman"/>
+          <w:b/>
+          <w:bCs/>
+        </w:rPr>
+        <w:t xml:space="preserve"> pipeline</w:t>
+      </w:r>
+      <w:proofErr w:type="gramEnd"/>
+      <w:r>
+        <w:rPr>
+          <w:rFonts w:ascii="Times New Roman" w:hAnsi="Times New Roman" w:cs="Times New Roman"/>
+          <w:b/>
+          <w:bCs/>
+        </w:rPr>
+        <w:t xml:space="preserve"> d’ETL</w:t>
+      </w:r>
+      <w:r>
+        <w:rPr>
+          <w:rFonts w:ascii="Times New Roman" w:hAnsi="Times New Roman" w:cs="Times New Roman"/>
+          <w:b/>
+          <w:bCs/>
+        </w:rPr>
+        <w:t> :</w:t>
+      </w:r>
+    </w:p>
+    <w:p>
+      <w:pPr>
+        <w:rPr>
+          <w:rFonts w:ascii="Times New Roman" w:hAnsi="Times New Roman" w:cs="Times New Roman"/>
+          <w:b/>
+          <w:bCs/>
+        </w:rPr>
+      </w:pPr>
+      <w:r>
+        <w:rPr>
+          <w:rFonts w:ascii="Times New Roman" w:hAnsi="Times New Roman" w:cs="Times New Roman"/>
+          <w:b/>
+          <w:bCs/>
+          <w:noProof/>
+        </w:rPr>
+        <w:drawing>
+          <wp:inline distT="0" distB="0" distL="0" distR="0" wp14:anchorId="410D6CA7" wp14:editId="2CFF76EA">
+            <wp:extent cx="5486400" cy="4860925"/>
+            <wp:effectExtent l="0" t="0" r="0" b="0"/>
+            <wp:docPr id="1164645789" name="Image 2"/>
+            <wp:cNvGraphicFramePr>
+              <a:graphicFrameLocks xmlns:a="http://schemas.openxmlformats.org/drawingml/2006/main" noChangeAspect="1"/>
+            </wp:cNvGraphicFramePr>
+            <a:graphic xmlns:a="http://schemas.openxmlformats.org/drawingml/2006/main">
+              <a:graphicData uri="http://schemas.openxmlformats.org/drawingml/2006/picture">
+                <pic:pic xmlns:pic="http://schemas.openxmlformats.org/drawingml/2006/picture">
+                  <pic:nvPicPr>
+                    <pic:cNvPr id="1164645789" name="Image 1164645789"/>
+                    <pic:cNvPicPr/>
+                  </pic:nvPicPr>
+                  <pic:blipFill>
+                    <a:blip r:embed="rId5">
+                      <a:extLst>
+                        <a:ext uri="{28A0092B-C50C-407E-A947-70E740481C1C}">
+                          <a14:useLocalDpi xmlns:a14="http://schemas.microsoft.com/office/drawing/2010/main" val="0"/>
+                        </a:ext>
+                      </a:extLst>
+                    </a:blip>
+                    <a:stretch>
+                      <a:fillRect/>
+                    </a:stretch>
+                  </pic:blipFill>
+                  <pic:spPr>
+                    <a:xfrm>
+                      <a:off x="0" y="0"/>
+                      <a:ext cx="5486400" cy="4860925"/>
+                    </a:xfrm>
+                    <a:prstGeom prst="rect">
+                      <a:avLst/>
+                    </a:prstGeom>
+                  </pic:spPr>
+                </pic:pic>
+              </a:graphicData>
+            </a:graphic>
+          </wp:inline>
+        </w:drawing>
+      </w:r>
     </w:p>
     <w:sectPr>
       <w:pgSz w:w="12240" w:h="15840"/>
@@ -1974,11 +2411,11 @@
     <w:name w:val="Normal"/>
     <w:qFormat/>
   </w:style>
-  <w:style w:type="paragraph" w:styleId="Heading1">
+  <w:style w:type="paragraph" w:styleId="Titre1">
     <w:name w:val="heading 1"/>
     <w:basedOn w:val="Normal"/>
     <w:next w:val="Normal"/>
-    <w:link w:val="Heading1Char"/>
+    <w:link w:val="Titre1Car"/>
     <w:uiPriority w:val="9"/>
     <w:qFormat/>
     <w:rsid w:val="00515B29"/>
@@ -1995,11 +2432,11 @@
       <w:szCs w:val="40"/>
     </w:rPr>
   </w:style>
-  <w:style w:type="paragraph" w:styleId="Heading2">
+  <w:style w:type="paragraph" w:styleId="Titre2">
     <w:name w:val="heading 2"/>
     <w:basedOn w:val="Normal"/>
     <w:next w:val="Normal"/>
-    <w:link w:val="Heading2Char"/>
+    <w:link w:val="Titre2Car"/>
     <w:uiPriority w:val="9"/>
     <w:semiHidden/>
     <w:unhideWhenUsed/>
@@ -2018,11 +2455,11 @@
       <w:szCs w:val="32"/>
     </w:rPr>
   </w:style>
-  <w:style w:type="paragraph" w:styleId="Heading3">
+  <w:style w:type="paragraph" w:styleId="Titre3">
     <w:name w:val="heading 3"/>
     <w:basedOn w:val="Normal"/>
     <w:next w:val="Normal"/>
-    <w:link w:val="Heading3Char"/>
+    <w:link w:val="Titre3Car"/>
     <w:uiPriority w:val="9"/>
     <w:semiHidden/>
     <w:unhideWhenUsed/>
@@ -2041,11 +2478,11 @@
       <w:szCs w:val="28"/>
     </w:rPr>
   </w:style>
-  <w:style w:type="paragraph" w:styleId="Heading4">
+  <w:style w:type="paragraph" w:styleId="Titre4">
     <w:name w:val="heading 4"/>
     <w:basedOn w:val="Normal"/>
     <w:next w:val="Normal"/>
-    <w:link w:val="Heading4Char"/>
+    <w:link w:val="Titre4Car"/>
     <w:uiPriority w:val="9"/>
     <w:semiHidden/>
     <w:unhideWhenUsed/>
@@ -2064,11 +2501,11 @@
       <w:color w:val="0F4761" w:themeColor="accent1" w:themeShade="BF"/>
     </w:rPr>
   </w:style>
-  <w:style w:type="paragraph" w:styleId="Heading5">
+  <w:style w:type="paragraph" w:styleId="Titre5">
     <w:name w:val="heading 5"/>
     <w:basedOn w:val="Normal"/>
     <w:next w:val="Normal"/>
-    <w:link w:val="Heading5Char"/>
+    <w:link w:val="Titre5Car"/>
     <w:uiPriority w:val="9"/>
     <w:semiHidden/>
     <w:unhideWhenUsed/>
@@ -2085,11 +2522,11 @@
       <w:color w:val="0F4761" w:themeColor="accent1" w:themeShade="BF"/>
     </w:rPr>
   </w:style>
-  <w:style w:type="paragraph" w:styleId="Heading6">
+  <w:style w:type="paragraph" w:styleId="Titre6">
     <w:name w:val="heading 6"/>
     <w:basedOn w:val="Normal"/>
     <w:next w:val="Normal"/>
-    <w:link w:val="Heading6Char"/>
+    <w:link w:val="Titre6Car"/>
     <w:uiPriority w:val="9"/>
     <w:semiHidden/>
     <w:unhideWhenUsed/>
@@ -2108,11 +2545,11 @@
       <w:color w:val="595959" w:themeColor="text1" w:themeTint="A6"/>
     </w:rPr>
   </w:style>
-  <w:style w:type="paragraph" w:styleId="Heading7">
+  <w:style w:type="paragraph" w:styleId="Titre7">
     <w:name w:val="heading 7"/>
     <w:basedOn w:val="Normal"/>
     <w:next w:val="Normal"/>
-    <w:link w:val="Heading7Char"/>
+    <w:link w:val="Titre7Car"/>
     <w:uiPriority w:val="9"/>
     <w:semiHidden/>
     <w:unhideWhenUsed/>
@@ -2129,11 +2566,11 @@
       <w:color w:val="595959" w:themeColor="text1" w:themeTint="A6"/>
     </w:rPr>
   </w:style>
-  <w:style w:type="paragraph" w:styleId="Heading8">
+  <w:style w:type="paragraph" w:styleId="Titre8">
     <w:name w:val="heading 8"/>
     <w:basedOn w:val="Normal"/>
     <w:next w:val="Normal"/>
-    <w:link w:val="Heading8Char"/>
+    <w:link w:val="Titre8Car"/>
     <w:uiPriority w:val="9"/>
     <w:semiHidden/>
     <w:unhideWhenUsed/>
@@ -2152,11 +2589,11 @@
       <w:color w:val="272727" w:themeColor="text1" w:themeTint="D8"/>
     </w:rPr>
   </w:style>
-  <w:style w:type="paragraph" w:styleId="Heading9">
+  <w:style w:type="paragraph" w:styleId="Titre9">
     <w:name w:val="heading 9"/>
     <w:basedOn w:val="Normal"/>
     <w:next w:val="Normal"/>
-    <w:link w:val="Heading9Char"/>
+    <w:link w:val="Titre9Car"/>
     <w:uiPriority w:val="9"/>
     <w:semiHidden/>
     <w:unhideWhenUsed/>
@@ -2173,12 +2610,13 @@
       <w:color w:val="272727" w:themeColor="text1" w:themeTint="D8"/>
     </w:rPr>
   </w:style>
-  <w:style w:type="character" w:default="1" w:styleId="DefaultParagraphFont">
+  <w:style w:type="character" w:default="1" w:styleId="Policepardfaut">
     <w:name w:val="Default Paragraph Font"/>
     <w:uiPriority w:val="1"/>
+    <w:semiHidden/>
     <w:unhideWhenUsed/>
   </w:style>
-  <w:style w:type="table" w:default="1" w:styleId="TableNormal">
+  <w:style w:type="table" w:default="1" w:styleId="TableauNormal">
     <w:name w:val="Normal Table"/>
     <w:uiPriority w:val="99"/>
     <w:semiHidden/>
@@ -2193,16 +2631,16 @@
       </w:tblCellMar>
     </w:tblPr>
   </w:style>
-  <w:style w:type="numbering" w:default="1" w:styleId="NoList">
+  <w:style w:type="numbering" w:default="1" w:styleId="Aucuneliste">
     <w:name w:val="No List"/>
     <w:uiPriority w:val="99"/>
     <w:semiHidden/>
     <w:unhideWhenUsed/>
   </w:style>
-  <w:style w:type="character" w:customStyle="1" w:styleId="Heading1Char">
-    <w:name w:val="Heading 1 Char"/>
-    <w:basedOn w:val="DefaultParagraphFont"/>
-    <w:link w:val="Heading1"/>
+  <w:style w:type="character" w:customStyle="1" w:styleId="Titre1Car">
+    <w:name w:val="Titre 1 Car"/>
+    <w:basedOn w:val="Policepardfaut"/>
+    <w:link w:val="Titre1"/>
     <w:uiPriority w:val="9"/>
     <w:rsid w:val="00515B29"/>
     <w:rPr>
@@ -2212,10 +2650,10 @@
       <w:szCs w:val="40"/>
     </w:rPr>
   </w:style>
-  <w:style w:type="character" w:customStyle="1" w:styleId="Heading2Char">
-    <w:name w:val="Heading 2 Char"/>
-    <w:basedOn w:val="DefaultParagraphFont"/>
-    <w:link w:val="Heading2"/>
+  <w:style w:type="character" w:customStyle="1" w:styleId="Titre2Car">
+    <w:name w:val="Titre 2 Car"/>
+    <w:basedOn w:val="Policepardfaut"/>
+    <w:link w:val="Titre2"/>
     <w:uiPriority w:val="9"/>
     <w:semiHidden/>
     <w:rsid w:val="00515B29"/>
@@ -2226,10 +2664,10 @@
       <w:szCs w:val="32"/>
     </w:rPr>
   </w:style>
-  <w:style w:type="character" w:customStyle="1" w:styleId="Heading3Char">
-    <w:name w:val="Heading 3 Char"/>
-    <w:basedOn w:val="DefaultParagraphFont"/>
-    <w:link w:val="Heading3"/>
+  <w:style w:type="character" w:customStyle="1" w:styleId="Titre3Car">
+    <w:name w:val="Titre 3 Car"/>
+    <w:basedOn w:val="Policepardfaut"/>
+    <w:link w:val="Titre3"/>
     <w:uiPriority w:val="9"/>
     <w:semiHidden/>
     <w:rsid w:val="00515B29"/>
@@ -2240,10 +2678,10 @@
       <w:szCs w:val="28"/>
     </w:rPr>
   </w:style>
-  <w:style w:type="character" w:customStyle="1" w:styleId="Heading4Char">
-    <w:name w:val="Heading 4 Char"/>
-    <w:basedOn w:val="DefaultParagraphFont"/>
-    <w:link w:val="Heading4"/>
+  <w:style w:type="character" w:customStyle="1" w:styleId="Titre4Car">
+    <w:name w:val="Titre 4 Car"/>
+    <w:basedOn w:val="Policepardfaut"/>
+    <w:link w:val="Titre4"/>
     <w:uiPriority w:val="9"/>
     <w:semiHidden/>
     <w:rsid w:val="00515B29"/>
@@ -2254,10 +2692,10 @@
       <w:color w:val="0F4761" w:themeColor="accent1" w:themeShade="BF"/>
     </w:rPr>
   </w:style>
-  <w:style w:type="character" w:customStyle="1" w:styleId="Heading5Char">
-    <w:name w:val="Heading 5 Char"/>
-    <w:basedOn w:val="DefaultParagraphFont"/>
-    <w:link w:val="Heading5"/>
+  <w:style w:type="character" w:customStyle="1" w:styleId="Titre5Car">
+    <w:name w:val="Titre 5 Car"/>
+    <w:basedOn w:val="Policepardfaut"/>
+    <w:link w:val="Titre5"/>
     <w:uiPriority w:val="9"/>
     <w:semiHidden/>
     <w:rsid w:val="00515B29"/>
@@ -2266,10 +2704,10 @@
       <w:color w:val="0F4761" w:themeColor="accent1" w:themeShade="BF"/>
     </w:rPr>
   </w:style>
-  <w:style w:type="character" w:customStyle="1" w:styleId="Heading6Char">
-    <w:name w:val="Heading 6 Char"/>
-    <w:basedOn w:val="DefaultParagraphFont"/>
-    <w:link w:val="Heading6"/>
+  <w:style w:type="character" w:customStyle="1" w:styleId="Titre6Car">
+    <w:name w:val="Titre 6 Car"/>
+    <w:basedOn w:val="Policepardfaut"/>
+    <w:link w:val="Titre6"/>
     <w:uiPriority w:val="9"/>
     <w:semiHidden/>
     <w:rsid w:val="00515B29"/>
@@ -2280,10 +2718,10 @@
       <w:color w:val="595959" w:themeColor="text1" w:themeTint="A6"/>
     </w:rPr>
   </w:style>
-  <w:style w:type="character" w:customStyle="1" w:styleId="Heading7Char">
-    <w:name w:val="Heading 7 Char"/>
-    <w:basedOn w:val="DefaultParagraphFont"/>
-    <w:link w:val="Heading7"/>
+  <w:style w:type="character" w:customStyle="1" w:styleId="Titre7Car">
+    <w:name w:val="Titre 7 Car"/>
+    <w:basedOn w:val="Policepardfaut"/>
+    <w:link w:val="Titre7"/>
     <w:uiPriority w:val="9"/>
     <w:semiHidden/>
     <w:rsid w:val="00515B29"/>
@@ -2292,10 +2730,10 @@
       <w:color w:val="595959" w:themeColor="text1" w:themeTint="A6"/>
     </w:rPr>
   </w:style>
-  <w:style w:type="character" w:customStyle="1" w:styleId="Heading8Char">
-    <w:name w:val="Heading 8 Char"/>
-    <w:basedOn w:val="DefaultParagraphFont"/>
-    <w:link w:val="Heading8"/>
+  <w:style w:type="character" w:customStyle="1" w:styleId="Titre8Car">
+    <w:name w:val="Titre 8 Car"/>
+    <w:basedOn w:val="Policepardfaut"/>
+    <w:link w:val="Titre8"/>
     <w:uiPriority w:val="9"/>
     <w:semiHidden/>
     <w:rsid w:val="00515B29"/>
@@ -2306,10 +2744,10 @@
       <w:color w:val="272727" w:themeColor="text1" w:themeTint="D8"/>
     </w:rPr>
   </w:style>
-  <w:style w:type="character" w:customStyle="1" w:styleId="Heading9Char">
-    <w:name w:val="Heading 9 Char"/>
-    <w:basedOn w:val="DefaultParagraphFont"/>
-    <w:link w:val="Heading9"/>
+  <w:style w:type="character" w:customStyle="1" w:styleId="Titre9Car">
+    <w:name w:val="Titre 9 Car"/>
+    <w:basedOn w:val="Policepardfaut"/>
+    <w:link w:val="Titre9"/>
     <w:uiPriority w:val="9"/>
     <w:semiHidden/>
     <w:rsid w:val="00515B29"/>
@@ -2318,11 +2756,11 @@
       <w:color w:val="272727" w:themeColor="text1" w:themeTint="D8"/>
     </w:rPr>
   </w:style>
-  <w:style w:type="paragraph" w:styleId="Title">
+  <w:style w:type="paragraph" w:styleId="Titre">
     <w:name w:val="Title"/>
     <w:basedOn w:val="Normal"/>
     <w:next w:val="Normal"/>
-    <w:link w:val="TitleChar"/>
+    <w:link w:val="TitreCar"/>
     <w:uiPriority w:val="10"/>
     <w:qFormat/>
     <w:rsid w:val="00515B29"/>
@@ -2338,10 +2776,10 @@
       <w:szCs w:val="56"/>
     </w:rPr>
   </w:style>
-  <w:style w:type="character" w:customStyle="1" w:styleId="TitleChar">
-    <w:name w:val="Title Char"/>
-    <w:basedOn w:val="DefaultParagraphFont"/>
-    <w:link w:val="Title"/>
+  <w:style w:type="character" w:customStyle="1" w:styleId="TitreCar">
+    <w:name w:val="Titre Car"/>
+    <w:basedOn w:val="Policepardfaut"/>
+    <w:link w:val="Titre"/>
     <w:uiPriority w:val="10"/>
     <w:rsid w:val="00515B29"/>
     <w:rPr>
@@ -2352,11 +2790,11 @@
       <w:szCs w:val="56"/>
     </w:rPr>
   </w:style>
-  <w:style w:type="paragraph" w:styleId="Subtitle">
+  <w:style w:type="paragraph" w:styleId="Sous-titre">
     <w:name w:val="Subtitle"/>
     <w:basedOn w:val="Normal"/>
     <w:next w:val="Normal"/>
-    <w:link w:val="SubtitleChar"/>
+    <w:link w:val="Sous-titreCar"/>
     <w:uiPriority w:val="11"/>
     <w:qFormat/>
     <w:rsid w:val="00515B29"/>
@@ -2373,10 +2811,10 @@
       <w:szCs w:val="28"/>
     </w:rPr>
   </w:style>
-  <w:style w:type="character" w:customStyle="1" w:styleId="SubtitleChar">
-    <w:name w:val="Subtitle Char"/>
-    <w:basedOn w:val="DefaultParagraphFont"/>
-    <w:link w:val="Subtitle"/>
+  <w:style w:type="character" w:customStyle="1" w:styleId="Sous-titreCar">
+    <w:name w:val="Sous-titre Car"/>
+    <w:basedOn w:val="Policepardfaut"/>
+    <w:link w:val="Sous-titre"/>
     <w:uiPriority w:val="11"/>
     <w:rsid w:val="00515B29"/>
     <w:rPr>
@@ -2387,11 +2825,11 @@
       <w:szCs w:val="28"/>
     </w:rPr>
   </w:style>
-  <w:style w:type="paragraph" w:styleId="Quote">
+  <w:style w:type="paragraph" w:styleId="Citation">
     <w:name w:val="Quote"/>
     <w:basedOn w:val="Normal"/>
     <w:next w:val="Normal"/>
-    <w:link w:val="QuoteChar"/>
+    <w:link w:val="CitationCar"/>
     <w:uiPriority w:val="29"/>
     <w:qFormat/>
     <w:rsid w:val="00515B29"/>
@@ -2405,10 +2843,10 @@
       <w:color w:val="404040" w:themeColor="text1" w:themeTint="BF"/>
     </w:rPr>
   </w:style>
-  <w:style w:type="character" w:customStyle="1" w:styleId="QuoteChar">
-    <w:name w:val="Quote Char"/>
-    <w:basedOn w:val="DefaultParagraphFont"/>
-    <w:link w:val="Quote"/>
+  <w:style w:type="character" w:customStyle="1" w:styleId="CitationCar">
+    <w:name w:val="Citation Car"/>
+    <w:basedOn w:val="Policepardfaut"/>
+    <w:link w:val="Citation"/>
     <w:uiPriority w:val="29"/>
     <w:rsid w:val="00515B29"/>
     <w:rPr>
@@ -2417,7 +2855,7 @@
       <w:color w:val="404040" w:themeColor="text1" w:themeTint="BF"/>
     </w:rPr>
   </w:style>
-  <w:style w:type="paragraph" w:styleId="ListParagraph">
+  <w:style w:type="paragraph" w:styleId="Paragraphedeliste">
     <w:name w:val="List Paragraph"/>
     <w:basedOn w:val="Normal"/>
     <w:uiPriority w:val="34"/>
@@ -2428,9 +2866,9 @@
       <w:contextualSpacing/>
     </w:pPr>
   </w:style>
-  <w:style w:type="character" w:styleId="IntenseEmphasis">
+  <w:style w:type="character" w:styleId="Accentuationintense">
     <w:name w:val="Intense Emphasis"/>
-    <w:basedOn w:val="DefaultParagraphFont"/>
+    <w:basedOn w:val="Policepardfaut"/>
     <w:uiPriority w:val="21"/>
     <w:qFormat/>
     <w:rsid w:val="00515B29"/>
@@ -2440,11 +2878,11 @@
       <w:color w:val="0F4761" w:themeColor="accent1" w:themeShade="BF"/>
     </w:rPr>
   </w:style>
-  <w:style w:type="paragraph" w:styleId="IntenseQuote">
+  <w:style w:type="paragraph" w:styleId="Citationintense">
     <w:name w:val="Intense Quote"/>
     <w:basedOn w:val="Normal"/>
     <w:next w:val="Normal"/>
-    <w:link w:val="IntenseQuoteChar"/>
+    <w:link w:val="CitationintenseCar"/>
     <w:uiPriority w:val="30"/>
     <w:qFormat/>
     <w:rsid w:val="00515B29"/>
@@ -2463,10 +2901,10 @@
       <w:color w:val="0F4761" w:themeColor="accent1" w:themeShade="BF"/>
     </w:rPr>
   </w:style>
-  <w:style w:type="character" w:customStyle="1" w:styleId="IntenseQuoteChar">
-    <w:name w:val="Intense Quote Char"/>
-    <w:basedOn w:val="DefaultParagraphFont"/>
-    <w:link w:val="IntenseQuote"/>
+  <w:style w:type="character" w:customStyle="1" w:styleId="CitationintenseCar">
+    <w:name w:val="Citation intense Car"/>
+    <w:basedOn w:val="Policepardfaut"/>
+    <w:link w:val="Citationintense"/>
     <w:uiPriority w:val="30"/>
     <w:rsid w:val="00515B29"/>
     <w:rPr>
@@ -2475,9 +2913,9 @@
       <w:color w:val="0F4761" w:themeColor="accent1" w:themeShade="BF"/>
     </w:rPr>
   </w:style>
-  <w:style w:type="character" w:styleId="IntenseReference">
+  <w:style w:type="character" w:styleId="Rfrenceintense">
     <w:name w:val="Intense Reference"/>
-    <w:basedOn w:val="DefaultParagraphFont"/>
+    <w:basedOn w:val="Policepardfaut"/>
     <w:uiPriority w:val="32"/>
     <w:qFormat/>
     <w:rsid w:val="00515B29"/>

--- a/Rapport.docx
+++ b/Rapport.docx
@@ -1058,27 +1058,7 @@
           <w:lang w:eastAsia="fr-CA"/>
           <w14:ligatures w14:val="none"/>
         </w:rPr>
-        <w:t xml:space="preserve"> : Les données transformées des </w:t>
-      </w:r>
-      <w:proofErr w:type="gramStart"/>
-      <w:r>
-        <w:rPr>
-          <w:rFonts w:ascii="Times New Roman" w:eastAsia="Times New Roman" w:hAnsi="Times New Roman" w:cs="Times New Roman"/>
-          <w:kern w:val="0"/>
-          <w:lang w:eastAsia="fr-CA"/>
-          <w14:ligatures w14:val="none"/>
-        </w:rPr>
-        <w:t>restaurants</w:t>
-      </w:r>
-      <w:proofErr w:type="gramEnd"/>
-      <w:r>
-        <w:rPr>
-          <w:rFonts w:ascii="Times New Roman" w:eastAsia="Times New Roman" w:hAnsi="Times New Roman" w:cs="Times New Roman"/>
-          <w:kern w:val="0"/>
-          <w:lang w:eastAsia="fr-CA"/>
-          <w14:ligatures w14:val="none"/>
-        </w:rPr>
-        <w:t xml:space="preserve"> sont chargées dans MongoDB pour permettre des recherches et des analyses rapides sur les options de restauration.</w:t>
+        <w:t xml:space="preserve"> : Les données transformées des restaurants sont chargées dans MongoDB pour permettre des recherches et des analyses rapides sur les options de restauration.</w:t>
       </w:r>
     </w:p>
     <w:p>
@@ -1561,10 +1541,10 @@
           <w:noProof/>
         </w:rPr>
         <w:drawing>
-          <wp:inline distT="0" distB="0" distL="0" distR="0" wp14:anchorId="410D6CA7" wp14:editId="2CFF76EA">
+          <wp:inline distT="0" distB="0" distL="0" distR="0" wp14:anchorId="0417CA60" wp14:editId="2CDFC00B">
             <wp:extent cx="5486400" cy="4860925"/>
             <wp:effectExtent l="0" t="0" r="0" b="0"/>
-            <wp:docPr id="1164645789" name="Image 2"/>
+            <wp:docPr id="337463993" name="Image 1"/>
             <wp:cNvGraphicFramePr>
               <a:graphicFrameLocks xmlns:a="http://schemas.openxmlformats.org/drawingml/2006/main" noChangeAspect="1"/>
             </wp:cNvGraphicFramePr>
@@ -1572,7 +1552,7 @@
               <a:graphicData uri="http://schemas.openxmlformats.org/drawingml/2006/picture">
                 <pic:pic xmlns:pic="http://schemas.openxmlformats.org/drawingml/2006/picture">
                   <pic:nvPicPr>
-                    <pic:cNvPr id="1164645789" name="Image 1164645789"/>
+                    <pic:cNvPr id="337463993" name="Image 337463993"/>
                     <pic:cNvPicPr/>
                   </pic:nvPicPr>
                   <pic:blipFill>

--- a/Rapport.docx
+++ b/Rapport.docx
@@ -4,71 +4,218 @@
   <w:body>
     <w:p>
       <w:pPr>
-        <w:spacing w:before="100" w:beforeAutospacing="1" w:after="100" w:afterAutospacing="1" w:line="240" w:lineRule="auto"/>
-        <w:outlineLvl w:val="3"/>
-        <w:rPr>
-          <w:rFonts w:ascii="Times New Roman" w:eastAsia="Times New Roman" w:hAnsi="Times New Roman" w:cs="Times New Roman"/>
-          <w:b/>
-          <w:bCs/>
-          <w:kern w:val="0"/>
-          <w:lang w:eastAsia="fr-CA"/>
-          <w14:ligatures w14:val="none"/>
-        </w:rPr>
-      </w:pPr>
-      <w:r>
-        <w:rPr>
-          <w:rFonts w:ascii="Times New Roman" w:eastAsia="Times New Roman" w:hAnsi="Times New Roman" w:cs="Times New Roman"/>
-          <w:b/>
-          <w:bCs/>
-          <w:kern w:val="0"/>
-          <w:lang w:eastAsia="fr-CA"/>
-          <w14:ligatures w14:val="none"/>
-        </w:rPr>
-        <w:t>Étapes ETL</w:t>
-      </w:r>
-    </w:p>
-    <w:p>
-      <w:pPr>
+        <w:rPr>
+          <w:rFonts w:ascii="Times New Roman" w:hAnsi="Times New Roman" w:cs="Times New Roman"/>
+          <w:b/>
+          <w:bCs/>
+        </w:rPr>
+      </w:pPr>
+      <w:r>
+        <w:rPr>
+          <w:rFonts w:ascii="Times New Roman" w:hAnsi="Times New Roman" w:cs="Times New Roman"/>
+          <w:b/>
+          <w:bCs/>
+        </w:rPr>
+        <w:br w:type="page"/>
+      </w:r>
+    </w:p>
+    <w:p>
+      <w:pPr>
+        <w:spacing w:line="276" w:lineRule="auto"/>
+        <w:rPr>
+          <w:rFonts w:ascii="Times New Roman" w:hAnsi="Times New Roman" w:cs="Times New Roman"/>
+          <w:b/>
+          <w:bCs/>
+          <w:sz w:val="28"/>
+          <w:szCs w:val="28"/>
+        </w:rPr>
+      </w:pPr>
+      <w:r>
+        <w:rPr>
+          <w:rFonts w:ascii="Times New Roman" w:hAnsi="Times New Roman" w:cs="Times New Roman"/>
+          <w:b/>
+          <w:bCs/>
+          <w:sz w:val="28"/>
+          <w:szCs w:val="28"/>
+        </w:rPr>
+        <w:lastRenderedPageBreak/>
+        <w:t>Révision de la stratégie d’acquisition des données</w:t>
+      </w:r>
+    </w:p>
+    <w:p>
+      <w:pPr>
+        <w:spacing w:line="276" w:lineRule="auto"/>
+        <w:rPr>
+          <w:rFonts w:ascii="Times New Roman" w:eastAsia="Times New Roman" w:hAnsi="Times New Roman" w:cs="Times New Roman"/>
+          <w:kern w:val="0"/>
+          <w:lang w:eastAsia="fr-CA"/>
+          <w14:ligatures w14:val="none"/>
+        </w:rPr>
+      </w:pPr>
+      <w:r>
+        <w:rPr>
+          <w:rFonts w:ascii="Times New Roman" w:eastAsia="Times New Roman" w:hAnsi="Times New Roman" w:cs="Times New Roman"/>
+          <w:kern w:val="0"/>
+          <w:lang w:eastAsia="fr-CA"/>
+          <w14:ligatures w14:val="none"/>
+        </w:rPr>
+        <w:t xml:space="preserve">Après avoir récupérer les données nécessaires à notre projet, nous avons rapidement réalisé que la ville de Rimouski ne semblait pas être particulièrement intéressante à </w:t>
+      </w:r>
+      <w:r>
+        <w:rPr>
+          <w:rFonts w:ascii="Times New Roman" w:eastAsia="Times New Roman" w:hAnsi="Times New Roman" w:cs="Times New Roman"/>
+          <w:kern w:val="0"/>
+          <w:lang w:eastAsia="fr-CA"/>
+          <w14:ligatures w14:val="none"/>
+        </w:rPr>
+        <w:t>utiliser</w:t>
+      </w:r>
+      <w:r>
+        <w:rPr>
+          <w:rFonts w:ascii="Times New Roman" w:eastAsia="Times New Roman" w:hAnsi="Times New Roman" w:cs="Times New Roman"/>
+          <w:kern w:val="0"/>
+          <w:lang w:eastAsia="fr-CA"/>
+          <w14:ligatures w14:val="none"/>
+        </w:rPr>
+        <w:t xml:space="preserve"> étant donné le faible nombre de restaurants présents. Pour cette raison, nous avons finalement optés pour la ville de Paris, qui regroupe un grand nombre de restaurants et qui est meilleure à utiliser pour peupler nos base de données</w:t>
+      </w:r>
+      <w:r>
+        <w:rPr>
+          <w:rFonts w:ascii="Times New Roman" w:eastAsia="Times New Roman" w:hAnsi="Times New Roman" w:cs="Times New Roman"/>
+          <w:kern w:val="0"/>
+          <w:lang w:eastAsia="fr-CA"/>
+          <w14:ligatures w14:val="none"/>
+        </w:rPr>
+        <w:t>.</w:t>
+      </w:r>
+    </w:p>
+    <w:p>
+      <w:pPr>
+        <w:spacing w:line="276" w:lineRule="auto"/>
+        <w:rPr>
+          <w:rFonts w:ascii="Times New Roman" w:eastAsia="Times New Roman" w:hAnsi="Times New Roman" w:cs="Times New Roman"/>
+          <w:kern w:val="0"/>
+          <w:lang w:eastAsia="fr-CA"/>
+          <w14:ligatures w14:val="none"/>
+        </w:rPr>
+      </w:pPr>
+    </w:p>
+    <w:p>
+      <w:pPr>
+        <w:spacing w:line="276" w:lineRule="auto"/>
+        <w:rPr>
+          <w:rFonts w:ascii="Times New Roman" w:eastAsia="Times New Roman" w:hAnsi="Times New Roman" w:cs="Times New Roman"/>
+          <w:b/>
+          <w:bCs/>
+          <w:kern w:val="0"/>
+          <w:sz w:val="28"/>
+          <w:szCs w:val="28"/>
+          <w:lang w:eastAsia="fr-CA"/>
+          <w14:ligatures w14:val="none"/>
+        </w:rPr>
+      </w:pPr>
+      <w:r>
+        <w:rPr>
+          <w:rFonts w:ascii="Times New Roman" w:eastAsia="Times New Roman" w:hAnsi="Times New Roman" w:cs="Times New Roman"/>
+          <w:b/>
+          <w:bCs/>
+          <w:kern w:val="0"/>
+          <w:sz w:val="28"/>
+          <w:szCs w:val="28"/>
+          <w:lang w:eastAsia="fr-CA"/>
+          <w14:ligatures w14:val="none"/>
+        </w:rPr>
+        <w:t>Révision des technologies utilisées</w:t>
+      </w:r>
+    </w:p>
+    <w:p>
+      <w:pPr>
+        <w:spacing w:line="276" w:lineRule="auto"/>
+        <w:rPr>
+          <w:rFonts w:ascii="Times New Roman" w:hAnsi="Times New Roman" w:cs="Times New Roman"/>
+        </w:rPr>
+      </w:pPr>
+      <w:r>
+        <w:rPr>
+          <w:rFonts w:ascii="Times New Roman" w:hAnsi="Times New Roman" w:cs="Times New Roman"/>
+        </w:rPr>
+        <w:t>Nous n’avons pas apporté de modification à nos choix de technologies utilisées. Nos choix de base de données, de langage de programmation et de source de données se sont tous avérés être judicieux et efficaces.</w:t>
+      </w:r>
+      <w:r>
+        <w:rPr>
+          <w:rFonts w:ascii="Times New Roman" w:hAnsi="Times New Roman" w:cs="Times New Roman"/>
+        </w:rPr>
+        <w:t xml:space="preserve"> L’utilisation de la bibliothèque Pandas de Python nous permet de manipuler des data frames et des fichiers CSV efficacement pour faciliter la transformation des données et leurs chargement en base de données.</w:t>
+      </w:r>
+    </w:p>
+    <w:p>
+      <w:pPr>
+        <w:spacing w:line="276" w:lineRule="auto"/>
+        <w:rPr>
+          <w:rFonts w:ascii="Times New Roman" w:hAnsi="Times New Roman" w:cs="Times New Roman"/>
+        </w:rPr>
+      </w:pPr>
+    </w:p>
+    <w:p>
+      <w:pPr>
+        <w:spacing w:line="276" w:lineRule="auto"/>
+        <w:rPr>
+          <w:rFonts w:ascii="Times New Roman" w:hAnsi="Times New Roman" w:cs="Times New Roman"/>
+          <w:b/>
+          <w:bCs/>
+          <w:sz w:val="28"/>
+          <w:szCs w:val="28"/>
+        </w:rPr>
+      </w:pPr>
+      <w:r>
+        <w:rPr>
+          <w:rFonts w:ascii="Times New Roman" w:hAnsi="Times New Roman" w:cs="Times New Roman"/>
+          <w:b/>
+          <w:bCs/>
+          <w:sz w:val="28"/>
+          <w:szCs w:val="28"/>
+        </w:rPr>
+        <w:t xml:space="preserve">Processus d’acquisition </w:t>
+      </w:r>
+      <w:r>
+        <w:rPr>
+          <w:rFonts w:ascii="Times New Roman" w:hAnsi="Times New Roman" w:cs="Times New Roman"/>
+          <w:b/>
+          <w:bCs/>
+          <w:sz w:val="28"/>
+          <w:szCs w:val="28"/>
+        </w:rPr>
+        <w:t>des données initiales</w:t>
+      </w:r>
+    </w:p>
+    <w:p>
+      <w:pPr>
+        <w:spacing w:before="100" w:beforeAutospacing="1" w:after="100" w:afterAutospacing="1" w:line="276" w:lineRule="auto"/>
+        <w:rPr>
+          <w:rFonts w:ascii="Times New Roman" w:eastAsia="Times New Roman" w:hAnsi="Times New Roman" w:cs="Times New Roman"/>
+          <w:kern w:val="0"/>
+          <w:lang w:eastAsia="fr-CA"/>
+          <w14:ligatures w14:val="none"/>
+        </w:rPr>
+      </w:pPr>
+      <w:r>
+        <w:rPr>
+          <w:rFonts w:ascii="Times New Roman" w:eastAsia="Times New Roman" w:hAnsi="Times New Roman" w:cs="Times New Roman"/>
+          <w:kern w:val="0"/>
+          <w:lang w:eastAsia="fr-CA"/>
+          <w14:ligatures w14:val="none"/>
+        </w:rPr>
+        <w:t>L’extraction de ces données se sont réalisé des façons suivantes :</w:t>
+      </w:r>
+    </w:p>
+    <w:p>
+      <w:pPr>
+        <w:pStyle w:val="Paragraphedeliste"/>
         <w:numPr>
           <w:ilvl w:val="0"/>
-          <w:numId w:val="2"/>
+          <w:numId w:val="4"/>
         </w:numPr>
-        <w:spacing w:before="100" w:beforeAutospacing="1" w:after="100" w:afterAutospacing="1" w:line="240" w:lineRule="auto"/>
-        <w:rPr>
-          <w:rFonts w:ascii="Times New Roman" w:eastAsia="Times New Roman" w:hAnsi="Times New Roman" w:cs="Times New Roman"/>
-          <w:kern w:val="0"/>
-          <w:lang w:eastAsia="fr-CA"/>
-          <w14:ligatures w14:val="none"/>
-        </w:rPr>
-      </w:pPr>
-      <w:r>
-        <w:rPr>
-          <w:rFonts w:ascii="Times New Roman" w:eastAsia="Times New Roman" w:hAnsi="Times New Roman" w:cs="Times New Roman"/>
-          <w:b/>
-          <w:bCs/>
-          <w:kern w:val="0"/>
-          <w:lang w:eastAsia="fr-CA"/>
-          <w14:ligatures w14:val="none"/>
-        </w:rPr>
-        <w:t>Extraction</w:t>
-      </w:r>
-      <w:r>
-        <w:rPr>
-          <w:rFonts w:ascii="Times New Roman" w:eastAsia="Times New Roman" w:hAnsi="Times New Roman" w:cs="Times New Roman"/>
-          <w:kern w:val="0"/>
-          <w:lang w:eastAsia="fr-CA"/>
-          <w14:ligatures w14:val="none"/>
-        </w:rPr>
-        <w:t xml:space="preserve"> :</w:t>
-      </w:r>
-    </w:p>
-    <w:p>
-      <w:pPr>
-        <w:numPr>
-          <w:ilvl w:val="1"/>
-          <w:numId w:val="2"/>
-        </w:numPr>
-        <w:spacing w:before="100" w:beforeAutospacing="1" w:after="100" w:afterAutospacing="1" w:line="240" w:lineRule="auto"/>
+        <w:spacing w:before="100" w:beforeAutospacing="1" w:after="100" w:afterAutospacing="1" w:line="276" w:lineRule="auto"/>
         <w:rPr>
           <w:rFonts w:ascii="Times New Roman" w:eastAsia="Times New Roman" w:hAnsi="Times New Roman" w:cs="Times New Roman"/>
           <w:kern w:val="0"/>
@@ -94,1045 +241,90 @@
           <w:lang w:eastAsia="fr-CA"/>
           <w14:ligatures w14:val="none"/>
         </w:rPr>
-        <w:t xml:space="preserve"> : Nous avons utilisé les données d'</w:t>
-      </w:r>
-      <w:proofErr w:type="spellStart"/>
-      <w:r>
-        <w:rPr>
-          <w:rFonts w:ascii="Times New Roman" w:eastAsia="Times New Roman" w:hAnsi="Times New Roman" w:cs="Times New Roman"/>
-          <w:kern w:val="0"/>
-          <w:lang w:eastAsia="fr-CA"/>
-          <w14:ligatures w14:val="none"/>
-        </w:rPr>
-        <w:t>OpenStreetMap</w:t>
-      </w:r>
-      <w:proofErr w:type="spellEnd"/>
-      <w:r>
-        <w:rPr>
-          <w:rFonts w:ascii="Times New Roman" w:eastAsia="Times New Roman" w:hAnsi="Times New Roman" w:cs="Times New Roman"/>
-          <w:kern w:val="0"/>
-          <w:lang w:eastAsia="fr-CA"/>
-          <w14:ligatures w14:val="none"/>
-        </w:rPr>
-        <w:t xml:space="preserve"> (OSM) pour extraire les points d'intérêt correspondant aux restaurants dans Paris. OSM off</w:t>
-      </w:r>
-      <w:r>
-        <w:rPr>
-          <w:rFonts w:ascii="Times New Roman" w:eastAsia="Times New Roman" w:hAnsi="Times New Roman" w:cs="Times New Roman"/>
-          <w:kern w:val="0"/>
-          <w:lang w:eastAsia="fr-CA"/>
-          <w14:ligatures w14:val="none"/>
-        </w:rPr>
-        <w:t>re</w:t>
-      </w:r>
-      <w:r>
-        <w:rPr>
-          <w:rFonts w:ascii="Times New Roman" w:eastAsia="Times New Roman" w:hAnsi="Times New Roman" w:cs="Times New Roman"/>
-          <w:kern w:val="0"/>
-          <w:lang w:eastAsia="fr-CA"/>
-          <w14:ligatures w14:val="none"/>
-        </w:rPr>
-        <w:t xml:space="preserve"> pleins d’informations mais nous avons </w:t>
-      </w:r>
-      <w:r>
-        <w:rPr>
-          <w:rFonts w:ascii="Times New Roman" w:eastAsia="Times New Roman" w:hAnsi="Times New Roman" w:cs="Times New Roman"/>
-          <w:kern w:val="0"/>
-          <w:lang w:eastAsia="fr-CA"/>
-          <w14:ligatures w14:val="none"/>
-        </w:rPr>
-        <w:t>gardé les informations :</w:t>
-      </w:r>
-      <w:r>
-        <w:rPr>
-          <w:rFonts w:ascii="Times New Roman" w:eastAsia="Times New Roman" w:hAnsi="Times New Roman" w:cs="Times New Roman"/>
-          <w:kern w:val="0"/>
-          <w:lang w:eastAsia="fr-CA"/>
-          <w14:ligatures w14:val="none"/>
-        </w:rPr>
-        <w:t xml:space="preserve"> </w:t>
-      </w:r>
-      <w:proofErr w:type="spellStart"/>
-      <w:r>
-        <w:rPr>
-          <w:rFonts w:ascii="Times New Roman" w:eastAsia="Times New Roman" w:hAnsi="Times New Roman" w:cs="Times New Roman"/>
-          <w:kern w:val="0"/>
-          <w:lang w:eastAsia="fr-CA"/>
-          <w14:ligatures w14:val="none"/>
-        </w:rPr>
-        <w:t>osmid</w:t>
-      </w:r>
-      <w:proofErr w:type="spellEnd"/>
-      <w:r>
-        <w:rPr>
-          <w:rFonts w:ascii="Times New Roman" w:eastAsia="Times New Roman" w:hAnsi="Times New Roman" w:cs="Times New Roman"/>
-          <w:kern w:val="0"/>
-          <w:lang w:eastAsia="fr-CA"/>
-          <w14:ligatures w14:val="none"/>
-        </w:rPr>
-        <w:t xml:space="preserve">, </w:t>
-      </w:r>
-      <w:proofErr w:type="spellStart"/>
-      <w:r>
-        <w:rPr>
-          <w:rFonts w:ascii="Times New Roman" w:eastAsia="Times New Roman" w:hAnsi="Times New Roman" w:cs="Times New Roman"/>
-          <w:kern w:val="0"/>
-          <w:lang w:eastAsia="fr-CA"/>
-          <w14:ligatures w14:val="none"/>
-        </w:rPr>
-        <w:t>n</w:t>
-      </w:r>
-      <w:r>
-        <w:rPr>
-          <w:rFonts w:ascii="Times New Roman" w:eastAsia="Times New Roman" w:hAnsi="Times New Roman" w:cs="Times New Roman"/>
-          <w:kern w:val="0"/>
-          <w:lang w:eastAsia="fr-CA"/>
-          <w14:ligatures w14:val="none"/>
-        </w:rPr>
-        <w:t>a</w:t>
-      </w:r>
-      <w:r>
-        <w:rPr>
-          <w:rFonts w:ascii="Times New Roman" w:eastAsia="Times New Roman" w:hAnsi="Times New Roman" w:cs="Times New Roman"/>
-          <w:kern w:val="0"/>
-          <w:lang w:eastAsia="fr-CA"/>
-          <w14:ligatures w14:val="none"/>
-        </w:rPr>
-        <w:t>m</w:t>
-      </w:r>
-      <w:r>
-        <w:rPr>
-          <w:rFonts w:ascii="Times New Roman" w:eastAsia="Times New Roman" w:hAnsi="Times New Roman" w:cs="Times New Roman"/>
-          <w:kern w:val="0"/>
-          <w:lang w:eastAsia="fr-CA"/>
-          <w14:ligatures w14:val="none"/>
-        </w:rPr>
-        <w:t>e</w:t>
-      </w:r>
-      <w:proofErr w:type="spellEnd"/>
-      <w:r>
-        <w:rPr>
-          <w:rFonts w:ascii="Times New Roman" w:eastAsia="Times New Roman" w:hAnsi="Times New Roman" w:cs="Times New Roman"/>
-          <w:kern w:val="0"/>
-          <w:lang w:eastAsia="fr-CA"/>
-          <w14:ligatures w14:val="none"/>
-        </w:rPr>
-        <w:t xml:space="preserve">, cuisine, </w:t>
-      </w:r>
-      <w:proofErr w:type="spellStart"/>
-      <w:r>
-        <w:rPr>
-          <w:rFonts w:ascii="Times New Roman" w:eastAsia="Times New Roman" w:hAnsi="Times New Roman" w:cs="Times New Roman"/>
-          <w:kern w:val="0"/>
-          <w:lang w:eastAsia="fr-CA"/>
-          <w14:ligatures w14:val="none"/>
-        </w:rPr>
-        <w:t>coordinates</w:t>
-      </w:r>
-      <w:proofErr w:type="spellEnd"/>
-      <w:r>
-        <w:rPr>
-          <w:rFonts w:ascii="Times New Roman" w:eastAsia="Times New Roman" w:hAnsi="Times New Roman" w:cs="Times New Roman"/>
-          <w:kern w:val="0"/>
-          <w:lang w:eastAsia="fr-CA"/>
-          <w14:ligatures w14:val="none"/>
-        </w:rPr>
-        <w:t>,</w:t>
-      </w:r>
-      <w:r>
-        <w:rPr>
-          <w:rFonts w:ascii="Times New Roman" w:eastAsia="Times New Roman" w:hAnsi="Times New Roman" w:cs="Times New Roman"/>
-          <w:kern w:val="0"/>
-          <w:lang w:eastAsia="fr-CA"/>
-          <w14:ligatures w14:val="none"/>
-        </w:rPr>
-        <w:t xml:space="preserve"> </w:t>
-      </w:r>
-      <w:proofErr w:type="spellStart"/>
-      <w:proofErr w:type="gramStart"/>
-      <w:r>
-        <w:rPr>
-          <w:rFonts w:ascii="Times New Roman" w:eastAsia="Times New Roman" w:hAnsi="Times New Roman" w:cs="Times New Roman"/>
-          <w:kern w:val="0"/>
-          <w:lang w:eastAsia="fr-CA"/>
-          <w14:ligatures w14:val="none"/>
-        </w:rPr>
-        <w:t>addr:city</w:t>
-      </w:r>
-      <w:proofErr w:type="spellEnd"/>
-      <w:proofErr w:type="gramEnd"/>
-      <w:r>
-        <w:rPr>
-          <w:rFonts w:ascii="Times New Roman" w:eastAsia="Times New Roman" w:hAnsi="Times New Roman" w:cs="Times New Roman"/>
-          <w:kern w:val="0"/>
-          <w:lang w:eastAsia="fr-CA"/>
-          <w14:ligatures w14:val="none"/>
-        </w:rPr>
-        <w:t xml:space="preserve">, </w:t>
-      </w:r>
-      <w:proofErr w:type="spellStart"/>
-      <w:r>
-        <w:rPr>
-          <w:rFonts w:ascii="Times New Roman" w:eastAsia="Times New Roman" w:hAnsi="Times New Roman" w:cs="Times New Roman"/>
-          <w:kern w:val="0"/>
-          <w:lang w:eastAsia="fr-CA"/>
-          <w14:ligatures w14:val="none"/>
-        </w:rPr>
-        <w:t>addr:housenumber</w:t>
-      </w:r>
-      <w:proofErr w:type="spellEnd"/>
-      <w:r>
-        <w:rPr>
-          <w:rFonts w:ascii="Times New Roman" w:eastAsia="Times New Roman" w:hAnsi="Times New Roman" w:cs="Times New Roman"/>
-          <w:kern w:val="0"/>
-          <w:lang w:eastAsia="fr-CA"/>
-          <w14:ligatures w14:val="none"/>
-        </w:rPr>
-        <w:t xml:space="preserve">, </w:t>
-      </w:r>
-      <w:proofErr w:type="spellStart"/>
-      <w:r>
-        <w:rPr>
-          <w:rFonts w:ascii="Times New Roman" w:eastAsia="Times New Roman" w:hAnsi="Times New Roman" w:cs="Times New Roman"/>
-          <w:kern w:val="0"/>
-          <w:lang w:eastAsia="fr-CA"/>
-          <w14:ligatures w14:val="none"/>
-        </w:rPr>
-        <w:t>addr:postcode</w:t>
-      </w:r>
-      <w:proofErr w:type="spellEnd"/>
-      <w:r>
-        <w:rPr>
-          <w:rFonts w:ascii="Times New Roman" w:eastAsia="Times New Roman" w:hAnsi="Times New Roman" w:cs="Times New Roman"/>
-          <w:kern w:val="0"/>
-          <w:lang w:eastAsia="fr-CA"/>
-          <w14:ligatures w14:val="none"/>
-        </w:rPr>
-        <w:t xml:space="preserve">, </w:t>
-      </w:r>
-      <w:proofErr w:type="spellStart"/>
-      <w:r>
-        <w:rPr>
-          <w:rFonts w:ascii="Times New Roman" w:eastAsia="Times New Roman" w:hAnsi="Times New Roman" w:cs="Times New Roman"/>
-          <w:kern w:val="0"/>
-          <w:lang w:eastAsia="fr-CA"/>
-          <w14:ligatures w14:val="none"/>
-        </w:rPr>
-        <w:t>addr:street</w:t>
-      </w:r>
-      <w:proofErr w:type="spellEnd"/>
-      <w:r>
-        <w:rPr>
-          <w:rFonts w:ascii="Times New Roman" w:eastAsia="Times New Roman" w:hAnsi="Times New Roman" w:cs="Times New Roman"/>
-          <w:kern w:val="0"/>
-          <w:lang w:eastAsia="fr-CA"/>
-          <w14:ligatures w14:val="none"/>
-        </w:rPr>
-        <w:t xml:space="preserve">, </w:t>
-      </w:r>
-      <w:proofErr w:type="spellStart"/>
-      <w:r>
-        <w:rPr>
-          <w:rFonts w:ascii="Times New Roman" w:eastAsia="Times New Roman" w:hAnsi="Times New Roman" w:cs="Times New Roman"/>
-          <w:kern w:val="0"/>
-          <w:lang w:eastAsia="fr-CA"/>
-          <w14:ligatures w14:val="none"/>
-        </w:rPr>
-        <w:t>opening_hours</w:t>
-      </w:r>
-      <w:proofErr w:type="spellEnd"/>
-      <w:r>
-        <w:rPr>
-          <w:rFonts w:ascii="Times New Roman" w:eastAsia="Times New Roman" w:hAnsi="Times New Roman" w:cs="Times New Roman"/>
-          <w:kern w:val="0"/>
-          <w:lang w:eastAsia="fr-CA"/>
-          <w14:ligatures w14:val="none"/>
-        </w:rPr>
-        <w:t>, phone</w:t>
-      </w:r>
-      <w:r>
-        <w:rPr>
-          <w:rFonts w:ascii="Times New Roman" w:eastAsia="Times New Roman" w:hAnsi="Times New Roman" w:cs="Times New Roman"/>
-          <w:kern w:val="0"/>
-          <w:lang w:eastAsia="fr-CA"/>
-          <w14:ligatures w14:val="none"/>
-        </w:rPr>
-        <w:t xml:space="preserve"> et</w:t>
-      </w:r>
-      <w:r>
-        <w:rPr>
-          <w:rFonts w:ascii="Times New Roman" w:eastAsia="Times New Roman" w:hAnsi="Times New Roman" w:cs="Times New Roman"/>
-          <w:kern w:val="0"/>
-          <w:lang w:eastAsia="fr-CA"/>
-          <w14:ligatures w14:val="none"/>
-        </w:rPr>
-        <w:t xml:space="preserve"> description. Ces </w:t>
-      </w:r>
-      <w:r>
-        <w:rPr>
-          <w:rFonts w:ascii="Times New Roman" w:eastAsia="Times New Roman" w:hAnsi="Times New Roman" w:cs="Times New Roman"/>
-          <w:kern w:val="0"/>
-          <w:lang w:eastAsia="fr-CA"/>
-          <w14:ligatures w14:val="none"/>
-        </w:rPr>
-        <w:t>dernières</w:t>
-      </w:r>
-      <w:r>
-        <w:rPr>
-          <w:rFonts w:ascii="Times New Roman" w:eastAsia="Times New Roman" w:hAnsi="Times New Roman" w:cs="Times New Roman"/>
-          <w:kern w:val="0"/>
-          <w:lang w:eastAsia="fr-CA"/>
-          <w14:ligatures w14:val="none"/>
-        </w:rPr>
-        <w:t xml:space="preserve"> permettent une analyse détaillée et une meilleure localisation des restaurants.</w:t>
-      </w:r>
-    </w:p>
-    <w:p>
-      <w:pPr>
-        <w:numPr>
-          <w:ilvl w:val="1"/>
-          <w:numId w:val="2"/>
-        </w:numPr>
-        <w:spacing w:before="100" w:beforeAutospacing="1" w:after="100" w:afterAutospacing="1" w:line="240" w:lineRule="auto"/>
-        <w:rPr>
-          <w:rFonts w:ascii="Times New Roman" w:eastAsia="Times New Roman" w:hAnsi="Times New Roman" w:cs="Times New Roman"/>
-          <w:kern w:val="0"/>
-          <w:lang w:eastAsia="fr-CA"/>
-          <w14:ligatures w14:val="none"/>
-        </w:rPr>
-      </w:pPr>
-      <w:r>
-        <w:rPr>
-          <w:rFonts w:ascii="Times New Roman" w:eastAsia="Times New Roman" w:hAnsi="Times New Roman" w:cs="Times New Roman"/>
-          <w:b/>
-          <w:bCs/>
-          <w:kern w:val="0"/>
-          <w:lang w:eastAsia="fr-CA"/>
-          <w14:ligatures w14:val="none"/>
-        </w:rPr>
-        <w:t>Données de pistes cyclables</w:t>
-      </w:r>
-      <w:r>
-        <w:rPr>
-          <w:rFonts w:ascii="Times New Roman" w:eastAsia="Times New Roman" w:hAnsi="Times New Roman" w:cs="Times New Roman"/>
-          <w:kern w:val="0"/>
-          <w:lang w:eastAsia="fr-CA"/>
-          <w14:ligatures w14:val="none"/>
-        </w:rPr>
-        <w:t xml:space="preserve"> : De la même manière, nous avons extrait les pistes cyclables en conservant les coordonnées sous forme de liste de points pour une représentation détaillée des chemins.</w:t>
-      </w:r>
-    </w:p>
-    <w:p>
-      <w:pPr>
+        <w:t xml:space="preserve"> : Nous avons utilisé les données d'OpenStreetMap (OSM) pour extraire les points d'intérêt correspondant aux restaurants dans Paris. OSM offre pleins d’informations mais nous avons gardé les informations : osmid, name, cuisine, coordinates, addr:city, addr:housenumber, addr:postcode, addr:street, opening_hours, phone et description. Ces dernières permettent une analyse détaillée et une meilleure localisation des restaurants.</w:t>
+      </w:r>
+    </w:p>
+    <w:p>
+      <w:pPr>
+        <w:pStyle w:val="Paragraphedeliste"/>
         <w:numPr>
           <w:ilvl w:val="0"/>
-          <w:numId w:val="2"/>
+          <w:numId w:val="4"/>
         </w:numPr>
-        <w:spacing w:before="100" w:beforeAutospacing="1" w:after="100" w:afterAutospacing="1" w:line="240" w:lineRule="auto"/>
-        <w:rPr>
-          <w:rFonts w:ascii="Times New Roman" w:eastAsia="Times New Roman" w:hAnsi="Times New Roman" w:cs="Times New Roman"/>
-          <w:kern w:val="0"/>
-          <w:lang w:eastAsia="fr-CA"/>
-          <w14:ligatures w14:val="none"/>
-        </w:rPr>
-      </w:pPr>
-      <w:r>
-        <w:rPr>
-          <w:rFonts w:ascii="Times New Roman" w:eastAsia="Times New Roman" w:hAnsi="Times New Roman" w:cs="Times New Roman"/>
-          <w:b/>
-          <w:bCs/>
-          <w:kern w:val="0"/>
-          <w:lang w:eastAsia="fr-CA"/>
-          <w14:ligatures w14:val="none"/>
-        </w:rPr>
-        <w:t>Transformation</w:t>
-      </w:r>
-      <w:r>
-        <w:rPr>
-          <w:rFonts w:ascii="Times New Roman" w:eastAsia="Times New Roman" w:hAnsi="Times New Roman" w:cs="Times New Roman"/>
-          <w:kern w:val="0"/>
-          <w:lang w:eastAsia="fr-CA"/>
-          <w14:ligatures w14:val="none"/>
-        </w:rPr>
-        <w:t xml:space="preserve"> :</w:t>
-      </w:r>
-    </w:p>
-    <w:p>
-      <w:pPr>
-        <w:numPr>
-          <w:ilvl w:val="1"/>
-          <w:numId w:val="2"/>
-        </w:numPr>
-        <w:spacing w:before="100" w:beforeAutospacing="1" w:after="100" w:afterAutospacing="1" w:line="240" w:lineRule="auto"/>
-        <w:rPr>
-          <w:rFonts w:ascii="Times New Roman" w:eastAsia="Times New Roman" w:hAnsi="Times New Roman" w:cs="Times New Roman"/>
-          <w:kern w:val="0"/>
-          <w:lang w:eastAsia="fr-CA"/>
-          <w14:ligatures w14:val="none"/>
-        </w:rPr>
-      </w:pPr>
-      <w:r>
-        <w:rPr>
-          <w:rFonts w:ascii="Times New Roman" w:eastAsia="Times New Roman" w:hAnsi="Times New Roman" w:cs="Times New Roman"/>
-          <w:b/>
-          <w:bCs/>
-          <w:kern w:val="0"/>
-          <w:lang w:eastAsia="fr-CA"/>
-          <w14:ligatures w14:val="none"/>
-        </w:rPr>
-        <w:t>Standardisation des adresses</w:t>
-      </w:r>
-      <w:r>
-        <w:rPr>
-          <w:rFonts w:ascii="Times New Roman" w:eastAsia="Times New Roman" w:hAnsi="Times New Roman" w:cs="Times New Roman"/>
-          <w:kern w:val="0"/>
-          <w:lang w:eastAsia="fr-CA"/>
-          <w14:ligatures w14:val="none"/>
-        </w:rPr>
-        <w:t xml:space="preserve"> : Afin d'uniformiser les adresses, nous avons appliqué un format canadien, où chaque adresse est représentée sous la forme "Numéro de maison, Rue, Ville, Code postal".</w:t>
-      </w:r>
-    </w:p>
-    <w:p>
-      <w:pPr>
-        <w:numPr>
-          <w:ilvl w:val="1"/>
-          <w:numId w:val="2"/>
-        </w:numPr>
-        <w:spacing w:before="100" w:beforeAutospacing="1" w:after="100" w:afterAutospacing="1" w:line="240" w:lineRule="auto"/>
-        <w:rPr>
-          <w:rFonts w:ascii="Times New Roman" w:eastAsia="Times New Roman" w:hAnsi="Times New Roman" w:cs="Times New Roman"/>
-          <w:kern w:val="0"/>
-          <w:lang w:eastAsia="fr-CA"/>
-          <w14:ligatures w14:val="none"/>
-        </w:rPr>
-      </w:pPr>
-      <w:r>
-        <w:rPr>
-          <w:rFonts w:ascii="Times New Roman" w:eastAsia="Times New Roman" w:hAnsi="Times New Roman" w:cs="Times New Roman"/>
-          <w:b/>
-          <w:bCs/>
-          <w:kern w:val="0"/>
-          <w:lang w:eastAsia="fr-CA"/>
-          <w14:ligatures w14:val="none"/>
-        </w:rPr>
-        <w:t>Renommage des colonnes</w:t>
-      </w:r>
-      <w:r>
-        <w:rPr>
-          <w:rFonts w:ascii="Times New Roman" w:eastAsia="Times New Roman" w:hAnsi="Times New Roman" w:cs="Times New Roman"/>
-          <w:kern w:val="0"/>
-          <w:lang w:eastAsia="fr-CA"/>
-          <w14:ligatures w14:val="none"/>
-        </w:rPr>
-        <w:t xml:space="preserve"> : Les colonnes ont été traduites en français pour améliorer la lisibilité des données, par exemple, </w:t>
-      </w:r>
-      <w:proofErr w:type="spellStart"/>
-      <w:r>
-        <w:rPr>
-          <w:rFonts w:ascii="Times New Roman" w:eastAsia="Times New Roman" w:hAnsi="Times New Roman" w:cs="Times New Roman"/>
-          <w:kern w:val="0"/>
-          <w:sz w:val="20"/>
-          <w:szCs w:val="20"/>
-          <w:lang w:eastAsia="fr-CA"/>
-          <w14:ligatures w14:val="none"/>
-        </w:rPr>
-        <w:t>name</w:t>
-      </w:r>
-      <w:proofErr w:type="spellEnd"/>
-      <w:r>
-        <w:rPr>
-          <w:rFonts w:ascii="Times New Roman" w:eastAsia="Times New Roman" w:hAnsi="Times New Roman" w:cs="Times New Roman"/>
-          <w:kern w:val="0"/>
-          <w:lang w:eastAsia="fr-CA"/>
-          <w14:ligatures w14:val="none"/>
-        </w:rPr>
-        <w:t xml:space="preserve"> est devenu </w:t>
-      </w:r>
-      <w:r>
-        <w:rPr>
-          <w:rFonts w:ascii="Times New Roman" w:eastAsia="Times New Roman" w:hAnsi="Times New Roman" w:cs="Times New Roman"/>
-          <w:kern w:val="0"/>
-          <w:sz w:val="20"/>
-          <w:szCs w:val="20"/>
-          <w:lang w:eastAsia="fr-CA"/>
-          <w14:ligatures w14:val="none"/>
-        </w:rPr>
-        <w:t>nom</w:t>
-      </w:r>
-      <w:r>
-        <w:rPr>
-          <w:rFonts w:ascii="Times New Roman" w:eastAsia="Times New Roman" w:hAnsi="Times New Roman" w:cs="Times New Roman"/>
-          <w:kern w:val="0"/>
-          <w:lang w:eastAsia="fr-CA"/>
-          <w14:ligatures w14:val="none"/>
-        </w:rPr>
-        <w:t xml:space="preserve">, et </w:t>
-      </w:r>
-      <w:r>
-        <w:rPr>
-          <w:rFonts w:ascii="Times New Roman" w:eastAsia="Times New Roman" w:hAnsi="Times New Roman" w:cs="Times New Roman"/>
-          <w:kern w:val="0"/>
-          <w:sz w:val="20"/>
-          <w:szCs w:val="20"/>
-          <w:lang w:eastAsia="fr-CA"/>
-          <w14:ligatures w14:val="none"/>
-        </w:rPr>
-        <w:t>cuisine</w:t>
-      </w:r>
-      <w:r>
-        <w:rPr>
-          <w:rFonts w:ascii="Times New Roman" w:eastAsia="Times New Roman" w:hAnsi="Times New Roman" w:cs="Times New Roman"/>
-          <w:kern w:val="0"/>
-          <w:lang w:eastAsia="fr-CA"/>
-          <w14:ligatures w14:val="none"/>
-        </w:rPr>
-        <w:t xml:space="preserve"> a été transformé en </w:t>
-      </w:r>
-      <w:proofErr w:type="spellStart"/>
-      <w:r>
-        <w:rPr>
-          <w:rFonts w:ascii="Times New Roman" w:eastAsia="Times New Roman" w:hAnsi="Times New Roman" w:cs="Times New Roman"/>
-          <w:kern w:val="0"/>
-          <w:sz w:val="20"/>
-          <w:szCs w:val="20"/>
-          <w:lang w:eastAsia="fr-CA"/>
-          <w14:ligatures w14:val="none"/>
-        </w:rPr>
-        <w:t>type_de_restaurant</w:t>
-      </w:r>
-      <w:proofErr w:type="spellEnd"/>
-      <w:r>
-        <w:rPr>
-          <w:rFonts w:ascii="Times New Roman" w:eastAsia="Times New Roman" w:hAnsi="Times New Roman" w:cs="Times New Roman"/>
-          <w:kern w:val="0"/>
-          <w:lang w:eastAsia="fr-CA"/>
-          <w14:ligatures w14:val="none"/>
-        </w:rPr>
-        <w:t>.</w:t>
-      </w:r>
-    </w:p>
-    <w:p>
-      <w:pPr>
-        <w:numPr>
-          <w:ilvl w:val="1"/>
-          <w:numId w:val="2"/>
-        </w:numPr>
-        <w:spacing w:before="100" w:beforeAutospacing="1" w:after="100" w:afterAutospacing="1" w:line="240" w:lineRule="auto"/>
-        <w:rPr>
-          <w:rFonts w:ascii="Times New Roman" w:eastAsia="Times New Roman" w:hAnsi="Times New Roman" w:cs="Times New Roman"/>
-          <w:kern w:val="0"/>
-          <w:lang w:eastAsia="fr-CA"/>
-          <w14:ligatures w14:val="none"/>
-        </w:rPr>
-      </w:pPr>
-      <w:r>
-        <w:rPr>
-          <w:rFonts w:ascii="Times New Roman" w:eastAsia="Times New Roman" w:hAnsi="Times New Roman" w:cs="Times New Roman"/>
-          <w:b/>
-          <w:bCs/>
-          <w:kern w:val="0"/>
-          <w:lang w:eastAsia="fr-CA"/>
-          <w14:ligatures w14:val="none"/>
-        </w:rPr>
-        <w:t>Classification des types de restaurants et services</w:t>
-      </w:r>
-      <w:r>
-        <w:rPr>
-          <w:rFonts w:ascii="Times New Roman" w:eastAsia="Times New Roman" w:hAnsi="Times New Roman" w:cs="Times New Roman"/>
-          <w:kern w:val="0"/>
-          <w:lang w:eastAsia="fr-CA"/>
-          <w14:ligatures w14:val="none"/>
-        </w:rPr>
-        <w:t xml:space="preserve"> :</w:t>
-      </w:r>
-    </w:p>
-    <w:p>
-      <w:pPr>
-        <w:numPr>
-          <w:ilvl w:val="2"/>
-          <w:numId w:val="2"/>
-        </w:numPr>
-        <w:spacing w:before="100" w:beforeAutospacing="1" w:after="100" w:afterAutospacing="1" w:line="240" w:lineRule="auto"/>
-        <w:rPr>
-          <w:rFonts w:ascii="Times New Roman" w:eastAsia="Times New Roman" w:hAnsi="Times New Roman" w:cs="Times New Roman"/>
-          <w:kern w:val="0"/>
-          <w:lang w:eastAsia="fr-CA"/>
-          <w14:ligatures w14:val="none"/>
-        </w:rPr>
-      </w:pPr>
-      <w:r>
-        <w:rPr>
-          <w:rFonts w:ascii="Times New Roman" w:eastAsia="Times New Roman" w:hAnsi="Times New Roman" w:cs="Times New Roman"/>
-          <w:b/>
-          <w:bCs/>
-          <w:kern w:val="0"/>
-          <w:lang w:eastAsia="fr-CA"/>
-          <w14:ligatures w14:val="none"/>
-        </w:rPr>
-        <w:t>Type de restaurant</w:t>
-      </w:r>
-      <w:r>
-        <w:rPr>
-          <w:rFonts w:ascii="Times New Roman" w:eastAsia="Times New Roman" w:hAnsi="Times New Roman" w:cs="Times New Roman"/>
-          <w:kern w:val="0"/>
-          <w:lang w:eastAsia="fr-CA"/>
-          <w14:ligatures w14:val="none"/>
-        </w:rPr>
-        <w:t xml:space="preserve"> : Cette information est directement tirée de la colonne </w:t>
-      </w:r>
-      <w:r>
-        <w:rPr>
-          <w:rFonts w:ascii="Times New Roman" w:eastAsia="Times New Roman" w:hAnsi="Times New Roman" w:cs="Times New Roman"/>
-          <w:kern w:val="0"/>
-          <w:sz w:val="20"/>
-          <w:szCs w:val="20"/>
-          <w:lang w:eastAsia="fr-CA"/>
-          <w14:ligatures w14:val="none"/>
-        </w:rPr>
-        <w:t>cuisine</w:t>
-      </w:r>
-      <w:r>
-        <w:rPr>
-          <w:rFonts w:ascii="Times New Roman" w:eastAsia="Times New Roman" w:hAnsi="Times New Roman" w:cs="Times New Roman"/>
-          <w:kern w:val="0"/>
-          <w:lang w:eastAsia="fr-CA"/>
-          <w14:ligatures w14:val="none"/>
-        </w:rPr>
-        <w:t xml:space="preserve"> d'OSM et a été renommée en </w:t>
-      </w:r>
-      <w:proofErr w:type="spellStart"/>
-      <w:r>
-        <w:rPr>
-          <w:rFonts w:ascii="Times New Roman" w:eastAsia="Times New Roman" w:hAnsi="Times New Roman" w:cs="Times New Roman"/>
-          <w:kern w:val="0"/>
-          <w:sz w:val="20"/>
-          <w:szCs w:val="20"/>
-          <w:lang w:eastAsia="fr-CA"/>
-          <w14:ligatures w14:val="none"/>
-        </w:rPr>
-        <w:t>type_de_restaurant</w:t>
-      </w:r>
-      <w:proofErr w:type="spellEnd"/>
-      <w:r>
-        <w:rPr>
-          <w:rFonts w:ascii="Times New Roman" w:eastAsia="Times New Roman" w:hAnsi="Times New Roman" w:cs="Times New Roman"/>
-          <w:kern w:val="0"/>
-          <w:lang w:eastAsia="fr-CA"/>
-          <w14:ligatures w14:val="none"/>
-        </w:rPr>
-        <w:t>.</w:t>
-      </w:r>
-    </w:p>
-    <w:p>
-      <w:pPr>
-        <w:numPr>
-          <w:ilvl w:val="2"/>
-          <w:numId w:val="2"/>
-        </w:numPr>
-        <w:spacing w:before="100" w:beforeAutospacing="1" w:after="100" w:afterAutospacing="1" w:line="240" w:lineRule="auto"/>
-        <w:rPr>
-          <w:rFonts w:ascii="Times New Roman" w:eastAsia="Times New Roman" w:hAnsi="Times New Roman" w:cs="Times New Roman"/>
-          <w:kern w:val="0"/>
-          <w:lang w:eastAsia="fr-CA"/>
-          <w14:ligatures w14:val="none"/>
-        </w:rPr>
-      </w:pPr>
-      <w:r>
-        <w:rPr>
-          <w:rFonts w:ascii="Times New Roman" w:eastAsia="Times New Roman" w:hAnsi="Times New Roman" w:cs="Times New Roman"/>
-          <w:b/>
-          <w:bCs/>
-          <w:kern w:val="0"/>
-          <w:lang w:eastAsia="fr-CA"/>
-          <w14:ligatures w14:val="none"/>
-        </w:rPr>
-        <w:t>Type de service</w:t>
-      </w:r>
-      <w:r>
-        <w:rPr>
-          <w:rFonts w:ascii="Times New Roman" w:eastAsia="Times New Roman" w:hAnsi="Times New Roman" w:cs="Times New Roman"/>
-          <w:kern w:val="0"/>
-          <w:lang w:eastAsia="fr-CA"/>
-          <w14:ligatures w14:val="none"/>
-        </w:rPr>
-        <w:t xml:space="preserve"> : Nous avons ajouté une nouvelle colonne </w:t>
-      </w:r>
-      <w:proofErr w:type="spellStart"/>
-      <w:r>
-        <w:rPr>
-          <w:rFonts w:ascii="Times New Roman" w:eastAsia="Times New Roman" w:hAnsi="Times New Roman" w:cs="Times New Roman"/>
-          <w:kern w:val="0"/>
-          <w:sz w:val="20"/>
-          <w:szCs w:val="20"/>
-          <w:lang w:eastAsia="fr-CA"/>
-          <w14:ligatures w14:val="none"/>
-        </w:rPr>
-        <w:t>type_de_service</w:t>
-      </w:r>
-      <w:proofErr w:type="spellEnd"/>
-      <w:r>
-        <w:rPr>
-          <w:rFonts w:ascii="Times New Roman" w:eastAsia="Times New Roman" w:hAnsi="Times New Roman" w:cs="Times New Roman"/>
-          <w:kern w:val="0"/>
-          <w:lang w:eastAsia="fr-CA"/>
-          <w14:ligatures w14:val="none"/>
-        </w:rPr>
-        <w:t>, définie en fonction de mots-clés trouvés dans la description du restaurant. Par exemple, "</w:t>
-      </w:r>
-      <w:r>
-        <w:rPr>
-          <w:rFonts w:ascii="Times New Roman" w:eastAsia="Times New Roman" w:hAnsi="Times New Roman" w:cs="Times New Roman"/>
-          <w:kern w:val="0"/>
-          <w:lang w:eastAsia="fr-CA"/>
-          <w14:ligatures w14:val="none"/>
-        </w:rPr>
-        <w:t>emporté</w:t>
-      </w:r>
-      <w:r>
-        <w:rPr>
-          <w:rFonts w:ascii="Times New Roman" w:eastAsia="Times New Roman" w:hAnsi="Times New Roman" w:cs="Times New Roman"/>
-          <w:kern w:val="0"/>
-          <w:lang w:eastAsia="fr-CA"/>
-          <w14:ligatures w14:val="none"/>
-        </w:rPr>
-        <w:t>" est classé comme "</w:t>
-      </w:r>
-      <w:r>
-        <w:rPr>
-          <w:rFonts w:ascii="Times New Roman" w:eastAsia="Times New Roman" w:hAnsi="Times New Roman" w:cs="Times New Roman"/>
-          <w:kern w:val="0"/>
-          <w:lang w:eastAsia="fr-CA"/>
-          <w14:ligatures w14:val="none"/>
-        </w:rPr>
-        <w:t>Service à emporter</w:t>
-      </w:r>
-      <w:r>
-        <w:rPr>
-          <w:rFonts w:ascii="Times New Roman" w:eastAsia="Times New Roman" w:hAnsi="Times New Roman" w:cs="Times New Roman"/>
-          <w:kern w:val="0"/>
-          <w:lang w:eastAsia="fr-CA"/>
-          <w14:ligatures w14:val="none"/>
-        </w:rPr>
-        <w:t>", "</w:t>
-      </w:r>
-      <w:proofErr w:type="spellStart"/>
-      <w:r>
-        <w:rPr>
-          <w:rFonts w:ascii="Times New Roman" w:eastAsia="Times New Roman" w:hAnsi="Times New Roman" w:cs="Times New Roman"/>
-          <w:kern w:val="0"/>
-          <w:lang w:eastAsia="fr-CA"/>
-          <w14:ligatures w14:val="none"/>
-        </w:rPr>
-        <w:t>uber</w:t>
-      </w:r>
-      <w:proofErr w:type="spellEnd"/>
-      <w:r>
-        <w:rPr>
-          <w:rFonts w:ascii="Times New Roman" w:eastAsia="Times New Roman" w:hAnsi="Times New Roman" w:cs="Times New Roman"/>
-          <w:kern w:val="0"/>
-          <w:lang w:eastAsia="fr-CA"/>
-          <w14:ligatures w14:val="none"/>
-        </w:rPr>
-        <w:t xml:space="preserve"> </w:t>
-      </w:r>
-      <w:proofErr w:type="spellStart"/>
-      <w:r>
-        <w:rPr>
-          <w:rFonts w:ascii="Times New Roman" w:eastAsia="Times New Roman" w:hAnsi="Times New Roman" w:cs="Times New Roman"/>
-          <w:kern w:val="0"/>
-          <w:lang w:eastAsia="fr-CA"/>
-          <w14:ligatures w14:val="none"/>
-        </w:rPr>
-        <w:t>eats</w:t>
-      </w:r>
-      <w:proofErr w:type="spellEnd"/>
-      <w:r>
-        <w:rPr>
-          <w:rFonts w:ascii="Times New Roman" w:eastAsia="Times New Roman" w:hAnsi="Times New Roman" w:cs="Times New Roman"/>
-          <w:kern w:val="0"/>
-          <w:lang w:eastAsia="fr-CA"/>
-          <w14:ligatures w14:val="none"/>
-        </w:rPr>
-        <w:t xml:space="preserve">" comme "Service </w:t>
-      </w:r>
-      <w:r>
-        <w:rPr>
-          <w:rFonts w:ascii="Times New Roman" w:eastAsia="Times New Roman" w:hAnsi="Times New Roman" w:cs="Times New Roman"/>
-          <w:kern w:val="0"/>
-          <w:lang w:eastAsia="fr-CA"/>
-          <w14:ligatures w14:val="none"/>
-        </w:rPr>
-        <w:t>de livraison</w:t>
-      </w:r>
-      <w:r>
-        <w:rPr>
-          <w:rFonts w:ascii="Times New Roman" w:eastAsia="Times New Roman" w:hAnsi="Times New Roman" w:cs="Times New Roman"/>
-          <w:kern w:val="0"/>
-          <w:lang w:eastAsia="fr-CA"/>
-          <w14:ligatures w14:val="none"/>
-        </w:rPr>
-        <w:t>",</w:t>
-      </w:r>
-      <w:r>
-        <w:rPr>
-          <w:rFonts w:ascii="Times New Roman" w:eastAsia="Times New Roman" w:hAnsi="Times New Roman" w:cs="Times New Roman"/>
-          <w:kern w:val="0"/>
-          <w:lang w:eastAsia="fr-CA"/>
-          <w14:ligatures w14:val="none"/>
-        </w:rPr>
-        <w:t xml:space="preserve"> </w:t>
-      </w:r>
-      <w:r>
-        <w:rPr>
-          <w:rFonts w:ascii="Times New Roman" w:eastAsia="Times New Roman" w:hAnsi="Times New Roman" w:cs="Times New Roman"/>
-          <w:kern w:val="0"/>
-          <w:lang w:eastAsia="fr-CA"/>
-          <w14:ligatures w14:val="none"/>
-        </w:rPr>
-        <w:t>"</w:t>
-      </w:r>
-      <w:r>
-        <w:rPr>
-          <w:rFonts w:ascii="Times New Roman" w:eastAsia="Times New Roman" w:hAnsi="Times New Roman" w:cs="Times New Roman"/>
-          <w:kern w:val="0"/>
-          <w:lang w:eastAsia="fr-CA"/>
-          <w14:ligatures w14:val="none"/>
-        </w:rPr>
-        <w:t>buffet</w:t>
-      </w:r>
-      <w:r>
-        <w:rPr>
-          <w:rFonts w:ascii="Times New Roman" w:eastAsia="Times New Roman" w:hAnsi="Times New Roman" w:cs="Times New Roman"/>
-          <w:kern w:val="0"/>
-          <w:lang w:eastAsia="fr-CA"/>
-          <w14:ligatures w14:val="none"/>
-        </w:rPr>
-        <w:t>"</w:t>
-      </w:r>
-      <w:r>
-        <w:rPr>
-          <w:rFonts w:ascii="Times New Roman" w:eastAsia="Times New Roman" w:hAnsi="Times New Roman" w:cs="Times New Roman"/>
-          <w:kern w:val="0"/>
-          <w:lang w:eastAsia="fr-CA"/>
-          <w14:ligatures w14:val="none"/>
-        </w:rPr>
-        <w:t xml:space="preserve"> ou </w:t>
-      </w:r>
-      <w:r>
-        <w:rPr>
-          <w:rFonts w:ascii="Times New Roman" w:eastAsia="Times New Roman" w:hAnsi="Times New Roman" w:cs="Times New Roman"/>
-          <w:kern w:val="0"/>
-          <w:lang w:eastAsia="fr-CA"/>
-          <w14:ligatures w14:val="none"/>
-        </w:rPr>
-        <w:t>"</w:t>
-      </w:r>
-      <w:r>
-        <w:rPr>
-          <w:rFonts w:ascii="Times New Roman" w:eastAsia="Times New Roman" w:hAnsi="Times New Roman" w:cs="Times New Roman"/>
-          <w:kern w:val="0"/>
-          <w:lang w:eastAsia="fr-CA"/>
-          <w14:ligatures w14:val="none"/>
-        </w:rPr>
-        <w:t>À volonté</w:t>
-      </w:r>
-      <w:r>
-        <w:rPr>
-          <w:rFonts w:ascii="Times New Roman" w:eastAsia="Times New Roman" w:hAnsi="Times New Roman" w:cs="Times New Roman"/>
-          <w:kern w:val="0"/>
-          <w:lang w:eastAsia="fr-CA"/>
-          <w14:ligatures w14:val="none"/>
-        </w:rPr>
-        <w:t>"</w:t>
-      </w:r>
-      <w:r>
-        <w:rPr>
-          <w:rFonts w:ascii="Times New Roman" w:eastAsia="Times New Roman" w:hAnsi="Times New Roman" w:cs="Times New Roman"/>
-          <w:kern w:val="0"/>
-          <w:lang w:eastAsia="fr-CA"/>
-          <w14:ligatures w14:val="none"/>
-        </w:rPr>
-        <w:t xml:space="preserve"> comme </w:t>
-      </w:r>
-      <w:r>
-        <w:rPr>
-          <w:rFonts w:ascii="Times New Roman" w:eastAsia="Times New Roman" w:hAnsi="Times New Roman" w:cs="Times New Roman"/>
-          <w:kern w:val="0"/>
-          <w:lang w:eastAsia="fr-CA"/>
-          <w14:ligatures w14:val="none"/>
-        </w:rPr>
-        <w:t>"</w:t>
-      </w:r>
-      <w:r>
-        <w:rPr>
-          <w:rFonts w:ascii="Times New Roman" w:eastAsia="Times New Roman" w:hAnsi="Times New Roman" w:cs="Times New Roman"/>
-          <w:kern w:val="0"/>
-          <w:lang w:eastAsia="fr-CA"/>
-          <w14:ligatures w14:val="none"/>
-        </w:rPr>
-        <w:t>Buffet / À volonté</w:t>
-      </w:r>
-      <w:r>
-        <w:rPr>
-          <w:rFonts w:ascii="Times New Roman" w:eastAsia="Times New Roman" w:hAnsi="Times New Roman" w:cs="Times New Roman"/>
-          <w:kern w:val="0"/>
-          <w:lang w:eastAsia="fr-CA"/>
-          <w14:ligatures w14:val="none"/>
-        </w:rPr>
-        <w:t>"</w:t>
-      </w:r>
-      <w:r>
-        <w:rPr>
-          <w:rFonts w:ascii="Times New Roman" w:eastAsia="Times New Roman" w:hAnsi="Times New Roman" w:cs="Times New Roman"/>
-          <w:kern w:val="0"/>
-          <w:lang w:eastAsia="fr-CA"/>
-          <w14:ligatures w14:val="none"/>
-        </w:rPr>
-        <w:t>. Cette distinction est essentielle pour mieux comprendre l'expérience de restauration proposée.</w:t>
-      </w:r>
-    </w:p>
-    <w:p>
-      <w:pPr>
-        <w:numPr>
-          <w:ilvl w:val="0"/>
-          <w:numId w:val="2"/>
-        </w:numPr>
-        <w:spacing w:before="100" w:beforeAutospacing="1" w:after="100" w:afterAutospacing="1" w:line="240" w:lineRule="auto"/>
-        <w:rPr>
-          <w:rFonts w:ascii="Times New Roman" w:eastAsia="Times New Roman" w:hAnsi="Times New Roman" w:cs="Times New Roman"/>
-          <w:kern w:val="0"/>
-          <w:lang w:eastAsia="fr-CA"/>
-          <w14:ligatures w14:val="none"/>
-        </w:rPr>
-      </w:pPr>
-      <w:r>
-        <w:rPr>
-          <w:rFonts w:ascii="Times New Roman" w:eastAsia="Times New Roman" w:hAnsi="Times New Roman" w:cs="Times New Roman"/>
-          <w:b/>
-          <w:bCs/>
-          <w:kern w:val="0"/>
-          <w:lang w:eastAsia="fr-CA"/>
-          <w14:ligatures w14:val="none"/>
-        </w:rPr>
-        <w:t>Chargement</w:t>
-      </w:r>
-      <w:r>
-        <w:rPr>
-          <w:rFonts w:ascii="Times New Roman" w:eastAsia="Times New Roman" w:hAnsi="Times New Roman" w:cs="Times New Roman"/>
-          <w:kern w:val="0"/>
-          <w:lang w:eastAsia="fr-CA"/>
-          <w14:ligatures w14:val="none"/>
-        </w:rPr>
-        <w:t xml:space="preserve"> :</w:t>
-      </w:r>
-    </w:p>
-    <w:p>
-      <w:pPr>
-        <w:numPr>
-          <w:ilvl w:val="1"/>
-          <w:numId w:val="2"/>
-        </w:numPr>
-        <w:spacing w:before="100" w:beforeAutospacing="1" w:after="100" w:afterAutospacing="1" w:line="240" w:lineRule="auto"/>
-        <w:rPr>
-          <w:rFonts w:ascii="Times New Roman" w:eastAsia="Times New Roman" w:hAnsi="Times New Roman" w:cs="Times New Roman"/>
-          <w:kern w:val="0"/>
-          <w:lang w:eastAsia="fr-CA"/>
-          <w14:ligatures w14:val="none"/>
-        </w:rPr>
-      </w:pPr>
-      <w:r>
-        <w:rPr>
-          <w:rFonts w:ascii="Times New Roman" w:eastAsia="Times New Roman" w:hAnsi="Times New Roman" w:cs="Times New Roman"/>
-          <w:b/>
-          <w:bCs/>
-          <w:kern w:val="0"/>
-          <w:lang w:eastAsia="fr-CA"/>
-          <w14:ligatures w14:val="none"/>
-        </w:rPr>
-        <w:t>MongoDB pour les restaurants</w:t>
-      </w:r>
-      <w:r>
-        <w:rPr>
-          <w:rFonts w:ascii="Times New Roman" w:eastAsia="Times New Roman" w:hAnsi="Times New Roman" w:cs="Times New Roman"/>
-          <w:kern w:val="0"/>
-          <w:lang w:eastAsia="fr-CA"/>
-          <w14:ligatures w14:val="none"/>
-        </w:rPr>
-        <w:t xml:space="preserve"> : Les données transformées des restaurants sont chargées dans MongoDB pour permettre des recherches et des analyses rapides sur les options de restauration.</w:t>
-      </w:r>
-    </w:p>
-    <w:p>
-      <w:pPr>
-        <w:numPr>
-          <w:ilvl w:val="1"/>
-          <w:numId w:val="2"/>
-        </w:numPr>
-        <w:spacing w:before="100" w:beforeAutospacing="1" w:after="100" w:afterAutospacing="1" w:line="240" w:lineRule="auto"/>
-        <w:rPr>
-          <w:rFonts w:ascii="Times New Roman" w:eastAsia="Times New Roman" w:hAnsi="Times New Roman" w:cs="Times New Roman"/>
-          <w:kern w:val="0"/>
-          <w:lang w:eastAsia="fr-CA"/>
-          <w14:ligatures w14:val="none"/>
-        </w:rPr>
-      </w:pPr>
-      <w:r>
-        <w:rPr>
-          <w:rFonts w:ascii="Times New Roman" w:eastAsia="Times New Roman" w:hAnsi="Times New Roman" w:cs="Times New Roman"/>
-          <w:b/>
-          <w:bCs/>
-          <w:kern w:val="0"/>
-          <w:lang w:eastAsia="fr-CA"/>
-          <w14:ligatures w14:val="none"/>
-        </w:rPr>
-        <w:t>Neo4j pour les pistes cyclables</w:t>
-      </w:r>
-      <w:r>
-        <w:rPr>
-          <w:rFonts w:ascii="Times New Roman" w:eastAsia="Times New Roman" w:hAnsi="Times New Roman" w:cs="Times New Roman"/>
-          <w:kern w:val="0"/>
-          <w:lang w:eastAsia="fr-CA"/>
-          <w14:ligatures w14:val="none"/>
-        </w:rPr>
-        <w:t xml:space="preserve"> : Les pistes cyclables sont structurées dans Neo4j en tant que réseau de connexions entre différents points géographiques, ce qui est optimal pour des requêtes orientées graphes, comme la recherche de trajets.</w:t>
-      </w:r>
-    </w:p>
-    <w:p>
-      <w:pPr>
-        <w:rPr>
-          <w:rFonts w:ascii="Times New Roman" w:hAnsi="Times New Roman" w:cs="Times New Roman"/>
-          <w:b/>
-          <w:bCs/>
-        </w:rPr>
-      </w:pPr>
-      <w:r>
-        <w:rPr>
-          <w:rFonts w:ascii="Times New Roman" w:hAnsi="Times New Roman" w:cs="Times New Roman"/>
-          <w:b/>
-          <w:bCs/>
-        </w:rPr>
-        <w:br w:type="page"/>
-      </w:r>
-    </w:p>
-    <w:p>
-      <w:pPr>
-        <w:rPr>
-          <w:rFonts w:ascii="Times New Roman" w:hAnsi="Times New Roman" w:cs="Times New Roman"/>
-          <w:b/>
-          <w:bCs/>
-        </w:rPr>
-      </w:pPr>
-      <w:r>
-        <w:rPr>
-          <w:rFonts w:ascii="Times New Roman" w:hAnsi="Times New Roman" w:cs="Times New Roman"/>
-          <w:b/>
-          <w:bCs/>
-        </w:rPr>
-        <w:lastRenderedPageBreak/>
+        <w:spacing w:line="276" w:lineRule="auto"/>
+        <w:rPr>
+          <w:rFonts w:ascii="Times New Roman" w:eastAsia="Times New Roman" w:hAnsi="Times New Roman" w:cs="Times New Roman"/>
+          <w:kern w:val="0"/>
+          <w:lang w:eastAsia="fr-CA"/>
+          <w14:ligatures w14:val="none"/>
+        </w:rPr>
+      </w:pPr>
+      <w:r>
+        <w:rPr>
+          <w:rFonts w:ascii="Times New Roman" w:eastAsia="Times New Roman" w:hAnsi="Times New Roman" w:cs="Times New Roman"/>
+          <w:b/>
+          <w:bCs/>
+          <w:kern w:val="0"/>
+          <w:lang w:eastAsia="fr-CA"/>
+          <w14:ligatures w14:val="none"/>
+        </w:rPr>
+        <w:t>Données de pistes cyclables</w:t>
+      </w:r>
+      <w:r>
+        <w:rPr>
+          <w:rFonts w:ascii="Times New Roman" w:eastAsia="Times New Roman" w:hAnsi="Times New Roman" w:cs="Times New Roman"/>
+          <w:kern w:val="0"/>
+          <w:lang w:eastAsia="fr-CA"/>
+          <w14:ligatures w14:val="none"/>
+        </w:rPr>
+        <w:t xml:space="preserve"> : De la même manière, nous avons extrait les pistes cyclables en conservant les coordonnées sous forme de liste de points pour une représentation détaillée des chemins</w:t>
+      </w:r>
+    </w:p>
+    <w:p>
+      <w:pPr>
+        <w:spacing w:line="276" w:lineRule="auto"/>
+        <w:rPr>
+          <w:rFonts w:ascii="Times New Roman" w:eastAsia="Times New Roman" w:hAnsi="Times New Roman" w:cs="Times New Roman"/>
+          <w:kern w:val="0"/>
+          <w:lang w:eastAsia="fr-CA"/>
+          <w14:ligatures w14:val="none"/>
+        </w:rPr>
+      </w:pPr>
+      <w:r>
+        <w:rPr>
+          <w:rFonts w:ascii="Times New Roman" w:eastAsia="Times New Roman" w:hAnsi="Times New Roman" w:cs="Times New Roman"/>
+          <w:kern w:val="0"/>
+          <w:lang w:eastAsia="fr-CA"/>
+          <w14:ligatures w14:val="none"/>
+        </w:rPr>
+        <w:t>Le diagramme UML plus détaillé de notre processus d’extraction se trouve en Annexe 1 à la fin du document.</w:t>
+      </w:r>
+    </w:p>
+    <w:p>
+      <w:pPr>
+        <w:spacing w:line="276" w:lineRule="auto"/>
+        <w:rPr>
+          <w:rFonts w:ascii="Times New Roman" w:hAnsi="Times New Roman" w:cs="Times New Roman"/>
+          <w:b/>
+          <w:bCs/>
+          <w:sz w:val="28"/>
+          <w:szCs w:val="28"/>
+        </w:rPr>
+      </w:pPr>
+      <w:r>
+        <w:rPr>
+          <w:rFonts w:ascii="Times New Roman" w:hAnsi="Times New Roman" w:cs="Times New Roman"/>
+          <w:b/>
+          <w:bCs/>
+          <w:sz w:val="28"/>
+          <w:szCs w:val="28"/>
+        </w:rPr>
         <w:t>Processus d'Acquisition Incrémentale des Données</w:t>
       </w:r>
     </w:p>
     <w:p>
       <w:pPr>
+        <w:spacing w:line="276" w:lineRule="auto"/>
         <w:rPr>
           <w:rFonts w:ascii="Times New Roman" w:hAnsi="Times New Roman" w:cs="Times New Roman"/>
         </w:rPr>
@@ -1162,16 +354,18 @@
           <w:ilvl w:val="0"/>
           <w:numId w:val="1"/>
         </w:numPr>
-        <w:rPr>
-          <w:rFonts w:ascii="Times New Roman" w:hAnsi="Times New Roman" w:cs="Times New Roman"/>
-        </w:rPr>
-      </w:pPr>
-      <w:r>
-        <w:rPr>
-          <w:rFonts w:ascii="Times New Roman" w:hAnsi="Times New Roman" w:cs="Times New Roman"/>
-          <w:b/>
-          <w:bCs/>
-        </w:rPr>
+        <w:spacing w:line="276" w:lineRule="auto"/>
+        <w:rPr>
+          <w:rFonts w:ascii="Times New Roman" w:hAnsi="Times New Roman" w:cs="Times New Roman"/>
+        </w:rPr>
+      </w:pPr>
+      <w:r>
+        <w:rPr>
+          <w:rFonts w:ascii="Times New Roman" w:hAnsi="Times New Roman" w:cs="Times New Roman"/>
+          <w:b/>
+          <w:bCs/>
+        </w:rPr>
+        <w:lastRenderedPageBreak/>
         <w:t>MongoDB</w:t>
       </w:r>
       <w:r>
@@ -1216,6 +410,7 @@
           <w:ilvl w:val="0"/>
           <w:numId w:val="1"/>
         </w:numPr>
+        <w:spacing w:line="276" w:lineRule="auto"/>
         <w:rPr>
           <w:rFonts w:ascii="Times New Roman" w:hAnsi="Times New Roman" w:cs="Times New Roman"/>
         </w:rPr>
@@ -1245,251 +440,701 @@
     </w:p>
     <w:p>
       <w:pPr>
-        <w:rPr>
-          <w:rFonts w:ascii="Times New Roman" w:hAnsi="Times New Roman" w:cs="Times New Roman"/>
-        </w:rPr>
-      </w:pPr>
-      <w:r>
-        <w:rPr>
-          <w:rFonts w:ascii="Times New Roman" w:hAnsi="Times New Roman" w:cs="Times New Roman"/>
-        </w:rPr>
-        <w:t>Le diagramme UML ci-dessous illustre le flux des étapes dans le processus d'acquisition incrémentale :</w:t>
-      </w:r>
-    </w:p>
-    <w:p>
-      <w:pPr>
-        <w:rPr>
-          <w:rFonts w:ascii="Times New Roman" w:hAnsi="Times New Roman" w:cs="Times New Roman"/>
-        </w:rPr>
-      </w:pPr>
-      <w:r>
-        <w:rPr>
-          <w:rFonts w:ascii="Times New Roman" w:hAnsi="Times New Roman" w:cs="Times New Roman"/>
-        </w:rPr>
-        <w:t>(Insérez le diagramme UML ici)</w:t>
-      </w:r>
-    </w:p>
-    <w:p>
-      <w:pPr>
-        <w:rPr>
-          <w:rFonts w:ascii="Times New Roman" w:hAnsi="Times New Roman" w:cs="Times New Roman"/>
-        </w:rPr>
-      </w:pPr>
-    </w:p>
-    <w:p>
-      <w:pPr>
-        <w:rPr>
-          <w:rFonts w:ascii="Times New Roman" w:hAnsi="Times New Roman" w:cs="Times New Roman"/>
-        </w:rPr>
-      </w:pPr>
-    </w:p>
-    <w:p>
-      <w:pPr>
-        <w:rPr>
-          <w:rFonts w:ascii="Times New Roman" w:hAnsi="Times New Roman" w:cs="Times New Roman"/>
-          <w:b/>
-          <w:bCs/>
-        </w:rPr>
-      </w:pPr>
-      <w:r>
-        <w:rPr>
-          <w:rFonts w:ascii="Times New Roman" w:hAnsi="Times New Roman" w:cs="Times New Roman"/>
-          <w:b/>
-          <w:bCs/>
-        </w:rPr>
-        <w:t>S</w:t>
-      </w:r>
-      <w:r>
-        <w:rPr>
-          <w:rFonts w:ascii="Times New Roman" w:hAnsi="Times New Roman" w:cs="Times New Roman"/>
-          <w:b/>
-          <w:bCs/>
-        </w:rPr>
-        <w:t>ources d'assistance</w:t>
-      </w:r>
-    </w:p>
-    <w:p>
-      <w:pPr>
-        <w:rPr>
-          <w:rFonts w:ascii="Times New Roman" w:hAnsi="Times New Roman" w:cs="Times New Roman"/>
-        </w:rPr>
-      </w:pPr>
-      <w:r>
-        <w:rPr>
-          <w:rFonts w:ascii="Times New Roman" w:hAnsi="Times New Roman" w:cs="Times New Roman"/>
-        </w:rPr>
-        <w:t xml:space="preserve">Certaines parties de ce projet ont été réalisées avec l’aide de l’assistant IA </w:t>
-      </w:r>
-      <w:proofErr w:type="spellStart"/>
-      <w:r>
-        <w:rPr>
-          <w:rFonts w:ascii="Times New Roman" w:hAnsi="Times New Roman" w:cs="Times New Roman"/>
-        </w:rPr>
-        <w:t>ChatGPT</w:t>
-      </w:r>
-      <w:proofErr w:type="spellEnd"/>
-      <w:r>
-        <w:rPr>
-          <w:rFonts w:ascii="Times New Roman" w:hAnsi="Times New Roman" w:cs="Times New Roman"/>
-        </w:rPr>
-        <w:t>, en particulier pour :</w:t>
-      </w:r>
-    </w:p>
-    <w:p>
-      <w:pPr>
+        <w:spacing w:line="276" w:lineRule="auto"/>
+        <w:rPr>
+          <w:rFonts w:ascii="Times New Roman" w:hAnsi="Times New Roman" w:cs="Times New Roman"/>
+        </w:rPr>
+      </w:pPr>
+      <w:r>
+        <w:rPr>
+          <w:rFonts w:ascii="Times New Roman" w:hAnsi="Times New Roman" w:cs="Times New Roman"/>
+        </w:rPr>
+        <w:t xml:space="preserve">Le diagramme UML </w:t>
+      </w:r>
+      <w:r>
+        <w:rPr>
+          <w:rFonts w:ascii="Times New Roman" w:hAnsi="Times New Roman" w:cs="Times New Roman"/>
+        </w:rPr>
+        <w:t>présent en Annexe 2</w:t>
+      </w:r>
+      <w:r>
+        <w:rPr>
+          <w:rFonts w:ascii="Times New Roman" w:hAnsi="Times New Roman" w:cs="Times New Roman"/>
+        </w:rPr>
+        <w:t xml:space="preserve"> illustre le flux des étapes dans le processus d'acquisition incrémentale </w:t>
+      </w:r>
+      <w:r>
+        <w:rPr>
+          <w:rFonts w:ascii="Times New Roman" w:hAnsi="Times New Roman" w:cs="Times New Roman"/>
+        </w:rPr>
+        <w:t>pour MongoDB et pour Neo4j</w:t>
+      </w:r>
+      <w:r>
+        <w:rPr>
+          <w:rFonts w:ascii="Times New Roman" w:hAnsi="Times New Roman" w:cs="Times New Roman"/>
+        </w:rPr>
+        <w:t>.</w:t>
+      </w:r>
+    </w:p>
+    <w:p>
+      <w:pPr>
+        <w:spacing w:line="276" w:lineRule="auto"/>
+        <w:rPr>
+          <w:rFonts w:ascii="Times New Roman" w:hAnsi="Times New Roman" w:cs="Times New Roman"/>
+        </w:rPr>
+      </w:pPr>
+    </w:p>
+    <w:p>
+      <w:pPr>
+        <w:spacing w:line="276" w:lineRule="auto"/>
+        <w:rPr>
+          <w:rFonts w:ascii="Times New Roman" w:hAnsi="Times New Roman" w:cs="Times New Roman"/>
+          <w:b/>
+          <w:bCs/>
+          <w:sz w:val="28"/>
+          <w:szCs w:val="28"/>
+        </w:rPr>
+      </w:pPr>
+      <w:r>
+        <w:rPr>
+          <w:rFonts w:ascii="Times New Roman" w:hAnsi="Times New Roman" w:cs="Times New Roman"/>
+          <w:b/>
+          <w:bCs/>
+          <w:sz w:val="28"/>
+          <w:szCs w:val="28"/>
+        </w:rPr>
+        <w:t>Processus de transformation</w:t>
+      </w:r>
+    </w:p>
+    <w:p>
+      <w:pPr>
+        <w:spacing w:line="276" w:lineRule="auto"/>
+        <w:rPr>
+          <w:rFonts w:ascii="Times New Roman" w:hAnsi="Times New Roman" w:cs="Times New Roman"/>
+        </w:rPr>
+      </w:pPr>
+      <w:r>
+        <w:rPr>
+          <w:rFonts w:ascii="Times New Roman" w:hAnsi="Times New Roman" w:cs="Times New Roman"/>
+        </w:rPr>
+        <w:t>Étant donné notre stratégie d’acquisition de nos données, il était évident qu’il fallait qu’on les transforme avant de les envoyées vers nos bases de données. Pour y arriver, nous avons notamment fait :</w:t>
+      </w:r>
+    </w:p>
+    <w:p>
+      <w:pPr>
+        <w:pStyle w:val="Paragraphedeliste"/>
         <w:numPr>
           <w:ilvl w:val="0"/>
-          <w:numId w:val="3"/>
+          <w:numId w:val="7"/>
         </w:numPr>
-        <w:rPr>
-          <w:rFonts w:ascii="Times New Roman" w:hAnsi="Times New Roman" w:cs="Times New Roman"/>
-        </w:rPr>
-      </w:pPr>
-      <w:r>
-        <w:rPr>
-          <w:rFonts w:ascii="Times New Roman" w:hAnsi="Times New Roman" w:cs="Times New Roman"/>
-          <w:b/>
-          <w:bCs/>
-        </w:rPr>
-        <w:t>Script de vérification de la disponibilité de Neo4j :</w:t>
-      </w:r>
-      <w:r>
-        <w:rPr>
-          <w:rFonts w:ascii="Times New Roman" w:hAnsi="Times New Roman" w:cs="Times New Roman"/>
-        </w:rPr>
-        <w:t xml:space="preserve"> Le script wait_for_neo4</w:t>
-      </w:r>
-      <w:proofErr w:type="gramStart"/>
-      <w:r>
-        <w:rPr>
-          <w:rFonts w:ascii="Times New Roman" w:hAnsi="Times New Roman" w:cs="Times New Roman"/>
-        </w:rPr>
-        <w:t>j(</w:t>
-      </w:r>
-      <w:proofErr w:type="gramEnd"/>
-      <w:r>
-        <w:rPr>
-          <w:rFonts w:ascii="Times New Roman" w:hAnsi="Times New Roman" w:cs="Times New Roman"/>
-        </w:rPr>
-        <w:t>) utilisé dans load.py pour s'assurer que Neo4j est prêt avant le chargement des données. Ce script attend la disponibilité de Neo4j en tentant de se connecter de manière répétée jusqu'à ce que le service soit prêt.</w:t>
-      </w:r>
-    </w:p>
-    <w:p>
-      <w:pPr>
+        <w:spacing w:before="100" w:beforeAutospacing="1" w:after="100" w:afterAutospacing="1" w:line="276" w:lineRule="auto"/>
+        <w:rPr>
+          <w:rFonts w:ascii="Times New Roman" w:eastAsia="Times New Roman" w:hAnsi="Times New Roman" w:cs="Times New Roman"/>
+          <w:kern w:val="0"/>
+          <w:lang w:eastAsia="fr-CA"/>
+          <w14:ligatures w14:val="none"/>
+        </w:rPr>
+      </w:pPr>
+      <w:r>
+        <w:rPr>
+          <w:rFonts w:ascii="Times New Roman" w:eastAsia="Times New Roman" w:hAnsi="Times New Roman" w:cs="Times New Roman"/>
+          <w:b/>
+          <w:bCs/>
+          <w:kern w:val="0"/>
+          <w:lang w:eastAsia="fr-CA"/>
+          <w14:ligatures w14:val="none"/>
+        </w:rPr>
+        <w:t>Standardisation des adresses</w:t>
+      </w:r>
+      <w:r>
+        <w:rPr>
+          <w:rFonts w:ascii="Times New Roman" w:eastAsia="Times New Roman" w:hAnsi="Times New Roman" w:cs="Times New Roman"/>
+          <w:kern w:val="0"/>
+          <w:lang w:eastAsia="fr-CA"/>
+          <w14:ligatures w14:val="none"/>
+        </w:rPr>
+        <w:t xml:space="preserve"> : Afin d'uniformiser les adresses, nous avons appliqué un format canadien, où chaque adresse est représentée sous la forme "Numéro de maison, Rue, Ville, Code postal".</w:t>
+      </w:r>
+    </w:p>
+    <w:p>
+      <w:pPr>
+        <w:pStyle w:val="Paragraphedeliste"/>
         <w:numPr>
           <w:ilvl w:val="0"/>
-          <w:numId w:val="3"/>
+          <w:numId w:val="7"/>
         </w:numPr>
-        <w:rPr>
-          <w:rFonts w:ascii="Times New Roman" w:hAnsi="Times New Roman" w:cs="Times New Roman"/>
-        </w:rPr>
-      </w:pPr>
-      <w:r>
-        <w:rPr>
-          <w:rFonts w:ascii="Times New Roman" w:hAnsi="Times New Roman" w:cs="Times New Roman"/>
-          <w:b/>
-          <w:bCs/>
-        </w:rPr>
-        <w:t xml:space="preserve">Exécution automatique des scripts dans le </w:t>
-      </w:r>
-      <w:proofErr w:type="spellStart"/>
-      <w:r>
-        <w:rPr>
-          <w:rFonts w:ascii="Times New Roman" w:hAnsi="Times New Roman" w:cs="Times New Roman"/>
-          <w:b/>
-          <w:bCs/>
-        </w:rPr>
-        <w:t>Dockerfile</w:t>
-      </w:r>
-      <w:proofErr w:type="spellEnd"/>
-      <w:r>
-        <w:rPr>
-          <w:rFonts w:ascii="Times New Roman" w:hAnsi="Times New Roman" w:cs="Times New Roman"/>
-          <w:b/>
-          <w:bCs/>
+        <w:spacing w:before="100" w:beforeAutospacing="1" w:after="100" w:afterAutospacing="1" w:line="276" w:lineRule="auto"/>
+        <w:rPr>
+          <w:rFonts w:ascii="Times New Roman" w:eastAsia="Times New Roman" w:hAnsi="Times New Roman" w:cs="Times New Roman"/>
+          <w:kern w:val="0"/>
+          <w:lang w:eastAsia="fr-CA"/>
+          <w14:ligatures w14:val="none"/>
+        </w:rPr>
+      </w:pPr>
+      <w:r>
+        <w:rPr>
+          <w:rFonts w:ascii="Times New Roman" w:eastAsia="Times New Roman" w:hAnsi="Times New Roman" w:cs="Times New Roman"/>
+          <w:b/>
+          <w:bCs/>
+          <w:kern w:val="0"/>
+          <w:lang w:eastAsia="fr-CA"/>
+          <w14:ligatures w14:val="none"/>
+        </w:rPr>
+        <w:t>Renommage des colonnes</w:t>
+      </w:r>
+      <w:r>
+        <w:rPr>
+          <w:rFonts w:ascii="Times New Roman" w:eastAsia="Times New Roman" w:hAnsi="Times New Roman" w:cs="Times New Roman"/>
+          <w:kern w:val="0"/>
+          <w:lang w:eastAsia="fr-CA"/>
+          <w14:ligatures w14:val="none"/>
+        </w:rPr>
+        <w:t xml:space="preserve"> : Les colonnes ont été traduites en français pour améliorer la lisibilité des données, par exemple, </w:t>
+      </w:r>
+      <w:r>
+        <w:rPr>
+          <w:rFonts w:ascii="Times New Roman" w:eastAsia="Times New Roman" w:hAnsi="Times New Roman" w:cs="Times New Roman"/>
+          <w:kern w:val="0"/>
+          <w:sz w:val="20"/>
+          <w:szCs w:val="20"/>
+          <w:lang w:eastAsia="fr-CA"/>
+          <w14:ligatures w14:val="none"/>
+        </w:rPr>
+        <w:t>name</w:t>
+      </w:r>
+      <w:r>
+        <w:rPr>
+          <w:rFonts w:ascii="Times New Roman" w:eastAsia="Times New Roman" w:hAnsi="Times New Roman" w:cs="Times New Roman"/>
+          <w:kern w:val="0"/>
+          <w:lang w:eastAsia="fr-CA"/>
+          <w14:ligatures w14:val="none"/>
+        </w:rPr>
+        <w:t xml:space="preserve"> est devenu </w:t>
+      </w:r>
+      <w:r>
+        <w:rPr>
+          <w:rFonts w:ascii="Times New Roman" w:eastAsia="Times New Roman" w:hAnsi="Times New Roman" w:cs="Times New Roman"/>
+          <w:kern w:val="0"/>
+          <w:sz w:val="20"/>
+          <w:szCs w:val="20"/>
+          <w:lang w:eastAsia="fr-CA"/>
+          <w14:ligatures w14:val="none"/>
+        </w:rPr>
+        <w:t>nom</w:t>
+      </w:r>
+      <w:r>
+        <w:rPr>
+          <w:rFonts w:ascii="Times New Roman" w:eastAsia="Times New Roman" w:hAnsi="Times New Roman" w:cs="Times New Roman"/>
+          <w:kern w:val="0"/>
+          <w:lang w:eastAsia="fr-CA"/>
+          <w14:ligatures w14:val="none"/>
+        </w:rPr>
+        <w:t xml:space="preserve">, et </w:t>
+      </w:r>
+      <w:r>
+        <w:rPr>
+          <w:rFonts w:ascii="Times New Roman" w:eastAsia="Times New Roman" w:hAnsi="Times New Roman" w:cs="Times New Roman"/>
+          <w:kern w:val="0"/>
+          <w:sz w:val="20"/>
+          <w:szCs w:val="20"/>
+          <w:lang w:eastAsia="fr-CA"/>
+          <w14:ligatures w14:val="none"/>
+        </w:rPr>
+        <w:t>cuisine</w:t>
+      </w:r>
+      <w:r>
+        <w:rPr>
+          <w:rFonts w:ascii="Times New Roman" w:eastAsia="Times New Roman" w:hAnsi="Times New Roman" w:cs="Times New Roman"/>
+          <w:kern w:val="0"/>
+          <w:lang w:eastAsia="fr-CA"/>
+          <w14:ligatures w14:val="none"/>
+        </w:rPr>
+        <w:t xml:space="preserve"> a été transformé en </w:t>
+      </w:r>
+      <w:r>
+        <w:rPr>
+          <w:rFonts w:ascii="Times New Roman" w:eastAsia="Times New Roman" w:hAnsi="Times New Roman" w:cs="Times New Roman"/>
+          <w:kern w:val="0"/>
+          <w:sz w:val="20"/>
+          <w:szCs w:val="20"/>
+          <w:lang w:eastAsia="fr-CA"/>
+          <w14:ligatures w14:val="none"/>
+        </w:rPr>
+        <w:t>type_de_restaurant</w:t>
+      </w:r>
+      <w:r>
+        <w:rPr>
+          <w:rFonts w:ascii="Times New Roman" w:eastAsia="Times New Roman" w:hAnsi="Times New Roman" w:cs="Times New Roman"/>
+          <w:kern w:val="0"/>
+          <w:lang w:eastAsia="fr-CA"/>
+          <w14:ligatures w14:val="none"/>
+        </w:rPr>
+        <w:t>.</w:t>
+      </w:r>
+    </w:p>
+    <w:p>
+      <w:pPr>
+        <w:pStyle w:val="Paragraphedeliste"/>
+        <w:numPr>
+          <w:ilvl w:val="0"/>
+          <w:numId w:val="7"/>
+        </w:numPr>
+        <w:spacing w:before="100" w:beforeAutospacing="1" w:after="100" w:afterAutospacing="1" w:line="276" w:lineRule="auto"/>
+        <w:rPr>
+          <w:rFonts w:ascii="Times New Roman" w:eastAsia="Times New Roman" w:hAnsi="Times New Roman" w:cs="Times New Roman"/>
+          <w:kern w:val="0"/>
+          <w:lang w:eastAsia="fr-CA"/>
+          <w14:ligatures w14:val="none"/>
+        </w:rPr>
+      </w:pPr>
+      <w:r>
+        <w:rPr>
+          <w:rFonts w:ascii="Times New Roman" w:eastAsia="Times New Roman" w:hAnsi="Times New Roman" w:cs="Times New Roman"/>
+          <w:b/>
+          <w:bCs/>
+          <w:kern w:val="0"/>
+          <w:lang w:eastAsia="fr-CA"/>
+          <w14:ligatures w14:val="none"/>
+        </w:rPr>
+        <w:t>Classification des types de restaurants et services</w:t>
+      </w:r>
+      <w:r>
+        <w:rPr>
+          <w:rFonts w:ascii="Times New Roman" w:eastAsia="Times New Roman" w:hAnsi="Times New Roman" w:cs="Times New Roman"/>
+          <w:kern w:val="0"/>
+          <w:lang w:eastAsia="fr-CA"/>
+          <w14:ligatures w14:val="none"/>
         </w:rPr>
         <w:t xml:space="preserve"> :</w:t>
       </w:r>
-      <w:r>
-        <w:rPr>
-          <w:rFonts w:ascii="Times New Roman" w:hAnsi="Times New Roman" w:cs="Times New Roman"/>
-        </w:rPr>
-        <w:t xml:space="preserve"> La commande utilisée dans le </w:t>
-      </w:r>
-      <w:proofErr w:type="spellStart"/>
-      <w:r>
-        <w:rPr>
-          <w:rFonts w:ascii="Times New Roman" w:hAnsi="Times New Roman" w:cs="Times New Roman"/>
-        </w:rPr>
-        <w:t>Dockerfile</w:t>
-      </w:r>
-      <w:proofErr w:type="spellEnd"/>
-      <w:r>
-        <w:rPr>
-          <w:rFonts w:ascii="Times New Roman" w:hAnsi="Times New Roman" w:cs="Times New Roman"/>
-        </w:rPr>
-        <w:t xml:space="preserve"> pour exécuter les scripts ETL (extract.py, transform.py, load.py) a également été suggérée par </w:t>
-      </w:r>
-      <w:proofErr w:type="spellStart"/>
-      <w:r>
-        <w:rPr>
-          <w:rFonts w:ascii="Times New Roman" w:hAnsi="Times New Roman" w:cs="Times New Roman"/>
-        </w:rPr>
-        <w:t>ChatGPT</w:t>
-      </w:r>
-      <w:proofErr w:type="spellEnd"/>
-      <w:r>
-        <w:rPr>
-          <w:rFonts w:ascii="Times New Roman" w:hAnsi="Times New Roman" w:cs="Times New Roman"/>
-        </w:rPr>
-        <w:t>. Cette commande garantit que le processus ETL se lance automatiquement lors du démarrage des conteneurs avec docker-compose up.</w:t>
-      </w:r>
-    </w:p>
-    <w:p>
-      <w:pPr>
-        <w:rPr>
-          <w:rFonts w:ascii="Times New Roman" w:hAnsi="Times New Roman" w:cs="Times New Roman"/>
-        </w:rPr>
-      </w:pPr>
-      <w:r>
-        <w:rPr>
-          <w:rFonts w:ascii="Times New Roman" w:hAnsi="Times New Roman" w:cs="Times New Roman"/>
-        </w:rPr>
-        <w:t>Ces contributions ont permis de résoudre des problèmes techniques et d’optimiser le déploiement du projet en environnement Docker.</w:t>
-      </w:r>
-    </w:p>
-    <w:p>
-      <w:pPr>
-        <w:rPr>
-          <w:rFonts w:ascii="Times New Roman" w:hAnsi="Times New Roman" w:cs="Times New Roman"/>
-        </w:rPr>
-      </w:pPr>
-    </w:p>
-    <w:p>
-      <w:pPr>
-        <w:rPr>
-          <w:rFonts w:ascii="Times New Roman" w:hAnsi="Times New Roman" w:cs="Times New Roman"/>
-          <w:b/>
-          <w:bCs/>
-        </w:rPr>
-      </w:pPr>
-      <w:r>
-        <w:rPr>
-          <w:rFonts w:ascii="Times New Roman" w:hAnsi="Times New Roman" w:cs="Times New Roman"/>
-          <w:b/>
-          <w:bCs/>
+    </w:p>
+    <w:p>
+      <w:pPr>
+        <w:pStyle w:val="Paragraphedeliste"/>
+        <w:numPr>
+          <w:ilvl w:val="1"/>
+          <w:numId w:val="7"/>
+        </w:numPr>
+        <w:spacing w:before="100" w:beforeAutospacing="1" w:after="100" w:afterAutospacing="1" w:line="276" w:lineRule="auto"/>
+        <w:rPr>
+          <w:rFonts w:ascii="Times New Roman" w:eastAsia="Times New Roman" w:hAnsi="Times New Roman" w:cs="Times New Roman"/>
+          <w:kern w:val="0"/>
+          <w:lang w:eastAsia="fr-CA"/>
+          <w14:ligatures w14:val="none"/>
+        </w:rPr>
+      </w:pPr>
+      <w:r>
+        <w:rPr>
+          <w:rFonts w:ascii="Times New Roman" w:eastAsia="Times New Roman" w:hAnsi="Times New Roman" w:cs="Times New Roman"/>
+          <w:b/>
+          <w:bCs/>
+          <w:kern w:val="0"/>
+          <w:lang w:eastAsia="fr-CA"/>
+          <w14:ligatures w14:val="none"/>
+        </w:rPr>
+        <w:t>Type de restaurant</w:t>
+      </w:r>
+      <w:r>
+        <w:rPr>
+          <w:rFonts w:ascii="Times New Roman" w:eastAsia="Times New Roman" w:hAnsi="Times New Roman" w:cs="Times New Roman"/>
+          <w:kern w:val="0"/>
+          <w:lang w:eastAsia="fr-CA"/>
+          <w14:ligatures w14:val="none"/>
+        </w:rPr>
+        <w:t xml:space="preserve"> : Cette information est directement tirée de la colonne </w:t>
+      </w:r>
+      <w:r>
+        <w:rPr>
+          <w:rFonts w:ascii="Times New Roman" w:eastAsia="Times New Roman" w:hAnsi="Times New Roman" w:cs="Times New Roman"/>
+          <w:kern w:val="0"/>
+          <w:sz w:val="20"/>
+          <w:szCs w:val="20"/>
+          <w:lang w:eastAsia="fr-CA"/>
+          <w14:ligatures w14:val="none"/>
+        </w:rPr>
+        <w:t>cuisine</w:t>
+      </w:r>
+      <w:r>
+        <w:rPr>
+          <w:rFonts w:ascii="Times New Roman" w:eastAsia="Times New Roman" w:hAnsi="Times New Roman" w:cs="Times New Roman"/>
+          <w:kern w:val="0"/>
+          <w:lang w:eastAsia="fr-CA"/>
+          <w14:ligatures w14:val="none"/>
+        </w:rPr>
+        <w:t xml:space="preserve"> d'OSM et a été renommée en </w:t>
+      </w:r>
+      <w:r>
+        <w:rPr>
+          <w:rFonts w:ascii="Times New Roman" w:eastAsia="Times New Roman" w:hAnsi="Times New Roman" w:cs="Times New Roman"/>
+          <w:kern w:val="0"/>
+          <w:sz w:val="20"/>
+          <w:szCs w:val="20"/>
+          <w:lang w:eastAsia="fr-CA"/>
+          <w14:ligatures w14:val="none"/>
+        </w:rPr>
+        <w:t>type_de_restaurant</w:t>
+      </w:r>
+      <w:r>
+        <w:rPr>
+          <w:rFonts w:ascii="Times New Roman" w:eastAsia="Times New Roman" w:hAnsi="Times New Roman" w:cs="Times New Roman"/>
+          <w:kern w:val="0"/>
+          <w:lang w:eastAsia="fr-CA"/>
+          <w14:ligatures w14:val="none"/>
+        </w:rPr>
+        <w:t>.</w:t>
+      </w:r>
+    </w:p>
+    <w:p>
+      <w:pPr>
+        <w:pStyle w:val="Paragraphedeliste"/>
+        <w:numPr>
+          <w:ilvl w:val="1"/>
+          <w:numId w:val="7"/>
+        </w:numPr>
+        <w:spacing w:before="100" w:beforeAutospacing="1" w:after="100" w:afterAutospacing="1" w:line="276" w:lineRule="auto"/>
+        <w:rPr>
+          <w:rFonts w:ascii="Times New Roman" w:eastAsia="Times New Roman" w:hAnsi="Times New Roman" w:cs="Times New Roman"/>
+          <w:kern w:val="0"/>
+          <w:lang w:eastAsia="fr-CA"/>
+          <w14:ligatures w14:val="none"/>
+        </w:rPr>
+      </w:pPr>
+      <w:r>
+        <w:rPr>
+          <w:rFonts w:ascii="Times New Roman" w:eastAsia="Times New Roman" w:hAnsi="Times New Roman" w:cs="Times New Roman"/>
+          <w:b/>
+          <w:bCs/>
+          <w:kern w:val="0"/>
+          <w:lang w:eastAsia="fr-CA"/>
+          <w14:ligatures w14:val="none"/>
+        </w:rPr>
+        <w:t>Type de service</w:t>
+      </w:r>
+      <w:r>
+        <w:rPr>
+          <w:rFonts w:ascii="Times New Roman" w:eastAsia="Times New Roman" w:hAnsi="Times New Roman" w:cs="Times New Roman"/>
+          <w:kern w:val="0"/>
+          <w:lang w:eastAsia="fr-CA"/>
+          <w14:ligatures w14:val="none"/>
+        </w:rPr>
+        <w:t xml:space="preserve"> : Nous avons ajouté une nouvelle colonne </w:t>
+      </w:r>
+      <w:r>
+        <w:rPr>
+          <w:rFonts w:ascii="Times New Roman" w:eastAsia="Times New Roman" w:hAnsi="Times New Roman" w:cs="Times New Roman"/>
+          <w:kern w:val="0"/>
+          <w:sz w:val="20"/>
+          <w:szCs w:val="20"/>
+          <w:lang w:eastAsia="fr-CA"/>
+          <w14:ligatures w14:val="none"/>
+        </w:rPr>
+        <w:t>type_de_service</w:t>
+      </w:r>
+      <w:r>
+        <w:rPr>
+          <w:rFonts w:ascii="Times New Roman" w:eastAsia="Times New Roman" w:hAnsi="Times New Roman" w:cs="Times New Roman"/>
+          <w:kern w:val="0"/>
+          <w:lang w:eastAsia="fr-CA"/>
+          <w14:ligatures w14:val="none"/>
+        </w:rPr>
+        <w:t>, définie en fonction de mots-clés trouvés dans la description du restaurant. Par exemple, "emporté" est classé comme "Service à emporter", "uber eats" comme "Service de livraison", "buffet" ou "À volonté" comme "Buffet / À volonté". Cette distinction est essentielle pour mieux comprendre l'expérience de restauration proposée.</w:t>
+      </w:r>
+    </w:p>
+    <w:p>
+      <w:pPr>
+        <w:pStyle w:val="Paragraphedeliste"/>
+        <w:spacing w:before="100" w:beforeAutospacing="1" w:after="100" w:afterAutospacing="1" w:line="276" w:lineRule="auto"/>
+        <w:ind w:left="1440"/>
+        <w:rPr>
+          <w:rFonts w:ascii="Times New Roman" w:eastAsia="Times New Roman" w:hAnsi="Times New Roman" w:cs="Times New Roman"/>
+          <w:kern w:val="0"/>
+          <w:lang w:eastAsia="fr-CA"/>
+          <w14:ligatures w14:val="none"/>
+        </w:rPr>
+      </w:pPr>
+    </w:p>
+    <w:p>
+      <w:pPr>
+        <w:spacing w:line="276" w:lineRule="auto"/>
+        <w:rPr>
+          <w:rFonts w:ascii="Times New Roman" w:hAnsi="Times New Roman" w:cs="Times New Roman"/>
+          <w:b/>
+          <w:bCs/>
+          <w:sz w:val="28"/>
+          <w:szCs w:val="28"/>
+        </w:rPr>
+      </w:pPr>
+      <w:r>
+        <w:rPr>
+          <w:rFonts w:ascii="Times New Roman" w:hAnsi="Times New Roman" w:cs="Times New Roman"/>
+          <w:b/>
+          <w:bCs/>
+          <w:sz w:val="28"/>
+          <w:szCs w:val="28"/>
+        </w:rPr>
+        <w:t>Processus ETL </w:t>
+      </w:r>
+    </w:p>
+    <w:p>
+      <w:pPr>
+        <w:spacing w:line="276" w:lineRule="auto"/>
+        <w:rPr>
+          <w:rFonts w:ascii="Times New Roman" w:hAnsi="Times New Roman" w:cs="Times New Roman"/>
+        </w:rPr>
+      </w:pPr>
+      <w:r>
+        <w:rPr>
+          <w:rFonts w:ascii="Times New Roman" w:hAnsi="Times New Roman" w:cs="Times New Roman"/>
+        </w:rPr>
+        <w:t xml:space="preserve">Les deux types de base de données utilisés dans le cadre de notre application sont bien complémentaires. En effet, nous utilisons MongoDB comme stockage principal de nos restaurants, où le format JSON offert par ce type de base de données nous permet </w:t>
+      </w:r>
+      <w:r>
+        <w:rPr>
+          <w:rFonts w:ascii="Times New Roman" w:hAnsi="Times New Roman" w:cs="Times New Roman"/>
         </w:rPr>
         <w:lastRenderedPageBreak/>
-        <w:t xml:space="preserve">Schéma </w:t>
-      </w:r>
-      <w:proofErr w:type="gramStart"/>
-      <w:r>
-        <w:rPr>
-          <w:rFonts w:ascii="Times New Roman" w:hAnsi="Times New Roman" w:cs="Times New Roman"/>
-          <w:b/>
-          <w:bCs/>
-        </w:rPr>
-        <w:t>d</w:t>
+        <w:t>d’obtenir des données structurées et détaillées pour chacun des restaurants. Neo4j nous permet ensuite d’établir des relations avec les pistes cyclables et les restaurants chargés dans notre base de données MongoDB. Plus précisément, nous les utilisons de cette façon :</w:t>
+      </w:r>
+    </w:p>
+    <w:p>
+      <w:pPr>
+        <w:pStyle w:val="Paragraphedeliste"/>
+        <w:numPr>
+          <w:ilvl w:val="0"/>
+          <w:numId w:val="8"/>
+        </w:numPr>
+        <w:spacing w:before="100" w:beforeAutospacing="1" w:after="100" w:afterAutospacing="1" w:line="276" w:lineRule="auto"/>
+        <w:rPr>
+          <w:rFonts w:ascii="Times New Roman" w:eastAsia="Times New Roman" w:hAnsi="Times New Roman" w:cs="Times New Roman"/>
+          <w:kern w:val="0"/>
+          <w:lang w:eastAsia="fr-CA"/>
+          <w14:ligatures w14:val="none"/>
+        </w:rPr>
+      </w:pPr>
+      <w:r>
+        <w:rPr>
+          <w:rFonts w:ascii="Times New Roman" w:eastAsia="Times New Roman" w:hAnsi="Times New Roman" w:cs="Times New Roman"/>
+          <w:b/>
+          <w:bCs/>
+          <w:kern w:val="0"/>
+          <w:lang w:eastAsia="fr-CA"/>
+          <w14:ligatures w14:val="none"/>
+        </w:rPr>
+        <w:t>MongoDB pour les restaurants</w:t>
+      </w:r>
+      <w:r>
+        <w:rPr>
+          <w:rFonts w:ascii="Times New Roman" w:eastAsia="Times New Roman" w:hAnsi="Times New Roman" w:cs="Times New Roman"/>
+          <w:kern w:val="0"/>
+          <w:lang w:eastAsia="fr-CA"/>
+          <w14:ligatures w14:val="none"/>
+        </w:rPr>
+        <w:t xml:space="preserve"> : Les données transformées des restaurants sont chargées dans MongoDB pour permettre des recherches et des analyses rapides sur les options de restauration.</w:t>
+      </w:r>
+      <w:r>
+        <w:rPr>
+          <w:rFonts w:ascii="Times New Roman" w:eastAsia="Times New Roman" w:hAnsi="Times New Roman" w:cs="Times New Roman"/>
+          <w:kern w:val="0"/>
+          <w:lang w:eastAsia="fr-CA"/>
+          <w14:ligatures w14:val="none"/>
+        </w:rPr>
+        <w:t xml:space="preserve"> Nous commençons évidemment par une connexion à notre base de données. Par la suite, nous nous assurons encore une fois qu’il n’y a aucun doublons de présents dans la base de données, avant de convertir le fichier CSV contenant les données de restaurants transformées en liste de dictionnaires Python pour permettre une insertion dans notre collections MongoDB.</w:t>
+      </w:r>
+    </w:p>
+    <w:p>
+      <w:pPr>
+        <w:pStyle w:val="Paragraphedeliste"/>
+        <w:spacing w:before="100" w:beforeAutospacing="1" w:after="100" w:afterAutospacing="1" w:line="276" w:lineRule="auto"/>
+        <w:rPr>
+          <w:rFonts w:ascii="Times New Roman" w:eastAsia="Times New Roman" w:hAnsi="Times New Roman" w:cs="Times New Roman"/>
+          <w:kern w:val="0"/>
+          <w:lang w:eastAsia="fr-CA"/>
+          <w14:ligatures w14:val="none"/>
+        </w:rPr>
+      </w:pPr>
+    </w:p>
+    <w:p>
+      <w:pPr>
+        <w:pStyle w:val="Paragraphedeliste"/>
+        <w:numPr>
+          <w:ilvl w:val="0"/>
+          <w:numId w:val="8"/>
+        </w:numPr>
+        <w:spacing w:before="100" w:beforeAutospacing="1" w:after="100" w:afterAutospacing="1" w:line="276" w:lineRule="auto"/>
+        <w:rPr>
+          <w:rFonts w:ascii="Times New Roman" w:eastAsia="Times New Roman" w:hAnsi="Times New Roman" w:cs="Times New Roman"/>
+          <w:kern w:val="0"/>
+          <w:lang w:eastAsia="fr-CA"/>
+          <w14:ligatures w14:val="none"/>
+        </w:rPr>
+      </w:pPr>
+      <w:r>
+        <w:rPr>
+          <w:rFonts w:ascii="Times New Roman" w:eastAsia="Times New Roman" w:hAnsi="Times New Roman" w:cs="Times New Roman"/>
+          <w:b/>
+          <w:bCs/>
+          <w:kern w:val="0"/>
+          <w:lang w:eastAsia="fr-CA"/>
+          <w14:ligatures w14:val="none"/>
+        </w:rPr>
+        <w:t>Neo4j pour les pistes cyclables</w:t>
+      </w:r>
+      <w:r>
+        <w:rPr>
+          <w:rFonts w:ascii="Times New Roman" w:eastAsia="Times New Roman" w:hAnsi="Times New Roman" w:cs="Times New Roman"/>
+          <w:kern w:val="0"/>
+          <w:lang w:eastAsia="fr-CA"/>
+          <w14:ligatures w14:val="none"/>
+        </w:rPr>
+        <w:t xml:space="preserve"> : Les pistes cyclables sont structurées dans Neo4j en tant que réseau de connexions entre différents points géographiques, ce qui est optimal pour des requêtes orientées graphes, comme la recherche de trajets</w:t>
+      </w:r>
+      <w:r>
+        <w:rPr>
+          <w:rFonts w:ascii="Times New Roman" w:eastAsia="Times New Roman" w:hAnsi="Times New Roman" w:cs="Times New Roman"/>
+          <w:kern w:val="0"/>
+          <w:lang w:eastAsia="fr-CA"/>
+          <w14:ligatures w14:val="none"/>
+        </w:rPr>
+        <w:t>.</w:t>
+      </w:r>
+      <w:r>
+        <w:rPr>
+          <w:rFonts w:ascii="Times New Roman" w:eastAsia="Times New Roman" w:hAnsi="Times New Roman" w:cs="Times New Roman"/>
+          <w:kern w:val="0"/>
+          <w:lang w:eastAsia="fr-CA"/>
+          <w14:ligatures w14:val="none"/>
+        </w:rPr>
+        <w:t xml:space="preserve"> Après avoir établis la connexion à notre base de données Neo4j, nous effectuons le nettoyage complet de celle-ci pour </w:t>
+      </w:r>
+      <w:r>
+        <w:rPr>
+          <w:rFonts w:ascii="Times New Roman" w:eastAsia="Times New Roman" w:hAnsi="Times New Roman" w:cs="Times New Roman"/>
+          <w:kern w:val="0"/>
+          <w:lang w:eastAsia="fr-CA"/>
+          <w14:ligatures w14:val="none"/>
+        </w:rPr>
+        <w:t>nous assurer d’effectuer un nouveau chargement propre sans duplications. Une fois le ménage effectué, nous utilisons le fichier CSV contenant les données sur les pistes cyclables et des commandes MERGE pour créer des nœuds basés sur les coordonnées géographique ainsi que des relations entre ces nœuds. Finalement, nous utilisons aussi le même procédé avec le fichier de données des restaurants transformés pour la création des nœuds de restaurants pour permettre la localisation de ceux-ci dans le graphe.</w:t>
+      </w:r>
+    </w:p>
+    <w:p>
+      <w:pPr>
+        <w:pStyle w:val="Paragraphedeliste"/>
+        <w:rPr>
+          <w:rFonts w:ascii="Times New Roman" w:eastAsia="Times New Roman" w:hAnsi="Times New Roman" w:cs="Times New Roman"/>
+          <w:kern w:val="0"/>
+          <w:lang w:eastAsia="fr-CA"/>
+          <w14:ligatures w14:val="none"/>
+        </w:rPr>
+      </w:pPr>
+    </w:p>
+    <w:p>
+      <w:pPr>
+        <w:spacing w:before="100" w:beforeAutospacing="1" w:after="100" w:afterAutospacing="1" w:line="276" w:lineRule="auto"/>
+        <w:rPr>
+          <w:rFonts w:ascii="Times New Roman" w:eastAsia="Times New Roman" w:hAnsi="Times New Roman" w:cs="Times New Roman"/>
+          <w:kern w:val="0"/>
+          <w:lang w:eastAsia="fr-CA"/>
+          <w14:ligatures w14:val="none"/>
+        </w:rPr>
+      </w:pPr>
+      <w:r>
+        <w:rPr>
+          <w:rFonts w:ascii="Times New Roman" w:eastAsia="Times New Roman" w:hAnsi="Times New Roman" w:cs="Times New Roman"/>
+          <w:kern w:val="0"/>
+          <w:lang w:eastAsia="fr-CA"/>
+          <w14:ligatures w14:val="none"/>
+        </w:rPr>
+        <w:t>Le schéma suivant présente le processus ETL global employé pour notre application.</w:t>
+      </w:r>
+    </w:p>
+    <w:p>
+      <w:pPr>
+        <w:rPr>
+          <w:rFonts w:ascii="Times New Roman" w:hAnsi="Times New Roman" w:cs="Times New Roman"/>
+          <w:b/>
+          <w:bCs/>
+        </w:rPr>
+      </w:pPr>
+    </w:p>
+    <w:p>
+      <w:pPr>
+        <w:rPr>
+          <w:rFonts w:ascii="Times New Roman" w:hAnsi="Times New Roman" w:cs="Times New Roman"/>
+          <w:b/>
+          <w:bCs/>
+        </w:rPr>
+      </w:pPr>
+    </w:p>
+    <w:p>
+      <w:pPr>
+        <w:rPr>
+          <w:rFonts w:ascii="Times New Roman" w:hAnsi="Times New Roman" w:cs="Times New Roman"/>
+          <w:b/>
+          <w:bCs/>
+        </w:rPr>
+      </w:pPr>
+    </w:p>
+    <w:p>
+      <w:pPr>
+        <w:rPr>
+          <w:rFonts w:ascii="Times New Roman" w:hAnsi="Times New Roman" w:cs="Times New Roman"/>
+          <w:b/>
+          <w:bCs/>
+        </w:rPr>
+      </w:pPr>
+    </w:p>
+    <w:p>
+      <w:pPr>
+        <w:rPr>
+          <w:rFonts w:ascii="Times New Roman" w:hAnsi="Times New Roman" w:cs="Times New Roman"/>
+          <w:b/>
+          <w:bCs/>
+        </w:rPr>
+      </w:pPr>
+    </w:p>
+    <w:p>
+      <w:pPr>
+        <w:rPr>
+          <w:rFonts w:ascii="Times New Roman" w:hAnsi="Times New Roman" w:cs="Times New Roman"/>
+          <w:b/>
+          <w:bCs/>
+        </w:rPr>
+      </w:pPr>
+    </w:p>
+    <w:p>
+      <w:pPr>
+        <w:rPr>
+          <w:rFonts w:ascii="Times New Roman" w:hAnsi="Times New Roman" w:cs="Times New Roman"/>
+          <w:b/>
+          <w:bCs/>
+        </w:rPr>
+      </w:pPr>
+    </w:p>
+    <w:p>
+      <w:pPr>
+        <w:rPr>
+          <w:rFonts w:ascii="Times New Roman" w:hAnsi="Times New Roman" w:cs="Times New Roman"/>
+          <w:b/>
+          <w:bCs/>
+        </w:rPr>
+      </w:pPr>
+    </w:p>
+    <w:p>
+      <w:pPr>
+        <w:rPr>
+          <w:rFonts w:ascii="Times New Roman" w:hAnsi="Times New Roman" w:cs="Times New Roman"/>
+          <w:b/>
+          <w:bCs/>
+        </w:rPr>
+      </w:pPr>
+      <w:r>
+        <w:rPr>
+          <w:rFonts w:ascii="Times New Roman" w:hAnsi="Times New Roman" w:cs="Times New Roman"/>
+          <w:b/>
+          <w:bCs/>
+        </w:rPr>
+        <w:lastRenderedPageBreak/>
+        <w:t>Schéma d</w:t>
       </w:r>
       <w:r>
         <w:rPr>
@@ -1505,16 +1150,7 @@
           <w:b/>
           <w:bCs/>
         </w:rPr>
-        <w:t xml:space="preserve"> pipeline</w:t>
-      </w:r>
-      <w:proofErr w:type="gramEnd"/>
-      <w:r>
-        <w:rPr>
-          <w:rFonts w:ascii="Times New Roman" w:hAnsi="Times New Roman" w:cs="Times New Roman"/>
-          <w:b/>
-          <w:bCs/>
-        </w:rPr>
-        <w:t xml:space="preserve"> d’ETL</w:t>
+        <w:t xml:space="preserve"> pipeline d’ETL</w:t>
       </w:r>
       <w:r>
         <w:rPr>
@@ -1583,6 +1219,710 @@
         </w:drawing>
       </w:r>
     </w:p>
+    <w:p>
+      <w:pPr>
+        <w:rPr>
+          <w:rFonts w:ascii="Times New Roman" w:hAnsi="Times New Roman" w:cs="Times New Roman"/>
+          <w:b/>
+          <w:bCs/>
+        </w:rPr>
+      </w:pPr>
+    </w:p>
+    <w:p>
+      <w:pPr>
+        <w:rPr>
+          <w:rFonts w:ascii="Times New Roman" w:hAnsi="Times New Roman" w:cs="Times New Roman"/>
+          <w:b/>
+          <w:bCs/>
+        </w:rPr>
+      </w:pPr>
+    </w:p>
+    <w:p>
+      <w:pPr>
+        <w:spacing w:line="276" w:lineRule="auto"/>
+        <w:rPr>
+          <w:rFonts w:ascii="Times New Roman" w:hAnsi="Times New Roman" w:cs="Times New Roman"/>
+          <w:b/>
+          <w:bCs/>
+        </w:rPr>
+      </w:pPr>
+      <w:r>
+        <w:rPr>
+          <w:rFonts w:ascii="Times New Roman" w:hAnsi="Times New Roman" w:cs="Times New Roman"/>
+          <w:b/>
+          <w:bCs/>
+        </w:rPr>
+        <w:t>S</w:t>
+      </w:r>
+      <w:r>
+        <w:rPr>
+          <w:rFonts w:ascii="Times New Roman" w:hAnsi="Times New Roman" w:cs="Times New Roman"/>
+          <w:b/>
+          <w:bCs/>
+        </w:rPr>
+        <w:t>ources d'assistance</w:t>
+      </w:r>
+    </w:p>
+    <w:p>
+      <w:pPr>
+        <w:spacing w:line="276" w:lineRule="auto"/>
+        <w:rPr>
+          <w:rFonts w:ascii="Times New Roman" w:hAnsi="Times New Roman" w:cs="Times New Roman"/>
+        </w:rPr>
+      </w:pPr>
+      <w:r>
+        <w:rPr>
+          <w:rFonts w:ascii="Times New Roman" w:hAnsi="Times New Roman" w:cs="Times New Roman"/>
+        </w:rPr>
+        <w:t xml:space="preserve">Certaines parties de ce projet ont été réalisées avec l’aide de l’assistant IA </w:t>
+      </w:r>
+      <w:proofErr w:type="spellStart"/>
+      <w:r>
+        <w:rPr>
+          <w:rFonts w:ascii="Times New Roman" w:hAnsi="Times New Roman" w:cs="Times New Roman"/>
+        </w:rPr>
+        <w:t>ChatGPT</w:t>
+      </w:r>
+      <w:proofErr w:type="spellEnd"/>
+      <w:r>
+        <w:rPr>
+          <w:rFonts w:ascii="Times New Roman" w:hAnsi="Times New Roman" w:cs="Times New Roman"/>
+        </w:rPr>
+        <w:t>, en particulier pour :</w:t>
+      </w:r>
+    </w:p>
+    <w:p>
+      <w:pPr>
+        <w:numPr>
+          <w:ilvl w:val="0"/>
+          <w:numId w:val="3"/>
+        </w:numPr>
+        <w:spacing w:line="276" w:lineRule="auto"/>
+        <w:rPr>
+          <w:rFonts w:ascii="Times New Roman" w:hAnsi="Times New Roman" w:cs="Times New Roman"/>
+        </w:rPr>
+      </w:pPr>
+      <w:r>
+        <w:rPr>
+          <w:rFonts w:ascii="Times New Roman" w:hAnsi="Times New Roman" w:cs="Times New Roman"/>
+          <w:b/>
+          <w:bCs/>
+        </w:rPr>
+        <w:t>Script de vérification de la disponibilité de Neo4j :</w:t>
+      </w:r>
+      <w:r>
+        <w:rPr>
+          <w:rFonts w:ascii="Times New Roman" w:hAnsi="Times New Roman" w:cs="Times New Roman"/>
+        </w:rPr>
+        <w:t xml:space="preserve"> Le script wait_for_neo4j() utilisé dans load.py pour s'assurer que Neo4j est prêt avant le chargement des données. Ce script attend la disponibilité de Neo4j en tentant de se connecter de manière répétée jusqu'à ce que le service soit prêt.</w:t>
+      </w:r>
+    </w:p>
+    <w:p>
+      <w:pPr>
+        <w:numPr>
+          <w:ilvl w:val="0"/>
+          <w:numId w:val="3"/>
+        </w:numPr>
+        <w:spacing w:line="276" w:lineRule="auto"/>
+        <w:rPr>
+          <w:rFonts w:ascii="Times New Roman" w:hAnsi="Times New Roman" w:cs="Times New Roman"/>
+        </w:rPr>
+      </w:pPr>
+      <w:r>
+        <w:rPr>
+          <w:rFonts w:ascii="Times New Roman" w:hAnsi="Times New Roman" w:cs="Times New Roman"/>
+          <w:b/>
+          <w:bCs/>
+        </w:rPr>
+        <w:t xml:space="preserve">Exécution automatique des scripts dans le </w:t>
+      </w:r>
+      <w:proofErr w:type="spellStart"/>
+      <w:r>
+        <w:rPr>
+          <w:rFonts w:ascii="Times New Roman" w:hAnsi="Times New Roman" w:cs="Times New Roman"/>
+          <w:b/>
+          <w:bCs/>
+        </w:rPr>
+        <w:t>Dockerfile</w:t>
+      </w:r>
+      <w:proofErr w:type="spellEnd"/>
+      <w:r>
+        <w:rPr>
+          <w:rFonts w:ascii="Times New Roman" w:hAnsi="Times New Roman" w:cs="Times New Roman"/>
+          <w:b/>
+          <w:bCs/>
+        </w:rPr>
+        <w:t xml:space="preserve"> :</w:t>
+      </w:r>
+      <w:r>
+        <w:rPr>
+          <w:rFonts w:ascii="Times New Roman" w:hAnsi="Times New Roman" w:cs="Times New Roman"/>
+        </w:rPr>
+        <w:t xml:space="preserve"> La commande utilisée dans le </w:t>
+      </w:r>
+      <w:proofErr w:type="spellStart"/>
+      <w:r>
+        <w:rPr>
+          <w:rFonts w:ascii="Times New Roman" w:hAnsi="Times New Roman" w:cs="Times New Roman"/>
+        </w:rPr>
+        <w:t>Dockerfile</w:t>
+      </w:r>
+      <w:proofErr w:type="spellEnd"/>
+      <w:r>
+        <w:rPr>
+          <w:rFonts w:ascii="Times New Roman" w:hAnsi="Times New Roman" w:cs="Times New Roman"/>
+        </w:rPr>
+        <w:t xml:space="preserve"> pour exécuter les scripts ETL (extract.py, transform.py, load.py) a également été suggérée par </w:t>
+      </w:r>
+      <w:proofErr w:type="spellStart"/>
+      <w:r>
+        <w:rPr>
+          <w:rFonts w:ascii="Times New Roman" w:hAnsi="Times New Roman" w:cs="Times New Roman"/>
+        </w:rPr>
+        <w:t>ChatGPT</w:t>
+      </w:r>
+      <w:proofErr w:type="spellEnd"/>
+      <w:r>
+        <w:rPr>
+          <w:rFonts w:ascii="Times New Roman" w:hAnsi="Times New Roman" w:cs="Times New Roman"/>
+        </w:rPr>
+        <w:t xml:space="preserve">. Cette commande garantit que le </w:t>
+      </w:r>
+      <w:r>
+        <w:rPr>
+          <w:rFonts w:ascii="Times New Roman" w:hAnsi="Times New Roman" w:cs="Times New Roman"/>
+        </w:rPr>
+        <w:lastRenderedPageBreak/>
+        <w:t>processus ETL se lance automatiquement lors du démarrage des conteneurs avec docker-compose up.</w:t>
+      </w:r>
+    </w:p>
+    <w:p>
+      <w:pPr>
+        <w:numPr>
+          <w:ilvl w:val="0"/>
+          <w:numId w:val="3"/>
+        </w:numPr>
+        <w:spacing w:line="276" w:lineRule="auto"/>
+        <w:rPr>
+          <w:rFonts w:ascii="Times New Roman" w:hAnsi="Times New Roman" w:cs="Times New Roman"/>
+        </w:rPr>
+      </w:pPr>
+      <w:r>
+        <w:rPr>
+          <w:rFonts w:ascii="Times New Roman" w:hAnsi="Times New Roman" w:cs="Times New Roman"/>
+          <w:b/>
+          <w:bCs/>
+        </w:rPr>
+        <w:t xml:space="preserve">Génération de diagramme UML : </w:t>
+      </w:r>
+      <w:r>
+        <w:rPr>
+          <w:rFonts w:ascii="Times New Roman" w:hAnsi="Times New Roman" w:cs="Times New Roman"/>
+        </w:rPr>
+        <w:t>Pour améliorer l’efficacité de notre création de diagramme UML, nous avons utilisé l’outil DiagramGPT. Cet outil nous a permis de générer des ébauches de diagramme basé sur notre code, que nous avons bien évidemment adapter pour qu’ils correspondent à notre travail. On a donc pu avoir plus de facilité le processus de création de diagramme UML.</w:t>
+      </w:r>
+    </w:p>
+    <w:p>
+      <w:pPr>
+        <w:spacing w:line="276" w:lineRule="auto"/>
+        <w:rPr>
+          <w:rFonts w:ascii="Times New Roman" w:hAnsi="Times New Roman" w:cs="Times New Roman"/>
+        </w:rPr>
+      </w:pPr>
+      <w:r>
+        <w:rPr>
+          <w:rFonts w:ascii="Times New Roman" w:hAnsi="Times New Roman" w:cs="Times New Roman"/>
+        </w:rPr>
+        <w:t>Ces contributions ont permis de résoudre des problèmes techniques et d’optimiser le déploiement du projet en environnement Docker.</w:t>
+      </w:r>
+    </w:p>
+    <w:p>
+      <w:pPr>
+        <w:rPr>
+          <w:rFonts w:ascii="Times New Roman" w:hAnsi="Times New Roman" w:cs="Times New Roman"/>
+          <w:b/>
+          <w:bCs/>
+        </w:rPr>
+      </w:pPr>
+    </w:p>
+    <w:p>
+      <w:pPr>
+        <w:rPr>
+          <w:rFonts w:ascii="Times New Roman" w:hAnsi="Times New Roman" w:cs="Times New Roman"/>
+          <w:b/>
+          <w:bCs/>
+        </w:rPr>
+      </w:pPr>
+    </w:p>
+    <w:p>
+      <w:pPr>
+        <w:rPr>
+          <w:rFonts w:ascii="Times New Roman" w:hAnsi="Times New Roman" w:cs="Times New Roman"/>
+          <w:b/>
+          <w:bCs/>
+        </w:rPr>
+      </w:pPr>
+    </w:p>
+    <w:p>
+      <w:pPr>
+        <w:rPr>
+          <w:rFonts w:ascii="Times New Roman" w:hAnsi="Times New Roman" w:cs="Times New Roman"/>
+          <w:b/>
+          <w:bCs/>
+        </w:rPr>
+      </w:pPr>
+    </w:p>
+    <w:p>
+      <w:pPr>
+        <w:rPr>
+          <w:rFonts w:ascii="Times New Roman" w:hAnsi="Times New Roman" w:cs="Times New Roman"/>
+          <w:b/>
+          <w:bCs/>
+        </w:rPr>
+      </w:pPr>
+    </w:p>
+    <w:p>
+      <w:pPr>
+        <w:rPr>
+          <w:rFonts w:ascii="Times New Roman" w:hAnsi="Times New Roman" w:cs="Times New Roman"/>
+          <w:b/>
+          <w:bCs/>
+        </w:rPr>
+      </w:pPr>
+    </w:p>
+    <w:p>
+      <w:pPr>
+        <w:rPr>
+          <w:rFonts w:ascii="Times New Roman" w:hAnsi="Times New Roman" w:cs="Times New Roman"/>
+          <w:b/>
+          <w:bCs/>
+        </w:rPr>
+      </w:pPr>
+    </w:p>
+    <w:p>
+      <w:pPr>
+        <w:rPr>
+          <w:rFonts w:ascii="Times New Roman" w:hAnsi="Times New Roman" w:cs="Times New Roman"/>
+          <w:b/>
+          <w:bCs/>
+        </w:rPr>
+      </w:pPr>
+    </w:p>
+    <w:p>
+      <w:pPr>
+        <w:rPr>
+          <w:rFonts w:ascii="Times New Roman" w:hAnsi="Times New Roman" w:cs="Times New Roman"/>
+          <w:b/>
+          <w:bCs/>
+        </w:rPr>
+      </w:pPr>
+    </w:p>
+    <w:p>
+      <w:pPr>
+        <w:rPr>
+          <w:rFonts w:ascii="Times New Roman" w:hAnsi="Times New Roman" w:cs="Times New Roman"/>
+          <w:b/>
+          <w:bCs/>
+        </w:rPr>
+      </w:pPr>
+    </w:p>
+    <w:p>
+      <w:pPr>
+        <w:rPr>
+          <w:rFonts w:ascii="Times New Roman" w:hAnsi="Times New Roman" w:cs="Times New Roman"/>
+          <w:b/>
+          <w:bCs/>
+        </w:rPr>
+      </w:pPr>
+    </w:p>
+    <w:p>
+      <w:pPr>
+        <w:rPr>
+          <w:rFonts w:ascii="Times New Roman" w:hAnsi="Times New Roman" w:cs="Times New Roman"/>
+          <w:b/>
+          <w:bCs/>
+        </w:rPr>
+      </w:pPr>
+    </w:p>
+    <w:p>
+      <w:pPr>
+        <w:rPr>
+          <w:rFonts w:ascii="Times New Roman" w:hAnsi="Times New Roman" w:cs="Times New Roman"/>
+          <w:b/>
+          <w:bCs/>
+        </w:rPr>
+      </w:pPr>
+    </w:p>
+    <w:p>
+      <w:pPr>
+        <w:rPr>
+          <w:rFonts w:ascii="Times New Roman" w:hAnsi="Times New Roman" w:cs="Times New Roman"/>
+          <w:b/>
+          <w:bCs/>
+        </w:rPr>
+      </w:pPr>
+    </w:p>
+    <w:p>
+      <w:pPr>
+        <w:rPr>
+          <w:rFonts w:ascii="Times New Roman" w:hAnsi="Times New Roman" w:cs="Times New Roman"/>
+          <w:b/>
+          <w:bCs/>
+        </w:rPr>
+      </w:pPr>
+    </w:p>
+    <w:p>
+      <w:pPr>
+        <w:rPr>
+          <w:rFonts w:ascii="Times New Roman" w:hAnsi="Times New Roman" w:cs="Times New Roman"/>
+          <w:b/>
+          <w:bCs/>
+        </w:rPr>
+      </w:pPr>
+    </w:p>
+    <w:p>
+      <w:pPr>
+        <w:rPr>
+          <w:rFonts w:ascii="Times New Roman" w:hAnsi="Times New Roman" w:cs="Times New Roman"/>
+          <w:b/>
+          <w:bCs/>
+        </w:rPr>
+      </w:pPr>
+    </w:p>
+    <w:p>
+      <w:pPr>
+        <w:rPr>
+          <w:rFonts w:ascii="Times New Roman" w:hAnsi="Times New Roman" w:cs="Times New Roman"/>
+          <w:b/>
+          <w:bCs/>
+        </w:rPr>
+      </w:pPr>
+    </w:p>
+    <w:p>
+      <w:pPr>
+        <w:rPr>
+          <w:rFonts w:ascii="Times New Roman" w:hAnsi="Times New Roman" w:cs="Times New Roman"/>
+          <w:b/>
+          <w:bCs/>
+        </w:rPr>
+      </w:pPr>
+    </w:p>
+    <w:p>
+      <w:pPr>
+        <w:rPr>
+          <w:rFonts w:ascii="Times New Roman" w:hAnsi="Times New Roman" w:cs="Times New Roman"/>
+          <w:b/>
+          <w:bCs/>
+        </w:rPr>
+      </w:pPr>
+    </w:p>
+    <w:p>
+      <w:pPr>
+        <w:rPr>
+          <w:rFonts w:ascii="Times New Roman" w:hAnsi="Times New Roman" w:cs="Times New Roman"/>
+          <w:b/>
+          <w:bCs/>
+        </w:rPr>
+      </w:pPr>
+      <w:r>
+        <w:rPr>
+          <w:rFonts w:ascii="Times New Roman" w:hAnsi="Times New Roman" w:cs="Times New Roman"/>
+          <w:b/>
+          <w:bCs/>
+        </w:rPr>
+        <w:lastRenderedPageBreak/>
+        <w:t xml:space="preserve">Annexe 1 : Diagramme UML du processus d’extraction </w:t>
+      </w:r>
+    </w:p>
+    <w:p>
+      <w:pPr>
+        <w:rPr>
+          <w:rFonts w:ascii="Times New Roman" w:hAnsi="Times New Roman" w:cs="Times New Roman"/>
+          <w:b/>
+          <w:bCs/>
+        </w:rPr>
+      </w:pPr>
+      <w:r>
+        <w:rPr>
+          <w:rFonts w:ascii="Times New Roman" w:hAnsi="Times New Roman" w:cs="Times New Roman"/>
+          <w:b/>
+          <w:bCs/>
+        </w:rPr>
+        <w:drawing>
+          <wp:inline distT="0" distB="0" distL="0" distR="0" wp14:anchorId="7BDF4406" wp14:editId="7AF1D96F">
+            <wp:extent cx="2715759" cy="6987540"/>
+            <wp:effectExtent l="0" t="0" r="8890" b="3810"/>
+            <wp:docPr id="1362864534" name="Image 2" descr="Une image contenant texte, diagramme, noir et blanc, croquis&#10;&#10;Description générée automatiquement"/>
+            <wp:cNvGraphicFramePr>
+              <a:graphicFrameLocks xmlns:a="http://schemas.openxmlformats.org/drawingml/2006/main" noChangeAspect="1"/>
+            </wp:cNvGraphicFramePr>
+            <a:graphic xmlns:a="http://schemas.openxmlformats.org/drawingml/2006/main">
+              <a:graphicData uri="http://schemas.openxmlformats.org/drawingml/2006/picture">
+                <pic:pic xmlns:pic="http://schemas.openxmlformats.org/drawingml/2006/picture">
+                  <pic:nvPicPr>
+                    <pic:cNvPr id="1362864534" name="Image 2" descr="Une image contenant texte, diagramme, noir et blanc, croquis&#10;&#10;Description générée automatiquement"/>
+                    <pic:cNvPicPr>
+                      <a:picLocks noChangeAspect="1" noChangeArrowheads="1"/>
+                    </pic:cNvPicPr>
+                  </pic:nvPicPr>
+                  <pic:blipFill>
+                    <a:blip r:embed="rId6" cstate="print">
+                      <a:extLst>
+                        <a:ext uri="{28A0092B-C50C-407E-A947-70E740481C1C}">
+                          <a14:useLocalDpi xmlns:a14="http://schemas.microsoft.com/office/drawing/2010/main" val="0"/>
+                        </a:ext>
+                      </a:extLst>
+                    </a:blip>
+                    <a:srcRect/>
+                    <a:stretch>
+                      <a:fillRect/>
+                    </a:stretch>
+                  </pic:blipFill>
+                  <pic:spPr bwMode="auto">
+                    <a:xfrm>
+                      <a:off x="0" y="0"/>
+                      <a:ext cx="2718962" cy="6995780"/>
+                    </a:xfrm>
+                    <a:prstGeom prst="rect">
+                      <a:avLst/>
+                    </a:prstGeom>
+                    <a:noFill/>
+                    <a:ln>
+                      <a:noFill/>
+                    </a:ln>
+                  </pic:spPr>
+                </pic:pic>
+              </a:graphicData>
+            </a:graphic>
+          </wp:inline>
+        </w:drawing>
+      </w:r>
+    </w:p>
+    <w:p>
+      <w:pPr>
+        <w:rPr>
+          <w:rFonts w:ascii="Times New Roman" w:hAnsi="Times New Roman" w:cs="Times New Roman"/>
+          <w:b/>
+          <w:bCs/>
+        </w:rPr>
+      </w:pPr>
+      <w:r>
+        <w:rPr>
+          <w:rFonts w:ascii="Times New Roman" w:hAnsi="Times New Roman" w:cs="Times New Roman"/>
+          <w:b/>
+          <w:bCs/>
+        </w:rPr>
+        <w:t>Crédit : Utilisation de DiagramGPT pour faciliter la création du diagramme UML</w:t>
+      </w:r>
+    </w:p>
+    <w:p>
+      <w:pPr>
+        <w:rPr>
+          <w:rFonts w:ascii="Times New Roman" w:hAnsi="Times New Roman" w:cs="Times New Roman"/>
+          <w:b/>
+          <w:bCs/>
+        </w:rPr>
+      </w:pPr>
+    </w:p>
+    <w:p>
+      <w:pPr>
+        <w:rPr>
+          <w:rFonts w:ascii="Times New Roman" w:hAnsi="Times New Roman" w:cs="Times New Roman"/>
+          <w:b/>
+          <w:bCs/>
+        </w:rPr>
+      </w:pPr>
+    </w:p>
+    <w:p>
+      <w:pPr>
+        <w:rPr>
+          <w:rFonts w:ascii="Times New Roman" w:hAnsi="Times New Roman" w:cs="Times New Roman"/>
+          <w:b/>
+          <w:bCs/>
+        </w:rPr>
+      </w:pPr>
+      <w:r>
+        <w:rPr>
+          <w:rFonts w:ascii="Times New Roman" w:hAnsi="Times New Roman" w:cs="Times New Roman"/>
+          <w:b/>
+          <w:bCs/>
+        </w:rPr>
+        <w:lastRenderedPageBreak/>
+        <w:t>Annexe 2 : Processus d’acquisition incrémentale</w:t>
+      </w:r>
+    </w:p>
+    <w:p>
+      <w:pPr>
+        <w:rPr>
+          <w:rFonts w:ascii="Times New Roman" w:hAnsi="Times New Roman" w:cs="Times New Roman"/>
+          <w:b/>
+          <w:bCs/>
+        </w:rPr>
+      </w:pPr>
+      <w:r>
+        <w:rPr>
+          <w:rFonts w:ascii="Times New Roman" w:hAnsi="Times New Roman" w:cs="Times New Roman"/>
+          <w:b/>
+          <w:bCs/>
+        </w:rPr>
+        <w:drawing>
+          <wp:inline distT="0" distB="0" distL="0" distR="0" wp14:anchorId="04649EAD" wp14:editId="521EF430">
+            <wp:extent cx="4138916" cy="6454140"/>
+            <wp:effectExtent l="0" t="0" r="0" b="3810"/>
+            <wp:docPr id="1382220459" name="Image 1" descr="Une image contenant texte, capture d’écran, diagramme, conception&#10;&#10;Description générée automatiquement"/>
+            <wp:cNvGraphicFramePr>
+              <a:graphicFrameLocks xmlns:a="http://schemas.openxmlformats.org/drawingml/2006/main" noChangeAspect="1"/>
+            </wp:cNvGraphicFramePr>
+            <a:graphic xmlns:a="http://schemas.openxmlformats.org/drawingml/2006/main">
+              <a:graphicData uri="http://schemas.openxmlformats.org/drawingml/2006/picture">
+                <pic:pic xmlns:pic="http://schemas.openxmlformats.org/drawingml/2006/picture">
+                  <pic:nvPicPr>
+                    <pic:cNvPr id="1382220459" name="Image 1" descr="Une image contenant texte, capture d’écran, diagramme, conception&#10;&#10;Description générée automatiquement"/>
+                    <pic:cNvPicPr/>
+                  </pic:nvPicPr>
+                  <pic:blipFill>
+                    <a:blip r:embed="rId7"/>
+                    <a:stretch>
+                      <a:fillRect/>
+                    </a:stretch>
+                  </pic:blipFill>
+                  <pic:spPr>
+                    <a:xfrm>
+                      <a:off x="0" y="0"/>
+                      <a:ext cx="4145476" cy="6464370"/>
+                    </a:xfrm>
+                    <a:prstGeom prst="rect">
+                      <a:avLst/>
+                    </a:prstGeom>
+                  </pic:spPr>
+                </pic:pic>
+              </a:graphicData>
+            </a:graphic>
+          </wp:inline>
+        </w:drawing>
+      </w:r>
+    </w:p>
+    <w:p>
+      <w:pPr>
+        <w:rPr>
+          <w:rFonts w:ascii="Times New Roman" w:hAnsi="Times New Roman" w:cs="Times New Roman"/>
+          <w:b/>
+          <w:bCs/>
+        </w:rPr>
+      </w:pPr>
+      <w:r>
+        <w:rPr>
+          <w:rFonts w:ascii="Times New Roman" w:hAnsi="Times New Roman" w:cs="Times New Roman"/>
+          <w:b/>
+          <w:bCs/>
+        </w:rPr>
+        <w:t>Crédit : Utilisation de DiagramGPT pour faciliter la création du diagramme UML</w:t>
+      </w:r>
+    </w:p>
+    <w:p>
+      <w:pPr>
+        <w:rPr>
+          <w:rFonts w:ascii="Times New Roman" w:hAnsi="Times New Roman" w:cs="Times New Roman"/>
+          <w:b/>
+          <w:bCs/>
+        </w:rPr>
+      </w:pPr>
+    </w:p>
+    <w:p>
+      <w:pPr>
+        <w:rPr>
+          <w:rFonts w:ascii="Times New Roman" w:hAnsi="Times New Roman" w:cs="Times New Roman"/>
+          <w:b/>
+          <w:bCs/>
+        </w:rPr>
+      </w:pPr>
+    </w:p>
+    <w:p>
+      <w:pPr>
+        <w:rPr>
+          <w:rFonts w:ascii="Times New Roman" w:hAnsi="Times New Roman" w:cs="Times New Roman"/>
+          <w:b/>
+          <w:bCs/>
+        </w:rPr>
+      </w:pPr>
+    </w:p>
+    <w:p>
+      <w:pPr>
+        <w:rPr>
+          <w:rFonts w:ascii="Times New Roman" w:hAnsi="Times New Roman" w:cs="Times New Roman"/>
+          <w:b/>
+          <w:bCs/>
+        </w:rPr>
+      </w:pPr>
+      <w:r>
+        <w:rPr>
+          <w:rFonts w:ascii="Times New Roman" w:hAnsi="Times New Roman" w:cs="Times New Roman"/>
+          <w:b/>
+          <w:bCs/>
+        </w:rPr>
+        <w:lastRenderedPageBreak/>
+        <w:t>Annexe 3 :</w:t>
+      </w:r>
+      <w:r>
+        <w:rPr>
+          <w:rFonts w:ascii="Times New Roman" w:hAnsi="Times New Roman" w:cs="Times New Roman"/>
+          <w:b/>
+          <w:bCs/>
+        </w:rPr>
+        <w:t xml:space="preserve"> Processus de transformation</w:t>
+      </w:r>
+    </w:p>
+    <w:p>
+      <w:pPr>
+        <w:rPr>
+          <w:rFonts w:ascii="Times New Roman" w:hAnsi="Times New Roman" w:cs="Times New Roman"/>
+          <w:b/>
+          <w:bCs/>
+        </w:rPr>
+      </w:pPr>
+      <w:r>
+        <w:rPr>
+          <w:rFonts w:ascii="Times New Roman" w:hAnsi="Times New Roman" w:cs="Times New Roman"/>
+          <w:b/>
+          <w:bCs/>
+        </w:rPr>
+        <w:drawing>
+          <wp:inline distT="0" distB="0" distL="0" distR="0" wp14:anchorId="38008E5B" wp14:editId="6488B9DF">
+            <wp:extent cx="5486400" cy="6793230"/>
+            <wp:effectExtent l="0" t="0" r="0" b="7620"/>
+            <wp:docPr id="817738979" name="Image 1" descr="Une image contenant texte, diagramme, capture d’écran, Plan&#10;&#10;Description générée automatiquement"/>
+            <wp:cNvGraphicFramePr>
+              <a:graphicFrameLocks xmlns:a="http://schemas.openxmlformats.org/drawingml/2006/main" noChangeAspect="1"/>
+            </wp:cNvGraphicFramePr>
+            <a:graphic xmlns:a="http://schemas.openxmlformats.org/drawingml/2006/main">
+              <a:graphicData uri="http://schemas.openxmlformats.org/drawingml/2006/picture">
+                <pic:pic xmlns:pic="http://schemas.openxmlformats.org/drawingml/2006/picture">
+                  <pic:nvPicPr>
+                    <pic:cNvPr id="817738979" name="Image 1" descr="Une image contenant texte, diagramme, capture d’écran, Plan&#10;&#10;Description générée automatiquement"/>
+                    <pic:cNvPicPr/>
+                  </pic:nvPicPr>
+                  <pic:blipFill>
+                    <a:blip r:embed="rId8"/>
+                    <a:stretch>
+                      <a:fillRect/>
+                    </a:stretch>
+                  </pic:blipFill>
+                  <pic:spPr>
+                    <a:xfrm>
+                      <a:off x="0" y="0"/>
+                      <a:ext cx="5486400" cy="6793230"/>
+                    </a:xfrm>
+                    <a:prstGeom prst="rect">
+                      <a:avLst/>
+                    </a:prstGeom>
+                  </pic:spPr>
+                </pic:pic>
+              </a:graphicData>
+            </a:graphic>
+          </wp:inline>
+        </w:drawing>
+      </w:r>
+    </w:p>
     <w:sectPr>
       <w:pgSz w:w="12240" w:h="15840"/>
       <w:pgMar w:top="1440" w:right="1800" w:bottom="1440" w:left="1800" w:header="708" w:footer="708" w:gutter="0"/>
@@ -1858,6 +2198,119 @@
     </w:lvl>
   </w:abstractNum>
   <w:abstractNum w:abstractNumId="2" w15:restartNumberingAfterBreak="0">
+    <w:nsid w:val="362C6C83"/>
+    <w:multiLevelType w:val="hybridMultilevel"/>
+    <w:tmpl w:val="5CDCF386"/>
+    <w:lvl w:ilvl="0" w:tplc="0C0C0001">
+      <w:start w:val="1"/>
+      <w:numFmt w:val="bullet"/>
+      <w:lvlText w:val=""/>
+      <w:lvlJc w:val="left"/>
+      <w:pPr>
+        <w:ind w:left="720" w:hanging="360"/>
+      </w:pPr>
+      <w:rPr>
+        <w:rFonts w:ascii="Symbol" w:hAnsi="Symbol" w:hint="default"/>
+      </w:rPr>
+    </w:lvl>
+    <w:lvl w:ilvl="1" w:tplc="0C0C0003" w:tentative="1">
+      <w:start w:val="1"/>
+      <w:numFmt w:val="bullet"/>
+      <w:lvlText w:val="o"/>
+      <w:lvlJc w:val="left"/>
+      <w:pPr>
+        <w:ind w:left="1440" w:hanging="360"/>
+      </w:pPr>
+      <w:rPr>
+        <w:rFonts w:ascii="Courier New" w:hAnsi="Courier New" w:cs="Courier New" w:hint="default"/>
+      </w:rPr>
+    </w:lvl>
+    <w:lvl w:ilvl="2" w:tplc="0C0C0005" w:tentative="1">
+      <w:start w:val="1"/>
+      <w:numFmt w:val="bullet"/>
+      <w:lvlText w:val=""/>
+      <w:lvlJc w:val="left"/>
+      <w:pPr>
+        <w:ind w:left="2160" w:hanging="360"/>
+      </w:pPr>
+      <w:rPr>
+        <w:rFonts w:ascii="Wingdings" w:hAnsi="Wingdings" w:hint="default"/>
+      </w:rPr>
+    </w:lvl>
+    <w:lvl w:ilvl="3" w:tplc="0C0C0001" w:tentative="1">
+      <w:start w:val="1"/>
+      <w:numFmt w:val="bullet"/>
+      <w:lvlText w:val=""/>
+      <w:lvlJc w:val="left"/>
+      <w:pPr>
+        <w:ind w:left="2880" w:hanging="360"/>
+      </w:pPr>
+      <w:rPr>
+        <w:rFonts w:ascii="Symbol" w:hAnsi="Symbol" w:hint="default"/>
+      </w:rPr>
+    </w:lvl>
+    <w:lvl w:ilvl="4" w:tplc="0C0C0003" w:tentative="1">
+      <w:start w:val="1"/>
+      <w:numFmt w:val="bullet"/>
+      <w:lvlText w:val="o"/>
+      <w:lvlJc w:val="left"/>
+      <w:pPr>
+        <w:ind w:left="3600" w:hanging="360"/>
+      </w:pPr>
+      <w:rPr>
+        <w:rFonts w:ascii="Courier New" w:hAnsi="Courier New" w:cs="Courier New" w:hint="default"/>
+      </w:rPr>
+    </w:lvl>
+    <w:lvl w:ilvl="5" w:tplc="0C0C0005" w:tentative="1">
+      <w:start w:val="1"/>
+      <w:numFmt w:val="bullet"/>
+      <w:lvlText w:val=""/>
+      <w:lvlJc w:val="left"/>
+      <w:pPr>
+        <w:ind w:left="4320" w:hanging="360"/>
+      </w:pPr>
+      <w:rPr>
+        <w:rFonts w:ascii="Wingdings" w:hAnsi="Wingdings" w:hint="default"/>
+      </w:rPr>
+    </w:lvl>
+    <w:lvl w:ilvl="6" w:tplc="0C0C0001" w:tentative="1">
+      <w:start w:val="1"/>
+      <w:numFmt w:val="bullet"/>
+      <w:lvlText w:val=""/>
+      <w:lvlJc w:val="left"/>
+      <w:pPr>
+        <w:ind w:left="5040" w:hanging="360"/>
+      </w:pPr>
+      <w:rPr>
+        <w:rFonts w:ascii="Symbol" w:hAnsi="Symbol" w:hint="default"/>
+      </w:rPr>
+    </w:lvl>
+    <w:lvl w:ilvl="7" w:tplc="0C0C0003" w:tentative="1">
+      <w:start w:val="1"/>
+      <w:numFmt w:val="bullet"/>
+      <w:lvlText w:val="o"/>
+      <w:lvlJc w:val="left"/>
+      <w:pPr>
+        <w:ind w:left="5760" w:hanging="360"/>
+      </w:pPr>
+      <w:rPr>
+        <w:rFonts w:ascii="Courier New" w:hAnsi="Courier New" w:cs="Courier New" w:hint="default"/>
+      </w:rPr>
+    </w:lvl>
+    <w:lvl w:ilvl="8" w:tplc="0C0C0005" w:tentative="1">
+      <w:start w:val="1"/>
+      <w:numFmt w:val="bullet"/>
+      <w:lvlText w:val=""/>
+      <w:lvlJc w:val="left"/>
+      <w:pPr>
+        <w:ind w:left="6480" w:hanging="360"/>
+      </w:pPr>
+      <w:rPr>
+        <w:rFonts w:ascii="Wingdings" w:hAnsi="Wingdings" w:hint="default"/>
+      </w:rPr>
+    </w:lvl>
+  </w:abstractNum>
+  <w:abstractNum w:abstractNumId="3" w15:restartNumberingAfterBreak="0">
     <w:nsid w:val="3AFA4A69"/>
     <w:multiLevelType w:val="multilevel"/>
     <w:tmpl w:val="DB5031FE"/>
@@ -1976,16 +2429,483 @@
         </w:tabs>
         <w:ind w:left="6480" w:hanging="360"/>
       </w:pPr>
+    </w:lvl>
+  </w:abstractNum>
+  <w:abstractNum w:abstractNumId="4" w15:restartNumberingAfterBreak="0">
+    <w:nsid w:val="41A9246F"/>
+    <w:multiLevelType w:val="hybridMultilevel"/>
+    <w:tmpl w:val="D7B28276"/>
+    <w:lvl w:ilvl="0" w:tplc="0C0C0001">
+      <w:start w:val="1"/>
+      <w:numFmt w:val="bullet"/>
+      <w:lvlText w:val=""/>
+      <w:lvlJc w:val="left"/>
+      <w:pPr>
+        <w:ind w:left="720" w:hanging="360"/>
+      </w:pPr>
+      <w:rPr>
+        <w:rFonts w:ascii="Symbol" w:hAnsi="Symbol" w:hint="default"/>
+      </w:rPr>
+    </w:lvl>
+    <w:lvl w:ilvl="1" w:tplc="0C0C0003">
+      <w:start w:val="1"/>
+      <w:numFmt w:val="bullet"/>
+      <w:lvlText w:val="o"/>
+      <w:lvlJc w:val="left"/>
+      <w:pPr>
+        <w:ind w:left="1440" w:hanging="360"/>
+      </w:pPr>
+      <w:rPr>
+        <w:rFonts w:ascii="Courier New" w:hAnsi="Courier New" w:cs="Courier New" w:hint="default"/>
+      </w:rPr>
+    </w:lvl>
+    <w:lvl w:ilvl="2" w:tplc="0C0C0005">
+      <w:start w:val="1"/>
+      <w:numFmt w:val="bullet"/>
+      <w:lvlText w:val=""/>
+      <w:lvlJc w:val="left"/>
+      <w:pPr>
+        <w:ind w:left="2160" w:hanging="360"/>
+      </w:pPr>
+      <w:rPr>
+        <w:rFonts w:ascii="Wingdings" w:hAnsi="Wingdings" w:hint="default"/>
+      </w:rPr>
+    </w:lvl>
+    <w:lvl w:ilvl="3" w:tplc="0C0C0001" w:tentative="1">
+      <w:start w:val="1"/>
+      <w:numFmt w:val="bullet"/>
+      <w:lvlText w:val=""/>
+      <w:lvlJc w:val="left"/>
+      <w:pPr>
+        <w:ind w:left="2880" w:hanging="360"/>
+      </w:pPr>
+      <w:rPr>
+        <w:rFonts w:ascii="Symbol" w:hAnsi="Symbol" w:hint="default"/>
+      </w:rPr>
+    </w:lvl>
+    <w:lvl w:ilvl="4" w:tplc="0C0C0003" w:tentative="1">
+      <w:start w:val="1"/>
+      <w:numFmt w:val="bullet"/>
+      <w:lvlText w:val="o"/>
+      <w:lvlJc w:val="left"/>
+      <w:pPr>
+        <w:ind w:left="3600" w:hanging="360"/>
+      </w:pPr>
+      <w:rPr>
+        <w:rFonts w:ascii="Courier New" w:hAnsi="Courier New" w:cs="Courier New" w:hint="default"/>
+      </w:rPr>
+    </w:lvl>
+    <w:lvl w:ilvl="5" w:tplc="0C0C0005" w:tentative="1">
+      <w:start w:val="1"/>
+      <w:numFmt w:val="bullet"/>
+      <w:lvlText w:val=""/>
+      <w:lvlJc w:val="left"/>
+      <w:pPr>
+        <w:ind w:left="4320" w:hanging="360"/>
+      </w:pPr>
+      <w:rPr>
+        <w:rFonts w:ascii="Wingdings" w:hAnsi="Wingdings" w:hint="default"/>
+      </w:rPr>
+    </w:lvl>
+    <w:lvl w:ilvl="6" w:tplc="0C0C0001" w:tentative="1">
+      <w:start w:val="1"/>
+      <w:numFmt w:val="bullet"/>
+      <w:lvlText w:val=""/>
+      <w:lvlJc w:val="left"/>
+      <w:pPr>
+        <w:ind w:left="5040" w:hanging="360"/>
+      </w:pPr>
+      <w:rPr>
+        <w:rFonts w:ascii="Symbol" w:hAnsi="Symbol" w:hint="default"/>
+      </w:rPr>
+    </w:lvl>
+    <w:lvl w:ilvl="7" w:tplc="0C0C0003" w:tentative="1">
+      <w:start w:val="1"/>
+      <w:numFmt w:val="bullet"/>
+      <w:lvlText w:val="o"/>
+      <w:lvlJc w:val="left"/>
+      <w:pPr>
+        <w:ind w:left="5760" w:hanging="360"/>
+      </w:pPr>
+      <w:rPr>
+        <w:rFonts w:ascii="Courier New" w:hAnsi="Courier New" w:cs="Courier New" w:hint="default"/>
+      </w:rPr>
+    </w:lvl>
+    <w:lvl w:ilvl="8" w:tplc="0C0C0005" w:tentative="1">
+      <w:start w:val="1"/>
+      <w:numFmt w:val="bullet"/>
+      <w:lvlText w:val=""/>
+      <w:lvlJc w:val="left"/>
+      <w:pPr>
+        <w:ind w:left="6480" w:hanging="360"/>
+      </w:pPr>
+      <w:rPr>
+        <w:rFonts w:ascii="Wingdings" w:hAnsi="Wingdings" w:hint="default"/>
+      </w:rPr>
+    </w:lvl>
+  </w:abstractNum>
+  <w:abstractNum w:abstractNumId="5" w15:restartNumberingAfterBreak="0">
+    <w:nsid w:val="50F508FC"/>
+    <w:multiLevelType w:val="hybridMultilevel"/>
+    <w:tmpl w:val="A58678DC"/>
+    <w:lvl w:ilvl="0" w:tplc="0C0C0001">
+      <w:start w:val="1"/>
+      <w:numFmt w:val="bullet"/>
+      <w:lvlText w:val=""/>
+      <w:lvlJc w:val="left"/>
+      <w:pPr>
+        <w:ind w:left="720" w:hanging="360"/>
+      </w:pPr>
+      <w:rPr>
+        <w:rFonts w:ascii="Symbol" w:hAnsi="Symbol" w:hint="default"/>
+      </w:rPr>
+    </w:lvl>
+    <w:lvl w:ilvl="1" w:tplc="0C0C0003" w:tentative="1">
+      <w:start w:val="1"/>
+      <w:numFmt w:val="bullet"/>
+      <w:lvlText w:val="o"/>
+      <w:lvlJc w:val="left"/>
+      <w:pPr>
+        <w:ind w:left="1440" w:hanging="360"/>
+      </w:pPr>
+      <w:rPr>
+        <w:rFonts w:ascii="Courier New" w:hAnsi="Courier New" w:cs="Courier New" w:hint="default"/>
+      </w:rPr>
+    </w:lvl>
+    <w:lvl w:ilvl="2" w:tplc="0C0C0005" w:tentative="1">
+      <w:start w:val="1"/>
+      <w:numFmt w:val="bullet"/>
+      <w:lvlText w:val=""/>
+      <w:lvlJc w:val="left"/>
+      <w:pPr>
+        <w:ind w:left="2160" w:hanging="360"/>
+      </w:pPr>
+      <w:rPr>
+        <w:rFonts w:ascii="Wingdings" w:hAnsi="Wingdings" w:hint="default"/>
+      </w:rPr>
+    </w:lvl>
+    <w:lvl w:ilvl="3" w:tplc="0C0C0001" w:tentative="1">
+      <w:start w:val="1"/>
+      <w:numFmt w:val="bullet"/>
+      <w:lvlText w:val=""/>
+      <w:lvlJc w:val="left"/>
+      <w:pPr>
+        <w:ind w:left="2880" w:hanging="360"/>
+      </w:pPr>
+      <w:rPr>
+        <w:rFonts w:ascii="Symbol" w:hAnsi="Symbol" w:hint="default"/>
+      </w:rPr>
+    </w:lvl>
+    <w:lvl w:ilvl="4" w:tplc="0C0C0003" w:tentative="1">
+      <w:start w:val="1"/>
+      <w:numFmt w:val="bullet"/>
+      <w:lvlText w:val="o"/>
+      <w:lvlJc w:val="left"/>
+      <w:pPr>
+        <w:ind w:left="3600" w:hanging="360"/>
+      </w:pPr>
+      <w:rPr>
+        <w:rFonts w:ascii="Courier New" w:hAnsi="Courier New" w:cs="Courier New" w:hint="default"/>
+      </w:rPr>
+    </w:lvl>
+    <w:lvl w:ilvl="5" w:tplc="0C0C0005" w:tentative="1">
+      <w:start w:val="1"/>
+      <w:numFmt w:val="bullet"/>
+      <w:lvlText w:val=""/>
+      <w:lvlJc w:val="left"/>
+      <w:pPr>
+        <w:ind w:left="4320" w:hanging="360"/>
+      </w:pPr>
+      <w:rPr>
+        <w:rFonts w:ascii="Wingdings" w:hAnsi="Wingdings" w:hint="default"/>
+      </w:rPr>
+    </w:lvl>
+    <w:lvl w:ilvl="6" w:tplc="0C0C0001" w:tentative="1">
+      <w:start w:val="1"/>
+      <w:numFmt w:val="bullet"/>
+      <w:lvlText w:val=""/>
+      <w:lvlJc w:val="left"/>
+      <w:pPr>
+        <w:ind w:left="5040" w:hanging="360"/>
+      </w:pPr>
+      <w:rPr>
+        <w:rFonts w:ascii="Symbol" w:hAnsi="Symbol" w:hint="default"/>
+      </w:rPr>
+    </w:lvl>
+    <w:lvl w:ilvl="7" w:tplc="0C0C0003" w:tentative="1">
+      <w:start w:val="1"/>
+      <w:numFmt w:val="bullet"/>
+      <w:lvlText w:val="o"/>
+      <w:lvlJc w:val="left"/>
+      <w:pPr>
+        <w:ind w:left="5760" w:hanging="360"/>
+      </w:pPr>
+      <w:rPr>
+        <w:rFonts w:ascii="Courier New" w:hAnsi="Courier New" w:cs="Courier New" w:hint="default"/>
+      </w:rPr>
+    </w:lvl>
+    <w:lvl w:ilvl="8" w:tplc="0C0C0005" w:tentative="1">
+      <w:start w:val="1"/>
+      <w:numFmt w:val="bullet"/>
+      <w:lvlText w:val=""/>
+      <w:lvlJc w:val="left"/>
+      <w:pPr>
+        <w:ind w:left="6480" w:hanging="360"/>
+      </w:pPr>
+      <w:rPr>
+        <w:rFonts w:ascii="Wingdings" w:hAnsi="Wingdings" w:hint="default"/>
+      </w:rPr>
+    </w:lvl>
+  </w:abstractNum>
+  <w:abstractNum w:abstractNumId="6" w15:restartNumberingAfterBreak="0">
+    <w:nsid w:val="56455B49"/>
+    <w:multiLevelType w:val="hybridMultilevel"/>
+    <w:tmpl w:val="90A0E64C"/>
+    <w:lvl w:ilvl="0" w:tplc="0C0C0001">
+      <w:start w:val="1"/>
+      <w:numFmt w:val="bullet"/>
+      <w:lvlText w:val=""/>
+      <w:lvlJc w:val="left"/>
+      <w:pPr>
+        <w:ind w:left="720" w:hanging="360"/>
+      </w:pPr>
+      <w:rPr>
+        <w:rFonts w:ascii="Symbol" w:hAnsi="Symbol" w:hint="default"/>
+      </w:rPr>
+    </w:lvl>
+    <w:lvl w:ilvl="1" w:tplc="0C0C0003">
+      <w:start w:val="1"/>
+      <w:numFmt w:val="bullet"/>
+      <w:lvlText w:val="o"/>
+      <w:lvlJc w:val="left"/>
+      <w:pPr>
+        <w:ind w:left="1440" w:hanging="360"/>
+      </w:pPr>
+      <w:rPr>
+        <w:rFonts w:ascii="Courier New" w:hAnsi="Courier New" w:cs="Courier New" w:hint="default"/>
+      </w:rPr>
+    </w:lvl>
+    <w:lvl w:ilvl="2" w:tplc="0C0C0005">
+      <w:start w:val="1"/>
+      <w:numFmt w:val="bullet"/>
+      <w:lvlText w:val=""/>
+      <w:lvlJc w:val="left"/>
+      <w:pPr>
+        <w:ind w:left="2160" w:hanging="360"/>
+      </w:pPr>
+      <w:rPr>
+        <w:rFonts w:ascii="Wingdings" w:hAnsi="Wingdings" w:hint="default"/>
+      </w:rPr>
+    </w:lvl>
+    <w:lvl w:ilvl="3" w:tplc="0C0C0001" w:tentative="1">
+      <w:start w:val="1"/>
+      <w:numFmt w:val="bullet"/>
+      <w:lvlText w:val=""/>
+      <w:lvlJc w:val="left"/>
+      <w:pPr>
+        <w:ind w:left="2880" w:hanging="360"/>
+      </w:pPr>
+      <w:rPr>
+        <w:rFonts w:ascii="Symbol" w:hAnsi="Symbol" w:hint="default"/>
+      </w:rPr>
+    </w:lvl>
+    <w:lvl w:ilvl="4" w:tplc="0C0C0003" w:tentative="1">
+      <w:start w:val="1"/>
+      <w:numFmt w:val="bullet"/>
+      <w:lvlText w:val="o"/>
+      <w:lvlJc w:val="left"/>
+      <w:pPr>
+        <w:ind w:left="3600" w:hanging="360"/>
+      </w:pPr>
+      <w:rPr>
+        <w:rFonts w:ascii="Courier New" w:hAnsi="Courier New" w:cs="Courier New" w:hint="default"/>
+      </w:rPr>
+    </w:lvl>
+    <w:lvl w:ilvl="5" w:tplc="0C0C0005" w:tentative="1">
+      <w:start w:val="1"/>
+      <w:numFmt w:val="bullet"/>
+      <w:lvlText w:val=""/>
+      <w:lvlJc w:val="left"/>
+      <w:pPr>
+        <w:ind w:left="4320" w:hanging="360"/>
+      </w:pPr>
+      <w:rPr>
+        <w:rFonts w:ascii="Wingdings" w:hAnsi="Wingdings" w:hint="default"/>
+      </w:rPr>
+    </w:lvl>
+    <w:lvl w:ilvl="6" w:tplc="0C0C0001" w:tentative="1">
+      <w:start w:val="1"/>
+      <w:numFmt w:val="bullet"/>
+      <w:lvlText w:val=""/>
+      <w:lvlJc w:val="left"/>
+      <w:pPr>
+        <w:ind w:left="5040" w:hanging="360"/>
+      </w:pPr>
+      <w:rPr>
+        <w:rFonts w:ascii="Symbol" w:hAnsi="Symbol" w:hint="default"/>
+      </w:rPr>
+    </w:lvl>
+    <w:lvl w:ilvl="7" w:tplc="0C0C0003" w:tentative="1">
+      <w:start w:val="1"/>
+      <w:numFmt w:val="bullet"/>
+      <w:lvlText w:val="o"/>
+      <w:lvlJc w:val="left"/>
+      <w:pPr>
+        <w:ind w:left="5760" w:hanging="360"/>
+      </w:pPr>
+      <w:rPr>
+        <w:rFonts w:ascii="Courier New" w:hAnsi="Courier New" w:cs="Courier New" w:hint="default"/>
+      </w:rPr>
+    </w:lvl>
+    <w:lvl w:ilvl="8" w:tplc="0C0C0005" w:tentative="1">
+      <w:start w:val="1"/>
+      <w:numFmt w:val="bullet"/>
+      <w:lvlText w:val=""/>
+      <w:lvlJc w:val="left"/>
+      <w:pPr>
+        <w:ind w:left="6480" w:hanging="360"/>
+      </w:pPr>
+      <w:rPr>
+        <w:rFonts w:ascii="Wingdings" w:hAnsi="Wingdings" w:hint="default"/>
+      </w:rPr>
+    </w:lvl>
+  </w:abstractNum>
+  <w:abstractNum w:abstractNumId="7" w15:restartNumberingAfterBreak="0">
+    <w:nsid w:val="62E83719"/>
+    <w:multiLevelType w:val="hybridMultilevel"/>
+    <w:tmpl w:val="DEDAD364"/>
+    <w:lvl w:ilvl="0" w:tplc="0C0C0001">
+      <w:start w:val="1"/>
+      <w:numFmt w:val="bullet"/>
+      <w:lvlText w:val=""/>
+      <w:lvlJc w:val="left"/>
+      <w:pPr>
+        <w:ind w:left="720" w:hanging="360"/>
+      </w:pPr>
+      <w:rPr>
+        <w:rFonts w:ascii="Symbol" w:hAnsi="Symbol" w:hint="default"/>
+      </w:rPr>
+    </w:lvl>
+    <w:lvl w:ilvl="1" w:tplc="0C0C0003">
+      <w:start w:val="1"/>
+      <w:numFmt w:val="bullet"/>
+      <w:lvlText w:val="o"/>
+      <w:lvlJc w:val="left"/>
+      <w:pPr>
+        <w:ind w:left="1440" w:hanging="360"/>
+      </w:pPr>
+      <w:rPr>
+        <w:rFonts w:ascii="Courier New" w:hAnsi="Courier New" w:cs="Courier New" w:hint="default"/>
+      </w:rPr>
+    </w:lvl>
+    <w:lvl w:ilvl="2" w:tplc="0C0C0005" w:tentative="1">
+      <w:start w:val="1"/>
+      <w:numFmt w:val="bullet"/>
+      <w:lvlText w:val=""/>
+      <w:lvlJc w:val="left"/>
+      <w:pPr>
+        <w:ind w:left="2160" w:hanging="360"/>
+      </w:pPr>
+      <w:rPr>
+        <w:rFonts w:ascii="Wingdings" w:hAnsi="Wingdings" w:hint="default"/>
+      </w:rPr>
+    </w:lvl>
+    <w:lvl w:ilvl="3" w:tplc="0C0C0001" w:tentative="1">
+      <w:start w:val="1"/>
+      <w:numFmt w:val="bullet"/>
+      <w:lvlText w:val=""/>
+      <w:lvlJc w:val="left"/>
+      <w:pPr>
+        <w:ind w:left="2880" w:hanging="360"/>
+      </w:pPr>
+      <w:rPr>
+        <w:rFonts w:ascii="Symbol" w:hAnsi="Symbol" w:hint="default"/>
+      </w:rPr>
+    </w:lvl>
+    <w:lvl w:ilvl="4" w:tplc="0C0C0003" w:tentative="1">
+      <w:start w:val="1"/>
+      <w:numFmt w:val="bullet"/>
+      <w:lvlText w:val="o"/>
+      <w:lvlJc w:val="left"/>
+      <w:pPr>
+        <w:ind w:left="3600" w:hanging="360"/>
+      </w:pPr>
+      <w:rPr>
+        <w:rFonts w:ascii="Courier New" w:hAnsi="Courier New" w:cs="Courier New" w:hint="default"/>
+      </w:rPr>
+    </w:lvl>
+    <w:lvl w:ilvl="5" w:tplc="0C0C0005" w:tentative="1">
+      <w:start w:val="1"/>
+      <w:numFmt w:val="bullet"/>
+      <w:lvlText w:val=""/>
+      <w:lvlJc w:val="left"/>
+      <w:pPr>
+        <w:ind w:left="4320" w:hanging="360"/>
+      </w:pPr>
+      <w:rPr>
+        <w:rFonts w:ascii="Wingdings" w:hAnsi="Wingdings" w:hint="default"/>
+      </w:rPr>
+    </w:lvl>
+    <w:lvl w:ilvl="6" w:tplc="0C0C0001" w:tentative="1">
+      <w:start w:val="1"/>
+      <w:numFmt w:val="bullet"/>
+      <w:lvlText w:val=""/>
+      <w:lvlJc w:val="left"/>
+      <w:pPr>
+        <w:ind w:left="5040" w:hanging="360"/>
+      </w:pPr>
+      <w:rPr>
+        <w:rFonts w:ascii="Symbol" w:hAnsi="Symbol" w:hint="default"/>
+      </w:rPr>
+    </w:lvl>
+    <w:lvl w:ilvl="7" w:tplc="0C0C0003" w:tentative="1">
+      <w:start w:val="1"/>
+      <w:numFmt w:val="bullet"/>
+      <w:lvlText w:val="o"/>
+      <w:lvlJc w:val="left"/>
+      <w:pPr>
+        <w:ind w:left="5760" w:hanging="360"/>
+      </w:pPr>
+      <w:rPr>
+        <w:rFonts w:ascii="Courier New" w:hAnsi="Courier New" w:cs="Courier New" w:hint="default"/>
+      </w:rPr>
+    </w:lvl>
+    <w:lvl w:ilvl="8" w:tplc="0C0C0005" w:tentative="1">
+      <w:start w:val="1"/>
+      <w:numFmt w:val="bullet"/>
+      <w:lvlText w:val=""/>
+      <w:lvlJc w:val="left"/>
+      <w:pPr>
+        <w:ind w:left="6480" w:hanging="360"/>
+      </w:pPr>
+      <w:rPr>
+        <w:rFonts w:ascii="Wingdings" w:hAnsi="Wingdings" w:hint="default"/>
+      </w:rPr>
     </w:lvl>
   </w:abstractNum>
   <w:num w:numId="1" w16cid:durableId="1791976553">
     <w:abstractNumId w:val="0"/>
   </w:num>
   <w:num w:numId="2" w16cid:durableId="793252132">
-    <w:abstractNumId w:val="2"/>
+    <w:abstractNumId w:val="3"/>
   </w:num>
   <w:num w:numId="3" w16cid:durableId="1502310257">
     <w:abstractNumId w:val="1"/>
+  </w:num>
+  <w:num w:numId="4" w16cid:durableId="1001740598">
+    <w:abstractNumId w:val="2"/>
+  </w:num>
+  <w:num w:numId="5" w16cid:durableId="952908702">
+    <w:abstractNumId w:val="6"/>
+  </w:num>
+  <w:num w:numId="6" w16cid:durableId="87891000">
+    <w:abstractNumId w:val="4"/>
+  </w:num>
+  <w:num w:numId="7" w16cid:durableId="856044823">
+    <w:abstractNumId w:val="7"/>
+  </w:num>
+  <w:num w:numId="8" w16cid:durableId="377124036">
+    <w:abstractNumId w:val="5"/>
   </w:num>
 </w:numbering>
 </file>
@@ -2593,7 +3513,6 @@
   <w:style w:type="character" w:default="1" w:styleId="Policepardfaut">
     <w:name w:val="Default Paragraph Font"/>
     <w:uiPriority w:val="1"/>
-    <w:semiHidden/>
     <w:unhideWhenUsed/>
   </w:style>
   <w:style w:type="table" w:default="1" w:styleId="TableauNormal">

--- a/Rapport.docx
+++ b/Rapport.docx
@@ -4,1183 +4,43 @@
   <w:body>
     <w:p>
       <w:pPr>
-        <w:rPr>
-          <w:rFonts w:ascii="Times New Roman" w:hAnsi="Times New Roman" w:cs="Times New Roman"/>
-          <w:b/>
-          <w:bCs/>
-        </w:rPr>
-      </w:pPr>
-      <w:r>
-        <w:rPr>
-          <w:rFonts w:ascii="Times New Roman" w:hAnsi="Times New Roman" w:cs="Times New Roman"/>
-          <w:b/>
-          <w:bCs/>
-        </w:rPr>
-        <w:br w:type="page"/>
-      </w:r>
-    </w:p>
-    <w:p>
-      <w:pPr>
-        <w:spacing w:line="276" w:lineRule="auto"/>
-        <w:rPr>
-          <w:rFonts w:ascii="Times New Roman" w:hAnsi="Times New Roman" w:cs="Times New Roman"/>
-          <w:b/>
-          <w:bCs/>
-          <w:sz w:val="28"/>
-          <w:szCs w:val="28"/>
-        </w:rPr>
-      </w:pPr>
-      <w:r>
-        <w:rPr>
-          <w:rFonts w:ascii="Times New Roman" w:hAnsi="Times New Roman" w:cs="Times New Roman"/>
-          <w:b/>
-          <w:bCs/>
-          <w:sz w:val="28"/>
-          <w:szCs w:val="28"/>
-        </w:rPr>
-        <w:lastRenderedPageBreak/>
-        <w:t>Révision de la stratégie d’acquisition des données</w:t>
-      </w:r>
-    </w:p>
-    <w:p>
-      <w:pPr>
-        <w:spacing w:line="276" w:lineRule="auto"/>
-        <w:rPr>
-          <w:rFonts w:ascii="Times New Roman" w:eastAsia="Times New Roman" w:hAnsi="Times New Roman" w:cs="Times New Roman"/>
-          <w:kern w:val="0"/>
-          <w:lang w:eastAsia="fr-CA"/>
-          <w14:ligatures w14:val="none"/>
-        </w:rPr>
-      </w:pPr>
-      <w:r>
-        <w:rPr>
-          <w:rFonts w:ascii="Times New Roman" w:eastAsia="Times New Roman" w:hAnsi="Times New Roman" w:cs="Times New Roman"/>
-          <w:kern w:val="0"/>
-          <w:lang w:eastAsia="fr-CA"/>
-          <w14:ligatures w14:val="none"/>
-        </w:rPr>
-        <w:t xml:space="preserve">Après avoir récupérer les données nécessaires à notre projet, nous avons rapidement réalisé que la ville de Rimouski ne semblait pas être particulièrement intéressante à </w:t>
-      </w:r>
-      <w:r>
-        <w:rPr>
-          <w:rFonts w:ascii="Times New Roman" w:eastAsia="Times New Roman" w:hAnsi="Times New Roman" w:cs="Times New Roman"/>
-          <w:kern w:val="0"/>
-          <w:lang w:eastAsia="fr-CA"/>
-          <w14:ligatures w14:val="none"/>
-        </w:rPr>
-        <w:t>utiliser</w:t>
-      </w:r>
-      <w:r>
-        <w:rPr>
-          <w:rFonts w:ascii="Times New Roman" w:eastAsia="Times New Roman" w:hAnsi="Times New Roman" w:cs="Times New Roman"/>
-          <w:kern w:val="0"/>
-          <w:lang w:eastAsia="fr-CA"/>
-          <w14:ligatures w14:val="none"/>
-        </w:rPr>
-        <w:t xml:space="preserve"> étant donné le faible nombre de restaurants présents. Pour cette raison, nous avons finalement optés pour la ville de Paris, qui regroupe un grand nombre de restaurants et qui est meilleure à utiliser pour peupler nos base de données</w:t>
-      </w:r>
-      <w:r>
-        <w:rPr>
-          <w:rFonts w:ascii="Times New Roman" w:eastAsia="Times New Roman" w:hAnsi="Times New Roman" w:cs="Times New Roman"/>
-          <w:kern w:val="0"/>
-          <w:lang w:eastAsia="fr-CA"/>
-          <w14:ligatures w14:val="none"/>
-        </w:rPr>
-        <w:t>.</w:t>
-      </w:r>
-    </w:p>
-    <w:p>
-      <w:pPr>
-        <w:spacing w:line="276" w:lineRule="auto"/>
-        <w:rPr>
-          <w:rFonts w:ascii="Times New Roman" w:eastAsia="Times New Roman" w:hAnsi="Times New Roman" w:cs="Times New Roman"/>
-          <w:kern w:val="0"/>
-          <w:lang w:eastAsia="fr-CA"/>
-          <w14:ligatures w14:val="none"/>
-        </w:rPr>
-      </w:pPr>
-    </w:p>
-    <w:p>
-      <w:pPr>
-        <w:spacing w:line="276" w:lineRule="auto"/>
-        <w:rPr>
-          <w:rFonts w:ascii="Times New Roman" w:eastAsia="Times New Roman" w:hAnsi="Times New Roman" w:cs="Times New Roman"/>
-          <w:b/>
-          <w:bCs/>
-          <w:kern w:val="0"/>
-          <w:sz w:val="28"/>
-          <w:szCs w:val="28"/>
-          <w:lang w:eastAsia="fr-CA"/>
-          <w14:ligatures w14:val="none"/>
-        </w:rPr>
-      </w:pPr>
-      <w:r>
-        <w:rPr>
-          <w:rFonts w:ascii="Times New Roman" w:eastAsia="Times New Roman" w:hAnsi="Times New Roman" w:cs="Times New Roman"/>
-          <w:b/>
-          <w:bCs/>
-          <w:kern w:val="0"/>
-          <w:sz w:val="28"/>
-          <w:szCs w:val="28"/>
-          <w:lang w:eastAsia="fr-CA"/>
-          <w14:ligatures w14:val="none"/>
-        </w:rPr>
-        <w:t>Révision des technologies utilisées</w:t>
-      </w:r>
-    </w:p>
-    <w:p>
-      <w:pPr>
-        <w:spacing w:line="276" w:lineRule="auto"/>
-        <w:rPr>
-          <w:rFonts w:ascii="Times New Roman" w:hAnsi="Times New Roman" w:cs="Times New Roman"/>
-        </w:rPr>
-      </w:pPr>
-      <w:r>
-        <w:rPr>
-          <w:rFonts w:ascii="Times New Roman" w:hAnsi="Times New Roman" w:cs="Times New Roman"/>
-        </w:rPr>
-        <w:t>Nous n’avons pas apporté de modification à nos choix de technologies utilisées. Nos choix de base de données, de langage de programmation et de source de données se sont tous avérés être judicieux et efficaces.</w:t>
-      </w:r>
-      <w:r>
-        <w:rPr>
-          <w:rFonts w:ascii="Times New Roman" w:hAnsi="Times New Roman" w:cs="Times New Roman"/>
-        </w:rPr>
-        <w:t xml:space="preserve"> L’utilisation de la bibliothèque Pandas de Python nous permet de manipuler des data frames et des fichiers CSV efficacement pour faciliter la transformation des données et leurs chargement en base de données.</w:t>
-      </w:r>
-    </w:p>
-    <w:p>
-      <w:pPr>
-        <w:spacing w:line="276" w:lineRule="auto"/>
-        <w:rPr>
-          <w:rFonts w:ascii="Times New Roman" w:hAnsi="Times New Roman" w:cs="Times New Roman"/>
-        </w:rPr>
-      </w:pPr>
-    </w:p>
-    <w:p>
-      <w:pPr>
-        <w:spacing w:line="276" w:lineRule="auto"/>
-        <w:rPr>
-          <w:rFonts w:ascii="Times New Roman" w:hAnsi="Times New Roman" w:cs="Times New Roman"/>
-          <w:b/>
-          <w:bCs/>
-          <w:sz w:val="28"/>
-          <w:szCs w:val="28"/>
-        </w:rPr>
-      </w:pPr>
-      <w:r>
-        <w:rPr>
-          <w:rFonts w:ascii="Times New Roman" w:hAnsi="Times New Roman" w:cs="Times New Roman"/>
-          <w:b/>
-          <w:bCs/>
-          <w:sz w:val="28"/>
-          <w:szCs w:val="28"/>
-        </w:rPr>
-        <w:t xml:space="preserve">Processus d’acquisition </w:t>
-      </w:r>
-      <w:r>
-        <w:rPr>
-          <w:rFonts w:ascii="Times New Roman" w:hAnsi="Times New Roman" w:cs="Times New Roman"/>
-          <w:b/>
-          <w:bCs/>
-          <w:sz w:val="28"/>
-          <w:szCs w:val="28"/>
-        </w:rPr>
-        <w:t>des données initiales</w:t>
-      </w:r>
-    </w:p>
-    <w:p>
-      <w:pPr>
-        <w:spacing w:before="100" w:beforeAutospacing="1" w:after="100" w:afterAutospacing="1" w:line="276" w:lineRule="auto"/>
-        <w:rPr>
-          <w:rFonts w:ascii="Times New Roman" w:eastAsia="Times New Roman" w:hAnsi="Times New Roman" w:cs="Times New Roman"/>
-          <w:kern w:val="0"/>
-          <w:lang w:eastAsia="fr-CA"/>
-          <w14:ligatures w14:val="none"/>
-        </w:rPr>
-      </w:pPr>
-      <w:r>
-        <w:rPr>
-          <w:rFonts w:ascii="Times New Roman" w:eastAsia="Times New Roman" w:hAnsi="Times New Roman" w:cs="Times New Roman"/>
-          <w:kern w:val="0"/>
-          <w:lang w:eastAsia="fr-CA"/>
-          <w14:ligatures w14:val="none"/>
-        </w:rPr>
-        <w:t>L’extraction de ces données se sont réalisé des façons suivantes :</w:t>
-      </w:r>
-    </w:p>
-    <w:p>
-      <w:pPr>
-        <w:pStyle w:val="Paragraphedeliste"/>
-        <w:numPr>
-          <w:ilvl w:val="0"/>
-          <w:numId w:val="4"/>
-        </w:numPr>
-        <w:spacing w:before="100" w:beforeAutospacing="1" w:after="100" w:afterAutospacing="1" w:line="276" w:lineRule="auto"/>
-        <w:rPr>
-          <w:rFonts w:ascii="Times New Roman" w:eastAsia="Times New Roman" w:hAnsi="Times New Roman" w:cs="Times New Roman"/>
-          <w:kern w:val="0"/>
-          <w:lang w:eastAsia="fr-CA"/>
-          <w14:ligatures w14:val="none"/>
-        </w:rPr>
-      </w:pPr>
-      <w:r>
-        <w:rPr>
-          <w:rFonts w:ascii="Times New Roman" w:eastAsia="Times New Roman" w:hAnsi="Times New Roman" w:cs="Times New Roman"/>
-          <w:b/>
-          <w:bCs/>
-          <w:kern w:val="0"/>
-          <w:lang w:eastAsia="fr-CA"/>
-          <w14:ligatures w14:val="none"/>
-        </w:rPr>
-        <w:t>Données de restaurants</w:t>
-      </w:r>
-      <w:r>
-        <w:rPr>
-          <w:rFonts w:ascii="Times New Roman" w:eastAsia="Times New Roman" w:hAnsi="Times New Roman" w:cs="Times New Roman"/>
-          <w:kern w:val="0"/>
-          <w:lang w:eastAsia="fr-CA"/>
-          <w14:ligatures w14:val="none"/>
-        </w:rPr>
-        <w:t xml:space="preserve"> : Nous avons utilisé les données d'OpenStreetMap (OSM) pour extraire les points d'intérêt correspondant aux restaurants dans Paris. OSM offre pleins d’informations mais nous avons gardé les informations : osmid, name, cuisine, coordinates, addr:city, addr:housenumber, addr:postcode, addr:street, opening_hours, phone et description. Ces dernières permettent une analyse détaillée et une meilleure localisation des restaurants.</w:t>
-      </w:r>
-    </w:p>
-    <w:p>
-      <w:pPr>
-        <w:pStyle w:val="Paragraphedeliste"/>
-        <w:numPr>
-          <w:ilvl w:val="0"/>
-          <w:numId w:val="4"/>
-        </w:numPr>
-        <w:spacing w:line="276" w:lineRule="auto"/>
-        <w:rPr>
-          <w:rFonts w:ascii="Times New Roman" w:eastAsia="Times New Roman" w:hAnsi="Times New Roman" w:cs="Times New Roman"/>
-          <w:kern w:val="0"/>
-          <w:lang w:eastAsia="fr-CA"/>
-          <w14:ligatures w14:val="none"/>
-        </w:rPr>
-      </w:pPr>
-      <w:r>
-        <w:rPr>
-          <w:rFonts w:ascii="Times New Roman" w:eastAsia="Times New Roman" w:hAnsi="Times New Roman" w:cs="Times New Roman"/>
-          <w:b/>
-          <w:bCs/>
-          <w:kern w:val="0"/>
-          <w:lang w:eastAsia="fr-CA"/>
-          <w14:ligatures w14:val="none"/>
-        </w:rPr>
-        <w:t>Données de pistes cyclables</w:t>
-      </w:r>
-      <w:r>
-        <w:rPr>
-          <w:rFonts w:ascii="Times New Roman" w:eastAsia="Times New Roman" w:hAnsi="Times New Roman" w:cs="Times New Roman"/>
-          <w:kern w:val="0"/>
-          <w:lang w:eastAsia="fr-CA"/>
-          <w14:ligatures w14:val="none"/>
-        </w:rPr>
-        <w:t xml:space="preserve"> : De la même manière, nous avons extrait les pistes cyclables en conservant les coordonnées sous forme de liste de points pour une représentation détaillée des chemins</w:t>
-      </w:r>
-    </w:p>
-    <w:p>
-      <w:pPr>
-        <w:spacing w:line="276" w:lineRule="auto"/>
-        <w:rPr>
-          <w:rFonts w:ascii="Times New Roman" w:eastAsia="Times New Roman" w:hAnsi="Times New Roman" w:cs="Times New Roman"/>
-          <w:kern w:val="0"/>
-          <w:lang w:eastAsia="fr-CA"/>
-          <w14:ligatures w14:val="none"/>
-        </w:rPr>
-      </w:pPr>
-      <w:r>
-        <w:rPr>
-          <w:rFonts w:ascii="Times New Roman" w:eastAsia="Times New Roman" w:hAnsi="Times New Roman" w:cs="Times New Roman"/>
-          <w:kern w:val="0"/>
-          <w:lang w:eastAsia="fr-CA"/>
-          <w14:ligatures w14:val="none"/>
-        </w:rPr>
-        <w:t>Le diagramme UML plus détaillé de notre processus d’extraction se trouve en Annexe 1 à la fin du document.</w:t>
-      </w:r>
-    </w:p>
-    <w:p>
-      <w:pPr>
-        <w:spacing w:line="276" w:lineRule="auto"/>
-        <w:rPr>
-          <w:rFonts w:ascii="Times New Roman" w:hAnsi="Times New Roman" w:cs="Times New Roman"/>
-          <w:b/>
-          <w:bCs/>
-          <w:sz w:val="28"/>
-          <w:szCs w:val="28"/>
-        </w:rPr>
-      </w:pPr>
-      <w:r>
-        <w:rPr>
-          <w:rFonts w:ascii="Times New Roman" w:hAnsi="Times New Roman" w:cs="Times New Roman"/>
-          <w:b/>
-          <w:bCs/>
-          <w:sz w:val="28"/>
-          <w:szCs w:val="28"/>
-        </w:rPr>
-        <w:t>Processus d'Acquisition Incrémentale des Données</w:t>
-      </w:r>
-    </w:p>
-    <w:p>
-      <w:pPr>
-        <w:spacing w:line="276" w:lineRule="auto"/>
-        <w:rPr>
-          <w:rFonts w:ascii="Times New Roman" w:hAnsi="Times New Roman" w:cs="Times New Roman"/>
-        </w:rPr>
-      </w:pPr>
-      <w:r>
-        <w:rPr>
-          <w:rFonts w:ascii="Times New Roman" w:hAnsi="Times New Roman" w:cs="Times New Roman"/>
-        </w:rPr>
-        <w:t>Dans le cadre de ce projet, un processus d'acquisition incrémentale des données a été défini afin de maintenir les données de la base de données MongoDB et Neo4</w:t>
-      </w:r>
-      <w:r>
-        <w:rPr>
-          <w:rFonts w:ascii="Times New Roman" w:hAnsi="Times New Roman" w:cs="Times New Roman"/>
-        </w:rPr>
-        <w:t>J</w:t>
-      </w:r>
-      <w:r>
-        <w:rPr>
-          <w:rFonts w:ascii="Times New Roman" w:hAnsi="Times New Roman" w:cs="Times New Roman"/>
-        </w:rPr>
-        <w:t xml:space="preserve"> à jour sans les remplacer intégralement. Cela permet de réduire les doublons et de gérer efficacement les mises à jour et ajouts de nouvelles informations.</w:t>
-      </w:r>
-    </w:p>
-    <w:p>
-      <w:pPr>
-        <w:numPr>
-          <w:ilvl w:val="0"/>
-          <w:numId w:val="1"/>
-        </w:numPr>
-        <w:spacing w:line="276" w:lineRule="auto"/>
-        <w:rPr>
-          <w:rFonts w:ascii="Times New Roman" w:hAnsi="Times New Roman" w:cs="Times New Roman"/>
-        </w:rPr>
-      </w:pPr>
-      <w:r>
-        <w:rPr>
-          <w:rFonts w:ascii="Times New Roman" w:hAnsi="Times New Roman" w:cs="Times New Roman"/>
-          <w:b/>
-          <w:bCs/>
-        </w:rPr>
-        <w:lastRenderedPageBreak/>
-        <w:t>MongoDB</w:t>
-      </w:r>
-      <w:r>
-        <w:rPr>
-          <w:rFonts w:ascii="Times New Roman" w:hAnsi="Times New Roman" w:cs="Times New Roman"/>
-        </w:rPr>
-        <w:t xml:space="preserve"> : Pour chaque nouveau restaurant extrait, nous vérifions s'il existe déjà dans la base en comparant </w:t>
-      </w:r>
-      <w:proofErr w:type="spellStart"/>
-      <w:r>
-        <w:rPr>
-          <w:rFonts w:ascii="Times New Roman" w:hAnsi="Times New Roman" w:cs="Times New Roman"/>
-        </w:rPr>
-        <w:t>l’id</w:t>
-      </w:r>
-      <w:proofErr w:type="spellEnd"/>
-      <w:r>
-        <w:rPr>
-          <w:rFonts w:ascii="Times New Roman" w:hAnsi="Times New Roman" w:cs="Times New Roman"/>
-        </w:rPr>
-        <w:t xml:space="preserve"> de restaurant. </w:t>
-      </w:r>
-      <w:r>
-        <w:rPr>
-          <w:rFonts w:ascii="Times New Roman" w:hAnsi="Times New Roman" w:cs="Times New Roman"/>
-          <w:i/>
-          <w:iCs/>
-          <w:color w:val="FF0000"/>
-        </w:rPr>
-        <w:t>Si une correspondance est trouvée, nous mettons à jour les informations nécessaires</w:t>
-      </w:r>
-      <w:r>
-        <w:rPr>
-          <w:rFonts w:ascii="Times New Roman" w:hAnsi="Times New Roman" w:cs="Times New Roman"/>
-        </w:rPr>
-        <w:t>. Dans le cas contraire, un nouveau document est ajouté à la collection.</w:t>
-      </w:r>
-    </w:p>
-    <w:p>
-      <w:pPr>
-        <w:numPr>
-          <w:ilvl w:val="0"/>
-          <w:numId w:val="1"/>
-        </w:numPr>
-        <w:spacing w:line="276" w:lineRule="auto"/>
-        <w:rPr>
-          <w:rFonts w:ascii="Times New Roman" w:hAnsi="Times New Roman" w:cs="Times New Roman"/>
-        </w:rPr>
-      </w:pPr>
-      <w:r>
-        <w:rPr>
-          <w:rFonts w:ascii="Times New Roman" w:hAnsi="Times New Roman" w:cs="Times New Roman"/>
-          <w:b/>
-          <w:bCs/>
-        </w:rPr>
-        <w:t>Neo4</w:t>
-      </w:r>
-      <w:r>
-        <w:rPr>
-          <w:rFonts w:ascii="Times New Roman" w:hAnsi="Times New Roman" w:cs="Times New Roman"/>
-          <w:b/>
-          <w:bCs/>
-        </w:rPr>
-        <w:t>J</w:t>
-      </w:r>
-      <w:r>
-        <w:rPr>
-          <w:rFonts w:ascii="Times New Roman" w:hAnsi="Times New Roman" w:cs="Times New Roman"/>
-        </w:rPr>
-        <w:t xml:space="preserve"> : Pour chaque segment de piste cyclable, nous utilisons des requêtes MERGE afin de vérifier l'existence des nœuds de début et de fin, ainsi que de la relation entre eux. Si le segment est nouveau, il est ajouté en tant que nouvelle relation entre les nœuds concernés.</w:t>
-      </w:r>
-    </w:p>
-    <w:p>
-      <w:pPr>
-        <w:spacing w:line="276" w:lineRule="auto"/>
-        <w:rPr>
-          <w:rFonts w:ascii="Times New Roman" w:hAnsi="Times New Roman" w:cs="Times New Roman"/>
-        </w:rPr>
-      </w:pPr>
-      <w:r>
-        <w:rPr>
-          <w:rFonts w:ascii="Times New Roman" w:hAnsi="Times New Roman" w:cs="Times New Roman"/>
-        </w:rPr>
-        <w:t xml:space="preserve">Le diagramme UML </w:t>
-      </w:r>
-      <w:r>
-        <w:rPr>
-          <w:rFonts w:ascii="Times New Roman" w:hAnsi="Times New Roman" w:cs="Times New Roman"/>
-        </w:rPr>
-        <w:t>présent en Annexe 2</w:t>
-      </w:r>
-      <w:r>
-        <w:rPr>
-          <w:rFonts w:ascii="Times New Roman" w:hAnsi="Times New Roman" w:cs="Times New Roman"/>
-        </w:rPr>
-        <w:t xml:space="preserve"> illustre le flux des étapes dans le processus d'acquisition incrémentale </w:t>
-      </w:r>
-      <w:r>
-        <w:rPr>
-          <w:rFonts w:ascii="Times New Roman" w:hAnsi="Times New Roman" w:cs="Times New Roman"/>
-        </w:rPr>
-        <w:t>pour MongoDB et pour Neo4j</w:t>
-      </w:r>
-      <w:r>
-        <w:rPr>
-          <w:rFonts w:ascii="Times New Roman" w:hAnsi="Times New Roman" w:cs="Times New Roman"/>
-        </w:rPr>
-        <w:t>.</w:t>
-      </w:r>
-    </w:p>
-    <w:p>
-      <w:pPr>
-        <w:spacing w:line="276" w:lineRule="auto"/>
-        <w:rPr>
-          <w:rFonts w:ascii="Times New Roman" w:hAnsi="Times New Roman" w:cs="Times New Roman"/>
-        </w:rPr>
-      </w:pPr>
-    </w:p>
-    <w:p>
-      <w:pPr>
-        <w:spacing w:line="276" w:lineRule="auto"/>
-        <w:rPr>
-          <w:rFonts w:ascii="Times New Roman" w:hAnsi="Times New Roman" w:cs="Times New Roman"/>
-          <w:b/>
-          <w:bCs/>
-          <w:sz w:val="28"/>
-          <w:szCs w:val="28"/>
-        </w:rPr>
-      </w:pPr>
-      <w:r>
-        <w:rPr>
-          <w:rFonts w:ascii="Times New Roman" w:hAnsi="Times New Roman" w:cs="Times New Roman"/>
-          <w:b/>
-          <w:bCs/>
-          <w:sz w:val="28"/>
-          <w:szCs w:val="28"/>
-        </w:rPr>
-        <w:t>Processus de transformation</w:t>
-      </w:r>
-    </w:p>
-    <w:p>
-      <w:pPr>
-        <w:spacing w:line="276" w:lineRule="auto"/>
-        <w:rPr>
-          <w:rFonts w:ascii="Times New Roman" w:hAnsi="Times New Roman" w:cs="Times New Roman"/>
-        </w:rPr>
-      </w:pPr>
-      <w:r>
-        <w:rPr>
-          <w:rFonts w:ascii="Times New Roman" w:hAnsi="Times New Roman" w:cs="Times New Roman"/>
-        </w:rPr>
-        <w:t>Étant donné notre stratégie d’acquisition de nos données, il était évident qu’il fallait qu’on les transforme avant de les envoyées vers nos bases de données. Pour y arriver, nous avons notamment fait :</w:t>
-      </w:r>
-    </w:p>
-    <w:p>
-      <w:pPr>
-        <w:pStyle w:val="Paragraphedeliste"/>
-        <w:numPr>
-          <w:ilvl w:val="0"/>
-          <w:numId w:val="7"/>
-        </w:numPr>
-        <w:spacing w:before="100" w:beforeAutospacing="1" w:after="100" w:afterAutospacing="1" w:line="276" w:lineRule="auto"/>
-        <w:rPr>
-          <w:rFonts w:ascii="Times New Roman" w:eastAsia="Times New Roman" w:hAnsi="Times New Roman" w:cs="Times New Roman"/>
-          <w:kern w:val="0"/>
-          <w:lang w:eastAsia="fr-CA"/>
-          <w14:ligatures w14:val="none"/>
-        </w:rPr>
-      </w:pPr>
-      <w:r>
-        <w:rPr>
-          <w:rFonts w:ascii="Times New Roman" w:eastAsia="Times New Roman" w:hAnsi="Times New Roman" w:cs="Times New Roman"/>
-          <w:b/>
-          <w:bCs/>
-          <w:kern w:val="0"/>
-          <w:lang w:eastAsia="fr-CA"/>
-          <w14:ligatures w14:val="none"/>
-        </w:rPr>
-        <w:t>Standardisation des adresses</w:t>
-      </w:r>
-      <w:r>
-        <w:rPr>
-          <w:rFonts w:ascii="Times New Roman" w:eastAsia="Times New Roman" w:hAnsi="Times New Roman" w:cs="Times New Roman"/>
-          <w:kern w:val="0"/>
-          <w:lang w:eastAsia="fr-CA"/>
-          <w14:ligatures w14:val="none"/>
-        </w:rPr>
-        <w:t xml:space="preserve"> : Afin d'uniformiser les adresses, nous avons appliqué un format canadien, où chaque adresse est représentée sous la forme "Numéro de maison, Rue, Ville, Code postal".</w:t>
-      </w:r>
-    </w:p>
-    <w:p>
-      <w:pPr>
-        <w:pStyle w:val="Paragraphedeliste"/>
-        <w:numPr>
-          <w:ilvl w:val="0"/>
-          <w:numId w:val="7"/>
-        </w:numPr>
-        <w:spacing w:before="100" w:beforeAutospacing="1" w:after="100" w:afterAutospacing="1" w:line="276" w:lineRule="auto"/>
-        <w:rPr>
-          <w:rFonts w:ascii="Times New Roman" w:eastAsia="Times New Roman" w:hAnsi="Times New Roman" w:cs="Times New Roman"/>
-          <w:kern w:val="0"/>
-          <w:lang w:eastAsia="fr-CA"/>
-          <w14:ligatures w14:val="none"/>
-        </w:rPr>
-      </w:pPr>
-      <w:r>
-        <w:rPr>
-          <w:rFonts w:ascii="Times New Roman" w:eastAsia="Times New Roman" w:hAnsi="Times New Roman" w:cs="Times New Roman"/>
-          <w:b/>
-          <w:bCs/>
-          <w:kern w:val="0"/>
-          <w:lang w:eastAsia="fr-CA"/>
-          <w14:ligatures w14:val="none"/>
-        </w:rPr>
-        <w:t>Renommage des colonnes</w:t>
-      </w:r>
-      <w:r>
-        <w:rPr>
-          <w:rFonts w:ascii="Times New Roman" w:eastAsia="Times New Roman" w:hAnsi="Times New Roman" w:cs="Times New Roman"/>
-          <w:kern w:val="0"/>
-          <w:lang w:eastAsia="fr-CA"/>
-          <w14:ligatures w14:val="none"/>
-        </w:rPr>
-        <w:t xml:space="preserve"> : Les colonnes ont été traduites en français pour améliorer la lisibilité des données, par exemple, </w:t>
-      </w:r>
-      <w:r>
-        <w:rPr>
-          <w:rFonts w:ascii="Times New Roman" w:eastAsia="Times New Roman" w:hAnsi="Times New Roman" w:cs="Times New Roman"/>
-          <w:kern w:val="0"/>
-          <w:sz w:val="20"/>
-          <w:szCs w:val="20"/>
-          <w:lang w:eastAsia="fr-CA"/>
-          <w14:ligatures w14:val="none"/>
-        </w:rPr>
-        <w:t>name</w:t>
-      </w:r>
-      <w:r>
-        <w:rPr>
-          <w:rFonts w:ascii="Times New Roman" w:eastAsia="Times New Roman" w:hAnsi="Times New Roman" w:cs="Times New Roman"/>
-          <w:kern w:val="0"/>
-          <w:lang w:eastAsia="fr-CA"/>
-          <w14:ligatures w14:val="none"/>
-        </w:rPr>
-        <w:t xml:space="preserve"> est devenu </w:t>
-      </w:r>
-      <w:r>
-        <w:rPr>
-          <w:rFonts w:ascii="Times New Roman" w:eastAsia="Times New Roman" w:hAnsi="Times New Roman" w:cs="Times New Roman"/>
-          <w:kern w:val="0"/>
-          <w:sz w:val="20"/>
-          <w:szCs w:val="20"/>
-          <w:lang w:eastAsia="fr-CA"/>
-          <w14:ligatures w14:val="none"/>
-        </w:rPr>
-        <w:t>nom</w:t>
-      </w:r>
-      <w:r>
-        <w:rPr>
-          <w:rFonts w:ascii="Times New Roman" w:eastAsia="Times New Roman" w:hAnsi="Times New Roman" w:cs="Times New Roman"/>
-          <w:kern w:val="0"/>
-          <w:lang w:eastAsia="fr-CA"/>
-          <w14:ligatures w14:val="none"/>
-        </w:rPr>
-        <w:t xml:space="preserve">, et </w:t>
-      </w:r>
-      <w:r>
-        <w:rPr>
-          <w:rFonts w:ascii="Times New Roman" w:eastAsia="Times New Roman" w:hAnsi="Times New Roman" w:cs="Times New Roman"/>
-          <w:kern w:val="0"/>
-          <w:sz w:val="20"/>
-          <w:szCs w:val="20"/>
-          <w:lang w:eastAsia="fr-CA"/>
-          <w14:ligatures w14:val="none"/>
-        </w:rPr>
-        <w:t>cuisine</w:t>
-      </w:r>
-      <w:r>
-        <w:rPr>
-          <w:rFonts w:ascii="Times New Roman" w:eastAsia="Times New Roman" w:hAnsi="Times New Roman" w:cs="Times New Roman"/>
-          <w:kern w:val="0"/>
-          <w:lang w:eastAsia="fr-CA"/>
-          <w14:ligatures w14:val="none"/>
-        </w:rPr>
-        <w:t xml:space="preserve"> a été transformé en </w:t>
-      </w:r>
-      <w:r>
-        <w:rPr>
-          <w:rFonts w:ascii="Times New Roman" w:eastAsia="Times New Roman" w:hAnsi="Times New Roman" w:cs="Times New Roman"/>
-          <w:kern w:val="0"/>
-          <w:sz w:val="20"/>
-          <w:szCs w:val="20"/>
-          <w:lang w:eastAsia="fr-CA"/>
-          <w14:ligatures w14:val="none"/>
-        </w:rPr>
-        <w:t>type_de_restaurant</w:t>
-      </w:r>
-      <w:r>
-        <w:rPr>
-          <w:rFonts w:ascii="Times New Roman" w:eastAsia="Times New Roman" w:hAnsi="Times New Roman" w:cs="Times New Roman"/>
-          <w:kern w:val="0"/>
-          <w:lang w:eastAsia="fr-CA"/>
-          <w14:ligatures w14:val="none"/>
-        </w:rPr>
-        <w:t>.</w:t>
-      </w:r>
-    </w:p>
-    <w:p>
-      <w:pPr>
-        <w:pStyle w:val="Paragraphedeliste"/>
-        <w:numPr>
-          <w:ilvl w:val="0"/>
-          <w:numId w:val="7"/>
-        </w:numPr>
-        <w:spacing w:before="100" w:beforeAutospacing="1" w:after="100" w:afterAutospacing="1" w:line="276" w:lineRule="auto"/>
-        <w:rPr>
-          <w:rFonts w:ascii="Times New Roman" w:eastAsia="Times New Roman" w:hAnsi="Times New Roman" w:cs="Times New Roman"/>
-          <w:kern w:val="0"/>
-          <w:lang w:eastAsia="fr-CA"/>
-          <w14:ligatures w14:val="none"/>
-        </w:rPr>
-      </w:pPr>
-      <w:r>
-        <w:rPr>
-          <w:rFonts w:ascii="Times New Roman" w:eastAsia="Times New Roman" w:hAnsi="Times New Roman" w:cs="Times New Roman"/>
-          <w:b/>
-          <w:bCs/>
-          <w:kern w:val="0"/>
-          <w:lang w:eastAsia="fr-CA"/>
-          <w14:ligatures w14:val="none"/>
-        </w:rPr>
-        <w:t>Classification des types de restaurants et services</w:t>
-      </w:r>
-      <w:r>
-        <w:rPr>
-          <w:rFonts w:ascii="Times New Roman" w:eastAsia="Times New Roman" w:hAnsi="Times New Roman" w:cs="Times New Roman"/>
-          <w:kern w:val="0"/>
-          <w:lang w:eastAsia="fr-CA"/>
-          <w14:ligatures w14:val="none"/>
-        </w:rPr>
-        <w:t xml:space="preserve"> :</w:t>
-      </w:r>
-    </w:p>
-    <w:p>
-      <w:pPr>
-        <w:pStyle w:val="Paragraphedeliste"/>
-        <w:numPr>
-          <w:ilvl w:val="1"/>
-          <w:numId w:val="7"/>
-        </w:numPr>
-        <w:spacing w:before="100" w:beforeAutospacing="1" w:after="100" w:afterAutospacing="1" w:line="276" w:lineRule="auto"/>
-        <w:rPr>
-          <w:rFonts w:ascii="Times New Roman" w:eastAsia="Times New Roman" w:hAnsi="Times New Roman" w:cs="Times New Roman"/>
-          <w:kern w:val="0"/>
-          <w:lang w:eastAsia="fr-CA"/>
-          <w14:ligatures w14:val="none"/>
-        </w:rPr>
-      </w:pPr>
-      <w:r>
-        <w:rPr>
-          <w:rFonts w:ascii="Times New Roman" w:eastAsia="Times New Roman" w:hAnsi="Times New Roman" w:cs="Times New Roman"/>
-          <w:b/>
-          <w:bCs/>
-          <w:kern w:val="0"/>
-          <w:lang w:eastAsia="fr-CA"/>
-          <w14:ligatures w14:val="none"/>
-        </w:rPr>
-        <w:t>Type de restaurant</w:t>
-      </w:r>
-      <w:r>
-        <w:rPr>
-          <w:rFonts w:ascii="Times New Roman" w:eastAsia="Times New Roman" w:hAnsi="Times New Roman" w:cs="Times New Roman"/>
-          <w:kern w:val="0"/>
-          <w:lang w:eastAsia="fr-CA"/>
-          <w14:ligatures w14:val="none"/>
-        </w:rPr>
-        <w:t xml:space="preserve"> : Cette information est directement tirée de la colonne </w:t>
-      </w:r>
-      <w:r>
-        <w:rPr>
-          <w:rFonts w:ascii="Times New Roman" w:eastAsia="Times New Roman" w:hAnsi="Times New Roman" w:cs="Times New Roman"/>
-          <w:kern w:val="0"/>
-          <w:sz w:val="20"/>
-          <w:szCs w:val="20"/>
-          <w:lang w:eastAsia="fr-CA"/>
-          <w14:ligatures w14:val="none"/>
-        </w:rPr>
-        <w:t>cuisine</w:t>
-      </w:r>
-      <w:r>
-        <w:rPr>
-          <w:rFonts w:ascii="Times New Roman" w:eastAsia="Times New Roman" w:hAnsi="Times New Roman" w:cs="Times New Roman"/>
-          <w:kern w:val="0"/>
-          <w:lang w:eastAsia="fr-CA"/>
-          <w14:ligatures w14:val="none"/>
-        </w:rPr>
-        <w:t xml:space="preserve"> d'OSM et a été renommée en </w:t>
-      </w:r>
-      <w:r>
-        <w:rPr>
-          <w:rFonts w:ascii="Times New Roman" w:eastAsia="Times New Roman" w:hAnsi="Times New Roman" w:cs="Times New Roman"/>
-          <w:kern w:val="0"/>
-          <w:sz w:val="20"/>
-          <w:szCs w:val="20"/>
-          <w:lang w:eastAsia="fr-CA"/>
-          <w14:ligatures w14:val="none"/>
-        </w:rPr>
-        <w:t>type_de_restaurant</w:t>
-      </w:r>
-      <w:r>
-        <w:rPr>
-          <w:rFonts w:ascii="Times New Roman" w:eastAsia="Times New Roman" w:hAnsi="Times New Roman" w:cs="Times New Roman"/>
-          <w:kern w:val="0"/>
-          <w:lang w:eastAsia="fr-CA"/>
-          <w14:ligatures w14:val="none"/>
-        </w:rPr>
-        <w:t>.</w:t>
-      </w:r>
-    </w:p>
-    <w:p>
-      <w:pPr>
-        <w:pStyle w:val="Paragraphedeliste"/>
-        <w:numPr>
-          <w:ilvl w:val="1"/>
-          <w:numId w:val="7"/>
-        </w:numPr>
-        <w:spacing w:before="100" w:beforeAutospacing="1" w:after="100" w:afterAutospacing="1" w:line="276" w:lineRule="auto"/>
-        <w:rPr>
-          <w:rFonts w:ascii="Times New Roman" w:eastAsia="Times New Roman" w:hAnsi="Times New Roman" w:cs="Times New Roman"/>
-          <w:kern w:val="0"/>
-          <w:lang w:eastAsia="fr-CA"/>
-          <w14:ligatures w14:val="none"/>
-        </w:rPr>
-      </w:pPr>
-      <w:r>
-        <w:rPr>
-          <w:rFonts w:ascii="Times New Roman" w:eastAsia="Times New Roman" w:hAnsi="Times New Roman" w:cs="Times New Roman"/>
-          <w:b/>
-          <w:bCs/>
-          <w:kern w:val="0"/>
-          <w:lang w:eastAsia="fr-CA"/>
-          <w14:ligatures w14:val="none"/>
-        </w:rPr>
-        <w:t>Type de service</w:t>
-      </w:r>
-      <w:r>
-        <w:rPr>
-          <w:rFonts w:ascii="Times New Roman" w:eastAsia="Times New Roman" w:hAnsi="Times New Roman" w:cs="Times New Roman"/>
-          <w:kern w:val="0"/>
-          <w:lang w:eastAsia="fr-CA"/>
-          <w14:ligatures w14:val="none"/>
-        </w:rPr>
-        <w:t xml:space="preserve"> : Nous avons ajouté une nouvelle colonne </w:t>
-      </w:r>
-      <w:r>
-        <w:rPr>
-          <w:rFonts w:ascii="Times New Roman" w:eastAsia="Times New Roman" w:hAnsi="Times New Roman" w:cs="Times New Roman"/>
-          <w:kern w:val="0"/>
-          <w:sz w:val="20"/>
-          <w:szCs w:val="20"/>
-          <w:lang w:eastAsia="fr-CA"/>
-          <w14:ligatures w14:val="none"/>
-        </w:rPr>
-        <w:t>type_de_service</w:t>
-      </w:r>
-      <w:r>
-        <w:rPr>
-          <w:rFonts w:ascii="Times New Roman" w:eastAsia="Times New Roman" w:hAnsi="Times New Roman" w:cs="Times New Roman"/>
-          <w:kern w:val="0"/>
-          <w:lang w:eastAsia="fr-CA"/>
-          <w14:ligatures w14:val="none"/>
-        </w:rPr>
-        <w:t>, définie en fonction de mots-clés trouvés dans la description du restaurant. Par exemple, "emporté" est classé comme "Service à emporter", "uber eats" comme "Service de livraison", "buffet" ou "À volonté" comme "Buffet / À volonté". Cette distinction est essentielle pour mieux comprendre l'expérience de restauration proposée.</w:t>
-      </w:r>
-    </w:p>
-    <w:p>
-      <w:pPr>
-        <w:pStyle w:val="Paragraphedeliste"/>
-        <w:spacing w:before="100" w:beforeAutospacing="1" w:after="100" w:afterAutospacing="1" w:line="276" w:lineRule="auto"/>
-        <w:ind w:left="1440"/>
-        <w:rPr>
-          <w:rFonts w:ascii="Times New Roman" w:eastAsia="Times New Roman" w:hAnsi="Times New Roman" w:cs="Times New Roman"/>
-          <w:kern w:val="0"/>
-          <w:lang w:eastAsia="fr-CA"/>
-          <w14:ligatures w14:val="none"/>
-        </w:rPr>
-      </w:pPr>
-    </w:p>
-    <w:p>
-      <w:pPr>
-        <w:spacing w:line="276" w:lineRule="auto"/>
-        <w:rPr>
-          <w:rFonts w:ascii="Times New Roman" w:hAnsi="Times New Roman" w:cs="Times New Roman"/>
-          <w:b/>
-          <w:bCs/>
-          <w:sz w:val="28"/>
-          <w:szCs w:val="28"/>
-        </w:rPr>
-      </w:pPr>
-      <w:r>
-        <w:rPr>
-          <w:rFonts w:ascii="Times New Roman" w:hAnsi="Times New Roman" w:cs="Times New Roman"/>
-          <w:b/>
-          <w:bCs/>
-          <w:sz w:val="28"/>
-          <w:szCs w:val="28"/>
-        </w:rPr>
-        <w:t>Processus ETL </w:t>
-      </w:r>
-    </w:p>
-    <w:p>
-      <w:pPr>
-        <w:spacing w:line="276" w:lineRule="auto"/>
-        <w:rPr>
-          <w:rFonts w:ascii="Times New Roman" w:hAnsi="Times New Roman" w:cs="Times New Roman"/>
-        </w:rPr>
-      </w:pPr>
-      <w:r>
-        <w:rPr>
-          <w:rFonts w:ascii="Times New Roman" w:hAnsi="Times New Roman" w:cs="Times New Roman"/>
-        </w:rPr>
-        <w:t xml:space="preserve">Les deux types de base de données utilisés dans le cadre de notre application sont bien complémentaires. En effet, nous utilisons MongoDB comme stockage principal de nos restaurants, où le format JSON offert par ce type de base de données nous permet </w:t>
-      </w:r>
-      <w:r>
-        <w:rPr>
-          <w:rFonts w:ascii="Times New Roman" w:hAnsi="Times New Roman" w:cs="Times New Roman"/>
-        </w:rPr>
-        <w:lastRenderedPageBreak/>
-        <w:t>d’obtenir des données structurées et détaillées pour chacun des restaurants. Neo4j nous permet ensuite d’établir des relations avec les pistes cyclables et les restaurants chargés dans notre base de données MongoDB. Plus précisément, nous les utilisons de cette façon :</w:t>
-      </w:r>
-    </w:p>
-    <w:p>
-      <w:pPr>
-        <w:pStyle w:val="Paragraphedeliste"/>
-        <w:numPr>
-          <w:ilvl w:val="0"/>
-          <w:numId w:val="8"/>
-        </w:numPr>
-        <w:spacing w:before="100" w:beforeAutospacing="1" w:after="100" w:afterAutospacing="1" w:line="276" w:lineRule="auto"/>
-        <w:rPr>
-          <w:rFonts w:ascii="Times New Roman" w:eastAsia="Times New Roman" w:hAnsi="Times New Roman" w:cs="Times New Roman"/>
-          <w:kern w:val="0"/>
-          <w:lang w:eastAsia="fr-CA"/>
-          <w14:ligatures w14:val="none"/>
-        </w:rPr>
-      </w:pPr>
-      <w:r>
-        <w:rPr>
-          <w:rFonts w:ascii="Times New Roman" w:eastAsia="Times New Roman" w:hAnsi="Times New Roman" w:cs="Times New Roman"/>
-          <w:b/>
-          <w:bCs/>
-          <w:kern w:val="0"/>
-          <w:lang w:eastAsia="fr-CA"/>
-          <w14:ligatures w14:val="none"/>
-        </w:rPr>
-        <w:t>MongoDB pour les restaurants</w:t>
-      </w:r>
-      <w:r>
-        <w:rPr>
-          <w:rFonts w:ascii="Times New Roman" w:eastAsia="Times New Roman" w:hAnsi="Times New Roman" w:cs="Times New Roman"/>
-          <w:kern w:val="0"/>
-          <w:lang w:eastAsia="fr-CA"/>
-          <w14:ligatures w14:val="none"/>
-        </w:rPr>
-        <w:t xml:space="preserve"> : Les données transformées des restaurants sont chargées dans MongoDB pour permettre des recherches et des analyses rapides sur les options de restauration.</w:t>
-      </w:r>
-      <w:r>
-        <w:rPr>
-          <w:rFonts w:ascii="Times New Roman" w:eastAsia="Times New Roman" w:hAnsi="Times New Roman" w:cs="Times New Roman"/>
-          <w:kern w:val="0"/>
-          <w:lang w:eastAsia="fr-CA"/>
-          <w14:ligatures w14:val="none"/>
-        </w:rPr>
-        <w:t xml:space="preserve"> Nous commençons évidemment par une connexion à notre base de données. Par la suite, nous nous assurons encore une fois qu’il n’y a aucun doublons de présents dans la base de données, avant de convertir le fichier CSV contenant les données de restaurants transformées en liste de dictionnaires Python pour permettre une insertion dans notre collections MongoDB.</w:t>
-      </w:r>
-    </w:p>
-    <w:p>
-      <w:pPr>
-        <w:pStyle w:val="Paragraphedeliste"/>
-        <w:spacing w:before="100" w:beforeAutospacing="1" w:after="100" w:afterAutospacing="1" w:line="276" w:lineRule="auto"/>
-        <w:rPr>
-          <w:rFonts w:ascii="Times New Roman" w:eastAsia="Times New Roman" w:hAnsi="Times New Roman" w:cs="Times New Roman"/>
-          <w:kern w:val="0"/>
-          <w:lang w:eastAsia="fr-CA"/>
-          <w14:ligatures w14:val="none"/>
-        </w:rPr>
-      </w:pPr>
-    </w:p>
-    <w:p>
-      <w:pPr>
-        <w:pStyle w:val="Paragraphedeliste"/>
-        <w:numPr>
-          <w:ilvl w:val="0"/>
-          <w:numId w:val="8"/>
-        </w:numPr>
-        <w:spacing w:before="100" w:beforeAutospacing="1" w:after="100" w:afterAutospacing="1" w:line="276" w:lineRule="auto"/>
-        <w:rPr>
-          <w:rFonts w:ascii="Times New Roman" w:eastAsia="Times New Roman" w:hAnsi="Times New Roman" w:cs="Times New Roman"/>
-          <w:kern w:val="0"/>
-          <w:lang w:eastAsia="fr-CA"/>
-          <w14:ligatures w14:val="none"/>
-        </w:rPr>
-      </w:pPr>
-      <w:r>
-        <w:rPr>
-          <w:rFonts w:ascii="Times New Roman" w:eastAsia="Times New Roman" w:hAnsi="Times New Roman" w:cs="Times New Roman"/>
-          <w:b/>
-          <w:bCs/>
-          <w:kern w:val="0"/>
-          <w:lang w:eastAsia="fr-CA"/>
-          <w14:ligatures w14:val="none"/>
-        </w:rPr>
-        <w:t>Neo4j pour les pistes cyclables</w:t>
-      </w:r>
-      <w:r>
-        <w:rPr>
-          <w:rFonts w:ascii="Times New Roman" w:eastAsia="Times New Roman" w:hAnsi="Times New Roman" w:cs="Times New Roman"/>
-          <w:kern w:val="0"/>
-          <w:lang w:eastAsia="fr-CA"/>
-          <w14:ligatures w14:val="none"/>
-        </w:rPr>
-        <w:t xml:space="preserve"> : Les pistes cyclables sont structurées dans Neo4j en tant que réseau de connexions entre différents points géographiques, ce qui est optimal pour des requêtes orientées graphes, comme la recherche de trajets</w:t>
-      </w:r>
-      <w:r>
-        <w:rPr>
-          <w:rFonts w:ascii="Times New Roman" w:eastAsia="Times New Roman" w:hAnsi="Times New Roman" w:cs="Times New Roman"/>
-          <w:kern w:val="0"/>
-          <w:lang w:eastAsia="fr-CA"/>
-          <w14:ligatures w14:val="none"/>
-        </w:rPr>
-        <w:t>.</w:t>
-      </w:r>
-      <w:r>
-        <w:rPr>
-          <w:rFonts w:ascii="Times New Roman" w:eastAsia="Times New Roman" w:hAnsi="Times New Roman" w:cs="Times New Roman"/>
-          <w:kern w:val="0"/>
-          <w:lang w:eastAsia="fr-CA"/>
-          <w14:ligatures w14:val="none"/>
-        </w:rPr>
-        <w:t xml:space="preserve"> Après avoir établis la connexion à notre base de données Neo4j, nous effectuons le nettoyage complet de celle-ci pour </w:t>
-      </w:r>
-      <w:r>
-        <w:rPr>
-          <w:rFonts w:ascii="Times New Roman" w:eastAsia="Times New Roman" w:hAnsi="Times New Roman" w:cs="Times New Roman"/>
-          <w:kern w:val="0"/>
-          <w:lang w:eastAsia="fr-CA"/>
-          <w14:ligatures w14:val="none"/>
-        </w:rPr>
-        <w:t>nous assurer d’effectuer un nouveau chargement propre sans duplications. Une fois le ménage effectué, nous utilisons le fichier CSV contenant les données sur les pistes cyclables et des commandes MERGE pour créer des nœuds basés sur les coordonnées géographique ainsi que des relations entre ces nœuds. Finalement, nous utilisons aussi le même procédé avec le fichier de données des restaurants transformés pour la création des nœuds de restaurants pour permettre la localisation de ceux-ci dans le graphe.</w:t>
-      </w:r>
-    </w:p>
-    <w:p>
-      <w:pPr>
-        <w:pStyle w:val="Paragraphedeliste"/>
-        <w:rPr>
-          <w:rFonts w:ascii="Times New Roman" w:eastAsia="Times New Roman" w:hAnsi="Times New Roman" w:cs="Times New Roman"/>
-          <w:kern w:val="0"/>
-          <w:lang w:eastAsia="fr-CA"/>
-          <w14:ligatures w14:val="none"/>
-        </w:rPr>
-      </w:pPr>
-    </w:p>
-    <w:p>
-      <w:pPr>
-        <w:spacing w:before="100" w:beforeAutospacing="1" w:after="100" w:afterAutospacing="1" w:line="276" w:lineRule="auto"/>
-        <w:rPr>
-          <w:rFonts w:ascii="Times New Roman" w:eastAsia="Times New Roman" w:hAnsi="Times New Roman" w:cs="Times New Roman"/>
-          <w:kern w:val="0"/>
-          <w:lang w:eastAsia="fr-CA"/>
-          <w14:ligatures w14:val="none"/>
-        </w:rPr>
-      </w:pPr>
-      <w:r>
-        <w:rPr>
-          <w:rFonts w:ascii="Times New Roman" w:eastAsia="Times New Roman" w:hAnsi="Times New Roman" w:cs="Times New Roman"/>
-          <w:kern w:val="0"/>
-          <w:lang w:eastAsia="fr-CA"/>
-          <w14:ligatures w14:val="none"/>
-        </w:rPr>
-        <w:t>Le schéma suivant présente le processus ETL global employé pour notre application.</w:t>
-      </w:r>
-    </w:p>
-    <w:p>
-      <w:pPr>
-        <w:rPr>
-          <w:rFonts w:ascii="Times New Roman" w:hAnsi="Times New Roman" w:cs="Times New Roman"/>
-          <w:b/>
-          <w:bCs/>
-        </w:rPr>
-      </w:pPr>
-    </w:p>
-    <w:p>
-      <w:pPr>
-        <w:rPr>
-          <w:rFonts w:ascii="Times New Roman" w:hAnsi="Times New Roman" w:cs="Times New Roman"/>
-          <w:b/>
-          <w:bCs/>
-        </w:rPr>
-      </w:pPr>
-    </w:p>
-    <w:p>
-      <w:pPr>
-        <w:rPr>
-          <w:rFonts w:ascii="Times New Roman" w:hAnsi="Times New Roman" w:cs="Times New Roman"/>
-          <w:b/>
-          <w:bCs/>
-        </w:rPr>
-      </w:pPr>
-    </w:p>
-    <w:p>
-      <w:pPr>
-        <w:rPr>
-          <w:rFonts w:ascii="Times New Roman" w:hAnsi="Times New Roman" w:cs="Times New Roman"/>
-          <w:b/>
-          <w:bCs/>
-        </w:rPr>
-      </w:pPr>
-    </w:p>
-    <w:p>
-      <w:pPr>
-        <w:rPr>
-          <w:rFonts w:ascii="Times New Roman" w:hAnsi="Times New Roman" w:cs="Times New Roman"/>
-          <w:b/>
-          <w:bCs/>
-        </w:rPr>
-      </w:pPr>
-    </w:p>
-    <w:p>
-      <w:pPr>
-        <w:rPr>
-          <w:rFonts w:ascii="Times New Roman" w:hAnsi="Times New Roman" w:cs="Times New Roman"/>
-          <w:b/>
-          <w:bCs/>
-        </w:rPr>
-      </w:pPr>
-    </w:p>
-    <w:p>
-      <w:pPr>
-        <w:rPr>
-          <w:rFonts w:ascii="Times New Roman" w:hAnsi="Times New Roman" w:cs="Times New Roman"/>
-          <w:b/>
-          <w:bCs/>
-        </w:rPr>
-      </w:pPr>
-    </w:p>
-    <w:p>
-      <w:pPr>
-        <w:rPr>
-          <w:rFonts w:ascii="Times New Roman" w:hAnsi="Times New Roman" w:cs="Times New Roman"/>
-          <w:b/>
-          <w:bCs/>
-        </w:rPr>
-      </w:pPr>
-    </w:p>
-    <w:p>
-      <w:pPr>
-        <w:rPr>
-          <w:rFonts w:ascii="Times New Roman" w:hAnsi="Times New Roman" w:cs="Times New Roman"/>
-          <w:b/>
-          <w:bCs/>
-        </w:rPr>
-      </w:pPr>
-      <w:r>
-        <w:rPr>
-          <w:rFonts w:ascii="Times New Roman" w:hAnsi="Times New Roman" w:cs="Times New Roman"/>
-          <w:b/>
-          <w:bCs/>
-        </w:rPr>
-        <w:lastRenderedPageBreak/>
-        <w:t>Schéma d</w:t>
-      </w:r>
-      <w:r>
-        <w:rPr>
-          <w:rFonts w:ascii="Times New Roman" w:hAnsi="Times New Roman" w:cs="Times New Roman"/>
-          <w:b/>
-          <w:bCs/>
-        </w:rPr>
-        <w:t>e la</w:t>
-      </w:r>
-      <w:r>
-        <w:rPr>
-          <w:rFonts w:ascii="Times New Roman" w:hAnsi="Times New Roman" w:cs="Times New Roman"/>
-          <w:b/>
-          <w:bCs/>
-        </w:rPr>
-        <w:t xml:space="preserve"> pipeline d’ETL</w:t>
-      </w:r>
-      <w:r>
-        <w:rPr>
-          <w:rFonts w:ascii="Times New Roman" w:hAnsi="Times New Roman" w:cs="Times New Roman"/>
-          <w:b/>
-          <w:bCs/>
-        </w:rPr>
-        <w:t> :</w:t>
-      </w:r>
-    </w:p>
-    <w:p>
-      <w:pPr>
-        <w:rPr>
-          <w:rFonts w:ascii="Times New Roman" w:hAnsi="Times New Roman" w:cs="Times New Roman"/>
-          <w:b/>
-          <w:bCs/>
-        </w:rPr>
-      </w:pPr>
-      <w:r>
-        <w:rPr>
-          <w:rFonts w:ascii="Times New Roman" w:hAnsi="Times New Roman" w:cs="Times New Roman"/>
-          <w:b/>
-          <w:bCs/>
+        <w:jc w:val="right"/>
+        <w:rPr>
+          <w:rFonts w:ascii="Arial" w:hAnsi="Arial" w:cs="Arial"/>
+          <w:sz w:val="48"/>
+          <w:szCs w:val="48"/>
+        </w:rPr>
+      </w:pPr>
+    </w:p>
+    <w:p>
+      <w:pPr>
+        <w:jc w:val="right"/>
+        <w:rPr>
+          <w:rFonts w:ascii="Arial" w:hAnsi="Arial" w:cs="Arial"/>
+          <w:sz w:val="30"/>
+          <w:szCs w:val="30"/>
+        </w:rPr>
+      </w:pPr>
+      <w:r>
+        <w:rPr>
+          <w:rFonts w:ascii="Arial" w:hAnsi="Arial" w:cs="Arial"/>
           <w:noProof/>
+          <w:sz w:val="30"/>
+          <w:szCs w:val="30"/>
         </w:rPr>
         <w:drawing>
-          <wp:inline distT="0" distB="0" distL="0" distR="0" wp14:anchorId="0417CA60" wp14:editId="2CDFC00B">
-            <wp:extent cx="5486400" cy="4860925"/>
-            <wp:effectExtent l="0" t="0" r="0" b="0"/>
-            <wp:docPr id="337463993" name="Image 1"/>
+          <wp:anchor distT="0" distB="0" distL="114300" distR="114300" simplePos="0" relativeHeight="251658240" behindDoc="1" locked="0" layoutInCell="1" allowOverlap="1" wp14:anchorId="38C0F8B2" wp14:editId="7EEF6F2A">
+            <wp:simplePos x="0" y="0"/>
+            <wp:positionH relativeFrom="margin">
+              <wp:align>left</wp:align>
+            </wp:positionH>
+            <wp:positionV relativeFrom="paragraph">
+              <wp:posOffset>-3649</wp:posOffset>
+            </wp:positionV>
+            <wp:extent cx="2547084" cy="1105469"/>
+            <wp:effectExtent l="0" t="0" r="5715" b="0"/>
+            <wp:wrapNone/>
+            <wp:docPr id="1035204753" name="Image 2"/>
             <wp:cNvGraphicFramePr>
               <a:graphicFrameLocks xmlns:a="http://schemas.openxmlformats.org/drawingml/2006/main" noChangeAspect="1"/>
             </wp:cNvGraphicFramePr>
@@ -1188,29 +48,4659 @@
               <a:graphicData uri="http://schemas.openxmlformats.org/drawingml/2006/picture">
                 <pic:pic xmlns:pic="http://schemas.openxmlformats.org/drawingml/2006/picture">
                   <pic:nvPicPr>
-                    <pic:cNvPr id="337463993" name="Image 337463993"/>
-                    <pic:cNvPicPr/>
+                    <pic:cNvPr id="0" name="Picture 2"/>
+                    <pic:cNvPicPr>
+                      <a:picLocks noChangeAspect="1" noChangeArrowheads="1"/>
+                    </pic:cNvPicPr>
                   </pic:nvPicPr>
                   <pic:blipFill>
-                    <a:blip r:embed="rId5">
+                    <a:blip r:embed="rId6">
                       <a:extLst>
                         <a:ext uri="{28A0092B-C50C-407E-A947-70E740481C1C}">
                           <a14:useLocalDpi xmlns:a14="http://schemas.microsoft.com/office/drawing/2010/main" val="0"/>
                         </a:ext>
                       </a:extLst>
                     </a:blip>
+                    <a:srcRect/>
                     <a:stretch>
                       <a:fillRect/>
                     </a:stretch>
                   </pic:blipFill>
-                  <pic:spPr>
+                  <pic:spPr bwMode="auto">
                     <a:xfrm>
                       <a:off x="0" y="0"/>
-                      <a:ext cx="5486400" cy="4860925"/>
+                      <a:ext cx="2555662" cy="1109192"/>
                     </a:xfrm>
                     <a:prstGeom prst="rect">
                       <a:avLst/>
                     </a:prstGeom>
+                    <a:noFill/>
+                    <a:ln>
+                      <a:noFill/>
+                    </a:ln>
+                  </pic:spPr>
+                </pic:pic>
+              </a:graphicData>
+            </a:graphic>
+            <wp14:sizeRelH relativeFrom="margin">
+              <wp14:pctWidth>0</wp14:pctWidth>
+            </wp14:sizeRelH>
+            <wp14:sizeRelV relativeFrom="margin">
+              <wp14:pctHeight>0</wp14:pctHeight>
+            </wp14:sizeRelV>
+          </wp:anchor>
+        </w:drawing>
+      </w:r>
+      <w:r>
+        <w:rPr>
+          <w:rFonts w:ascii="Arial" w:hAnsi="Arial" w:cs="Arial"/>
+          <w:sz w:val="30"/>
+          <w:szCs w:val="30"/>
+        </w:rPr>
+        <w:t>Bases de données avancées</w:t>
+      </w:r>
+    </w:p>
+    <w:p>
+      <w:pPr>
+        <w:jc w:val="right"/>
+        <w:rPr>
+          <w:rFonts w:ascii="Arial" w:hAnsi="Arial" w:cs="Arial"/>
+          <w:sz w:val="30"/>
+          <w:szCs w:val="30"/>
+        </w:rPr>
+      </w:pPr>
+      <w:r>
+        <w:rPr>
+          <w:rFonts w:ascii="Arial" w:hAnsi="Arial" w:cs="Arial"/>
+          <w:sz w:val="30"/>
+          <w:szCs w:val="30"/>
+        </w:rPr>
+        <w:t>GLO-4035</w:t>
+      </w:r>
+    </w:p>
+    <w:p>
+      <w:pPr>
+        <w:jc w:val="right"/>
+        <w:rPr>
+          <w:rFonts w:ascii="Arial" w:hAnsi="Arial" w:cs="Arial"/>
+          <w:sz w:val="30"/>
+          <w:szCs w:val="30"/>
+        </w:rPr>
+      </w:pPr>
+      <w:r>
+        <w:rPr>
+          <w:rFonts w:ascii="Arial" w:hAnsi="Arial" w:cs="Arial"/>
+          <w:sz w:val="30"/>
+          <w:szCs w:val="30"/>
+        </w:rPr>
+        <w:t>Automne 2024</w:t>
+      </w:r>
+    </w:p>
+    <w:p>
+      <w:pPr>
+        <w:jc w:val="right"/>
+        <w:rPr>
+          <w:rFonts w:ascii="Arial" w:hAnsi="Arial" w:cs="Arial"/>
+          <w:sz w:val="30"/>
+          <w:szCs w:val="30"/>
+        </w:rPr>
+      </w:pPr>
+    </w:p>
+    <w:p>
+      <w:pPr>
+        <w:jc w:val="right"/>
+        <w:rPr>
+          <w:rFonts w:ascii="Arial" w:hAnsi="Arial" w:cs="Arial"/>
+          <w:sz w:val="58"/>
+          <w:szCs w:val="58"/>
+        </w:rPr>
+      </w:pPr>
+    </w:p>
+    <w:p>
+      <w:pPr>
+        <w:jc w:val="center"/>
+        <w:rPr>
+          <w:rFonts w:ascii="Arial" w:hAnsi="Arial" w:cs="Arial"/>
+        </w:rPr>
+      </w:pPr>
+      <w:r>
+        <w:rPr>
+          <w:rFonts w:ascii="Arial" w:hAnsi="Arial" w:cs="Arial"/>
+        </w:rPr>
+        <w:t>Réalisé par</w:t>
+      </w:r>
+    </w:p>
+    <w:p>
+      <w:pPr>
+        <w:jc w:val="center"/>
+        <w:rPr>
+          <w:rFonts w:ascii="Arial" w:hAnsi="Arial" w:cs="Arial"/>
+        </w:rPr>
+      </w:pPr>
+    </w:p>
+    <w:p>
+      <w:pPr>
+        <w:jc w:val="center"/>
+        <w:rPr>
+          <w:rFonts w:ascii="Arial" w:hAnsi="Arial" w:cs="Arial"/>
+        </w:rPr>
+      </w:pPr>
+    </w:p>
+    <w:p>
+      <w:pPr>
+        <w:jc w:val="center"/>
+        <w:rPr>
+          <w:rFonts w:ascii="Arial" w:hAnsi="Arial" w:cs="Arial"/>
+        </w:rPr>
+      </w:pPr>
+      <w:r>
+        <w:rPr>
+          <w:rFonts w:ascii="Arial" w:hAnsi="Arial" w:cs="Arial"/>
+        </w:rPr>
+        <w:t>Zack Dufresne (536 899 030)</w:t>
+      </w:r>
+    </w:p>
+    <w:p>
+      <w:pPr>
+        <w:jc w:val="center"/>
+        <w:rPr>
+          <w:rFonts w:ascii="Arial" w:hAnsi="Arial" w:cs="Arial"/>
+        </w:rPr>
+      </w:pPr>
+      <w:r>
+        <w:rPr>
+          <w:rFonts w:ascii="Arial" w:hAnsi="Arial" w:cs="Arial"/>
+        </w:rPr>
+        <w:t>Charles-Étienne Dumont (536 960 589)</w:t>
+      </w:r>
+    </w:p>
+    <w:p>
+      <w:pPr>
+        <w:jc w:val="center"/>
+        <w:rPr>
+          <w:rFonts w:ascii="Arial" w:hAnsi="Arial" w:cs="Arial"/>
+        </w:rPr>
+      </w:pPr>
+      <w:r>
+        <w:rPr>
+          <w:rFonts w:ascii="Arial" w:hAnsi="Arial" w:cs="Arial"/>
+        </w:rPr>
+        <w:t>Charles Brassard (536 783 602)</w:t>
+      </w:r>
+    </w:p>
+    <w:p>
+      <w:pPr>
+        <w:jc w:val="center"/>
+        <w:rPr>
+          <w:rFonts w:ascii="Arial" w:hAnsi="Arial" w:cs="Arial"/>
+        </w:rPr>
+      </w:pPr>
+      <w:r>
+        <w:rPr>
+          <w:rFonts w:ascii="Arial" w:hAnsi="Arial" w:cs="Arial"/>
+        </w:rPr>
+        <w:t xml:space="preserve">Christian </w:t>
+      </w:r>
+      <w:proofErr w:type="spellStart"/>
+      <w:r>
+        <w:rPr>
+          <w:rFonts w:ascii="Arial" w:hAnsi="Arial" w:cs="Arial"/>
+        </w:rPr>
+        <w:t>Fosso</w:t>
+      </w:r>
+      <w:proofErr w:type="spellEnd"/>
+      <w:r>
+        <w:rPr>
+          <w:rFonts w:ascii="Arial" w:hAnsi="Arial" w:cs="Arial"/>
+        </w:rPr>
+        <w:t xml:space="preserve"> (536 904</w:t>
+      </w:r>
+      <w:r>
+        <w:rPr>
+          <w:rFonts w:ascii="Arial" w:hAnsi="Arial" w:cs="Arial"/>
+        </w:rPr>
+        <w:t> </w:t>
+      </w:r>
+      <w:r>
+        <w:rPr>
+          <w:rFonts w:ascii="Arial" w:hAnsi="Arial" w:cs="Arial"/>
+        </w:rPr>
+        <w:t>549)</w:t>
+      </w:r>
+    </w:p>
+    <w:p>
+      <w:pPr>
+        <w:jc w:val="center"/>
+        <w:rPr>
+          <w:rFonts w:ascii="Arial" w:hAnsi="Arial" w:cs="Arial"/>
+        </w:rPr>
+      </w:pPr>
+    </w:p>
+    <w:p>
+      <w:pPr>
+        <w:jc w:val="center"/>
+        <w:rPr>
+          <w:rFonts w:ascii="Arial" w:hAnsi="Arial" w:cs="Arial"/>
+        </w:rPr>
+      </w:pPr>
+    </w:p>
+    <w:p>
+      <w:pPr>
+        <w:jc w:val="center"/>
+        <w:rPr>
+          <w:rFonts w:ascii="Arial" w:hAnsi="Arial" w:cs="Arial"/>
+          <w:sz w:val="48"/>
+          <w:szCs w:val="48"/>
+        </w:rPr>
+      </w:pPr>
+      <w:proofErr w:type="spellStart"/>
+      <w:r>
+        <w:rPr>
+          <w:rFonts w:ascii="Arial" w:hAnsi="Arial" w:cs="Arial"/>
+          <w:sz w:val="48"/>
+          <w:szCs w:val="48"/>
+        </w:rPr>
+        <w:t>Dérisquer</w:t>
+      </w:r>
+      <w:proofErr w:type="spellEnd"/>
+      <w:r>
+        <w:rPr>
+          <w:rFonts w:ascii="Arial" w:hAnsi="Arial" w:cs="Arial"/>
+          <w:sz w:val="48"/>
+          <w:szCs w:val="48"/>
+        </w:rPr>
+        <w:t xml:space="preserve"> l’application</w:t>
+      </w:r>
+    </w:p>
+    <w:p>
+      <w:pPr>
+        <w:jc w:val="center"/>
+        <w:rPr>
+          <w:rFonts w:ascii="Arial" w:hAnsi="Arial" w:cs="Arial"/>
+          <w:sz w:val="48"/>
+          <w:szCs w:val="48"/>
+        </w:rPr>
+      </w:pPr>
+    </w:p>
+    <w:p>
+      <w:pPr>
+        <w:jc w:val="center"/>
+        <w:rPr>
+          <w:rFonts w:ascii="Arial" w:hAnsi="Arial" w:cs="Arial"/>
+        </w:rPr>
+      </w:pPr>
+      <w:r>
+        <w:rPr>
+          <w:rFonts w:ascii="Arial" w:hAnsi="Arial" w:cs="Arial"/>
+        </w:rPr>
+        <w:t>Travail présenté à</w:t>
+      </w:r>
+    </w:p>
+    <w:p>
+      <w:pPr>
+        <w:jc w:val="center"/>
+        <w:rPr>
+          <w:rFonts w:ascii="Arial" w:hAnsi="Arial" w:cs="Arial"/>
+        </w:rPr>
+      </w:pPr>
+      <w:proofErr w:type="spellStart"/>
+      <w:r>
+        <w:rPr>
+          <w:rFonts w:ascii="Arial" w:hAnsi="Arial" w:cs="Arial"/>
+        </w:rPr>
+        <w:t>Eloïse</w:t>
+      </w:r>
+      <w:proofErr w:type="spellEnd"/>
+      <w:r>
+        <w:rPr>
+          <w:rFonts w:ascii="Arial" w:hAnsi="Arial" w:cs="Arial"/>
+        </w:rPr>
+        <w:t xml:space="preserve"> Prévôt</w:t>
+      </w:r>
+    </w:p>
+    <w:p>
+      <w:pPr>
+        <w:jc w:val="center"/>
+        <w:rPr>
+          <w:rFonts w:ascii="Arial" w:hAnsi="Arial" w:cs="Arial"/>
+        </w:rPr>
+      </w:pPr>
+    </w:p>
+    <w:p>
+      <w:pPr>
+        <w:jc w:val="center"/>
+        <w:rPr>
+          <w:rFonts w:ascii="Arial" w:hAnsi="Arial" w:cs="Arial"/>
+        </w:rPr>
+      </w:pPr>
+    </w:p>
+    <w:p>
+      <w:pPr>
+        <w:jc w:val="center"/>
+        <w:rPr>
+          <w:rFonts w:ascii="Arial" w:hAnsi="Arial" w:cs="Arial"/>
+        </w:rPr>
+      </w:pPr>
+    </w:p>
+    <w:p>
+      <w:pPr>
+        <w:jc w:val="center"/>
+        <w:rPr>
+          <w:rFonts w:ascii="Times New Roman" w:hAnsi="Times New Roman" w:cs="Times New Roman"/>
+          <w:b/>
+          <w:bCs/>
+        </w:rPr>
+      </w:pPr>
+      <w:r>
+        <w:rPr>
+          <w:rFonts w:ascii="Arial" w:hAnsi="Arial" w:cs="Arial"/>
+        </w:rPr>
+        <w:t>8</w:t>
+      </w:r>
+      <w:r>
+        <w:rPr>
+          <w:rFonts w:ascii="Arial" w:hAnsi="Arial" w:cs="Arial"/>
+        </w:rPr>
+        <w:t xml:space="preserve"> </w:t>
+      </w:r>
+      <w:r>
+        <w:rPr>
+          <w:rFonts w:ascii="Arial" w:hAnsi="Arial" w:cs="Arial"/>
+        </w:rPr>
+        <w:t>novembre</w:t>
+      </w:r>
+      <w:r>
+        <w:rPr>
+          <w:rFonts w:ascii="Arial" w:hAnsi="Arial" w:cs="Arial"/>
+        </w:rPr>
+        <w:t xml:space="preserve"> 2024</w:t>
+      </w:r>
+      <w:r>
+        <w:rPr>
+          <w:rFonts w:ascii="Times New Roman" w:hAnsi="Times New Roman" w:cs="Times New Roman"/>
+          <w:b/>
+          <w:bCs/>
+        </w:rPr>
+        <w:br w:type="page"/>
+      </w:r>
+    </w:p>
+    <w:sdt>
+      <w:sdtPr>
+        <w:rPr>
+          <w:lang w:val="fr-FR"/>
+        </w:rPr>
+        <w:id w:val="1175534688"/>
+        <w:docPartObj>
+          <w:docPartGallery w:val="Table of Contents"/>
+          <w:docPartUnique/>
+        </w:docPartObj>
+      </w:sdtPr>
+      <w:sdtEndPr>
+        <w:rPr>
+          <w:rFonts w:asciiTheme="minorHAnsi" w:eastAsiaTheme="minorHAnsi" w:hAnsiTheme="minorHAnsi" w:cstheme="minorBidi"/>
+          <w:b/>
+          <w:bCs/>
+          <w:color w:val="auto"/>
+          <w:kern w:val="2"/>
+          <w:sz w:val="24"/>
+          <w:szCs w:val="24"/>
+          <w:lang w:eastAsia="en-US"/>
+          <w14:ligatures w14:val="standardContextual"/>
+        </w:rPr>
+      </w:sdtEndPr>
+      <w:sdtContent>
+        <w:p>
+          <w:pPr>
+            <w:pStyle w:val="En-ttedetabledesmatires"/>
+            <w:rPr>
+              <w:lang w:val="fr-CA"/>
+            </w:rPr>
+          </w:pPr>
+          <w:r>
+            <w:rPr>
+              <w:lang w:val="fr-FR"/>
+            </w:rPr>
+            <w:t>Table des matières</w:t>
+          </w:r>
+        </w:p>
+        <w:p>
+          <w:pPr>
+            <w:pStyle w:val="TM1"/>
+            <w:tabs>
+              <w:tab w:val="right" w:leader="dot" w:pos="8630"/>
+            </w:tabs>
+            <w:rPr>
+              <w:rFonts w:eastAsiaTheme="minorEastAsia"/>
+              <w:noProof/>
+              <w:sz w:val="22"/>
+              <w:szCs w:val="22"/>
+              <w:lang w:val="en-CA" w:eastAsia="en-CA"/>
+            </w:rPr>
+          </w:pPr>
+          <w:r>
+            <w:fldChar w:fldCharType="begin"/>
+          </w:r>
+          <w:r>
+            <w:instrText xml:space="preserve"> TOC \o "1-3" \h \z \u </w:instrText>
+          </w:r>
+          <w:r>
+            <w:fldChar w:fldCharType="separate"/>
+          </w:r>
+          <w:hyperlink w:anchor="_Toc181719751" w:history="1">
+            <w:r>
+              <w:rPr>
+                <w:rStyle w:val="Lienhypertexte"/>
+                <w:noProof/>
+              </w:rPr>
+              <w:t>Stratégie d’acquisition des données</w:t>
+            </w:r>
+            <w:r>
+              <w:rPr>
+                <w:noProof/>
+                <w:webHidden/>
+              </w:rPr>
+              <w:tab/>
+            </w:r>
+            <w:r>
+              <w:rPr>
+                <w:noProof/>
+                <w:webHidden/>
+              </w:rPr>
+              <w:fldChar w:fldCharType="begin"/>
+            </w:r>
+            <w:r>
+              <w:rPr>
+                <w:noProof/>
+                <w:webHidden/>
+              </w:rPr>
+              <w:instrText xml:space="preserve"> PAGEREF _Toc181719751 \h </w:instrText>
+            </w:r>
+            <w:r>
+              <w:rPr>
+                <w:noProof/>
+                <w:webHidden/>
+              </w:rPr>
+            </w:r>
+            <w:r>
+              <w:rPr>
+                <w:noProof/>
+                <w:webHidden/>
+              </w:rPr>
+              <w:fldChar w:fldCharType="separate"/>
+            </w:r>
+            <w:r>
+              <w:rPr>
+                <w:noProof/>
+                <w:webHidden/>
+              </w:rPr>
+              <w:t>4</w:t>
+            </w:r>
+            <w:r>
+              <w:rPr>
+                <w:noProof/>
+                <w:webHidden/>
+              </w:rPr>
+              <w:fldChar w:fldCharType="end"/>
+            </w:r>
+          </w:hyperlink>
+        </w:p>
+        <w:p>
+          <w:pPr>
+            <w:pStyle w:val="TM2"/>
+            <w:tabs>
+              <w:tab w:val="right" w:leader="dot" w:pos="8630"/>
+            </w:tabs>
+            <w:rPr>
+              <w:rFonts w:eastAsiaTheme="minorEastAsia"/>
+              <w:noProof/>
+              <w:sz w:val="22"/>
+              <w:szCs w:val="22"/>
+              <w:lang w:val="en-CA" w:eastAsia="en-CA"/>
+            </w:rPr>
+          </w:pPr>
+          <w:hyperlink w:anchor="_Toc181719752" w:history="1">
+            <w:r>
+              <w:rPr>
+                <w:rStyle w:val="Lienhypertexte"/>
+                <w:noProof/>
+              </w:rPr>
+              <w:t>Source et méthode d’extraction</w:t>
+            </w:r>
+            <w:r>
+              <w:rPr>
+                <w:noProof/>
+                <w:webHidden/>
+              </w:rPr>
+              <w:tab/>
+            </w:r>
+            <w:r>
+              <w:rPr>
+                <w:noProof/>
+                <w:webHidden/>
+              </w:rPr>
+              <w:fldChar w:fldCharType="begin"/>
+            </w:r>
+            <w:r>
+              <w:rPr>
+                <w:noProof/>
+                <w:webHidden/>
+              </w:rPr>
+              <w:instrText xml:space="preserve"> PAGEREF _Toc181719752 \h </w:instrText>
+            </w:r>
+            <w:r>
+              <w:rPr>
+                <w:noProof/>
+                <w:webHidden/>
+              </w:rPr>
+            </w:r>
+            <w:r>
+              <w:rPr>
+                <w:noProof/>
+                <w:webHidden/>
+              </w:rPr>
+              <w:fldChar w:fldCharType="separate"/>
+            </w:r>
+            <w:r>
+              <w:rPr>
+                <w:noProof/>
+                <w:webHidden/>
+              </w:rPr>
+              <w:t>4</w:t>
+            </w:r>
+            <w:r>
+              <w:rPr>
+                <w:noProof/>
+                <w:webHidden/>
+              </w:rPr>
+              <w:fldChar w:fldCharType="end"/>
+            </w:r>
+          </w:hyperlink>
+        </w:p>
+        <w:p>
+          <w:pPr>
+            <w:pStyle w:val="TM3"/>
+            <w:tabs>
+              <w:tab w:val="right" w:leader="dot" w:pos="8630"/>
+            </w:tabs>
+            <w:rPr>
+              <w:rFonts w:eastAsiaTheme="minorEastAsia"/>
+              <w:noProof/>
+              <w:sz w:val="22"/>
+              <w:szCs w:val="22"/>
+              <w:lang w:val="en-CA" w:eastAsia="en-CA"/>
+            </w:rPr>
+          </w:pPr>
+          <w:hyperlink w:anchor="_Toc181719753" w:history="1">
+            <w:r>
+              <w:rPr>
+                <w:rStyle w:val="Lienhypertexte"/>
+                <w:noProof/>
+              </w:rPr>
+              <w:t>Présentation de la ville</w:t>
+            </w:r>
+            <w:r>
+              <w:rPr>
+                <w:noProof/>
+                <w:webHidden/>
+              </w:rPr>
+              <w:tab/>
+            </w:r>
+            <w:r>
+              <w:rPr>
+                <w:noProof/>
+                <w:webHidden/>
+              </w:rPr>
+              <w:fldChar w:fldCharType="begin"/>
+            </w:r>
+            <w:r>
+              <w:rPr>
+                <w:noProof/>
+                <w:webHidden/>
+              </w:rPr>
+              <w:instrText xml:space="preserve"> PAGEREF _Toc181719753 \h </w:instrText>
+            </w:r>
+            <w:r>
+              <w:rPr>
+                <w:noProof/>
+                <w:webHidden/>
+              </w:rPr>
+            </w:r>
+            <w:r>
+              <w:rPr>
+                <w:noProof/>
+                <w:webHidden/>
+              </w:rPr>
+              <w:fldChar w:fldCharType="separate"/>
+            </w:r>
+            <w:r>
+              <w:rPr>
+                <w:noProof/>
+                <w:webHidden/>
+              </w:rPr>
+              <w:t>4</w:t>
+            </w:r>
+            <w:r>
+              <w:rPr>
+                <w:noProof/>
+                <w:webHidden/>
+              </w:rPr>
+              <w:fldChar w:fldCharType="end"/>
+            </w:r>
+          </w:hyperlink>
+        </w:p>
+        <w:p>
+          <w:pPr>
+            <w:pStyle w:val="TM3"/>
+            <w:tabs>
+              <w:tab w:val="right" w:leader="dot" w:pos="8630"/>
+            </w:tabs>
+            <w:rPr>
+              <w:rFonts w:eastAsiaTheme="minorEastAsia"/>
+              <w:noProof/>
+              <w:sz w:val="22"/>
+              <w:szCs w:val="22"/>
+              <w:lang w:val="en-CA" w:eastAsia="en-CA"/>
+            </w:rPr>
+          </w:pPr>
+          <w:hyperlink w:anchor="_Toc181719754" w:history="1">
+            <w:r>
+              <w:rPr>
+                <w:rStyle w:val="Lienhypertexte"/>
+                <w:noProof/>
+              </w:rPr>
+              <w:t>Source de données</w:t>
+            </w:r>
+            <w:r>
+              <w:rPr>
+                <w:noProof/>
+                <w:webHidden/>
+              </w:rPr>
+              <w:tab/>
+            </w:r>
+            <w:r>
+              <w:rPr>
+                <w:noProof/>
+                <w:webHidden/>
+              </w:rPr>
+              <w:fldChar w:fldCharType="begin"/>
+            </w:r>
+            <w:r>
+              <w:rPr>
+                <w:noProof/>
+                <w:webHidden/>
+              </w:rPr>
+              <w:instrText xml:space="preserve"> PAGEREF _Toc181719754 \h </w:instrText>
+            </w:r>
+            <w:r>
+              <w:rPr>
+                <w:noProof/>
+                <w:webHidden/>
+              </w:rPr>
+            </w:r>
+            <w:r>
+              <w:rPr>
+                <w:noProof/>
+                <w:webHidden/>
+              </w:rPr>
+              <w:fldChar w:fldCharType="separate"/>
+            </w:r>
+            <w:r>
+              <w:rPr>
+                <w:noProof/>
+                <w:webHidden/>
+              </w:rPr>
+              <w:t>4</w:t>
+            </w:r>
+            <w:r>
+              <w:rPr>
+                <w:noProof/>
+                <w:webHidden/>
+              </w:rPr>
+              <w:fldChar w:fldCharType="end"/>
+            </w:r>
+          </w:hyperlink>
+        </w:p>
+        <w:p>
+          <w:pPr>
+            <w:pStyle w:val="TM3"/>
+            <w:tabs>
+              <w:tab w:val="right" w:leader="dot" w:pos="8630"/>
+            </w:tabs>
+            <w:rPr>
+              <w:rFonts w:eastAsiaTheme="minorEastAsia"/>
+              <w:noProof/>
+              <w:sz w:val="22"/>
+              <w:szCs w:val="22"/>
+              <w:lang w:val="en-CA" w:eastAsia="en-CA"/>
+            </w:rPr>
+          </w:pPr>
+          <w:hyperlink w:anchor="_Toc181719755" w:history="1">
+            <w:r>
+              <w:rPr>
+                <w:rStyle w:val="Lienhypertexte"/>
+                <w:noProof/>
+              </w:rPr>
+              <w:t>Méthode d’obtention des données</w:t>
+            </w:r>
+            <w:r>
+              <w:rPr>
+                <w:noProof/>
+                <w:webHidden/>
+              </w:rPr>
+              <w:tab/>
+            </w:r>
+            <w:r>
+              <w:rPr>
+                <w:noProof/>
+                <w:webHidden/>
+              </w:rPr>
+              <w:fldChar w:fldCharType="begin"/>
+            </w:r>
+            <w:r>
+              <w:rPr>
+                <w:noProof/>
+                <w:webHidden/>
+              </w:rPr>
+              <w:instrText xml:space="preserve"> PAGEREF _Toc181719755 \h </w:instrText>
+            </w:r>
+            <w:r>
+              <w:rPr>
+                <w:noProof/>
+                <w:webHidden/>
+              </w:rPr>
+            </w:r>
+            <w:r>
+              <w:rPr>
+                <w:noProof/>
+                <w:webHidden/>
+              </w:rPr>
+              <w:fldChar w:fldCharType="separate"/>
+            </w:r>
+            <w:r>
+              <w:rPr>
+                <w:noProof/>
+                <w:webHidden/>
+              </w:rPr>
+              <w:t>4</w:t>
+            </w:r>
+            <w:r>
+              <w:rPr>
+                <w:noProof/>
+                <w:webHidden/>
+              </w:rPr>
+              <w:fldChar w:fldCharType="end"/>
+            </w:r>
+          </w:hyperlink>
+        </w:p>
+        <w:p>
+          <w:pPr>
+            <w:pStyle w:val="TM3"/>
+            <w:tabs>
+              <w:tab w:val="right" w:leader="dot" w:pos="8630"/>
+            </w:tabs>
+            <w:rPr>
+              <w:rFonts w:eastAsiaTheme="minorEastAsia"/>
+              <w:noProof/>
+              <w:sz w:val="22"/>
+              <w:szCs w:val="22"/>
+              <w:lang w:val="en-CA" w:eastAsia="en-CA"/>
+            </w:rPr>
+          </w:pPr>
+          <w:hyperlink w:anchor="_Toc181719756" w:history="1">
+            <w:r>
+              <w:rPr>
+                <w:rStyle w:val="Lienhypertexte"/>
+                <w:noProof/>
+              </w:rPr>
+              <w:t>Analyse des données</w:t>
+            </w:r>
+            <w:r>
+              <w:rPr>
+                <w:noProof/>
+                <w:webHidden/>
+              </w:rPr>
+              <w:tab/>
+            </w:r>
+            <w:r>
+              <w:rPr>
+                <w:noProof/>
+                <w:webHidden/>
+              </w:rPr>
+              <w:fldChar w:fldCharType="begin"/>
+            </w:r>
+            <w:r>
+              <w:rPr>
+                <w:noProof/>
+                <w:webHidden/>
+              </w:rPr>
+              <w:instrText xml:space="preserve"> PAGEREF _Toc181719756 \h </w:instrText>
+            </w:r>
+            <w:r>
+              <w:rPr>
+                <w:noProof/>
+                <w:webHidden/>
+              </w:rPr>
+            </w:r>
+            <w:r>
+              <w:rPr>
+                <w:noProof/>
+                <w:webHidden/>
+              </w:rPr>
+              <w:fldChar w:fldCharType="separate"/>
+            </w:r>
+            <w:r>
+              <w:rPr>
+                <w:noProof/>
+                <w:webHidden/>
+              </w:rPr>
+              <w:t>4</w:t>
+            </w:r>
+            <w:r>
+              <w:rPr>
+                <w:noProof/>
+                <w:webHidden/>
+              </w:rPr>
+              <w:fldChar w:fldCharType="end"/>
+            </w:r>
+          </w:hyperlink>
+        </w:p>
+        <w:p>
+          <w:pPr>
+            <w:pStyle w:val="TM2"/>
+            <w:tabs>
+              <w:tab w:val="right" w:leader="dot" w:pos="8630"/>
+            </w:tabs>
+            <w:rPr>
+              <w:rFonts w:eastAsiaTheme="minorEastAsia"/>
+              <w:noProof/>
+              <w:sz w:val="22"/>
+              <w:szCs w:val="22"/>
+              <w:lang w:val="en-CA" w:eastAsia="en-CA"/>
+            </w:rPr>
+          </w:pPr>
+          <w:hyperlink w:anchor="_Toc181719757" w:history="1">
+            <w:r>
+              <w:rPr>
+                <w:rStyle w:val="Lienhypertexte"/>
+                <w:noProof/>
+              </w:rPr>
+              <w:t>Présentation d’exemples de données sources</w:t>
+            </w:r>
+            <w:r>
+              <w:rPr>
+                <w:noProof/>
+                <w:webHidden/>
+              </w:rPr>
+              <w:tab/>
+            </w:r>
+            <w:r>
+              <w:rPr>
+                <w:noProof/>
+                <w:webHidden/>
+              </w:rPr>
+              <w:fldChar w:fldCharType="begin"/>
+            </w:r>
+            <w:r>
+              <w:rPr>
+                <w:noProof/>
+                <w:webHidden/>
+              </w:rPr>
+              <w:instrText xml:space="preserve"> PAGEREF _Toc181719757 \h </w:instrText>
+            </w:r>
+            <w:r>
+              <w:rPr>
+                <w:noProof/>
+                <w:webHidden/>
+              </w:rPr>
+            </w:r>
+            <w:r>
+              <w:rPr>
+                <w:noProof/>
+                <w:webHidden/>
+              </w:rPr>
+              <w:fldChar w:fldCharType="separate"/>
+            </w:r>
+            <w:r>
+              <w:rPr>
+                <w:noProof/>
+                <w:webHidden/>
+              </w:rPr>
+              <w:t>4</w:t>
+            </w:r>
+            <w:r>
+              <w:rPr>
+                <w:noProof/>
+                <w:webHidden/>
+              </w:rPr>
+              <w:fldChar w:fldCharType="end"/>
+            </w:r>
+          </w:hyperlink>
+        </w:p>
+        <w:p>
+          <w:pPr>
+            <w:pStyle w:val="TM1"/>
+            <w:tabs>
+              <w:tab w:val="right" w:leader="dot" w:pos="8630"/>
+            </w:tabs>
+            <w:rPr>
+              <w:rFonts w:eastAsiaTheme="minorEastAsia"/>
+              <w:noProof/>
+              <w:sz w:val="22"/>
+              <w:szCs w:val="22"/>
+              <w:lang w:val="en-CA" w:eastAsia="en-CA"/>
+            </w:rPr>
+          </w:pPr>
+          <w:hyperlink w:anchor="_Toc181719758" w:history="1">
+            <w:r>
+              <w:rPr>
+                <w:rStyle w:val="Lienhypertexte"/>
+                <w:noProof/>
+              </w:rPr>
+              <w:t>Technologies utilisées</w:t>
+            </w:r>
+            <w:r>
+              <w:rPr>
+                <w:noProof/>
+                <w:webHidden/>
+              </w:rPr>
+              <w:tab/>
+            </w:r>
+            <w:r>
+              <w:rPr>
+                <w:noProof/>
+                <w:webHidden/>
+              </w:rPr>
+              <w:fldChar w:fldCharType="begin"/>
+            </w:r>
+            <w:r>
+              <w:rPr>
+                <w:noProof/>
+                <w:webHidden/>
+              </w:rPr>
+              <w:instrText xml:space="preserve"> PAGEREF _Toc181719758 \h </w:instrText>
+            </w:r>
+            <w:r>
+              <w:rPr>
+                <w:noProof/>
+                <w:webHidden/>
+              </w:rPr>
+            </w:r>
+            <w:r>
+              <w:rPr>
+                <w:noProof/>
+                <w:webHidden/>
+              </w:rPr>
+              <w:fldChar w:fldCharType="separate"/>
+            </w:r>
+            <w:r>
+              <w:rPr>
+                <w:noProof/>
+                <w:webHidden/>
+              </w:rPr>
+              <w:t>5</w:t>
+            </w:r>
+            <w:r>
+              <w:rPr>
+                <w:noProof/>
+                <w:webHidden/>
+              </w:rPr>
+              <w:fldChar w:fldCharType="end"/>
+            </w:r>
+          </w:hyperlink>
+        </w:p>
+        <w:p>
+          <w:pPr>
+            <w:pStyle w:val="TM2"/>
+            <w:tabs>
+              <w:tab w:val="right" w:leader="dot" w:pos="8630"/>
+            </w:tabs>
+            <w:rPr>
+              <w:rFonts w:eastAsiaTheme="minorEastAsia"/>
+              <w:noProof/>
+              <w:sz w:val="22"/>
+              <w:szCs w:val="22"/>
+              <w:lang w:val="en-CA" w:eastAsia="en-CA"/>
+            </w:rPr>
+          </w:pPr>
+          <w:hyperlink w:anchor="_Toc181719759" w:history="1">
+            <w:r>
+              <w:rPr>
+                <w:rStyle w:val="Lienhypertexte"/>
+                <w:noProof/>
+              </w:rPr>
+              <w:t>Langage de programmation</w:t>
+            </w:r>
+            <w:r>
+              <w:rPr>
+                <w:noProof/>
+                <w:webHidden/>
+              </w:rPr>
+              <w:tab/>
+            </w:r>
+            <w:r>
+              <w:rPr>
+                <w:noProof/>
+                <w:webHidden/>
+              </w:rPr>
+              <w:fldChar w:fldCharType="begin"/>
+            </w:r>
+            <w:r>
+              <w:rPr>
+                <w:noProof/>
+                <w:webHidden/>
+              </w:rPr>
+              <w:instrText xml:space="preserve"> PAGEREF _Toc181719759 \h </w:instrText>
+            </w:r>
+            <w:r>
+              <w:rPr>
+                <w:noProof/>
+                <w:webHidden/>
+              </w:rPr>
+            </w:r>
+            <w:r>
+              <w:rPr>
+                <w:noProof/>
+                <w:webHidden/>
+              </w:rPr>
+              <w:fldChar w:fldCharType="separate"/>
+            </w:r>
+            <w:r>
+              <w:rPr>
+                <w:noProof/>
+                <w:webHidden/>
+              </w:rPr>
+              <w:t>5</w:t>
+            </w:r>
+            <w:r>
+              <w:rPr>
+                <w:noProof/>
+                <w:webHidden/>
+              </w:rPr>
+              <w:fldChar w:fldCharType="end"/>
+            </w:r>
+          </w:hyperlink>
+        </w:p>
+        <w:p>
+          <w:pPr>
+            <w:pStyle w:val="TM2"/>
+            <w:tabs>
+              <w:tab w:val="right" w:leader="dot" w:pos="8630"/>
+            </w:tabs>
+            <w:rPr>
+              <w:rFonts w:eastAsiaTheme="minorEastAsia"/>
+              <w:noProof/>
+              <w:sz w:val="22"/>
+              <w:szCs w:val="22"/>
+              <w:lang w:val="en-CA" w:eastAsia="en-CA"/>
+            </w:rPr>
+          </w:pPr>
+          <w:hyperlink w:anchor="_Toc181719760" w:history="1">
+            <w:r>
+              <w:rPr>
+                <w:rStyle w:val="Lienhypertexte"/>
+                <w:noProof/>
+              </w:rPr>
+              <w:t>Base de données</w:t>
+            </w:r>
+            <w:r>
+              <w:rPr>
+                <w:noProof/>
+                <w:webHidden/>
+              </w:rPr>
+              <w:tab/>
+            </w:r>
+            <w:r>
+              <w:rPr>
+                <w:noProof/>
+                <w:webHidden/>
+              </w:rPr>
+              <w:fldChar w:fldCharType="begin"/>
+            </w:r>
+            <w:r>
+              <w:rPr>
+                <w:noProof/>
+                <w:webHidden/>
+              </w:rPr>
+              <w:instrText xml:space="preserve"> PAGEREF _Toc181719760 \h </w:instrText>
+            </w:r>
+            <w:r>
+              <w:rPr>
+                <w:noProof/>
+                <w:webHidden/>
+              </w:rPr>
+            </w:r>
+            <w:r>
+              <w:rPr>
+                <w:noProof/>
+                <w:webHidden/>
+              </w:rPr>
+              <w:fldChar w:fldCharType="separate"/>
+            </w:r>
+            <w:r>
+              <w:rPr>
+                <w:noProof/>
+                <w:webHidden/>
+              </w:rPr>
+              <w:t>5</w:t>
+            </w:r>
+            <w:r>
+              <w:rPr>
+                <w:noProof/>
+                <w:webHidden/>
+              </w:rPr>
+              <w:fldChar w:fldCharType="end"/>
+            </w:r>
+          </w:hyperlink>
+        </w:p>
+        <w:p>
+          <w:pPr>
+            <w:pStyle w:val="TM1"/>
+            <w:tabs>
+              <w:tab w:val="right" w:leader="dot" w:pos="8630"/>
+            </w:tabs>
+            <w:rPr>
+              <w:rFonts w:eastAsiaTheme="minorEastAsia"/>
+              <w:noProof/>
+              <w:sz w:val="22"/>
+              <w:szCs w:val="22"/>
+              <w:lang w:val="en-CA" w:eastAsia="en-CA"/>
+            </w:rPr>
+          </w:pPr>
+          <w:hyperlink w:anchor="_Toc181719761" w:history="1">
+            <w:r>
+              <w:rPr>
+                <w:rStyle w:val="Lienhypertexte"/>
+                <w:noProof/>
+              </w:rPr>
+              <w:t>Les détails du processus d’extraction, de transformation et de conversion (ETL)</w:t>
+            </w:r>
+            <w:r>
+              <w:rPr>
+                <w:noProof/>
+                <w:webHidden/>
+              </w:rPr>
+              <w:tab/>
+            </w:r>
+            <w:r>
+              <w:rPr>
+                <w:noProof/>
+                <w:webHidden/>
+              </w:rPr>
+              <w:fldChar w:fldCharType="begin"/>
+            </w:r>
+            <w:r>
+              <w:rPr>
+                <w:noProof/>
+                <w:webHidden/>
+              </w:rPr>
+              <w:instrText xml:space="preserve"> PAGEREF _Toc181719761 \h </w:instrText>
+            </w:r>
+            <w:r>
+              <w:rPr>
+                <w:noProof/>
+                <w:webHidden/>
+              </w:rPr>
+            </w:r>
+            <w:r>
+              <w:rPr>
+                <w:noProof/>
+                <w:webHidden/>
+              </w:rPr>
+              <w:fldChar w:fldCharType="separate"/>
+            </w:r>
+            <w:r>
+              <w:rPr>
+                <w:noProof/>
+                <w:webHidden/>
+              </w:rPr>
+              <w:t>6</w:t>
+            </w:r>
+            <w:r>
+              <w:rPr>
+                <w:noProof/>
+                <w:webHidden/>
+              </w:rPr>
+              <w:fldChar w:fldCharType="end"/>
+            </w:r>
+          </w:hyperlink>
+        </w:p>
+        <w:p>
+          <w:pPr>
+            <w:pStyle w:val="TM2"/>
+            <w:tabs>
+              <w:tab w:val="right" w:leader="dot" w:pos="8630"/>
+            </w:tabs>
+            <w:rPr>
+              <w:rFonts w:eastAsiaTheme="minorEastAsia"/>
+              <w:noProof/>
+              <w:sz w:val="22"/>
+              <w:szCs w:val="22"/>
+              <w:lang w:val="en-CA" w:eastAsia="en-CA"/>
+            </w:rPr>
+          </w:pPr>
+          <w:hyperlink w:anchor="_Toc181719762" w:history="1">
+            <w:r>
+              <w:rPr>
+                <w:rStyle w:val="Lienhypertexte"/>
+                <w:noProof/>
+              </w:rPr>
+              <w:t>Processus d’acquisition initiale des données</w:t>
+            </w:r>
+            <w:r>
+              <w:rPr>
+                <w:noProof/>
+                <w:webHidden/>
+              </w:rPr>
+              <w:tab/>
+            </w:r>
+            <w:r>
+              <w:rPr>
+                <w:noProof/>
+                <w:webHidden/>
+              </w:rPr>
+              <w:fldChar w:fldCharType="begin"/>
+            </w:r>
+            <w:r>
+              <w:rPr>
+                <w:noProof/>
+                <w:webHidden/>
+              </w:rPr>
+              <w:instrText xml:space="preserve"> PAGEREF _Toc181719762 \h </w:instrText>
+            </w:r>
+            <w:r>
+              <w:rPr>
+                <w:noProof/>
+                <w:webHidden/>
+              </w:rPr>
+            </w:r>
+            <w:r>
+              <w:rPr>
+                <w:noProof/>
+                <w:webHidden/>
+              </w:rPr>
+              <w:fldChar w:fldCharType="separate"/>
+            </w:r>
+            <w:r>
+              <w:rPr>
+                <w:noProof/>
+                <w:webHidden/>
+              </w:rPr>
+              <w:t>6</w:t>
+            </w:r>
+            <w:r>
+              <w:rPr>
+                <w:noProof/>
+                <w:webHidden/>
+              </w:rPr>
+              <w:fldChar w:fldCharType="end"/>
+            </w:r>
+          </w:hyperlink>
+        </w:p>
+        <w:p>
+          <w:pPr>
+            <w:pStyle w:val="TM2"/>
+            <w:tabs>
+              <w:tab w:val="right" w:leader="dot" w:pos="8630"/>
+            </w:tabs>
+            <w:rPr>
+              <w:rFonts w:eastAsiaTheme="minorEastAsia"/>
+              <w:noProof/>
+              <w:sz w:val="22"/>
+              <w:szCs w:val="22"/>
+              <w:lang w:val="en-CA" w:eastAsia="en-CA"/>
+            </w:rPr>
+          </w:pPr>
+          <w:hyperlink w:anchor="_Toc181719763" w:history="1">
+            <w:r>
+              <w:rPr>
+                <w:rStyle w:val="Lienhypertexte"/>
+                <w:noProof/>
+              </w:rPr>
+              <w:t>Processus d'Acquisition Incrémental des données</w:t>
+            </w:r>
+            <w:r>
+              <w:rPr>
+                <w:noProof/>
+                <w:webHidden/>
+              </w:rPr>
+              <w:tab/>
+            </w:r>
+            <w:r>
+              <w:rPr>
+                <w:noProof/>
+                <w:webHidden/>
+              </w:rPr>
+              <w:fldChar w:fldCharType="begin"/>
+            </w:r>
+            <w:r>
+              <w:rPr>
+                <w:noProof/>
+                <w:webHidden/>
+              </w:rPr>
+              <w:instrText xml:space="preserve"> PAGEREF _Toc181719763 \h </w:instrText>
+            </w:r>
+            <w:r>
+              <w:rPr>
+                <w:noProof/>
+                <w:webHidden/>
+              </w:rPr>
+            </w:r>
+            <w:r>
+              <w:rPr>
+                <w:noProof/>
+                <w:webHidden/>
+              </w:rPr>
+              <w:fldChar w:fldCharType="separate"/>
+            </w:r>
+            <w:r>
+              <w:rPr>
+                <w:noProof/>
+                <w:webHidden/>
+              </w:rPr>
+              <w:t>6</w:t>
+            </w:r>
+            <w:r>
+              <w:rPr>
+                <w:noProof/>
+                <w:webHidden/>
+              </w:rPr>
+              <w:fldChar w:fldCharType="end"/>
+            </w:r>
+          </w:hyperlink>
+        </w:p>
+        <w:p>
+          <w:pPr>
+            <w:pStyle w:val="TM2"/>
+            <w:tabs>
+              <w:tab w:val="right" w:leader="dot" w:pos="8630"/>
+            </w:tabs>
+            <w:rPr>
+              <w:rFonts w:eastAsiaTheme="minorEastAsia"/>
+              <w:noProof/>
+              <w:sz w:val="22"/>
+              <w:szCs w:val="22"/>
+              <w:lang w:val="en-CA" w:eastAsia="en-CA"/>
+            </w:rPr>
+          </w:pPr>
+          <w:hyperlink w:anchor="_Toc181719764" w:history="1">
+            <w:r>
+              <w:rPr>
+                <w:rStyle w:val="Lienhypertexte"/>
+                <w:noProof/>
+              </w:rPr>
+              <w:t>Processus de transformation des données</w:t>
+            </w:r>
+            <w:r>
+              <w:rPr>
+                <w:noProof/>
+                <w:webHidden/>
+              </w:rPr>
+              <w:tab/>
+            </w:r>
+            <w:r>
+              <w:rPr>
+                <w:noProof/>
+                <w:webHidden/>
+              </w:rPr>
+              <w:fldChar w:fldCharType="begin"/>
+            </w:r>
+            <w:r>
+              <w:rPr>
+                <w:noProof/>
+                <w:webHidden/>
+              </w:rPr>
+              <w:instrText xml:space="preserve"> PAGEREF _Toc181719764 \h </w:instrText>
+            </w:r>
+            <w:r>
+              <w:rPr>
+                <w:noProof/>
+                <w:webHidden/>
+              </w:rPr>
+            </w:r>
+            <w:r>
+              <w:rPr>
+                <w:noProof/>
+                <w:webHidden/>
+              </w:rPr>
+              <w:fldChar w:fldCharType="separate"/>
+            </w:r>
+            <w:r>
+              <w:rPr>
+                <w:noProof/>
+                <w:webHidden/>
+              </w:rPr>
+              <w:t>6</w:t>
+            </w:r>
+            <w:r>
+              <w:rPr>
+                <w:noProof/>
+                <w:webHidden/>
+              </w:rPr>
+              <w:fldChar w:fldCharType="end"/>
+            </w:r>
+          </w:hyperlink>
+        </w:p>
+        <w:p>
+          <w:pPr>
+            <w:pStyle w:val="TM2"/>
+            <w:tabs>
+              <w:tab w:val="right" w:leader="dot" w:pos="8630"/>
+            </w:tabs>
+            <w:rPr>
+              <w:rFonts w:eastAsiaTheme="minorEastAsia"/>
+              <w:noProof/>
+              <w:sz w:val="22"/>
+              <w:szCs w:val="22"/>
+              <w:lang w:val="en-CA" w:eastAsia="en-CA"/>
+            </w:rPr>
+          </w:pPr>
+          <w:hyperlink w:anchor="_Toc181719765" w:history="1">
+            <w:r>
+              <w:rPr>
+                <w:rStyle w:val="Lienhypertexte"/>
+                <w:noProof/>
+              </w:rPr>
+              <w:t>Schéma du pipeline d’ETL</w:t>
+            </w:r>
+            <w:r>
+              <w:rPr>
+                <w:noProof/>
+                <w:webHidden/>
+              </w:rPr>
+              <w:tab/>
+            </w:r>
+            <w:r>
+              <w:rPr>
+                <w:noProof/>
+                <w:webHidden/>
+              </w:rPr>
+              <w:fldChar w:fldCharType="begin"/>
+            </w:r>
+            <w:r>
+              <w:rPr>
+                <w:noProof/>
+                <w:webHidden/>
+              </w:rPr>
+              <w:instrText xml:space="preserve"> PAGEREF _Toc181719765 \h </w:instrText>
+            </w:r>
+            <w:r>
+              <w:rPr>
+                <w:noProof/>
+                <w:webHidden/>
+              </w:rPr>
+            </w:r>
+            <w:r>
+              <w:rPr>
+                <w:noProof/>
+                <w:webHidden/>
+              </w:rPr>
+              <w:fldChar w:fldCharType="separate"/>
+            </w:r>
+            <w:r>
+              <w:rPr>
+                <w:noProof/>
+                <w:webHidden/>
+              </w:rPr>
+              <w:t>7</w:t>
+            </w:r>
+            <w:r>
+              <w:rPr>
+                <w:noProof/>
+                <w:webHidden/>
+              </w:rPr>
+              <w:fldChar w:fldCharType="end"/>
+            </w:r>
+          </w:hyperlink>
+        </w:p>
+        <w:p>
+          <w:pPr>
+            <w:pStyle w:val="TM1"/>
+            <w:tabs>
+              <w:tab w:val="right" w:leader="dot" w:pos="8630"/>
+            </w:tabs>
+            <w:rPr>
+              <w:rFonts w:eastAsiaTheme="minorEastAsia"/>
+              <w:noProof/>
+              <w:sz w:val="22"/>
+              <w:szCs w:val="22"/>
+              <w:lang w:val="en-CA" w:eastAsia="en-CA"/>
+            </w:rPr>
+          </w:pPr>
+          <w:hyperlink w:anchor="_Toc181719766" w:history="1">
+            <w:r>
+              <w:rPr>
+                <w:rStyle w:val="Lienhypertexte"/>
+                <w:noProof/>
+              </w:rPr>
+              <w:t>Annexes</w:t>
+            </w:r>
+            <w:r>
+              <w:rPr>
+                <w:noProof/>
+                <w:webHidden/>
+              </w:rPr>
+              <w:tab/>
+            </w:r>
+            <w:r>
+              <w:rPr>
+                <w:noProof/>
+                <w:webHidden/>
+              </w:rPr>
+              <w:fldChar w:fldCharType="begin"/>
+            </w:r>
+            <w:r>
+              <w:rPr>
+                <w:noProof/>
+                <w:webHidden/>
+              </w:rPr>
+              <w:instrText xml:space="preserve"> PAGEREF _Toc181719766 \h </w:instrText>
+            </w:r>
+            <w:r>
+              <w:rPr>
+                <w:noProof/>
+                <w:webHidden/>
+              </w:rPr>
+            </w:r>
+            <w:r>
+              <w:rPr>
+                <w:noProof/>
+                <w:webHidden/>
+              </w:rPr>
+              <w:fldChar w:fldCharType="separate"/>
+            </w:r>
+            <w:r>
+              <w:rPr>
+                <w:noProof/>
+                <w:webHidden/>
+              </w:rPr>
+              <w:t>8</w:t>
+            </w:r>
+            <w:r>
+              <w:rPr>
+                <w:noProof/>
+                <w:webHidden/>
+              </w:rPr>
+              <w:fldChar w:fldCharType="end"/>
+            </w:r>
+          </w:hyperlink>
+        </w:p>
+        <w:p>
+          <w:pPr>
+            <w:pStyle w:val="TM2"/>
+            <w:tabs>
+              <w:tab w:val="right" w:leader="dot" w:pos="8630"/>
+            </w:tabs>
+            <w:rPr>
+              <w:rFonts w:eastAsiaTheme="minorEastAsia"/>
+              <w:noProof/>
+              <w:sz w:val="22"/>
+              <w:szCs w:val="22"/>
+              <w:lang w:val="en-CA" w:eastAsia="en-CA"/>
+            </w:rPr>
+          </w:pPr>
+          <w:hyperlink w:anchor="_Toc181719767" w:history="1">
+            <w:r>
+              <w:rPr>
+                <w:rStyle w:val="Lienhypertexte"/>
+                <w:noProof/>
+              </w:rPr>
+              <w:t>Annexe 1</w:t>
+            </w:r>
+            <w:r>
+              <w:rPr>
+                <w:noProof/>
+                <w:webHidden/>
+              </w:rPr>
+              <w:tab/>
+            </w:r>
+            <w:r>
+              <w:rPr>
+                <w:noProof/>
+                <w:webHidden/>
+              </w:rPr>
+              <w:fldChar w:fldCharType="begin"/>
+            </w:r>
+            <w:r>
+              <w:rPr>
+                <w:noProof/>
+                <w:webHidden/>
+              </w:rPr>
+              <w:instrText xml:space="preserve"> PAGEREF _Toc181719767 \h </w:instrText>
+            </w:r>
+            <w:r>
+              <w:rPr>
+                <w:noProof/>
+                <w:webHidden/>
+              </w:rPr>
+            </w:r>
+            <w:r>
+              <w:rPr>
+                <w:noProof/>
+                <w:webHidden/>
+              </w:rPr>
+              <w:fldChar w:fldCharType="separate"/>
+            </w:r>
+            <w:r>
+              <w:rPr>
+                <w:noProof/>
+                <w:webHidden/>
+              </w:rPr>
+              <w:t>8</w:t>
+            </w:r>
+            <w:r>
+              <w:rPr>
+                <w:noProof/>
+                <w:webHidden/>
+              </w:rPr>
+              <w:fldChar w:fldCharType="end"/>
+            </w:r>
+          </w:hyperlink>
+        </w:p>
+        <w:p>
+          <w:pPr>
+            <w:pStyle w:val="TM2"/>
+            <w:tabs>
+              <w:tab w:val="right" w:leader="dot" w:pos="8630"/>
+            </w:tabs>
+            <w:rPr>
+              <w:rFonts w:eastAsiaTheme="minorEastAsia"/>
+              <w:noProof/>
+              <w:sz w:val="22"/>
+              <w:szCs w:val="22"/>
+              <w:lang w:val="en-CA" w:eastAsia="en-CA"/>
+            </w:rPr>
+          </w:pPr>
+          <w:hyperlink w:anchor="_Toc181719768" w:history="1">
+            <w:r>
+              <w:rPr>
+                <w:rStyle w:val="Lienhypertexte"/>
+                <w:noProof/>
+              </w:rPr>
+              <w:t>Annexe 2</w:t>
+            </w:r>
+            <w:r>
+              <w:rPr>
+                <w:noProof/>
+                <w:webHidden/>
+              </w:rPr>
+              <w:tab/>
+            </w:r>
+            <w:r>
+              <w:rPr>
+                <w:noProof/>
+                <w:webHidden/>
+              </w:rPr>
+              <w:fldChar w:fldCharType="begin"/>
+            </w:r>
+            <w:r>
+              <w:rPr>
+                <w:noProof/>
+                <w:webHidden/>
+              </w:rPr>
+              <w:instrText xml:space="preserve"> PAGEREF _Toc181719768 \h </w:instrText>
+            </w:r>
+            <w:r>
+              <w:rPr>
+                <w:noProof/>
+                <w:webHidden/>
+              </w:rPr>
+            </w:r>
+            <w:r>
+              <w:rPr>
+                <w:noProof/>
+                <w:webHidden/>
+              </w:rPr>
+              <w:fldChar w:fldCharType="separate"/>
+            </w:r>
+            <w:r>
+              <w:rPr>
+                <w:noProof/>
+                <w:webHidden/>
+              </w:rPr>
+              <w:t>8</w:t>
+            </w:r>
+            <w:r>
+              <w:rPr>
+                <w:noProof/>
+                <w:webHidden/>
+              </w:rPr>
+              <w:fldChar w:fldCharType="end"/>
+            </w:r>
+          </w:hyperlink>
+        </w:p>
+        <w:p>
+          <w:pPr>
+            <w:pStyle w:val="TM2"/>
+            <w:tabs>
+              <w:tab w:val="right" w:leader="dot" w:pos="8630"/>
+            </w:tabs>
+            <w:rPr>
+              <w:rFonts w:eastAsiaTheme="minorEastAsia"/>
+              <w:noProof/>
+              <w:sz w:val="22"/>
+              <w:szCs w:val="22"/>
+              <w:lang w:val="en-CA" w:eastAsia="en-CA"/>
+            </w:rPr>
+          </w:pPr>
+          <w:hyperlink w:anchor="_Toc181719769" w:history="1">
+            <w:r>
+              <w:rPr>
+                <w:rStyle w:val="Lienhypertexte"/>
+                <w:noProof/>
+              </w:rPr>
+              <w:t>Annexe 3</w:t>
+            </w:r>
+            <w:r>
+              <w:rPr>
+                <w:noProof/>
+                <w:webHidden/>
+              </w:rPr>
+              <w:tab/>
+            </w:r>
+            <w:r>
+              <w:rPr>
+                <w:noProof/>
+                <w:webHidden/>
+              </w:rPr>
+              <w:fldChar w:fldCharType="begin"/>
+            </w:r>
+            <w:r>
+              <w:rPr>
+                <w:noProof/>
+                <w:webHidden/>
+              </w:rPr>
+              <w:instrText xml:space="preserve"> PAGEREF _Toc181719769 \h </w:instrText>
+            </w:r>
+            <w:r>
+              <w:rPr>
+                <w:noProof/>
+                <w:webHidden/>
+              </w:rPr>
+            </w:r>
+            <w:r>
+              <w:rPr>
+                <w:noProof/>
+                <w:webHidden/>
+              </w:rPr>
+              <w:fldChar w:fldCharType="separate"/>
+            </w:r>
+            <w:r>
+              <w:rPr>
+                <w:noProof/>
+                <w:webHidden/>
+              </w:rPr>
+              <w:t>8</w:t>
+            </w:r>
+            <w:r>
+              <w:rPr>
+                <w:noProof/>
+                <w:webHidden/>
+              </w:rPr>
+              <w:fldChar w:fldCharType="end"/>
+            </w:r>
+          </w:hyperlink>
+        </w:p>
+        <w:p>
+          <w:pPr>
+            <w:pStyle w:val="TM2"/>
+            <w:tabs>
+              <w:tab w:val="right" w:leader="dot" w:pos="8630"/>
+            </w:tabs>
+            <w:rPr>
+              <w:rFonts w:eastAsiaTheme="minorEastAsia"/>
+              <w:noProof/>
+              <w:sz w:val="22"/>
+              <w:szCs w:val="22"/>
+              <w:lang w:val="en-CA" w:eastAsia="en-CA"/>
+            </w:rPr>
+          </w:pPr>
+          <w:hyperlink w:anchor="_Toc181719770" w:history="1">
+            <w:r>
+              <w:rPr>
+                <w:rStyle w:val="Lienhypertexte"/>
+                <w:noProof/>
+              </w:rPr>
+              <w:t>Annexe 4</w:t>
+            </w:r>
+            <w:r>
+              <w:rPr>
+                <w:noProof/>
+                <w:webHidden/>
+              </w:rPr>
+              <w:tab/>
+            </w:r>
+            <w:r>
+              <w:rPr>
+                <w:noProof/>
+                <w:webHidden/>
+              </w:rPr>
+              <w:fldChar w:fldCharType="begin"/>
+            </w:r>
+            <w:r>
+              <w:rPr>
+                <w:noProof/>
+                <w:webHidden/>
+              </w:rPr>
+              <w:instrText xml:space="preserve"> PAGEREF _Toc181719770 \h </w:instrText>
+            </w:r>
+            <w:r>
+              <w:rPr>
+                <w:noProof/>
+                <w:webHidden/>
+              </w:rPr>
+            </w:r>
+            <w:r>
+              <w:rPr>
+                <w:noProof/>
+                <w:webHidden/>
+              </w:rPr>
+              <w:fldChar w:fldCharType="separate"/>
+            </w:r>
+            <w:r>
+              <w:rPr>
+                <w:noProof/>
+                <w:webHidden/>
+              </w:rPr>
+              <w:t>8</w:t>
+            </w:r>
+            <w:r>
+              <w:rPr>
+                <w:noProof/>
+                <w:webHidden/>
+              </w:rPr>
+              <w:fldChar w:fldCharType="end"/>
+            </w:r>
+          </w:hyperlink>
+        </w:p>
+        <w:p>
+          <w:pPr>
+            <w:pStyle w:val="TM2"/>
+            <w:tabs>
+              <w:tab w:val="right" w:leader="dot" w:pos="8630"/>
+            </w:tabs>
+            <w:rPr>
+              <w:rFonts w:eastAsiaTheme="minorEastAsia"/>
+              <w:noProof/>
+              <w:sz w:val="22"/>
+              <w:szCs w:val="22"/>
+              <w:lang w:val="en-CA" w:eastAsia="en-CA"/>
+            </w:rPr>
+          </w:pPr>
+          <w:hyperlink w:anchor="_Toc181719771" w:history="1">
+            <w:r>
+              <w:rPr>
+                <w:rStyle w:val="Lienhypertexte"/>
+                <w:noProof/>
+              </w:rPr>
+              <w:t>Annexe 5</w:t>
+            </w:r>
+            <w:r>
+              <w:rPr>
+                <w:noProof/>
+                <w:webHidden/>
+              </w:rPr>
+              <w:tab/>
+            </w:r>
+            <w:r>
+              <w:rPr>
+                <w:noProof/>
+                <w:webHidden/>
+              </w:rPr>
+              <w:fldChar w:fldCharType="begin"/>
+            </w:r>
+            <w:r>
+              <w:rPr>
+                <w:noProof/>
+                <w:webHidden/>
+              </w:rPr>
+              <w:instrText xml:space="preserve"> PAGEREF _Toc181719771 \h </w:instrText>
+            </w:r>
+            <w:r>
+              <w:rPr>
+                <w:noProof/>
+                <w:webHidden/>
+              </w:rPr>
+            </w:r>
+            <w:r>
+              <w:rPr>
+                <w:noProof/>
+                <w:webHidden/>
+              </w:rPr>
+              <w:fldChar w:fldCharType="separate"/>
+            </w:r>
+            <w:r>
+              <w:rPr>
+                <w:noProof/>
+                <w:webHidden/>
+              </w:rPr>
+              <w:t>9</w:t>
+            </w:r>
+            <w:r>
+              <w:rPr>
+                <w:noProof/>
+                <w:webHidden/>
+              </w:rPr>
+              <w:fldChar w:fldCharType="end"/>
+            </w:r>
+          </w:hyperlink>
+        </w:p>
+        <w:p>
+          <w:pPr>
+            <w:pStyle w:val="TM2"/>
+            <w:tabs>
+              <w:tab w:val="right" w:leader="dot" w:pos="8630"/>
+            </w:tabs>
+            <w:rPr>
+              <w:rFonts w:eastAsiaTheme="minorEastAsia"/>
+              <w:noProof/>
+              <w:sz w:val="22"/>
+              <w:szCs w:val="22"/>
+              <w:lang w:val="en-CA" w:eastAsia="en-CA"/>
+            </w:rPr>
+          </w:pPr>
+          <w:hyperlink w:anchor="_Toc181719772" w:history="1">
+            <w:r>
+              <w:rPr>
+                <w:rStyle w:val="Lienhypertexte"/>
+                <w:noProof/>
+              </w:rPr>
+              <w:t>Annexe 6</w:t>
+            </w:r>
+            <w:r>
+              <w:rPr>
+                <w:noProof/>
+                <w:webHidden/>
+              </w:rPr>
+              <w:tab/>
+            </w:r>
+            <w:r>
+              <w:rPr>
+                <w:noProof/>
+                <w:webHidden/>
+              </w:rPr>
+              <w:fldChar w:fldCharType="begin"/>
+            </w:r>
+            <w:r>
+              <w:rPr>
+                <w:noProof/>
+                <w:webHidden/>
+              </w:rPr>
+              <w:instrText xml:space="preserve"> PAGEREF _Toc181719772 \h </w:instrText>
+            </w:r>
+            <w:r>
+              <w:rPr>
+                <w:noProof/>
+                <w:webHidden/>
+              </w:rPr>
+            </w:r>
+            <w:r>
+              <w:rPr>
+                <w:noProof/>
+                <w:webHidden/>
+              </w:rPr>
+              <w:fldChar w:fldCharType="separate"/>
+            </w:r>
+            <w:r>
+              <w:rPr>
+                <w:noProof/>
+                <w:webHidden/>
+              </w:rPr>
+              <w:t>9</w:t>
+            </w:r>
+            <w:r>
+              <w:rPr>
+                <w:noProof/>
+                <w:webHidden/>
+              </w:rPr>
+              <w:fldChar w:fldCharType="end"/>
+            </w:r>
+          </w:hyperlink>
+        </w:p>
+        <w:p>
+          <w:pPr>
+            <w:pStyle w:val="TM2"/>
+            <w:tabs>
+              <w:tab w:val="right" w:leader="dot" w:pos="8630"/>
+            </w:tabs>
+            <w:rPr>
+              <w:rFonts w:eastAsiaTheme="minorEastAsia"/>
+              <w:noProof/>
+              <w:sz w:val="22"/>
+              <w:szCs w:val="22"/>
+              <w:lang w:val="en-CA" w:eastAsia="en-CA"/>
+            </w:rPr>
+          </w:pPr>
+          <w:hyperlink w:anchor="_Toc181719773" w:history="1">
+            <w:r>
+              <w:rPr>
+                <w:rStyle w:val="Lienhypertexte"/>
+                <w:noProof/>
+              </w:rPr>
+              <w:t>Annexe 7</w:t>
+            </w:r>
+            <w:r>
+              <w:rPr>
+                <w:noProof/>
+                <w:webHidden/>
+              </w:rPr>
+              <w:tab/>
+            </w:r>
+            <w:r>
+              <w:rPr>
+                <w:noProof/>
+                <w:webHidden/>
+              </w:rPr>
+              <w:fldChar w:fldCharType="begin"/>
+            </w:r>
+            <w:r>
+              <w:rPr>
+                <w:noProof/>
+                <w:webHidden/>
+              </w:rPr>
+              <w:instrText xml:space="preserve"> PAGEREF _Toc181719773 \h </w:instrText>
+            </w:r>
+            <w:r>
+              <w:rPr>
+                <w:noProof/>
+                <w:webHidden/>
+              </w:rPr>
+            </w:r>
+            <w:r>
+              <w:rPr>
+                <w:noProof/>
+                <w:webHidden/>
+              </w:rPr>
+              <w:fldChar w:fldCharType="separate"/>
+            </w:r>
+            <w:r>
+              <w:rPr>
+                <w:noProof/>
+                <w:webHidden/>
+              </w:rPr>
+              <w:t>10</w:t>
+            </w:r>
+            <w:r>
+              <w:rPr>
+                <w:noProof/>
+                <w:webHidden/>
+              </w:rPr>
+              <w:fldChar w:fldCharType="end"/>
+            </w:r>
+          </w:hyperlink>
+        </w:p>
+        <w:p>
+          <w:pPr>
+            <w:pStyle w:val="TM2"/>
+            <w:tabs>
+              <w:tab w:val="right" w:leader="dot" w:pos="8630"/>
+            </w:tabs>
+            <w:rPr>
+              <w:rFonts w:eastAsiaTheme="minorEastAsia"/>
+              <w:noProof/>
+              <w:sz w:val="22"/>
+              <w:szCs w:val="22"/>
+              <w:lang w:val="en-CA" w:eastAsia="en-CA"/>
+            </w:rPr>
+          </w:pPr>
+          <w:hyperlink w:anchor="_Toc181719774" w:history="1">
+            <w:r>
+              <w:rPr>
+                <w:rStyle w:val="Lienhypertexte"/>
+                <w:noProof/>
+              </w:rPr>
+              <w:t>Annexe 8</w:t>
+            </w:r>
+            <w:r>
+              <w:rPr>
+                <w:noProof/>
+                <w:webHidden/>
+              </w:rPr>
+              <w:tab/>
+            </w:r>
+            <w:r>
+              <w:rPr>
+                <w:noProof/>
+                <w:webHidden/>
+              </w:rPr>
+              <w:fldChar w:fldCharType="begin"/>
+            </w:r>
+            <w:r>
+              <w:rPr>
+                <w:noProof/>
+                <w:webHidden/>
+              </w:rPr>
+              <w:instrText xml:space="preserve"> PAGEREF _Toc181719774 \h </w:instrText>
+            </w:r>
+            <w:r>
+              <w:rPr>
+                <w:noProof/>
+                <w:webHidden/>
+              </w:rPr>
+            </w:r>
+            <w:r>
+              <w:rPr>
+                <w:noProof/>
+                <w:webHidden/>
+              </w:rPr>
+              <w:fldChar w:fldCharType="separate"/>
+            </w:r>
+            <w:r>
+              <w:rPr>
+                <w:noProof/>
+                <w:webHidden/>
+              </w:rPr>
+              <w:t>10</w:t>
+            </w:r>
+            <w:r>
+              <w:rPr>
+                <w:noProof/>
+                <w:webHidden/>
+              </w:rPr>
+              <w:fldChar w:fldCharType="end"/>
+            </w:r>
+          </w:hyperlink>
+        </w:p>
+        <w:p>
+          <w:pPr>
+            <w:pStyle w:val="TM2"/>
+            <w:tabs>
+              <w:tab w:val="right" w:leader="dot" w:pos="8630"/>
+            </w:tabs>
+            <w:rPr>
+              <w:rFonts w:eastAsiaTheme="minorEastAsia"/>
+              <w:noProof/>
+              <w:sz w:val="22"/>
+              <w:szCs w:val="22"/>
+              <w:lang w:val="en-CA" w:eastAsia="en-CA"/>
+            </w:rPr>
+          </w:pPr>
+          <w:hyperlink w:anchor="_Toc181719775" w:history="1">
+            <w:r>
+              <w:rPr>
+                <w:rStyle w:val="Lienhypertexte"/>
+                <w:noProof/>
+              </w:rPr>
+              <w:t>Annexe 9</w:t>
+            </w:r>
+            <w:r>
+              <w:rPr>
+                <w:noProof/>
+                <w:webHidden/>
+              </w:rPr>
+              <w:tab/>
+            </w:r>
+            <w:r>
+              <w:rPr>
+                <w:noProof/>
+                <w:webHidden/>
+              </w:rPr>
+              <w:fldChar w:fldCharType="begin"/>
+            </w:r>
+            <w:r>
+              <w:rPr>
+                <w:noProof/>
+                <w:webHidden/>
+              </w:rPr>
+              <w:instrText xml:space="preserve"> PAGEREF _Toc181719775 \h </w:instrText>
+            </w:r>
+            <w:r>
+              <w:rPr>
+                <w:noProof/>
+                <w:webHidden/>
+              </w:rPr>
+            </w:r>
+            <w:r>
+              <w:rPr>
+                <w:noProof/>
+                <w:webHidden/>
+              </w:rPr>
+              <w:fldChar w:fldCharType="separate"/>
+            </w:r>
+            <w:r>
+              <w:rPr>
+                <w:noProof/>
+                <w:webHidden/>
+              </w:rPr>
+              <w:t>10</w:t>
+            </w:r>
+            <w:r>
+              <w:rPr>
+                <w:noProof/>
+                <w:webHidden/>
+              </w:rPr>
+              <w:fldChar w:fldCharType="end"/>
+            </w:r>
+          </w:hyperlink>
+        </w:p>
+        <w:p>
+          <w:pPr>
+            <w:pStyle w:val="TM2"/>
+            <w:tabs>
+              <w:tab w:val="right" w:leader="dot" w:pos="8630"/>
+            </w:tabs>
+            <w:rPr>
+              <w:rFonts w:eastAsiaTheme="minorEastAsia"/>
+              <w:noProof/>
+              <w:sz w:val="22"/>
+              <w:szCs w:val="22"/>
+              <w:lang w:val="en-CA" w:eastAsia="en-CA"/>
+            </w:rPr>
+          </w:pPr>
+          <w:hyperlink w:anchor="_Toc181719776" w:history="1">
+            <w:r>
+              <w:rPr>
+                <w:rStyle w:val="Lienhypertexte"/>
+                <w:noProof/>
+              </w:rPr>
+              <w:t>Annexe 10</w:t>
+            </w:r>
+            <w:r>
+              <w:rPr>
+                <w:noProof/>
+                <w:webHidden/>
+              </w:rPr>
+              <w:tab/>
+            </w:r>
+            <w:r>
+              <w:rPr>
+                <w:noProof/>
+                <w:webHidden/>
+              </w:rPr>
+              <w:fldChar w:fldCharType="begin"/>
+            </w:r>
+            <w:r>
+              <w:rPr>
+                <w:noProof/>
+                <w:webHidden/>
+              </w:rPr>
+              <w:instrText xml:space="preserve"> PAGEREF _Toc181719776 \h </w:instrText>
+            </w:r>
+            <w:r>
+              <w:rPr>
+                <w:noProof/>
+                <w:webHidden/>
+              </w:rPr>
+            </w:r>
+            <w:r>
+              <w:rPr>
+                <w:noProof/>
+                <w:webHidden/>
+              </w:rPr>
+              <w:fldChar w:fldCharType="separate"/>
+            </w:r>
+            <w:r>
+              <w:rPr>
+                <w:noProof/>
+                <w:webHidden/>
+              </w:rPr>
+              <w:t>10</w:t>
+            </w:r>
+            <w:r>
+              <w:rPr>
+                <w:noProof/>
+                <w:webHidden/>
+              </w:rPr>
+              <w:fldChar w:fldCharType="end"/>
+            </w:r>
+          </w:hyperlink>
+        </w:p>
+        <w:p>
+          <w:pPr>
+            <w:pStyle w:val="TM2"/>
+            <w:tabs>
+              <w:tab w:val="right" w:leader="dot" w:pos="8630"/>
+            </w:tabs>
+            <w:rPr>
+              <w:rFonts w:eastAsiaTheme="minorEastAsia"/>
+              <w:noProof/>
+              <w:sz w:val="22"/>
+              <w:szCs w:val="22"/>
+              <w:lang w:val="en-CA" w:eastAsia="en-CA"/>
+            </w:rPr>
+          </w:pPr>
+          <w:hyperlink w:anchor="_Toc181719777" w:history="1">
+            <w:r>
+              <w:rPr>
+                <w:rStyle w:val="Lienhypertexte"/>
+                <w:noProof/>
+              </w:rPr>
+              <w:t>Annexe 11</w:t>
+            </w:r>
+            <w:r>
+              <w:rPr>
+                <w:noProof/>
+                <w:webHidden/>
+              </w:rPr>
+              <w:tab/>
+            </w:r>
+            <w:r>
+              <w:rPr>
+                <w:noProof/>
+                <w:webHidden/>
+              </w:rPr>
+              <w:fldChar w:fldCharType="begin"/>
+            </w:r>
+            <w:r>
+              <w:rPr>
+                <w:noProof/>
+                <w:webHidden/>
+              </w:rPr>
+              <w:instrText xml:space="preserve"> PAGEREF _Toc181719777 \h </w:instrText>
+            </w:r>
+            <w:r>
+              <w:rPr>
+                <w:noProof/>
+                <w:webHidden/>
+              </w:rPr>
+            </w:r>
+            <w:r>
+              <w:rPr>
+                <w:noProof/>
+                <w:webHidden/>
+              </w:rPr>
+              <w:fldChar w:fldCharType="separate"/>
+            </w:r>
+            <w:r>
+              <w:rPr>
+                <w:noProof/>
+                <w:webHidden/>
+              </w:rPr>
+              <w:t>10</w:t>
+            </w:r>
+            <w:r>
+              <w:rPr>
+                <w:noProof/>
+                <w:webHidden/>
+              </w:rPr>
+              <w:fldChar w:fldCharType="end"/>
+            </w:r>
+          </w:hyperlink>
+        </w:p>
+        <w:p>
+          <w:pPr>
+            <w:pStyle w:val="TM2"/>
+            <w:tabs>
+              <w:tab w:val="right" w:leader="dot" w:pos="8630"/>
+            </w:tabs>
+            <w:rPr>
+              <w:rFonts w:eastAsiaTheme="minorEastAsia"/>
+              <w:noProof/>
+              <w:sz w:val="22"/>
+              <w:szCs w:val="22"/>
+              <w:lang w:val="en-CA" w:eastAsia="en-CA"/>
+            </w:rPr>
+          </w:pPr>
+          <w:hyperlink w:anchor="_Toc181719778" w:history="1">
+            <w:r>
+              <w:rPr>
+                <w:rStyle w:val="Lienhypertexte"/>
+                <w:noProof/>
+              </w:rPr>
+              <w:t>Annexe 12</w:t>
+            </w:r>
+            <w:r>
+              <w:rPr>
+                <w:noProof/>
+                <w:webHidden/>
+              </w:rPr>
+              <w:tab/>
+            </w:r>
+            <w:r>
+              <w:rPr>
+                <w:noProof/>
+                <w:webHidden/>
+              </w:rPr>
+              <w:fldChar w:fldCharType="begin"/>
+            </w:r>
+            <w:r>
+              <w:rPr>
+                <w:noProof/>
+                <w:webHidden/>
+              </w:rPr>
+              <w:instrText xml:space="preserve"> PAGEREF _Toc181719778 \h </w:instrText>
+            </w:r>
+            <w:r>
+              <w:rPr>
+                <w:noProof/>
+                <w:webHidden/>
+              </w:rPr>
+            </w:r>
+            <w:r>
+              <w:rPr>
+                <w:noProof/>
+                <w:webHidden/>
+              </w:rPr>
+              <w:fldChar w:fldCharType="separate"/>
+            </w:r>
+            <w:r>
+              <w:rPr>
+                <w:noProof/>
+                <w:webHidden/>
+              </w:rPr>
+              <w:t>12</w:t>
+            </w:r>
+            <w:r>
+              <w:rPr>
+                <w:noProof/>
+                <w:webHidden/>
+              </w:rPr>
+              <w:fldChar w:fldCharType="end"/>
+            </w:r>
+          </w:hyperlink>
+        </w:p>
+        <w:p>
+          <w:pPr>
+            <w:pStyle w:val="TM2"/>
+            <w:tabs>
+              <w:tab w:val="right" w:leader="dot" w:pos="8630"/>
+            </w:tabs>
+            <w:rPr>
+              <w:rFonts w:eastAsiaTheme="minorEastAsia"/>
+              <w:noProof/>
+              <w:sz w:val="22"/>
+              <w:szCs w:val="22"/>
+              <w:lang w:val="en-CA" w:eastAsia="en-CA"/>
+            </w:rPr>
+          </w:pPr>
+          <w:hyperlink w:anchor="_Toc181719779" w:history="1">
+            <w:r>
+              <w:rPr>
+                <w:rStyle w:val="Lienhypertexte"/>
+                <w:noProof/>
+              </w:rPr>
+              <w:t>Annexe 13</w:t>
+            </w:r>
+            <w:r>
+              <w:rPr>
+                <w:noProof/>
+                <w:webHidden/>
+              </w:rPr>
+              <w:tab/>
+            </w:r>
+            <w:r>
+              <w:rPr>
+                <w:noProof/>
+                <w:webHidden/>
+              </w:rPr>
+              <w:fldChar w:fldCharType="begin"/>
+            </w:r>
+            <w:r>
+              <w:rPr>
+                <w:noProof/>
+                <w:webHidden/>
+              </w:rPr>
+              <w:instrText xml:space="preserve"> PAGEREF _Toc181719779 \h </w:instrText>
+            </w:r>
+            <w:r>
+              <w:rPr>
+                <w:noProof/>
+                <w:webHidden/>
+              </w:rPr>
+            </w:r>
+            <w:r>
+              <w:rPr>
+                <w:noProof/>
+                <w:webHidden/>
+              </w:rPr>
+              <w:fldChar w:fldCharType="separate"/>
+            </w:r>
+            <w:r>
+              <w:rPr>
+                <w:noProof/>
+                <w:webHidden/>
+              </w:rPr>
+              <w:t>13</w:t>
+            </w:r>
+            <w:r>
+              <w:rPr>
+                <w:noProof/>
+                <w:webHidden/>
+              </w:rPr>
+              <w:fldChar w:fldCharType="end"/>
+            </w:r>
+          </w:hyperlink>
+        </w:p>
+        <w:p>
+          <w:pPr>
+            <w:pStyle w:val="TM2"/>
+            <w:tabs>
+              <w:tab w:val="right" w:leader="dot" w:pos="8630"/>
+            </w:tabs>
+            <w:rPr>
+              <w:rFonts w:eastAsiaTheme="minorEastAsia"/>
+              <w:noProof/>
+              <w:sz w:val="22"/>
+              <w:szCs w:val="22"/>
+              <w:lang w:val="en-CA" w:eastAsia="en-CA"/>
+            </w:rPr>
+          </w:pPr>
+          <w:hyperlink w:anchor="_Toc181719780" w:history="1">
+            <w:r>
+              <w:rPr>
+                <w:rStyle w:val="Lienhypertexte"/>
+                <w:noProof/>
+              </w:rPr>
+              <w:t>Annexe 14</w:t>
+            </w:r>
+            <w:r>
+              <w:rPr>
+                <w:noProof/>
+                <w:webHidden/>
+              </w:rPr>
+              <w:tab/>
+            </w:r>
+            <w:r>
+              <w:rPr>
+                <w:noProof/>
+                <w:webHidden/>
+              </w:rPr>
+              <w:fldChar w:fldCharType="begin"/>
+            </w:r>
+            <w:r>
+              <w:rPr>
+                <w:noProof/>
+                <w:webHidden/>
+              </w:rPr>
+              <w:instrText xml:space="preserve"> PAGEREF _Toc181719780 \h </w:instrText>
+            </w:r>
+            <w:r>
+              <w:rPr>
+                <w:noProof/>
+                <w:webHidden/>
+              </w:rPr>
+            </w:r>
+            <w:r>
+              <w:rPr>
+                <w:noProof/>
+                <w:webHidden/>
+              </w:rPr>
+              <w:fldChar w:fldCharType="separate"/>
+            </w:r>
+            <w:r>
+              <w:rPr>
+                <w:noProof/>
+                <w:webHidden/>
+              </w:rPr>
+              <w:t>14</w:t>
+            </w:r>
+            <w:r>
+              <w:rPr>
+                <w:noProof/>
+                <w:webHidden/>
+              </w:rPr>
+              <w:fldChar w:fldCharType="end"/>
+            </w:r>
+          </w:hyperlink>
+        </w:p>
+        <w:p>
+          <w:pPr>
+            <w:pStyle w:val="TM2"/>
+            <w:tabs>
+              <w:tab w:val="right" w:leader="dot" w:pos="8630"/>
+            </w:tabs>
+            <w:rPr>
+              <w:rFonts w:eastAsiaTheme="minorEastAsia"/>
+              <w:noProof/>
+              <w:sz w:val="22"/>
+              <w:szCs w:val="22"/>
+              <w:lang w:val="en-CA" w:eastAsia="en-CA"/>
+            </w:rPr>
+          </w:pPr>
+          <w:hyperlink w:anchor="_Toc181719781" w:history="1">
+            <w:r>
+              <w:rPr>
+                <w:rStyle w:val="Lienhypertexte"/>
+                <w:noProof/>
+              </w:rPr>
+              <w:t>Annexe 15</w:t>
+            </w:r>
+            <w:r>
+              <w:rPr>
+                <w:noProof/>
+                <w:webHidden/>
+              </w:rPr>
+              <w:tab/>
+            </w:r>
+            <w:r>
+              <w:rPr>
+                <w:noProof/>
+                <w:webHidden/>
+              </w:rPr>
+              <w:fldChar w:fldCharType="begin"/>
+            </w:r>
+            <w:r>
+              <w:rPr>
+                <w:noProof/>
+                <w:webHidden/>
+              </w:rPr>
+              <w:instrText xml:space="preserve"> PAGEREF _Toc181719781 \h </w:instrText>
+            </w:r>
+            <w:r>
+              <w:rPr>
+                <w:noProof/>
+                <w:webHidden/>
+              </w:rPr>
+            </w:r>
+            <w:r>
+              <w:rPr>
+                <w:noProof/>
+                <w:webHidden/>
+              </w:rPr>
+              <w:fldChar w:fldCharType="separate"/>
+            </w:r>
+            <w:r>
+              <w:rPr>
+                <w:noProof/>
+                <w:webHidden/>
+              </w:rPr>
+              <w:t>15</w:t>
+            </w:r>
+            <w:r>
+              <w:rPr>
+                <w:noProof/>
+                <w:webHidden/>
+              </w:rPr>
+              <w:fldChar w:fldCharType="end"/>
+            </w:r>
+          </w:hyperlink>
+        </w:p>
+        <w:p>
+          <w:pPr>
+            <w:pStyle w:val="TM2"/>
+            <w:tabs>
+              <w:tab w:val="right" w:leader="dot" w:pos="8630"/>
+            </w:tabs>
+            <w:rPr>
+              <w:rFonts w:eastAsiaTheme="minorEastAsia"/>
+              <w:noProof/>
+              <w:sz w:val="22"/>
+              <w:szCs w:val="22"/>
+              <w:lang w:val="en-CA" w:eastAsia="en-CA"/>
+            </w:rPr>
+          </w:pPr>
+          <w:hyperlink w:anchor="_Toc181719782" w:history="1">
+            <w:r>
+              <w:rPr>
+                <w:rStyle w:val="Lienhypertexte"/>
+                <w:noProof/>
+              </w:rPr>
+              <w:t>Annexe 16</w:t>
+            </w:r>
+            <w:r>
+              <w:rPr>
+                <w:noProof/>
+                <w:webHidden/>
+              </w:rPr>
+              <w:tab/>
+            </w:r>
+            <w:r>
+              <w:rPr>
+                <w:noProof/>
+                <w:webHidden/>
+              </w:rPr>
+              <w:fldChar w:fldCharType="begin"/>
+            </w:r>
+            <w:r>
+              <w:rPr>
+                <w:noProof/>
+                <w:webHidden/>
+              </w:rPr>
+              <w:instrText xml:space="preserve"> PAGEREF _Toc181719782 \h </w:instrText>
+            </w:r>
+            <w:r>
+              <w:rPr>
+                <w:noProof/>
+                <w:webHidden/>
+              </w:rPr>
+            </w:r>
+            <w:r>
+              <w:rPr>
+                <w:noProof/>
+                <w:webHidden/>
+              </w:rPr>
+              <w:fldChar w:fldCharType="separate"/>
+            </w:r>
+            <w:r>
+              <w:rPr>
+                <w:noProof/>
+                <w:webHidden/>
+              </w:rPr>
+              <w:t>16</w:t>
+            </w:r>
+            <w:r>
+              <w:rPr>
+                <w:noProof/>
+                <w:webHidden/>
+              </w:rPr>
+              <w:fldChar w:fldCharType="end"/>
+            </w:r>
+          </w:hyperlink>
+        </w:p>
+        <w:p>
+          <w:r>
+            <w:rPr>
+              <w:b/>
+              <w:bCs/>
+              <w:lang w:val="fr-FR"/>
+            </w:rPr>
+            <w:fldChar w:fldCharType="end"/>
+          </w:r>
+        </w:p>
+      </w:sdtContent>
+    </w:sdt>
+    <w:p>
+      <w:pPr>
+        <w:rPr>
+          <w:rFonts w:ascii="Times New Roman" w:hAnsi="Times New Roman" w:cs="Times New Roman"/>
+          <w:b/>
+          <w:bCs/>
+        </w:rPr>
+      </w:pPr>
+      <w:r>
+        <w:rPr>
+          <w:rFonts w:ascii="Times New Roman" w:hAnsi="Times New Roman" w:cs="Times New Roman"/>
+          <w:b/>
+          <w:bCs/>
+        </w:rPr>
+        <w:br w:type="page"/>
+      </w:r>
+    </w:p>
+    <w:p>
+      <w:pPr>
+        <w:pStyle w:val="Titre1"/>
+      </w:pPr>
+      <w:bookmarkStart w:id="0" w:name="_Toc181719751"/>
+      <w:r>
+        <w:lastRenderedPageBreak/>
+        <w:t>Stratégie d’acquisition des données</w:t>
+      </w:r>
+      <w:bookmarkEnd w:id="0"/>
+    </w:p>
+    <w:p>
+      <w:pPr>
+        <w:pStyle w:val="Titre2"/>
+      </w:pPr>
+      <w:bookmarkStart w:id="1" w:name="_Toc181719752"/>
+      <w:r>
+        <w:t>Source et méthode d’extraction</w:t>
+      </w:r>
+      <w:bookmarkEnd w:id="1"/>
+    </w:p>
+    <w:p>
+      <w:pPr>
+        <w:pStyle w:val="Titre3"/>
+      </w:pPr>
+      <w:bookmarkStart w:id="2" w:name="_Toc181719753"/>
+      <w:r>
+        <w:t>Présentation de la ville</w:t>
+      </w:r>
+      <w:bookmarkEnd w:id="2"/>
+    </w:p>
+    <w:p>
+      <w:pPr>
+        <w:jc w:val="both"/>
+        <w:rPr>
+          <w:rFonts w:ascii="Arial" w:hAnsi="Arial" w:cs="Arial"/>
+        </w:rPr>
+      </w:pPr>
+      <w:r>
+        <w:rPr>
+          <w:rFonts w:ascii="Arial" w:hAnsi="Arial" w:cs="Arial"/>
+        </w:rPr>
+        <w:t xml:space="preserve">La ville que nous avons choisie pour réaliser ce travail est </w:t>
+      </w:r>
+      <w:r>
+        <w:rPr>
+          <w:rFonts w:ascii="Arial" w:hAnsi="Arial" w:cs="Arial"/>
+        </w:rPr>
+        <w:t>Paris</w:t>
+      </w:r>
+      <w:r>
+        <w:rPr>
+          <w:rFonts w:ascii="Arial" w:hAnsi="Arial" w:cs="Arial"/>
+        </w:rPr>
+        <w:t xml:space="preserve">. </w:t>
+      </w:r>
+      <w:r>
+        <w:rPr>
+          <w:rFonts w:ascii="Arial" w:hAnsi="Arial" w:cs="Arial"/>
+        </w:rPr>
+        <w:t>Celle-ci offre un vaste réseau de pistes cyclables bien développées et une multitude de restaurants allant des bistrots traditionnels aux établissements étoilés. C’est la ville idéale pour une balade à vélo épicurienne.</w:t>
+      </w:r>
+    </w:p>
+    <w:p>
+      <w:pPr>
+        <w:pStyle w:val="Titre3"/>
+      </w:pPr>
+      <w:bookmarkStart w:id="3" w:name="_Toc181719754"/>
+      <w:r>
+        <w:t>Source de données</w:t>
+      </w:r>
+      <w:bookmarkEnd w:id="3"/>
+    </w:p>
+    <w:p>
+      <w:pPr>
+        <w:jc w:val="both"/>
+        <w:rPr>
+          <w:rFonts w:ascii="Arial" w:hAnsi="Arial" w:cs="Arial"/>
+        </w:rPr>
+      </w:pPr>
+      <w:r>
+        <w:rPr>
+          <w:rFonts w:ascii="Arial" w:hAnsi="Arial" w:cs="Arial"/>
+        </w:rPr>
+        <w:t xml:space="preserve">Les données géospatiales utilisées pour ce projet seront récupérées de </w:t>
+      </w:r>
+      <w:proofErr w:type="spellStart"/>
+      <w:r>
+        <w:rPr>
+          <w:rFonts w:ascii="Arial" w:hAnsi="Arial" w:cs="Arial"/>
+        </w:rPr>
+        <w:t>OpenStreetMap</w:t>
+      </w:r>
+      <w:proofErr w:type="spellEnd"/>
+      <w:r>
+        <w:rPr>
+          <w:rFonts w:ascii="Arial" w:hAnsi="Arial" w:cs="Arial"/>
+        </w:rPr>
+        <w:t xml:space="preserve"> (OSM). C’est une base de données open source qui fournit beaucoup d’informations détaillées sur les routes et points d’intérêts à partir d’une localisation. Grâce au langage de programmation utilisé qui sera présenté plus bas, nous pouvons utiliser la bibliothèque “</w:t>
+      </w:r>
+      <w:proofErr w:type="spellStart"/>
+      <w:r>
+        <w:rPr>
+          <w:rFonts w:ascii="Arial" w:hAnsi="Arial" w:cs="Arial"/>
+        </w:rPr>
+        <w:t>osmnx</w:t>
+      </w:r>
+      <w:proofErr w:type="spellEnd"/>
+      <w:r>
+        <w:rPr>
+          <w:rFonts w:ascii="Arial" w:hAnsi="Arial" w:cs="Arial"/>
+        </w:rPr>
+        <w:t>” pour récupérer les coordonnées des restaurants de la ville.</w:t>
+      </w:r>
+      <w:r>
+        <w:rPr>
+          <w:rFonts w:ascii="Arial" w:hAnsi="Arial" w:cs="Arial"/>
+        </w:rPr>
+        <w:t xml:space="preserve"> </w:t>
+      </w:r>
+      <w:r>
+        <w:rPr>
+          <w:rFonts w:ascii="Arial" w:hAnsi="Arial" w:cs="Arial"/>
+        </w:rPr>
+        <w:t xml:space="preserve">Nous allons par la suite récupérer à partir de </w:t>
+      </w:r>
+      <w:proofErr w:type="spellStart"/>
+      <w:r>
+        <w:rPr>
+          <w:rFonts w:ascii="Arial" w:hAnsi="Arial" w:cs="Arial"/>
+        </w:rPr>
+        <w:t>OpenRouteService</w:t>
+      </w:r>
+      <w:proofErr w:type="spellEnd"/>
+      <w:r>
+        <w:rPr>
+          <w:rFonts w:ascii="Arial" w:hAnsi="Arial" w:cs="Arial"/>
+        </w:rPr>
+        <w:t xml:space="preserve"> les itinéraires optimaux à vélo entre deux coordonnées géospatiales, qui combiné avec OSM nous permettra d’obtenir toutes les données nécessaires.</w:t>
+      </w:r>
+    </w:p>
+    <w:p>
+      <w:pPr>
+        <w:pStyle w:val="Titre3"/>
+      </w:pPr>
+      <w:bookmarkStart w:id="4" w:name="_Toc181719755"/>
+      <w:r>
+        <w:t>Méthode d’obtention des données</w:t>
+      </w:r>
+      <w:bookmarkEnd w:id="4"/>
+    </w:p>
+    <w:p>
+      <w:pPr>
+        <w:jc w:val="both"/>
+        <w:rPr>
+          <w:rFonts w:ascii="Arial" w:hAnsi="Arial" w:cs="Arial"/>
+        </w:rPr>
+      </w:pPr>
+      <w:r>
+        <w:rPr>
+          <w:rFonts w:ascii="Arial" w:hAnsi="Arial" w:cs="Arial"/>
+        </w:rPr>
+        <w:t>Pour obtenir les données sur les restaurants, nous utiliserons du code similaire à celui présenté à l’Annexe 1, en appliquant un champ “</w:t>
+      </w:r>
+      <w:proofErr w:type="spellStart"/>
+      <w:r>
+        <w:rPr>
+          <w:rFonts w:ascii="Arial" w:hAnsi="Arial" w:cs="Arial"/>
+        </w:rPr>
+        <w:t>amenity</w:t>
+      </w:r>
+      <w:proofErr w:type="spellEnd"/>
+      <w:r>
+        <w:rPr>
+          <w:rFonts w:ascii="Arial" w:hAnsi="Arial" w:cs="Arial"/>
+        </w:rPr>
+        <w:t xml:space="preserve">” à restaurant et en ajustant la ville à Rimouski. Pour obtenir les données des itinéraires de pistes cyclables de la ville, nous utiliserons une requête vers l’API de </w:t>
+      </w:r>
+      <w:proofErr w:type="spellStart"/>
+      <w:r>
+        <w:rPr>
+          <w:rFonts w:ascii="Arial" w:hAnsi="Arial" w:cs="Arial"/>
+        </w:rPr>
+        <w:t>OpenRouteService</w:t>
+      </w:r>
+      <w:proofErr w:type="spellEnd"/>
+      <w:r>
+        <w:rPr>
+          <w:rFonts w:ascii="Arial" w:hAnsi="Arial" w:cs="Arial"/>
+        </w:rPr>
+        <w:t xml:space="preserve"> similaire à celle présentée en Annexe 2. </w:t>
+      </w:r>
+    </w:p>
+    <w:p>
+      <w:pPr>
+        <w:pStyle w:val="Titre3"/>
+      </w:pPr>
+      <w:bookmarkStart w:id="5" w:name="_Toc181719756"/>
+      <w:r>
+        <w:t>Analyse des données</w:t>
+      </w:r>
+      <w:bookmarkEnd w:id="5"/>
+    </w:p>
+    <w:p>
+      <w:pPr>
+        <w:jc w:val="both"/>
+        <w:rPr>
+          <w:rFonts w:ascii="Arial" w:hAnsi="Arial" w:cs="Arial"/>
+        </w:rPr>
+      </w:pPr>
+      <w:r>
+        <w:rPr>
+          <w:rFonts w:ascii="Arial" w:hAnsi="Arial" w:cs="Arial"/>
+        </w:rPr>
+        <w:t xml:space="preserve">Les données sur les restaurants récupérées seront sous la forme d’un </w:t>
+      </w:r>
+      <w:proofErr w:type="spellStart"/>
+      <w:r>
+        <w:rPr>
+          <w:rFonts w:ascii="Arial" w:hAnsi="Arial" w:cs="Arial"/>
+        </w:rPr>
+        <w:t>GeoDataFrame</w:t>
+      </w:r>
+      <w:proofErr w:type="spellEnd"/>
+      <w:r>
+        <w:rPr>
+          <w:rFonts w:ascii="Arial" w:hAnsi="Arial" w:cs="Arial"/>
+        </w:rPr>
+        <w:t xml:space="preserve"> à partir duquel il est très simple d’extraire les données géospatiales requises pour la suite ou même d’effectuer des opérations de calcul sur ces données. Pour les itinéraires à vélo, la requête présentée en Annexe 2 (où la clé API est omise intentionnellement) retourne un objet JSON qui contient toutes les informations d’itinéraires nécessaires.</w:t>
+      </w:r>
+    </w:p>
+    <w:p>
+      <w:pPr>
+        <w:pStyle w:val="Titre2"/>
+      </w:pPr>
+      <w:bookmarkStart w:id="6" w:name="_Toc181719757"/>
+      <w:r>
+        <w:t>Présentation d’exemples de données sources</w:t>
+      </w:r>
+      <w:bookmarkEnd w:id="6"/>
+    </w:p>
+    <w:p>
+      <w:pPr>
+        <w:jc w:val="both"/>
+        <w:rPr>
+          <w:rFonts w:ascii="Arial" w:hAnsi="Arial" w:cs="Arial"/>
+        </w:rPr>
+      </w:pPr>
+      <w:r>
+        <w:rPr>
+          <w:rFonts w:ascii="Arial" w:hAnsi="Arial" w:cs="Arial"/>
+        </w:rPr>
+        <w:t>Voir annexes 3 à 11 pour des exemples de données</w:t>
+      </w:r>
+    </w:p>
+    <w:p>
+      <w:pPr>
+        <w:jc w:val="both"/>
+        <w:rPr>
+          <w:rFonts w:ascii="Arial" w:hAnsi="Arial" w:cs="Arial"/>
+        </w:rPr>
+      </w:pPr>
+    </w:p>
+    <w:p>
+      <w:pPr>
+        <w:pStyle w:val="Titre1"/>
+      </w:pPr>
+      <w:bookmarkStart w:id="7" w:name="_Toc181719758"/>
+      <w:r>
+        <w:lastRenderedPageBreak/>
+        <w:t>Technologies utilisées</w:t>
+      </w:r>
+      <w:bookmarkEnd w:id="7"/>
+    </w:p>
+    <w:p>
+      <w:pPr>
+        <w:pStyle w:val="Titre2"/>
+      </w:pPr>
+      <w:bookmarkStart w:id="8" w:name="_Toc181719759"/>
+      <w:r>
+        <w:t>Langage de programmation</w:t>
+      </w:r>
+      <w:bookmarkEnd w:id="8"/>
+    </w:p>
+    <w:p>
+      <w:pPr>
+        <w:jc w:val="both"/>
+        <w:rPr>
+          <w:rFonts w:ascii="Arial" w:hAnsi="Arial" w:cs="Arial"/>
+        </w:rPr>
+      </w:pPr>
+      <w:r>
+        <w:rPr>
+          <w:rFonts w:ascii="Arial" w:hAnsi="Arial" w:cs="Arial"/>
+        </w:rPr>
+        <w:t xml:space="preserve">Pour notre travail longitudinal nous avons décidé d’utiliser Python comme langage de programmation. Ce choix a été adopté notamment pour la simplicité et l'accessibilité de ce dernier qui contribueront à la maintenabilité du système. En ce sens, nous considérons que Python est un outil populaire qui possède une vaste communauté et une documentation abondante ce qui permettra à tous une meilleure autonomie. Par ailleurs, celui-ci permet d’obtenir du code lisible, clair et intuitif ce qui facilitera la compréhension et la communication au sein de l’équipe. De plus, Python peut aussi contribuer à la fiabilité du système. D’une part, il offre un moyen robuste de gérer les exceptions grâce à des blocs </w:t>
+      </w:r>
+      <w:proofErr w:type="spellStart"/>
+      <w:r>
+        <w:rPr>
+          <w:rFonts w:ascii="Arial" w:hAnsi="Arial" w:cs="Arial"/>
+        </w:rPr>
+        <w:t>try-except</w:t>
+      </w:r>
+      <w:proofErr w:type="spellEnd"/>
+      <w:r>
+        <w:rPr>
+          <w:rFonts w:ascii="Arial" w:hAnsi="Arial" w:cs="Arial"/>
+        </w:rPr>
+        <w:t xml:space="preserve"> ce qui permettra un meilleur contrôle des erreurs. D’une autre part, il permet de détecter les problèmes rapidement et de les corriger au fur et à mesure en effectuant des tests automatisés grâce au </w:t>
+      </w:r>
+      <w:proofErr w:type="spellStart"/>
+      <w:r>
+        <w:rPr>
+          <w:rFonts w:ascii="Arial" w:hAnsi="Arial" w:cs="Arial"/>
+        </w:rPr>
+        <w:t>framework</w:t>
+      </w:r>
+      <w:proofErr w:type="spellEnd"/>
+      <w:r>
+        <w:rPr>
+          <w:rFonts w:ascii="Arial" w:hAnsi="Arial" w:cs="Arial"/>
+        </w:rPr>
+        <w:t xml:space="preserve"> </w:t>
+      </w:r>
+      <w:proofErr w:type="spellStart"/>
+      <w:r>
+        <w:rPr>
+          <w:rFonts w:ascii="Arial" w:hAnsi="Arial" w:cs="Arial"/>
+        </w:rPr>
+        <w:t>pytest</w:t>
+      </w:r>
+      <w:proofErr w:type="spellEnd"/>
+      <w:r>
+        <w:rPr>
+          <w:rFonts w:ascii="Arial" w:hAnsi="Arial" w:cs="Arial"/>
+        </w:rPr>
+        <w:t>.</w:t>
+      </w:r>
+    </w:p>
+    <w:p>
+      <w:pPr>
+        <w:jc w:val="both"/>
+        <w:rPr>
+          <w:rFonts w:ascii="Arial" w:hAnsi="Arial" w:cs="Arial"/>
+        </w:rPr>
+      </w:pPr>
+    </w:p>
+    <w:p>
+      <w:pPr>
+        <w:jc w:val="both"/>
+        <w:rPr>
+          <w:rFonts w:ascii="Arial" w:hAnsi="Arial" w:cs="Arial"/>
+        </w:rPr>
+      </w:pPr>
+      <w:r>
+        <w:rPr>
+          <w:rFonts w:ascii="Arial" w:hAnsi="Arial" w:cs="Arial"/>
+        </w:rPr>
+        <w:t>À noter que le langage JavaScript sera utilisé pour implémenter une partie de notre API. Celui-ci permet notamment une bonne réutilisation du code ce qui contribuera à la maintenabilité du système. Pour en ajouter, il permet une bonne fiabilité pour les mêmes raisons que Python et par sa gestion des erreurs avec “promises”.</w:t>
+      </w:r>
+    </w:p>
+    <w:p>
+      <w:pPr>
+        <w:pStyle w:val="Titre2"/>
+        <w:jc w:val="both"/>
+      </w:pPr>
+      <w:bookmarkStart w:id="9" w:name="_Toc181719760"/>
+      <w:r>
+        <w:t>Base de données</w:t>
+      </w:r>
+      <w:bookmarkEnd w:id="9"/>
+    </w:p>
+    <w:p>
+      <w:pPr>
+        <w:jc w:val="both"/>
+        <w:rPr>
+          <w:rFonts w:ascii="Arial" w:hAnsi="Arial" w:cs="Arial"/>
+        </w:rPr>
+      </w:pPr>
+      <w:r>
+        <w:rPr>
+          <w:rFonts w:ascii="Arial" w:hAnsi="Arial" w:cs="Arial"/>
+        </w:rPr>
+        <w:t xml:space="preserve">Les types de bases de données que nous avons choisis pour effectuer notre travail longitudinal sont les bases de données orientées document et graphe. Tout d’abord, nous avons choisi le type document car il permet efficacement de </w:t>
+      </w:r>
+      <w:proofErr w:type="gramStart"/>
+      <w:r>
+        <w:rPr>
+          <w:rFonts w:ascii="Arial" w:hAnsi="Arial" w:cs="Arial"/>
+        </w:rPr>
+        <w:t>stocker  les</w:t>
+      </w:r>
+      <w:proofErr w:type="gramEnd"/>
+      <w:r>
+        <w:rPr>
+          <w:rFonts w:ascii="Arial" w:hAnsi="Arial" w:cs="Arial"/>
+        </w:rPr>
+        <w:t xml:space="preserve"> données dans un format qui peut facilement être modifié et qui n’a pas à être constant si les données ne le sont pas elles-mêmes. Ce type est donc bien extensible, ce qui sera un avantage si on doit ajouter de nouvelles données, dont certaines ne seront peut-être pas dans le même format que celles présentes dans la base de données. Dans notre cas, ce type sera utilisé pour stocker les informations sur les restaurants. Nous avons également utilisé le type graphe, car celui-ci permet efficacement de représenter les relations </w:t>
+      </w:r>
+      <w:proofErr w:type="spellStart"/>
+      <w:r>
+        <w:rPr>
+          <w:rFonts w:ascii="Arial" w:hAnsi="Arial" w:cs="Arial"/>
+          <w:i/>
+          <w:iCs/>
+        </w:rPr>
+        <w:t>many</w:t>
+      </w:r>
+      <w:proofErr w:type="spellEnd"/>
+      <w:r>
+        <w:rPr>
+          <w:rFonts w:ascii="Arial" w:hAnsi="Arial" w:cs="Arial"/>
+          <w:i/>
+          <w:iCs/>
+        </w:rPr>
+        <w:t>-to-</w:t>
+      </w:r>
+      <w:proofErr w:type="spellStart"/>
+      <w:r>
+        <w:rPr>
+          <w:rFonts w:ascii="Arial" w:hAnsi="Arial" w:cs="Arial"/>
+          <w:i/>
+          <w:iCs/>
+        </w:rPr>
+        <w:t>many</w:t>
+      </w:r>
+      <w:proofErr w:type="spellEnd"/>
+      <w:r>
+        <w:rPr>
+          <w:rFonts w:ascii="Arial" w:hAnsi="Arial" w:cs="Arial"/>
+          <w:i/>
+          <w:iCs/>
+        </w:rPr>
+        <w:t xml:space="preserve"> </w:t>
+      </w:r>
+      <w:r>
+        <w:rPr>
+          <w:rFonts w:ascii="Arial" w:hAnsi="Arial" w:cs="Arial"/>
+        </w:rPr>
+        <w:t>comme dans notre cas, les réseaux de pistes cyclables. Similairement aux bases de données de types document, celles de types graphes sont extensibles, ce qui sera utile si on doit ajouter de nouveaux types de relations ou étendre les réseaux de pistes cyclables.</w:t>
+      </w:r>
+    </w:p>
+    <w:p>
+      <w:pPr>
+        <w:pStyle w:val="Titre1"/>
+        <w:jc w:val="both"/>
+      </w:pPr>
+      <w:bookmarkStart w:id="10" w:name="_Toc181719761"/>
+      <w:r>
+        <w:lastRenderedPageBreak/>
+        <w:t>Les détails du processus d’extraction, de transformation et de conversion (ETL)</w:t>
+      </w:r>
+      <w:bookmarkEnd w:id="10"/>
+    </w:p>
+    <w:p>
+      <w:pPr>
+        <w:pStyle w:val="Titre2"/>
+        <w:jc w:val="both"/>
+      </w:pPr>
+      <w:bookmarkStart w:id="11" w:name="_Toc181719762"/>
+      <w:r>
+        <w:t xml:space="preserve">Processus d’acquisition </w:t>
+      </w:r>
+      <w:r>
+        <w:t xml:space="preserve">initiale </w:t>
+      </w:r>
+      <w:r>
+        <w:t>des données</w:t>
+      </w:r>
+      <w:bookmarkEnd w:id="11"/>
+    </w:p>
+    <w:p>
+      <w:pPr>
+        <w:spacing w:before="100" w:beforeAutospacing="1" w:after="100" w:afterAutospacing="1" w:line="276" w:lineRule="auto"/>
+        <w:jc w:val="both"/>
+        <w:rPr>
+          <w:rFonts w:ascii="Arial" w:eastAsia="Times New Roman" w:hAnsi="Arial" w:cs="Arial"/>
+          <w:kern w:val="0"/>
+          <w:lang w:eastAsia="fr-CA"/>
+          <w14:ligatures w14:val="none"/>
+        </w:rPr>
+      </w:pPr>
+      <w:r>
+        <w:rPr>
+          <w:rFonts w:ascii="Arial" w:eastAsia="Times New Roman" w:hAnsi="Arial" w:cs="Arial"/>
+          <w:kern w:val="0"/>
+          <w:lang w:eastAsia="fr-CA"/>
+          <w14:ligatures w14:val="none"/>
+        </w:rPr>
+        <w:t xml:space="preserve">L’extraction </w:t>
+      </w:r>
+      <w:r>
+        <w:rPr>
+          <w:rFonts w:ascii="Arial" w:eastAsia="Times New Roman" w:hAnsi="Arial" w:cs="Arial"/>
+          <w:kern w:val="0"/>
+          <w:lang w:eastAsia="fr-CA"/>
+          <w14:ligatures w14:val="none"/>
+        </w:rPr>
+        <w:t>initiale des</w:t>
+      </w:r>
+      <w:r>
+        <w:rPr>
+          <w:rFonts w:ascii="Arial" w:eastAsia="Times New Roman" w:hAnsi="Arial" w:cs="Arial"/>
+          <w:kern w:val="0"/>
+          <w:lang w:eastAsia="fr-CA"/>
+          <w14:ligatures w14:val="none"/>
+        </w:rPr>
+        <w:t xml:space="preserve"> données</w:t>
+      </w:r>
+      <w:r>
+        <w:rPr>
+          <w:rFonts w:ascii="Arial" w:eastAsia="Times New Roman" w:hAnsi="Arial" w:cs="Arial"/>
+          <w:kern w:val="0"/>
+          <w:lang w:eastAsia="fr-CA"/>
+          <w14:ligatures w14:val="none"/>
+        </w:rPr>
+        <w:t xml:space="preserve"> a été réalisé de deux manières. Premièrement, nous avons utilisé la base de données géographiques </w:t>
+      </w:r>
+      <w:proofErr w:type="spellStart"/>
+      <w:r>
+        <w:rPr>
+          <w:rFonts w:ascii="Arial" w:eastAsia="Times New Roman" w:hAnsi="Arial" w:cs="Arial"/>
+          <w:kern w:val="0"/>
+          <w:lang w:eastAsia="fr-CA"/>
+          <w14:ligatures w14:val="none"/>
+        </w:rPr>
+        <w:t>OpenStreetMap</w:t>
+      </w:r>
+      <w:proofErr w:type="spellEnd"/>
+      <w:r>
+        <w:rPr>
+          <w:rFonts w:ascii="Arial" w:eastAsia="Times New Roman" w:hAnsi="Arial" w:cs="Arial"/>
+          <w:kern w:val="0"/>
+          <w:lang w:eastAsia="fr-CA"/>
+          <w14:ligatures w14:val="none"/>
+        </w:rPr>
+        <w:t xml:space="preserve"> (OSM) pour extraire les points d'intérêt correspondant aux restaurants. OSM </w:t>
+      </w:r>
+      <w:r>
+        <w:rPr>
+          <w:rFonts w:ascii="Arial" w:eastAsia="Times New Roman" w:hAnsi="Arial" w:cs="Arial"/>
+          <w:kern w:val="0"/>
+          <w:lang w:eastAsia="fr-CA"/>
+          <w14:ligatures w14:val="none"/>
+        </w:rPr>
+        <w:t>propose</w:t>
+      </w:r>
+      <w:r>
+        <w:rPr>
+          <w:rFonts w:ascii="Arial" w:eastAsia="Times New Roman" w:hAnsi="Arial" w:cs="Arial"/>
+          <w:kern w:val="0"/>
+          <w:lang w:eastAsia="fr-CA"/>
+          <w14:ligatures w14:val="none"/>
+        </w:rPr>
+        <w:t xml:space="preserve"> </w:t>
+      </w:r>
+      <w:r>
+        <w:rPr>
+          <w:rFonts w:ascii="Arial" w:eastAsia="Times New Roman" w:hAnsi="Arial" w:cs="Arial"/>
+          <w:kern w:val="0"/>
+          <w:lang w:eastAsia="fr-CA"/>
+          <w14:ligatures w14:val="none"/>
+        </w:rPr>
+        <w:t>une grande variété</w:t>
+      </w:r>
+      <w:r>
+        <w:rPr>
+          <w:rFonts w:ascii="Arial" w:eastAsia="Times New Roman" w:hAnsi="Arial" w:cs="Arial"/>
+          <w:kern w:val="0"/>
+          <w:lang w:eastAsia="fr-CA"/>
+          <w14:ligatures w14:val="none"/>
+        </w:rPr>
+        <w:t xml:space="preserve"> d’informations</w:t>
+      </w:r>
+      <w:r>
+        <w:rPr>
+          <w:rFonts w:ascii="Arial" w:eastAsia="Times New Roman" w:hAnsi="Arial" w:cs="Arial"/>
+          <w:kern w:val="0"/>
+          <w:lang w:eastAsia="fr-CA"/>
+          <w14:ligatures w14:val="none"/>
+        </w:rPr>
+        <w:t xml:space="preserve">, </w:t>
+      </w:r>
+      <w:r>
+        <w:rPr>
+          <w:rFonts w:ascii="Arial" w:eastAsia="Times New Roman" w:hAnsi="Arial" w:cs="Arial"/>
+          <w:kern w:val="0"/>
+          <w:lang w:eastAsia="fr-CA"/>
+          <w14:ligatures w14:val="none"/>
+        </w:rPr>
+        <w:t xml:space="preserve">mais nous avons </w:t>
+      </w:r>
+      <w:r>
+        <w:rPr>
+          <w:rFonts w:ascii="Arial" w:eastAsia="Times New Roman" w:hAnsi="Arial" w:cs="Arial"/>
+          <w:kern w:val="0"/>
+          <w:lang w:eastAsia="fr-CA"/>
+          <w14:ligatures w14:val="none"/>
+        </w:rPr>
+        <w:t xml:space="preserve">tamisé ceux-ci en </w:t>
+      </w:r>
+      <w:proofErr w:type="spellStart"/>
+      <w:r>
+        <w:rPr>
+          <w:rFonts w:ascii="Arial" w:eastAsia="Times New Roman" w:hAnsi="Arial" w:cs="Arial"/>
+          <w:kern w:val="0"/>
+          <w:lang w:eastAsia="fr-CA"/>
+          <w14:ligatures w14:val="none"/>
+        </w:rPr>
+        <w:t>garadant</w:t>
+      </w:r>
+      <w:proofErr w:type="spellEnd"/>
+      <w:r>
+        <w:rPr>
+          <w:rFonts w:ascii="Arial" w:eastAsia="Times New Roman" w:hAnsi="Arial" w:cs="Arial"/>
+          <w:kern w:val="0"/>
+          <w:lang w:eastAsia="fr-CA"/>
+          <w14:ligatures w14:val="none"/>
+        </w:rPr>
+        <w:t xml:space="preserve"> uniquement </w:t>
+      </w:r>
+      <w:proofErr w:type="spellStart"/>
+      <w:r>
+        <w:rPr>
+          <w:rFonts w:ascii="Arial" w:eastAsia="Times New Roman" w:hAnsi="Arial" w:cs="Arial"/>
+          <w:kern w:val="0"/>
+          <w:lang w:eastAsia="fr-CA"/>
+          <w14:ligatures w14:val="none"/>
+        </w:rPr>
+        <w:t>osmid</w:t>
+      </w:r>
+      <w:proofErr w:type="spellEnd"/>
+      <w:r>
+        <w:rPr>
+          <w:rFonts w:ascii="Arial" w:eastAsia="Times New Roman" w:hAnsi="Arial" w:cs="Arial"/>
+          <w:kern w:val="0"/>
+          <w:lang w:eastAsia="fr-CA"/>
+          <w14:ligatures w14:val="none"/>
+        </w:rPr>
+        <w:t xml:space="preserve">, </w:t>
+      </w:r>
+      <w:proofErr w:type="spellStart"/>
+      <w:r>
+        <w:rPr>
+          <w:rFonts w:ascii="Arial" w:eastAsia="Times New Roman" w:hAnsi="Arial" w:cs="Arial"/>
+          <w:kern w:val="0"/>
+          <w:lang w:eastAsia="fr-CA"/>
+          <w14:ligatures w14:val="none"/>
+        </w:rPr>
+        <w:t>name</w:t>
+      </w:r>
+      <w:proofErr w:type="spellEnd"/>
+      <w:r>
+        <w:rPr>
+          <w:rFonts w:ascii="Arial" w:eastAsia="Times New Roman" w:hAnsi="Arial" w:cs="Arial"/>
+          <w:kern w:val="0"/>
+          <w:lang w:eastAsia="fr-CA"/>
+          <w14:ligatures w14:val="none"/>
+        </w:rPr>
+        <w:t xml:space="preserve">, cuisine, </w:t>
+      </w:r>
+      <w:proofErr w:type="spellStart"/>
+      <w:r>
+        <w:rPr>
+          <w:rFonts w:ascii="Arial" w:eastAsia="Times New Roman" w:hAnsi="Arial" w:cs="Arial"/>
+          <w:kern w:val="0"/>
+          <w:lang w:eastAsia="fr-CA"/>
+          <w14:ligatures w14:val="none"/>
+        </w:rPr>
+        <w:t>coordinates</w:t>
+      </w:r>
+      <w:proofErr w:type="spellEnd"/>
+      <w:r>
+        <w:rPr>
+          <w:rFonts w:ascii="Arial" w:eastAsia="Times New Roman" w:hAnsi="Arial" w:cs="Arial"/>
+          <w:kern w:val="0"/>
+          <w:lang w:eastAsia="fr-CA"/>
+          <w14:ligatures w14:val="none"/>
+        </w:rPr>
+        <w:t xml:space="preserve">, </w:t>
+      </w:r>
+      <w:proofErr w:type="spellStart"/>
+      <w:proofErr w:type="gramStart"/>
+      <w:r>
+        <w:rPr>
+          <w:rFonts w:ascii="Arial" w:eastAsia="Times New Roman" w:hAnsi="Arial" w:cs="Arial"/>
+          <w:kern w:val="0"/>
+          <w:lang w:eastAsia="fr-CA"/>
+          <w14:ligatures w14:val="none"/>
+        </w:rPr>
+        <w:t>addr:city</w:t>
+      </w:r>
+      <w:proofErr w:type="spellEnd"/>
+      <w:proofErr w:type="gramEnd"/>
+      <w:r>
+        <w:rPr>
+          <w:rFonts w:ascii="Arial" w:eastAsia="Times New Roman" w:hAnsi="Arial" w:cs="Arial"/>
+          <w:kern w:val="0"/>
+          <w:lang w:eastAsia="fr-CA"/>
+          <w14:ligatures w14:val="none"/>
+        </w:rPr>
+        <w:t xml:space="preserve">, addr:housenumber, addr:postcode, addr:street, opening_hours, phone et description. Ces dernières </w:t>
+      </w:r>
+      <w:r>
+        <w:rPr>
+          <w:rFonts w:ascii="Arial" w:eastAsia="Times New Roman" w:hAnsi="Arial" w:cs="Arial"/>
+          <w:kern w:val="0"/>
+          <w:lang w:eastAsia="fr-CA"/>
+          <w14:ligatures w14:val="none"/>
+        </w:rPr>
+        <w:t xml:space="preserve">suffisent pour effectuer </w:t>
+      </w:r>
+      <w:r>
+        <w:rPr>
+          <w:rFonts w:ascii="Arial" w:eastAsia="Times New Roman" w:hAnsi="Arial" w:cs="Arial"/>
+          <w:kern w:val="0"/>
+          <w:lang w:eastAsia="fr-CA"/>
+          <w14:ligatures w14:val="none"/>
+        </w:rPr>
+        <w:t xml:space="preserve">une analyse détaillée </w:t>
+      </w:r>
+      <w:r>
+        <w:rPr>
+          <w:rFonts w:ascii="Arial" w:eastAsia="Times New Roman" w:hAnsi="Arial" w:cs="Arial"/>
+          <w:kern w:val="0"/>
+          <w:lang w:eastAsia="fr-CA"/>
+          <w14:ligatures w14:val="none"/>
+        </w:rPr>
+        <w:t xml:space="preserve">qui nous permettra de localiser les restaurants. Deuxièmement, nous avons utilisé la même source pour extraire les données relatives aux </w:t>
+      </w:r>
+      <w:r>
+        <w:rPr>
+          <w:rFonts w:ascii="Arial" w:eastAsia="Times New Roman" w:hAnsi="Arial" w:cs="Arial"/>
+          <w:kern w:val="0"/>
+          <w:lang w:eastAsia="fr-CA"/>
+          <w14:ligatures w14:val="none"/>
+        </w:rPr>
+        <w:t>pistes cyclables</w:t>
+      </w:r>
+      <w:r>
+        <w:rPr>
+          <w:rFonts w:ascii="Arial" w:eastAsia="Times New Roman" w:hAnsi="Arial" w:cs="Arial"/>
+          <w:kern w:val="0"/>
+          <w:lang w:eastAsia="fr-CA"/>
+          <w14:ligatures w14:val="none"/>
+        </w:rPr>
+        <w:t>. Pour ce cas de figure, nous avons</w:t>
+      </w:r>
+      <w:r>
+        <w:rPr>
+          <w:rFonts w:ascii="Arial" w:eastAsia="Times New Roman" w:hAnsi="Arial" w:cs="Arial"/>
+          <w:kern w:val="0"/>
+          <w:lang w:eastAsia="fr-CA"/>
+          <w14:ligatures w14:val="none"/>
+        </w:rPr>
+        <w:t xml:space="preserve"> conserv</w:t>
+      </w:r>
+      <w:r>
+        <w:rPr>
+          <w:rFonts w:ascii="Arial" w:eastAsia="Times New Roman" w:hAnsi="Arial" w:cs="Arial"/>
+          <w:kern w:val="0"/>
+          <w:lang w:eastAsia="fr-CA"/>
+          <w14:ligatures w14:val="none"/>
+        </w:rPr>
+        <w:t>é</w:t>
+      </w:r>
+      <w:r>
+        <w:rPr>
+          <w:rFonts w:ascii="Arial" w:eastAsia="Times New Roman" w:hAnsi="Arial" w:cs="Arial"/>
+          <w:kern w:val="0"/>
+          <w:lang w:eastAsia="fr-CA"/>
+          <w14:ligatures w14:val="none"/>
+        </w:rPr>
+        <w:t xml:space="preserve"> les coordonnées sous forme de liste de points pour une représentation </w:t>
+      </w:r>
+      <w:r>
+        <w:rPr>
+          <w:rFonts w:ascii="Arial" w:eastAsia="Times New Roman" w:hAnsi="Arial" w:cs="Arial"/>
+          <w:kern w:val="0"/>
+          <w:lang w:eastAsia="fr-CA"/>
+          <w14:ligatures w14:val="none"/>
+        </w:rPr>
+        <w:t>plus exhaustive des chemins.</w:t>
+      </w:r>
+    </w:p>
+    <w:p>
+      <w:pPr>
+        <w:spacing w:line="276" w:lineRule="auto"/>
+        <w:jc w:val="both"/>
+        <w:rPr>
+          <w:rFonts w:ascii="Arial" w:eastAsia="Times New Roman" w:hAnsi="Arial" w:cs="Arial"/>
+          <w:kern w:val="0"/>
+          <w:lang w:eastAsia="fr-CA"/>
+          <w14:ligatures w14:val="none"/>
+        </w:rPr>
+      </w:pPr>
+      <w:r>
+        <w:rPr>
+          <w:rFonts w:ascii="Arial" w:eastAsia="Times New Roman" w:hAnsi="Arial" w:cs="Arial"/>
+          <w:kern w:val="0"/>
+          <w:lang w:eastAsia="fr-CA"/>
+          <w14:ligatures w14:val="none"/>
+        </w:rPr>
+        <w:t>Voir l’annexe 12 pour l</w:t>
+      </w:r>
+      <w:r>
+        <w:rPr>
+          <w:rFonts w:ascii="Arial" w:eastAsia="Times New Roman" w:hAnsi="Arial" w:cs="Arial"/>
+          <w:kern w:val="0"/>
+          <w:lang w:eastAsia="fr-CA"/>
+          <w14:ligatures w14:val="none"/>
+        </w:rPr>
+        <w:t>e diagramme UML plus détaillé d</w:t>
+      </w:r>
+      <w:r>
+        <w:rPr>
+          <w:rFonts w:ascii="Arial" w:eastAsia="Times New Roman" w:hAnsi="Arial" w:cs="Arial"/>
+          <w:kern w:val="0"/>
+          <w:lang w:eastAsia="fr-CA"/>
+          <w14:ligatures w14:val="none"/>
+        </w:rPr>
+        <w:t>u processus d’extraction</w:t>
+      </w:r>
+    </w:p>
+    <w:p>
+      <w:pPr>
+        <w:pStyle w:val="Titre2"/>
+        <w:jc w:val="both"/>
+      </w:pPr>
+      <w:bookmarkStart w:id="12" w:name="_Toc181719763"/>
+      <w:r>
+        <w:t xml:space="preserve">Processus d'Acquisition Incrémental des </w:t>
+      </w:r>
+      <w:r>
+        <w:t>d</w:t>
+      </w:r>
+      <w:r>
+        <w:t>onnées</w:t>
+      </w:r>
+      <w:bookmarkEnd w:id="12"/>
+    </w:p>
+    <w:p>
+      <w:pPr>
+        <w:spacing w:line="276" w:lineRule="auto"/>
+        <w:jc w:val="both"/>
+        <w:rPr>
+          <w:rFonts w:ascii="Arial" w:hAnsi="Arial" w:cs="Arial"/>
+        </w:rPr>
+      </w:pPr>
+      <w:r>
+        <w:rPr>
+          <w:rFonts w:ascii="Arial" w:hAnsi="Arial" w:cs="Arial"/>
+        </w:rPr>
+        <w:t xml:space="preserve">Dans le cadre de ce projet, un processus d'acquisition incrémental des données a été défini afin de maintenir </w:t>
+      </w:r>
+      <w:r>
+        <w:rPr>
+          <w:rFonts w:ascii="Arial" w:hAnsi="Arial" w:cs="Arial"/>
+        </w:rPr>
+        <w:t xml:space="preserve">les bases </w:t>
+      </w:r>
+      <w:r>
+        <w:rPr>
+          <w:rFonts w:ascii="Arial" w:hAnsi="Arial" w:cs="Arial"/>
+        </w:rPr>
+        <w:t>de données MongoDB et Neo4</w:t>
+      </w:r>
+      <w:r>
+        <w:rPr>
+          <w:rFonts w:ascii="Arial" w:hAnsi="Arial" w:cs="Arial"/>
+        </w:rPr>
+        <w:t>J</w:t>
+      </w:r>
+      <w:r>
+        <w:rPr>
+          <w:rFonts w:ascii="Arial" w:hAnsi="Arial" w:cs="Arial"/>
+        </w:rPr>
+        <w:t xml:space="preserve"> à jour</w:t>
+      </w:r>
+      <w:r>
+        <w:rPr>
+          <w:rFonts w:ascii="Arial" w:hAnsi="Arial" w:cs="Arial"/>
+        </w:rPr>
+        <w:t xml:space="preserve">. </w:t>
+      </w:r>
+      <w:r>
+        <w:rPr>
+          <w:rFonts w:ascii="Arial" w:hAnsi="Arial" w:cs="Arial"/>
+        </w:rPr>
+        <w:t>Cela permet d</w:t>
+      </w:r>
+      <w:r>
+        <w:rPr>
+          <w:rFonts w:ascii="Arial" w:hAnsi="Arial" w:cs="Arial"/>
+        </w:rPr>
+        <w:t xml:space="preserve">’éviter </w:t>
+      </w:r>
+      <w:r>
+        <w:rPr>
+          <w:rFonts w:ascii="Arial" w:hAnsi="Arial" w:cs="Arial"/>
+        </w:rPr>
+        <w:t xml:space="preserve">les doublons et de gérer efficacement les mises à jour et ajouts </w:t>
+      </w:r>
+      <w:r>
+        <w:rPr>
+          <w:rFonts w:ascii="Arial" w:hAnsi="Arial" w:cs="Arial"/>
+        </w:rPr>
+        <w:t xml:space="preserve">futurs. Dans le cas de MongoDB, </w:t>
+      </w:r>
+      <w:r>
+        <w:rPr>
+          <w:rFonts w:ascii="Arial" w:hAnsi="Arial" w:cs="Arial"/>
+        </w:rPr>
+        <w:t xml:space="preserve">nous vérifions </w:t>
+      </w:r>
+      <w:r>
+        <w:rPr>
+          <w:rFonts w:ascii="Arial" w:hAnsi="Arial" w:cs="Arial"/>
+        </w:rPr>
+        <w:t xml:space="preserve">pour chaque restaurant </w:t>
+      </w:r>
+      <w:r>
+        <w:rPr>
+          <w:rFonts w:ascii="Arial" w:hAnsi="Arial" w:cs="Arial"/>
+        </w:rPr>
+        <w:t>s</w:t>
+      </w:r>
+      <w:r>
+        <w:rPr>
+          <w:rFonts w:ascii="Arial" w:hAnsi="Arial" w:cs="Arial"/>
+        </w:rPr>
+        <w:t>’il</w:t>
+      </w:r>
+      <w:r>
+        <w:rPr>
+          <w:rFonts w:ascii="Arial" w:hAnsi="Arial" w:cs="Arial"/>
+        </w:rPr>
+        <w:t xml:space="preserve"> existe déjà dans l</w:t>
+      </w:r>
+      <w:r>
+        <w:rPr>
+          <w:rFonts w:ascii="Arial" w:hAnsi="Arial" w:cs="Arial"/>
+        </w:rPr>
+        <w:t>a base de données</w:t>
+      </w:r>
+      <w:r>
+        <w:rPr>
+          <w:rFonts w:ascii="Arial" w:hAnsi="Arial" w:cs="Arial"/>
+        </w:rPr>
+        <w:t xml:space="preserve"> en</w:t>
+      </w:r>
+      <w:r>
+        <w:rPr>
+          <w:rFonts w:ascii="Arial" w:hAnsi="Arial" w:cs="Arial"/>
+        </w:rPr>
+        <w:t xml:space="preserve"> s’appuyant sur l’ID de ce dernier</w:t>
+      </w:r>
+      <w:r>
+        <w:rPr>
+          <w:rFonts w:ascii="Arial" w:hAnsi="Arial" w:cs="Arial"/>
+        </w:rPr>
+        <w:t xml:space="preserve">. </w:t>
+      </w:r>
+      <w:r>
+        <w:rPr>
+          <w:rFonts w:ascii="Arial" w:hAnsi="Arial" w:cs="Arial"/>
+        </w:rPr>
+        <w:t>Si une correspondance est trouvée, nous mettons à jour les informations nécessaires</w:t>
+      </w:r>
+      <w:r>
+        <w:rPr>
+          <w:rFonts w:ascii="Arial" w:hAnsi="Arial" w:cs="Arial"/>
+        </w:rPr>
+        <w:t>. Dans le cas contraire, un nouveau document est ajouté à la collection.</w:t>
+      </w:r>
+      <w:r>
+        <w:rPr>
+          <w:rFonts w:ascii="Arial" w:hAnsi="Arial" w:cs="Arial"/>
+        </w:rPr>
+        <w:t xml:space="preserve"> Dans le cas de Neo4J, p</w:t>
+      </w:r>
+      <w:r>
+        <w:rPr>
+          <w:rFonts w:ascii="Arial" w:hAnsi="Arial" w:cs="Arial"/>
+        </w:rPr>
+        <w:t xml:space="preserve">our chaque segment de piste cyclable, nous utilisons des requêtes </w:t>
+      </w:r>
+      <w:r>
+        <w:rPr>
+          <w:rFonts w:ascii="Arial" w:hAnsi="Arial" w:cs="Arial"/>
+          <w:i/>
+          <w:iCs/>
+        </w:rPr>
+        <w:t>MERGE</w:t>
+      </w:r>
+      <w:r>
+        <w:rPr>
+          <w:rFonts w:ascii="Arial" w:hAnsi="Arial" w:cs="Arial"/>
+        </w:rPr>
+        <w:t xml:space="preserve"> afin de vérifier l'existence des nœuds de début et de fin, ainsi que de la relation entre eux. Si le segment est nouveau, il est ajouté en tant que nouvelle relation entre les nœuds co</w:t>
+      </w:r>
+      <w:r>
+        <w:rPr>
+          <w:rFonts w:ascii="Arial" w:hAnsi="Arial" w:cs="Arial"/>
+        </w:rPr>
+        <w:t>rrespondants</w:t>
+      </w:r>
+      <w:r>
+        <w:rPr>
+          <w:rFonts w:ascii="Arial" w:hAnsi="Arial" w:cs="Arial"/>
+        </w:rPr>
+        <w:t>.</w:t>
+      </w:r>
+    </w:p>
+    <w:p>
+      <w:pPr>
+        <w:spacing w:line="276" w:lineRule="auto"/>
+        <w:jc w:val="both"/>
+        <w:rPr>
+          <w:rFonts w:ascii="Arial" w:hAnsi="Arial" w:cs="Arial"/>
+        </w:rPr>
+      </w:pPr>
+      <w:r>
+        <w:rPr>
+          <w:rFonts w:ascii="Arial" w:hAnsi="Arial" w:cs="Arial"/>
+        </w:rPr>
+        <w:t>Voir l’annexe 13 pour l</w:t>
+      </w:r>
+      <w:r>
+        <w:rPr>
+          <w:rFonts w:ascii="Arial" w:hAnsi="Arial" w:cs="Arial"/>
+        </w:rPr>
+        <w:t xml:space="preserve">e diagramme </w:t>
+      </w:r>
+      <w:r>
+        <w:rPr>
+          <w:rFonts w:ascii="Arial" w:hAnsi="Arial" w:cs="Arial"/>
+        </w:rPr>
+        <w:t xml:space="preserve">illustrant </w:t>
+      </w:r>
+      <w:r>
+        <w:rPr>
+          <w:rFonts w:ascii="Arial" w:hAnsi="Arial" w:cs="Arial"/>
+        </w:rPr>
+        <w:t xml:space="preserve">le flux des étapes dans le processus d'acquisition incrémental </w:t>
+      </w:r>
+      <w:r>
+        <w:rPr>
+          <w:rFonts w:ascii="Arial" w:hAnsi="Arial" w:cs="Arial"/>
+        </w:rPr>
+        <w:t>pour MongoDB et Neo4j</w:t>
+      </w:r>
+      <w:r>
+        <w:rPr>
+          <w:rFonts w:ascii="Arial" w:hAnsi="Arial" w:cs="Arial"/>
+        </w:rPr>
+        <w:t>.</w:t>
+      </w:r>
+    </w:p>
+    <w:p>
+      <w:pPr>
+        <w:spacing w:line="276" w:lineRule="auto"/>
+        <w:jc w:val="both"/>
+        <w:rPr>
+          <w:rFonts w:ascii="Arial" w:hAnsi="Arial" w:cs="Arial"/>
+        </w:rPr>
+      </w:pPr>
+    </w:p>
+    <w:p>
+      <w:pPr>
+        <w:pStyle w:val="Titre2"/>
+        <w:jc w:val="both"/>
+      </w:pPr>
+      <w:bookmarkStart w:id="13" w:name="_Toc181719764"/>
+      <w:r>
+        <w:t>Processus de transformation</w:t>
+      </w:r>
+      <w:r>
+        <w:t xml:space="preserve"> des données</w:t>
+      </w:r>
+      <w:bookmarkEnd w:id="13"/>
+    </w:p>
+    <w:p>
+      <w:pPr>
+        <w:spacing w:line="276" w:lineRule="auto"/>
+        <w:jc w:val="both"/>
+        <w:rPr>
+          <w:rFonts w:ascii="Arial" w:hAnsi="Arial" w:cs="Arial"/>
+        </w:rPr>
+      </w:pPr>
+      <w:r>
+        <w:rPr>
+          <w:rFonts w:ascii="Arial" w:hAnsi="Arial" w:cs="Arial"/>
+        </w:rPr>
+        <w:t xml:space="preserve">Pour obtenir des données plus compactes et </w:t>
+      </w:r>
+      <w:r>
+        <w:rPr>
+          <w:rFonts w:ascii="Arial" w:hAnsi="Arial" w:cs="Arial"/>
+        </w:rPr>
+        <w:t xml:space="preserve">parlantes, nous avons réaliser quelques transformations simples. Pour commencer, nous avons standardiser les </w:t>
+      </w:r>
+      <w:r>
+        <w:rPr>
+          <w:rFonts w:ascii="Arial" w:hAnsi="Arial" w:cs="Arial"/>
+        </w:rPr>
+        <w:lastRenderedPageBreak/>
+        <w:t xml:space="preserve">adresses des restaurants en appliquant </w:t>
+      </w:r>
+      <w:r>
+        <w:rPr>
+          <w:rFonts w:ascii="Arial" w:eastAsia="Times New Roman" w:hAnsi="Arial" w:cs="Arial"/>
+          <w:kern w:val="0"/>
+          <w:lang w:eastAsia="fr-CA"/>
+          <w14:ligatures w14:val="none"/>
+        </w:rPr>
+        <w:t>un format canadien</w:t>
+      </w:r>
+      <w:r>
+        <w:rPr>
+          <w:rFonts w:ascii="Arial" w:eastAsia="Times New Roman" w:hAnsi="Arial" w:cs="Arial"/>
+          <w:kern w:val="0"/>
+          <w:lang w:eastAsia="fr-CA"/>
+          <w14:ligatures w14:val="none"/>
+        </w:rPr>
+        <w:t>. Ainsi,</w:t>
+      </w:r>
+      <w:r>
+        <w:rPr>
+          <w:rFonts w:ascii="Arial" w:eastAsia="Times New Roman" w:hAnsi="Arial" w:cs="Arial"/>
+          <w:kern w:val="0"/>
+          <w:lang w:eastAsia="fr-CA"/>
+          <w14:ligatures w14:val="none"/>
+        </w:rPr>
+        <w:t xml:space="preserve"> chaque adresse est </w:t>
+      </w:r>
+      <w:r>
+        <w:rPr>
+          <w:rFonts w:ascii="Arial" w:eastAsia="Times New Roman" w:hAnsi="Arial" w:cs="Arial"/>
+          <w:kern w:val="0"/>
+          <w:lang w:eastAsia="fr-CA"/>
+          <w14:ligatures w14:val="none"/>
+        </w:rPr>
+        <w:t xml:space="preserve">désormais </w:t>
+      </w:r>
+      <w:r>
+        <w:rPr>
+          <w:rFonts w:ascii="Arial" w:eastAsia="Times New Roman" w:hAnsi="Arial" w:cs="Arial"/>
+          <w:kern w:val="0"/>
+          <w:lang w:eastAsia="fr-CA"/>
+          <w14:ligatures w14:val="none"/>
+        </w:rPr>
+        <w:t>représentée sous la forme "Numéro de maison, Rue, Ville, Code postal".</w:t>
+      </w:r>
+      <w:r>
+        <w:rPr>
+          <w:rFonts w:ascii="Arial" w:eastAsia="Times New Roman" w:hAnsi="Arial" w:cs="Arial"/>
+          <w:kern w:val="0"/>
+          <w:lang w:eastAsia="fr-CA"/>
+          <w14:ligatures w14:val="none"/>
+        </w:rPr>
+        <w:t xml:space="preserve"> Par la suite, nous avons traduit les colonnes en français et renommer certaines d’entre-elles pour qu’elles soient plus adapté à notre contexte. Effectivement, la colonne </w:t>
+      </w:r>
+      <w:proofErr w:type="spellStart"/>
+      <w:r>
+        <w:rPr>
+          <w:rFonts w:ascii="Arial" w:eastAsia="Times New Roman" w:hAnsi="Arial" w:cs="Arial"/>
+          <w:i/>
+          <w:iCs/>
+          <w:kern w:val="0"/>
+          <w:lang w:eastAsia="fr-CA"/>
+          <w14:ligatures w14:val="none"/>
+        </w:rPr>
+        <w:t>name</w:t>
+      </w:r>
+      <w:proofErr w:type="spellEnd"/>
+      <w:r>
+        <w:rPr>
+          <w:rFonts w:ascii="Arial" w:eastAsia="Times New Roman" w:hAnsi="Arial" w:cs="Arial"/>
+          <w:kern w:val="0"/>
+          <w:lang w:eastAsia="fr-CA"/>
+          <w14:ligatures w14:val="none"/>
+        </w:rPr>
+        <w:t xml:space="preserve"> </w:t>
+      </w:r>
+      <w:r>
+        <w:rPr>
+          <w:rFonts w:ascii="Arial" w:eastAsia="Times New Roman" w:hAnsi="Arial" w:cs="Arial"/>
+          <w:kern w:val="0"/>
+          <w:lang w:eastAsia="fr-CA"/>
+          <w14:ligatures w14:val="none"/>
+        </w:rPr>
+        <w:t>a été traduite par</w:t>
+      </w:r>
+      <w:r>
+        <w:rPr>
+          <w:rFonts w:ascii="Arial" w:eastAsia="Times New Roman" w:hAnsi="Arial" w:cs="Arial"/>
+          <w:kern w:val="0"/>
+          <w:lang w:eastAsia="fr-CA"/>
+          <w14:ligatures w14:val="none"/>
+        </w:rPr>
+        <w:t xml:space="preserve"> </w:t>
+      </w:r>
+      <w:r>
+        <w:rPr>
+          <w:rFonts w:ascii="Arial" w:eastAsia="Times New Roman" w:hAnsi="Arial" w:cs="Arial"/>
+          <w:i/>
+          <w:iCs/>
+          <w:kern w:val="0"/>
+          <w:lang w:eastAsia="fr-CA"/>
+          <w14:ligatures w14:val="none"/>
+        </w:rPr>
+        <w:t>nom</w:t>
+      </w:r>
+      <w:r>
+        <w:rPr>
+          <w:rFonts w:ascii="Arial" w:eastAsia="Times New Roman" w:hAnsi="Arial" w:cs="Arial"/>
+          <w:kern w:val="0"/>
+          <w:lang w:eastAsia="fr-CA"/>
+          <w14:ligatures w14:val="none"/>
+        </w:rPr>
+        <w:t xml:space="preserve">, et </w:t>
+      </w:r>
+      <w:r>
+        <w:rPr>
+          <w:rFonts w:ascii="Arial" w:eastAsia="Times New Roman" w:hAnsi="Arial" w:cs="Arial"/>
+          <w:kern w:val="0"/>
+          <w:lang w:eastAsia="fr-CA"/>
+          <w14:ligatures w14:val="none"/>
+        </w:rPr>
+        <w:t xml:space="preserve">la colonne </w:t>
+      </w:r>
+      <w:r>
+        <w:rPr>
+          <w:rFonts w:ascii="Arial" w:eastAsia="Times New Roman" w:hAnsi="Arial" w:cs="Arial"/>
+          <w:kern w:val="0"/>
+          <w:lang w:eastAsia="fr-CA"/>
+          <w14:ligatures w14:val="none"/>
+        </w:rPr>
+        <w:t xml:space="preserve">cuisine a été </w:t>
+      </w:r>
+      <w:r>
+        <w:rPr>
+          <w:rFonts w:ascii="Arial" w:eastAsia="Times New Roman" w:hAnsi="Arial" w:cs="Arial"/>
+          <w:kern w:val="0"/>
+          <w:lang w:eastAsia="fr-CA"/>
+          <w14:ligatures w14:val="none"/>
+        </w:rPr>
+        <w:t>remplacée</w:t>
+      </w:r>
+      <w:r>
+        <w:rPr>
+          <w:rFonts w:ascii="Arial" w:eastAsia="Times New Roman" w:hAnsi="Arial" w:cs="Arial"/>
+          <w:kern w:val="0"/>
+          <w:lang w:eastAsia="fr-CA"/>
+          <w14:ligatures w14:val="none"/>
+        </w:rPr>
+        <w:t xml:space="preserve"> </w:t>
+      </w:r>
+      <w:r>
+        <w:rPr>
+          <w:rFonts w:ascii="Arial" w:eastAsia="Times New Roman" w:hAnsi="Arial" w:cs="Arial"/>
+          <w:kern w:val="0"/>
+          <w:lang w:eastAsia="fr-CA"/>
+          <w14:ligatures w14:val="none"/>
+        </w:rPr>
+        <w:t>par</w:t>
+      </w:r>
+      <w:r>
+        <w:rPr>
+          <w:rFonts w:ascii="Arial" w:eastAsia="Times New Roman" w:hAnsi="Arial" w:cs="Arial"/>
+          <w:kern w:val="0"/>
+          <w:lang w:eastAsia="fr-CA"/>
+          <w14:ligatures w14:val="none"/>
+        </w:rPr>
+        <w:t xml:space="preserve"> </w:t>
+      </w:r>
+      <w:proofErr w:type="spellStart"/>
+      <w:r>
+        <w:rPr>
+          <w:rFonts w:ascii="Arial" w:eastAsia="Times New Roman" w:hAnsi="Arial" w:cs="Arial"/>
+          <w:i/>
+          <w:iCs/>
+          <w:kern w:val="0"/>
+          <w:lang w:eastAsia="fr-CA"/>
+          <w14:ligatures w14:val="none"/>
+        </w:rPr>
+        <w:t>type_de_restaurant</w:t>
+      </w:r>
+      <w:proofErr w:type="spellEnd"/>
+      <w:r>
+        <w:rPr>
+          <w:rFonts w:ascii="Arial" w:eastAsia="Times New Roman" w:hAnsi="Arial" w:cs="Arial"/>
+          <w:kern w:val="0"/>
+          <w:lang w:eastAsia="fr-CA"/>
+          <w14:ligatures w14:val="none"/>
+        </w:rPr>
+        <w:t>.</w:t>
+      </w:r>
+      <w:r>
+        <w:rPr>
+          <w:rFonts w:ascii="Arial" w:eastAsia="Times New Roman" w:hAnsi="Arial" w:cs="Arial"/>
+          <w:kern w:val="0"/>
+          <w:lang w:eastAsia="fr-CA"/>
+          <w14:ligatures w14:val="none"/>
+        </w:rPr>
+        <w:t xml:space="preserve"> Finalement, nous avons procédé à la classification des restaurants et services. En ce sens, les différents restaurants sont maintenant divisés par type selon la colonne </w:t>
+      </w:r>
+      <w:proofErr w:type="spellStart"/>
+      <w:r>
+        <w:rPr>
+          <w:rFonts w:ascii="Arial" w:eastAsia="Times New Roman" w:hAnsi="Arial" w:cs="Arial"/>
+          <w:i/>
+          <w:iCs/>
+          <w:kern w:val="0"/>
+          <w:lang w:eastAsia="fr-CA"/>
+          <w14:ligatures w14:val="none"/>
+        </w:rPr>
+        <w:t>type_de_restaurant</w:t>
+      </w:r>
+      <w:proofErr w:type="spellEnd"/>
+      <w:r>
+        <w:rPr>
+          <w:rFonts w:ascii="Arial" w:eastAsia="Times New Roman" w:hAnsi="Arial" w:cs="Arial"/>
+          <w:kern w:val="0"/>
+          <w:lang w:eastAsia="fr-CA"/>
+          <w14:ligatures w14:val="none"/>
+        </w:rPr>
+        <w:t xml:space="preserve"> et on a ajouté la colonne </w:t>
+      </w:r>
+      <w:proofErr w:type="spellStart"/>
+      <w:r>
+        <w:rPr>
+          <w:rFonts w:ascii="Arial" w:eastAsia="Times New Roman" w:hAnsi="Arial" w:cs="Arial"/>
+          <w:i/>
+          <w:iCs/>
+          <w:kern w:val="0"/>
+          <w:lang w:eastAsia="fr-CA"/>
+          <w14:ligatures w14:val="none"/>
+        </w:rPr>
+        <w:t>type_de_service</w:t>
+      </w:r>
+      <w:proofErr w:type="spellEnd"/>
+      <w:r>
+        <w:rPr>
+          <w:rFonts w:ascii="Arial" w:eastAsia="Times New Roman" w:hAnsi="Arial" w:cs="Arial"/>
+          <w:kern w:val="0"/>
+          <w:lang w:eastAsia="fr-CA"/>
+          <w14:ligatures w14:val="none"/>
+        </w:rPr>
+        <w:t xml:space="preserve"> pour classifier les services. Cette dernière a été créé à partir de la description du restaurant. </w:t>
+      </w:r>
+      <w:r>
+        <w:rPr>
+          <w:rFonts w:ascii="Arial" w:eastAsia="Times New Roman" w:hAnsi="Arial" w:cs="Arial"/>
+          <w:kern w:val="0"/>
+          <w:lang w:eastAsia="fr-CA"/>
+          <w14:ligatures w14:val="none"/>
+        </w:rPr>
+        <w:t>Par exemple, "emporté" est classé comme "Service à emporter", "uber eats" comme "Service de livraison", "buffet" ou "À volonté" comme "Buffet / À volonté". Cette distinction est essentielle pour mieux comprendre l'expérience de restauration proposée.</w:t>
+      </w:r>
+    </w:p>
+    <w:p>
+      <w:pPr>
+        <w:pStyle w:val="Titre2"/>
+        <w:jc w:val="both"/>
+        <w:rPr>
+          <w:sz w:val="24"/>
+          <w:szCs w:val="24"/>
+        </w:rPr>
+      </w:pPr>
+      <w:bookmarkStart w:id="14" w:name="_Toc181719765"/>
+      <w:r>
+        <w:t>Schéma du pipeline d’ETL</w:t>
+      </w:r>
+      <w:bookmarkEnd w:id="14"/>
+    </w:p>
+    <w:p>
+      <w:pPr>
+        <w:spacing w:line="276" w:lineRule="auto"/>
+        <w:jc w:val="both"/>
+        <w:rPr>
+          <w:rFonts w:ascii="Arial" w:hAnsi="Arial" w:cs="Arial"/>
+        </w:rPr>
+      </w:pPr>
+      <w:r>
+        <w:rPr>
+          <w:rFonts w:ascii="Arial" w:hAnsi="Arial" w:cs="Arial"/>
+        </w:rPr>
+        <w:t>Les deux types de base de données utilisés dans le cadre de notre application sont bien complémentaires. En effet, nous utilisons MongoDB comme stockage principal de nos restaurants, où le format JSON offert par ce</w:t>
+      </w:r>
+      <w:r>
+        <w:rPr>
+          <w:rFonts w:ascii="Arial" w:hAnsi="Arial" w:cs="Arial"/>
+        </w:rPr>
+        <w:t>lui-ci</w:t>
+      </w:r>
+      <w:r>
+        <w:rPr>
+          <w:rFonts w:ascii="Arial" w:hAnsi="Arial" w:cs="Arial"/>
+        </w:rPr>
+        <w:t xml:space="preserve"> nous permet d’obtenir des données structurées et </w:t>
+      </w:r>
+      <w:r>
+        <w:rPr>
+          <w:rFonts w:ascii="Arial" w:hAnsi="Arial" w:cs="Arial"/>
+        </w:rPr>
+        <w:t>flexibles</w:t>
+      </w:r>
+      <w:r>
+        <w:rPr>
+          <w:rFonts w:ascii="Arial" w:hAnsi="Arial" w:cs="Arial"/>
+        </w:rPr>
+        <w:t xml:space="preserve"> pour chacun des restaurants. Neo4j nous permet ensuite d’établir des relations avec les pistes cyclables et les restaurant</w:t>
+      </w:r>
+      <w:r>
+        <w:rPr>
+          <w:rFonts w:ascii="Arial" w:hAnsi="Arial" w:cs="Arial"/>
+        </w:rPr>
+        <w:t>s</w:t>
+      </w:r>
+      <w:r>
+        <w:rPr>
+          <w:rFonts w:ascii="Arial" w:hAnsi="Arial" w:cs="Arial"/>
+        </w:rPr>
+        <w:t>.</w:t>
+      </w:r>
+    </w:p>
+    <w:p>
+      <w:pPr>
+        <w:spacing w:line="276" w:lineRule="auto"/>
+        <w:jc w:val="both"/>
+        <w:rPr>
+          <w:rFonts w:ascii="Arial" w:eastAsia="Times New Roman" w:hAnsi="Arial" w:cs="Arial"/>
+          <w:kern w:val="0"/>
+          <w:lang w:eastAsia="fr-CA"/>
+          <w14:ligatures w14:val="none"/>
+        </w:rPr>
+      </w:pPr>
+      <w:r>
+        <w:rPr>
+          <w:rFonts w:ascii="Arial" w:hAnsi="Arial" w:cs="Arial"/>
+        </w:rPr>
+        <w:t xml:space="preserve">Ainsi, </w:t>
+      </w:r>
+      <w:r>
+        <w:rPr>
+          <w:rFonts w:ascii="Arial" w:eastAsia="Times New Roman" w:hAnsi="Arial" w:cs="Arial"/>
+          <w:kern w:val="0"/>
+          <w:lang w:eastAsia="fr-CA"/>
+          <w14:ligatures w14:val="none"/>
+        </w:rPr>
+        <w:t xml:space="preserve">les </w:t>
+      </w:r>
+      <w:r>
+        <w:rPr>
+          <w:rFonts w:ascii="Arial" w:eastAsia="Times New Roman" w:hAnsi="Arial" w:cs="Arial"/>
+          <w:kern w:val="0"/>
+          <w:lang w:eastAsia="fr-CA"/>
+          <w14:ligatures w14:val="none"/>
+        </w:rPr>
+        <w:t>données transformées des restaurants sont chargées dans MongoDB pour permettre des recherches et des analyses rapides sur les options de restauration.</w:t>
+      </w:r>
+      <w:r>
+        <w:rPr>
+          <w:rFonts w:ascii="Arial" w:eastAsia="Times New Roman" w:hAnsi="Arial" w:cs="Arial"/>
+          <w:kern w:val="0"/>
+          <w:lang w:eastAsia="fr-CA"/>
+          <w14:ligatures w14:val="none"/>
+        </w:rPr>
+        <w:t xml:space="preserve"> Nous commençons évidemment par une connexion à notre base de données. Par la suite, nous</w:t>
+      </w:r>
+      <w:r>
+        <w:rPr>
+          <w:rFonts w:ascii="Arial" w:eastAsia="Times New Roman" w:hAnsi="Arial" w:cs="Arial"/>
+          <w:kern w:val="0"/>
+          <w:lang w:eastAsia="fr-CA"/>
+          <w14:ligatures w14:val="none"/>
+        </w:rPr>
+        <w:t xml:space="preserve"> éliminons les doublons </w:t>
+      </w:r>
+      <w:r>
+        <w:rPr>
+          <w:rFonts w:ascii="Arial" w:eastAsia="Times New Roman" w:hAnsi="Arial" w:cs="Arial"/>
+          <w:kern w:val="0"/>
+          <w:lang w:eastAsia="fr-CA"/>
+          <w14:ligatures w14:val="none"/>
+        </w:rPr>
+        <w:t>avant de convertir le fichier CSV contenant les données de restaurants transformées en liste de dictionnaires Python</w:t>
+      </w:r>
+      <w:r>
+        <w:rPr>
+          <w:rFonts w:ascii="Arial" w:eastAsia="Times New Roman" w:hAnsi="Arial" w:cs="Arial"/>
+          <w:kern w:val="0"/>
+          <w:lang w:eastAsia="fr-CA"/>
+          <w14:ligatures w14:val="none"/>
+        </w:rPr>
+        <w:t>. Cette dernière étape est prérequis à l’insertion des données</w:t>
+      </w:r>
+      <w:r>
+        <w:rPr>
+          <w:rFonts w:ascii="Arial" w:eastAsia="Times New Roman" w:hAnsi="Arial" w:cs="Arial"/>
+          <w:kern w:val="0"/>
+          <w:lang w:eastAsia="fr-CA"/>
+          <w14:ligatures w14:val="none"/>
+        </w:rPr>
+        <w:t xml:space="preserve"> dans notre collection MongoDB.</w:t>
+      </w:r>
+      <w:r>
+        <w:rPr>
+          <w:rFonts w:ascii="Arial" w:eastAsia="Times New Roman" w:hAnsi="Arial" w:cs="Arial"/>
+          <w:kern w:val="0"/>
+          <w:lang w:eastAsia="fr-CA"/>
+          <w14:ligatures w14:val="none"/>
+        </w:rPr>
+        <w:t xml:space="preserve"> </w:t>
+      </w:r>
+    </w:p>
+    <w:p>
+      <w:pPr>
+        <w:spacing w:line="276" w:lineRule="auto"/>
+        <w:jc w:val="both"/>
+        <w:rPr>
+          <w:rFonts w:ascii="Arial" w:eastAsia="Times New Roman" w:hAnsi="Arial" w:cs="Arial"/>
+          <w:kern w:val="0"/>
+          <w:lang w:eastAsia="fr-CA"/>
+          <w14:ligatures w14:val="none"/>
+        </w:rPr>
+      </w:pPr>
+      <w:r>
+        <w:rPr>
+          <w:rFonts w:ascii="Arial" w:eastAsia="Times New Roman" w:hAnsi="Arial" w:cs="Arial"/>
+          <w:kern w:val="0"/>
+          <w:lang w:eastAsia="fr-CA"/>
+          <w14:ligatures w14:val="none"/>
+        </w:rPr>
+        <w:t>Par ailleurs, les</w:t>
+      </w:r>
+      <w:r>
+        <w:rPr>
+          <w:rFonts w:ascii="Arial" w:eastAsia="Times New Roman" w:hAnsi="Arial" w:cs="Arial"/>
+          <w:kern w:val="0"/>
+          <w:lang w:eastAsia="fr-CA"/>
+          <w14:ligatures w14:val="none"/>
+        </w:rPr>
+        <w:t xml:space="preserve"> pistes cyclables sont structurées dans Neo4j en tant que réseau de connexions entre différents points géographiques, ce qui est </w:t>
+      </w:r>
+      <w:r>
+        <w:rPr>
+          <w:rFonts w:ascii="Arial" w:eastAsia="Times New Roman" w:hAnsi="Arial" w:cs="Arial"/>
+          <w:kern w:val="0"/>
+          <w:lang w:eastAsia="fr-CA"/>
+          <w14:ligatures w14:val="none"/>
+        </w:rPr>
+        <w:t>favorable</w:t>
+      </w:r>
+      <w:r>
+        <w:rPr>
+          <w:rFonts w:ascii="Arial" w:eastAsia="Times New Roman" w:hAnsi="Arial" w:cs="Arial"/>
+          <w:kern w:val="0"/>
+          <w:lang w:eastAsia="fr-CA"/>
+          <w14:ligatures w14:val="none"/>
+        </w:rPr>
+        <w:t xml:space="preserve"> pour des requêtes orientées graphes, comme la recherche de trajets.</w:t>
+      </w:r>
+      <w:r>
+        <w:rPr>
+          <w:rFonts w:ascii="Arial" w:eastAsia="Times New Roman" w:hAnsi="Arial" w:cs="Arial"/>
+          <w:kern w:val="0"/>
+          <w:lang w:eastAsia="fr-CA"/>
+          <w14:ligatures w14:val="none"/>
+        </w:rPr>
+        <w:t xml:space="preserve"> Après avoir établis la connexion à notre base de données Neo4j, nous </w:t>
+      </w:r>
+      <w:r>
+        <w:rPr>
+          <w:rFonts w:ascii="Arial" w:eastAsia="Times New Roman" w:hAnsi="Arial" w:cs="Arial"/>
+          <w:kern w:val="0"/>
+          <w:lang w:eastAsia="fr-CA"/>
+          <w14:ligatures w14:val="none"/>
+        </w:rPr>
+        <w:t>procédons à l’élimination des doublons puis au chargement des données</w:t>
+      </w:r>
+      <w:r>
+        <w:rPr>
+          <w:rFonts w:ascii="Arial" w:eastAsia="Times New Roman" w:hAnsi="Arial" w:cs="Arial"/>
+          <w:kern w:val="0"/>
+          <w:lang w:eastAsia="fr-CA"/>
+          <w14:ligatures w14:val="none"/>
+        </w:rPr>
+        <w:t xml:space="preserve">. </w:t>
+      </w:r>
+      <w:r>
+        <w:rPr>
+          <w:rFonts w:ascii="Arial" w:eastAsia="Times New Roman" w:hAnsi="Arial" w:cs="Arial"/>
+          <w:kern w:val="0"/>
+          <w:lang w:eastAsia="fr-CA"/>
+          <w14:ligatures w14:val="none"/>
+        </w:rPr>
+        <w:t>Par la suite, n</w:t>
+      </w:r>
+      <w:r>
+        <w:rPr>
+          <w:rFonts w:ascii="Arial" w:eastAsia="Times New Roman" w:hAnsi="Arial" w:cs="Arial"/>
+          <w:kern w:val="0"/>
+          <w:lang w:eastAsia="fr-CA"/>
+          <w14:ligatures w14:val="none"/>
+        </w:rPr>
+        <w:t xml:space="preserve">ous utilisons le fichier CSV contenant les données sur les pistes cyclables et des commandes </w:t>
+      </w:r>
+      <w:r>
+        <w:rPr>
+          <w:rFonts w:ascii="Arial" w:eastAsia="Times New Roman" w:hAnsi="Arial" w:cs="Arial"/>
+          <w:i/>
+          <w:iCs/>
+          <w:kern w:val="0"/>
+          <w:lang w:eastAsia="fr-CA"/>
+          <w14:ligatures w14:val="none"/>
+        </w:rPr>
+        <w:t>MERGE</w:t>
+      </w:r>
+      <w:r>
+        <w:rPr>
+          <w:rFonts w:ascii="Arial" w:eastAsia="Times New Roman" w:hAnsi="Arial" w:cs="Arial"/>
+          <w:kern w:val="0"/>
+          <w:lang w:eastAsia="fr-CA"/>
+          <w14:ligatures w14:val="none"/>
+        </w:rPr>
+        <w:t xml:space="preserve"> pour créer des nœuds basés sur </w:t>
+      </w:r>
+      <w:r>
+        <w:rPr>
+          <w:rFonts w:ascii="Arial" w:eastAsia="Times New Roman" w:hAnsi="Arial" w:cs="Arial"/>
+          <w:kern w:val="0"/>
+          <w:lang w:eastAsia="fr-CA"/>
+          <w14:ligatures w14:val="none"/>
+        </w:rPr>
+        <w:t>les coordonnées géographiques</w:t>
+      </w:r>
+      <w:r>
+        <w:rPr>
+          <w:rFonts w:ascii="Arial" w:eastAsia="Times New Roman" w:hAnsi="Arial" w:cs="Arial"/>
+          <w:kern w:val="0"/>
+          <w:lang w:eastAsia="fr-CA"/>
+          <w14:ligatures w14:val="none"/>
+        </w:rPr>
+        <w:t xml:space="preserve"> </w:t>
+      </w:r>
+      <w:r>
+        <w:rPr>
+          <w:rFonts w:ascii="Arial" w:eastAsia="Times New Roman" w:hAnsi="Arial" w:cs="Arial"/>
+          <w:kern w:val="0"/>
+          <w:lang w:eastAsia="fr-CA"/>
+          <w14:ligatures w14:val="none"/>
+        </w:rPr>
+        <w:t>et</w:t>
+      </w:r>
+      <w:r>
+        <w:rPr>
+          <w:rFonts w:ascii="Arial" w:eastAsia="Times New Roman" w:hAnsi="Arial" w:cs="Arial"/>
+          <w:kern w:val="0"/>
+          <w:lang w:eastAsia="fr-CA"/>
+          <w14:ligatures w14:val="none"/>
+        </w:rPr>
+        <w:t xml:space="preserve"> </w:t>
+      </w:r>
+      <w:r>
+        <w:rPr>
+          <w:rFonts w:ascii="Arial" w:eastAsia="Times New Roman" w:hAnsi="Arial" w:cs="Arial"/>
+          <w:kern w:val="0"/>
+          <w:lang w:eastAsia="fr-CA"/>
+          <w14:ligatures w14:val="none"/>
+        </w:rPr>
+        <w:t>leurs</w:t>
+      </w:r>
+      <w:r>
+        <w:rPr>
+          <w:rFonts w:ascii="Arial" w:eastAsia="Times New Roman" w:hAnsi="Arial" w:cs="Arial"/>
+          <w:kern w:val="0"/>
+          <w:lang w:eastAsia="fr-CA"/>
+          <w14:ligatures w14:val="none"/>
+        </w:rPr>
+        <w:t xml:space="preserve"> relation</w:t>
+      </w:r>
+      <w:r>
+        <w:rPr>
+          <w:rFonts w:ascii="Arial" w:eastAsia="Times New Roman" w:hAnsi="Arial" w:cs="Arial"/>
+          <w:kern w:val="0"/>
+          <w:lang w:eastAsia="fr-CA"/>
+          <w14:ligatures w14:val="none"/>
+        </w:rPr>
+        <w:t>s</w:t>
+      </w:r>
+      <w:r>
+        <w:rPr>
+          <w:rFonts w:ascii="Arial" w:eastAsia="Times New Roman" w:hAnsi="Arial" w:cs="Arial"/>
+          <w:kern w:val="0"/>
+          <w:lang w:eastAsia="fr-CA"/>
+          <w14:ligatures w14:val="none"/>
+        </w:rPr>
+        <w:t xml:space="preserve">. Finalement, nous utilisons aussi le même procédé avec le fichier </w:t>
+      </w:r>
+      <w:r>
+        <w:rPr>
+          <w:rFonts w:ascii="Arial" w:eastAsia="Times New Roman" w:hAnsi="Arial" w:cs="Arial"/>
+          <w:kern w:val="0"/>
+          <w:lang w:eastAsia="fr-CA"/>
+          <w14:ligatures w14:val="none"/>
+        </w:rPr>
+        <w:t>contenant les données</w:t>
+      </w:r>
+      <w:r>
+        <w:rPr>
+          <w:rFonts w:ascii="Arial" w:eastAsia="Times New Roman" w:hAnsi="Arial" w:cs="Arial"/>
+          <w:kern w:val="0"/>
+          <w:lang w:eastAsia="fr-CA"/>
+          <w14:ligatures w14:val="none"/>
+        </w:rPr>
+        <w:t xml:space="preserve"> des restaurants transformés pour la création des nœud</w:t>
+      </w:r>
+      <w:r>
+        <w:rPr>
+          <w:rFonts w:ascii="Arial" w:eastAsia="Times New Roman" w:hAnsi="Arial" w:cs="Arial"/>
+          <w:kern w:val="0"/>
+          <w:lang w:eastAsia="fr-CA"/>
+          <w14:ligatures w14:val="none"/>
+        </w:rPr>
+        <w:t>s.</w:t>
+      </w:r>
+    </w:p>
+    <w:p>
+      <w:pPr>
+        <w:spacing w:line="276" w:lineRule="auto"/>
+        <w:jc w:val="both"/>
+        <w:rPr>
+          <w:rFonts w:ascii="Arial" w:eastAsia="Times New Roman" w:hAnsi="Arial" w:cs="Arial"/>
+          <w:kern w:val="0"/>
+          <w:lang w:eastAsia="fr-CA"/>
+          <w14:ligatures w14:val="none"/>
+        </w:rPr>
+      </w:pPr>
+      <w:r>
+        <w:rPr>
+          <w:rFonts w:ascii="Arial" w:eastAsia="Times New Roman" w:hAnsi="Arial" w:cs="Arial"/>
+          <w:kern w:val="0"/>
+          <w:lang w:eastAsia="fr-CA"/>
+          <w14:ligatures w14:val="none"/>
+        </w:rPr>
+        <w:t xml:space="preserve">Voir l’annexe 4 pour un </w:t>
+      </w:r>
+      <w:r>
+        <w:rPr>
+          <w:rFonts w:ascii="Arial" w:eastAsia="Times New Roman" w:hAnsi="Arial" w:cs="Arial"/>
+          <w:kern w:val="0"/>
+          <w:lang w:eastAsia="fr-CA"/>
+          <w14:ligatures w14:val="none"/>
+        </w:rPr>
+        <w:t xml:space="preserve">schéma </w:t>
+      </w:r>
+      <w:r>
+        <w:rPr>
+          <w:rFonts w:ascii="Arial" w:eastAsia="Times New Roman" w:hAnsi="Arial" w:cs="Arial"/>
+          <w:kern w:val="0"/>
+          <w:lang w:eastAsia="fr-CA"/>
+          <w14:ligatures w14:val="none"/>
+        </w:rPr>
+        <w:t>du pipeline d’</w:t>
+      </w:r>
+      <w:r>
+        <w:rPr>
+          <w:rFonts w:ascii="Arial" w:eastAsia="Times New Roman" w:hAnsi="Arial" w:cs="Arial"/>
+          <w:kern w:val="0"/>
+          <w:lang w:eastAsia="fr-CA"/>
+          <w14:ligatures w14:val="none"/>
+        </w:rPr>
+        <w:t>ETL global</w:t>
+      </w:r>
+      <w:r>
+        <w:rPr>
+          <w:rFonts w:ascii="Arial" w:eastAsia="Times New Roman" w:hAnsi="Arial" w:cs="Arial"/>
+          <w:kern w:val="0"/>
+          <w:lang w:eastAsia="fr-CA"/>
+          <w14:ligatures w14:val="none"/>
+        </w:rPr>
+        <w:t>.</w:t>
+      </w:r>
+    </w:p>
+    <w:p>
+      <w:pPr>
+        <w:pStyle w:val="Titre1"/>
+      </w:pPr>
+      <w:r>
+        <w:br w:type="page"/>
+      </w:r>
+      <w:bookmarkStart w:id="15" w:name="_Toc181719766"/>
+      <w:r>
+        <w:lastRenderedPageBreak/>
+        <w:t>Annexes</w:t>
+      </w:r>
+      <w:bookmarkEnd w:id="15"/>
+    </w:p>
+    <w:p>
+      <w:pPr>
+        <w:pStyle w:val="Titre2"/>
+      </w:pPr>
+      <w:bookmarkStart w:id="16" w:name="_Toc181719767"/>
+      <w:r>
+        <w:t>Annexe 1</w:t>
+      </w:r>
+      <w:bookmarkEnd w:id="16"/>
+    </w:p>
+    <w:p>
+      <w:pPr>
+        <w:rPr>
+          <w:rFonts w:ascii="Arial" w:hAnsi="Arial" w:cs="Arial"/>
+        </w:rPr>
+      </w:pPr>
+      <w:r>
+        <w:rPr>
+          <w:rFonts w:ascii="Arial" w:hAnsi="Arial" w:cs="Arial"/>
+        </w:rPr>
+        <w:t>Exemple de code Python pour récupérer des “</w:t>
+      </w:r>
+      <w:proofErr w:type="spellStart"/>
+      <w:r>
+        <w:rPr>
+          <w:rFonts w:ascii="Arial" w:hAnsi="Arial" w:cs="Arial"/>
+        </w:rPr>
+        <w:t>amenity</w:t>
+      </w:r>
+      <w:proofErr w:type="spellEnd"/>
+      <w:r>
+        <w:rPr>
+          <w:rFonts w:ascii="Arial" w:hAnsi="Arial" w:cs="Arial"/>
+        </w:rPr>
+        <w:t>” restaurant de la ville Rimouski</w:t>
+      </w:r>
+    </w:p>
+    <w:p>
+      <w:pPr>
+        <w:rPr>
+          <w:rFonts w:ascii="Arial" w:hAnsi="Arial" w:cs="Arial"/>
+        </w:rPr>
+      </w:pPr>
+      <w:r>
+        <w:rPr>
+          <w:rFonts w:ascii="Arial" w:hAnsi="Arial" w:cs="Arial"/>
+          <w:noProof/>
+          <w:color w:val="000000"/>
+          <w:sz w:val="28"/>
+          <w:szCs w:val="28"/>
+          <w:bdr w:val="none" w:sz="0" w:space="0" w:color="auto" w:frame="1"/>
+        </w:rPr>
+        <w:drawing>
+          <wp:inline distT="0" distB="0" distL="0" distR="0" wp14:anchorId="182D65B0" wp14:editId="3F862641">
+            <wp:extent cx="5486400" cy="1138555"/>
+            <wp:effectExtent l="0" t="0" r="0" b="4445"/>
+            <wp:docPr id="31862634" name="Image 3"/>
+            <wp:cNvGraphicFramePr>
+              <a:graphicFrameLocks xmlns:a="http://schemas.openxmlformats.org/drawingml/2006/main" noChangeAspect="1"/>
+            </wp:cNvGraphicFramePr>
+            <a:graphic xmlns:a="http://schemas.openxmlformats.org/drawingml/2006/main">
+              <a:graphicData uri="http://schemas.openxmlformats.org/drawingml/2006/picture">
+                <pic:pic xmlns:pic="http://schemas.openxmlformats.org/drawingml/2006/picture">
+                  <pic:nvPicPr>
+                    <pic:cNvPr id="0" name="Picture 4"/>
+                    <pic:cNvPicPr>
+                      <a:picLocks noChangeAspect="1" noChangeArrowheads="1"/>
+                    </pic:cNvPicPr>
+                  </pic:nvPicPr>
+                  <pic:blipFill>
+                    <a:blip r:embed="rId7">
+                      <a:extLst>
+                        <a:ext uri="{28A0092B-C50C-407E-A947-70E740481C1C}">
+                          <a14:useLocalDpi xmlns:a14="http://schemas.microsoft.com/office/drawing/2010/main" val="0"/>
+                        </a:ext>
+                      </a:extLst>
+                    </a:blip>
+                    <a:srcRect/>
+                    <a:stretch>
+                      <a:fillRect/>
+                    </a:stretch>
+                  </pic:blipFill>
+                  <pic:spPr bwMode="auto">
+                    <a:xfrm>
+                      <a:off x="0" y="0"/>
+                      <a:ext cx="5486400" cy="1138555"/>
+                    </a:xfrm>
+                    <a:prstGeom prst="rect">
+                      <a:avLst/>
+                    </a:prstGeom>
+                    <a:noFill/>
+                    <a:ln>
+                      <a:noFill/>
+                    </a:ln>
                   </pic:spPr>
                 </pic:pic>
               </a:graphicData>
@@ -1221,12 +4711,989 @@
     </w:p>
     <w:p>
       <w:pPr>
+        <w:pStyle w:val="Titre2"/>
+      </w:pPr>
+      <w:bookmarkStart w:id="17" w:name="_Toc181719768"/>
+      <w:r>
+        <w:t>Annexe 2</w:t>
+      </w:r>
+      <w:bookmarkEnd w:id="17"/>
+    </w:p>
+    <w:p>
+      <w:pPr>
+        <w:rPr>
+          <w:rFonts w:ascii="Arial" w:hAnsi="Arial" w:cs="Arial"/>
+        </w:rPr>
+      </w:pPr>
+      <w:r>
+        <w:rPr>
+          <w:rFonts w:ascii="Arial" w:hAnsi="Arial" w:cs="Arial"/>
+        </w:rPr>
+        <w:t xml:space="preserve">Exemple de requête envoyé vers l’API de </w:t>
+      </w:r>
+      <w:proofErr w:type="spellStart"/>
+      <w:r>
+        <w:rPr>
+          <w:rFonts w:ascii="Arial" w:hAnsi="Arial" w:cs="Arial"/>
+        </w:rPr>
+        <w:t>OpenRouteService</w:t>
+      </w:r>
+      <w:proofErr w:type="spellEnd"/>
+      <w:r>
+        <w:rPr>
+          <w:rFonts w:ascii="Arial" w:hAnsi="Arial" w:cs="Arial"/>
+        </w:rPr>
+        <w:t xml:space="preserve"> pour l’itinéraire en vélo entre deux points (dans notre cas, les points seront des coordonnées de restaurants, la clé est omise par standard de confidentialité)</w:t>
+      </w:r>
+    </w:p>
+    <w:p>
+      <w:pPr>
+        <w:rPr>
+          <w:rFonts w:ascii="Arial" w:hAnsi="Arial" w:cs="Arial"/>
+        </w:rPr>
+      </w:pPr>
+      <w:r>
+        <w:rPr>
+          <w:rFonts w:ascii="Arial" w:hAnsi="Arial" w:cs="Arial"/>
+          <w:noProof/>
+          <w:color w:val="000000"/>
+          <w:sz w:val="28"/>
+          <w:szCs w:val="28"/>
+          <w:bdr w:val="none" w:sz="0" w:space="0" w:color="auto" w:frame="1"/>
+        </w:rPr>
+        <w:drawing>
+          <wp:inline distT="0" distB="0" distL="0" distR="0" wp14:anchorId="4471CFC2" wp14:editId="52449E7A">
+            <wp:extent cx="5486400" cy="589280"/>
+            <wp:effectExtent l="0" t="0" r="0" b="1270"/>
+            <wp:docPr id="48121794" name="Image 4"/>
+            <wp:cNvGraphicFramePr>
+              <a:graphicFrameLocks xmlns:a="http://schemas.openxmlformats.org/drawingml/2006/main" noChangeAspect="1"/>
+            </wp:cNvGraphicFramePr>
+            <a:graphic xmlns:a="http://schemas.openxmlformats.org/drawingml/2006/main">
+              <a:graphicData uri="http://schemas.openxmlformats.org/drawingml/2006/picture">
+                <pic:pic xmlns:pic="http://schemas.openxmlformats.org/drawingml/2006/picture">
+                  <pic:nvPicPr>
+                    <pic:cNvPr id="0" name="Picture 6"/>
+                    <pic:cNvPicPr>
+                      <a:picLocks noChangeAspect="1" noChangeArrowheads="1"/>
+                    </pic:cNvPicPr>
+                  </pic:nvPicPr>
+                  <pic:blipFill>
+                    <a:blip r:embed="rId8">
+                      <a:extLst>
+                        <a:ext uri="{28A0092B-C50C-407E-A947-70E740481C1C}">
+                          <a14:useLocalDpi xmlns:a14="http://schemas.microsoft.com/office/drawing/2010/main" val="0"/>
+                        </a:ext>
+                      </a:extLst>
+                    </a:blip>
+                    <a:srcRect/>
+                    <a:stretch>
+                      <a:fillRect/>
+                    </a:stretch>
+                  </pic:blipFill>
+                  <pic:spPr bwMode="auto">
+                    <a:xfrm>
+                      <a:off x="0" y="0"/>
+                      <a:ext cx="5486400" cy="589280"/>
+                    </a:xfrm>
+                    <a:prstGeom prst="rect">
+                      <a:avLst/>
+                    </a:prstGeom>
+                    <a:noFill/>
+                    <a:ln>
+                      <a:noFill/>
+                    </a:ln>
+                  </pic:spPr>
+                </pic:pic>
+              </a:graphicData>
+            </a:graphic>
+          </wp:inline>
+        </w:drawing>
+      </w:r>
+    </w:p>
+    <w:p>
+      <w:pPr>
+        <w:pStyle w:val="Titre2"/>
+      </w:pPr>
+      <w:bookmarkStart w:id="18" w:name="_Toc181719769"/>
+      <w:r>
+        <w:t>Annexe 3</w:t>
+      </w:r>
+      <w:bookmarkEnd w:id="18"/>
+    </w:p>
+    <w:p>
+      <w:pPr>
+        <w:rPr>
+          <w:rFonts w:ascii="Arial" w:hAnsi="Arial" w:cs="Arial"/>
+        </w:rPr>
+      </w:pPr>
+      <w:r>
+        <w:rPr>
+          <w:rFonts w:ascii="Arial" w:hAnsi="Arial" w:cs="Arial"/>
+        </w:rPr>
+        <w:t xml:space="preserve">Exemple de structure d’un </w:t>
+      </w:r>
+      <w:proofErr w:type="spellStart"/>
+      <w:r>
+        <w:rPr>
+          <w:rFonts w:ascii="Arial" w:hAnsi="Arial" w:cs="Arial"/>
+        </w:rPr>
+        <w:t>GeoDataFrame</w:t>
+      </w:r>
+      <w:proofErr w:type="spellEnd"/>
+      <w:r>
+        <w:rPr>
+          <w:rFonts w:ascii="Arial" w:hAnsi="Arial" w:cs="Arial"/>
+        </w:rPr>
+        <w:t xml:space="preserve"> créé par le code de l’Annexe 1 qui contiendra les restaurants de la ville (généré par intelligence artificielle </w:t>
+      </w:r>
+      <w:proofErr w:type="spellStart"/>
+      <w:r>
+        <w:rPr>
+          <w:rFonts w:ascii="Arial" w:hAnsi="Arial" w:cs="Arial"/>
+        </w:rPr>
+        <w:t>ChatGPT</w:t>
+      </w:r>
+      <w:proofErr w:type="spellEnd"/>
+      <w:r>
+        <w:rPr>
+          <w:rFonts w:ascii="Arial" w:hAnsi="Arial" w:cs="Arial"/>
+        </w:rPr>
+        <w:t xml:space="preserve"> 4o)</w:t>
+      </w:r>
+    </w:p>
+    <w:p>
+      <w:pPr>
+        <w:rPr>
+          <w:rFonts w:ascii="Arial" w:hAnsi="Arial" w:cs="Arial"/>
+        </w:rPr>
+      </w:pPr>
+      <w:r>
+        <w:rPr>
+          <w:rFonts w:ascii="Arial" w:hAnsi="Arial" w:cs="Arial"/>
+          <w:i/>
+          <w:iCs/>
+          <w:noProof/>
+          <w:color w:val="000000"/>
+          <w:sz w:val="20"/>
+          <w:szCs w:val="20"/>
+          <w:bdr w:val="none" w:sz="0" w:space="0" w:color="auto" w:frame="1"/>
+        </w:rPr>
+        <w:drawing>
+          <wp:inline distT="0" distB="0" distL="0" distR="0" wp14:anchorId="1F4401BF" wp14:editId="2086ED59">
+            <wp:extent cx="5486400" cy="1050290"/>
+            <wp:effectExtent l="0" t="0" r="0" b="0"/>
+            <wp:docPr id="813932454" name="Image 5"/>
+            <wp:cNvGraphicFramePr>
+              <a:graphicFrameLocks xmlns:a="http://schemas.openxmlformats.org/drawingml/2006/main" noChangeAspect="1"/>
+            </wp:cNvGraphicFramePr>
+            <a:graphic xmlns:a="http://schemas.openxmlformats.org/drawingml/2006/main">
+              <a:graphicData uri="http://schemas.openxmlformats.org/drawingml/2006/picture">
+                <pic:pic xmlns:pic="http://schemas.openxmlformats.org/drawingml/2006/picture">
+                  <pic:nvPicPr>
+                    <pic:cNvPr id="0" name="Picture 8"/>
+                    <pic:cNvPicPr>
+                      <a:picLocks noChangeAspect="1" noChangeArrowheads="1"/>
+                    </pic:cNvPicPr>
+                  </pic:nvPicPr>
+                  <pic:blipFill>
+                    <a:blip r:embed="rId9">
+                      <a:extLst>
+                        <a:ext uri="{28A0092B-C50C-407E-A947-70E740481C1C}">
+                          <a14:useLocalDpi xmlns:a14="http://schemas.microsoft.com/office/drawing/2010/main" val="0"/>
+                        </a:ext>
+                      </a:extLst>
+                    </a:blip>
+                    <a:srcRect/>
+                    <a:stretch>
+                      <a:fillRect/>
+                    </a:stretch>
+                  </pic:blipFill>
+                  <pic:spPr bwMode="auto">
+                    <a:xfrm>
+                      <a:off x="0" y="0"/>
+                      <a:ext cx="5486400" cy="1050290"/>
+                    </a:xfrm>
+                    <a:prstGeom prst="rect">
+                      <a:avLst/>
+                    </a:prstGeom>
+                    <a:noFill/>
+                    <a:ln>
+                      <a:noFill/>
+                    </a:ln>
+                  </pic:spPr>
+                </pic:pic>
+              </a:graphicData>
+            </a:graphic>
+          </wp:inline>
+        </w:drawing>
+      </w:r>
+    </w:p>
+    <w:p>
+      <w:pPr>
+        <w:pStyle w:val="Titre2"/>
+      </w:pPr>
+      <w:bookmarkStart w:id="19" w:name="_Toc181719770"/>
+      <w:r>
+        <w:t>Annexe 4</w:t>
+      </w:r>
+      <w:bookmarkEnd w:id="19"/>
+    </w:p>
+    <w:p>
+      <w:pPr>
+        <w:rPr>
+          <w:rFonts w:ascii="Arial" w:hAnsi="Arial" w:cs="Arial"/>
+        </w:rPr>
+      </w:pPr>
+      <w:r>
+        <w:rPr>
+          <w:rFonts w:ascii="Arial" w:hAnsi="Arial" w:cs="Arial"/>
+        </w:rPr>
+        <w:t>Exemple d’objet JSON retourné par une requête de format similaire à celle présentée à l’Annexe 2 (les champs distance (en mètres) et duration (en secondes) correspondent aux détails du trajet global, le champ concaténé “</w:t>
+      </w:r>
+      <w:proofErr w:type="spellStart"/>
+      <w:r>
+        <w:rPr>
+          <w:rFonts w:ascii="Arial" w:hAnsi="Arial" w:cs="Arial"/>
+        </w:rPr>
+        <w:t>steps</w:t>
+      </w:r>
+      <w:proofErr w:type="spellEnd"/>
+      <w:r>
+        <w:rPr>
+          <w:rFonts w:ascii="Arial" w:hAnsi="Arial" w:cs="Arial"/>
+        </w:rPr>
+        <w:t>” énumère les différentes étapes du trajet avec instruction de déplacement progressive)</w:t>
+      </w:r>
+    </w:p>
+    <w:p>
+      <w:pPr>
+        <w:rPr>
+          <w:rFonts w:ascii="Arial" w:hAnsi="Arial" w:cs="Arial"/>
+        </w:rPr>
+      </w:pPr>
+      <w:r>
+        <w:rPr>
+          <w:rFonts w:ascii="Arial" w:hAnsi="Arial" w:cs="Arial"/>
+          <w:noProof/>
+          <w:color w:val="000000"/>
+          <w:sz w:val="28"/>
+          <w:szCs w:val="28"/>
+          <w:bdr w:val="none" w:sz="0" w:space="0" w:color="auto" w:frame="1"/>
+        </w:rPr>
+        <w:lastRenderedPageBreak/>
+        <w:drawing>
+          <wp:inline distT="0" distB="0" distL="0" distR="0" wp14:anchorId="3FD2BC1A" wp14:editId="490784DD">
+            <wp:extent cx="5486400" cy="3696970"/>
+            <wp:effectExtent l="0" t="0" r="0" b="0"/>
+            <wp:docPr id="268745494" name="Image 7"/>
+            <wp:cNvGraphicFramePr>
+              <a:graphicFrameLocks xmlns:a="http://schemas.openxmlformats.org/drawingml/2006/main" noChangeAspect="1"/>
+            </wp:cNvGraphicFramePr>
+            <a:graphic xmlns:a="http://schemas.openxmlformats.org/drawingml/2006/main">
+              <a:graphicData uri="http://schemas.openxmlformats.org/drawingml/2006/picture">
+                <pic:pic xmlns:pic="http://schemas.openxmlformats.org/drawingml/2006/picture">
+                  <pic:nvPicPr>
+                    <pic:cNvPr id="0" name="Picture 15"/>
+                    <pic:cNvPicPr>
+                      <a:picLocks noChangeAspect="1" noChangeArrowheads="1"/>
+                    </pic:cNvPicPr>
+                  </pic:nvPicPr>
+                  <pic:blipFill>
+                    <a:blip r:embed="rId10">
+                      <a:extLst>
+                        <a:ext uri="{28A0092B-C50C-407E-A947-70E740481C1C}">
+                          <a14:useLocalDpi xmlns:a14="http://schemas.microsoft.com/office/drawing/2010/main" val="0"/>
+                        </a:ext>
+                      </a:extLst>
+                    </a:blip>
+                    <a:srcRect/>
+                    <a:stretch>
+                      <a:fillRect/>
+                    </a:stretch>
+                  </pic:blipFill>
+                  <pic:spPr bwMode="auto">
+                    <a:xfrm>
+                      <a:off x="0" y="0"/>
+                      <a:ext cx="5486400" cy="3696970"/>
+                    </a:xfrm>
+                    <a:prstGeom prst="rect">
+                      <a:avLst/>
+                    </a:prstGeom>
+                    <a:noFill/>
+                    <a:ln>
+                      <a:noFill/>
+                    </a:ln>
+                  </pic:spPr>
+                </pic:pic>
+              </a:graphicData>
+            </a:graphic>
+          </wp:inline>
+        </w:drawing>
+      </w:r>
+    </w:p>
+    <w:p>
+      <w:pPr>
+        <w:pStyle w:val="Titre2"/>
+      </w:pPr>
+      <w:bookmarkStart w:id="20" w:name="_Toc181719771"/>
+      <w:r>
+        <w:t>Annexe 5</w:t>
+      </w:r>
+      <w:bookmarkEnd w:id="20"/>
+    </w:p>
+    <w:p>
+      <w:pPr>
+        <w:rPr>
+          <w:rFonts w:ascii="Arial" w:hAnsi="Arial" w:cs="Arial"/>
+        </w:rPr>
+      </w:pPr>
+      <w:r>
+        <w:rPr>
+          <w:rFonts w:ascii="Arial" w:hAnsi="Arial" w:cs="Arial"/>
+        </w:rPr>
+        <w:t>Exemple d’erreur de collecte de données, la ville de Los Angeles n’étant pas au Québec</w:t>
+      </w:r>
+    </w:p>
+    <w:p>
+      <w:pPr>
+        <w:rPr>
+          <w:rFonts w:ascii="Arial" w:hAnsi="Arial" w:cs="Arial"/>
+        </w:rPr>
+      </w:pPr>
+      <w:r>
+        <w:rPr>
+          <w:rFonts w:ascii="Arial" w:hAnsi="Arial" w:cs="Arial"/>
+          <w:noProof/>
+          <w:color w:val="000000"/>
+          <w:sz w:val="28"/>
+          <w:szCs w:val="28"/>
+          <w:bdr w:val="none" w:sz="0" w:space="0" w:color="auto" w:frame="1"/>
+        </w:rPr>
+        <w:drawing>
+          <wp:inline distT="0" distB="0" distL="0" distR="0" wp14:anchorId="1B31274A" wp14:editId="40D62EEB">
+            <wp:extent cx="5486400" cy="1158240"/>
+            <wp:effectExtent l="0" t="0" r="0" b="3810"/>
+            <wp:docPr id="1458453832" name="Image 8"/>
+            <wp:cNvGraphicFramePr>
+              <a:graphicFrameLocks xmlns:a="http://schemas.openxmlformats.org/drawingml/2006/main" noChangeAspect="1"/>
+            </wp:cNvGraphicFramePr>
+            <a:graphic xmlns:a="http://schemas.openxmlformats.org/drawingml/2006/main">
+              <a:graphicData uri="http://schemas.openxmlformats.org/drawingml/2006/picture">
+                <pic:pic xmlns:pic="http://schemas.openxmlformats.org/drawingml/2006/picture">
+                  <pic:nvPicPr>
+                    <pic:cNvPr id="0" name="Picture 17"/>
+                    <pic:cNvPicPr>
+                      <a:picLocks noChangeAspect="1" noChangeArrowheads="1"/>
+                    </pic:cNvPicPr>
+                  </pic:nvPicPr>
+                  <pic:blipFill>
+                    <a:blip r:embed="rId11">
+                      <a:extLst>
+                        <a:ext uri="{28A0092B-C50C-407E-A947-70E740481C1C}">
+                          <a14:useLocalDpi xmlns:a14="http://schemas.microsoft.com/office/drawing/2010/main" val="0"/>
+                        </a:ext>
+                      </a:extLst>
+                    </a:blip>
+                    <a:srcRect/>
+                    <a:stretch>
+                      <a:fillRect/>
+                    </a:stretch>
+                  </pic:blipFill>
+                  <pic:spPr bwMode="auto">
+                    <a:xfrm>
+                      <a:off x="0" y="0"/>
+                      <a:ext cx="5486400" cy="1158240"/>
+                    </a:xfrm>
+                    <a:prstGeom prst="rect">
+                      <a:avLst/>
+                    </a:prstGeom>
+                    <a:noFill/>
+                    <a:ln>
+                      <a:noFill/>
+                    </a:ln>
+                  </pic:spPr>
+                </pic:pic>
+              </a:graphicData>
+            </a:graphic>
+          </wp:inline>
+        </w:drawing>
+      </w:r>
+    </w:p>
+    <w:p>
+      <w:pPr>
+        <w:pStyle w:val="Titre2"/>
+      </w:pPr>
+      <w:bookmarkStart w:id="21" w:name="_Toc181719772"/>
+      <w:r>
+        <w:t>Annexe 6</w:t>
+      </w:r>
+      <w:bookmarkEnd w:id="21"/>
+    </w:p>
+    <w:p>
+      <w:pPr>
+        <w:rPr>
+          <w:rFonts w:ascii="Arial" w:hAnsi="Arial" w:cs="Arial"/>
+        </w:rPr>
+      </w:pPr>
+      <w:r>
+        <w:rPr>
+          <w:rFonts w:ascii="Arial" w:hAnsi="Arial" w:cs="Arial"/>
+        </w:rPr>
+        <w:t>Exemple d’erreur de collecte de données en omettant l’emplacement désiré</w:t>
+      </w:r>
+    </w:p>
+    <w:p>
+      <w:pPr>
+        <w:rPr>
+          <w:rFonts w:ascii="Arial" w:hAnsi="Arial" w:cs="Arial"/>
+        </w:rPr>
+      </w:pPr>
+      <w:r>
+        <w:rPr>
+          <w:rFonts w:ascii="Arial" w:hAnsi="Arial" w:cs="Arial"/>
+          <w:i/>
+          <w:iCs/>
+          <w:noProof/>
+          <w:color w:val="000000"/>
+          <w:sz w:val="20"/>
+          <w:szCs w:val="20"/>
+          <w:bdr w:val="none" w:sz="0" w:space="0" w:color="auto" w:frame="1"/>
+        </w:rPr>
+        <w:drawing>
+          <wp:inline distT="0" distB="0" distL="0" distR="0" wp14:anchorId="277673F0" wp14:editId="3DB53F4C">
+            <wp:extent cx="5337810" cy="1371600"/>
+            <wp:effectExtent l="0" t="0" r="0" b="0"/>
+            <wp:docPr id="1940867817" name="Image 9"/>
+            <wp:cNvGraphicFramePr>
+              <a:graphicFrameLocks xmlns:a="http://schemas.openxmlformats.org/drawingml/2006/main" noChangeAspect="1"/>
+            </wp:cNvGraphicFramePr>
+            <a:graphic xmlns:a="http://schemas.openxmlformats.org/drawingml/2006/main">
+              <a:graphicData uri="http://schemas.openxmlformats.org/drawingml/2006/picture">
+                <pic:pic xmlns:pic="http://schemas.openxmlformats.org/drawingml/2006/picture">
+                  <pic:nvPicPr>
+                    <pic:cNvPr id="0" name="Picture 19"/>
+                    <pic:cNvPicPr>
+                      <a:picLocks noChangeAspect="1" noChangeArrowheads="1"/>
+                    </pic:cNvPicPr>
+                  </pic:nvPicPr>
+                  <pic:blipFill>
+                    <a:blip r:embed="rId12">
+                      <a:extLst>
+                        <a:ext uri="{28A0092B-C50C-407E-A947-70E740481C1C}">
+                          <a14:useLocalDpi xmlns:a14="http://schemas.microsoft.com/office/drawing/2010/main" val="0"/>
+                        </a:ext>
+                      </a:extLst>
+                    </a:blip>
+                    <a:srcRect/>
+                    <a:stretch>
+                      <a:fillRect/>
+                    </a:stretch>
+                  </pic:blipFill>
+                  <pic:spPr bwMode="auto">
+                    <a:xfrm>
+                      <a:off x="0" y="0"/>
+                      <a:ext cx="5337810" cy="1371600"/>
+                    </a:xfrm>
+                    <a:prstGeom prst="rect">
+                      <a:avLst/>
+                    </a:prstGeom>
+                    <a:noFill/>
+                    <a:ln>
+                      <a:noFill/>
+                    </a:ln>
+                  </pic:spPr>
+                </pic:pic>
+              </a:graphicData>
+            </a:graphic>
+          </wp:inline>
+        </w:drawing>
+      </w:r>
+    </w:p>
+    <w:p>
+      <w:pPr>
+        <w:pStyle w:val="Titre2"/>
+      </w:pPr>
+      <w:bookmarkStart w:id="22" w:name="_Toc181719773"/>
+      <w:r>
+        <w:lastRenderedPageBreak/>
+        <w:t>Annexe 7</w:t>
+      </w:r>
+      <w:bookmarkEnd w:id="22"/>
+    </w:p>
+    <w:p>
+      <w:pPr>
+        <w:rPr>
+          <w:rFonts w:ascii="Arial" w:hAnsi="Arial" w:cs="Arial"/>
+        </w:rPr>
+      </w:pPr>
+      <w:r>
+        <w:rPr>
+          <w:rFonts w:ascii="Arial" w:hAnsi="Arial" w:cs="Arial"/>
+        </w:rPr>
+        <w:t>Exemple d’erreur de collecte de données, récupérant les banques au lieu des restaurants, en plus d’une faute dans le nom de la ville</w:t>
+      </w:r>
+    </w:p>
+    <w:p>
+      <w:pPr>
+        <w:rPr>
+          <w:rFonts w:ascii="Arial" w:hAnsi="Arial" w:cs="Arial"/>
+        </w:rPr>
+      </w:pPr>
+      <w:r>
+        <w:rPr>
+          <w:rFonts w:ascii="Arial" w:hAnsi="Arial" w:cs="Arial"/>
+          <w:i/>
+          <w:iCs/>
+          <w:noProof/>
+          <w:color w:val="000000"/>
+          <w:sz w:val="20"/>
+          <w:szCs w:val="20"/>
+          <w:bdr w:val="none" w:sz="0" w:space="0" w:color="auto" w:frame="1"/>
+        </w:rPr>
+        <w:drawing>
+          <wp:inline distT="0" distB="0" distL="0" distR="0" wp14:anchorId="2158E069" wp14:editId="3630460F">
+            <wp:extent cx="5486400" cy="1383665"/>
+            <wp:effectExtent l="0" t="0" r="0" b="6985"/>
+            <wp:docPr id="1658289742" name="Image 10"/>
+            <wp:cNvGraphicFramePr>
+              <a:graphicFrameLocks xmlns:a="http://schemas.openxmlformats.org/drawingml/2006/main" noChangeAspect="1"/>
+            </wp:cNvGraphicFramePr>
+            <a:graphic xmlns:a="http://schemas.openxmlformats.org/drawingml/2006/main">
+              <a:graphicData uri="http://schemas.openxmlformats.org/drawingml/2006/picture">
+                <pic:pic xmlns:pic="http://schemas.openxmlformats.org/drawingml/2006/picture">
+                  <pic:nvPicPr>
+                    <pic:cNvPr id="0" name="Picture 21"/>
+                    <pic:cNvPicPr>
+                      <a:picLocks noChangeAspect="1" noChangeArrowheads="1"/>
+                    </pic:cNvPicPr>
+                  </pic:nvPicPr>
+                  <pic:blipFill>
+                    <a:blip r:embed="rId13">
+                      <a:extLst>
+                        <a:ext uri="{28A0092B-C50C-407E-A947-70E740481C1C}">
+                          <a14:useLocalDpi xmlns:a14="http://schemas.microsoft.com/office/drawing/2010/main" val="0"/>
+                        </a:ext>
+                      </a:extLst>
+                    </a:blip>
+                    <a:srcRect/>
+                    <a:stretch>
+                      <a:fillRect/>
+                    </a:stretch>
+                  </pic:blipFill>
+                  <pic:spPr bwMode="auto">
+                    <a:xfrm>
+                      <a:off x="0" y="0"/>
+                      <a:ext cx="5486400" cy="1383665"/>
+                    </a:xfrm>
+                    <a:prstGeom prst="rect">
+                      <a:avLst/>
+                    </a:prstGeom>
+                    <a:noFill/>
+                    <a:ln>
+                      <a:noFill/>
+                    </a:ln>
+                  </pic:spPr>
+                </pic:pic>
+              </a:graphicData>
+            </a:graphic>
+          </wp:inline>
+        </w:drawing>
+      </w:r>
+    </w:p>
+    <w:p>
+      <w:pPr>
+        <w:pStyle w:val="Titre2"/>
+      </w:pPr>
+      <w:bookmarkStart w:id="23" w:name="_Toc181719774"/>
+      <w:r>
+        <w:t>Annexe 8</w:t>
+      </w:r>
+      <w:bookmarkEnd w:id="23"/>
+    </w:p>
+    <w:p>
+      <w:pPr>
+        <w:rPr>
+          <w:rFonts w:ascii="Arial" w:hAnsi="Arial" w:cs="Arial"/>
+        </w:rPr>
+      </w:pPr>
+      <w:r>
+        <w:rPr>
+          <w:rFonts w:ascii="Arial" w:hAnsi="Arial" w:cs="Arial"/>
+        </w:rPr>
+        <w:t>Exemple d’erreur d’extraction de données, le mode de transport est la voiture, ce qui ne correspond pas à ce que l’on souhaite</w:t>
+      </w:r>
+    </w:p>
+    <w:p>
+      <w:pPr>
+        <w:rPr>
+          <w:rFonts w:ascii="Arial" w:hAnsi="Arial" w:cs="Arial"/>
+        </w:rPr>
+      </w:pPr>
+      <w:r>
+        <w:rPr>
+          <w:rFonts w:ascii="Arial" w:hAnsi="Arial" w:cs="Arial"/>
+          <w:noProof/>
+          <w:color w:val="000000"/>
+          <w:sz w:val="28"/>
+          <w:szCs w:val="28"/>
+          <w:bdr w:val="none" w:sz="0" w:space="0" w:color="auto" w:frame="1"/>
+        </w:rPr>
+        <w:drawing>
+          <wp:inline distT="0" distB="0" distL="0" distR="0" wp14:anchorId="0306D4D4" wp14:editId="1F716247">
+            <wp:extent cx="5486400" cy="667385"/>
+            <wp:effectExtent l="0" t="0" r="0" b="0"/>
+            <wp:docPr id="1422562644" name="Image 11"/>
+            <wp:cNvGraphicFramePr>
+              <a:graphicFrameLocks xmlns:a="http://schemas.openxmlformats.org/drawingml/2006/main" noChangeAspect="1"/>
+            </wp:cNvGraphicFramePr>
+            <a:graphic xmlns:a="http://schemas.openxmlformats.org/drawingml/2006/main">
+              <a:graphicData uri="http://schemas.openxmlformats.org/drawingml/2006/picture">
+                <pic:pic xmlns:pic="http://schemas.openxmlformats.org/drawingml/2006/picture">
+                  <pic:nvPicPr>
+                    <pic:cNvPr id="0" name="Picture 23"/>
+                    <pic:cNvPicPr>
+                      <a:picLocks noChangeAspect="1" noChangeArrowheads="1"/>
+                    </pic:cNvPicPr>
+                  </pic:nvPicPr>
+                  <pic:blipFill>
+                    <a:blip r:embed="rId14">
+                      <a:extLst>
+                        <a:ext uri="{28A0092B-C50C-407E-A947-70E740481C1C}">
+                          <a14:useLocalDpi xmlns:a14="http://schemas.microsoft.com/office/drawing/2010/main" val="0"/>
+                        </a:ext>
+                      </a:extLst>
+                    </a:blip>
+                    <a:srcRect/>
+                    <a:stretch>
+                      <a:fillRect/>
+                    </a:stretch>
+                  </pic:blipFill>
+                  <pic:spPr bwMode="auto">
+                    <a:xfrm>
+                      <a:off x="0" y="0"/>
+                      <a:ext cx="5486400" cy="667385"/>
+                    </a:xfrm>
+                    <a:prstGeom prst="rect">
+                      <a:avLst/>
+                    </a:prstGeom>
+                    <a:noFill/>
+                    <a:ln>
+                      <a:noFill/>
+                    </a:ln>
+                  </pic:spPr>
+                </pic:pic>
+              </a:graphicData>
+            </a:graphic>
+          </wp:inline>
+        </w:drawing>
+      </w:r>
+    </w:p>
+    <w:p>
+      <w:pPr>
+        <w:pStyle w:val="Titre2"/>
+      </w:pPr>
+      <w:bookmarkStart w:id="24" w:name="_Toc181719775"/>
+      <w:r>
+        <w:t>Annexe 9</w:t>
+      </w:r>
+      <w:bookmarkEnd w:id="24"/>
+    </w:p>
+    <w:p>
+      <w:pPr>
+        <w:rPr>
+          <w:rFonts w:ascii="Arial" w:hAnsi="Arial" w:cs="Arial"/>
+        </w:rPr>
+      </w:pPr>
+      <w:r>
+        <w:rPr>
+          <w:rFonts w:ascii="Arial" w:hAnsi="Arial" w:cs="Arial"/>
+        </w:rPr>
+        <w:t>Exemple d’erreur d’extraction de données, la clé API est omise et laissé à nulle, ne permettant pas la récupération des données</w:t>
+      </w:r>
+    </w:p>
+    <w:p>
+      <w:pPr>
+        <w:rPr>
+          <w:rFonts w:ascii="Arial" w:hAnsi="Arial" w:cs="Arial"/>
+        </w:rPr>
+      </w:pPr>
+      <w:r>
+        <w:rPr>
+          <w:rFonts w:ascii="Arial" w:hAnsi="Arial" w:cs="Arial"/>
+          <w:i/>
+          <w:iCs/>
+          <w:noProof/>
+          <w:color w:val="000000"/>
+          <w:sz w:val="20"/>
+          <w:szCs w:val="20"/>
+          <w:bdr w:val="none" w:sz="0" w:space="0" w:color="auto" w:frame="1"/>
+        </w:rPr>
+        <w:drawing>
+          <wp:inline distT="0" distB="0" distL="0" distR="0" wp14:anchorId="6D10FE1F" wp14:editId="3F74BCE6">
+            <wp:extent cx="5486400" cy="598170"/>
+            <wp:effectExtent l="0" t="0" r="0" b="0"/>
+            <wp:docPr id="1772374889" name="Image 12"/>
+            <wp:cNvGraphicFramePr>
+              <a:graphicFrameLocks xmlns:a="http://schemas.openxmlformats.org/drawingml/2006/main" noChangeAspect="1"/>
+            </wp:cNvGraphicFramePr>
+            <a:graphic xmlns:a="http://schemas.openxmlformats.org/drawingml/2006/main">
+              <a:graphicData uri="http://schemas.openxmlformats.org/drawingml/2006/picture">
+                <pic:pic xmlns:pic="http://schemas.openxmlformats.org/drawingml/2006/picture">
+                  <pic:nvPicPr>
+                    <pic:cNvPr id="0" name="Picture 25"/>
+                    <pic:cNvPicPr>
+                      <a:picLocks noChangeAspect="1" noChangeArrowheads="1"/>
+                    </pic:cNvPicPr>
+                  </pic:nvPicPr>
+                  <pic:blipFill>
+                    <a:blip r:embed="rId15">
+                      <a:extLst>
+                        <a:ext uri="{28A0092B-C50C-407E-A947-70E740481C1C}">
+                          <a14:useLocalDpi xmlns:a14="http://schemas.microsoft.com/office/drawing/2010/main" val="0"/>
+                        </a:ext>
+                      </a:extLst>
+                    </a:blip>
+                    <a:srcRect/>
+                    <a:stretch>
+                      <a:fillRect/>
+                    </a:stretch>
+                  </pic:blipFill>
+                  <pic:spPr bwMode="auto">
+                    <a:xfrm>
+                      <a:off x="0" y="0"/>
+                      <a:ext cx="5486400" cy="598170"/>
+                    </a:xfrm>
+                    <a:prstGeom prst="rect">
+                      <a:avLst/>
+                    </a:prstGeom>
+                    <a:noFill/>
+                    <a:ln>
+                      <a:noFill/>
+                    </a:ln>
+                  </pic:spPr>
+                </pic:pic>
+              </a:graphicData>
+            </a:graphic>
+          </wp:inline>
+        </w:drawing>
+      </w:r>
+    </w:p>
+    <w:p>
+      <w:pPr>
+        <w:pStyle w:val="Titre2"/>
+      </w:pPr>
+      <w:bookmarkStart w:id="25" w:name="_Toc181719776"/>
+      <w:r>
+        <w:t>Annexe 10</w:t>
+      </w:r>
+      <w:bookmarkEnd w:id="25"/>
+    </w:p>
+    <w:p>
+      <w:pPr>
+        <w:rPr>
+          <w:rFonts w:ascii="Arial" w:hAnsi="Arial" w:cs="Arial"/>
+        </w:rPr>
+      </w:pPr>
+      <w:r>
+        <w:rPr>
+          <w:rFonts w:ascii="Arial" w:hAnsi="Arial" w:cs="Arial"/>
+        </w:rPr>
+        <w:t>Exemple d’erreur de données, utilisant des coordonnées géospatiales invalides en dehors des limites conventionnellement établies</w:t>
+      </w:r>
+    </w:p>
+    <w:p>
+      <w:pPr>
+        <w:rPr>
+          <w:rFonts w:ascii="Arial" w:hAnsi="Arial" w:cs="Arial"/>
+        </w:rPr>
+      </w:pPr>
+      <w:r>
+        <w:rPr>
+          <w:rFonts w:ascii="Arial" w:hAnsi="Arial" w:cs="Arial"/>
+          <w:noProof/>
+          <w:color w:val="000000"/>
+          <w:sz w:val="28"/>
+          <w:szCs w:val="28"/>
+          <w:bdr w:val="none" w:sz="0" w:space="0" w:color="auto" w:frame="1"/>
+        </w:rPr>
+        <w:drawing>
+          <wp:inline distT="0" distB="0" distL="0" distR="0" wp14:anchorId="49784FD1" wp14:editId="71210CC8">
+            <wp:extent cx="5486400" cy="628650"/>
+            <wp:effectExtent l="0" t="0" r="0" b="0"/>
+            <wp:docPr id="1218303684" name="Image 13"/>
+            <wp:cNvGraphicFramePr>
+              <a:graphicFrameLocks xmlns:a="http://schemas.openxmlformats.org/drawingml/2006/main" noChangeAspect="1"/>
+            </wp:cNvGraphicFramePr>
+            <a:graphic xmlns:a="http://schemas.openxmlformats.org/drawingml/2006/main">
+              <a:graphicData uri="http://schemas.openxmlformats.org/drawingml/2006/picture">
+                <pic:pic xmlns:pic="http://schemas.openxmlformats.org/drawingml/2006/picture">
+                  <pic:nvPicPr>
+                    <pic:cNvPr id="0" name="Picture 27"/>
+                    <pic:cNvPicPr>
+                      <a:picLocks noChangeAspect="1" noChangeArrowheads="1"/>
+                    </pic:cNvPicPr>
+                  </pic:nvPicPr>
+                  <pic:blipFill>
+                    <a:blip r:embed="rId16">
+                      <a:extLst>
+                        <a:ext uri="{28A0092B-C50C-407E-A947-70E740481C1C}">
+                          <a14:useLocalDpi xmlns:a14="http://schemas.microsoft.com/office/drawing/2010/main" val="0"/>
+                        </a:ext>
+                      </a:extLst>
+                    </a:blip>
+                    <a:srcRect/>
+                    <a:stretch>
+                      <a:fillRect/>
+                    </a:stretch>
+                  </pic:blipFill>
+                  <pic:spPr bwMode="auto">
+                    <a:xfrm>
+                      <a:off x="0" y="0"/>
+                      <a:ext cx="5486400" cy="628650"/>
+                    </a:xfrm>
+                    <a:prstGeom prst="rect">
+                      <a:avLst/>
+                    </a:prstGeom>
+                    <a:noFill/>
+                    <a:ln>
+                      <a:noFill/>
+                    </a:ln>
+                  </pic:spPr>
+                </pic:pic>
+              </a:graphicData>
+            </a:graphic>
+          </wp:inline>
+        </w:drawing>
+      </w:r>
+    </w:p>
+    <w:p>
+      <w:pPr>
+        <w:pStyle w:val="Titre2"/>
+      </w:pPr>
+      <w:bookmarkStart w:id="26" w:name="_Toc181719777"/>
+      <w:r>
+        <w:t>Annexe 11</w:t>
+      </w:r>
+      <w:bookmarkEnd w:id="26"/>
+    </w:p>
+    <w:p>
+      <w:pPr>
+        <w:rPr>
+          <w:rFonts w:ascii="Arial" w:hAnsi="Arial" w:cs="Arial"/>
+        </w:rPr>
+      </w:pPr>
+      <w:r>
+        <w:rPr>
+          <w:rFonts w:ascii="Arial" w:hAnsi="Arial" w:cs="Arial"/>
+        </w:rPr>
+        <w:t>Exemple d’erreur de formatage de données, utilisant de virgules “,” pour les coordonnées de départ à la place de points “.”</w:t>
+      </w:r>
+    </w:p>
+    <w:p>
+      <w:pPr>
         <w:rPr>
           <w:rFonts w:ascii="Times New Roman" w:hAnsi="Times New Roman" w:cs="Times New Roman"/>
           <w:b/>
           <w:bCs/>
         </w:rPr>
       </w:pPr>
+      <w:r>
+        <w:rPr>
+          <w:rFonts w:ascii="Arial" w:hAnsi="Arial" w:cs="Arial"/>
+          <w:noProof/>
+          <w:color w:val="000000"/>
+          <w:sz w:val="28"/>
+          <w:szCs w:val="28"/>
+          <w:bdr w:val="none" w:sz="0" w:space="0" w:color="auto" w:frame="1"/>
+        </w:rPr>
+        <w:lastRenderedPageBreak/>
+        <w:drawing>
+          <wp:inline distT="0" distB="0" distL="0" distR="0" wp14:anchorId="1BDB04DA" wp14:editId="060CA024">
+            <wp:extent cx="5486400" cy="520065"/>
+            <wp:effectExtent l="0" t="0" r="0" b="0"/>
+            <wp:docPr id="1813637650" name="Image 14"/>
+            <wp:cNvGraphicFramePr>
+              <a:graphicFrameLocks xmlns:a="http://schemas.openxmlformats.org/drawingml/2006/main" noChangeAspect="1"/>
+            </wp:cNvGraphicFramePr>
+            <a:graphic xmlns:a="http://schemas.openxmlformats.org/drawingml/2006/main">
+              <a:graphicData uri="http://schemas.openxmlformats.org/drawingml/2006/picture">
+                <pic:pic xmlns:pic="http://schemas.openxmlformats.org/drawingml/2006/picture">
+                  <pic:nvPicPr>
+                    <pic:cNvPr id="0" name="Picture 29"/>
+                    <pic:cNvPicPr>
+                      <a:picLocks noChangeAspect="1" noChangeArrowheads="1"/>
+                    </pic:cNvPicPr>
+                  </pic:nvPicPr>
+                  <pic:blipFill>
+                    <a:blip r:embed="rId17">
+                      <a:extLst>
+                        <a:ext uri="{28A0092B-C50C-407E-A947-70E740481C1C}">
+                          <a14:useLocalDpi xmlns:a14="http://schemas.microsoft.com/office/drawing/2010/main" val="0"/>
+                        </a:ext>
+                      </a:extLst>
+                    </a:blip>
+                    <a:srcRect/>
+                    <a:stretch>
+                      <a:fillRect/>
+                    </a:stretch>
+                  </pic:blipFill>
+                  <pic:spPr bwMode="auto">
+                    <a:xfrm>
+                      <a:off x="0" y="0"/>
+                      <a:ext cx="5486400" cy="520065"/>
+                    </a:xfrm>
+                    <a:prstGeom prst="rect">
+                      <a:avLst/>
+                    </a:prstGeom>
+                    <a:noFill/>
+                    <a:ln>
+                      <a:noFill/>
+                    </a:ln>
+                  </pic:spPr>
+                </pic:pic>
+              </a:graphicData>
+            </a:graphic>
+          </wp:inline>
+        </w:drawing>
+      </w:r>
+    </w:p>
+    <w:p>
+      <w:pPr>
+        <w:rPr>
+          <w:rFonts w:asciiTheme="majorHAnsi" w:eastAsiaTheme="majorEastAsia" w:hAnsiTheme="majorHAnsi" w:cstheme="majorBidi"/>
+          <w:color w:val="0F4761" w:themeColor="accent1" w:themeShade="BF"/>
+          <w:sz w:val="32"/>
+          <w:szCs w:val="32"/>
+        </w:rPr>
+      </w:pPr>
+      <w:r>
+        <w:br w:type="page"/>
+      </w:r>
+    </w:p>
+    <w:p>
+      <w:pPr>
+        <w:pStyle w:val="Titre2"/>
+      </w:pPr>
+      <w:bookmarkStart w:id="27" w:name="_Toc181719778"/>
+      <w:r>
+        <w:lastRenderedPageBreak/>
+        <w:t>Annexe 12</w:t>
+      </w:r>
+      <w:bookmarkEnd w:id="27"/>
+    </w:p>
+    <w:p>
+      <w:pPr>
+        <w:rPr>
+          <w:rFonts w:ascii="Arial" w:hAnsi="Arial" w:cs="Arial"/>
+        </w:rPr>
+      </w:pPr>
+      <w:r>
+        <w:rPr>
+          <w:rFonts w:ascii="Arial" w:hAnsi="Arial" w:cs="Arial"/>
+        </w:rPr>
+        <w:t>Diagramme UML du processus d’extraction</w:t>
+      </w:r>
     </w:p>
     <w:p>
       <w:pPr>
@@ -1236,417 +5703,12 @@
           <w:bCs/>
         </w:rPr>
       </w:pPr>
-    </w:p>
-    <w:p>
-      <w:pPr>
-        <w:spacing w:line="276" w:lineRule="auto"/>
+      <w:r>
         <w:rPr>
           <w:rFonts w:ascii="Times New Roman" w:hAnsi="Times New Roman" w:cs="Times New Roman"/>
           <w:b/>
           <w:bCs/>
-        </w:rPr>
-      </w:pPr>
-      <w:r>
-        <w:rPr>
-          <w:rFonts w:ascii="Times New Roman" w:hAnsi="Times New Roman" w:cs="Times New Roman"/>
-          <w:b/>
-          <w:bCs/>
-        </w:rPr>
-        <w:t>S</w:t>
-      </w:r>
-      <w:r>
-        <w:rPr>
-          <w:rFonts w:ascii="Times New Roman" w:hAnsi="Times New Roman" w:cs="Times New Roman"/>
-          <w:b/>
-          <w:bCs/>
-        </w:rPr>
-        <w:t>ources d'assistance</w:t>
-      </w:r>
-    </w:p>
-    <w:p>
-      <w:pPr>
-        <w:spacing w:line="276" w:lineRule="auto"/>
-        <w:rPr>
-          <w:rFonts w:ascii="Times New Roman" w:hAnsi="Times New Roman" w:cs="Times New Roman"/>
-        </w:rPr>
-      </w:pPr>
-      <w:r>
-        <w:rPr>
-          <w:rFonts w:ascii="Times New Roman" w:hAnsi="Times New Roman" w:cs="Times New Roman"/>
-        </w:rPr>
-        <w:t xml:space="preserve">Certaines parties de ce projet ont été réalisées avec l’aide de l’assistant IA </w:t>
-      </w:r>
-      <w:proofErr w:type="spellStart"/>
-      <w:r>
-        <w:rPr>
-          <w:rFonts w:ascii="Times New Roman" w:hAnsi="Times New Roman" w:cs="Times New Roman"/>
-        </w:rPr>
-        <w:t>ChatGPT</w:t>
-      </w:r>
-      <w:proofErr w:type="spellEnd"/>
-      <w:r>
-        <w:rPr>
-          <w:rFonts w:ascii="Times New Roman" w:hAnsi="Times New Roman" w:cs="Times New Roman"/>
-        </w:rPr>
-        <w:t>, en particulier pour :</w:t>
-      </w:r>
-    </w:p>
-    <w:p>
-      <w:pPr>
-        <w:numPr>
-          <w:ilvl w:val="0"/>
-          <w:numId w:val="3"/>
-        </w:numPr>
-        <w:spacing w:line="276" w:lineRule="auto"/>
-        <w:rPr>
-          <w:rFonts w:ascii="Times New Roman" w:hAnsi="Times New Roman" w:cs="Times New Roman"/>
-        </w:rPr>
-      </w:pPr>
-      <w:r>
-        <w:rPr>
-          <w:rFonts w:ascii="Times New Roman" w:hAnsi="Times New Roman" w:cs="Times New Roman"/>
-          <w:b/>
-          <w:bCs/>
-        </w:rPr>
-        <w:t>Script de vérification de la disponibilité de Neo4j :</w:t>
-      </w:r>
-      <w:r>
-        <w:rPr>
-          <w:rFonts w:ascii="Times New Roman" w:hAnsi="Times New Roman" w:cs="Times New Roman"/>
-        </w:rPr>
-        <w:t xml:space="preserve"> Le script wait_for_neo4j() utilisé dans load.py pour s'assurer que Neo4j est prêt avant le chargement des données. Ce script attend la disponibilité de Neo4j en tentant de se connecter de manière répétée jusqu'à ce que le service soit prêt.</w:t>
-      </w:r>
-    </w:p>
-    <w:p>
-      <w:pPr>
-        <w:numPr>
-          <w:ilvl w:val="0"/>
-          <w:numId w:val="3"/>
-        </w:numPr>
-        <w:spacing w:line="276" w:lineRule="auto"/>
-        <w:rPr>
-          <w:rFonts w:ascii="Times New Roman" w:hAnsi="Times New Roman" w:cs="Times New Roman"/>
-        </w:rPr>
-      </w:pPr>
-      <w:r>
-        <w:rPr>
-          <w:rFonts w:ascii="Times New Roman" w:hAnsi="Times New Roman" w:cs="Times New Roman"/>
-          <w:b/>
-          <w:bCs/>
-        </w:rPr>
-        <w:t xml:space="preserve">Exécution automatique des scripts dans le </w:t>
-      </w:r>
-      <w:proofErr w:type="spellStart"/>
-      <w:r>
-        <w:rPr>
-          <w:rFonts w:ascii="Times New Roman" w:hAnsi="Times New Roman" w:cs="Times New Roman"/>
-          <w:b/>
-          <w:bCs/>
-        </w:rPr>
-        <w:t>Dockerfile</w:t>
-      </w:r>
-      <w:proofErr w:type="spellEnd"/>
-      <w:r>
-        <w:rPr>
-          <w:rFonts w:ascii="Times New Roman" w:hAnsi="Times New Roman" w:cs="Times New Roman"/>
-          <w:b/>
-          <w:bCs/>
-        </w:rPr>
-        <w:t xml:space="preserve"> :</w:t>
-      </w:r>
-      <w:r>
-        <w:rPr>
-          <w:rFonts w:ascii="Times New Roman" w:hAnsi="Times New Roman" w:cs="Times New Roman"/>
-        </w:rPr>
-        <w:t xml:space="preserve"> La commande utilisée dans le </w:t>
-      </w:r>
-      <w:proofErr w:type="spellStart"/>
-      <w:r>
-        <w:rPr>
-          <w:rFonts w:ascii="Times New Roman" w:hAnsi="Times New Roman" w:cs="Times New Roman"/>
-        </w:rPr>
-        <w:t>Dockerfile</w:t>
-      </w:r>
-      <w:proofErr w:type="spellEnd"/>
-      <w:r>
-        <w:rPr>
-          <w:rFonts w:ascii="Times New Roman" w:hAnsi="Times New Roman" w:cs="Times New Roman"/>
-        </w:rPr>
-        <w:t xml:space="preserve"> pour exécuter les scripts ETL (extract.py, transform.py, load.py) a également été suggérée par </w:t>
-      </w:r>
-      <w:proofErr w:type="spellStart"/>
-      <w:r>
-        <w:rPr>
-          <w:rFonts w:ascii="Times New Roman" w:hAnsi="Times New Roman" w:cs="Times New Roman"/>
-        </w:rPr>
-        <w:t>ChatGPT</w:t>
-      </w:r>
-      <w:proofErr w:type="spellEnd"/>
-      <w:r>
-        <w:rPr>
-          <w:rFonts w:ascii="Times New Roman" w:hAnsi="Times New Roman" w:cs="Times New Roman"/>
-        </w:rPr>
-        <w:t xml:space="preserve">. Cette commande garantit que le </w:t>
-      </w:r>
-      <w:r>
-        <w:rPr>
-          <w:rFonts w:ascii="Times New Roman" w:hAnsi="Times New Roman" w:cs="Times New Roman"/>
-        </w:rPr>
-        <w:lastRenderedPageBreak/>
-        <w:t>processus ETL se lance automatiquement lors du démarrage des conteneurs avec docker-compose up.</w:t>
-      </w:r>
-    </w:p>
-    <w:p>
-      <w:pPr>
-        <w:numPr>
-          <w:ilvl w:val="0"/>
-          <w:numId w:val="3"/>
-        </w:numPr>
-        <w:spacing w:line="276" w:lineRule="auto"/>
-        <w:rPr>
-          <w:rFonts w:ascii="Times New Roman" w:hAnsi="Times New Roman" w:cs="Times New Roman"/>
-        </w:rPr>
-      </w:pPr>
-      <w:r>
-        <w:rPr>
-          <w:rFonts w:ascii="Times New Roman" w:hAnsi="Times New Roman" w:cs="Times New Roman"/>
-          <w:b/>
-          <w:bCs/>
-        </w:rPr>
-        <w:t xml:space="preserve">Génération de diagramme UML : </w:t>
-      </w:r>
-      <w:r>
-        <w:rPr>
-          <w:rFonts w:ascii="Times New Roman" w:hAnsi="Times New Roman" w:cs="Times New Roman"/>
-        </w:rPr>
-        <w:t>Pour améliorer l’efficacité de notre création de diagramme UML, nous avons utilisé l’outil DiagramGPT. Cet outil nous a permis de générer des ébauches de diagramme basé sur notre code, que nous avons bien évidemment adapter pour qu’ils correspondent à notre travail. On a donc pu avoir plus de facilité le processus de création de diagramme UML.</w:t>
-      </w:r>
-    </w:p>
-    <w:p>
-      <w:pPr>
-        <w:spacing w:line="276" w:lineRule="auto"/>
-        <w:rPr>
-          <w:rFonts w:ascii="Times New Roman" w:hAnsi="Times New Roman" w:cs="Times New Roman"/>
-        </w:rPr>
-      </w:pPr>
-      <w:r>
-        <w:rPr>
-          <w:rFonts w:ascii="Times New Roman" w:hAnsi="Times New Roman" w:cs="Times New Roman"/>
-        </w:rPr>
-        <w:t>Ces contributions ont permis de résoudre des problèmes techniques et d’optimiser le déploiement du projet en environnement Docker.</w:t>
-      </w:r>
-    </w:p>
-    <w:p>
-      <w:pPr>
-        <w:rPr>
-          <w:rFonts w:ascii="Times New Roman" w:hAnsi="Times New Roman" w:cs="Times New Roman"/>
-          <w:b/>
-          <w:bCs/>
-        </w:rPr>
-      </w:pPr>
-    </w:p>
-    <w:p>
-      <w:pPr>
-        <w:rPr>
-          <w:rFonts w:ascii="Times New Roman" w:hAnsi="Times New Roman" w:cs="Times New Roman"/>
-          <w:b/>
-          <w:bCs/>
-        </w:rPr>
-      </w:pPr>
-    </w:p>
-    <w:p>
-      <w:pPr>
-        <w:rPr>
-          <w:rFonts w:ascii="Times New Roman" w:hAnsi="Times New Roman" w:cs="Times New Roman"/>
-          <w:b/>
-          <w:bCs/>
-        </w:rPr>
-      </w:pPr>
-    </w:p>
-    <w:p>
-      <w:pPr>
-        <w:rPr>
-          <w:rFonts w:ascii="Times New Roman" w:hAnsi="Times New Roman" w:cs="Times New Roman"/>
-          <w:b/>
-          <w:bCs/>
-        </w:rPr>
-      </w:pPr>
-    </w:p>
-    <w:p>
-      <w:pPr>
-        <w:rPr>
-          <w:rFonts w:ascii="Times New Roman" w:hAnsi="Times New Roman" w:cs="Times New Roman"/>
-          <w:b/>
-          <w:bCs/>
-        </w:rPr>
-      </w:pPr>
-    </w:p>
-    <w:p>
-      <w:pPr>
-        <w:rPr>
-          <w:rFonts w:ascii="Times New Roman" w:hAnsi="Times New Roman" w:cs="Times New Roman"/>
-          <w:b/>
-          <w:bCs/>
-        </w:rPr>
-      </w:pPr>
-    </w:p>
-    <w:p>
-      <w:pPr>
-        <w:rPr>
-          <w:rFonts w:ascii="Times New Roman" w:hAnsi="Times New Roman" w:cs="Times New Roman"/>
-          <w:b/>
-          <w:bCs/>
-        </w:rPr>
-      </w:pPr>
-    </w:p>
-    <w:p>
-      <w:pPr>
-        <w:rPr>
-          <w:rFonts w:ascii="Times New Roman" w:hAnsi="Times New Roman" w:cs="Times New Roman"/>
-          <w:b/>
-          <w:bCs/>
-        </w:rPr>
-      </w:pPr>
-    </w:p>
-    <w:p>
-      <w:pPr>
-        <w:rPr>
-          <w:rFonts w:ascii="Times New Roman" w:hAnsi="Times New Roman" w:cs="Times New Roman"/>
-          <w:b/>
-          <w:bCs/>
-        </w:rPr>
-      </w:pPr>
-    </w:p>
-    <w:p>
-      <w:pPr>
-        <w:rPr>
-          <w:rFonts w:ascii="Times New Roman" w:hAnsi="Times New Roman" w:cs="Times New Roman"/>
-          <w:b/>
-          <w:bCs/>
-        </w:rPr>
-      </w:pPr>
-    </w:p>
-    <w:p>
-      <w:pPr>
-        <w:rPr>
-          <w:rFonts w:ascii="Times New Roman" w:hAnsi="Times New Roman" w:cs="Times New Roman"/>
-          <w:b/>
-          <w:bCs/>
-        </w:rPr>
-      </w:pPr>
-    </w:p>
-    <w:p>
-      <w:pPr>
-        <w:rPr>
-          <w:rFonts w:ascii="Times New Roman" w:hAnsi="Times New Roman" w:cs="Times New Roman"/>
-          <w:b/>
-          <w:bCs/>
-        </w:rPr>
-      </w:pPr>
-    </w:p>
-    <w:p>
-      <w:pPr>
-        <w:rPr>
-          <w:rFonts w:ascii="Times New Roman" w:hAnsi="Times New Roman" w:cs="Times New Roman"/>
-          <w:b/>
-          <w:bCs/>
-        </w:rPr>
-      </w:pPr>
-    </w:p>
-    <w:p>
-      <w:pPr>
-        <w:rPr>
-          <w:rFonts w:ascii="Times New Roman" w:hAnsi="Times New Roman" w:cs="Times New Roman"/>
-          <w:b/>
-          <w:bCs/>
-        </w:rPr>
-      </w:pPr>
-    </w:p>
-    <w:p>
-      <w:pPr>
-        <w:rPr>
-          <w:rFonts w:ascii="Times New Roman" w:hAnsi="Times New Roman" w:cs="Times New Roman"/>
-          <w:b/>
-          <w:bCs/>
-        </w:rPr>
-      </w:pPr>
-    </w:p>
-    <w:p>
-      <w:pPr>
-        <w:rPr>
-          <w:rFonts w:ascii="Times New Roman" w:hAnsi="Times New Roman" w:cs="Times New Roman"/>
-          <w:b/>
-          <w:bCs/>
-        </w:rPr>
-      </w:pPr>
-    </w:p>
-    <w:p>
-      <w:pPr>
-        <w:rPr>
-          <w:rFonts w:ascii="Times New Roman" w:hAnsi="Times New Roman" w:cs="Times New Roman"/>
-          <w:b/>
-          <w:bCs/>
-        </w:rPr>
-      </w:pPr>
-    </w:p>
-    <w:p>
-      <w:pPr>
-        <w:rPr>
-          <w:rFonts w:ascii="Times New Roman" w:hAnsi="Times New Roman" w:cs="Times New Roman"/>
-          <w:b/>
-          <w:bCs/>
-        </w:rPr>
-      </w:pPr>
-    </w:p>
-    <w:p>
-      <w:pPr>
-        <w:rPr>
-          <w:rFonts w:ascii="Times New Roman" w:hAnsi="Times New Roman" w:cs="Times New Roman"/>
-          <w:b/>
-          <w:bCs/>
-        </w:rPr>
-      </w:pPr>
-    </w:p>
-    <w:p>
-      <w:pPr>
-        <w:rPr>
-          <w:rFonts w:ascii="Times New Roman" w:hAnsi="Times New Roman" w:cs="Times New Roman"/>
-          <w:b/>
-          <w:bCs/>
-        </w:rPr>
-      </w:pPr>
-    </w:p>
-    <w:p>
-      <w:pPr>
-        <w:rPr>
-          <w:rFonts w:ascii="Times New Roman" w:hAnsi="Times New Roman" w:cs="Times New Roman"/>
-          <w:b/>
-          <w:bCs/>
-        </w:rPr>
-      </w:pPr>
-      <w:r>
-        <w:rPr>
-          <w:rFonts w:ascii="Times New Roman" w:hAnsi="Times New Roman" w:cs="Times New Roman"/>
-          <w:b/>
-          <w:bCs/>
-        </w:rPr>
-        <w:lastRenderedPageBreak/>
-        <w:t xml:space="preserve">Annexe 1 : Diagramme UML du processus d’extraction </w:t>
-      </w:r>
-    </w:p>
-    <w:p>
-      <w:pPr>
-        <w:rPr>
-          <w:rFonts w:ascii="Times New Roman" w:hAnsi="Times New Roman" w:cs="Times New Roman"/>
-          <w:b/>
-          <w:bCs/>
-        </w:rPr>
-      </w:pPr>
-      <w:r>
-        <w:rPr>
-          <w:rFonts w:ascii="Times New Roman" w:hAnsi="Times New Roman" w:cs="Times New Roman"/>
-          <w:b/>
-          <w:bCs/>
+          <w:noProof/>
         </w:rPr>
         <w:drawing>
           <wp:inline distT="0" distB="0" distL="0" distR="0" wp14:anchorId="7BDF4406" wp14:editId="7AF1D96F">
@@ -1666,7 +5728,7 @@
                     </pic:cNvPicPr>
                   </pic:nvPicPr>
                   <pic:blipFill>
-                    <a:blip r:embed="rId6" cstate="print">
+                    <a:blip r:embed="rId18" cstate="print">
                       <a:extLst>
                         <a:ext uri="{28A0092B-C50C-407E-A947-70E740481C1C}">
                           <a14:useLocalDpi xmlns:a14="http://schemas.microsoft.com/office/drawing/2010/main" val="0"/>
@@ -1701,6 +5763,33 @@
     <w:p>
       <w:pPr>
         <w:rPr>
+          <w:rFonts w:ascii="Arial" w:hAnsi="Arial" w:cs="Arial"/>
+        </w:rPr>
+      </w:pPr>
+      <w:r>
+        <w:rPr>
+          <w:rFonts w:ascii="Arial" w:hAnsi="Arial" w:cs="Arial"/>
+        </w:rPr>
+        <w:t>Crédit : Utilisation de DiagramGPT pour faciliter la création du diagramme UML</w:t>
+      </w:r>
+    </w:p>
+    <w:p>
+      <w:pPr>
+        <w:pStyle w:val="Titre2"/>
+      </w:pPr>
+      <w:bookmarkStart w:id="28" w:name="_Toc181719779"/>
+      <w:r>
+        <w:lastRenderedPageBreak/>
+        <w:t xml:space="preserve">Annexe </w:t>
+      </w:r>
+      <w:r>
+        <w:t>13</w:t>
+      </w:r>
+      <w:bookmarkEnd w:id="28"/>
+    </w:p>
+    <w:p>
+      <w:pPr>
+        <w:rPr>
           <w:rFonts w:ascii="Times New Roman" w:hAnsi="Times New Roman" w:cs="Times New Roman"/>
           <w:b/>
           <w:bCs/>
@@ -1712,7 +5801,7 @@
           <w:b/>
           <w:bCs/>
         </w:rPr>
-        <w:t>Crédit : Utilisation de DiagramGPT pour faciliter la création du diagramme UML</w:t>
+        <w:t>Processus d’acquisition incrémentale</w:t>
       </w:r>
     </w:p>
     <w:p>
@@ -1723,47 +5812,12 @@
           <w:bCs/>
         </w:rPr>
       </w:pPr>
-    </w:p>
-    <w:p>
-      <w:pPr>
+      <w:r>
         <w:rPr>
           <w:rFonts w:ascii="Times New Roman" w:hAnsi="Times New Roman" w:cs="Times New Roman"/>
           <w:b/>
           <w:bCs/>
-        </w:rPr>
-      </w:pPr>
-    </w:p>
-    <w:p>
-      <w:pPr>
-        <w:rPr>
-          <w:rFonts w:ascii="Times New Roman" w:hAnsi="Times New Roman" w:cs="Times New Roman"/>
-          <w:b/>
-          <w:bCs/>
-        </w:rPr>
-      </w:pPr>
-      <w:r>
-        <w:rPr>
-          <w:rFonts w:ascii="Times New Roman" w:hAnsi="Times New Roman" w:cs="Times New Roman"/>
-          <w:b/>
-          <w:bCs/>
-        </w:rPr>
-        <w:lastRenderedPageBreak/>
-        <w:t>Annexe 2 : Processus d’acquisition incrémentale</w:t>
-      </w:r>
-    </w:p>
-    <w:p>
-      <w:pPr>
-        <w:rPr>
-          <w:rFonts w:ascii="Times New Roman" w:hAnsi="Times New Roman" w:cs="Times New Roman"/>
-          <w:b/>
-          <w:bCs/>
-        </w:rPr>
-      </w:pPr>
-      <w:r>
-        <w:rPr>
-          <w:rFonts w:ascii="Times New Roman" w:hAnsi="Times New Roman" w:cs="Times New Roman"/>
-          <w:b/>
-          <w:bCs/>
+          <w:noProof/>
         </w:rPr>
         <w:drawing>
           <wp:inline distT="0" distB="0" distL="0" distR="0" wp14:anchorId="04649EAD" wp14:editId="521EF430">
@@ -1781,7 +5835,7 @@
                     <pic:cNvPicPr/>
                   </pic:nvPicPr>
                   <pic:blipFill>
-                    <a:blip r:embed="rId7"/>
+                    <a:blip r:embed="rId19"/>
                     <a:stretch>
                       <a:fillRect/>
                     </a:stretch>
@@ -1805,89 +5859,82 @@
     <w:p>
       <w:pPr>
         <w:rPr>
+          <w:rFonts w:ascii="Arial" w:hAnsi="Arial" w:cs="Arial"/>
+        </w:rPr>
+      </w:pPr>
+      <w:r>
+        <w:rPr>
+          <w:rFonts w:ascii="Arial" w:hAnsi="Arial" w:cs="Arial"/>
+        </w:rPr>
+        <w:t>Crédit : Utilisation de DiagramGPT pour faciliter la création du diagramme UML</w:t>
+      </w:r>
+    </w:p>
+    <w:p>
+      <w:pPr>
+        <w:rPr>
+          <w:rFonts w:asciiTheme="majorHAnsi" w:eastAsiaTheme="majorEastAsia" w:hAnsiTheme="majorHAnsi" w:cstheme="majorBidi"/>
+          <w:color w:val="0F4761" w:themeColor="accent1" w:themeShade="BF"/>
+          <w:sz w:val="32"/>
+          <w:szCs w:val="32"/>
+        </w:rPr>
+      </w:pPr>
+      <w:r>
+        <w:br w:type="page"/>
+      </w:r>
+    </w:p>
+    <w:p>
+      <w:pPr>
+        <w:pStyle w:val="Titre2"/>
+      </w:pPr>
+      <w:bookmarkStart w:id="29" w:name="_Toc181719780"/>
+      <w:r>
+        <w:lastRenderedPageBreak/>
+        <w:t xml:space="preserve">Annexe </w:t>
+      </w:r>
+      <w:r>
+        <w:t>14</w:t>
+      </w:r>
+      <w:bookmarkEnd w:id="29"/>
+    </w:p>
+    <w:p>
+      <w:pPr>
+        <w:rPr>
+          <w:rFonts w:ascii="Arial" w:hAnsi="Arial" w:cs="Arial"/>
+        </w:rPr>
+      </w:pPr>
+      <w:r>
+        <w:rPr>
+          <w:rFonts w:ascii="Arial" w:hAnsi="Arial" w:cs="Arial"/>
+        </w:rPr>
+        <w:t>Processus de transformation</w:t>
+      </w:r>
+    </w:p>
+    <w:p>
+      <w:pPr>
+        <w:rPr>
           <w:rFonts w:ascii="Times New Roman" w:hAnsi="Times New Roman" w:cs="Times New Roman"/>
           <w:b/>
           <w:bCs/>
         </w:rPr>
       </w:pPr>
-      <w:r>
+    </w:p>
+    <w:p>
+      <w:pPr>
         <w:rPr>
           <w:rFonts w:ascii="Times New Roman" w:hAnsi="Times New Roman" w:cs="Times New Roman"/>
           <w:b/>
           <w:bCs/>
         </w:rPr>
-        <w:t>Crédit : Utilisation de DiagramGPT pour faciliter la création du diagramme UML</w:t>
-      </w:r>
-    </w:p>
-    <w:p>
-      <w:pPr>
+      </w:pPr>
+      <w:r>
         <w:rPr>
           <w:rFonts w:ascii="Times New Roman" w:hAnsi="Times New Roman" w:cs="Times New Roman"/>
           <w:b/>
           <w:bCs/>
-        </w:rPr>
-      </w:pPr>
-    </w:p>
-    <w:p>
-      <w:pPr>
-        <w:rPr>
-          <w:rFonts w:ascii="Times New Roman" w:hAnsi="Times New Roman" w:cs="Times New Roman"/>
-          <w:b/>
-          <w:bCs/>
-        </w:rPr>
-      </w:pPr>
-    </w:p>
-    <w:p>
-      <w:pPr>
-        <w:rPr>
-          <w:rFonts w:ascii="Times New Roman" w:hAnsi="Times New Roman" w:cs="Times New Roman"/>
-          <w:b/>
-          <w:bCs/>
-        </w:rPr>
-      </w:pPr>
-    </w:p>
-    <w:p>
-      <w:pPr>
-        <w:rPr>
-          <w:rFonts w:ascii="Times New Roman" w:hAnsi="Times New Roman" w:cs="Times New Roman"/>
-          <w:b/>
-          <w:bCs/>
-        </w:rPr>
-      </w:pPr>
-      <w:r>
-        <w:rPr>
-          <w:rFonts w:ascii="Times New Roman" w:hAnsi="Times New Roman" w:cs="Times New Roman"/>
-          <w:b/>
-          <w:bCs/>
-        </w:rPr>
-        <w:lastRenderedPageBreak/>
-        <w:t>Annexe 3 :</w:t>
-      </w:r>
-      <w:r>
-        <w:rPr>
-          <w:rFonts w:ascii="Times New Roman" w:hAnsi="Times New Roman" w:cs="Times New Roman"/>
-          <w:b/>
-          <w:bCs/>
-        </w:rPr>
-        <w:t xml:space="preserve"> Processus de transformation</w:t>
-      </w:r>
-    </w:p>
-    <w:p>
-      <w:pPr>
-        <w:rPr>
-          <w:rFonts w:ascii="Times New Roman" w:hAnsi="Times New Roman" w:cs="Times New Roman"/>
-          <w:b/>
-          <w:bCs/>
-        </w:rPr>
-      </w:pPr>
-      <w:r>
-        <w:rPr>
-          <w:rFonts w:ascii="Times New Roman" w:hAnsi="Times New Roman" w:cs="Times New Roman"/>
-          <w:b/>
-          <w:bCs/>
+          <w:noProof/>
         </w:rPr>
         <w:drawing>
-          <wp:inline distT="0" distB="0" distL="0" distR="0" wp14:anchorId="38008E5B" wp14:editId="6488B9DF">
+          <wp:inline distT="0" distB="0" distL="0" distR="0" wp14:anchorId="077F0928" wp14:editId="2F106B5A">
             <wp:extent cx="5486400" cy="6793230"/>
             <wp:effectExtent l="0" t="0" r="0" b="7620"/>
             <wp:docPr id="817738979" name="Image 1" descr="Une image contenant texte, diagramme, capture d’écran, Plan&#10;&#10;Description générée automatiquement"/>
@@ -1902,7 +5949,7 @@
                     <pic:cNvPicPr/>
                   </pic:nvPicPr>
                   <pic:blipFill>
-                    <a:blip r:embed="rId8"/>
+                    <a:blip r:embed="rId20"/>
                     <a:stretch>
                       <a:fillRect/>
                     </a:stretch>
@@ -1922,6 +5969,365 @@
           </wp:inline>
         </w:drawing>
       </w:r>
+      <w:r>
+        <w:rPr>
+          <w:rFonts w:ascii="Times New Roman" w:hAnsi="Times New Roman" w:cs="Times New Roman"/>
+          <w:b/>
+          <w:bCs/>
+        </w:rPr>
+        <w:br w:type="page"/>
+      </w:r>
+    </w:p>
+    <w:p>
+      <w:pPr>
+        <w:pStyle w:val="Titre2"/>
+      </w:pPr>
+      <w:bookmarkStart w:id="30" w:name="_Toc181719781"/>
+      <w:r>
+        <w:lastRenderedPageBreak/>
+        <w:t>Annex</w:t>
+      </w:r>
+      <w:r>
+        <w:t>e</w:t>
+      </w:r>
+      <w:r>
+        <w:t xml:space="preserve"> </w:t>
+      </w:r>
+      <w:r>
+        <w:t>15</w:t>
+      </w:r>
+      <w:bookmarkEnd w:id="30"/>
+    </w:p>
+    <w:p>
+      <w:pPr>
+        <w:rPr>
+          <w:rFonts w:ascii="Arial" w:hAnsi="Arial" w:cs="Arial"/>
+        </w:rPr>
+      </w:pPr>
+      <w:r>
+        <w:rPr>
+          <w:rFonts w:ascii="Arial" w:hAnsi="Arial" w:cs="Arial"/>
+        </w:rPr>
+        <w:t xml:space="preserve">Schéma </w:t>
+      </w:r>
+      <w:r>
+        <w:rPr>
+          <w:rFonts w:ascii="Arial" w:hAnsi="Arial" w:cs="Arial"/>
+        </w:rPr>
+        <w:t>du pipeline</w:t>
+      </w:r>
+      <w:r>
+        <w:rPr>
+          <w:rFonts w:ascii="Arial" w:hAnsi="Arial" w:cs="Arial"/>
+        </w:rPr>
+        <w:t xml:space="preserve"> d’ETL</w:t>
+      </w:r>
+    </w:p>
+    <w:p>
+      <w:pPr>
+        <w:rPr>
+          <w:rFonts w:ascii="Times New Roman" w:hAnsi="Times New Roman" w:cs="Times New Roman"/>
+          <w:b/>
+          <w:bCs/>
+        </w:rPr>
+      </w:pPr>
+      <w:r>
+        <w:rPr>
+          <w:rFonts w:ascii="Times New Roman" w:hAnsi="Times New Roman" w:cs="Times New Roman"/>
+          <w:b/>
+          <w:bCs/>
+          <w:noProof/>
+        </w:rPr>
+        <w:drawing>
+          <wp:inline distT="0" distB="0" distL="0" distR="0" wp14:anchorId="51ED8A87" wp14:editId="25F3FECF">
+            <wp:extent cx="5486400" cy="4860925"/>
+            <wp:effectExtent l="0" t="0" r="0" b="0"/>
+            <wp:docPr id="1851638097" name="Image 1"/>
+            <wp:cNvGraphicFramePr>
+              <a:graphicFrameLocks xmlns:a="http://schemas.openxmlformats.org/drawingml/2006/main" noChangeAspect="1"/>
+            </wp:cNvGraphicFramePr>
+            <a:graphic xmlns:a="http://schemas.openxmlformats.org/drawingml/2006/main">
+              <a:graphicData uri="http://schemas.openxmlformats.org/drawingml/2006/picture">
+                <pic:pic xmlns:pic="http://schemas.openxmlformats.org/drawingml/2006/picture">
+                  <pic:nvPicPr>
+                    <pic:cNvPr id="337463993" name="Image 337463993"/>
+                    <pic:cNvPicPr/>
+                  </pic:nvPicPr>
+                  <pic:blipFill>
+                    <a:blip r:embed="rId21">
+                      <a:extLst>
+                        <a:ext uri="{28A0092B-C50C-407E-A947-70E740481C1C}">
+                          <a14:useLocalDpi xmlns:a14="http://schemas.microsoft.com/office/drawing/2010/main" val="0"/>
+                        </a:ext>
+                      </a:extLst>
+                    </a:blip>
+                    <a:stretch>
+                      <a:fillRect/>
+                    </a:stretch>
+                  </pic:blipFill>
+                  <pic:spPr>
+                    <a:xfrm>
+                      <a:off x="0" y="0"/>
+                      <a:ext cx="5486400" cy="4860925"/>
+                    </a:xfrm>
+                    <a:prstGeom prst="rect">
+                      <a:avLst/>
+                    </a:prstGeom>
+                  </pic:spPr>
+                </pic:pic>
+              </a:graphicData>
+            </a:graphic>
+          </wp:inline>
+        </w:drawing>
+      </w:r>
+    </w:p>
+    <w:p>
+      <w:pPr>
+        <w:rPr>
+          <w:rFonts w:ascii="Times New Roman" w:hAnsi="Times New Roman" w:cs="Times New Roman"/>
+          <w:b/>
+          <w:bCs/>
+        </w:rPr>
+      </w:pPr>
+      <w:r>
+        <w:rPr>
+          <w:rFonts w:ascii="Times New Roman" w:hAnsi="Times New Roman" w:cs="Times New Roman"/>
+          <w:b/>
+          <w:bCs/>
+        </w:rPr>
+        <w:br w:type="page"/>
+      </w:r>
+    </w:p>
+    <w:p>
+      <w:pPr>
+        <w:pStyle w:val="Titre2"/>
+      </w:pPr>
+      <w:bookmarkStart w:id="31" w:name="_Toc181719782"/>
+      <w:r>
+        <w:lastRenderedPageBreak/>
+        <w:t>Annexe 16</w:t>
+      </w:r>
+      <w:bookmarkEnd w:id="31"/>
+    </w:p>
+    <w:p>
+      <w:pPr>
+        <w:rPr>
+          <w:rFonts w:ascii="Arial" w:hAnsi="Arial" w:cs="Arial"/>
+        </w:rPr>
+      </w:pPr>
+      <w:r>
+        <w:rPr>
+          <w:rFonts w:ascii="Arial" w:hAnsi="Arial" w:cs="Arial"/>
+        </w:rPr>
+        <w:t xml:space="preserve">Utilisation de </w:t>
+      </w:r>
+      <w:r>
+        <w:rPr>
+          <w:rFonts w:ascii="Arial" w:hAnsi="Arial" w:cs="Arial"/>
+        </w:rPr>
+        <w:t>l’intelligence artificielle</w:t>
+      </w:r>
+    </w:p>
+    <w:p>
+      <w:pPr>
+        <w:spacing w:line="276" w:lineRule="auto"/>
+        <w:rPr>
+          <w:rFonts w:ascii="Arial" w:hAnsi="Arial" w:cs="Arial"/>
+        </w:rPr>
+      </w:pPr>
+      <w:r>
+        <w:rPr>
+          <w:rFonts w:ascii="Arial" w:hAnsi="Arial" w:cs="Arial"/>
+        </w:rPr>
+        <w:t xml:space="preserve">Certaines parties de ce projet ont été réalisées avec l’aide de l’assistant IA </w:t>
+      </w:r>
+      <w:proofErr w:type="spellStart"/>
+      <w:r>
+        <w:rPr>
+          <w:rFonts w:ascii="Arial" w:hAnsi="Arial" w:cs="Arial"/>
+        </w:rPr>
+        <w:t>ChatGPT</w:t>
+      </w:r>
+      <w:proofErr w:type="spellEnd"/>
+      <w:r>
+        <w:rPr>
+          <w:rFonts w:ascii="Arial" w:hAnsi="Arial" w:cs="Arial"/>
+        </w:rPr>
+        <w:t>, en particulier pour :</w:t>
+      </w:r>
+    </w:p>
+    <w:p>
+      <w:pPr>
+        <w:numPr>
+          <w:ilvl w:val="0"/>
+          <w:numId w:val="9"/>
+        </w:numPr>
+        <w:spacing w:line="276" w:lineRule="auto"/>
+        <w:rPr>
+          <w:rFonts w:ascii="Arial" w:hAnsi="Arial" w:cs="Arial"/>
+        </w:rPr>
+      </w:pPr>
+      <w:r>
+        <w:rPr>
+          <w:rFonts w:ascii="Arial" w:hAnsi="Arial" w:cs="Arial"/>
+          <w:b/>
+          <w:bCs/>
+        </w:rPr>
+        <w:t>Script de vérification de la disponibilité de Neo4j :</w:t>
+      </w:r>
+      <w:r>
+        <w:rPr>
+          <w:rFonts w:ascii="Arial" w:hAnsi="Arial" w:cs="Arial"/>
+        </w:rPr>
+        <w:t xml:space="preserve"> Le script wait_for_neo4</w:t>
+      </w:r>
+      <w:proofErr w:type="gramStart"/>
+      <w:r>
+        <w:rPr>
+          <w:rFonts w:ascii="Arial" w:hAnsi="Arial" w:cs="Arial"/>
+        </w:rPr>
+        <w:t>j(</w:t>
+      </w:r>
+      <w:proofErr w:type="gramEnd"/>
+      <w:r>
+        <w:rPr>
+          <w:rFonts w:ascii="Arial" w:hAnsi="Arial" w:cs="Arial"/>
+        </w:rPr>
+        <w:t>) utilisé dans load.py pour s'assurer que Neo4j est prêt avant le chargement des données. Ce script attend la disponibilité de Neo4j en tentant de se connecter de manière répétée jusqu'à ce que le service soit prêt.</w:t>
+      </w:r>
+    </w:p>
+    <w:p>
+      <w:pPr>
+        <w:numPr>
+          <w:ilvl w:val="0"/>
+          <w:numId w:val="9"/>
+        </w:numPr>
+        <w:spacing w:line="276" w:lineRule="auto"/>
+        <w:rPr>
+          <w:rFonts w:ascii="Arial" w:hAnsi="Arial" w:cs="Arial"/>
+        </w:rPr>
+      </w:pPr>
+      <w:r>
+        <w:rPr>
+          <w:rFonts w:ascii="Arial" w:hAnsi="Arial" w:cs="Arial"/>
+          <w:b/>
+          <w:bCs/>
+        </w:rPr>
+        <w:t xml:space="preserve">Exécution automatique des scripts dans le </w:t>
+      </w:r>
+      <w:proofErr w:type="spellStart"/>
+      <w:r>
+        <w:rPr>
+          <w:rFonts w:ascii="Arial" w:hAnsi="Arial" w:cs="Arial"/>
+          <w:b/>
+          <w:bCs/>
+        </w:rPr>
+        <w:t>Dockerfile</w:t>
+      </w:r>
+      <w:proofErr w:type="spellEnd"/>
+      <w:r>
+        <w:rPr>
+          <w:rFonts w:ascii="Arial" w:hAnsi="Arial" w:cs="Arial"/>
+          <w:b/>
+          <w:bCs/>
+        </w:rPr>
+        <w:t xml:space="preserve"> :</w:t>
+      </w:r>
+      <w:r>
+        <w:rPr>
+          <w:rFonts w:ascii="Arial" w:hAnsi="Arial" w:cs="Arial"/>
+        </w:rPr>
+        <w:t xml:space="preserve"> La commande utilisée dans le </w:t>
+      </w:r>
+      <w:proofErr w:type="spellStart"/>
+      <w:r>
+        <w:rPr>
+          <w:rFonts w:ascii="Arial" w:hAnsi="Arial" w:cs="Arial"/>
+        </w:rPr>
+        <w:t>Dockerfile</w:t>
+      </w:r>
+      <w:proofErr w:type="spellEnd"/>
+      <w:r>
+        <w:rPr>
+          <w:rFonts w:ascii="Arial" w:hAnsi="Arial" w:cs="Arial"/>
+        </w:rPr>
+        <w:t xml:space="preserve"> pour exécuter les scripts ETL (extract.py, transform.py, load.py) a également été suggérée par </w:t>
+      </w:r>
+      <w:proofErr w:type="spellStart"/>
+      <w:r>
+        <w:rPr>
+          <w:rFonts w:ascii="Arial" w:hAnsi="Arial" w:cs="Arial"/>
+        </w:rPr>
+        <w:t>ChatGPT</w:t>
+      </w:r>
+      <w:proofErr w:type="spellEnd"/>
+      <w:r>
+        <w:rPr>
+          <w:rFonts w:ascii="Arial" w:hAnsi="Arial" w:cs="Arial"/>
+        </w:rPr>
+        <w:t>. Cette commande garantit que le processus ETL se lance automatiquement lors du démarrage des conteneurs avec docker-compose up.</w:t>
+      </w:r>
+    </w:p>
+    <w:p>
+      <w:pPr>
+        <w:numPr>
+          <w:ilvl w:val="0"/>
+          <w:numId w:val="9"/>
+        </w:numPr>
+        <w:spacing w:line="276" w:lineRule="auto"/>
+        <w:rPr>
+          <w:rFonts w:ascii="Arial" w:hAnsi="Arial" w:cs="Arial"/>
+        </w:rPr>
+      </w:pPr>
+      <w:r>
+        <w:rPr>
+          <w:rFonts w:ascii="Arial" w:hAnsi="Arial" w:cs="Arial"/>
+          <w:b/>
+          <w:bCs/>
+        </w:rPr>
+        <w:t xml:space="preserve">Génération de diagramme UML : </w:t>
+      </w:r>
+      <w:r>
+        <w:rPr>
+          <w:rFonts w:ascii="Arial" w:hAnsi="Arial" w:cs="Arial"/>
+        </w:rPr>
+        <w:t xml:space="preserve">Pour améliorer l’efficacité de notre création de diagramme UML, nous avons utilisé l’outil </w:t>
+      </w:r>
+      <w:proofErr w:type="spellStart"/>
+      <w:r>
+        <w:rPr>
+          <w:rFonts w:ascii="Arial" w:hAnsi="Arial" w:cs="Arial"/>
+        </w:rPr>
+        <w:t>DiagramGPT</w:t>
+      </w:r>
+      <w:proofErr w:type="spellEnd"/>
+      <w:r>
+        <w:rPr>
+          <w:rFonts w:ascii="Arial" w:hAnsi="Arial" w:cs="Arial"/>
+        </w:rPr>
+        <w:t>. Cet outil nous a permis de générer des ébauches de diagramme basé sur notre code, que nous avons bien évidemment adapter pour qu’ils correspondent à notre travail. On a donc pu avoir plus de facilité le processus de création de diagramme UML.</w:t>
+      </w:r>
+    </w:p>
+    <w:p>
+      <w:pPr>
+        <w:spacing w:line="276" w:lineRule="auto"/>
+        <w:rPr>
+          <w:rFonts w:ascii="Arial" w:hAnsi="Arial" w:cs="Arial"/>
+        </w:rPr>
+      </w:pPr>
+      <w:r>
+        <w:rPr>
+          <w:rFonts w:ascii="Arial" w:hAnsi="Arial" w:cs="Arial"/>
+        </w:rPr>
+        <w:t>Ces contributions ont permis de résoudre des problèmes techniques et d’optimiser le déploiement du projet en environnement Docker.</w:t>
+      </w:r>
+    </w:p>
+    <w:p>
+      <w:pPr>
+        <w:rPr>
+          <w:rFonts w:ascii="Arial" w:hAnsi="Arial" w:cs="Arial"/>
+        </w:rPr>
+      </w:pPr>
     </w:p>
     <w:sectPr>
       <w:pgSz w:w="12240" w:h="15840"/>
@@ -2198,6 +6604,119 @@
     </w:lvl>
   </w:abstractNum>
   <w:abstractNum w:abstractNumId="2" w15:restartNumberingAfterBreak="0">
+    <w:nsid w:val="2B0E7040"/>
+    <w:multiLevelType w:val="multilevel"/>
+    <w:tmpl w:val="16BA438C"/>
+    <w:lvl w:ilvl="0">
+      <w:start w:val="1"/>
+      <w:numFmt w:val="decimal"/>
+      <w:lvlText w:val="%1."/>
+      <w:lvlJc w:val="left"/>
+      <w:pPr>
+        <w:tabs>
+          <w:tab w:val="num" w:pos="720"/>
+        </w:tabs>
+        <w:ind w:left="720" w:hanging="360"/>
+      </w:pPr>
+    </w:lvl>
+    <w:lvl w:ilvl="1" w:tentative="1">
+      <w:start w:val="1"/>
+      <w:numFmt w:val="decimal"/>
+      <w:lvlText w:val="%2."/>
+      <w:lvlJc w:val="left"/>
+      <w:pPr>
+        <w:tabs>
+          <w:tab w:val="num" w:pos="1440"/>
+        </w:tabs>
+        <w:ind w:left="1440" w:hanging="360"/>
+      </w:pPr>
+    </w:lvl>
+    <w:lvl w:ilvl="2" w:tentative="1">
+      <w:start w:val="1"/>
+      <w:numFmt w:val="decimal"/>
+      <w:lvlText w:val="%3."/>
+      <w:lvlJc w:val="left"/>
+      <w:pPr>
+        <w:tabs>
+          <w:tab w:val="num" w:pos="2160"/>
+        </w:tabs>
+        <w:ind w:left="2160" w:hanging="360"/>
+      </w:pPr>
+    </w:lvl>
+    <w:lvl w:ilvl="3" w:tentative="1">
+      <w:start w:val="1"/>
+      <w:numFmt w:val="decimal"/>
+      <w:lvlText w:val="%4."/>
+      <w:lvlJc w:val="left"/>
+      <w:pPr>
+        <w:tabs>
+          <w:tab w:val="num" w:pos="2880"/>
+        </w:tabs>
+        <w:ind w:left="2880" w:hanging="360"/>
+      </w:pPr>
+    </w:lvl>
+    <w:lvl w:ilvl="4" w:tentative="1">
+      <w:start w:val="1"/>
+      <w:numFmt w:val="decimal"/>
+      <w:lvlText w:val="%5."/>
+      <w:lvlJc w:val="left"/>
+      <w:pPr>
+        <w:tabs>
+          <w:tab w:val="num" w:pos="3600"/>
+        </w:tabs>
+        <w:ind w:left="3600" w:hanging="360"/>
+      </w:pPr>
+    </w:lvl>
+    <w:lvl w:ilvl="5" w:tentative="1">
+      <w:start w:val="1"/>
+      <w:numFmt w:val="decimal"/>
+      <w:lvlText w:val="%6."/>
+      <w:lvlJc w:val="left"/>
+      <w:pPr>
+        <w:tabs>
+          <w:tab w:val="num" w:pos="4320"/>
+        </w:tabs>
+        <w:ind w:left="4320" w:hanging="360"/>
+      </w:pPr>
+    </w:lvl>
+    <w:lvl w:ilvl="6" w:tentative="1">
+      <w:start w:val="1"/>
+      <w:numFmt w:val="decimal"/>
+      <w:lvlText w:val="%7."/>
+      <w:lvlJc w:val="left"/>
+      <w:pPr>
+        <w:tabs>
+          <w:tab w:val="num" w:pos="5040"/>
+        </w:tabs>
+        <w:ind w:left="5040" w:hanging="360"/>
+      </w:pPr>
+    </w:lvl>
+    <w:lvl w:ilvl="7" w:tentative="1">
+      <w:start w:val="1"/>
+      <w:numFmt w:val="decimal"/>
+      <w:lvlText w:val="%8."/>
+      <w:lvlJc w:val="left"/>
+      <w:pPr>
+        <w:tabs>
+          <w:tab w:val="num" w:pos="5760"/>
+        </w:tabs>
+        <w:ind w:left="5760" w:hanging="360"/>
+      </w:pPr>
+    </w:lvl>
+    <w:lvl w:ilvl="8" w:tentative="1">
+      <w:start w:val="1"/>
+      <w:numFmt w:val="decimal"/>
+      <w:lvlText w:val="%9."/>
+      <w:lvlJc w:val="left"/>
+      <w:pPr>
+        <w:tabs>
+          <w:tab w:val="num" w:pos="6480"/>
+        </w:tabs>
+        <w:ind w:left="6480" w:hanging="360"/>
+      </w:pPr>
+    </w:lvl>
+  </w:abstractNum>
+  <w:abstractNum w:abstractNumId="3" w15:restartNumberingAfterBreak="0">
     <w:nsid w:val="362C6C83"/>
     <w:multiLevelType w:val="hybridMultilevel"/>
     <w:tmpl w:val="5CDCF386"/>
@@ -2310,7 +6829,7 @@
       </w:rPr>
     </w:lvl>
   </w:abstractNum>
-  <w:abstractNum w:abstractNumId="3" w15:restartNumberingAfterBreak="0">
+  <w:abstractNum w:abstractNumId="4" w15:restartNumberingAfterBreak="0">
     <w:nsid w:val="3AFA4A69"/>
     <w:multiLevelType w:val="multilevel"/>
     <w:tmpl w:val="DB5031FE"/>
@@ -2431,7 +6950,7 @@
       </w:pPr>
     </w:lvl>
   </w:abstractNum>
-  <w:abstractNum w:abstractNumId="4" w15:restartNumberingAfterBreak="0">
+  <w:abstractNum w:abstractNumId="5" w15:restartNumberingAfterBreak="0">
     <w:nsid w:val="41A9246F"/>
     <w:multiLevelType w:val="hybridMultilevel"/>
     <w:tmpl w:val="D7B28276"/>
@@ -2544,7 +7063,7 @@
       </w:rPr>
     </w:lvl>
   </w:abstractNum>
-  <w:abstractNum w:abstractNumId="5" w15:restartNumberingAfterBreak="0">
+  <w:abstractNum w:abstractNumId="6" w15:restartNumberingAfterBreak="0">
     <w:nsid w:val="50F508FC"/>
     <w:multiLevelType w:val="hybridMultilevel"/>
     <w:tmpl w:val="A58678DC"/>
@@ -2657,7 +7176,7 @@
       </w:rPr>
     </w:lvl>
   </w:abstractNum>
-  <w:abstractNum w:abstractNumId="6" w15:restartNumberingAfterBreak="0">
+  <w:abstractNum w:abstractNumId="7" w15:restartNumberingAfterBreak="0">
     <w:nsid w:val="56455B49"/>
     <w:multiLevelType w:val="hybridMultilevel"/>
     <w:tmpl w:val="90A0E64C"/>
@@ -2770,7 +7289,7 @@
       </w:rPr>
     </w:lvl>
   </w:abstractNum>
-  <w:abstractNum w:abstractNumId="7" w15:restartNumberingAfterBreak="0">
+  <w:abstractNum w:abstractNumId="8" w15:restartNumberingAfterBreak="0">
     <w:nsid w:val="62E83719"/>
     <w:multiLevelType w:val="hybridMultilevel"/>
     <w:tmpl w:val="DEDAD364"/>
@@ -2887,25 +7406,28 @@
     <w:abstractNumId w:val="0"/>
   </w:num>
   <w:num w:numId="2" w16cid:durableId="793252132">
-    <w:abstractNumId w:val="3"/>
+    <w:abstractNumId w:val="4"/>
   </w:num>
   <w:num w:numId="3" w16cid:durableId="1502310257">
     <w:abstractNumId w:val="1"/>
   </w:num>
   <w:num w:numId="4" w16cid:durableId="1001740598">
-    <w:abstractNumId w:val="2"/>
+    <w:abstractNumId w:val="3"/>
   </w:num>
   <w:num w:numId="5" w16cid:durableId="952908702">
+    <w:abstractNumId w:val="7"/>
+  </w:num>
+  <w:num w:numId="6" w16cid:durableId="87891000">
+    <w:abstractNumId w:val="5"/>
+  </w:num>
+  <w:num w:numId="7" w16cid:durableId="856044823">
+    <w:abstractNumId w:val="8"/>
+  </w:num>
+  <w:num w:numId="8" w16cid:durableId="377124036">
     <w:abstractNumId w:val="6"/>
   </w:num>
-  <w:num w:numId="6" w16cid:durableId="87891000">
-    <w:abstractNumId w:val="4"/>
-  </w:num>
-  <w:num w:numId="7" w16cid:durableId="856044823">
-    <w:abstractNumId w:val="7"/>
-  </w:num>
-  <w:num w:numId="8" w16cid:durableId="377124036">
-    <w:abstractNumId w:val="5"/>
+  <w:num w:numId="9" w16cid:durableId="352464560">
+    <w:abstractNumId w:val="2"/>
   </w:num>
 </w:numbering>
 </file>
@@ -3338,7 +7860,6 @@
     <w:next w:val="Normal"/>
     <w:link w:val="Titre2Car"/>
     <w:uiPriority w:val="9"/>
-    <w:semiHidden/>
     <w:unhideWhenUsed/>
     <w:qFormat/>
     <w:rsid w:val="00515B29"/>
@@ -3361,7 +7882,6 @@
     <w:next w:val="Normal"/>
     <w:link w:val="Titre3Car"/>
     <w:uiPriority w:val="9"/>
-    <w:semiHidden/>
     <w:unhideWhenUsed/>
     <w:qFormat/>
     <w:rsid w:val="00515B29"/>
@@ -3554,7 +8074,6 @@
     <w:basedOn w:val="Policepardfaut"/>
     <w:link w:val="Titre2"/>
     <w:uiPriority w:val="9"/>
-    <w:semiHidden/>
     <w:rsid w:val="00515B29"/>
     <w:rPr>
       <w:rFonts w:asciiTheme="majorHAnsi" w:eastAsiaTheme="majorEastAsia" w:hAnsiTheme="majorHAnsi" w:cstheme="majorBidi"/>
@@ -3568,7 +8087,6 @@
     <w:basedOn w:val="Policepardfaut"/>
     <w:link w:val="Titre3"/>
     <w:uiPriority w:val="9"/>
-    <w:semiHidden/>
     <w:rsid w:val="00515B29"/>
     <w:rPr>
       <w:rFonts w:eastAsiaTheme="majorEastAsia" w:cstheme="majorBidi"/>
@@ -3825,6 +8343,75 @@
       <w:color w:val="0F4761" w:themeColor="accent1" w:themeShade="BF"/>
       <w:spacing w:val="5"/>
     </w:rPr>
+  </w:style>
+  <w:style w:type="paragraph" w:styleId="En-ttedetabledesmatires">
+    <w:name w:val="TOC Heading"/>
+    <w:basedOn w:val="Titre1"/>
+    <w:next w:val="Normal"/>
+    <w:uiPriority w:val="39"/>
+    <w:unhideWhenUsed/>
+    <w:qFormat/>
+    <w:rsid w:val="008B1F15"/>
+    <w:pPr>
+      <w:spacing w:before="240" w:after="0" w:line="259" w:lineRule="auto"/>
+      <w:outlineLvl w:val="9"/>
+    </w:pPr>
+    <w:rPr>
+      <w:kern w:val="0"/>
+      <w:sz w:val="32"/>
+      <w:szCs w:val="32"/>
+      <w:lang w:val="en-CA" w:eastAsia="en-CA"/>
+      <w14:ligatures w14:val="none"/>
+    </w:rPr>
+  </w:style>
+  <w:style w:type="paragraph" w:styleId="TM1">
+    <w:name w:val="toc 1"/>
+    <w:basedOn w:val="Normal"/>
+    <w:next w:val="Normal"/>
+    <w:autoRedefine/>
+    <w:uiPriority w:val="39"/>
+    <w:unhideWhenUsed/>
+    <w:rsid w:val="008B1F15"/>
+    <w:pPr>
+      <w:spacing w:after="100"/>
+    </w:pPr>
+  </w:style>
+  <w:style w:type="character" w:styleId="Lienhypertexte">
+    <w:name w:val="Hyperlink"/>
+    <w:basedOn w:val="Policepardfaut"/>
+    <w:uiPriority w:val="99"/>
+    <w:unhideWhenUsed/>
+    <w:rsid w:val="008B1F15"/>
+    <w:rPr>
+      <w:color w:val="467886" w:themeColor="hyperlink"/>
+      <w:u w:val="single"/>
+    </w:rPr>
+  </w:style>
+  <w:style w:type="paragraph" w:styleId="TM2">
+    <w:name w:val="toc 2"/>
+    <w:basedOn w:val="Normal"/>
+    <w:next w:val="Normal"/>
+    <w:autoRedefine/>
+    <w:uiPriority w:val="39"/>
+    <w:unhideWhenUsed/>
+    <w:rsid w:val="008B1F15"/>
+    <w:pPr>
+      <w:spacing w:after="100"/>
+      <w:ind w:left="240"/>
+    </w:pPr>
+  </w:style>
+  <w:style w:type="paragraph" w:styleId="TM3">
+    <w:name w:val="toc 3"/>
+    <w:basedOn w:val="Normal"/>
+    <w:next w:val="Normal"/>
+    <w:autoRedefine/>
+    <w:uiPriority w:val="39"/>
+    <w:unhideWhenUsed/>
+    <w:rsid w:val="008B1F15"/>
+    <w:pPr>
+      <w:spacing w:after="100"/>
+      <w:ind w:left="480"/>
+    </w:pPr>
   </w:style>
 </w:styles>
 </file>
@@ -4122,4 +8709,16 @@
     </a:ext>
   </a:extLst>
 </a:theme>
+</file>
+
+<file path=customXml/item1.xml><?xml version="1.0" encoding="utf-8"?>
+<b:Sources xmlns:b="http://schemas.openxmlformats.org/officeDocument/2006/bibliography" xmlns="http://schemas.openxmlformats.org/officeDocument/2006/bibliography" SelectedStyle="\APASixthEditionOfficeOnline.xsl" StyleName="APA" Version="6"/>
+</file>
+
+<file path=customXml/itemProps1.xml><?xml version="1.0" encoding="utf-8"?>
+<ds:datastoreItem xmlns:ds="http://schemas.openxmlformats.org/officeDocument/2006/customXml" ds:itemID="{F1BA65C7-1D78-4C26-899A-21C58EFCEAE2}">
+  <ds:schemaRefs>
+    <ds:schemaRef ds:uri="http://schemas.openxmlformats.org/officeDocument/2006/bibliography"/>
+  </ds:schemaRefs>
+</ds:datastoreItem>
 </file>
--- a/Rapport.docx
+++ b/Rapport.docx
@@ -427,7 +427,13 @@
     <w:sdt>
       <w:sdtPr>
         <w:rPr>
-          <w:lang w:val="fr-FR"/>
+          <w:rFonts w:asciiTheme="minorHAnsi" w:eastAsiaTheme="minorHAnsi" w:hAnsiTheme="minorHAnsi" w:cstheme="minorBidi"/>
+          <w:color w:val="auto"/>
+          <w:kern w:val="2"/>
+          <w:sz w:val="24"/>
+          <w:szCs w:val="24"/>
+          <w:lang w:val="fr-FR" w:eastAsia="en-US"/>
+          <w14:ligatures w14:val="standardContextual"/>
         </w:rPr>
         <w:id w:val="1175534688"/>
         <w:docPartObj>
@@ -437,15 +443,8 @@
       </w:sdtPr>
       <w:sdtEndPr>
         <w:rPr>
-          <w:rFonts w:asciiTheme="minorHAnsi" w:eastAsiaTheme="minorHAnsi" w:hAnsiTheme="minorHAnsi" w:cstheme="minorBidi"/>
           <w:b/>
           <w:bCs/>
-          <w:color w:val="auto"/>
-          <w:kern w:val="2"/>
-          <w:sz w:val="24"/>
-          <w:szCs w:val="24"/>
-          <w:lang w:eastAsia="en-US"/>
-          <w14:ligatures w14:val="standardContextual"/>
         </w:rPr>
       </w:sdtEndPr>
       <w:sdtContent>
@@ -3191,14 +3190,12 @@
         </w:rPr>
         <w:t xml:space="preserve">Les types de bases de données que nous avons choisis pour effectuer notre travail longitudinal sont les bases de données orientées document et graphe. Tout d’abord, nous avons choisi le type document car il permet efficacement de </w:t>
       </w:r>
-      <w:proofErr w:type="gramStart"/>
-      <w:r>
-        <w:rPr>
-          <w:rFonts w:ascii="Arial" w:hAnsi="Arial" w:cs="Arial"/>
-        </w:rPr>
-        <w:t>stocker  les</w:t>
-      </w:r>
-      <w:proofErr w:type="gramEnd"/>
+      <w:r>
+        <w:rPr>
+          <w:rFonts w:ascii="Arial" w:hAnsi="Arial" w:cs="Arial"/>
+        </w:rPr>
+        <w:t>stocker les</w:t>
+      </w:r>
       <w:r>
         <w:rPr>
           <w:rFonts w:ascii="Arial" w:hAnsi="Arial" w:cs="Arial"/>
@@ -3488,7 +3485,6 @@
         <w:t xml:space="preserve">, </w:t>
       </w:r>
       <w:proofErr w:type="spellStart"/>
-      <w:proofErr w:type="gramStart"/>
       <w:r>
         <w:rPr>
           <w:rFonts w:ascii="Arial" w:eastAsia="Times New Roman" w:hAnsi="Arial" w:cs="Arial"/>
@@ -3499,15 +3495,54 @@
         <w:t>addr:city</w:t>
       </w:r>
       <w:proofErr w:type="spellEnd"/>
-      <w:proofErr w:type="gramEnd"/>
-      <w:r>
-        <w:rPr>
-          <w:rFonts w:ascii="Arial" w:eastAsia="Times New Roman" w:hAnsi="Arial" w:cs="Arial"/>
-          <w:kern w:val="0"/>
-          <w:lang w:eastAsia="fr-CA"/>
-          <w14:ligatures w14:val="none"/>
-        </w:rPr>
-        <w:t xml:space="preserve">, addr:housenumber, addr:postcode, addr:street, opening_hours, phone et description. Ces dernières </w:t>
+      <w:r>
+        <w:rPr>
+          <w:rFonts w:ascii="Arial" w:eastAsia="Times New Roman" w:hAnsi="Arial" w:cs="Arial"/>
+          <w:kern w:val="0"/>
+          <w:lang w:eastAsia="fr-CA"/>
+          <w14:ligatures w14:val="none"/>
+        </w:rPr>
+        <w:t xml:space="preserve">, </w:t>
+      </w:r>
+      <w:proofErr w:type="spellStart"/>
+      <w:r>
+        <w:rPr>
+          <w:rFonts w:ascii="Arial" w:eastAsia="Times New Roman" w:hAnsi="Arial" w:cs="Arial"/>
+          <w:kern w:val="0"/>
+          <w:lang w:eastAsia="fr-CA"/>
+          <w14:ligatures w14:val="none"/>
+        </w:rPr>
+        <w:t>addr:housenumber</w:t>
+      </w:r>
+      <w:proofErr w:type="spellEnd"/>
+      <w:r>
+        <w:rPr>
+          <w:rFonts w:ascii="Arial" w:eastAsia="Times New Roman" w:hAnsi="Arial" w:cs="Arial"/>
+          <w:kern w:val="0"/>
+          <w:lang w:eastAsia="fr-CA"/>
+          <w14:ligatures w14:val="none"/>
+        </w:rPr>
+        <w:t xml:space="preserve">, </w:t>
+      </w:r>
+      <w:proofErr w:type="spellStart"/>
+      <w:r>
+        <w:rPr>
+          <w:rFonts w:ascii="Arial" w:eastAsia="Times New Roman" w:hAnsi="Arial" w:cs="Arial"/>
+          <w:kern w:val="0"/>
+          <w:lang w:eastAsia="fr-CA"/>
+          <w14:ligatures w14:val="none"/>
+        </w:rPr>
+        <w:t>addr:postcode</w:t>
+      </w:r>
+      <w:proofErr w:type="spellEnd"/>
+      <w:r>
+        <w:rPr>
+          <w:rFonts w:ascii="Arial" w:eastAsia="Times New Roman" w:hAnsi="Arial" w:cs="Arial"/>
+          <w:kern w:val="0"/>
+          <w:lang w:eastAsia="fr-CA"/>
+          <w14:ligatures w14:val="none"/>
+        </w:rPr>
+        <w:t xml:space="preserve">, addr:street, opening_hours, phone et description. Ces dernières </w:t>
       </w:r>
       <w:r>
         <w:rPr>
@@ -5708,13 +5743,12 @@
           <w:rFonts w:ascii="Times New Roman" w:hAnsi="Times New Roman" w:cs="Times New Roman"/>
           <w:b/>
           <w:bCs/>
-          <w:noProof/>
         </w:rPr>
         <w:drawing>
-          <wp:inline distT="0" distB="0" distL="0" distR="0" wp14:anchorId="7BDF4406" wp14:editId="7AF1D96F">
-            <wp:extent cx="2715759" cy="6987540"/>
-            <wp:effectExtent l="0" t="0" r="8890" b="3810"/>
-            <wp:docPr id="1362864534" name="Image 2" descr="Une image contenant texte, diagramme, noir et blanc, croquis&#10;&#10;Description générée automatiquement"/>
+          <wp:inline distT="0" distB="0" distL="0" distR="0" wp14:anchorId="4297203F" wp14:editId="792F73D9">
+            <wp:extent cx="5486400" cy="6704330"/>
+            <wp:effectExtent l="0" t="0" r="0" b="1270"/>
+            <wp:docPr id="1507120735" name="Image 4"/>
             <wp:cNvGraphicFramePr>
               <a:graphicFrameLocks xmlns:a="http://schemas.openxmlformats.org/drawingml/2006/main" noChangeAspect="1"/>
             </wp:cNvGraphicFramePr>
@@ -5722,13 +5756,13 @@
               <a:graphicData uri="http://schemas.openxmlformats.org/drawingml/2006/picture">
                 <pic:pic xmlns:pic="http://schemas.openxmlformats.org/drawingml/2006/picture">
                   <pic:nvPicPr>
-                    <pic:cNvPr id="1362864534" name="Image 2" descr="Une image contenant texte, diagramme, noir et blanc, croquis&#10;&#10;Description générée automatiquement"/>
+                    <pic:cNvPr id="0" name="Picture 16"/>
                     <pic:cNvPicPr>
                       <a:picLocks noChangeAspect="1" noChangeArrowheads="1"/>
                     </pic:cNvPicPr>
                   </pic:nvPicPr>
                   <pic:blipFill>
-                    <a:blip r:embed="rId18" cstate="print">
+                    <a:blip r:embed="rId18">
                       <a:extLst>
                         <a:ext uri="{28A0092B-C50C-407E-A947-70E740481C1C}">
                           <a14:useLocalDpi xmlns:a14="http://schemas.microsoft.com/office/drawing/2010/main" val="0"/>
@@ -5743,7 +5777,7 @@
                   <pic:spPr bwMode="auto">
                     <a:xfrm>
                       <a:off x="0" y="0"/>
-                      <a:ext cx="2718962" cy="6995780"/>
+                      <a:ext cx="5486400" cy="6704330"/>
                     </a:xfrm>
                     <a:prstGeom prst="rect">
                       <a:avLst/>
@@ -5759,6 +5793,15 @@
           </wp:inline>
         </w:drawing>
       </w:r>
+    </w:p>
+    <w:p>
+      <w:pPr>
+        <w:rPr>
+          <w:rFonts w:ascii="Times New Roman" w:hAnsi="Times New Roman" w:cs="Times New Roman"/>
+          <w:b/>
+          <w:bCs/>
+        </w:rPr>
+      </w:pPr>
     </w:p>
     <w:p>
       <w:pPr>
@@ -6179,21 +6222,7 @@
         <w:rPr>
           <w:rFonts w:ascii="Arial" w:hAnsi="Arial" w:cs="Arial"/>
         </w:rPr>
-        <w:t xml:space="preserve"> Le script wait_for_neo4</w:t>
-      </w:r>
-      <w:proofErr w:type="gramStart"/>
-      <w:r>
-        <w:rPr>
-          <w:rFonts w:ascii="Arial" w:hAnsi="Arial" w:cs="Arial"/>
-        </w:rPr>
-        <w:t>j(</w:t>
-      </w:r>
-      <w:proofErr w:type="gramEnd"/>
-      <w:r>
-        <w:rPr>
-          <w:rFonts w:ascii="Arial" w:hAnsi="Arial" w:cs="Arial"/>
-        </w:rPr>
-        <w:t>) utilisé dans load.py pour s'assurer que Neo4j est prêt avant le chargement des données. Ce script attend la disponibilité de Neo4j en tentant de se connecter de manière répétée jusqu'à ce que le service soit prêt.</w:t>
+        <w:t xml:space="preserve"> Le script wait_for_neo4j() utilisé dans load.py pour s'assurer que Neo4j est prêt avant le chargement des données. Ce script attend la disponibilité de Neo4j en tentant de se connecter de manière répétée jusqu'à ce que le service soit prêt.</w:t>
       </w:r>
     </w:p>
     <w:p>
@@ -6321,6 +6350,22 @@
         </w:rPr>
         <w:t>Ces contributions ont permis de résoudre des problèmes techniques et d’optimiser le déploiement du projet en environnement Docker.</w:t>
       </w:r>
+    </w:p>
+    <w:p>
+      <w:pPr>
+        <w:spacing w:line="276" w:lineRule="auto"/>
+        <w:rPr>
+          <w:rFonts w:ascii="Arial" w:hAnsi="Arial" w:cs="Arial"/>
+        </w:rPr>
+      </w:pPr>
+    </w:p>
+    <w:p>
+      <w:pPr>
+        <w:spacing w:line="276" w:lineRule="auto"/>
+        <w:rPr>
+          <w:rFonts w:ascii="Arial" w:hAnsi="Arial" w:cs="Arial"/>
+        </w:rPr>
+      </w:pPr>
     </w:p>
     <w:p>
       <w:pPr>

--- a/Rapport.docx
+++ b/Rapport.docx
@@ -5743,6 +5743,7 @@
           <w:rFonts w:ascii="Times New Roman" w:hAnsi="Times New Roman" w:cs="Times New Roman"/>
           <w:b/>
           <w:bCs/>
+          <w:noProof/>
         </w:rPr>
         <w:drawing>
           <wp:inline distT="0" distB="0" distL="0" distR="0" wp14:anchorId="4297203F" wp14:editId="792F73D9">
@@ -5805,19 +5806,6 @@
     </w:p>
     <w:p>
       <w:pPr>
-        <w:rPr>
-          <w:rFonts w:ascii="Arial" w:hAnsi="Arial" w:cs="Arial"/>
-        </w:rPr>
-      </w:pPr>
-      <w:r>
-        <w:rPr>
-          <w:rFonts w:ascii="Arial" w:hAnsi="Arial" w:cs="Arial"/>
-        </w:rPr>
-        <w:t>Crédit : Utilisation de DiagramGPT pour faciliter la création du diagramme UML</w:t>
-      </w:r>
-    </w:p>
-    <w:p>
-      <w:pPr>
         <w:pStyle w:val="Titre2"/>
       </w:pPr>
       <w:bookmarkStart w:id="28" w:name="_Toc181719779"/>
@@ -5974,13 +5962,12 @@
           <w:rFonts w:ascii="Times New Roman" w:hAnsi="Times New Roman" w:cs="Times New Roman"/>
           <w:b/>
           <w:bCs/>
-          <w:noProof/>
         </w:rPr>
         <w:drawing>
-          <wp:inline distT="0" distB="0" distL="0" distR="0" wp14:anchorId="077F0928" wp14:editId="2F106B5A">
-            <wp:extent cx="5486400" cy="6793230"/>
-            <wp:effectExtent l="0" t="0" r="0" b="7620"/>
-            <wp:docPr id="817738979" name="Image 1" descr="Une image contenant texte, diagramme, capture d’écran, Plan&#10;&#10;Description générée automatiquement"/>
+          <wp:inline distT="0" distB="0" distL="0" distR="0" wp14:anchorId="5E8D0A48" wp14:editId="0240061A">
+            <wp:extent cx="5115462" cy="7277100"/>
+            <wp:effectExtent l="0" t="0" r="9525" b="0"/>
+            <wp:docPr id="68560466" name="Image 2" descr="Une image contenant texte, diagramme, document, Parallèle&#10;&#10;Description générée automatiquement"/>
             <wp:cNvGraphicFramePr>
               <a:graphicFrameLocks xmlns:a="http://schemas.openxmlformats.org/drawingml/2006/main" noChangeAspect="1"/>
             </wp:cNvGraphicFramePr>
@@ -5988,37 +5975,42 @@
               <a:graphicData uri="http://schemas.openxmlformats.org/drawingml/2006/picture">
                 <pic:pic xmlns:pic="http://schemas.openxmlformats.org/drawingml/2006/picture">
                   <pic:nvPicPr>
-                    <pic:cNvPr id="817738979" name="Image 1" descr="Une image contenant texte, diagramme, capture d’écran, Plan&#10;&#10;Description générée automatiquement"/>
-                    <pic:cNvPicPr/>
+                    <pic:cNvPr id="68560466" name="Image 2" descr="Une image contenant texte, diagramme, document, Parallèle&#10;&#10;Description générée automatiquement"/>
+                    <pic:cNvPicPr>
+                      <a:picLocks noChangeAspect="1" noChangeArrowheads="1"/>
+                    </pic:cNvPicPr>
                   </pic:nvPicPr>
                   <pic:blipFill>
-                    <a:blip r:embed="rId20"/>
+                    <a:blip r:embed="rId20">
+                      <a:extLst>
+                        <a:ext uri="{28A0092B-C50C-407E-A947-70E740481C1C}">
+                          <a14:useLocalDpi xmlns:a14="http://schemas.microsoft.com/office/drawing/2010/main" val="0"/>
+                        </a:ext>
+                      </a:extLst>
+                    </a:blip>
+                    <a:srcRect/>
                     <a:stretch>
                       <a:fillRect/>
                     </a:stretch>
                   </pic:blipFill>
-                  <pic:spPr>
+                  <pic:spPr bwMode="auto">
                     <a:xfrm>
                       <a:off x="0" y="0"/>
-                      <a:ext cx="5486400" cy="6793230"/>
+                      <a:ext cx="5117038" cy="7279342"/>
                     </a:xfrm>
                     <a:prstGeom prst="rect">
                       <a:avLst/>
                     </a:prstGeom>
+                    <a:noFill/>
+                    <a:ln>
+                      <a:noFill/>
+                    </a:ln>
                   </pic:spPr>
                 </pic:pic>
               </a:graphicData>
             </a:graphic>
           </wp:inline>
         </w:drawing>
-      </w:r>
-      <w:r>
-        <w:rPr>
-          <w:rFonts w:ascii="Times New Roman" w:hAnsi="Times New Roman" w:cs="Times New Roman"/>
-          <w:b/>
-          <w:bCs/>
-        </w:rPr>
-        <w:br w:type="page"/>
       </w:r>
     </w:p>
     <w:p>

--- a/Rapport.docx
+++ b/Rapport.docx
@@ -1,10 +1,9 @@
 
 <file path=word/document.xml><?xml version="1.0" encoding="utf-8"?>
-<w:document xmlns:o="urn:schemas-microsoft-com:office:office" xmlns:r="http://schemas.openxmlformats.org/officeDocument/2006/relationships" xmlns:v="urn:schemas-microsoft-com:vml" xmlns:w="http://schemas.openxmlformats.org/wordprocessingml/2006/main" xmlns:w10="urn:schemas-microsoft-com:office:word" xmlns:wp="http://schemas.openxmlformats.org/drawingml/2006/wordprocessingDrawing" xmlns:wps="http://schemas.microsoft.com/office/word/2010/wordprocessingShape" xmlns:wpg="http://schemas.microsoft.com/office/word/2010/wordprocessingGroup" xmlns:mc="http://schemas.openxmlformats.org/markup-compatibility/2006" xmlns:wp14="http://schemas.microsoft.com/office/word/2010/wordprocessingDrawing" xmlns:w14="http://schemas.microsoft.com/office/word/2010/wordml" mc:Ignorable="w14 wp14">
+<w:document xmlns:wpc="http://schemas.microsoft.com/office/word/2010/wordprocessingCanvas" xmlns:cx="http://schemas.microsoft.com/office/drawing/2014/chartex" xmlns:cx1="http://schemas.microsoft.com/office/drawing/2015/9/8/chartex" xmlns:cx2="http://schemas.microsoft.com/office/drawing/2015/10/21/chartex" xmlns:cx3="http://schemas.microsoft.com/office/drawing/2016/5/9/chartex" xmlns:cx4="http://schemas.microsoft.com/office/drawing/2016/5/10/chartex" xmlns:cx5="http://schemas.microsoft.com/office/drawing/2016/5/11/chartex" xmlns:cx6="http://schemas.microsoft.com/office/drawing/2016/5/12/chartex" xmlns:cx7="http://schemas.microsoft.com/office/drawing/2016/5/13/chartex" xmlns:cx8="http://schemas.microsoft.com/office/drawing/2016/5/14/chartex" xmlns:mc="http://schemas.openxmlformats.org/markup-compatibility/2006" xmlns:aink="http://schemas.microsoft.com/office/drawing/2016/ink" xmlns:am3d="http://schemas.microsoft.com/office/drawing/2017/model3d" xmlns:o="urn:schemas-microsoft-com:office:office" xmlns:oel="http://schemas.microsoft.com/office/2019/extlst" xmlns:r="http://schemas.openxmlformats.org/officeDocument/2006/relationships" xmlns:m="http://schemas.openxmlformats.org/officeDocument/2006/math" xmlns:v="urn:schemas-microsoft-com:vml" xmlns:wp14="http://schemas.microsoft.com/office/word/2010/wordprocessingDrawing" xmlns:wp="http://schemas.openxmlformats.org/drawingml/2006/wordprocessingDrawing" xmlns:w10="urn:schemas-microsoft-com:office:word" xmlns:w="http://schemas.openxmlformats.org/wordprocessingml/2006/main" xmlns:w14="http://schemas.microsoft.com/office/word/2010/wordml" xmlns:w15="http://schemas.microsoft.com/office/word/2012/wordml" xmlns:w16cex="http://schemas.microsoft.com/office/word/2018/wordml/cex" xmlns:w16cid="http://schemas.microsoft.com/office/word/2016/wordml/cid" xmlns:w16="http://schemas.microsoft.com/office/word/2018/wordml" xmlns:w16du="http://schemas.microsoft.com/office/word/2023/wordml/word16du" xmlns:w16sdtdh="http://schemas.microsoft.com/office/word/2020/wordml/sdtdatahash" xmlns:w16se="http://schemas.microsoft.com/office/word/2015/wordml/symex" xmlns:wpg="http://schemas.microsoft.com/office/word/2010/wordprocessingGroup" xmlns:wpi="http://schemas.microsoft.com/office/word/2010/wordprocessingInk" xmlns:wne="http://schemas.microsoft.com/office/word/2006/wordml" xmlns:wps="http://schemas.microsoft.com/office/word/2010/wordprocessingShape" mc:Ignorable="w14 w15 w16se w16cid w16 w16cex w16sdtdh w16du wp14">
   <w:body>
     <w:p>
       <w:pPr>
-        <w:pStyle w:val="Normal"/>
         <w:jc w:val="right"/>
         <w:rPr>
           <w:rFonts w:ascii="Arial" w:hAnsi="Arial" w:cs="Arial"/>
@@ -12,17 +11,9 @@
           <w:szCs w:val="48"/>
         </w:rPr>
       </w:pPr>
-      <w:r>
-        <w:rPr>
-          <w:rFonts w:cs="Arial" w:ascii="Arial" w:hAnsi="Arial"/>
-          <w:sz w:val="48"/>
-          <w:szCs w:val="48"/>
-        </w:rPr>
-      </w:r>
-    </w:p>
-    <w:p>
-      <w:pPr>
-        <w:pStyle w:val="Normal"/>
+    </w:p>
+    <w:p>
+      <w:pPr>
         <w:jc w:val="right"/>
         <w:rPr>
           <w:rFonts w:ascii="Arial" w:hAnsi="Arial" w:cs="Arial"/>
@@ -31,8 +22,11 @@
         </w:rPr>
       </w:pPr>
       <w:r>
+        <w:rPr>
+          <w:noProof/>
+        </w:rPr>
         <w:drawing>
-          <wp:anchor behindDoc="1" distT="0" distB="0" distL="0" distR="0" simplePos="0" locked="0" layoutInCell="1" allowOverlap="1" relativeHeight="2">
+          <wp:anchor distT="0" distB="0" distL="0" distR="0" simplePos="0" relativeHeight="2" behindDoc="1" locked="0" layoutInCell="1" allowOverlap="1" wp14:anchorId="355E1272" wp14:editId="74F67B0C">
             <wp:simplePos x="0" y="0"/>
             <wp:positionH relativeFrom="margin">
               <wp:align>left</wp:align>
@@ -43,7 +37,7 @@
             <wp:extent cx="2546985" cy="1105535"/>
             <wp:effectExtent l="0" t="0" r="0" b="0"/>
             <wp:wrapNone/>
-            <wp:docPr id="1" name="Image 2" descr=""/>
+            <wp:docPr id="1" name="Image 2"/>
             <wp:cNvGraphicFramePr>
               <a:graphicFrameLocks xmlns:a="http://schemas.openxmlformats.org/drawingml/2006/main" noChangeAspect="1"/>
             </wp:cNvGraphicFramePr>
@@ -51,13 +45,13 @@
               <a:graphicData uri="http://schemas.openxmlformats.org/drawingml/2006/picture">
                 <pic:pic xmlns:pic="http://schemas.openxmlformats.org/drawingml/2006/picture">
                   <pic:nvPicPr>
-                    <pic:cNvPr id="1" name="Image 2" descr=""/>
+                    <pic:cNvPr id="1" name="Image 2"/>
                     <pic:cNvPicPr>
                       <a:picLocks noChangeAspect="1" noChangeArrowheads="1"/>
                     </pic:cNvPicPr>
                   </pic:nvPicPr>
                   <pic:blipFill>
-                    <a:blip r:embed="rId2"/>
+                    <a:blip r:embed="rId6"/>
                     <a:stretch>
                       <a:fillRect/>
                     </a:stretch>
@@ -79,80 +73,61 @@
       </w:r>
       <w:r>
         <w:rPr>
-          <w:rFonts w:cs="Arial" w:ascii="Arial" w:hAnsi="Arial"/>
+          <w:rFonts w:ascii="Arial" w:hAnsi="Arial" w:cs="Arial"/>
           <w:sz w:val="30"/>
           <w:szCs w:val="30"/>
         </w:rPr>
-        <w:t>B</w:t>
-      </w:r>
-      <w:r>
-        <w:rPr>
-          <w:rFonts w:cs="Arial" w:ascii="Arial" w:hAnsi="Arial"/>
+        <w:t>Bases de données avancées</w:t>
+      </w:r>
+    </w:p>
+    <w:p>
+      <w:pPr>
+        <w:jc w:val="right"/>
+        <w:rPr>
+          <w:rFonts w:ascii="Arial" w:hAnsi="Arial" w:cs="Arial"/>
           <w:sz w:val="30"/>
           <w:szCs w:val="30"/>
         </w:rPr>
-        <w:t>ases de données avancées</w:t>
-      </w:r>
-    </w:p>
-    <w:p>
-      <w:pPr>
-        <w:pStyle w:val="Normal"/>
-        <w:jc w:val="right"/>
+      </w:pPr>
+      <w:r>
         <w:rPr>
           <w:rFonts w:ascii="Arial" w:hAnsi="Arial" w:cs="Arial"/>
           <w:sz w:val="30"/>
           <w:szCs w:val="30"/>
         </w:rPr>
-      </w:pPr>
-      <w:r>
-        <w:rPr>
-          <w:rFonts w:cs="Arial" w:ascii="Arial" w:hAnsi="Arial"/>
+        <w:t>GLO-4035</w:t>
+      </w:r>
+    </w:p>
+    <w:p>
+      <w:pPr>
+        <w:jc w:val="right"/>
+        <w:rPr>
+          <w:rFonts w:ascii="Arial" w:hAnsi="Arial" w:cs="Arial"/>
           <w:sz w:val="30"/>
           <w:szCs w:val="30"/>
         </w:rPr>
-        <w:t>GLO-4035</w:t>
-      </w:r>
-    </w:p>
-    <w:p>
-      <w:pPr>
-        <w:pStyle w:val="Normal"/>
-        <w:jc w:val="right"/>
+      </w:pPr>
+      <w:r>
         <w:rPr>
           <w:rFonts w:ascii="Arial" w:hAnsi="Arial" w:cs="Arial"/>
           <w:sz w:val="30"/>
           <w:szCs w:val="30"/>
         </w:rPr>
-      </w:pPr>
-      <w:r>
-        <w:rPr>
-          <w:rFonts w:cs="Arial" w:ascii="Arial" w:hAnsi="Arial"/>
+        <w:t>Automne 2024</w:t>
+      </w:r>
+    </w:p>
+    <w:p>
+      <w:pPr>
+        <w:jc w:val="right"/>
+        <w:rPr>
+          <w:rFonts w:ascii="Arial" w:hAnsi="Arial" w:cs="Arial"/>
           <w:sz w:val="30"/>
           <w:szCs w:val="30"/>
         </w:rPr>
-        <w:t>Automne 2024</w:t>
-      </w:r>
-    </w:p>
-    <w:p>
-      <w:pPr>
-        <w:pStyle w:val="Normal"/>
-        <w:jc w:val="right"/>
-        <w:rPr>
-          <w:rFonts w:ascii="Arial" w:hAnsi="Arial" w:cs="Arial"/>
-          <w:sz w:val="30"/>
-          <w:szCs w:val="30"/>
-        </w:rPr>
-      </w:pPr>
-      <w:r>
-        <w:rPr>
-          <w:rFonts w:cs="Arial" w:ascii="Arial" w:hAnsi="Arial"/>
-          <w:sz w:val="30"/>
-          <w:szCs w:val="30"/>
-        </w:rPr>
-      </w:r>
-    </w:p>
-    <w:p>
-      <w:pPr>
-        <w:pStyle w:val="Normal"/>
+      </w:pPr>
+    </w:p>
+    <w:p>
+      <w:pPr>
         <w:jc w:val="right"/>
         <w:rPr>
           <w:rFonts w:ascii="Arial" w:hAnsi="Arial" w:cs="Arial"/>
@@ -160,17 +135,9 @@
           <w:szCs w:val="58"/>
         </w:rPr>
       </w:pPr>
-      <w:r>
-        <w:rPr>
-          <w:rFonts w:cs="Arial" w:ascii="Arial" w:hAnsi="Arial"/>
-          <w:sz w:val="58"/>
-          <w:szCs w:val="58"/>
-        </w:rPr>
-      </w:r>
-    </w:p>
-    <w:p>
-      <w:pPr>
-        <w:pStyle w:val="Normal"/>
+    </w:p>
+    <w:p>
+      <w:pPr>
         <w:jc w:val="center"/>
         <w:rPr>
           <w:rFonts w:ascii="Arial" w:hAnsi="Arial" w:cs="Arial"/>
@@ -178,42 +145,29 @@
       </w:pPr>
       <w:r>
         <w:rPr>
-          <w:rFonts w:cs="Arial" w:ascii="Arial" w:hAnsi="Arial"/>
+          <w:rFonts w:ascii="Arial" w:hAnsi="Arial" w:cs="Arial"/>
         </w:rPr>
         <w:t>Réalisé par</w:t>
       </w:r>
     </w:p>
     <w:p>
       <w:pPr>
-        <w:pStyle w:val="Normal"/>
         <w:jc w:val="center"/>
         <w:rPr>
           <w:rFonts w:ascii="Arial" w:hAnsi="Arial" w:cs="Arial"/>
         </w:rPr>
       </w:pPr>
-      <w:r>
-        <w:rPr>
-          <w:rFonts w:cs="Arial" w:ascii="Arial" w:hAnsi="Arial"/>
-        </w:rPr>
-      </w:r>
-    </w:p>
-    <w:p>
-      <w:pPr>
-        <w:pStyle w:val="Normal"/>
+    </w:p>
+    <w:p>
+      <w:pPr>
         <w:jc w:val="center"/>
         <w:rPr>
           <w:rFonts w:ascii="Arial" w:hAnsi="Arial" w:cs="Arial"/>
         </w:rPr>
       </w:pPr>
-      <w:r>
-        <w:rPr>
-          <w:rFonts w:cs="Arial" w:ascii="Arial" w:hAnsi="Arial"/>
-        </w:rPr>
-      </w:r>
-    </w:p>
-    <w:p>
-      <w:pPr>
-        <w:pStyle w:val="Normal"/>
+    </w:p>
+    <w:p>
+      <w:pPr>
         <w:jc w:val="center"/>
         <w:rPr>
           <w:rFonts w:ascii="Arial" w:hAnsi="Arial" w:cs="Arial"/>
@@ -221,14 +175,13 @@
       </w:pPr>
       <w:r>
         <w:rPr>
-          <w:rFonts w:cs="Arial" w:ascii="Arial" w:hAnsi="Arial"/>
+          <w:rFonts w:ascii="Arial" w:hAnsi="Arial" w:cs="Arial"/>
         </w:rPr>
         <w:t>Zack Dufresne (536 899 030)</w:t>
       </w:r>
     </w:p>
     <w:p>
       <w:pPr>
-        <w:pStyle w:val="Normal"/>
         <w:jc w:val="center"/>
         <w:rPr>
           <w:rFonts w:ascii="Arial" w:hAnsi="Arial" w:cs="Arial"/>
@@ -236,14 +189,13 @@
       </w:pPr>
       <w:r>
         <w:rPr>
-          <w:rFonts w:cs="Arial" w:ascii="Arial" w:hAnsi="Arial"/>
+          <w:rFonts w:ascii="Arial" w:hAnsi="Arial" w:cs="Arial"/>
         </w:rPr>
         <w:t>Charles-Étienne Dumont (536 960 589)</w:t>
       </w:r>
     </w:p>
     <w:p>
       <w:pPr>
-        <w:pStyle w:val="Normal"/>
         <w:jc w:val="center"/>
         <w:rPr>
           <w:rFonts w:ascii="Arial" w:hAnsi="Arial" w:cs="Arial"/>
@@ -251,14 +203,13 @@
       </w:pPr>
       <w:r>
         <w:rPr>
-          <w:rFonts w:cs="Arial" w:ascii="Arial" w:hAnsi="Arial"/>
+          <w:rFonts w:ascii="Arial" w:hAnsi="Arial" w:cs="Arial"/>
         </w:rPr>
         <w:t>Charles Brassard (536 783 602)</w:t>
       </w:r>
     </w:p>
     <w:p>
       <w:pPr>
-        <w:pStyle w:val="Normal"/>
         <w:jc w:val="center"/>
         <w:rPr>
           <w:rFonts w:ascii="Arial" w:hAnsi="Arial" w:cs="Arial"/>
@@ -266,42 +217,29 @@
       </w:pPr>
       <w:r>
         <w:rPr>
-          <w:rFonts w:cs="Arial" w:ascii="Arial" w:hAnsi="Arial"/>
+          <w:rFonts w:ascii="Arial" w:hAnsi="Arial" w:cs="Arial"/>
         </w:rPr>
         <w:t>Christian Fosso (536 904 549)</w:t>
       </w:r>
     </w:p>
     <w:p>
       <w:pPr>
-        <w:pStyle w:val="Normal"/>
         <w:jc w:val="center"/>
         <w:rPr>
           <w:rFonts w:ascii="Arial" w:hAnsi="Arial" w:cs="Arial"/>
         </w:rPr>
       </w:pPr>
-      <w:r>
-        <w:rPr>
-          <w:rFonts w:cs="Arial" w:ascii="Arial" w:hAnsi="Arial"/>
-        </w:rPr>
-      </w:r>
-    </w:p>
-    <w:p>
-      <w:pPr>
-        <w:pStyle w:val="Normal"/>
+    </w:p>
+    <w:p>
+      <w:pPr>
         <w:jc w:val="center"/>
         <w:rPr>
           <w:rFonts w:ascii="Arial" w:hAnsi="Arial" w:cs="Arial"/>
         </w:rPr>
       </w:pPr>
-      <w:r>
-        <w:rPr>
-          <w:rFonts w:cs="Arial" w:ascii="Arial" w:hAnsi="Arial"/>
-        </w:rPr>
-      </w:r>
-    </w:p>
-    <w:p>
-      <w:pPr>
-        <w:pStyle w:val="Normal"/>
+    </w:p>
+    <w:p>
+      <w:pPr>
         <w:jc w:val="center"/>
         <w:rPr>
           <w:rFonts w:ascii="Arial" w:hAnsi="Arial" w:cs="Arial"/>
@@ -311,7 +249,7 @@
       </w:pPr>
       <w:r>
         <w:rPr>
-          <w:rFonts w:cs="Arial" w:ascii="Arial" w:hAnsi="Arial"/>
+          <w:rFonts w:ascii="Arial" w:hAnsi="Arial" w:cs="Arial"/>
           <w:sz w:val="48"/>
           <w:szCs w:val="48"/>
         </w:rPr>
@@ -320,7 +258,6 @@
     </w:p>
     <w:p>
       <w:pPr>
-        <w:pStyle w:val="Normal"/>
         <w:jc w:val="center"/>
         <w:rPr>
           <w:rFonts w:ascii="Arial" w:hAnsi="Arial" w:cs="Arial"/>
@@ -328,17 +265,9 @@
           <w:szCs w:val="48"/>
         </w:rPr>
       </w:pPr>
-      <w:r>
-        <w:rPr>
-          <w:rFonts w:cs="Arial" w:ascii="Arial" w:hAnsi="Arial"/>
-          <w:sz w:val="48"/>
-          <w:szCs w:val="48"/>
-        </w:rPr>
-      </w:r>
-    </w:p>
-    <w:p>
-      <w:pPr>
-        <w:pStyle w:val="Normal"/>
+    </w:p>
+    <w:p>
+      <w:pPr>
         <w:jc w:val="center"/>
         <w:rPr>
           <w:rFonts w:ascii="Arial" w:hAnsi="Arial" w:cs="Arial"/>
@@ -346,14 +275,13 @@
       </w:pPr>
       <w:r>
         <w:rPr>
-          <w:rFonts w:cs="Arial" w:ascii="Arial" w:hAnsi="Arial"/>
+          <w:rFonts w:ascii="Arial" w:hAnsi="Arial" w:cs="Arial"/>
         </w:rPr>
         <w:t>Travail présenté à</w:t>
       </w:r>
     </w:p>
     <w:p>
       <w:pPr>
-        <w:pStyle w:val="Normal"/>
         <w:jc w:val="center"/>
         <w:rPr>
           <w:rFonts w:ascii="Arial" w:hAnsi="Arial" w:cs="Arial"/>
@@ -361,105 +289,98 @@
       </w:pPr>
       <w:r>
         <w:rPr>
-          <w:rFonts w:cs="Arial" w:ascii="Arial" w:hAnsi="Arial"/>
+          <w:rFonts w:ascii="Arial" w:hAnsi="Arial" w:cs="Arial"/>
         </w:rPr>
         <w:t>Eloïse Prévôt</w:t>
       </w:r>
     </w:p>
     <w:p>
       <w:pPr>
-        <w:pStyle w:val="Normal"/>
         <w:jc w:val="center"/>
         <w:rPr>
           <w:rFonts w:ascii="Arial" w:hAnsi="Arial" w:cs="Arial"/>
         </w:rPr>
       </w:pPr>
-      <w:r>
-        <w:rPr>
-          <w:rFonts w:cs="Arial" w:ascii="Arial" w:hAnsi="Arial"/>
-        </w:rPr>
-      </w:r>
-    </w:p>
-    <w:p>
-      <w:pPr>
-        <w:pStyle w:val="Normal"/>
+    </w:p>
+    <w:p>
+      <w:pPr>
         <w:jc w:val="center"/>
         <w:rPr>
           <w:rFonts w:ascii="Arial" w:hAnsi="Arial" w:cs="Arial"/>
         </w:rPr>
       </w:pPr>
-      <w:r>
-        <w:rPr>
-          <w:rFonts w:cs="Arial" w:ascii="Arial" w:hAnsi="Arial"/>
-        </w:rPr>
-      </w:r>
-    </w:p>
-    <w:p>
-      <w:pPr>
-        <w:pStyle w:val="Normal"/>
+    </w:p>
+    <w:p>
+      <w:pPr>
         <w:jc w:val="center"/>
         <w:rPr>
           <w:rFonts w:ascii="Arial" w:hAnsi="Arial" w:cs="Arial"/>
         </w:rPr>
       </w:pPr>
-      <w:r>
-        <w:rPr>
-          <w:rFonts w:cs="Arial" w:ascii="Arial" w:hAnsi="Arial"/>
-        </w:rPr>
-      </w:r>
-    </w:p>
-    <w:p>
-      <w:pPr>
-        <w:pStyle w:val="Normal"/>
+    </w:p>
+    <w:p>
+      <w:pPr>
         <w:jc w:val="center"/>
         <w:rPr>
           <w:rFonts w:ascii="Times New Roman" w:hAnsi="Times New Roman" w:cs="Times New Roman"/>
           <w:b/>
-          <w:b/>
           <w:bCs/>
         </w:rPr>
       </w:pPr>
       <w:r>
         <w:rPr>
-          <w:rFonts w:cs="Arial" w:ascii="Arial" w:hAnsi="Arial"/>
+          <w:rFonts w:ascii="Arial" w:hAnsi="Arial" w:cs="Arial"/>
         </w:rPr>
         <w:t>8 novembre 2024</w:t>
       </w:r>
     </w:p>
     <w:sdt>
       <w:sdtPr>
+        <w:rPr>
+          <w:rFonts w:asciiTheme="minorHAnsi" w:eastAsiaTheme="minorHAnsi" w:hAnsiTheme="minorHAnsi" w:cstheme="minorBidi"/>
+          <w:color w:val="auto"/>
+          <w:kern w:val="2"/>
+          <w:sz w:val="24"/>
+          <w:szCs w:val="24"/>
+          <w:lang w:val="fr-CA" w:eastAsia="en-US"/>
+          <w14:ligatures w14:val="standardContextual"/>
+        </w:rPr>
+        <w:id w:val="4640225"/>
         <w:docPartObj>
           <w:docPartGallery w:val="Table of Contents"/>
-          <w:docPartUnique w:val="true"/>
+          <w:docPartUnique/>
         </w:docPartObj>
       </w:sdtPr>
       <w:sdtContent>
         <w:p>
           <w:pPr>
-            <w:pStyle w:val="TOCHeading"/>
+            <w:pStyle w:val="En-ttedetabledesmatires"/>
             <w:rPr>
               <w:lang w:val="fr-CA"/>
             </w:rPr>
           </w:pPr>
           <w:r>
+            <w:rPr>
+              <w:lang w:val="fr-CA"/>
+            </w:rPr>
             <w:br w:type="page"/>
           </w:r>
           <w:r>
             <w:rPr>
               <w:lang w:val="fr-FR"/>
             </w:rPr>
+            <w:lastRenderedPageBreak/>
             <w:t>Table des matières</w:t>
           </w:r>
         </w:p>
         <w:p>
           <w:pPr>
-            <w:pStyle w:val="Contents1"/>
+            <w:pStyle w:val="TM1"/>
             <w:tabs>
-              <w:tab w:val="clear" w:pos="708"/>
-              <w:tab w:val="right" w:pos="8630" w:leader="dot"/>
+              <w:tab w:val="right" w:leader="dot" w:pos="8630"/>
             </w:tabs>
             <w:rPr>
-              <w:rFonts w:eastAsia="" w:eastAsiaTheme="minorEastAsia"/>
+              <w:rFonts w:eastAsiaTheme="minorEastAsia"/>
               <w:sz w:val="22"/>
               <w:szCs w:val="22"/>
               <w:lang w:val="en-CA" w:eastAsia="en-CA"/>
@@ -470,14 +391,13 @@
           </w:r>
           <w:r>
             <w:rPr>
+              <w:rStyle w:val="IndexLink"/>
               <w:webHidden/>
-              <w:rStyle w:val="IndexLink"/>
             </w:rPr>
-            <w:instrText> TOC \z \o "1-3" \u \h</w:instrText>
+            <w:instrText>TOC \z \o "1-3" \u \h</w:instrText>
           </w:r>
           <w:r>
             <w:rPr>
-              <w:webHidden/>
               <w:rStyle w:val="IndexLink"/>
             </w:rPr>
             <w:fldChar w:fldCharType="separate"/>
@@ -485,8 +405,8 @@
           <w:hyperlink w:anchor="_Toc181719751">
             <w:r>
               <w:rPr>
-                <w:webHidden/>
-                <w:rStyle w:val="IndexLink"/>
+                <w:rStyle w:val="IndexLink"/>
+                <w:webHidden/>
               </w:rPr>
               <w:t>Stratégie d’acquisition des données</w:t>
             </w:r>
@@ -506,12 +426,16 @@
               <w:rPr>
                 <w:webHidden/>
               </w:rPr>
+            </w:r>
+            <w:r>
+              <w:rPr>
+                <w:webHidden/>
+              </w:rPr>
               <w:fldChar w:fldCharType="separate"/>
             </w:r>
             <w:r>
               <w:rPr>
                 <w:rStyle w:val="IndexLink"/>
-                <w:vanish w:val="false"/>
               </w:rPr>
               <w:tab/>
               <w:t>4</w:t>
@@ -526,13 +450,12 @@
         </w:p>
         <w:p>
           <w:pPr>
-            <w:pStyle w:val="Contents2"/>
+            <w:pStyle w:val="TM2"/>
             <w:tabs>
-              <w:tab w:val="clear" w:pos="708"/>
-              <w:tab w:val="right" w:pos="8630" w:leader="dot"/>
+              <w:tab w:val="right" w:leader="dot" w:pos="8630"/>
             </w:tabs>
             <w:rPr>
-              <w:rFonts w:eastAsia="" w:eastAsiaTheme="minorEastAsia"/>
+              <w:rFonts w:eastAsiaTheme="minorEastAsia"/>
               <w:sz w:val="22"/>
               <w:szCs w:val="22"/>
               <w:lang w:val="en-CA" w:eastAsia="en-CA"/>
@@ -541,8 +464,8 @@
           <w:hyperlink w:anchor="_Toc181719752">
             <w:r>
               <w:rPr>
-                <w:webHidden/>
-                <w:rStyle w:val="IndexLink"/>
+                <w:rStyle w:val="IndexLink"/>
+                <w:webHidden/>
               </w:rPr>
               <w:t>Source et méthode d’extraction</w:t>
             </w:r>
@@ -562,12 +485,16 @@
               <w:rPr>
                 <w:webHidden/>
               </w:rPr>
+            </w:r>
+            <w:r>
+              <w:rPr>
+                <w:webHidden/>
+              </w:rPr>
               <w:fldChar w:fldCharType="separate"/>
             </w:r>
             <w:r>
               <w:rPr>
                 <w:rStyle w:val="IndexLink"/>
-                <w:vanish w:val="false"/>
               </w:rPr>
               <w:tab/>
               <w:t>4</w:t>
@@ -582,13 +509,12 @@
         </w:p>
         <w:p>
           <w:pPr>
-            <w:pStyle w:val="Contents3"/>
+            <w:pStyle w:val="TM3"/>
             <w:tabs>
-              <w:tab w:val="clear" w:pos="708"/>
-              <w:tab w:val="right" w:pos="8630" w:leader="dot"/>
+              <w:tab w:val="right" w:leader="dot" w:pos="8630"/>
             </w:tabs>
             <w:rPr>
-              <w:rFonts w:eastAsia="" w:eastAsiaTheme="minorEastAsia"/>
+              <w:rFonts w:eastAsiaTheme="minorEastAsia"/>
               <w:sz w:val="22"/>
               <w:szCs w:val="22"/>
               <w:lang w:val="en-CA" w:eastAsia="en-CA"/>
@@ -597,8 +523,8 @@
           <w:hyperlink w:anchor="_Toc181719753">
             <w:r>
               <w:rPr>
-                <w:webHidden/>
-                <w:rStyle w:val="IndexLink"/>
+                <w:rStyle w:val="IndexLink"/>
+                <w:webHidden/>
               </w:rPr>
               <w:t>Présentation de la ville</w:t>
             </w:r>
@@ -618,12 +544,16 @@
               <w:rPr>
                 <w:webHidden/>
               </w:rPr>
+            </w:r>
+            <w:r>
+              <w:rPr>
+                <w:webHidden/>
+              </w:rPr>
               <w:fldChar w:fldCharType="separate"/>
             </w:r>
             <w:r>
               <w:rPr>
                 <w:rStyle w:val="IndexLink"/>
-                <w:vanish w:val="false"/>
               </w:rPr>
               <w:tab/>
               <w:t>4</w:t>
@@ -638,13 +568,12 @@
         </w:p>
         <w:p>
           <w:pPr>
-            <w:pStyle w:val="Contents3"/>
+            <w:pStyle w:val="TM3"/>
             <w:tabs>
-              <w:tab w:val="clear" w:pos="708"/>
-              <w:tab w:val="right" w:pos="8630" w:leader="dot"/>
+              <w:tab w:val="right" w:leader="dot" w:pos="8630"/>
             </w:tabs>
             <w:rPr>
-              <w:rFonts w:eastAsia="" w:eastAsiaTheme="minorEastAsia"/>
+              <w:rFonts w:eastAsiaTheme="minorEastAsia"/>
               <w:sz w:val="22"/>
               <w:szCs w:val="22"/>
               <w:lang w:val="en-CA" w:eastAsia="en-CA"/>
@@ -653,8 +582,8 @@
           <w:hyperlink w:anchor="_Toc181719754">
             <w:r>
               <w:rPr>
-                <w:webHidden/>
-                <w:rStyle w:val="IndexLink"/>
+                <w:rStyle w:val="IndexLink"/>
+                <w:webHidden/>
               </w:rPr>
               <w:t>Source de données</w:t>
             </w:r>
@@ -674,12 +603,16 @@
               <w:rPr>
                 <w:webHidden/>
               </w:rPr>
+            </w:r>
+            <w:r>
+              <w:rPr>
+                <w:webHidden/>
+              </w:rPr>
               <w:fldChar w:fldCharType="separate"/>
             </w:r>
             <w:r>
               <w:rPr>
                 <w:rStyle w:val="IndexLink"/>
-                <w:vanish w:val="false"/>
               </w:rPr>
               <w:tab/>
               <w:t>4</w:t>
@@ -694,13 +627,12 @@
         </w:p>
         <w:p>
           <w:pPr>
-            <w:pStyle w:val="Contents3"/>
+            <w:pStyle w:val="TM3"/>
             <w:tabs>
-              <w:tab w:val="clear" w:pos="708"/>
-              <w:tab w:val="right" w:pos="8630" w:leader="dot"/>
+              <w:tab w:val="right" w:leader="dot" w:pos="8630"/>
             </w:tabs>
             <w:rPr>
-              <w:rFonts w:eastAsia="" w:eastAsiaTheme="minorEastAsia"/>
+              <w:rFonts w:eastAsiaTheme="minorEastAsia"/>
               <w:sz w:val="22"/>
               <w:szCs w:val="22"/>
               <w:lang w:val="en-CA" w:eastAsia="en-CA"/>
@@ -709,8 +641,8 @@
           <w:hyperlink w:anchor="_Toc181719755">
             <w:r>
               <w:rPr>
-                <w:webHidden/>
-                <w:rStyle w:val="IndexLink"/>
+                <w:rStyle w:val="IndexLink"/>
+                <w:webHidden/>
               </w:rPr>
               <w:t>Méthode d’obtention des données</w:t>
             </w:r>
@@ -730,12 +662,16 @@
               <w:rPr>
                 <w:webHidden/>
               </w:rPr>
+            </w:r>
+            <w:r>
+              <w:rPr>
+                <w:webHidden/>
+              </w:rPr>
               <w:fldChar w:fldCharType="separate"/>
             </w:r>
             <w:r>
               <w:rPr>
                 <w:rStyle w:val="IndexLink"/>
-                <w:vanish w:val="false"/>
               </w:rPr>
               <w:tab/>
               <w:t>4</w:t>
@@ -750,13 +686,12 @@
         </w:p>
         <w:p>
           <w:pPr>
-            <w:pStyle w:val="Contents3"/>
+            <w:pStyle w:val="TM3"/>
             <w:tabs>
-              <w:tab w:val="clear" w:pos="708"/>
-              <w:tab w:val="right" w:pos="8630" w:leader="dot"/>
+              <w:tab w:val="right" w:leader="dot" w:pos="8630"/>
             </w:tabs>
             <w:rPr>
-              <w:rFonts w:eastAsia="" w:eastAsiaTheme="minorEastAsia"/>
+              <w:rFonts w:eastAsiaTheme="minorEastAsia"/>
               <w:sz w:val="22"/>
               <w:szCs w:val="22"/>
               <w:lang w:val="en-CA" w:eastAsia="en-CA"/>
@@ -765,8 +700,8 @@
           <w:hyperlink w:anchor="_Toc181719756">
             <w:r>
               <w:rPr>
-                <w:webHidden/>
-                <w:rStyle w:val="IndexLink"/>
+                <w:rStyle w:val="IndexLink"/>
+                <w:webHidden/>
               </w:rPr>
               <w:t>Analyse des données</w:t>
             </w:r>
@@ -786,12 +721,16 @@
               <w:rPr>
                 <w:webHidden/>
               </w:rPr>
+            </w:r>
+            <w:r>
+              <w:rPr>
+                <w:webHidden/>
+              </w:rPr>
               <w:fldChar w:fldCharType="separate"/>
             </w:r>
             <w:r>
               <w:rPr>
                 <w:rStyle w:val="IndexLink"/>
-                <w:vanish w:val="false"/>
               </w:rPr>
               <w:tab/>
               <w:t>4</w:t>
@@ -806,13 +745,12 @@
         </w:p>
         <w:p>
           <w:pPr>
-            <w:pStyle w:val="Contents2"/>
+            <w:pStyle w:val="TM2"/>
             <w:tabs>
-              <w:tab w:val="clear" w:pos="708"/>
-              <w:tab w:val="right" w:pos="8630" w:leader="dot"/>
+              <w:tab w:val="right" w:leader="dot" w:pos="8630"/>
             </w:tabs>
             <w:rPr>
-              <w:rFonts w:eastAsia="" w:eastAsiaTheme="minorEastAsia"/>
+              <w:rFonts w:eastAsiaTheme="minorEastAsia"/>
               <w:sz w:val="22"/>
               <w:szCs w:val="22"/>
               <w:lang w:val="en-CA" w:eastAsia="en-CA"/>
@@ -821,8 +759,8 @@
           <w:hyperlink w:anchor="_Toc181719757">
             <w:r>
               <w:rPr>
-                <w:webHidden/>
-                <w:rStyle w:val="IndexLink"/>
+                <w:rStyle w:val="IndexLink"/>
+                <w:webHidden/>
               </w:rPr>
               <w:t>Présentation d’exemples de données sources</w:t>
             </w:r>
@@ -842,12 +780,16 @@
               <w:rPr>
                 <w:webHidden/>
               </w:rPr>
+            </w:r>
+            <w:r>
+              <w:rPr>
+                <w:webHidden/>
+              </w:rPr>
               <w:fldChar w:fldCharType="separate"/>
             </w:r>
             <w:r>
               <w:rPr>
                 <w:rStyle w:val="IndexLink"/>
-                <w:vanish w:val="false"/>
               </w:rPr>
               <w:tab/>
               <w:t>4</w:t>
@@ -862,13 +804,12 @@
         </w:p>
         <w:p>
           <w:pPr>
-            <w:pStyle w:val="Contents1"/>
+            <w:pStyle w:val="TM1"/>
             <w:tabs>
-              <w:tab w:val="clear" w:pos="708"/>
-              <w:tab w:val="right" w:pos="8630" w:leader="dot"/>
+              <w:tab w:val="right" w:leader="dot" w:pos="8630"/>
             </w:tabs>
             <w:rPr>
-              <w:rFonts w:eastAsia="" w:eastAsiaTheme="minorEastAsia"/>
+              <w:rFonts w:eastAsiaTheme="minorEastAsia"/>
               <w:sz w:val="22"/>
               <w:szCs w:val="22"/>
               <w:lang w:val="en-CA" w:eastAsia="en-CA"/>
@@ -877,8 +818,8 @@
           <w:hyperlink w:anchor="_Toc181719758">
             <w:r>
               <w:rPr>
-                <w:webHidden/>
-                <w:rStyle w:val="IndexLink"/>
+                <w:rStyle w:val="IndexLink"/>
+                <w:webHidden/>
               </w:rPr>
               <w:t>Technologies utilisées</w:t>
             </w:r>
@@ -898,12 +839,16 @@
               <w:rPr>
                 <w:webHidden/>
               </w:rPr>
+            </w:r>
+            <w:r>
+              <w:rPr>
+                <w:webHidden/>
+              </w:rPr>
               <w:fldChar w:fldCharType="separate"/>
             </w:r>
             <w:r>
               <w:rPr>
                 <w:rStyle w:val="IndexLink"/>
-                <w:vanish w:val="false"/>
               </w:rPr>
               <w:tab/>
               <w:t>5</w:t>
@@ -918,13 +863,12 @@
         </w:p>
         <w:p>
           <w:pPr>
-            <w:pStyle w:val="Contents2"/>
+            <w:pStyle w:val="TM2"/>
             <w:tabs>
-              <w:tab w:val="clear" w:pos="708"/>
-              <w:tab w:val="right" w:pos="8630" w:leader="dot"/>
+              <w:tab w:val="right" w:leader="dot" w:pos="8630"/>
             </w:tabs>
             <w:rPr>
-              <w:rFonts w:eastAsia="" w:eastAsiaTheme="minorEastAsia"/>
+              <w:rFonts w:eastAsiaTheme="minorEastAsia"/>
               <w:sz w:val="22"/>
               <w:szCs w:val="22"/>
               <w:lang w:val="en-CA" w:eastAsia="en-CA"/>
@@ -933,8 +877,8 @@
           <w:hyperlink w:anchor="_Toc181719759">
             <w:r>
               <w:rPr>
-                <w:webHidden/>
-                <w:rStyle w:val="IndexLink"/>
+                <w:rStyle w:val="IndexLink"/>
+                <w:webHidden/>
               </w:rPr>
               <w:t>Langage de programmation</w:t>
             </w:r>
@@ -954,12 +898,16 @@
               <w:rPr>
                 <w:webHidden/>
               </w:rPr>
+            </w:r>
+            <w:r>
+              <w:rPr>
+                <w:webHidden/>
+              </w:rPr>
               <w:fldChar w:fldCharType="separate"/>
             </w:r>
             <w:r>
               <w:rPr>
                 <w:rStyle w:val="IndexLink"/>
-                <w:vanish w:val="false"/>
               </w:rPr>
               <w:tab/>
               <w:t>5</w:t>
@@ -974,13 +922,12 @@
         </w:p>
         <w:p>
           <w:pPr>
-            <w:pStyle w:val="Contents2"/>
+            <w:pStyle w:val="TM2"/>
             <w:tabs>
-              <w:tab w:val="clear" w:pos="708"/>
-              <w:tab w:val="right" w:pos="8630" w:leader="dot"/>
+              <w:tab w:val="right" w:leader="dot" w:pos="8630"/>
             </w:tabs>
             <w:rPr>
-              <w:rFonts w:eastAsia="" w:eastAsiaTheme="minorEastAsia"/>
+              <w:rFonts w:eastAsiaTheme="minorEastAsia"/>
               <w:sz w:val="22"/>
               <w:szCs w:val="22"/>
               <w:lang w:val="en-CA" w:eastAsia="en-CA"/>
@@ -989,8 +936,8 @@
           <w:hyperlink w:anchor="_Toc181719760">
             <w:r>
               <w:rPr>
-                <w:webHidden/>
-                <w:rStyle w:val="IndexLink"/>
+                <w:rStyle w:val="IndexLink"/>
+                <w:webHidden/>
               </w:rPr>
               <w:t>Base de données</w:t>
             </w:r>
@@ -1010,12 +957,16 @@
               <w:rPr>
                 <w:webHidden/>
               </w:rPr>
+            </w:r>
+            <w:r>
+              <w:rPr>
+                <w:webHidden/>
+              </w:rPr>
               <w:fldChar w:fldCharType="separate"/>
             </w:r>
             <w:r>
               <w:rPr>
                 <w:rStyle w:val="IndexLink"/>
-                <w:vanish w:val="false"/>
               </w:rPr>
               <w:tab/>
               <w:t>5</w:t>
@@ -1030,13 +981,12 @@
         </w:p>
         <w:p>
           <w:pPr>
-            <w:pStyle w:val="Contents1"/>
+            <w:pStyle w:val="TM1"/>
             <w:tabs>
-              <w:tab w:val="clear" w:pos="708"/>
-              <w:tab w:val="right" w:pos="8630" w:leader="dot"/>
+              <w:tab w:val="right" w:leader="dot" w:pos="8630"/>
             </w:tabs>
             <w:rPr>
-              <w:rFonts w:eastAsia="" w:eastAsiaTheme="minorEastAsia"/>
+              <w:rFonts w:eastAsiaTheme="minorEastAsia"/>
               <w:sz w:val="22"/>
               <w:szCs w:val="22"/>
               <w:lang w:val="en-CA" w:eastAsia="en-CA"/>
@@ -1045,8 +995,8 @@
           <w:hyperlink w:anchor="_Toc181719761">
             <w:r>
               <w:rPr>
-                <w:webHidden/>
-                <w:rStyle w:val="IndexLink"/>
+                <w:rStyle w:val="IndexLink"/>
+                <w:webHidden/>
               </w:rPr>
               <w:t>Les détails du processus d’extraction, de transformation et de conversion (ETL)</w:t>
             </w:r>
@@ -1066,12 +1016,16 @@
               <w:rPr>
                 <w:webHidden/>
               </w:rPr>
+            </w:r>
+            <w:r>
+              <w:rPr>
+                <w:webHidden/>
+              </w:rPr>
               <w:fldChar w:fldCharType="separate"/>
             </w:r>
             <w:r>
               <w:rPr>
                 <w:rStyle w:val="IndexLink"/>
-                <w:vanish w:val="false"/>
               </w:rPr>
               <w:tab/>
               <w:t>6</w:t>
@@ -1086,13 +1040,12 @@
         </w:p>
         <w:p>
           <w:pPr>
-            <w:pStyle w:val="Contents2"/>
+            <w:pStyle w:val="TM2"/>
             <w:tabs>
-              <w:tab w:val="clear" w:pos="708"/>
-              <w:tab w:val="right" w:pos="8630" w:leader="dot"/>
+              <w:tab w:val="right" w:leader="dot" w:pos="8630"/>
             </w:tabs>
             <w:rPr>
-              <w:rFonts w:eastAsia="" w:eastAsiaTheme="minorEastAsia"/>
+              <w:rFonts w:eastAsiaTheme="minorEastAsia"/>
               <w:sz w:val="22"/>
               <w:szCs w:val="22"/>
               <w:lang w:val="en-CA" w:eastAsia="en-CA"/>
@@ -1101,8 +1054,8 @@
           <w:hyperlink w:anchor="_Toc181719762">
             <w:r>
               <w:rPr>
-                <w:webHidden/>
-                <w:rStyle w:val="IndexLink"/>
+                <w:rStyle w:val="IndexLink"/>
+                <w:webHidden/>
               </w:rPr>
               <w:t>Processus d’acquisition initiale des données</w:t>
             </w:r>
@@ -1122,12 +1075,16 @@
               <w:rPr>
                 <w:webHidden/>
               </w:rPr>
+            </w:r>
+            <w:r>
+              <w:rPr>
+                <w:webHidden/>
+              </w:rPr>
               <w:fldChar w:fldCharType="separate"/>
             </w:r>
             <w:r>
               <w:rPr>
                 <w:rStyle w:val="IndexLink"/>
-                <w:vanish w:val="false"/>
               </w:rPr>
               <w:tab/>
               <w:t>6</w:t>
@@ -1142,13 +1099,12 @@
         </w:p>
         <w:p>
           <w:pPr>
-            <w:pStyle w:val="Contents2"/>
+            <w:pStyle w:val="TM2"/>
             <w:tabs>
-              <w:tab w:val="clear" w:pos="708"/>
-              <w:tab w:val="right" w:pos="8630" w:leader="dot"/>
+              <w:tab w:val="right" w:leader="dot" w:pos="8630"/>
             </w:tabs>
             <w:rPr>
-              <w:rFonts w:eastAsia="" w:eastAsiaTheme="minorEastAsia"/>
+              <w:rFonts w:eastAsiaTheme="minorEastAsia"/>
               <w:sz w:val="22"/>
               <w:szCs w:val="22"/>
               <w:lang w:val="en-CA" w:eastAsia="en-CA"/>
@@ -1157,8 +1113,8 @@
           <w:hyperlink w:anchor="_Toc181719763">
             <w:r>
               <w:rPr>
-                <w:webHidden/>
-                <w:rStyle w:val="IndexLink"/>
+                <w:rStyle w:val="IndexLink"/>
+                <w:webHidden/>
               </w:rPr>
               <w:t>Processus d'Acquisition Incrémental des données</w:t>
             </w:r>
@@ -1178,12 +1134,16 @@
               <w:rPr>
                 <w:webHidden/>
               </w:rPr>
+            </w:r>
+            <w:r>
+              <w:rPr>
+                <w:webHidden/>
+              </w:rPr>
               <w:fldChar w:fldCharType="separate"/>
             </w:r>
             <w:r>
               <w:rPr>
                 <w:rStyle w:val="IndexLink"/>
-                <w:vanish w:val="false"/>
               </w:rPr>
               <w:tab/>
               <w:t>6</w:t>
@@ -1198,13 +1158,12 @@
         </w:p>
         <w:p>
           <w:pPr>
-            <w:pStyle w:val="Contents2"/>
+            <w:pStyle w:val="TM2"/>
             <w:tabs>
-              <w:tab w:val="clear" w:pos="708"/>
-              <w:tab w:val="right" w:pos="8630" w:leader="dot"/>
+              <w:tab w:val="right" w:leader="dot" w:pos="8630"/>
             </w:tabs>
             <w:rPr>
-              <w:rFonts w:eastAsia="" w:eastAsiaTheme="minorEastAsia"/>
+              <w:rFonts w:eastAsiaTheme="minorEastAsia"/>
               <w:sz w:val="22"/>
               <w:szCs w:val="22"/>
               <w:lang w:val="en-CA" w:eastAsia="en-CA"/>
@@ -1213,8 +1172,8 @@
           <w:hyperlink w:anchor="_Toc181719764">
             <w:r>
               <w:rPr>
-                <w:webHidden/>
-                <w:rStyle w:val="IndexLink"/>
+                <w:rStyle w:val="IndexLink"/>
+                <w:webHidden/>
               </w:rPr>
               <w:t>Processus de transformation des données</w:t>
             </w:r>
@@ -1234,12 +1193,16 @@
               <w:rPr>
                 <w:webHidden/>
               </w:rPr>
+            </w:r>
+            <w:r>
+              <w:rPr>
+                <w:webHidden/>
+              </w:rPr>
               <w:fldChar w:fldCharType="separate"/>
             </w:r>
             <w:r>
               <w:rPr>
                 <w:rStyle w:val="IndexLink"/>
-                <w:vanish w:val="false"/>
               </w:rPr>
               <w:tab/>
               <w:t>6</w:t>
@@ -1254,13 +1217,12 @@
         </w:p>
         <w:p>
           <w:pPr>
-            <w:pStyle w:val="Contents2"/>
+            <w:pStyle w:val="TM2"/>
             <w:tabs>
-              <w:tab w:val="clear" w:pos="708"/>
-              <w:tab w:val="right" w:pos="8630" w:leader="dot"/>
+              <w:tab w:val="right" w:leader="dot" w:pos="8630"/>
             </w:tabs>
             <w:rPr>
-              <w:rFonts w:eastAsia="" w:eastAsiaTheme="minorEastAsia"/>
+              <w:rFonts w:eastAsiaTheme="minorEastAsia"/>
               <w:sz w:val="22"/>
               <w:szCs w:val="22"/>
               <w:lang w:val="en-CA" w:eastAsia="en-CA"/>
@@ -1269,8 +1231,8 @@
           <w:hyperlink w:anchor="_Toc181719765">
             <w:r>
               <w:rPr>
-                <w:webHidden/>
-                <w:rStyle w:val="IndexLink"/>
+                <w:rStyle w:val="IndexLink"/>
+                <w:webHidden/>
               </w:rPr>
               <w:t>Schéma du pipeline d’ETL</w:t>
             </w:r>
@@ -1290,12 +1252,16 @@
               <w:rPr>
                 <w:webHidden/>
               </w:rPr>
+            </w:r>
+            <w:r>
+              <w:rPr>
+                <w:webHidden/>
+              </w:rPr>
               <w:fldChar w:fldCharType="separate"/>
             </w:r>
             <w:r>
               <w:rPr>
                 <w:rStyle w:val="IndexLink"/>
-                <w:vanish w:val="false"/>
               </w:rPr>
               <w:tab/>
               <w:t>7</w:t>
@@ -1310,13 +1276,12 @@
         </w:p>
         <w:p>
           <w:pPr>
-            <w:pStyle w:val="Contents1"/>
+            <w:pStyle w:val="TM1"/>
             <w:tabs>
-              <w:tab w:val="clear" w:pos="708"/>
-              <w:tab w:val="right" w:pos="8630" w:leader="dot"/>
+              <w:tab w:val="right" w:leader="dot" w:pos="8630"/>
             </w:tabs>
             <w:rPr>
-              <w:rFonts w:eastAsia="" w:eastAsiaTheme="minorEastAsia"/>
+              <w:rFonts w:eastAsiaTheme="minorEastAsia"/>
               <w:sz w:val="22"/>
               <w:szCs w:val="22"/>
               <w:lang w:val="en-CA" w:eastAsia="en-CA"/>
@@ -1325,8 +1290,8 @@
           <w:hyperlink w:anchor="_Toc181719766">
             <w:r>
               <w:rPr>
-                <w:webHidden/>
-                <w:rStyle w:val="IndexLink"/>
+                <w:rStyle w:val="IndexLink"/>
+                <w:webHidden/>
               </w:rPr>
               <w:t>Annexes</w:t>
             </w:r>
@@ -1346,12 +1311,16 @@
               <w:rPr>
                 <w:webHidden/>
               </w:rPr>
+            </w:r>
+            <w:r>
+              <w:rPr>
+                <w:webHidden/>
+              </w:rPr>
               <w:fldChar w:fldCharType="separate"/>
             </w:r>
             <w:r>
               <w:rPr>
                 <w:rStyle w:val="IndexLink"/>
-                <w:vanish w:val="false"/>
               </w:rPr>
               <w:tab/>
               <w:t>8</w:t>
@@ -1366,13 +1335,12 @@
         </w:p>
         <w:p>
           <w:pPr>
-            <w:pStyle w:val="Contents2"/>
+            <w:pStyle w:val="TM2"/>
             <w:tabs>
-              <w:tab w:val="clear" w:pos="708"/>
-              <w:tab w:val="right" w:pos="8630" w:leader="dot"/>
+              <w:tab w:val="right" w:leader="dot" w:pos="8630"/>
             </w:tabs>
             <w:rPr>
-              <w:rFonts w:eastAsia="" w:eastAsiaTheme="minorEastAsia"/>
+              <w:rFonts w:eastAsiaTheme="minorEastAsia"/>
               <w:sz w:val="22"/>
               <w:szCs w:val="22"/>
               <w:lang w:val="en-CA" w:eastAsia="en-CA"/>
@@ -1381,8 +1349,8 @@
           <w:hyperlink w:anchor="_Toc181719767">
             <w:r>
               <w:rPr>
-                <w:webHidden/>
-                <w:rStyle w:val="IndexLink"/>
+                <w:rStyle w:val="IndexLink"/>
+                <w:webHidden/>
               </w:rPr>
               <w:t>Annexe 1</w:t>
             </w:r>
@@ -1402,12 +1370,16 @@
               <w:rPr>
                 <w:webHidden/>
               </w:rPr>
+            </w:r>
+            <w:r>
+              <w:rPr>
+                <w:webHidden/>
+              </w:rPr>
               <w:fldChar w:fldCharType="separate"/>
             </w:r>
             <w:r>
               <w:rPr>
                 <w:rStyle w:val="IndexLink"/>
-                <w:vanish w:val="false"/>
               </w:rPr>
               <w:tab/>
               <w:t>8</w:t>
@@ -1422,13 +1394,12 @@
         </w:p>
         <w:p>
           <w:pPr>
-            <w:pStyle w:val="Contents2"/>
+            <w:pStyle w:val="TM2"/>
             <w:tabs>
-              <w:tab w:val="clear" w:pos="708"/>
-              <w:tab w:val="right" w:pos="8630" w:leader="dot"/>
+              <w:tab w:val="right" w:leader="dot" w:pos="8630"/>
             </w:tabs>
             <w:rPr>
-              <w:rFonts w:eastAsia="" w:eastAsiaTheme="minorEastAsia"/>
+              <w:rFonts w:eastAsiaTheme="minorEastAsia"/>
               <w:sz w:val="22"/>
               <w:szCs w:val="22"/>
               <w:lang w:val="en-CA" w:eastAsia="en-CA"/>
@@ -1437,8 +1408,8 @@
           <w:hyperlink w:anchor="_Toc181719768">
             <w:r>
               <w:rPr>
-                <w:webHidden/>
-                <w:rStyle w:val="IndexLink"/>
+                <w:rStyle w:val="IndexLink"/>
+                <w:webHidden/>
               </w:rPr>
               <w:t>Annexe 2</w:t>
             </w:r>
@@ -1458,12 +1429,16 @@
               <w:rPr>
                 <w:webHidden/>
               </w:rPr>
+            </w:r>
+            <w:r>
+              <w:rPr>
+                <w:webHidden/>
+              </w:rPr>
               <w:fldChar w:fldCharType="separate"/>
             </w:r>
             <w:r>
               <w:rPr>
                 <w:rStyle w:val="IndexLink"/>
-                <w:vanish w:val="false"/>
               </w:rPr>
               <w:tab/>
               <w:t>8</w:t>
@@ -1478,13 +1453,12 @@
         </w:p>
         <w:p>
           <w:pPr>
-            <w:pStyle w:val="Contents2"/>
+            <w:pStyle w:val="TM2"/>
             <w:tabs>
-              <w:tab w:val="clear" w:pos="708"/>
-              <w:tab w:val="right" w:pos="8630" w:leader="dot"/>
+              <w:tab w:val="right" w:leader="dot" w:pos="8630"/>
             </w:tabs>
             <w:rPr>
-              <w:rFonts w:eastAsia="" w:eastAsiaTheme="minorEastAsia"/>
+              <w:rFonts w:eastAsiaTheme="minorEastAsia"/>
               <w:sz w:val="22"/>
               <w:szCs w:val="22"/>
               <w:lang w:val="en-CA" w:eastAsia="en-CA"/>
@@ -1493,8 +1467,8 @@
           <w:hyperlink w:anchor="_Toc181719769">
             <w:r>
               <w:rPr>
-                <w:webHidden/>
-                <w:rStyle w:val="IndexLink"/>
+                <w:rStyle w:val="IndexLink"/>
+                <w:webHidden/>
               </w:rPr>
               <w:t>Annexe 3</w:t>
             </w:r>
@@ -1514,12 +1488,16 @@
               <w:rPr>
                 <w:webHidden/>
               </w:rPr>
+            </w:r>
+            <w:r>
+              <w:rPr>
+                <w:webHidden/>
+              </w:rPr>
               <w:fldChar w:fldCharType="separate"/>
             </w:r>
             <w:r>
               <w:rPr>
                 <w:rStyle w:val="IndexLink"/>
-                <w:vanish w:val="false"/>
               </w:rPr>
               <w:tab/>
               <w:t>8</w:t>
@@ -1534,13 +1512,12 @@
         </w:p>
         <w:p>
           <w:pPr>
-            <w:pStyle w:val="Contents2"/>
+            <w:pStyle w:val="TM2"/>
             <w:tabs>
-              <w:tab w:val="clear" w:pos="708"/>
-              <w:tab w:val="right" w:pos="8630" w:leader="dot"/>
+              <w:tab w:val="right" w:leader="dot" w:pos="8630"/>
             </w:tabs>
             <w:rPr>
-              <w:rFonts w:eastAsia="" w:eastAsiaTheme="minorEastAsia"/>
+              <w:rFonts w:eastAsiaTheme="minorEastAsia"/>
               <w:sz w:val="22"/>
               <w:szCs w:val="22"/>
               <w:lang w:val="en-CA" w:eastAsia="en-CA"/>
@@ -1549,8 +1526,8 @@
           <w:hyperlink w:anchor="_Toc181719770">
             <w:r>
               <w:rPr>
-                <w:webHidden/>
-                <w:rStyle w:val="IndexLink"/>
+                <w:rStyle w:val="IndexLink"/>
+                <w:webHidden/>
               </w:rPr>
               <w:t>Annexe 4</w:t>
             </w:r>
@@ -1570,12 +1547,16 @@
               <w:rPr>
                 <w:webHidden/>
               </w:rPr>
+            </w:r>
+            <w:r>
+              <w:rPr>
+                <w:webHidden/>
+              </w:rPr>
               <w:fldChar w:fldCharType="separate"/>
             </w:r>
             <w:r>
               <w:rPr>
                 <w:rStyle w:val="IndexLink"/>
-                <w:vanish w:val="false"/>
               </w:rPr>
               <w:tab/>
               <w:t>8</w:t>
@@ -1590,13 +1571,12 @@
         </w:p>
         <w:p>
           <w:pPr>
-            <w:pStyle w:val="Contents2"/>
+            <w:pStyle w:val="TM2"/>
             <w:tabs>
-              <w:tab w:val="clear" w:pos="708"/>
-              <w:tab w:val="right" w:pos="8630" w:leader="dot"/>
+              <w:tab w:val="right" w:leader="dot" w:pos="8630"/>
             </w:tabs>
             <w:rPr>
-              <w:rFonts w:eastAsia="" w:eastAsiaTheme="minorEastAsia"/>
+              <w:rFonts w:eastAsiaTheme="minorEastAsia"/>
               <w:sz w:val="22"/>
               <w:szCs w:val="22"/>
               <w:lang w:val="en-CA" w:eastAsia="en-CA"/>
@@ -1605,8 +1585,8 @@
           <w:hyperlink w:anchor="_Toc181719771">
             <w:r>
               <w:rPr>
-                <w:webHidden/>
-                <w:rStyle w:val="IndexLink"/>
+                <w:rStyle w:val="IndexLink"/>
+                <w:webHidden/>
               </w:rPr>
               <w:t>Annexe 5</w:t>
             </w:r>
@@ -1626,12 +1606,16 @@
               <w:rPr>
                 <w:webHidden/>
               </w:rPr>
+            </w:r>
+            <w:r>
+              <w:rPr>
+                <w:webHidden/>
+              </w:rPr>
               <w:fldChar w:fldCharType="separate"/>
             </w:r>
             <w:r>
               <w:rPr>
                 <w:rStyle w:val="IndexLink"/>
-                <w:vanish w:val="false"/>
               </w:rPr>
               <w:tab/>
               <w:t>9</w:t>
@@ -1646,13 +1630,12 @@
         </w:p>
         <w:p>
           <w:pPr>
-            <w:pStyle w:val="Contents2"/>
+            <w:pStyle w:val="TM2"/>
             <w:tabs>
-              <w:tab w:val="clear" w:pos="708"/>
-              <w:tab w:val="right" w:pos="8630" w:leader="dot"/>
+              <w:tab w:val="right" w:leader="dot" w:pos="8630"/>
             </w:tabs>
             <w:rPr>
-              <w:rFonts w:eastAsia="" w:eastAsiaTheme="minorEastAsia"/>
+              <w:rFonts w:eastAsiaTheme="minorEastAsia"/>
               <w:sz w:val="22"/>
               <w:szCs w:val="22"/>
               <w:lang w:val="en-CA" w:eastAsia="en-CA"/>
@@ -1661,8 +1644,8 @@
           <w:hyperlink w:anchor="_Toc181719772">
             <w:r>
               <w:rPr>
-                <w:webHidden/>
-                <w:rStyle w:val="IndexLink"/>
+                <w:rStyle w:val="IndexLink"/>
+                <w:webHidden/>
               </w:rPr>
               <w:t>Annexe 6</w:t>
             </w:r>
@@ -1682,12 +1665,16 @@
               <w:rPr>
                 <w:webHidden/>
               </w:rPr>
+            </w:r>
+            <w:r>
+              <w:rPr>
+                <w:webHidden/>
+              </w:rPr>
               <w:fldChar w:fldCharType="separate"/>
             </w:r>
             <w:r>
               <w:rPr>
                 <w:rStyle w:val="IndexLink"/>
-                <w:vanish w:val="false"/>
               </w:rPr>
               <w:tab/>
               <w:t>9</w:t>
@@ -1702,13 +1689,12 @@
         </w:p>
         <w:p>
           <w:pPr>
-            <w:pStyle w:val="Contents2"/>
+            <w:pStyle w:val="TM2"/>
             <w:tabs>
-              <w:tab w:val="clear" w:pos="708"/>
-              <w:tab w:val="right" w:pos="8630" w:leader="dot"/>
+              <w:tab w:val="right" w:leader="dot" w:pos="8630"/>
             </w:tabs>
             <w:rPr>
-              <w:rFonts w:eastAsia="" w:eastAsiaTheme="minorEastAsia"/>
+              <w:rFonts w:eastAsiaTheme="minorEastAsia"/>
               <w:sz w:val="22"/>
               <w:szCs w:val="22"/>
               <w:lang w:val="en-CA" w:eastAsia="en-CA"/>
@@ -1717,8 +1703,8 @@
           <w:hyperlink w:anchor="_Toc181719773">
             <w:r>
               <w:rPr>
-                <w:webHidden/>
-                <w:rStyle w:val="IndexLink"/>
+                <w:rStyle w:val="IndexLink"/>
+                <w:webHidden/>
               </w:rPr>
               <w:t>Annexe 7</w:t>
             </w:r>
@@ -1738,12 +1724,16 @@
               <w:rPr>
                 <w:webHidden/>
               </w:rPr>
+            </w:r>
+            <w:r>
+              <w:rPr>
+                <w:webHidden/>
+              </w:rPr>
               <w:fldChar w:fldCharType="separate"/>
             </w:r>
             <w:r>
               <w:rPr>
                 <w:rStyle w:val="IndexLink"/>
-                <w:vanish w:val="false"/>
               </w:rPr>
               <w:tab/>
               <w:t>10</w:t>
@@ -1758,13 +1748,12 @@
         </w:p>
         <w:p>
           <w:pPr>
-            <w:pStyle w:val="Contents2"/>
+            <w:pStyle w:val="TM2"/>
             <w:tabs>
-              <w:tab w:val="clear" w:pos="708"/>
-              <w:tab w:val="right" w:pos="8630" w:leader="dot"/>
+              <w:tab w:val="right" w:leader="dot" w:pos="8630"/>
             </w:tabs>
             <w:rPr>
-              <w:rFonts w:eastAsia="" w:eastAsiaTheme="minorEastAsia"/>
+              <w:rFonts w:eastAsiaTheme="minorEastAsia"/>
               <w:sz w:val="22"/>
               <w:szCs w:val="22"/>
               <w:lang w:val="en-CA" w:eastAsia="en-CA"/>
@@ -1773,8 +1762,8 @@
           <w:hyperlink w:anchor="_Toc181719774">
             <w:r>
               <w:rPr>
-                <w:webHidden/>
-                <w:rStyle w:val="IndexLink"/>
+                <w:rStyle w:val="IndexLink"/>
+                <w:webHidden/>
               </w:rPr>
               <w:t>Annexe 8</w:t>
             </w:r>
@@ -1794,12 +1783,16 @@
               <w:rPr>
                 <w:webHidden/>
               </w:rPr>
+            </w:r>
+            <w:r>
+              <w:rPr>
+                <w:webHidden/>
+              </w:rPr>
               <w:fldChar w:fldCharType="separate"/>
             </w:r>
             <w:r>
               <w:rPr>
                 <w:rStyle w:val="IndexLink"/>
-                <w:vanish w:val="false"/>
               </w:rPr>
               <w:tab/>
               <w:t>10</w:t>
@@ -1814,13 +1807,12 @@
         </w:p>
         <w:p>
           <w:pPr>
-            <w:pStyle w:val="Contents2"/>
+            <w:pStyle w:val="TM2"/>
             <w:tabs>
-              <w:tab w:val="clear" w:pos="708"/>
-              <w:tab w:val="right" w:pos="8630" w:leader="dot"/>
+              <w:tab w:val="right" w:leader="dot" w:pos="8630"/>
             </w:tabs>
             <w:rPr>
-              <w:rFonts w:eastAsia="" w:eastAsiaTheme="minorEastAsia"/>
+              <w:rFonts w:eastAsiaTheme="minorEastAsia"/>
               <w:sz w:val="22"/>
               <w:szCs w:val="22"/>
               <w:lang w:val="en-CA" w:eastAsia="en-CA"/>
@@ -1829,8 +1821,8 @@
           <w:hyperlink w:anchor="_Toc181719775">
             <w:r>
               <w:rPr>
-                <w:webHidden/>
-                <w:rStyle w:val="IndexLink"/>
+                <w:rStyle w:val="IndexLink"/>
+                <w:webHidden/>
               </w:rPr>
               <w:t>Annexe 9</w:t>
             </w:r>
@@ -1850,12 +1842,16 @@
               <w:rPr>
                 <w:webHidden/>
               </w:rPr>
+            </w:r>
+            <w:r>
+              <w:rPr>
+                <w:webHidden/>
+              </w:rPr>
               <w:fldChar w:fldCharType="separate"/>
             </w:r>
             <w:r>
               <w:rPr>
                 <w:rStyle w:val="IndexLink"/>
-                <w:vanish w:val="false"/>
               </w:rPr>
               <w:tab/>
               <w:t>10</w:t>
@@ -1870,13 +1866,12 @@
         </w:p>
         <w:p>
           <w:pPr>
-            <w:pStyle w:val="Contents2"/>
+            <w:pStyle w:val="TM2"/>
             <w:tabs>
-              <w:tab w:val="clear" w:pos="708"/>
-              <w:tab w:val="right" w:pos="8630" w:leader="dot"/>
+              <w:tab w:val="right" w:leader="dot" w:pos="8630"/>
             </w:tabs>
             <w:rPr>
-              <w:rFonts w:eastAsia="" w:eastAsiaTheme="minorEastAsia"/>
+              <w:rFonts w:eastAsiaTheme="minorEastAsia"/>
               <w:sz w:val="22"/>
               <w:szCs w:val="22"/>
               <w:lang w:val="en-CA" w:eastAsia="en-CA"/>
@@ -1885,8 +1880,8 @@
           <w:hyperlink w:anchor="_Toc181719776">
             <w:r>
               <w:rPr>
-                <w:webHidden/>
-                <w:rStyle w:val="IndexLink"/>
+                <w:rStyle w:val="IndexLink"/>
+                <w:webHidden/>
               </w:rPr>
               <w:t>Annexe 10</w:t>
             </w:r>
@@ -1906,12 +1901,16 @@
               <w:rPr>
                 <w:webHidden/>
               </w:rPr>
+            </w:r>
+            <w:r>
+              <w:rPr>
+                <w:webHidden/>
+              </w:rPr>
               <w:fldChar w:fldCharType="separate"/>
             </w:r>
             <w:r>
               <w:rPr>
                 <w:rStyle w:val="IndexLink"/>
-                <w:vanish w:val="false"/>
               </w:rPr>
               <w:tab/>
               <w:t>10</w:t>
@@ -1926,13 +1925,12 @@
         </w:p>
         <w:p>
           <w:pPr>
-            <w:pStyle w:val="Contents2"/>
+            <w:pStyle w:val="TM2"/>
             <w:tabs>
-              <w:tab w:val="clear" w:pos="708"/>
-              <w:tab w:val="right" w:pos="8630" w:leader="dot"/>
+              <w:tab w:val="right" w:leader="dot" w:pos="8630"/>
             </w:tabs>
             <w:rPr>
-              <w:rFonts w:eastAsia="" w:eastAsiaTheme="minorEastAsia"/>
+              <w:rFonts w:eastAsiaTheme="minorEastAsia"/>
               <w:sz w:val="22"/>
               <w:szCs w:val="22"/>
               <w:lang w:val="en-CA" w:eastAsia="en-CA"/>
@@ -1941,8 +1939,8 @@
           <w:hyperlink w:anchor="_Toc181719777">
             <w:r>
               <w:rPr>
-                <w:webHidden/>
-                <w:rStyle w:val="IndexLink"/>
+                <w:rStyle w:val="IndexLink"/>
+                <w:webHidden/>
               </w:rPr>
               <w:t>Annexe 11</w:t>
             </w:r>
@@ -1962,12 +1960,16 @@
               <w:rPr>
                 <w:webHidden/>
               </w:rPr>
+            </w:r>
+            <w:r>
+              <w:rPr>
+                <w:webHidden/>
+              </w:rPr>
               <w:fldChar w:fldCharType="separate"/>
             </w:r>
             <w:r>
               <w:rPr>
                 <w:rStyle w:val="IndexLink"/>
-                <w:vanish w:val="false"/>
               </w:rPr>
               <w:tab/>
               <w:t>10</w:t>
@@ -1982,13 +1984,12 @@
         </w:p>
         <w:p>
           <w:pPr>
-            <w:pStyle w:val="Contents2"/>
+            <w:pStyle w:val="TM2"/>
             <w:tabs>
-              <w:tab w:val="clear" w:pos="708"/>
-              <w:tab w:val="right" w:pos="8630" w:leader="dot"/>
+              <w:tab w:val="right" w:leader="dot" w:pos="8630"/>
             </w:tabs>
             <w:rPr>
-              <w:rFonts w:eastAsia="" w:eastAsiaTheme="minorEastAsia"/>
+              <w:rFonts w:eastAsiaTheme="minorEastAsia"/>
               <w:sz w:val="22"/>
               <w:szCs w:val="22"/>
               <w:lang w:val="en-CA" w:eastAsia="en-CA"/>
@@ -1997,8 +1998,8 @@
           <w:hyperlink w:anchor="_Toc181719778">
             <w:r>
               <w:rPr>
-                <w:webHidden/>
-                <w:rStyle w:val="IndexLink"/>
+                <w:rStyle w:val="IndexLink"/>
+                <w:webHidden/>
               </w:rPr>
               <w:t>Annexe 12</w:t>
             </w:r>
@@ -2018,12 +2019,16 @@
               <w:rPr>
                 <w:webHidden/>
               </w:rPr>
+            </w:r>
+            <w:r>
+              <w:rPr>
+                <w:webHidden/>
+              </w:rPr>
               <w:fldChar w:fldCharType="separate"/>
             </w:r>
             <w:r>
               <w:rPr>
                 <w:rStyle w:val="IndexLink"/>
-                <w:vanish w:val="false"/>
               </w:rPr>
               <w:tab/>
               <w:t>12</w:t>
@@ -2038,13 +2043,12 @@
         </w:p>
         <w:p>
           <w:pPr>
-            <w:pStyle w:val="Contents2"/>
+            <w:pStyle w:val="TM2"/>
             <w:tabs>
-              <w:tab w:val="clear" w:pos="708"/>
-              <w:tab w:val="right" w:pos="8630" w:leader="dot"/>
+              <w:tab w:val="right" w:leader="dot" w:pos="8630"/>
             </w:tabs>
             <w:rPr>
-              <w:rFonts w:eastAsia="" w:eastAsiaTheme="minorEastAsia"/>
+              <w:rFonts w:eastAsiaTheme="minorEastAsia"/>
               <w:sz w:val="22"/>
               <w:szCs w:val="22"/>
               <w:lang w:val="en-CA" w:eastAsia="en-CA"/>
@@ -2053,8 +2057,8 @@
           <w:hyperlink w:anchor="_Toc181719779">
             <w:r>
               <w:rPr>
-                <w:webHidden/>
-                <w:rStyle w:val="IndexLink"/>
+                <w:rStyle w:val="IndexLink"/>
+                <w:webHidden/>
               </w:rPr>
               <w:t>Annexe 13</w:t>
             </w:r>
@@ -2074,12 +2078,16 @@
               <w:rPr>
                 <w:webHidden/>
               </w:rPr>
+            </w:r>
+            <w:r>
+              <w:rPr>
+                <w:webHidden/>
+              </w:rPr>
               <w:fldChar w:fldCharType="separate"/>
             </w:r>
             <w:r>
               <w:rPr>
                 <w:rStyle w:val="IndexLink"/>
-                <w:vanish w:val="false"/>
               </w:rPr>
               <w:tab/>
               <w:t>13</w:t>
@@ -2094,13 +2102,12 @@
         </w:p>
         <w:p>
           <w:pPr>
-            <w:pStyle w:val="Contents2"/>
+            <w:pStyle w:val="TM2"/>
             <w:tabs>
-              <w:tab w:val="clear" w:pos="708"/>
-              <w:tab w:val="right" w:pos="8630" w:leader="dot"/>
+              <w:tab w:val="right" w:leader="dot" w:pos="8630"/>
             </w:tabs>
             <w:rPr>
-              <w:rFonts w:eastAsia="" w:eastAsiaTheme="minorEastAsia"/>
+              <w:rFonts w:eastAsiaTheme="minorEastAsia"/>
               <w:sz w:val="22"/>
               <w:szCs w:val="22"/>
               <w:lang w:val="en-CA" w:eastAsia="en-CA"/>
@@ -2109,8 +2116,8 @@
           <w:hyperlink w:anchor="_Toc181719780">
             <w:r>
               <w:rPr>
-                <w:webHidden/>
-                <w:rStyle w:val="IndexLink"/>
+                <w:rStyle w:val="IndexLink"/>
+                <w:webHidden/>
               </w:rPr>
               <w:t>Annexe 14</w:t>
             </w:r>
@@ -2130,12 +2137,16 @@
               <w:rPr>
                 <w:webHidden/>
               </w:rPr>
+            </w:r>
+            <w:r>
+              <w:rPr>
+                <w:webHidden/>
+              </w:rPr>
               <w:fldChar w:fldCharType="separate"/>
             </w:r>
             <w:r>
               <w:rPr>
                 <w:rStyle w:val="IndexLink"/>
-                <w:vanish w:val="false"/>
               </w:rPr>
               <w:tab/>
               <w:t>14</w:t>
@@ -2150,13 +2161,12 @@
         </w:p>
         <w:p>
           <w:pPr>
-            <w:pStyle w:val="Contents2"/>
+            <w:pStyle w:val="TM2"/>
             <w:tabs>
-              <w:tab w:val="clear" w:pos="708"/>
-              <w:tab w:val="right" w:pos="8630" w:leader="dot"/>
+              <w:tab w:val="right" w:leader="dot" w:pos="8630"/>
             </w:tabs>
             <w:rPr>
-              <w:rFonts w:eastAsia="" w:eastAsiaTheme="minorEastAsia"/>
+              <w:rFonts w:eastAsiaTheme="minorEastAsia"/>
               <w:sz w:val="22"/>
               <w:szCs w:val="22"/>
               <w:lang w:val="en-CA" w:eastAsia="en-CA"/>
@@ -2165,8 +2175,8 @@
           <w:hyperlink w:anchor="_Toc181719781">
             <w:r>
               <w:rPr>
-                <w:webHidden/>
-                <w:rStyle w:val="IndexLink"/>
+                <w:rStyle w:val="IndexLink"/>
+                <w:webHidden/>
               </w:rPr>
               <w:t>Annexe 15</w:t>
             </w:r>
@@ -2186,12 +2196,16 @@
               <w:rPr>
                 <w:webHidden/>
               </w:rPr>
+            </w:r>
+            <w:r>
+              <w:rPr>
+                <w:webHidden/>
+              </w:rPr>
               <w:fldChar w:fldCharType="separate"/>
             </w:r>
             <w:r>
               <w:rPr>
                 <w:rStyle w:val="IndexLink"/>
-                <w:vanish w:val="false"/>
               </w:rPr>
               <w:tab/>
               <w:t>15</w:t>
@@ -2206,13 +2220,12 @@
         </w:p>
         <w:p>
           <w:pPr>
-            <w:pStyle w:val="Contents2"/>
+            <w:pStyle w:val="TM2"/>
             <w:tabs>
-              <w:tab w:val="clear" w:pos="708"/>
-              <w:tab w:val="right" w:pos="8630" w:leader="dot"/>
+              <w:tab w:val="right" w:leader="dot" w:pos="8630"/>
             </w:tabs>
             <w:rPr>
-              <w:rFonts w:eastAsia="" w:eastAsiaTheme="minorEastAsia"/>
+              <w:rFonts w:eastAsiaTheme="minorEastAsia"/>
               <w:sz w:val="22"/>
               <w:szCs w:val="22"/>
               <w:lang w:val="en-CA" w:eastAsia="en-CA"/>
@@ -2221,8 +2234,8 @@
           <w:hyperlink w:anchor="_Toc181719782">
             <w:r>
               <w:rPr>
-                <w:webHidden/>
-                <w:rStyle w:val="IndexLink"/>
+                <w:rStyle w:val="IndexLink"/>
+                <w:webHidden/>
               </w:rPr>
               <w:t>Annexe 16</w:t>
             </w:r>
@@ -2242,12 +2255,16 @@
               <w:rPr>
                 <w:webHidden/>
               </w:rPr>
+            </w:r>
+            <w:r>
+              <w:rPr>
+                <w:webHidden/>
+              </w:rPr>
               <w:fldChar w:fldCharType="separate"/>
             </w:r>
             <w:r>
               <w:rPr>
                 <w:rStyle w:val="IndexLink"/>
-                <w:vanish w:val="false"/>
               </w:rPr>
               <w:tab/>
               <w:t>16</w:t>
@@ -2261,15 +2278,7 @@
           </w:hyperlink>
         </w:p>
         <w:p>
-          <w:pPr>
-            <w:pStyle w:val="Normal"/>
-            <w:rPr/>
-          </w:pPr>
           <w:r>
-            <w:rPr/>
-          </w:r>
-          <w:r>
-            <w:rPr/>
             <w:fldChar w:fldCharType="end"/>
           </w:r>
         </w:p>
@@ -2277,64 +2286,49 @@
     </w:sdt>
     <w:p>
       <w:pPr>
-        <w:pStyle w:val="Normal"/>
         <w:rPr>
           <w:rFonts w:ascii="Times New Roman" w:hAnsi="Times New Roman" w:cs="Times New Roman"/>
           <w:b/>
-          <w:b/>
           <w:bCs/>
         </w:rPr>
       </w:pPr>
       <w:r>
-        <w:rPr>
-          <w:rFonts w:cs="Times New Roman" w:ascii="Times New Roman" w:hAnsi="Times New Roman"/>
-          <w:b/>
-          <w:bCs/>
-        </w:rPr>
-      </w:r>
-      <w:r>
         <w:br w:type="page"/>
       </w:r>
     </w:p>
     <w:p>
       <w:pPr>
-        <w:pStyle w:val="Heading1"/>
-        <w:rPr/>
+        <w:pStyle w:val="Titre1"/>
       </w:pPr>
       <w:bookmarkStart w:id="0" w:name="_Toc181719751"/>
       <w:r>
-        <w:rPr/>
+        <w:lastRenderedPageBreak/>
         <w:t>Stratégie d’acquisition des données</w:t>
       </w:r>
       <w:bookmarkEnd w:id="0"/>
     </w:p>
     <w:p>
       <w:pPr>
-        <w:pStyle w:val="Heading2"/>
-        <w:rPr/>
+        <w:pStyle w:val="Titre2"/>
       </w:pPr>
       <w:bookmarkStart w:id="1" w:name="_Toc181719752"/>
       <w:r>
-        <w:rPr/>
         <w:t>Source et méthode d’extraction</w:t>
       </w:r>
       <w:bookmarkEnd w:id="1"/>
     </w:p>
     <w:p>
       <w:pPr>
-        <w:pStyle w:val="Heading3"/>
-        <w:rPr/>
+        <w:pStyle w:val="Titre3"/>
       </w:pPr>
       <w:bookmarkStart w:id="2" w:name="_Toc181719753"/>
       <w:r>
-        <w:rPr/>
         <w:t>Présentation de la ville</w:t>
       </w:r>
       <w:bookmarkEnd w:id="2"/>
     </w:p>
     <w:p>
       <w:pPr>
-        <w:pStyle w:val="Normal"/>
         <w:jc w:val="both"/>
         <w:rPr>
           <w:rFonts w:ascii="Arial" w:hAnsi="Arial" w:cs="Arial"/>
@@ -2342,26 +2336,23 @@
       </w:pPr>
       <w:r>
         <w:rPr>
-          <w:rFonts w:cs="Arial" w:ascii="Arial" w:hAnsi="Arial"/>
+          <w:rFonts w:ascii="Arial" w:hAnsi="Arial" w:cs="Arial"/>
         </w:rPr>
         <w:t>La ville que nous avons choisie pour réaliser ce travail est Paris. Celle-ci offre un vaste réseau de pistes cyclables bien développées et une multitude de restaurants allant des bistrots traditionnels aux établissements étoilés. C’est la ville idéale pour une balade à vélo épicurienne.</w:t>
       </w:r>
     </w:p>
     <w:p>
       <w:pPr>
-        <w:pStyle w:val="Heading3"/>
-        <w:rPr/>
+        <w:pStyle w:val="Titre3"/>
       </w:pPr>
       <w:bookmarkStart w:id="3" w:name="_Toc181719754"/>
       <w:r>
-        <w:rPr/>
         <w:t>Source de données</w:t>
       </w:r>
       <w:bookmarkEnd w:id="3"/>
     </w:p>
     <w:p>
       <w:pPr>
-        <w:pStyle w:val="Normal"/>
         <w:jc w:val="both"/>
         <w:rPr>
           <w:rFonts w:ascii="Arial" w:hAnsi="Arial" w:cs="Arial"/>
@@ -2369,26 +2360,23 @@
       </w:pPr>
       <w:r>
         <w:rPr>
-          <w:rFonts w:cs="Arial" w:ascii="Arial" w:hAnsi="Arial"/>
+          <w:rFonts w:ascii="Arial" w:hAnsi="Arial" w:cs="Arial"/>
         </w:rPr>
         <w:t>Les données géospatiales utilisées pour ce projet seront récupérées de OpenStreetMap (OSM). C’est une base de données open source qui fournit beaucoup d’informations détaillées sur les routes et points d’intérêts à partir d’une localisation. Grâce au langage de programmation utilisé qui sera présenté plus bas, nous pouvons utiliser la bibliothèque “osmnx” pour récupérer les coordonnées des restaurants de la ville. Nous allons par la suite récupérer à partir de OpenRouteService les itinéraires optimaux à vélo entre deux coordonnées géospatiales, qui combiné avec OSM nous permettra d’obtenir toutes les données nécessaires.</w:t>
       </w:r>
     </w:p>
     <w:p>
       <w:pPr>
-        <w:pStyle w:val="Heading3"/>
-        <w:rPr/>
+        <w:pStyle w:val="Titre3"/>
       </w:pPr>
       <w:bookmarkStart w:id="4" w:name="_Toc181719755"/>
       <w:r>
-        <w:rPr/>
         <w:t>Méthode d’obtention des données</w:t>
       </w:r>
       <w:bookmarkEnd w:id="4"/>
     </w:p>
     <w:p>
       <w:pPr>
-        <w:pStyle w:val="Normal"/>
         <w:jc w:val="both"/>
         <w:rPr>
           <w:rFonts w:ascii="Arial" w:hAnsi="Arial" w:cs="Arial"/>
@@ -2396,26 +2384,23 @@
       </w:pPr>
       <w:r>
         <w:rPr>
-          <w:rFonts w:cs="Arial" w:ascii="Arial" w:hAnsi="Arial"/>
+          <w:rFonts w:ascii="Arial" w:hAnsi="Arial" w:cs="Arial"/>
         </w:rPr>
         <w:t>Pour obtenir les données sur les restaurants, nous utiliserons du code similaire à celui présenté à l’Annexe 1, en appliquant un champ “amenity” à restaurant et en ajustant la ville à Rimouski. Pour obtenir les données des itinéraires de pistes cyclables de la ville, nous utiliserons une requête vers l’API de OpenRouteService similaire à celle présentée en Annexe 2. </w:t>
       </w:r>
     </w:p>
     <w:p>
       <w:pPr>
-        <w:pStyle w:val="Heading3"/>
-        <w:rPr/>
+        <w:pStyle w:val="Titre3"/>
       </w:pPr>
       <w:bookmarkStart w:id="5" w:name="_Toc181719756"/>
       <w:r>
-        <w:rPr/>
         <w:t>Analyse des données</w:t>
       </w:r>
       <w:bookmarkEnd w:id="5"/>
     </w:p>
     <w:p>
       <w:pPr>
-        <w:pStyle w:val="Normal"/>
         <w:jc w:val="both"/>
         <w:rPr>
           <w:rFonts w:ascii="Arial" w:hAnsi="Arial" w:cs="Arial"/>
@@ -2423,26 +2408,23 @@
       </w:pPr>
       <w:r>
         <w:rPr>
-          <w:rFonts w:cs="Arial" w:ascii="Arial" w:hAnsi="Arial"/>
+          <w:rFonts w:ascii="Arial" w:hAnsi="Arial" w:cs="Arial"/>
         </w:rPr>
         <w:t>Les données sur les restaurants récupérées seront sous la forme d’un GeoDataFrame à partir duquel il est très simple d’extraire les données géospatiales requises pour la suite ou même d’effectuer des opérations de calcul sur ces données. Pour les itinéraires à vélo, la requête présentée en Annexe 2 (où la clé API est omise intentionnellement) retourne un objet JSON qui contient toutes les informations d’itinéraires nécessaires.</w:t>
       </w:r>
     </w:p>
     <w:p>
       <w:pPr>
-        <w:pStyle w:val="Heading2"/>
-        <w:rPr/>
+        <w:pStyle w:val="Titre2"/>
       </w:pPr>
       <w:bookmarkStart w:id="6" w:name="_Toc181719757"/>
       <w:r>
-        <w:rPr/>
         <w:t>Présentation d’exemples de données sources</w:t>
       </w:r>
       <w:bookmarkEnd w:id="6"/>
     </w:p>
     <w:p>
       <w:pPr>
-        <w:pStyle w:val="Normal"/>
         <w:jc w:val="both"/>
         <w:rPr>
           <w:rFonts w:ascii="Arial" w:hAnsi="Arial" w:cs="Arial"/>
@@ -2450,52 +2432,42 @@
       </w:pPr>
       <w:r>
         <w:rPr>
-          <w:rFonts w:cs="Arial" w:ascii="Arial" w:hAnsi="Arial"/>
+          <w:rFonts w:ascii="Arial" w:hAnsi="Arial" w:cs="Arial"/>
         </w:rPr>
         <w:t>Voir annexes 3 à 11 pour des exemples de données</w:t>
       </w:r>
     </w:p>
     <w:p>
       <w:pPr>
-        <w:pStyle w:val="Normal"/>
         <w:jc w:val="both"/>
         <w:rPr>
           <w:rFonts w:ascii="Arial" w:hAnsi="Arial" w:cs="Arial"/>
         </w:rPr>
       </w:pPr>
-      <w:r>
-        <w:rPr>
-          <w:rFonts w:cs="Arial" w:ascii="Arial" w:hAnsi="Arial"/>
-        </w:rPr>
-      </w:r>
-    </w:p>
-    <w:p>
-      <w:pPr>
-        <w:pStyle w:val="Heading1"/>
-        <w:rPr/>
+    </w:p>
+    <w:p>
+      <w:pPr>
+        <w:pStyle w:val="Titre1"/>
       </w:pPr>
       <w:bookmarkStart w:id="7" w:name="_Toc181719758"/>
       <w:r>
-        <w:rPr/>
+        <w:lastRenderedPageBreak/>
         <w:t>Technologies utilisées</w:t>
       </w:r>
       <w:bookmarkEnd w:id="7"/>
     </w:p>
     <w:p>
       <w:pPr>
-        <w:pStyle w:val="Heading2"/>
-        <w:rPr/>
+        <w:pStyle w:val="Titre2"/>
       </w:pPr>
       <w:bookmarkStart w:id="8" w:name="_Toc181719759"/>
       <w:r>
-        <w:rPr/>
         <w:t>Langage de programmation</w:t>
       </w:r>
       <w:bookmarkEnd w:id="8"/>
     </w:p>
     <w:p>
       <w:pPr>
-        <w:pStyle w:val="Normal"/>
         <w:jc w:val="both"/>
         <w:rPr>
           <w:rFonts w:ascii="Arial" w:hAnsi="Arial" w:cs="Arial"/>
@@ -2503,28 +2475,21 @@
       </w:pPr>
       <w:r>
         <w:rPr>
-          <w:rFonts w:cs="Arial" w:ascii="Arial" w:hAnsi="Arial"/>
+          <w:rFonts w:ascii="Arial" w:hAnsi="Arial" w:cs="Arial"/>
         </w:rPr>
         <w:t>Pour notre travail longitudinal nous avons décidé d’utiliser Python comme langage de programmation. Ce choix a été adopté notamment pour la simplicité et l'accessibilité de ce dernier qui contribueront à la maintenabilité du système. En ce sens, nous considérons que Python est un outil populaire qui possède une vaste communauté et une documentation abondante ce qui permettra à tous une meilleure autonomie. Par ailleurs, celui-ci permet d’obtenir du code lisible, clair et intuitif ce qui facilitera la compréhension et la communication au sein de l’équipe. De plus, Python peut aussi contribuer à la fiabilité du système. D’une part, il offre un moyen robuste de gérer les exceptions grâce à des blocs try-except ce qui permettra un meilleur contrôle des erreurs. D’une autre part, il permet de détecter les problèmes rapidement et de les corriger au fur et à mesure en effectuant des tests automatisés grâce au framework pytest.</w:t>
       </w:r>
     </w:p>
     <w:p>
       <w:pPr>
-        <w:pStyle w:val="Normal"/>
         <w:jc w:val="both"/>
         <w:rPr>
           <w:rFonts w:ascii="Arial" w:hAnsi="Arial" w:cs="Arial"/>
         </w:rPr>
       </w:pPr>
-      <w:r>
-        <w:rPr>
-          <w:rFonts w:cs="Arial" w:ascii="Arial" w:hAnsi="Arial"/>
-        </w:rPr>
-      </w:r>
-    </w:p>
-    <w:p>
-      <w:pPr>
-        <w:pStyle w:val="Normal"/>
+    </w:p>
+    <w:p>
+      <w:pPr>
         <w:jc w:val="both"/>
         <w:rPr>
           <w:rFonts w:ascii="Arial" w:hAnsi="Arial" w:cs="Arial"/>
@@ -2532,27 +2497,24 @@
       </w:pPr>
       <w:r>
         <w:rPr>
-          <w:rFonts w:cs="Arial" w:ascii="Arial" w:hAnsi="Arial"/>
+          <w:rFonts w:ascii="Arial" w:hAnsi="Arial" w:cs="Arial"/>
         </w:rPr>
         <w:t>À noter que le langage JavaScript sera utilisé pour implémenter une partie de notre API. Celui-ci permet notamment une bonne réutilisation du code ce qui contribuera à la maintenabilité du système. Pour en ajouter, il permet une bonne fiabilité pour les mêmes raisons que Python et par sa gestion des erreurs avec “promises”.</w:t>
       </w:r>
     </w:p>
     <w:p>
       <w:pPr>
-        <w:pStyle w:val="Heading2"/>
+        <w:pStyle w:val="Titre2"/>
         <w:jc w:val="both"/>
-        <w:rPr/>
       </w:pPr>
       <w:bookmarkStart w:id="9" w:name="_Toc181719760"/>
       <w:r>
-        <w:rPr/>
         <w:t>Base de données</w:t>
       </w:r>
       <w:bookmarkEnd w:id="9"/>
     </w:p>
     <w:p>
       <w:pPr>
-        <w:pStyle w:val="Normal"/>
         <w:jc w:val="both"/>
         <w:rPr>
           <w:rFonts w:ascii="Arial" w:hAnsi="Arial" w:cs="Arial"/>
@@ -2560,13 +2522,13 @@
       </w:pPr>
       <w:r>
         <w:rPr>
-          <w:rFonts w:cs="Arial" w:ascii="Arial" w:hAnsi="Arial"/>
+          <w:rFonts w:ascii="Arial" w:hAnsi="Arial" w:cs="Arial"/>
         </w:rPr>
         <w:t xml:space="preserve">Les types de bases de données que nous avons choisis pour effectuer notre travail longitudinal sont les bases de données orientées document et graphe. Tout d’abord, nous avons choisi le type document car il permet efficacement de stocker les données dans un format qui peut facilement être modifié et qui n’a pas à être constant si les données ne le sont pas elles-mêmes. Ce type est donc bien extensible, ce qui sera un avantage si on doit ajouter de nouvelles données, dont certaines ne seront peut-être pas dans le même format que celles présentes dans la base de données. Dans notre cas, ce type sera utilisé pour stocker les informations sur les restaurants. Nous avons également utilisé le type graphe, car celui-ci permet efficacement de représenter les relations </w:t>
       </w:r>
       <w:r>
         <w:rPr>
-          <w:rFonts w:cs="Arial" w:ascii="Arial" w:hAnsi="Arial"/>
+          <w:rFonts w:ascii="Arial" w:hAnsi="Arial" w:cs="Arial"/>
           <w:i/>
           <w:iCs/>
         </w:rPr>
@@ -2574,44 +2536,40 @@
       </w:r>
       <w:r>
         <w:rPr>
-          <w:rFonts w:cs="Arial" w:ascii="Arial" w:hAnsi="Arial"/>
+          <w:rFonts w:ascii="Arial" w:hAnsi="Arial" w:cs="Arial"/>
         </w:rPr>
         <w:t>comme dans notre cas, les réseaux de pistes cyclables. Similairement aux bases de données de types document, celles de types graphes sont extensibles, ce qui sera utile si on doit ajouter de nouveaux types de relations ou étendre les réseaux de pistes cyclables.</w:t>
       </w:r>
     </w:p>
     <w:p>
       <w:pPr>
-        <w:pStyle w:val="Heading1"/>
+        <w:pStyle w:val="Titre1"/>
         <w:jc w:val="both"/>
-        <w:rPr/>
       </w:pPr>
       <w:bookmarkStart w:id="10" w:name="_Toc181719761"/>
       <w:r>
-        <w:rPr/>
+        <w:lastRenderedPageBreak/>
         <w:t>Les détails du processus d’extraction, de transformation et de conversion (ETL)</w:t>
       </w:r>
       <w:bookmarkEnd w:id="10"/>
     </w:p>
     <w:p>
       <w:pPr>
-        <w:pStyle w:val="Heading2"/>
+        <w:pStyle w:val="Titre2"/>
         <w:jc w:val="both"/>
-        <w:rPr/>
       </w:pPr>
       <w:bookmarkStart w:id="11" w:name="_Toc181719762"/>
       <w:r>
-        <w:rPr/>
         <w:t>Processus d’acquisition initiale des données</w:t>
       </w:r>
       <w:bookmarkEnd w:id="11"/>
     </w:p>
     <w:p>
       <w:pPr>
-        <w:pStyle w:val="Normal"/>
-        <w:spacing w:lineRule="auto" w:line="276" w:beforeAutospacing="1" w:afterAutospacing="1"/>
+        <w:spacing w:beforeAutospacing="1" w:afterAutospacing="1"/>
         <w:jc w:val="both"/>
         <w:rPr>
-          <w:rFonts w:ascii="Arial" w:hAnsi="Arial" w:eastAsia="Times New Roman" w:cs="Arial"/>
+          <w:rFonts w:ascii="Arial" w:eastAsia="Times New Roman" w:hAnsi="Arial" w:cs="Arial"/>
           <w:kern w:val="0"/>
           <w:lang w:eastAsia="fr-CA"/>
           <w14:ligatures w14:val="none"/>
@@ -2619,7 +2577,7 @@
       </w:pPr>
       <w:r>
         <w:rPr>
-          <w:rFonts w:eastAsia="Times New Roman" w:cs="Arial" w:ascii="Arial" w:hAnsi="Arial"/>
+          <w:rFonts w:ascii="Arial" w:eastAsia="Times New Roman" w:hAnsi="Arial" w:cs="Arial"/>
           <w:kern w:val="0"/>
           <w:lang w:eastAsia="fr-CA"/>
           <w14:ligatures w14:val="none"/>
@@ -2629,11 +2587,9 @@
     </w:p>
     <w:p>
       <w:pPr>
-        <w:pStyle w:val="Normal"/>
-        <w:spacing w:lineRule="auto" w:line="276"/>
         <w:jc w:val="both"/>
         <w:rPr>
-          <w:rFonts w:ascii="Arial" w:hAnsi="Arial" w:eastAsia="Times New Roman" w:cs="Arial"/>
+          <w:rFonts w:ascii="Arial" w:eastAsia="Times New Roman" w:hAnsi="Arial" w:cs="Arial"/>
           <w:kern w:val="0"/>
           <w:lang w:eastAsia="fr-CA"/>
           <w14:ligatures w14:val="none"/>
@@ -2641,7 +2597,7 @@
       </w:pPr>
       <w:r>
         <w:rPr>
-          <w:rFonts w:eastAsia="Times New Roman" w:cs="Arial" w:ascii="Arial" w:hAnsi="Arial"/>
+          <w:rFonts w:ascii="Arial" w:eastAsia="Times New Roman" w:hAnsi="Arial" w:cs="Arial"/>
           <w:kern w:val="0"/>
           <w:lang w:eastAsia="fr-CA"/>
           <w14:ligatures w14:val="none"/>
@@ -2651,21 +2607,17 @@
     </w:p>
     <w:p>
       <w:pPr>
-        <w:pStyle w:val="Heading2"/>
+        <w:pStyle w:val="Titre2"/>
         <w:jc w:val="both"/>
-        <w:rPr/>
       </w:pPr>
       <w:bookmarkStart w:id="12" w:name="_Toc181719763"/>
       <w:r>
-        <w:rPr/>
         <w:t>Processus d'Acquisition Incrémental des données</w:t>
       </w:r>
       <w:bookmarkEnd w:id="12"/>
     </w:p>
     <w:p>
       <w:pPr>
-        <w:pStyle w:val="Normal"/>
-        <w:spacing w:lineRule="auto" w:line="276"/>
         <w:jc w:val="both"/>
         <w:rPr>
           <w:rFonts w:ascii="Arial" w:hAnsi="Arial" w:cs="Arial"/>
@@ -2673,13 +2625,13 @@
       </w:pPr>
       <w:r>
         <w:rPr>
-          <w:rFonts w:cs="Arial" w:ascii="Arial" w:hAnsi="Arial"/>
+          <w:rFonts w:ascii="Arial" w:hAnsi="Arial" w:cs="Arial"/>
         </w:rPr>
         <w:t xml:space="preserve">Dans le cadre de ce projet, un processus d'acquisition incrémental des données a été défini afin de maintenir les bases de données MongoDB et Neo4J à jour. Cela permet d’éviter les doublons et de gérer efficacement les mises à jour et ajouts futurs. Dans le cas de MongoDB, nous vérifions pour chaque restaurant s’il existe déjà dans la base de données en s’appuyant sur l’ID de ce dernier. Si une correspondance est trouvée, nous mettons à jour les informations nécessaires. Dans le cas contraire, un nouveau document est ajouté à la collection. Dans le cas de Neo4J, pour chaque segment de piste cyclable, nous utilisons des requêtes </w:t>
       </w:r>
       <w:r>
         <w:rPr>
-          <w:rFonts w:cs="Arial" w:ascii="Arial" w:hAnsi="Arial"/>
+          <w:rFonts w:ascii="Arial" w:hAnsi="Arial" w:cs="Arial"/>
           <w:i/>
           <w:iCs/>
         </w:rPr>
@@ -2687,15 +2639,13 @@
       </w:r>
       <w:r>
         <w:rPr>
-          <w:rFonts w:cs="Arial" w:ascii="Arial" w:hAnsi="Arial"/>
+          <w:rFonts w:ascii="Arial" w:hAnsi="Arial" w:cs="Arial"/>
         </w:rPr>
         <w:t xml:space="preserve"> afin de vérifier l'existence des nœuds de début et de fin, ainsi que de la relation entre eux. Si le segment est nouveau, il est ajouté en tant que nouvelle relation entre les nœuds correspondants.</w:t>
       </w:r>
     </w:p>
     <w:p>
       <w:pPr>
-        <w:pStyle w:val="Normal"/>
-        <w:spacing w:lineRule="auto" w:line="276"/>
         <w:jc w:val="both"/>
         <w:rPr>
           <w:rFonts w:ascii="Arial" w:hAnsi="Arial" w:cs="Arial"/>
@@ -2703,43 +2653,32 @@
       </w:pPr>
       <w:r>
         <w:rPr>
-          <w:rFonts w:cs="Arial" w:ascii="Arial" w:hAnsi="Arial"/>
+          <w:rFonts w:ascii="Arial" w:hAnsi="Arial" w:cs="Arial"/>
         </w:rPr>
         <w:t>Voir l’annexe 13 pour le diagramme illustrant le flux des étapes dans le processus d'acquisition incrémental pour MongoDB et Neo4j.</w:t>
       </w:r>
     </w:p>
     <w:p>
       <w:pPr>
-        <w:pStyle w:val="Normal"/>
-        <w:spacing w:lineRule="auto" w:line="276"/>
         <w:jc w:val="both"/>
         <w:rPr>
           <w:rFonts w:ascii="Arial" w:hAnsi="Arial" w:cs="Arial"/>
         </w:rPr>
       </w:pPr>
-      <w:r>
-        <w:rPr>
-          <w:rFonts w:cs="Arial" w:ascii="Arial" w:hAnsi="Arial"/>
-        </w:rPr>
-      </w:r>
-    </w:p>
-    <w:p>
-      <w:pPr>
-        <w:pStyle w:val="Heading2"/>
+    </w:p>
+    <w:p>
+      <w:pPr>
+        <w:pStyle w:val="Titre2"/>
         <w:jc w:val="both"/>
-        <w:rPr/>
       </w:pPr>
       <w:bookmarkStart w:id="13" w:name="_Toc181719764"/>
       <w:r>
-        <w:rPr/>
         <w:t>Processus de transformation des données</w:t>
       </w:r>
       <w:bookmarkEnd w:id="13"/>
     </w:p>
     <w:p>
       <w:pPr>
-        <w:pStyle w:val="Normal"/>
-        <w:spacing w:lineRule="auto" w:line="276"/>
         <w:jc w:val="both"/>
         <w:rPr>
           <w:rFonts w:ascii="Arial" w:hAnsi="Arial" w:cs="Arial"/>
@@ -2747,13 +2686,20 @@
       </w:pPr>
       <w:r>
         <w:rPr>
-          <w:rFonts w:cs="Arial" w:ascii="Arial" w:hAnsi="Arial"/>
-        </w:rPr>
-        <w:t xml:space="preserve">Pour obtenir des données plus compactes et parlantes, nous avons réaliser quelques transformations simples. Pour commencer, nous avons standardiser les adresses des restaurants en appliquant </w:t>
-      </w:r>
-      <w:r>
-        <w:rPr>
-          <w:rFonts w:eastAsia="Times New Roman" w:cs="Arial" w:ascii="Arial" w:hAnsi="Arial"/>
+          <w:rFonts w:ascii="Arial" w:hAnsi="Arial" w:cs="Arial"/>
+        </w:rPr>
+        <w:t xml:space="preserve">Pour obtenir des données plus compactes et parlantes, nous avons réaliser quelques transformations simples. Pour commencer, nous avons standardiser les </w:t>
+      </w:r>
+      <w:r>
+        <w:rPr>
+          <w:rFonts w:ascii="Arial" w:hAnsi="Arial" w:cs="Arial"/>
+        </w:rPr>
+        <w:lastRenderedPageBreak/>
+        <w:t xml:space="preserve">adresses des restaurants en appliquant </w:t>
+      </w:r>
+      <w:r>
+        <w:rPr>
+          <w:rFonts w:ascii="Arial" w:eastAsia="Times New Roman" w:hAnsi="Arial" w:cs="Arial"/>
           <w:kern w:val="0"/>
           <w:lang w:eastAsia="fr-CA"/>
           <w14:ligatures w14:val="none"/>
@@ -2762,7 +2708,7 @@
       </w:r>
       <w:r>
         <w:rPr>
-          <w:rFonts w:eastAsia="Times New Roman" w:cs="Arial" w:ascii="Arial" w:hAnsi="Arial"/>
+          <w:rFonts w:ascii="Arial" w:eastAsia="Times New Roman" w:hAnsi="Arial" w:cs="Arial"/>
           <w:i/>
           <w:iCs/>
           <w:kern w:val="0"/>
@@ -2773,7 +2719,7 @@
       </w:r>
       <w:r>
         <w:rPr>
-          <w:rFonts w:eastAsia="Times New Roman" w:cs="Arial" w:ascii="Arial" w:hAnsi="Arial"/>
+          <w:rFonts w:ascii="Arial" w:eastAsia="Times New Roman" w:hAnsi="Arial" w:cs="Arial"/>
           <w:kern w:val="0"/>
           <w:lang w:eastAsia="fr-CA"/>
           <w14:ligatures w14:val="none"/>
@@ -2782,7 +2728,7 @@
       </w:r>
       <w:r>
         <w:rPr>
-          <w:rFonts w:eastAsia="Times New Roman" w:cs="Arial" w:ascii="Arial" w:hAnsi="Arial"/>
+          <w:rFonts w:ascii="Arial" w:eastAsia="Times New Roman" w:hAnsi="Arial" w:cs="Arial"/>
           <w:i/>
           <w:iCs/>
           <w:kern w:val="0"/>
@@ -2793,7 +2739,7 @@
       </w:r>
       <w:r>
         <w:rPr>
-          <w:rFonts w:eastAsia="Times New Roman" w:cs="Arial" w:ascii="Arial" w:hAnsi="Arial"/>
+          <w:rFonts w:ascii="Arial" w:eastAsia="Times New Roman" w:hAnsi="Arial" w:cs="Arial"/>
           <w:kern w:val="0"/>
           <w:lang w:eastAsia="fr-CA"/>
           <w14:ligatures w14:val="none"/>
@@ -2802,7 +2748,7 @@
       </w:r>
       <w:r>
         <w:rPr>
-          <w:rFonts w:eastAsia="Times New Roman" w:cs="Arial" w:ascii="Arial" w:hAnsi="Arial"/>
+          <w:rFonts w:ascii="Arial" w:eastAsia="Times New Roman" w:hAnsi="Arial" w:cs="Arial"/>
           <w:i/>
           <w:iCs/>
           <w:kern w:val="0"/>
@@ -2813,7 +2759,7 @@
       </w:r>
       <w:r>
         <w:rPr>
-          <w:rFonts w:eastAsia="Times New Roman" w:cs="Arial" w:ascii="Arial" w:hAnsi="Arial"/>
+          <w:rFonts w:ascii="Arial" w:eastAsia="Times New Roman" w:hAnsi="Arial" w:cs="Arial"/>
           <w:kern w:val="0"/>
           <w:lang w:eastAsia="fr-CA"/>
           <w14:ligatures w14:val="none"/>
@@ -2822,7 +2768,7 @@
       </w:r>
       <w:r>
         <w:rPr>
-          <w:rFonts w:eastAsia="Times New Roman" w:cs="Arial" w:ascii="Arial" w:hAnsi="Arial"/>
+          <w:rFonts w:ascii="Arial" w:eastAsia="Times New Roman" w:hAnsi="Arial" w:cs="Arial"/>
           <w:i/>
           <w:iCs/>
           <w:kern w:val="0"/>
@@ -2833,7 +2779,7 @@
       </w:r>
       <w:r>
         <w:rPr>
-          <w:rFonts w:eastAsia="Times New Roman" w:cs="Arial" w:ascii="Arial" w:hAnsi="Arial"/>
+          <w:rFonts w:ascii="Arial" w:eastAsia="Times New Roman" w:hAnsi="Arial" w:cs="Arial"/>
           <w:kern w:val="0"/>
           <w:lang w:eastAsia="fr-CA"/>
           <w14:ligatures w14:val="none"/>
@@ -2842,7 +2788,7 @@
       </w:r>
       <w:r>
         <w:rPr>
-          <w:rFonts w:eastAsia="Times New Roman" w:cs="Arial" w:ascii="Arial" w:hAnsi="Arial"/>
+          <w:rFonts w:ascii="Arial" w:eastAsia="Times New Roman" w:hAnsi="Arial" w:cs="Arial"/>
           <w:i/>
           <w:iCs/>
           <w:kern w:val="0"/>
@@ -2853,7 +2799,7 @@
       </w:r>
       <w:r>
         <w:rPr>
-          <w:rFonts w:eastAsia="Times New Roman" w:cs="Arial" w:ascii="Arial" w:hAnsi="Arial"/>
+          <w:rFonts w:ascii="Arial" w:eastAsia="Times New Roman" w:hAnsi="Arial" w:cs="Arial"/>
           <w:kern w:val="0"/>
           <w:lang w:eastAsia="fr-CA"/>
           <w14:ligatures w14:val="none"/>
@@ -2863,7 +2809,7 @@
     </w:p>
     <w:p>
       <w:pPr>
-        <w:pStyle w:val="Heading2"/>
+        <w:pStyle w:val="Titre2"/>
         <w:jc w:val="both"/>
         <w:rPr>
           <w:sz w:val="24"/>
@@ -2872,15 +2818,12 @@
       </w:pPr>
       <w:bookmarkStart w:id="14" w:name="_Toc181719765"/>
       <w:r>
-        <w:rPr/>
         <w:t>Schéma du pipeline d’ETL</w:t>
       </w:r>
       <w:bookmarkEnd w:id="14"/>
     </w:p>
     <w:p>
       <w:pPr>
-        <w:pStyle w:val="Normal"/>
-        <w:spacing w:lineRule="auto" w:line="276"/>
         <w:jc w:val="both"/>
         <w:rPr>
           <w:rFonts w:ascii="Arial" w:hAnsi="Arial" w:cs="Arial"/>
@@ -2888,18 +2831,16 @@
       </w:pPr>
       <w:r>
         <w:rPr>
-          <w:rFonts w:cs="Arial" w:ascii="Arial" w:hAnsi="Arial"/>
+          <w:rFonts w:ascii="Arial" w:hAnsi="Arial" w:cs="Arial"/>
         </w:rPr>
         <w:t>Les deux types de base de données utilisés dans le cadre de notre application sont bien complémentaires. En effet, nous utilisons MongoDB comme stockage principal de nos restaurants, où le format JSON offert par celui-ci nous permet d’obtenir des données structurées et flexibles pour chacun des restaurants. Neo4j nous permet ensuite d’établir des relations avec les pistes cyclables et les restaurants.</w:t>
       </w:r>
     </w:p>
     <w:p>
       <w:pPr>
-        <w:pStyle w:val="Normal"/>
-        <w:spacing w:lineRule="auto" w:line="276"/>
         <w:jc w:val="both"/>
         <w:rPr>
-          <w:rFonts w:ascii="Arial" w:hAnsi="Arial" w:eastAsia="Times New Roman" w:cs="Arial"/>
+          <w:rFonts w:ascii="Arial" w:eastAsia="Times New Roman" w:hAnsi="Arial" w:cs="Arial"/>
           <w:kern w:val="0"/>
           <w:lang w:eastAsia="fr-CA"/>
           <w14:ligatures w14:val="none"/>
@@ -2907,13 +2848,13 @@
       </w:pPr>
       <w:r>
         <w:rPr>
-          <w:rFonts w:cs="Arial" w:ascii="Arial" w:hAnsi="Arial"/>
+          <w:rFonts w:ascii="Arial" w:hAnsi="Arial" w:cs="Arial"/>
         </w:rPr>
         <w:t xml:space="preserve">Ainsi, </w:t>
       </w:r>
       <w:r>
         <w:rPr>
-          <w:rFonts w:eastAsia="Times New Roman" w:cs="Arial" w:ascii="Arial" w:hAnsi="Arial"/>
+          <w:rFonts w:ascii="Arial" w:eastAsia="Times New Roman" w:hAnsi="Arial" w:cs="Arial"/>
           <w:kern w:val="0"/>
           <w:lang w:eastAsia="fr-CA"/>
           <w14:ligatures w14:val="none"/>
@@ -2923,11 +2864,9 @@
     </w:p>
     <w:p>
       <w:pPr>
-        <w:pStyle w:val="Normal"/>
-        <w:spacing w:lineRule="auto" w:line="276"/>
         <w:jc w:val="both"/>
         <w:rPr>
-          <w:rFonts w:ascii="Arial" w:hAnsi="Arial" w:eastAsia="Times New Roman" w:cs="Arial"/>
+          <w:rFonts w:ascii="Arial" w:eastAsia="Times New Roman" w:hAnsi="Arial" w:cs="Arial"/>
           <w:kern w:val="0"/>
           <w:lang w:eastAsia="fr-CA"/>
           <w14:ligatures w14:val="none"/>
@@ -2935,7 +2874,7 @@
       </w:pPr>
       <w:r>
         <w:rPr>
-          <w:rFonts w:eastAsia="Times New Roman" w:cs="Arial" w:ascii="Arial" w:hAnsi="Arial"/>
+          <w:rFonts w:ascii="Arial" w:eastAsia="Times New Roman" w:hAnsi="Arial" w:cs="Arial"/>
           <w:kern w:val="0"/>
           <w:lang w:eastAsia="fr-CA"/>
           <w14:ligatures w14:val="none"/>
@@ -2944,7 +2883,7 @@
       </w:r>
       <w:r>
         <w:rPr>
-          <w:rFonts w:eastAsia="Times New Roman" w:cs="Arial" w:ascii="Arial" w:hAnsi="Arial"/>
+          <w:rFonts w:ascii="Arial" w:eastAsia="Times New Roman" w:hAnsi="Arial" w:cs="Arial"/>
           <w:i/>
           <w:iCs/>
           <w:kern w:val="0"/>
@@ -2955,7 +2894,7 @@
       </w:r>
       <w:r>
         <w:rPr>
-          <w:rFonts w:eastAsia="Times New Roman" w:cs="Arial" w:ascii="Arial" w:hAnsi="Arial"/>
+          <w:rFonts w:ascii="Arial" w:eastAsia="Times New Roman" w:hAnsi="Arial" w:cs="Arial"/>
           <w:kern w:val="0"/>
           <w:lang w:eastAsia="fr-CA"/>
           <w14:ligatures w14:val="none"/>
@@ -2965,11 +2904,9 @@
     </w:p>
     <w:p>
       <w:pPr>
-        <w:pStyle w:val="Normal"/>
-        <w:spacing w:lineRule="auto" w:line="276"/>
         <w:jc w:val="both"/>
         <w:rPr>
-          <w:rFonts w:ascii="Arial" w:hAnsi="Arial" w:eastAsia="Times New Roman" w:cs="Arial"/>
+          <w:rFonts w:ascii="Arial" w:eastAsia="Times New Roman" w:hAnsi="Arial" w:cs="Arial"/>
           <w:kern w:val="0"/>
           <w:lang w:eastAsia="fr-CA"/>
           <w14:ligatures w14:val="none"/>
@@ -2977,7 +2914,7 @@
       </w:pPr>
       <w:r>
         <w:rPr>
-          <w:rFonts w:eastAsia="Times New Roman" w:cs="Arial" w:ascii="Arial" w:hAnsi="Arial"/>
+          <w:rFonts w:ascii="Arial" w:eastAsia="Times New Roman" w:hAnsi="Arial" w:cs="Arial"/>
           <w:kern w:val="0"/>
           <w:lang w:eastAsia="fr-CA"/>
           <w14:ligatures w14:val="none"/>
@@ -2990,56 +2927,53 @@
     </w:p>
     <w:p>
       <w:pPr>
-        <w:pStyle w:val="Heading1"/>
-        <w:rPr/>
+        <w:pStyle w:val="Titre1"/>
       </w:pPr>
       <w:bookmarkStart w:id="15" w:name="_Toc181719766"/>
       <w:r>
-        <w:rPr/>
+        <w:lastRenderedPageBreak/>
         <w:t>Annexes</w:t>
       </w:r>
       <w:bookmarkEnd w:id="15"/>
     </w:p>
     <w:p>
       <w:pPr>
-        <w:pStyle w:val="Heading2"/>
-        <w:rPr/>
+        <w:pStyle w:val="Titre2"/>
       </w:pPr>
       <w:bookmarkStart w:id="16" w:name="_Toc181719767"/>
       <w:r>
-        <w:rPr/>
         <w:t>Annexe 1</w:t>
       </w:r>
       <w:bookmarkEnd w:id="16"/>
     </w:p>
     <w:p>
       <w:pPr>
-        <w:pStyle w:val="Normal"/>
-        <w:rPr>
-          <w:rFonts w:ascii="Arial" w:hAnsi="Arial" w:cs="Arial"/>
-        </w:rPr>
-      </w:pPr>
-      <w:r>
-        <w:rPr>
-          <w:rFonts w:cs="Arial" w:ascii="Arial" w:hAnsi="Arial"/>
+        <w:rPr>
+          <w:rFonts w:ascii="Arial" w:hAnsi="Arial" w:cs="Arial"/>
+        </w:rPr>
+      </w:pPr>
+      <w:r>
+        <w:rPr>
+          <w:rFonts w:ascii="Arial" w:hAnsi="Arial" w:cs="Arial"/>
         </w:rPr>
         <w:t>Exemple de code Python pour récupérer des “amenity” restaurant de la ville Rimouski</w:t>
       </w:r>
     </w:p>
     <w:p>
       <w:pPr>
-        <w:pStyle w:val="Normal"/>
-        <w:rPr>
-          <w:rFonts w:ascii="Arial" w:hAnsi="Arial" w:cs="Arial"/>
-        </w:rPr>
-      </w:pPr>
-      <w:r>
-        <w:rPr/>
+        <w:rPr>
+          <w:rFonts w:ascii="Arial" w:hAnsi="Arial" w:cs="Arial"/>
+        </w:rPr>
+      </w:pPr>
+      <w:r>
+        <w:rPr>
+          <w:noProof/>
+        </w:rPr>
         <w:drawing>
-          <wp:inline distT="0" distB="0" distL="0" distR="0">
+          <wp:inline distT="0" distB="0" distL="0" distR="0" wp14:anchorId="2EDB812F" wp14:editId="35F7AB70">
             <wp:extent cx="5486400" cy="1138555"/>
             <wp:effectExtent l="0" t="0" r="0" b="0"/>
-            <wp:docPr id="2" name="Image 3" descr=""/>
+            <wp:docPr id="2" name="Image 3"/>
             <wp:cNvGraphicFramePr>
               <a:graphicFrameLocks xmlns:a="http://schemas.openxmlformats.org/drawingml/2006/main" noChangeAspect="1"/>
             </wp:cNvGraphicFramePr>
@@ -3047,13 +2981,13 @@
               <a:graphicData uri="http://schemas.openxmlformats.org/drawingml/2006/picture">
                 <pic:pic xmlns:pic="http://schemas.openxmlformats.org/drawingml/2006/picture">
                   <pic:nvPicPr>
-                    <pic:cNvPr id="2" name="Image 3" descr=""/>
+                    <pic:cNvPr id="2" name="Image 3"/>
                     <pic:cNvPicPr>
                       <a:picLocks noChangeAspect="1" noChangeArrowheads="1"/>
                     </pic:cNvPicPr>
                   </pic:nvPicPr>
                   <pic:blipFill>
-                    <a:blip r:embed="rId3"/>
+                    <a:blip r:embed="rId7"/>
                     <a:stretch>
                       <a:fillRect/>
                     </a:stretch>
@@ -3076,44 +3010,42 @@
     </w:p>
     <w:p>
       <w:pPr>
-        <w:pStyle w:val="Heading2"/>
-        <w:rPr/>
+        <w:pStyle w:val="Titre2"/>
       </w:pPr>
       <w:bookmarkStart w:id="17" w:name="_Toc181719768"/>
       <w:r>
-        <w:rPr/>
         <w:t>Annexe 2</w:t>
       </w:r>
       <w:bookmarkEnd w:id="17"/>
     </w:p>
     <w:p>
       <w:pPr>
-        <w:pStyle w:val="Normal"/>
-        <w:rPr>
-          <w:rFonts w:ascii="Arial" w:hAnsi="Arial" w:cs="Arial"/>
-        </w:rPr>
-      </w:pPr>
-      <w:r>
-        <w:rPr>
-          <w:rFonts w:cs="Arial" w:ascii="Arial" w:hAnsi="Arial"/>
+        <w:rPr>
+          <w:rFonts w:ascii="Arial" w:hAnsi="Arial" w:cs="Arial"/>
+        </w:rPr>
+      </w:pPr>
+      <w:r>
+        <w:rPr>
+          <w:rFonts w:ascii="Arial" w:hAnsi="Arial" w:cs="Arial"/>
         </w:rPr>
         <w:t>Exemple de requête envoyé vers l’API de OpenRouteService pour l’itinéraire en vélo entre deux points (dans notre cas, les points seront des coordonnées de restaurants, la clé est omise par standard de confidentialité)</w:t>
       </w:r>
     </w:p>
     <w:p>
       <w:pPr>
-        <w:pStyle w:val="Normal"/>
-        <w:rPr>
-          <w:rFonts w:ascii="Arial" w:hAnsi="Arial" w:cs="Arial"/>
-        </w:rPr>
-      </w:pPr>
-      <w:r>
-        <w:rPr/>
+        <w:rPr>
+          <w:rFonts w:ascii="Arial" w:hAnsi="Arial" w:cs="Arial"/>
+        </w:rPr>
+      </w:pPr>
+      <w:r>
+        <w:rPr>
+          <w:noProof/>
+        </w:rPr>
         <w:drawing>
-          <wp:inline distT="0" distB="0" distL="0" distR="0">
+          <wp:inline distT="0" distB="0" distL="0" distR="0" wp14:anchorId="7978A679" wp14:editId="24977867">
             <wp:extent cx="5486400" cy="589280"/>
             <wp:effectExtent l="0" t="0" r="0" b="0"/>
-            <wp:docPr id="3" name="Image 4" descr=""/>
+            <wp:docPr id="3" name="Image 4"/>
             <wp:cNvGraphicFramePr>
               <a:graphicFrameLocks xmlns:a="http://schemas.openxmlformats.org/drawingml/2006/main" noChangeAspect="1"/>
             </wp:cNvGraphicFramePr>
@@ -3121,13 +3053,13 @@
               <a:graphicData uri="http://schemas.openxmlformats.org/drawingml/2006/picture">
                 <pic:pic xmlns:pic="http://schemas.openxmlformats.org/drawingml/2006/picture">
                   <pic:nvPicPr>
-                    <pic:cNvPr id="3" name="Image 4" descr=""/>
+                    <pic:cNvPr id="3" name="Image 4"/>
                     <pic:cNvPicPr>
                       <a:picLocks noChangeAspect="1" noChangeArrowheads="1"/>
                     </pic:cNvPicPr>
                   </pic:nvPicPr>
                   <pic:blipFill>
-                    <a:blip r:embed="rId4"/>
+                    <a:blip r:embed="rId8"/>
                     <a:stretch>
                       <a:fillRect/>
                     </a:stretch>
@@ -3150,44 +3082,42 @@
     </w:p>
     <w:p>
       <w:pPr>
-        <w:pStyle w:val="Heading2"/>
-        <w:rPr/>
+        <w:pStyle w:val="Titre2"/>
       </w:pPr>
       <w:bookmarkStart w:id="18" w:name="_Toc181719769"/>
       <w:r>
-        <w:rPr/>
         <w:t>Annexe 3</w:t>
       </w:r>
       <w:bookmarkEnd w:id="18"/>
     </w:p>
     <w:p>
       <w:pPr>
-        <w:pStyle w:val="Normal"/>
-        <w:rPr>
-          <w:rFonts w:ascii="Arial" w:hAnsi="Arial" w:cs="Arial"/>
-        </w:rPr>
-      </w:pPr>
-      <w:r>
-        <w:rPr>
-          <w:rFonts w:cs="Arial" w:ascii="Arial" w:hAnsi="Arial"/>
+        <w:rPr>
+          <w:rFonts w:ascii="Arial" w:hAnsi="Arial" w:cs="Arial"/>
+        </w:rPr>
+      </w:pPr>
+      <w:r>
+        <w:rPr>
+          <w:rFonts w:ascii="Arial" w:hAnsi="Arial" w:cs="Arial"/>
         </w:rPr>
         <w:t>Exemple de structure d’un GeoDataFrame créé par le code de l’Annexe 1 qui contiendra les restaurants de la ville (généré par intelligence artificielle ChatGPT 4o)</w:t>
       </w:r>
     </w:p>
     <w:p>
       <w:pPr>
-        <w:pStyle w:val="Normal"/>
-        <w:rPr>
-          <w:rFonts w:ascii="Arial" w:hAnsi="Arial" w:cs="Arial"/>
-        </w:rPr>
-      </w:pPr>
-      <w:r>
-        <w:rPr/>
+        <w:rPr>
+          <w:rFonts w:ascii="Arial" w:hAnsi="Arial" w:cs="Arial"/>
+        </w:rPr>
+      </w:pPr>
+      <w:r>
+        <w:rPr>
+          <w:noProof/>
+        </w:rPr>
         <w:drawing>
-          <wp:inline distT="0" distB="0" distL="0" distR="0">
+          <wp:inline distT="0" distB="0" distL="0" distR="0" wp14:anchorId="61F2D86A" wp14:editId="3C6541E9">
             <wp:extent cx="5486400" cy="1050290"/>
             <wp:effectExtent l="0" t="0" r="0" b="0"/>
-            <wp:docPr id="4" name="Image 5" descr=""/>
+            <wp:docPr id="4" name="Image 5"/>
             <wp:cNvGraphicFramePr>
               <a:graphicFrameLocks xmlns:a="http://schemas.openxmlformats.org/drawingml/2006/main" noChangeAspect="1"/>
             </wp:cNvGraphicFramePr>
@@ -3195,13 +3125,13 @@
               <a:graphicData uri="http://schemas.openxmlformats.org/drawingml/2006/picture">
                 <pic:pic xmlns:pic="http://schemas.openxmlformats.org/drawingml/2006/picture">
                   <pic:nvPicPr>
-                    <pic:cNvPr id="4" name="Image 5" descr=""/>
+                    <pic:cNvPr id="4" name="Image 5"/>
                     <pic:cNvPicPr>
                       <a:picLocks noChangeAspect="1" noChangeArrowheads="1"/>
                     </pic:cNvPicPr>
                   </pic:nvPicPr>
                   <pic:blipFill>
-                    <a:blip r:embed="rId5"/>
+                    <a:blip r:embed="rId9"/>
                     <a:stretch>
                       <a:fillRect/>
                     </a:stretch>
@@ -3224,44 +3154,43 @@
     </w:p>
     <w:p>
       <w:pPr>
-        <w:pStyle w:val="Heading2"/>
-        <w:rPr/>
+        <w:pStyle w:val="Titre2"/>
       </w:pPr>
       <w:bookmarkStart w:id="19" w:name="_Toc181719770"/>
       <w:r>
-        <w:rPr/>
         <w:t>Annexe 4</w:t>
       </w:r>
       <w:bookmarkEnd w:id="19"/>
     </w:p>
     <w:p>
       <w:pPr>
-        <w:pStyle w:val="Normal"/>
-        <w:rPr>
-          <w:rFonts w:ascii="Arial" w:hAnsi="Arial" w:cs="Arial"/>
-        </w:rPr>
-      </w:pPr>
-      <w:r>
-        <w:rPr>
-          <w:rFonts w:cs="Arial" w:ascii="Arial" w:hAnsi="Arial"/>
+        <w:rPr>
+          <w:rFonts w:ascii="Arial" w:hAnsi="Arial" w:cs="Arial"/>
+        </w:rPr>
+      </w:pPr>
+      <w:r>
+        <w:rPr>
+          <w:rFonts w:ascii="Arial" w:hAnsi="Arial" w:cs="Arial"/>
         </w:rPr>
         <w:t>Exemple d’objet JSON retourné par une requête de format similaire à celle présentée à l’Annexe 2 (les champs distance (en mètres) et duration (en secondes) correspondent aux détails du trajet global, le champ concaténé “steps” énumère les différentes étapes du trajet avec instruction de déplacement progressive)</w:t>
       </w:r>
     </w:p>
     <w:p>
       <w:pPr>
-        <w:pStyle w:val="Normal"/>
-        <w:rPr>
-          <w:rFonts w:ascii="Arial" w:hAnsi="Arial" w:cs="Arial"/>
-        </w:rPr>
-      </w:pPr>
-      <w:r>
-        <w:rPr/>
+        <w:rPr>
+          <w:rFonts w:ascii="Arial" w:hAnsi="Arial" w:cs="Arial"/>
+        </w:rPr>
+      </w:pPr>
+      <w:r>
+        <w:rPr>
+          <w:noProof/>
+        </w:rPr>
+        <w:lastRenderedPageBreak/>
         <w:drawing>
-          <wp:inline distT="0" distB="0" distL="0" distR="0">
+          <wp:inline distT="0" distB="0" distL="0" distR="0" wp14:anchorId="139E5499" wp14:editId="3C2039F7">
             <wp:extent cx="5486400" cy="3696970"/>
             <wp:effectExtent l="0" t="0" r="0" b="0"/>
-            <wp:docPr id="5" name="Image 7" descr=""/>
+            <wp:docPr id="5" name="Image 7"/>
             <wp:cNvGraphicFramePr>
               <a:graphicFrameLocks xmlns:a="http://schemas.openxmlformats.org/drawingml/2006/main" noChangeAspect="1"/>
             </wp:cNvGraphicFramePr>
@@ -3269,13 +3198,13 @@
               <a:graphicData uri="http://schemas.openxmlformats.org/drawingml/2006/picture">
                 <pic:pic xmlns:pic="http://schemas.openxmlformats.org/drawingml/2006/picture">
                   <pic:nvPicPr>
-                    <pic:cNvPr id="5" name="Image 7" descr=""/>
+                    <pic:cNvPr id="5" name="Image 7"/>
                     <pic:cNvPicPr>
                       <a:picLocks noChangeAspect="1" noChangeArrowheads="1"/>
                     </pic:cNvPicPr>
                   </pic:nvPicPr>
                   <pic:blipFill>
-                    <a:blip r:embed="rId6"/>
+                    <a:blip r:embed="rId10"/>
                     <a:stretch>
                       <a:fillRect/>
                     </a:stretch>
@@ -3298,44 +3227,42 @@
     </w:p>
     <w:p>
       <w:pPr>
-        <w:pStyle w:val="Heading2"/>
-        <w:rPr/>
+        <w:pStyle w:val="Titre2"/>
       </w:pPr>
       <w:bookmarkStart w:id="20" w:name="_Toc181719771"/>
       <w:r>
-        <w:rPr/>
         <w:t>Annexe 5</w:t>
       </w:r>
       <w:bookmarkEnd w:id="20"/>
     </w:p>
     <w:p>
       <w:pPr>
-        <w:pStyle w:val="Normal"/>
-        <w:rPr>
-          <w:rFonts w:ascii="Arial" w:hAnsi="Arial" w:cs="Arial"/>
-        </w:rPr>
-      </w:pPr>
-      <w:r>
-        <w:rPr>
-          <w:rFonts w:cs="Arial" w:ascii="Arial" w:hAnsi="Arial"/>
+        <w:rPr>
+          <w:rFonts w:ascii="Arial" w:hAnsi="Arial" w:cs="Arial"/>
+        </w:rPr>
+      </w:pPr>
+      <w:r>
+        <w:rPr>
+          <w:rFonts w:ascii="Arial" w:hAnsi="Arial" w:cs="Arial"/>
         </w:rPr>
         <w:t>Exemple d’erreur de collecte de données, la ville de Los Angeles n’étant pas au Québec</w:t>
       </w:r>
     </w:p>
     <w:p>
       <w:pPr>
-        <w:pStyle w:val="Normal"/>
-        <w:rPr>
-          <w:rFonts w:ascii="Arial" w:hAnsi="Arial" w:cs="Arial"/>
-        </w:rPr>
-      </w:pPr>
-      <w:r>
-        <w:rPr/>
+        <w:rPr>
+          <w:rFonts w:ascii="Arial" w:hAnsi="Arial" w:cs="Arial"/>
+        </w:rPr>
+      </w:pPr>
+      <w:r>
+        <w:rPr>
+          <w:noProof/>
+        </w:rPr>
         <w:drawing>
-          <wp:inline distT="0" distB="0" distL="0" distR="0">
+          <wp:inline distT="0" distB="0" distL="0" distR="0" wp14:anchorId="3B5C7E0A" wp14:editId="665C2025">
             <wp:extent cx="5486400" cy="1158240"/>
             <wp:effectExtent l="0" t="0" r="0" b="0"/>
-            <wp:docPr id="6" name="Image 8" descr=""/>
+            <wp:docPr id="6" name="Image 8"/>
             <wp:cNvGraphicFramePr>
               <a:graphicFrameLocks xmlns:a="http://schemas.openxmlformats.org/drawingml/2006/main" noChangeAspect="1"/>
             </wp:cNvGraphicFramePr>
@@ -3343,13 +3270,13 @@
               <a:graphicData uri="http://schemas.openxmlformats.org/drawingml/2006/picture">
                 <pic:pic xmlns:pic="http://schemas.openxmlformats.org/drawingml/2006/picture">
                   <pic:nvPicPr>
-                    <pic:cNvPr id="6" name="Image 8" descr=""/>
+                    <pic:cNvPr id="6" name="Image 8"/>
                     <pic:cNvPicPr>
                       <a:picLocks noChangeAspect="1" noChangeArrowheads="1"/>
                     </pic:cNvPicPr>
                   </pic:nvPicPr>
                   <pic:blipFill>
-                    <a:blip r:embed="rId7"/>
+                    <a:blip r:embed="rId11"/>
                     <a:stretch>
                       <a:fillRect/>
                     </a:stretch>
@@ -3372,44 +3299,42 @@
     </w:p>
     <w:p>
       <w:pPr>
-        <w:pStyle w:val="Heading2"/>
-        <w:rPr/>
+        <w:pStyle w:val="Titre2"/>
       </w:pPr>
       <w:bookmarkStart w:id="21" w:name="_Toc181719772"/>
       <w:r>
-        <w:rPr/>
         <w:t>Annexe 6</w:t>
       </w:r>
       <w:bookmarkEnd w:id="21"/>
     </w:p>
     <w:p>
       <w:pPr>
-        <w:pStyle w:val="Normal"/>
-        <w:rPr>
-          <w:rFonts w:ascii="Arial" w:hAnsi="Arial" w:cs="Arial"/>
-        </w:rPr>
-      </w:pPr>
-      <w:r>
-        <w:rPr>
-          <w:rFonts w:cs="Arial" w:ascii="Arial" w:hAnsi="Arial"/>
+        <w:rPr>
+          <w:rFonts w:ascii="Arial" w:hAnsi="Arial" w:cs="Arial"/>
+        </w:rPr>
+      </w:pPr>
+      <w:r>
+        <w:rPr>
+          <w:rFonts w:ascii="Arial" w:hAnsi="Arial" w:cs="Arial"/>
         </w:rPr>
         <w:t>Exemple d’erreur de collecte de données en omettant l’emplacement désiré</w:t>
       </w:r>
     </w:p>
     <w:p>
       <w:pPr>
-        <w:pStyle w:val="Normal"/>
-        <w:rPr>
-          <w:rFonts w:ascii="Arial" w:hAnsi="Arial" w:cs="Arial"/>
-        </w:rPr>
-      </w:pPr>
-      <w:r>
-        <w:rPr/>
+        <w:rPr>
+          <w:rFonts w:ascii="Arial" w:hAnsi="Arial" w:cs="Arial"/>
+        </w:rPr>
+      </w:pPr>
+      <w:r>
+        <w:rPr>
+          <w:noProof/>
+        </w:rPr>
         <w:drawing>
-          <wp:inline distT="0" distB="0" distL="0" distR="0">
+          <wp:inline distT="0" distB="0" distL="0" distR="0" wp14:anchorId="774A1576" wp14:editId="702650E4">
             <wp:extent cx="5337810" cy="1371600"/>
             <wp:effectExtent l="0" t="0" r="0" b="0"/>
-            <wp:docPr id="7" name="Image 9" descr=""/>
+            <wp:docPr id="7" name="Image 9"/>
             <wp:cNvGraphicFramePr>
               <a:graphicFrameLocks xmlns:a="http://schemas.openxmlformats.org/drawingml/2006/main" noChangeAspect="1"/>
             </wp:cNvGraphicFramePr>
@@ -3417,13 +3342,13 @@
               <a:graphicData uri="http://schemas.openxmlformats.org/drawingml/2006/picture">
                 <pic:pic xmlns:pic="http://schemas.openxmlformats.org/drawingml/2006/picture">
                   <pic:nvPicPr>
-                    <pic:cNvPr id="7" name="Image 9" descr=""/>
+                    <pic:cNvPr id="7" name="Image 9"/>
                     <pic:cNvPicPr>
                       <a:picLocks noChangeAspect="1" noChangeArrowheads="1"/>
                     </pic:cNvPicPr>
                   </pic:nvPicPr>
                   <pic:blipFill>
-                    <a:blip r:embed="rId8"/>
+                    <a:blip r:embed="rId12"/>
                     <a:stretch>
                       <a:fillRect/>
                     </a:stretch>
@@ -3446,44 +3371,43 @@
     </w:p>
     <w:p>
       <w:pPr>
-        <w:pStyle w:val="Heading2"/>
-        <w:rPr/>
+        <w:pStyle w:val="Titre2"/>
       </w:pPr>
       <w:bookmarkStart w:id="22" w:name="_Toc181719773"/>
       <w:r>
-        <w:rPr/>
+        <w:lastRenderedPageBreak/>
         <w:t>Annexe 7</w:t>
       </w:r>
       <w:bookmarkEnd w:id="22"/>
     </w:p>
     <w:p>
       <w:pPr>
-        <w:pStyle w:val="Normal"/>
-        <w:rPr>
-          <w:rFonts w:ascii="Arial" w:hAnsi="Arial" w:cs="Arial"/>
-        </w:rPr>
-      </w:pPr>
-      <w:r>
-        <w:rPr>
-          <w:rFonts w:cs="Arial" w:ascii="Arial" w:hAnsi="Arial"/>
+        <w:rPr>
+          <w:rFonts w:ascii="Arial" w:hAnsi="Arial" w:cs="Arial"/>
+        </w:rPr>
+      </w:pPr>
+      <w:r>
+        <w:rPr>
+          <w:rFonts w:ascii="Arial" w:hAnsi="Arial" w:cs="Arial"/>
         </w:rPr>
         <w:t>Exemple d’erreur de collecte de données, récupérant les banques au lieu des restaurants, en plus d’une faute dans le nom de la ville</w:t>
       </w:r>
     </w:p>
     <w:p>
       <w:pPr>
-        <w:pStyle w:val="Normal"/>
-        <w:rPr>
-          <w:rFonts w:ascii="Arial" w:hAnsi="Arial" w:cs="Arial"/>
-        </w:rPr>
-      </w:pPr>
-      <w:r>
-        <w:rPr/>
+        <w:rPr>
+          <w:rFonts w:ascii="Arial" w:hAnsi="Arial" w:cs="Arial"/>
+        </w:rPr>
+      </w:pPr>
+      <w:r>
+        <w:rPr>
+          <w:noProof/>
+        </w:rPr>
         <w:drawing>
-          <wp:inline distT="0" distB="0" distL="0" distR="0">
+          <wp:inline distT="0" distB="0" distL="0" distR="0" wp14:anchorId="08FA32F1" wp14:editId="018101A0">
             <wp:extent cx="5486400" cy="1383665"/>
             <wp:effectExtent l="0" t="0" r="0" b="0"/>
-            <wp:docPr id="8" name="Image 10" descr=""/>
+            <wp:docPr id="8" name="Image 10"/>
             <wp:cNvGraphicFramePr>
               <a:graphicFrameLocks xmlns:a="http://schemas.openxmlformats.org/drawingml/2006/main" noChangeAspect="1"/>
             </wp:cNvGraphicFramePr>
@@ -3491,13 +3415,13 @@
               <a:graphicData uri="http://schemas.openxmlformats.org/drawingml/2006/picture">
                 <pic:pic xmlns:pic="http://schemas.openxmlformats.org/drawingml/2006/picture">
                   <pic:nvPicPr>
-                    <pic:cNvPr id="8" name="Image 10" descr=""/>
+                    <pic:cNvPr id="8" name="Image 10"/>
                     <pic:cNvPicPr>
                       <a:picLocks noChangeAspect="1" noChangeArrowheads="1"/>
                     </pic:cNvPicPr>
                   </pic:nvPicPr>
                   <pic:blipFill>
-                    <a:blip r:embed="rId9"/>
+                    <a:blip r:embed="rId13"/>
                     <a:stretch>
                       <a:fillRect/>
                     </a:stretch>
@@ -3520,44 +3444,42 @@
     </w:p>
     <w:p>
       <w:pPr>
-        <w:pStyle w:val="Heading2"/>
-        <w:rPr/>
+        <w:pStyle w:val="Titre2"/>
       </w:pPr>
       <w:bookmarkStart w:id="23" w:name="_Toc181719774"/>
       <w:r>
-        <w:rPr/>
         <w:t>Annexe 8</w:t>
       </w:r>
       <w:bookmarkEnd w:id="23"/>
     </w:p>
     <w:p>
       <w:pPr>
-        <w:pStyle w:val="Normal"/>
-        <w:rPr>
-          <w:rFonts w:ascii="Arial" w:hAnsi="Arial" w:cs="Arial"/>
-        </w:rPr>
-      </w:pPr>
-      <w:r>
-        <w:rPr>
-          <w:rFonts w:cs="Arial" w:ascii="Arial" w:hAnsi="Arial"/>
+        <w:rPr>
+          <w:rFonts w:ascii="Arial" w:hAnsi="Arial" w:cs="Arial"/>
+        </w:rPr>
+      </w:pPr>
+      <w:r>
+        <w:rPr>
+          <w:rFonts w:ascii="Arial" w:hAnsi="Arial" w:cs="Arial"/>
         </w:rPr>
         <w:t>Exemple d’erreur d’extraction de données, le mode de transport est la voiture, ce qui ne correspond pas à ce que l’on souhaite</w:t>
       </w:r>
     </w:p>
     <w:p>
       <w:pPr>
-        <w:pStyle w:val="Normal"/>
-        <w:rPr>
-          <w:rFonts w:ascii="Arial" w:hAnsi="Arial" w:cs="Arial"/>
-        </w:rPr>
-      </w:pPr>
-      <w:r>
-        <w:rPr/>
+        <w:rPr>
+          <w:rFonts w:ascii="Arial" w:hAnsi="Arial" w:cs="Arial"/>
+        </w:rPr>
+      </w:pPr>
+      <w:r>
+        <w:rPr>
+          <w:noProof/>
+        </w:rPr>
         <w:drawing>
-          <wp:inline distT="0" distB="0" distL="0" distR="0">
+          <wp:inline distT="0" distB="0" distL="0" distR="0" wp14:anchorId="4D2801D5" wp14:editId="12DB36C1">
             <wp:extent cx="5486400" cy="667385"/>
             <wp:effectExtent l="0" t="0" r="0" b="0"/>
-            <wp:docPr id="9" name="Image 11" descr=""/>
+            <wp:docPr id="9" name="Image 11"/>
             <wp:cNvGraphicFramePr>
               <a:graphicFrameLocks xmlns:a="http://schemas.openxmlformats.org/drawingml/2006/main" noChangeAspect="1"/>
             </wp:cNvGraphicFramePr>
@@ -3565,13 +3487,13 @@
               <a:graphicData uri="http://schemas.openxmlformats.org/drawingml/2006/picture">
                 <pic:pic xmlns:pic="http://schemas.openxmlformats.org/drawingml/2006/picture">
                   <pic:nvPicPr>
-                    <pic:cNvPr id="9" name="Image 11" descr=""/>
+                    <pic:cNvPr id="9" name="Image 11"/>
                     <pic:cNvPicPr>
                       <a:picLocks noChangeAspect="1" noChangeArrowheads="1"/>
                     </pic:cNvPicPr>
                   </pic:nvPicPr>
                   <pic:blipFill>
-                    <a:blip r:embed="rId10"/>
+                    <a:blip r:embed="rId14"/>
                     <a:stretch>
                       <a:fillRect/>
                     </a:stretch>
@@ -3594,44 +3516,42 @@
     </w:p>
     <w:p>
       <w:pPr>
-        <w:pStyle w:val="Heading2"/>
-        <w:rPr/>
+        <w:pStyle w:val="Titre2"/>
       </w:pPr>
       <w:bookmarkStart w:id="24" w:name="_Toc181719775"/>
       <w:r>
-        <w:rPr/>
         <w:t>Annexe 9</w:t>
       </w:r>
       <w:bookmarkEnd w:id="24"/>
     </w:p>
     <w:p>
       <w:pPr>
-        <w:pStyle w:val="Normal"/>
-        <w:rPr>
-          <w:rFonts w:ascii="Arial" w:hAnsi="Arial" w:cs="Arial"/>
-        </w:rPr>
-      </w:pPr>
-      <w:r>
-        <w:rPr>
-          <w:rFonts w:cs="Arial" w:ascii="Arial" w:hAnsi="Arial"/>
+        <w:rPr>
+          <w:rFonts w:ascii="Arial" w:hAnsi="Arial" w:cs="Arial"/>
+        </w:rPr>
+      </w:pPr>
+      <w:r>
+        <w:rPr>
+          <w:rFonts w:ascii="Arial" w:hAnsi="Arial" w:cs="Arial"/>
         </w:rPr>
         <w:t>Exemple d’erreur d’extraction de données, la clé API est omise et laissé à nulle, ne permettant pas la récupération des données</w:t>
       </w:r>
     </w:p>
     <w:p>
       <w:pPr>
-        <w:pStyle w:val="Normal"/>
-        <w:rPr>
-          <w:rFonts w:ascii="Arial" w:hAnsi="Arial" w:cs="Arial"/>
-        </w:rPr>
-      </w:pPr>
-      <w:r>
-        <w:rPr/>
+        <w:rPr>
+          <w:rFonts w:ascii="Arial" w:hAnsi="Arial" w:cs="Arial"/>
+        </w:rPr>
+      </w:pPr>
+      <w:r>
+        <w:rPr>
+          <w:noProof/>
+        </w:rPr>
         <w:drawing>
-          <wp:inline distT="0" distB="0" distL="0" distR="0">
+          <wp:inline distT="0" distB="0" distL="0" distR="0" wp14:anchorId="7ED0380A" wp14:editId="1502E51A">
             <wp:extent cx="5486400" cy="598170"/>
             <wp:effectExtent l="0" t="0" r="0" b="0"/>
-            <wp:docPr id="10" name="Image 12" descr=""/>
+            <wp:docPr id="10" name="Image 12"/>
             <wp:cNvGraphicFramePr>
               <a:graphicFrameLocks xmlns:a="http://schemas.openxmlformats.org/drawingml/2006/main" noChangeAspect="1"/>
             </wp:cNvGraphicFramePr>
@@ -3639,13 +3559,13 @@
               <a:graphicData uri="http://schemas.openxmlformats.org/drawingml/2006/picture">
                 <pic:pic xmlns:pic="http://schemas.openxmlformats.org/drawingml/2006/picture">
                   <pic:nvPicPr>
-                    <pic:cNvPr id="10" name="Image 12" descr=""/>
+                    <pic:cNvPr id="10" name="Image 12"/>
                     <pic:cNvPicPr>
                       <a:picLocks noChangeAspect="1" noChangeArrowheads="1"/>
                     </pic:cNvPicPr>
                   </pic:nvPicPr>
                   <pic:blipFill>
-                    <a:blip r:embed="rId11"/>
+                    <a:blip r:embed="rId15"/>
                     <a:stretch>
                       <a:fillRect/>
                     </a:stretch>
@@ -3668,44 +3588,42 @@
     </w:p>
     <w:p>
       <w:pPr>
-        <w:pStyle w:val="Heading2"/>
-        <w:rPr/>
+        <w:pStyle w:val="Titre2"/>
       </w:pPr>
       <w:bookmarkStart w:id="25" w:name="_Toc181719776"/>
       <w:r>
-        <w:rPr/>
         <w:t>Annexe 10</w:t>
       </w:r>
       <w:bookmarkEnd w:id="25"/>
     </w:p>
     <w:p>
       <w:pPr>
-        <w:pStyle w:val="Normal"/>
-        <w:rPr>
-          <w:rFonts w:ascii="Arial" w:hAnsi="Arial" w:cs="Arial"/>
-        </w:rPr>
-      </w:pPr>
-      <w:r>
-        <w:rPr>
-          <w:rFonts w:cs="Arial" w:ascii="Arial" w:hAnsi="Arial"/>
+        <w:rPr>
+          <w:rFonts w:ascii="Arial" w:hAnsi="Arial" w:cs="Arial"/>
+        </w:rPr>
+      </w:pPr>
+      <w:r>
+        <w:rPr>
+          <w:rFonts w:ascii="Arial" w:hAnsi="Arial" w:cs="Arial"/>
         </w:rPr>
         <w:t>Exemple d’erreur de données, utilisant des coordonnées géospatiales invalides en dehors des limites conventionnellement établies</w:t>
       </w:r>
     </w:p>
     <w:p>
       <w:pPr>
-        <w:pStyle w:val="Normal"/>
-        <w:rPr>
-          <w:rFonts w:ascii="Arial" w:hAnsi="Arial" w:cs="Arial"/>
-        </w:rPr>
-      </w:pPr>
-      <w:r>
-        <w:rPr/>
+        <w:rPr>
+          <w:rFonts w:ascii="Arial" w:hAnsi="Arial" w:cs="Arial"/>
+        </w:rPr>
+      </w:pPr>
+      <w:r>
+        <w:rPr>
+          <w:noProof/>
+        </w:rPr>
         <w:drawing>
-          <wp:inline distT="0" distB="0" distL="0" distR="0">
+          <wp:inline distT="0" distB="0" distL="0" distR="0" wp14:anchorId="2B1BC786" wp14:editId="63C2388B">
             <wp:extent cx="5486400" cy="628650"/>
             <wp:effectExtent l="0" t="0" r="0" b="0"/>
-            <wp:docPr id="11" name="Image 13" descr=""/>
+            <wp:docPr id="11" name="Image 13"/>
             <wp:cNvGraphicFramePr>
               <a:graphicFrameLocks xmlns:a="http://schemas.openxmlformats.org/drawingml/2006/main" noChangeAspect="1"/>
             </wp:cNvGraphicFramePr>
@@ -3713,13 +3631,13 @@
               <a:graphicData uri="http://schemas.openxmlformats.org/drawingml/2006/picture">
                 <pic:pic xmlns:pic="http://schemas.openxmlformats.org/drawingml/2006/picture">
                   <pic:nvPicPr>
-                    <pic:cNvPr id="11" name="Image 13" descr=""/>
+                    <pic:cNvPr id="11" name="Image 13"/>
                     <pic:cNvPicPr>
                       <a:picLocks noChangeAspect="1" noChangeArrowheads="1"/>
                     </pic:cNvPicPr>
                   </pic:nvPicPr>
                   <pic:blipFill>
-                    <a:blip r:embed="rId12"/>
+                    <a:blip r:embed="rId16"/>
                     <a:stretch>
                       <a:fillRect/>
                     </a:stretch>
@@ -3742,47 +3660,45 @@
     </w:p>
     <w:p>
       <w:pPr>
-        <w:pStyle w:val="Heading2"/>
-        <w:rPr/>
+        <w:pStyle w:val="Titre2"/>
       </w:pPr>
       <w:bookmarkStart w:id="26" w:name="_Toc181719777"/>
       <w:r>
-        <w:rPr/>
         <w:t>Annexe 11</w:t>
       </w:r>
       <w:bookmarkEnd w:id="26"/>
     </w:p>
     <w:p>
       <w:pPr>
-        <w:pStyle w:val="Normal"/>
-        <w:rPr>
-          <w:rFonts w:ascii="Arial" w:hAnsi="Arial" w:cs="Arial"/>
-        </w:rPr>
-      </w:pPr>
-      <w:r>
-        <w:rPr>
-          <w:rFonts w:cs="Arial" w:ascii="Arial" w:hAnsi="Arial"/>
+        <w:rPr>
+          <w:rFonts w:ascii="Arial" w:hAnsi="Arial" w:cs="Arial"/>
+        </w:rPr>
+      </w:pPr>
+      <w:r>
+        <w:rPr>
+          <w:rFonts w:ascii="Arial" w:hAnsi="Arial" w:cs="Arial"/>
         </w:rPr>
         <w:t>Exemple d’erreur de formatage de données, utilisant de virgules “,” pour les coordonnées de départ à la place de points “.”</w:t>
       </w:r>
     </w:p>
     <w:p>
       <w:pPr>
-        <w:pStyle w:val="Normal"/>
         <w:rPr>
           <w:rFonts w:ascii="Times New Roman" w:hAnsi="Times New Roman" w:cs="Times New Roman"/>
           <w:b/>
-          <w:b/>
           <w:bCs/>
         </w:rPr>
       </w:pPr>
       <w:r>
-        <w:rPr/>
+        <w:rPr>
+          <w:noProof/>
+        </w:rPr>
+        <w:lastRenderedPageBreak/>
         <w:drawing>
-          <wp:inline distT="0" distB="0" distL="0" distR="0">
+          <wp:inline distT="0" distB="0" distL="0" distR="0" wp14:anchorId="2D0016AC" wp14:editId="777286B8">
             <wp:extent cx="5486400" cy="520065"/>
             <wp:effectExtent l="0" t="0" r="0" b="0"/>
-            <wp:docPr id="12" name="Image 14" descr=""/>
+            <wp:docPr id="12" name="Image 14"/>
             <wp:cNvGraphicFramePr>
               <a:graphicFrameLocks xmlns:a="http://schemas.openxmlformats.org/drawingml/2006/main" noChangeAspect="1"/>
             </wp:cNvGraphicFramePr>
@@ -3790,13 +3706,13 @@
               <a:graphicData uri="http://schemas.openxmlformats.org/drawingml/2006/picture">
                 <pic:pic xmlns:pic="http://schemas.openxmlformats.org/drawingml/2006/picture">
                   <pic:nvPicPr>
-                    <pic:cNvPr id="12" name="Image 14" descr=""/>
+                    <pic:cNvPr id="12" name="Image 14"/>
                     <pic:cNvPicPr>
                       <a:picLocks noChangeAspect="1" noChangeArrowheads="1"/>
                     </pic:cNvPicPr>
                   </pic:nvPicPr>
                   <pic:blipFill>
-                    <a:blip r:embed="rId13"/>
+                    <a:blip r:embed="rId17"/>
                     <a:stretch>
                       <a:fillRect/>
                     </a:stretch>
@@ -3819,69 +3735,58 @@
     </w:p>
     <w:p>
       <w:pPr>
-        <w:pStyle w:val="Normal"/>
-        <w:rPr>
-          <w:rFonts w:ascii="Aptos Display" w:hAnsi="Aptos Display" w:eastAsia="" w:cs="" w:asciiTheme="majorHAnsi" w:cstheme="majorBidi" w:eastAsiaTheme="majorEastAsia" w:hAnsiTheme="majorHAnsi"/>
-          <w:color w:val="0F4761" w:themeColor="accent1" w:themeShade="bf"/>
+        <w:rPr>
+          <w:rFonts w:asciiTheme="majorHAnsi" w:eastAsiaTheme="majorEastAsia" w:hAnsiTheme="majorHAnsi" w:cstheme="majorBidi"/>
+          <w:color w:val="0F4761" w:themeColor="accent1" w:themeShade="BF"/>
           <w:sz w:val="32"/>
           <w:szCs w:val="32"/>
         </w:rPr>
       </w:pPr>
       <w:r>
-        <w:rPr>
-          <w:rFonts w:eastAsia="" w:cs="" w:cstheme="majorBidi" w:eastAsiaTheme="majorEastAsia" w:ascii="Aptos Display" w:hAnsi="Aptos Display"/>
-          <w:color w:val="0F4761" w:themeColor="accent1" w:themeShade="bf"/>
-          <w:sz w:val="32"/>
-          <w:szCs w:val="32"/>
-        </w:rPr>
-      </w:r>
-      <w:r>
         <w:br w:type="page"/>
       </w:r>
     </w:p>
     <w:p>
       <w:pPr>
-        <w:pStyle w:val="Heading2"/>
-        <w:rPr/>
+        <w:pStyle w:val="Titre2"/>
       </w:pPr>
       <w:bookmarkStart w:id="27" w:name="_Toc181719778"/>
       <w:r>
-        <w:rPr/>
+        <w:lastRenderedPageBreak/>
         <w:t>Annexe 12</w:t>
       </w:r>
       <w:bookmarkEnd w:id="27"/>
     </w:p>
     <w:p>
       <w:pPr>
-        <w:pStyle w:val="Normal"/>
-        <w:rPr>
-          <w:rFonts w:ascii="Arial" w:hAnsi="Arial" w:cs="Arial"/>
-        </w:rPr>
-      </w:pPr>
-      <w:r>
-        <w:rPr>
-          <w:rFonts w:cs="Arial" w:ascii="Arial" w:hAnsi="Arial"/>
+        <w:rPr>
+          <w:rFonts w:ascii="Arial" w:hAnsi="Arial" w:cs="Arial"/>
+        </w:rPr>
+      </w:pPr>
+      <w:r>
+        <w:rPr>
+          <w:rFonts w:ascii="Arial" w:hAnsi="Arial" w:cs="Arial"/>
         </w:rPr>
         <w:t>Diagramme UML du processus d’extraction</w:t>
       </w:r>
     </w:p>
     <w:p>
       <w:pPr>
-        <w:pStyle w:val="Normal"/>
         <w:rPr>
           <w:rFonts w:ascii="Times New Roman" w:hAnsi="Times New Roman" w:cs="Times New Roman"/>
           <w:b/>
-          <w:b/>
           <w:bCs/>
         </w:rPr>
       </w:pPr>
       <w:r>
-        <w:rPr/>
+        <w:rPr>
+          <w:noProof/>
+        </w:rPr>
         <w:drawing>
-          <wp:inline distT="0" distB="0" distL="0" distR="0">
+          <wp:inline distT="0" distB="0" distL="0" distR="0" wp14:anchorId="7FA7308F" wp14:editId="4BFED78F">
             <wp:extent cx="5486400" cy="6704330"/>
             <wp:effectExtent l="0" t="0" r="0" b="0"/>
-            <wp:docPr id="13" name="Image1" descr=""/>
+            <wp:docPr id="13" name="Image1"/>
             <wp:cNvGraphicFramePr>
               <a:graphicFrameLocks xmlns:a="http://schemas.openxmlformats.org/drawingml/2006/main" noChangeAspect="1"/>
             </wp:cNvGraphicFramePr>
@@ -3889,13 +3794,13 @@
               <a:graphicData uri="http://schemas.openxmlformats.org/drawingml/2006/picture">
                 <pic:pic xmlns:pic="http://schemas.openxmlformats.org/drawingml/2006/picture">
                   <pic:nvPicPr>
-                    <pic:cNvPr id="13" name="Image1" descr=""/>
+                    <pic:cNvPr id="13" name="Image1"/>
                     <pic:cNvPicPr>
                       <a:picLocks noChangeAspect="1" noChangeArrowheads="1"/>
                     </pic:cNvPicPr>
                   </pic:nvPicPr>
                   <pic:blipFill>
-                    <a:blip r:embed="rId14"/>
+                    <a:blip r:embed="rId18"/>
                     <a:stretch>
                       <a:fillRect/>
                     </a:stretch>
@@ -3918,97 +3823,76 @@
     </w:p>
     <w:p>
       <w:pPr>
-        <w:pStyle w:val="Normal"/>
         <w:rPr>
           <w:rFonts w:ascii="Times New Roman" w:hAnsi="Times New Roman" w:cs="Times New Roman"/>
           <w:b/>
+          <w:bCs/>
+        </w:rPr>
+      </w:pPr>
+    </w:p>
+    <w:p>
+      <w:pPr>
+        <w:pStyle w:val="Titre2"/>
+      </w:pPr>
+      <w:bookmarkStart w:id="28" w:name="_Toc181719779"/>
+      <w:r>
+        <w:lastRenderedPageBreak/>
+        <w:t>Annexe 13</w:t>
+      </w:r>
+      <w:bookmarkEnd w:id="28"/>
+    </w:p>
+    <w:p>
+      <w:pPr>
+        <w:rPr>
+          <w:rFonts w:ascii="Times New Roman" w:hAnsi="Times New Roman" w:cs="Times New Roman"/>
           <w:b/>
           <w:bCs/>
         </w:rPr>
       </w:pPr>
       <w:r>
         <w:rPr>
-          <w:rFonts w:cs="Times New Roman" w:ascii="Times New Roman" w:hAnsi="Times New Roman"/>
+          <w:rFonts w:ascii="Times New Roman" w:hAnsi="Times New Roman" w:cs="Times New Roman"/>
           <w:b/>
           <w:bCs/>
         </w:rPr>
-      </w:r>
-    </w:p>
-    <w:p>
-      <w:pPr>
-        <w:pStyle w:val="Heading2"/>
-        <w:rPr/>
-      </w:pPr>
-      <w:bookmarkStart w:id="28" w:name="_Toc181719779"/>
-      <w:r>
-        <w:rPr/>
-        <w:t>Annexe 13</w:t>
-      </w:r>
-      <w:bookmarkEnd w:id="28"/>
-    </w:p>
-    <w:p>
-      <w:pPr>
-        <w:pStyle w:val="Normal"/>
+        <w:t>Processus d’acquisition incrémentale</w:t>
+      </w:r>
+    </w:p>
+    <w:p>
+      <w:pPr>
         <w:rPr>
           <w:rFonts w:ascii="Times New Roman" w:hAnsi="Times New Roman" w:cs="Times New Roman"/>
           <w:b/>
-          <w:b/>
           <w:bCs/>
         </w:rPr>
       </w:pPr>
-      <w:r>
-        <w:rPr>
-          <w:rFonts w:cs="Times New Roman" w:ascii="Times New Roman" w:hAnsi="Times New Roman"/>
-          <w:b/>
-          <w:bCs/>
-        </w:rPr>
-        <w:t>Processus d’acquisition incrémentale</w:t>
-      </w:r>
-    </w:p>
-    <w:p>
-      <w:pPr>
-        <w:pStyle w:val="Normal"/>
-        <w:rPr>
-          <w:rFonts w:ascii="Times New Roman" w:hAnsi="Times New Roman" w:cs="Times New Roman"/>
-          <w:b/>
-          <w:b/>
-          <w:bCs/>
-        </w:rPr>
-      </w:pPr>
-      <w:r>
-        <w:rPr/>
-      </w:r>
-    </w:p>
-    <w:p>
-      <w:pPr>
-        <w:pStyle w:val="Normal"/>
-        <w:rPr>
-          <w:rFonts w:ascii="Arial" w:hAnsi="Arial" w:cs="Arial"/>
-        </w:rPr>
-      </w:pPr>
-      <w:r>
-        <w:rPr/>
-      </w:r>
-    </w:p>
-    <w:p>
-      <w:pPr>
-        <w:pStyle w:val="Normal"/>
-        <w:rPr>
-          <w:rFonts w:ascii="Aptos Display" w:hAnsi="Aptos Display" w:eastAsia="" w:cs="" w:asciiTheme="majorHAnsi" w:cstheme="majorBidi" w:eastAsiaTheme="majorEastAsia" w:hAnsiTheme="majorHAnsi"/>
-          <w:color w:val="0F4761" w:themeColor="accent1" w:themeShade="bf"/>
+    </w:p>
+    <w:p>
+      <w:pPr>
+        <w:rPr>
+          <w:rFonts w:ascii="Arial" w:hAnsi="Arial" w:cs="Arial"/>
+        </w:rPr>
+      </w:pPr>
+    </w:p>
+    <w:p>
+      <w:pPr>
+        <w:rPr>
+          <w:rFonts w:asciiTheme="majorHAnsi" w:eastAsiaTheme="majorEastAsia" w:hAnsiTheme="majorHAnsi" w:cstheme="majorBidi"/>
+          <w:color w:val="0F4761" w:themeColor="accent1" w:themeShade="BF"/>
           <w:sz w:val="32"/>
           <w:szCs w:val="32"/>
         </w:rPr>
       </w:pPr>
       <w:r>
         <w:rPr>
-          <w:rFonts w:eastAsia="" w:cs="" w:cstheme="majorBidi" w:eastAsiaTheme="majorEastAsia" w:ascii="Aptos Display" w:hAnsi="Aptos Display"/>
-          <w:color w:val="0F4761" w:themeColor="accent1" w:themeShade="bf"/>
+          <w:rFonts w:ascii="Aptos Display" w:eastAsiaTheme="majorEastAsia" w:hAnsi="Aptos Display" w:cstheme="majorBidi"/>
+          <w:noProof/>
+          <w:color w:val="0F4761" w:themeColor="accent1" w:themeShade="BF"/>
           <w:sz w:val="32"/>
           <w:szCs w:val="32"/>
         </w:rPr>
         <w:drawing>
-          <wp:anchor behindDoc="0" distT="0" distB="0" distL="0" distR="0" simplePos="0" locked="0" layoutInCell="1" allowOverlap="1" relativeHeight="17">
+          <wp:anchor distT="0" distB="0" distL="0" distR="0" simplePos="0" relativeHeight="17" behindDoc="0" locked="0" layoutInCell="1" allowOverlap="1" wp14:anchorId="0AA05B4D" wp14:editId="44DB3DFD">
             <wp:simplePos x="0" y="0"/>
             <wp:positionH relativeFrom="column">
               <wp:align>center</wp:align>
@@ -4019,7 +3903,7 @@
             <wp:extent cx="5486400" cy="6624320"/>
             <wp:effectExtent l="0" t="0" r="0" b="0"/>
             <wp:wrapSquare wrapText="largest"/>
-            <wp:docPr id="14" name="Image16" descr=""/>
+            <wp:docPr id="14" name="Image16"/>
             <wp:cNvGraphicFramePr>
               <a:graphicFrameLocks xmlns:a="http://schemas.openxmlformats.org/drawingml/2006/main" noChangeAspect="1"/>
             </wp:cNvGraphicFramePr>
@@ -4027,13 +3911,13 @@
               <a:graphicData uri="http://schemas.openxmlformats.org/drawingml/2006/picture">
                 <pic:pic xmlns:pic="http://schemas.openxmlformats.org/drawingml/2006/picture">
                   <pic:nvPicPr>
-                    <pic:cNvPr id="14" name="Image16" descr=""/>
+                    <pic:cNvPr id="14" name="Image16"/>
                     <pic:cNvPicPr>
                       <a:picLocks noChangeAspect="1" noChangeArrowheads="1"/>
                     </pic:cNvPicPr>
                   </pic:nvPicPr>
                   <pic:blipFill>
-                    <a:blip r:embed="rId15"/>
+                    <a:blip r:embed="rId19"/>
                     <a:stretch>
                       <a:fillRect/>
                     </a:stretch>
@@ -4059,44 +3943,42 @@
     </w:p>
     <w:p>
       <w:pPr>
-        <w:pStyle w:val="Heading2"/>
-        <w:rPr/>
+        <w:pStyle w:val="Titre2"/>
       </w:pPr>
       <w:bookmarkStart w:id="29" w:name="_Toc181719780"/>
       <w:r>
-        <w:rPr/>
+        <w:lastRenderedPageBreak/>
         <w:t>Annexe 14</w:t>
       </w:r>
       <w:bookmarkEnd w:id="29"/>
     </w:p>
     <w:p>
       <w:pPr>
-        <w:pStyle w:val="Normal"/>
-        <w:rPr>
-          <w:rFonts w:ascii="Arial" w:hAnsi="Arial" w:cs="Arial"/>
-        </w:rPr>
-      </w:pPr>
-      <w:r>
-        <w:rPr>
-          <w:rFonts w:cs="Arial" w:ascii="Arial" w:hAnsi="Arial"/>
+        <w:rPr>
+          <w:rFonts w:ascii="Arial" w:hAnsi="Arial" w:cs="Arial"/>
+        </w:rPr>
+      </w:pPr>
+      <w:r>
+        <w:rPr>
+          <w:rFonts w:ascii="Arial" w:hAnsi="Arial" w:cs="Arial"/>
         </w:rPr>
         <w:t>Processus de transformation</w:t>
       </w:r>
     </w:p>
     <w:p>
       <w:pPr>
-        <w:pStyle w:val="Normal"/>
         <w:rPr>
           <w:rFonts w:ascii="Times New Roman" w:hAnsi="Times New Roman" w:cs="Times New Roman"/>
           <w:b/>
-          <w:b/>
           <w:bCs/>
         </w:rPr>
       </w:pPr>
       <w:r>
-        <w:rPr/>
+        <w:rPr>
+          <w:noProof/>
+        </w:rPr>
         <w:drawing>
-          <wp:inline distT="0" distB="0" distL="0" distR="0">
+          <wp:inline distT="0" distB="0" distL="0" distR="0" wp14:anchorId="29E5E269" wp14:editId="732BA544">
             <wp:extent cx="5115560" cy="7277100"/>
             <wp:effectExtent l="0" t="0" r="0" b="0"/>
             <wp:docPr id="15" name="Image6" descr="Une image contenant texte, diagramme, document, Parallèle&#10;&#10;Description générée automatiquement"/>
@@ -4113,7 +3995,7 @@
                     </pic:cNvPicPr>
                   </pic:nvPicPr>
                   <pic:blipFill>
-                    <a:blip r:embed="rId16"/>
+                    <a:blip r:embed="rId20"/>
                     <a:stretch>
                       <a:fillRect/>
                     </a:stretch>
@@ -4136,47 +4018,45 @@
     </w:p>
     <w:p>
       <w:pPr>
-        <w:pStyle w:val="Heading2"/>
-        <w:rPr/>
+        <w:pStyle w:val="Titre2"/>
       </w:pPr>
       <w:bookmarkStart w:id="30" w:name="_Toc181719781"/>
       <w:r>
-        <w:rPr/>
+        <w:lastRenderedPageBreak/>
         <w:t>Annexe 15</w:t>
       </w:r>
       <w:bookmarkEnd w:id="30"/>
     </w:p>
     <w:p>
       <w:pPr>
-        <w:pStyle w:val="Normal"/>
-        <w:rPr>
-          <w:rFonts w:ascii="Arial" w:hAnsi="Arial" w:cs="Arial"/>
-        </w:rPr>
-      </w:pPr>
-      <w:r>
-        <w:rPr>
-          <w:rFonts w:cs="Arial" w:ascii="Arial" w:hAnsi="Arial"/>
+        <w:rPr>
+          <w:rFonts w:ascii="Arial" w:hAnsi="Arial" w:cs="Arial"/>
+        </w:rPr>
+      </w:pPr>
+      <w:r>
+        <w:rPr>
+          <w:rFonts w:ascii="Arial" w:hAnsi="Arial" w:cs="Arial"/>
         </w:rPr>
         <w:t>Schéma du pipeline d’ETL</w:t>
       </w:r>
     </w:p>
     <w:p>
       <w:pPr>
-        <w:pStyle w:val="Normal"/>
         <w:rPr>
           <w:rFonts w:ascii="Times New Roman" w:hAnsi="Times New Roman" w:cs="Times New Roman"/>
           <w:b/>
-          <w:b/>
           <w:bCs/>
         </w:rPr>
       </w:pPr>
       <w:r>
-        <w:rPr/>
+        <w:rPr>
+          <w:noProof/>
+        </w:rPr>
         <w:drawing>
-          <wp:inline distT="0" distB="0" distL="0" distR="0">
+          <wp:inline distT="0" distB="0" distL="0" distR="0" wp14:anchorId="6C701AB6" wp14:editId="23BD9F72">
             <wp:extent cx="5486400" cy="4860925"/>
             <wp:effectExtent l="0" t="0" r="0" b="0"/>
-            <wp:docPr id="16" name="Image15" descr=""/>
+            <wp:docPr id="16" name="Image15"/>
             <wp:cNvGraphicFramePr>
               <a:graphicFrameLocks xmlns:a="http://schemas.openxmlformats.org/drawingml/2006/main" noChangeAspect="1"/>
             </wp:cNvGraphicFramePr>
@@ -4184,13 +4064,13 @@
               <a:graphicData uri="http://schemas.openxmlformats.org/drawingml/2006/picture">
                 <pic:pic xmlns:pic="http://schemas.openxmlformats.org/drawingml/2006/picture">
                   <pic:nvPicPr>
-                    <pic:cNvPr id="16" name="Image15" descr=""/>
+                    <pic:cNvPr id="16" name="Image15"/>
                     <pic:cNvPicPr>
                       <a:picLocks noChangeAspect="1" noChangeArrowheads="1"/>
                     </pic:cNvPicPr>
                   </pic:nvPicPr>
                   <pic:blipFill>
-                    <a:blip r:embed="rId17"/>
+                    <a:blip r:embed="rId21"/>
                     <a:stretch>
                       <a:fillRect/>
                     </a:stretch>
@@ -4213,81 +4093,66 @@
     </w:p>
     <w:p>
       <w:pPr>
-        <w:pStyle w:val="Normal"/>
         <w:rPr>
           <w:rFonts w:ascii="Times New Roman" w:hAnsi="Times New Roman" w:cs="Times New Roman"/>
           <w:b/>
-          <w:b/>
           <w:bCs/>
         </w:rPr>
       </w:pPr>
       <w:r>
-        <w:rPr>
-          <w:rFonts w:cs="Times New Roman" w:ascii="Times New Roman" w:hAnsi="Times New Roman"/>
-          <w:b/>
-          <w:bCs/>
-        </w:rPr>
-      </w:r>
-      <w:r>
         <w:br w:type="page"/>
       </w:r>
     </w:p>
     <w:p>
       <w:pPr>
-        <w:pStyle w:val="Heading2"/>
-        <w:rPr/>
+        <w:pStyle w:val="Titre2"/>
       </w:pPr>
       <w:bookmarkStart w:id="31" w:name="_Toc181719782"/>
       <w:r>
-        <w:rPr/>
+        <w:lastRenderedPageBreak/>
         <w:t>Annexe 16</w:t>
       </w:r>
       <w:bookmarkEnd w:id="31"/>
     </w:p>
     <w:p>
       <w:pPr>
-        <w:pStyle w:val="Normal"/>
-        <w:rPr>
-          <w:rFonts w:ascii="Arial" w:hAnsi="Arial" w:cs="Arial"/>
-        </w:rPr>
-      </w:pPr>
-      <w:r>
-        <w:rPr>
-          <w:rFonts w:cs="Arial" w:ascii="Arial" w:hAnsi="Arial"/>
+        <w:rPr>
+          <w:rFonts w:ascii="Arial" w:hAnsi="Arial" w:cs="Arial"/>
+        </w:rPr>
+      </w:pPr>
+      <w:r>
+        <w:rPr>
+          <w:rFonts w:ascii="Arial" w:hAnsi="Arial" w:cs="Arial"/>
         </w:rPr>
         <w:t>Utilisation de l’intelligence artificielle</w:t>
       </w:r>
     </w:p>
     <w:p>
       <w:pPr>
-        <w:pStyle w:val="Normal"/>
-        <w:spacing w:lineRule="auto" w:line="276"/>
-        <w:rPr>
-          <w:rFonts w:ascii="Arial" w:hAnsi="Arial" w:cs="Arial"/>
-        </w:rPr>
-      </w:pPr>
-      <w:r>
-        <w:rPr>
-          <w:rFonts w:cs="Arial" w:ascii="Arial" w:hAnsi="Arial"/>
+        <w:rPr>
+          <w:rFonts w:ascii="Arial" w:hAnsi="Arial" w:cs="Arial"/>
+        </w:rPr>
+      </w:pPr>
+      <w:r>
+        <w:rPr>
+          <w:rFonts w:ascii="Arial" w:hAnsi="Arial" w:cs="Arial"/>
         </w:rPr>
         <w:t>Certaines parties de ce projet ont été réalisées avec l’aide de l’assistant IA ChatGPT, en particulier pour :</w:t>
       </w:r>
     </w:p>
     <w:p>
       <w:pPr>
-        <w:pStyle w:val="Normal"/>
         <w:numPr>
           <w:ilvl w:val="0"/>
           <w:numId w:val="1"/>
         </w:numPr>
-        <w:spacing w:lineRule="auto" w:line="276"/>
-        <w:rPr>
-          <w:rFonts w:ascii="Arial" w:hAnsi="Arial" w:cs="Arial"/>
-        </w:rPr>
-      </w:pPr>
-      <w:r>
-        <w:rPr>
-          <w:rFonts w:cs="Arial" w:ascii="Arial" w:hAnsi="Arial"/>
+        <w:rPr>
+          <w:rFonts w:ascii="Arial" w:hAnsi="Arial" w:cs="Arial"/>
+        </w:rPr>
+      </w:pPr>
+      <w:r>
+        <w:rPr>
+          <w:rFonts w:ascii="Arial" w:hAnsi="Arial" w:cs="Arial"/>
           <w:b/>
           <w:bCs/>
         </w:rPr>
@@ -4295,26 +4160,24 @@
       </w:r>
       <w:r>
         <w:rPr>
-          <w:rFonts w:cs="Arial" w:ascii="Arial" w:hAnsi="Arial"/>
+          <w:rFonts w:ascii="Arial" w:hAnsi="Arial" w:cs="Arial"/>
         </w:rPr>
         <w:t xml:space="preserve"> Le script wait_for_neo4j() utilisé dans load.py pour s'assurer que Neo4j est prêt avant le chargement des données. Ce script attend la disponibilité de Neo4j en tentant de se connecter de manière répétée jusqu'à ce que le service soit prêt.</w:t>
       </w:r>
     </w:p>
     <w:p>
       <w:pPr>
-        <w:pStyle w:val="Normal"/>
         <w:numPr>
           <w:ilvl w:val="0"/>
           <w:numId w:val="1"/>
         </w:numPr>
-        <w:spacing w:lineRule="auto" w:line="276"/>
-        <w:rPr>
-          <w:rFonts w:ascii="Arial" w:hAnsi="Arial" w:cs="Arial"/>
-        </w:rPr>
-      </w:pPr>
-      <w:r>
-        <w:rPr>
-          <w:rFonts w:cs="Arial" w:ascii="Arial" w:hAnsi="Arial"/>
+        <w:rPr>
+          <w:rFonts w:ascii="Arial" w:hAnsi="Arial" w:cs="Arial"/>
+        </w:rPr>
+      </w:pPr>
+      <w:r>
+        <w:rPr>
+          <w:rFonts w:ascii="Arial" w:hAnsi="Arial" w:cs="Arial"/>
           <w:b/>
           <w:bCs/>
         </w:rPr>
@@ -4322,26 +4185,24 @@
       </w:r>
       <w:r>
         <w:rPr>
-          <w:rFonts w:cs="Arial" w:ascii="Arial" w:hAnsi="Arial"/>
+          <w:rFonts w:ascii="Arial" w:hAnsi="Arial" w:cs="Arial"/>
         </w:rPr>
         <w:t xml:space="preserve"> La commande utilisée dans le Dockerfile pour exécuter les scripts ETL (extract.py, transform.py, load.py) a également été suggérée par ChatGPT. Cette commande garantit que le processus ETL se lance automatiquement lors du démarrage des conteneurs avec docker-compose up.</w:t>
       </w:r>
     </w:p>
     <w:p>
       <w:pPr>
-        <w:pStyle w:val="Normal"/>
         <w:numPr>
           <w:ilvl w:val="0"/>
           <w:numId w:val="1"/>
         </w:numPr>
-        <w:spacing w:lineRule="auto" w:line="276"/>
-        <w:rPr>
-          <w:rFonts w:ascii="Arial" w:hAnsi="Arial" w:cs="Arial"/>
-        </w:rPr>
-      </w:pPr>
-      <w:r>
-        <w:rPr>
-          <w:rFonts w:cs="Arial" w:ascii="Arial" w:hAnsi="Arial"/>
+        <w:rPr>
+          <w:rFonts w:ascii="Arial" w:hAnsi="Arial" w:cs="Arial"/>
+        </w:rPr>
+      </w:pPr>
+      <w:r>
+        <w:rPr>
+          <w:rFonts w:ascii="Arial" w:hAnsi="Arial" w:cs="Arial"/>
           <w:b/>
           <w:bCs/>
         </w:rPr>
@@ -4349,82 +4210,244 @@
       </w:r>
       <w:r>
         <w:rPr>
-          <w:rFonts w:cs="Arial" w:ascii="Arial" w:hAnsi="Arial"/>
+          <w:rFonts w:ascii="Arial" w:hAnsi="Arial" w:cs="Arial"/>
         </w:rPr>
         <w:t>Pour améliorer l’efficacité de notre création de diagramme UML, nous avons utilisé l’outil DiagramGPT. Cet outil nous a permis de générer des ébauches de diagramme basé sur notre code, que nous avons bien évidemment adapter pour qu’ils correspondent à notre travail. On a donc pu avoir plus de facilité le processus de création de diagramme UML.</w:t>
       </w:r>
     </w:p>
     <w:p>
       <w:pPr>
-        <w:pStyle w:val="Normal"/>
-        <w:spacing w:lineRule="auto" w:line="276"/>
-        <w:rPr>
-          <w:rFonts w:ascii="Arial" w:hAnsi="Arial" w:cs="Arial"/>
-        </w:rPr>
-      </w:pPr>
-      <w:r>
-        <w:rPr>
-          <w:rFonts w:cs="Arial" w:ascii="Arial" w:hAnsi="Arial"/>
+        <w:rPr>
+          <w:rFonts w:ascii="Arial" w:hAnsi="Arial" w:cs="Arial"/>
+        </w:rPr>
+      </w:pPr>
+      <w:r>
+        <w:rPr>
+          <w:rFonts w:ascii="Arial" w:hAnsi="Arial" w:cs="Arial"/>
         </w:rPr>
         <w:t>Ces contributions ont permis de résoudre des problèmes techniques et d’optimiser le déploiement du projet en environnement Docker.</w:t>
       </w:r>
     </w:p>
     <w:p>
       <w:pPr>
-        <w:pStyle w:val="Normal"/>
-        <w:spacing w:lineRule="auto" w:line="276"/>
-        <w:rPr>
-          <w:rFonts w:ascii="Arial" w:hAnsi="Arial" w:cs="Arial"/>
-        </w:rPr>
-      </w:pPr>
-      <w:r>
-        <w:rPr>
-          <w:rFonts w:cs="Arial" w:ascii="Arial" w:hAnsi="Arial"/>
-        </w:rPr>
-      </w:r>
-    </w:p>
-    <w:p>
-      <w:pPr>
-        <w:pStyle w:val="Normal"/>
-        <w:spacing w:lineRule="auto" w:line="276"/>
-        <w:rPr>
-          <w:rFonts w:ascii="Arial" w:hAnsi="Arial" w:cs="Arial"/>
-        </w:rPr>
-      </w:pPr>
-      <w:r>
-        <w:rPr>
-          <w:rFonts w:cs="Arial" w:ascii="Arial" w:hAnsi="Arial"/>
-        </w:rPr>
-      </w:r>
-    </w:p>
-    <w:p>
-      <w:pPr>
-        <w:pStyle w:val="Normal"/>
-        <w:spacing w:before="0" w:after="160"/>
-        <w:rPr>
-          <w:rFonts w:ascii="Arial" w:hAnsi="Arial" w:cs="Arial"/>
-        </w:rPr>
-      </w:pPr>
-      <w:r>
-        <w:rPr/>
-      </w:r>
+        <w:rPr>
+          <w:rFonts w:ascii="Arial" w:hAnsi="Arial" w:cs="Arial"/>
+        </w:rPr>
+      </w:pPr>
+    </w:p>
+    <w:p>
+      <w:pPr>
+        <w:pStyle w:val="Titre2"/>
+      </w:pPr>
+      <w:r>
+        <w:t>Annexe 1</w:t>
+      </w:r>
+      <w:r>
+        <w:t>7</w:t>
+      </w:r>
+    </w:p>
+    <w:p>
+      <w:pPr>
+        <w:rPr>
+          <w:rFonts w:ascii="Arial" w:hAnsi="Arial" w:cs="Arial"/>
+        </w:rPr>
+      </w:pPr>
+      <w:r>
+        <w:rPr>
+          <w:rFonts w:ascii="Arial" w:hAnsi="Arial" w:cs="Arial"/>
+        </w:rPr>
+        <w:t>Résultat</w:t>
+      </w:r>
+      <w:r>
+        <w:rPr>
+          <w:rFonts w:ascii="Arial" w:hAnsi="Arial" w:cs="Arial"/>
+        </w:rPr>
+        <w:t xml:space="preserve"> de la requête d’extraction des données</w:t>
+      </w:r>
+    </w:p>
+    <w:p>
+      <w:pPr>
+        <w:rPr>
+          <w:rFonts w:ascii="Arial" w:hAnsi="Arial" w:cs="Arial"/>
+        </w:rPr>
+      </w:pPr>
+      <w:r>
+        <w:rPr>
+          <w:noProof/>
+        </w:rPr>
+        <w:drawing>
+          <wp:inline distT="0" distB="0" distL="0" distR="0" wp14:anchorId="3F4B60E1" wp14:editId="731CE946">
+            <wp:extent cx="5486400" cy="876935"/>
+            <wp:effectExtent l="0" t="0" r="0" b="0"/>
+            <wp:docPr id="310144163" name="Image 1"/>
+            <wp:cNvGraphicFramePr>
+              <a:graphicFrameLocks xmlns:a="http://schemas.openxmlformats.org/drawingml/2006/main" noChangeAspect="1"/>
+            </wp:cNvGraphicFramePr>
+            <a:graphic xmlns:a="http://schemas.openxmlformats.org/drawingml/2006/main">
+              <a:graphicData uri="http://schemas.openxmlformats.org/drawingml/2006/picture">
+                <pic:pic xmlns:pic="http://schemas.openxmlformats.org/drawingml/2006/picture">
+                  <pic:nvPicPr>
+                    <pic:cNvPr id="0" name="Picture 1"/>
+                    <pic:cNvPicPr>
+                      <a:picLocks noChangeAspect="1" noChangeArrowheads="1"/>
+                    </pic:cNvPicPr>
+                  </pic:nvPicPr>
+                  <pic:blipFill>
+                    <a:blip r:embed="rId22">
+                      <a:extLst>
+                        <a:ext uri="{28A0092B-C50C-407E-A947-70E740481C1C}">
+                          <a14:useLocalDpi xmlns:a14="http://schemas.microsoft.com/office/drawing/2010/main" val="0"/>
+                        </a:ext>
+                      </a:extLst>
+                    </a:blip>
+                    <a:srcRect/>
+                    <a:stretch>
+                      <a:fillRect/>
+                    </a:stretch>
+                  </pic:blipFill>
+                  <pic:spPr bwMode="auto">
+                    <a:xfrm>
+                      <a:off x="0" y="0"/>
+                      <a:ext cx="5486400" cy="876935"/>
+                    </a:xfrm>
+                    <a:prstGeom prst="rect">
+                      <a:avLst/>
+                    </a:prstGeom>
+                    <a:noFill/>
+                    <a:ln>
+                      <a:noFill/>
+                    </a:ln>
+                  </pic:spPr>
+                </pic:pic>
+              </a:graphicData>
+            </a:graphic>
+          </wp:inline>
+        </w:drawing>
+      </w:r>
+    </w:p>
+    <w:p>
+      <w:pPr>
+        <w:rPr>
+          <w:rFonts w:ascii="Arial" w:hAnsi="Arial" w:cs="Arial"/>
+        </w:rPr>
+      </w:pPr>
+    </w:p>
+    <w:p>
+      <w:pPr>
+        <w:rPr>
+          <w:rFonts w:ascii="Arial" w:hAnsi="Arial" w:cs="Arial"/>
+        </w:rPr>
+      </w:pPr>
+    </w:p>
+    <w:p>
+      <w:pPr>
+        <w:pStyle w:val="Titre2"/>
+      </w:pPr>
+      <w:r>
+        <w:lastRenderedPageBreak/>
+        <w:t>Annexe 1</w:t>
+      </w:r>
+      <w:r>
+        <w:t>8</w:t>
+      </w:r>
+    </w:p>
+    <w:p>
+      <w:pPr>
+        <w:rPr>
+          <w:rFonts w:ascii="Arial" w:hAnsi="Arial" w:cs="Arial"/>
+        </w:rPr>
+      </w:pPr>
+      <w:r>
+        <w:rPr>
+          <w:rFonts w:ascii="Arial" w:hAnsi="Arial" w:cs="Arial"/>
+        </w:rPr>
+        <w:t>Résultat de la requête de récupération des données transformées</w:t>
+      </w:r>
+    </w:p>
+    <w:p>
+      <w:pPr>
+        <w:rPr>
+          <w:rFonts w:ascii="Arial" w:hAnsi="Arial" w:cs="Arial"/>
+        </w:rPr>
+      </w:pPr>
+      <w:r>
+        <w:rPr>
+          <w:noProof/>
+        </w:rPr>
+        <w:drawing>
+          <wp:inline distT="0" distB="0" distL="0" distR="0" wp14:anchorId="191C385E" wp14:editId="03726B5F">
+            <wp:extent cx="5486400" cy="4603115"/>
+            <wp:effectExtent l="0" t="0" r="0" b="6985"/>
+            <wp:docPr id="506642681" name="Image 2"/>
+            <wp:cNvGraphicFramePr>
+              <a:graphicFrameLocks xmlns:a="http://schemas.openxmlformats.org/drawingml/2006/main" noChangeAspect="1"/>
+            </wp:cNvGraphicFramePr>
+            <a:graphic xmlns:a="http://schemas.openxmlformats.org/drawingml/2006/main">
+              <a:graphicData uri="http://schemas.openxmlformats.org/drawingml/2006/picture">
+                <pic:pic xmlns:pic="http://schemas.openxmlformats.org/drawingml/2006/picture">
+                  <pic:nvPicPr>
+                    <pic:cNvPr id="0" name="Picture 3"/>
+                    <pic:cNvPicPr>
+                      <a:picLocks noChangeAspect="1" noChangeArrowheads="1"/>
+                    </pic:cNvPicPr>
+                  </pic:nvPicPr>
+                  <pic:blipFill>
+                    <a:blip r:embed="rId23">
+                      <a:extLst>
+                        <a:ext uri="{28A0092B-C50C-407E-A947-70E740481C1C}">
+                          <a14:useLocalDpi xmlns:a14="http://schemas.microsoft.com/office/drawing/2010/main" val="0"/>
+                        </a:ext>
+                      </a:extLst>
+                    </a:blip>
+                    <a:srcRect/>
+                    <a:stretch>
+                      <a:fillRect/>
+                    </a:stretch>
+                  </pic:blipFill>
+                  <pic:spPr bwMode="auto">
+                    <a:xfrm>
+                      <a:off x="0" y="0"/>
+                      <a:ext cx="5486400" cy="4603115"/>
+                    </a:xfrm>
+                    <a:prstGeom prst="rect">
+                      <a:avLst/>
+                    </a:prstGeom>
+                    <a:noFill/>
+                    <a:ln>
+                      <a:noFill/>
+                    </a:ln>
+                  </pic:spPr>
+                </pic:pic>
+              </a:graphicData>
+            </a:graphic>
+          </wp:inline>
+        </w:drawing>
+      </w:r>
+    </w:p>
+    <w:p>
+      <w:pPr>
+        <w:rPr>
+          <w:rFonts w:ascii="Arial" w:hAnsi="Arial" w:cs="Arial"/>
+        </w:rPr>
+      </w:pPr>
     </w:p>
     <w:sectPr>
-      <w:type w:val="nextPage"/>
       <w:pgSz w:w="12240" w:h="15840"/>
-      <w:pgMar w:left="1800" w:right="1800" w:header="0" w:top="1440" w:footer="0" w:bottom="1440" w:gutter="0"/>
-      <w:pgNumType w:fmt="decimal"/>
-      <w:formProt w:val="false"/>
-      <w:textDirection w:val="lrTb"/>
-      <w:docGrid w:type="default" w:linePitch="360" w:charSpace="0"/>
+      <w:pgMar w:top="1440" w:right="1800" w:bottom="1440" w:left="1800" w:header="0" w:footer="0" w:gutter="0"/>
+      <w:cols w:space="720"/>
+      <w:formProt w:val="0"/>
+      <w:docGrid w:linePitch="360"/>
     </w:sectPr>
   </w:body>
 </w:document>
 </file>
 
 <file path=word/numbering.xml><?xml version="1.0" encoding="utf-8"?>
-<w:numbering xmlns:w="http://schemas.openxmlformats.org/wordprocessingml/2006/main" xmlns:o="urn:schemas-microsoft-com:office:office" xmlns:r="http://schemas.openxmlformats.org/officeDocument/2006/relationships" xmlns:v="urn:schemas-microsoft-com:vml">
-  <w:abstractNum w:abstractNumId="1">
+<w:numbering xmlns:wpc="http://schemas.microsoft.com/office/word/2010/wordprocessingCanvas" xmlns:cx="http://schemas.microsoft.com/office/drawing/2014/chartex" xmlns:cx1="http://schemas.microsoft.com/office/drawing/2015/9/8/chartex" xmlns:cx2="http://schemas.microsoft.com/office/drawing/2015/10/21/chartex" xmlns:cx3="http://schemas.microsoft.com/office/drawing/2016/5/9/chartex" xmlns:cx4="http://schemas.microsoft.com/office/drawing/2016/5/10/chartex" xmlns:cx5="http://schemas.microsoft.com/office/drawing/2016/5/11/chartex" xmlns:cx6="http://schemas.microsoft.com/office/drawing/2016/5/12/chartex" xmlns:cx7="http://schemas.microsoft.com/office/drawing/2016/5/13/chartex" xmlns:cx8="http://schemas.microsoft.com/office/drawing/2016/5/14/chartex" xmlns:mc="http://schemas.openxmlformats.org/markup-compatibility/2006" xmlns:aink="http://schemas.microsoft.com/office/drawing/2016/ink" xmlns:am3d="http://schemas.microsoft.com/office/drawing/2017/model3d" xmlns:o="urn:schemas-microsoft-com:office:office" xmlns:oel="http://schemas.microsoft.com/office/2019/extlst" xmlns:r="http://schemas.openxmlformats.org/officeDocument/2006/relationships" xmlns:m="http://schemas.openxmlformats.org/officeDocument/2006/math" xmlns:v="urn:schemas-microsoft-com:vml" xmlns:wp14="http://schemas.microsoft.com/office/word/2010/wordprocessingDrawing" xmlns:wp="http://schemas.openxmlformats.org/drawingml/2006/wordprocessingDrawing" xmlns:w10="urn:schemas-microsoft-com:office:word" xmlns:w="http://schemas.openxmlformats.org/wordprocessingml/2006/main" xmlns:w14="http://schemas.microsoft.com/office/word/2010/wordml" xmlns:w15="http://schemas.microsoft.com/office/word/2012/wordml" xmlns:w16cex="http://schemas.microsoft.com/office/word/2018/wordml/cex" xmlns:w16cid="http://schemas.microsoft.com/office/word/2016/wordml/cid" xmlns:w16="http://schemas.microsoft.com/office/word/2018/wordml" xmlns:w16du="http://schemas.microsoft.com/office/word/2023/wordml/word16du" xmlns:w16sdtdh="http://schemas.microsoft.com/office/word/2020/wordml/sdtdatahash" xmlns:w16se="http://schemas.microsoft.com/office/word/2015/wordml/symex" xmlns:wpg="http://schemas.microsoft.com/office/word/2010/wordprocessingGroup" xmlns:wpi="http://schemas.microsoft.com/office/word/2010/wordprocessingInk" xmlns:wne="http://schemas.microsoft.com/office/word/2006/wordml" xmlns:wps="http://schemas.microsoft.com/office/word/2010/wordprocessingShape" mc:Ignorable="w14 w15 w16se w16cid w16 w16cex w16sdtdh w16du wp14">
+  <w:abstractNum w:abstractNumId="0" w15:restartNumberingAfterBreak="0">
+    <w:nsid w:val="54D2568A"/>
+    <w:multiLevelType w:val="multilevel"/>
+    <w:tmpl w:val="66A4291C"/>
     <w:lvl w:ilvl="0">
       <w:start w:val="1"/>
       <w:numFmt w:val="decimal"/>
@@ -4534,7 +4557,10 @@
       </w:pPr>
     </w:lvl>
   </w:abstractNum>
-  <w:abstractNum w:abstractNumId="2">
+  <w:abstractNum w:abstractNumId="1" w15:restartNumberingAfterBreak="0">
+    <w:nsid w:val="6A481638"/>
+    <w:multiLevelType w:val="multilevel"/>
+    <w:tmpl w:val="120A6508"/>
     <w:lvl w:ilvl="0">
       <w:start w:val="1"/>
       <w:numFmt w:val="none"/>
@@ -4545,7 +4571,7 @@
         <w:tabs>
           <w:tab w:val="num" w:pos="0"/>
         </w:tabs>
-        <w:ind w:left="0" w:hanging="0"/>
+        <w:ind w:left="0" w:firstLine="0"/>
       </w:pPr>
     </w:lvl>
     <w:lvl w:ilvl="1">
@@ -4558,7 +4584,7 @@
         <w:tabs>
           <w:tab w:val="num" w:pos="0"/>
         </w:tabs>
-        <w:ind w:left="0" w:hanging="0"/>
+        <w:ind w:left="0" w:firstLine="0"/>
       </w:pPr>
     </w:lvl>
     <w:lvl w:ilvl="2">
@@ -4571,7 +4597,7 @@
         <w:tabs>
           <w:tab w:val="num" w:pos="0"/>
         </w:tabs>
-        <w:ind w:left="0" w:hanging="0"/>
+        <w:ind w:left="0" w:firstLine="0"/>
       </w:pPr>
     </w:lvl>
     <w:lvl w:ilvl="3">
@@ -4584,7 +4610,7 @@
         <w:tabs>
           <w:tab w:val="num" w:pos="0"/>
         </w:tabs>
-        <w:ind w:left="0" w:hanging="0"/>
+        <w:ind w:left="0" w:firstLine="0"/>
       </w:pPr>
     </w:lvl>
     <w:lvl w:ilvl="4">
@@ -4597,7 +4623,7 @@
         <w:tabs>
           <w:tab w:val="num" w:pos="0"/>
         </w:tabs>
-        <w:ind w:left="0" w:hanging="0"/>
+        <w:ind w:left="0" w:firstLine="0"/>
       </w:pPr>
     </w:lvl>
     <w:lvl w:ilvl="5">
@@ -4610,7 +4636,7 @@
         <w:tabs>
           <w:tab w:val="num" w:pos="0"/>
         </w:tabs>
-        <w:ind w:left="0" w:hanging="0"/>
+        <w:ind w:left="0" w:firstLine="0"/>
       </w:pPr>
     </w:lvl>
     <w:lvl w:ilvl="6">
@@ -4623,7 +4649,7 @@
         <w:tabs>
           <w:tab w:val="num" w:pos="0"/>
         </w:tabs>
-        <w:ind w:left="0" w:hanging="0"/>
+        <w:ind w:left="0" w:firstLine="0"/>
       </w:pPr>
     </w:lvl>
     <w:lvl w:ilvl="7">
@@ -4636,7 +4662,7 @@
         <w:tabs>
           <w:tab w:val="num" w:pos="0"/>
         </w:tabs>
-        <w:ind w:left="0" w:hanging="0"/>
+        <w:ind w:left="0" w:firstLine="0"/>
       </w:pPr>
     </w:lvl>
     <w:lvl w:ilvl="8">
@@ -4649,25 +4675,25 @@
         <w:tabs>
           <w:tab w:val="num" w:pos="0"/>
         </w:tabs>
-        <w:ind w:left="0" w:hanging="0"/>
+        <w:ind w:left="0" w:firstLine="0"/>
       </w:pPr>
     </w:lvl>
   </w:abstractNum>
-  <w:num w:numId="1">
+  <w:num w:numId="1" w16cid:durableId="907420695">
+    <w:abstractNumId w:val="0"/>
+  </w:num>
+  <w:num w:numId="2" w16cid:durableId="493688339">
     <w:abstractNumId w:val="1"/>
-  </w:num>
-  <w:num w:numId="2">
-    <w:abstractNumId w:val="2"/>
   </w:num>
 </w:numbering>
 </file>
 
 <file path=word/styles.xml><?xml version="1.0" encoding="utf-8"?>
-<w:styles xmlns:w="http://schemas.openxmlformats.org/wordprocessingml/2006/main" xmlns:w14="http://schemas.microsoft.com/office/word/2010/wordml" xmlns:mc="http://schemas.openxmlformats.org/markup-compatibility/2006" mc:Ignorable="w14">
+<w:styles xmlns:mc="http://schemas.openxmlformats.org/markup-compatibility/2006" xmlns:r="http://schemas.openxmlformats.org/officeDocument/2006/relationships" xmlns:w="http://schemas.openxmlformats.org/wordprocessingml/2006/main" xmlns:w14="http://schemas.microsoft.com/office/word/2010/wordml" xmlns:w15="http://schemas.microsoft.com/office/word/2012/wordml" xmlns:w16cex="http://schemas.microsoft.com/office/word/2018/wordml/cex" xmlns:w16cid="http://schemas.microsoft.com/office/word/2016/wordml/cid" xmlns:w16="http://schemas.microsoft.com/office/word/2018/wordml" xmlns:w16du="http://schemas.microsoft.com/office/word/2023/wordml/word16du" xmlns:w16sdtdh="http://schemas.microsoft.com/office/word/2020/wordml/sdtdatahash" xmlns:w16se="http://schemas.microsoft.com/office/word/2015/wordml/symex" mc:Ignorable="w14 w15 w16se w16cid w16 w16cex w16sdtdh w16du">
   <w:docDefaults>
     <w:rPrDefault>
       <w:rPr>
-        <w:rFonts w:ascii="Aptos" w:hAnsi="Aptos" w:eastAsia="Aptos" w:cs="" w:asciiTheme="minorHAnsi" w:cstheme="minorBidi" w:eastAsiaTheme="minorHAnsi" w:hAnsiTheme="minorHAnsi"/>
+        <w:rFonts w:asciiTheme="minorHAnsi" w:eastAsiaTheme="minorHAnsi" w:hAnsiTheme="minorHAnsi" w:cstheme="minorBidi"/>
         <w:kern w:val="2"/>
         <w:sz w:val="24"/>
         <w:szCs w:val="24"/>
@@ -4677,21 +4703,21 @@
     </w:rPrDefault>
     <w:pPrDefault>
       <w:pPr>
-        <w:suppressAutoHyphens w:val="true"/>
+        <w:suppressAutoHyphens/>
       </w:pPr>
     </w:pPrDefault>
   </w:docDefaults>
   <w:latentStyles w:defLockedState="0" w:defUIPriority="99" w:defSemiHidden="0" w:defUnhideWhenUsed="0" w:defQFormat="0" w:count="376">
     <w:lsdException w:name="Normal" w:uiPriority="0" w:qFormat="1"/>
     <w:lsdException w:name="heading 1" w:uiPriority="9" w:qFormat="1"/>
-    <w:lsdException w:name="heading 2" w:uiPriority="9" w:semiHidden="1" w:unhideWhenUsed="1" w:qFormat="1"/>
-    <w:lsdException w:name="heading 3" w:uiPriority="9" w:semiHidden="1" w:unhideWhenUsed="1" w:qFormat="1"/>
-    <w:lsdException w:name="heading 4" w:uiPriority="9" w:semiHidden="1" w:unhideWhenUsed="1" w:qFormat="1"/>
-    <w:lsdException w:name="heading 5" w:uiPriority="9" w:semiHidden="1" w:unhideWhenUsed="1" w:qFormat="1"/>
-    <w:lsdException w:name="heading 6" w:uiPriority="9" w:semiHidden="1" w:unhideWhenUsed="1" w:qFormat="1"/>
-    <w:lsdException w:name="heading 7" w:uiPriority="9" w:semiHidden="1" w:unhideWhenUsed="1" w:qFormat="1"/>
-    <w:lsdException w:name="heading 8" w:uiPriority="9" w:semiHidden="1" w:unhideWhenUsed="1" w:qFormat="1"/>
-    <w:lsdException w:name="heading 9" w:uiPriority="9" w:semiHidden="1" w:unhideWhenUsed="1" w:qFormat="1"/>
+    <w:lsdException w:name="heading 2" w:semiHidden="1" w:uiPriority="9" w:unhideWhenUsed="1" w:qFormat="1"/>
+    <w:lsdException w:name="heading 3" w:semiHidden="1" w:uiPriority="9" w:unhideWhenUsed="1" w:qFormat="1"/>
+    <w:lsdException w:name="heading 4" w:semiHidden="1" w:uiPriority="9" w:unhideWhenUsed="1" w:qFormat="1"/>
+    <w:lsdException w:name="heading 5" w:semiHidden="1" w:uiPriority="9" w:unhideWhenUsed="1" w:qFormat="1"/>
+    <w:lsdException w:name="heading 6" w:semiHidden="1" w:uiPriority="9" w:unhideWhenUsed="1" w:qFormat="1"/>
+    <w:lsdException w:name="heading 7" w:semiHidden="1" w:uiPriority="9" w:unhideWhenUsed="1" w:qFormat="1"/>
+    <w:lsdException w:name="heading 8" w:semiHidden="1" w:uiPriority="9" w:unhideWhenUsed="1" w:qFormat="1"/>
+    <w:lsdException w:name="heading 9" w:semiHidden="1" w:uiPriority="9" w:unhideWhenUsed="1" w:qFormat="1"/>
     <w:lsdException w:name="index 1" w:semiHidden="1" w:unhideWhenUsed="1"/>
     <w:lsdException w:name="index 2" w:semiHidden="1" w:unhideWhenUsed="1"/>
     <w:lsdException w:name="index 3" w:semiHidden="1" w:unhideWhenUsed="1"/>
@@ -4701,22 +4727,22 @@
     <w:lsdException w:name="index 7" w:semiHidden="1" w:unhideWhenUsed="1"/>
     <w:lsdException w:name="index 8" w:semiHidden="1" w:unhideWhenUsed="1"/>
     <w:lsdException w:name="index 9" w:semiHidden="1" w:unhideWhenUsed="1"/>
-    <w:lsdException w:name="toc 1" w:uiPriority="39" w:semiHidden="1" w:unhideWhenUsed="1"/>
-    <w:lsdException w:name="toc 2" w:uiPriority="39" w:semiHidden="1" w:unhideWhenUsed="1"/>
-    <w:lsdException w:name="toc 3" w:uiPriority="39" w:semiHidden="1" w:unhideWhenUsed="1"/>
-    <w:lsdException w:name="toc 4" w:uiPriority="39" w:semiHidden="1" w:unhideWhenUsed="1"/>
-    <w:lsdException w:name="toc 5" w:uiPriority="39" w:semiHidden="1" w:unhideWhenUsed="1"/>
-    <w:lsdException w:name="toc 6" w:uiPriority="39" w:semiHidden="1" w:unhideWhenUsed="1"/>
-    <w:lsdException w:name="toc 7" w:uiPriority="39" w:semiHidden="1" w:unhideWhenUsed="1"/>
-    <w:lsdException w:name="toc 8" w:uiPriority="39" w:semiHidden="1" w:unhideWhenUsed="1"/>
-    <w:lsdException w:name="toc 9" w:uiPriority="39" w:semiHidden="1" w:unhideWhenUsed="1"/>
+    <w:lsdException w:name="toc 1" w:semiHidden="1" w:uiPriority="39" w:unhideWhenUsed="1"/>
+    <w:lsdException w:name="toc 2" w:semiHidden="1" w:uiPriority="39" w:unhideWhenUsed="1"/>
+    <w:lsdException w:name="toc 3" w:semiHidden="1" w:uiPriority="39" w:unhideWhenUsed="1"/>
+    <w:lsdException w:name="toc 4" w:semiHidden="1" w:uiPriority="39" w:unhideWhenUsed="1"/>
+    <w:lsdException w:name="toc 5" w:semiHidden="1" w:uiPriority="39" w:unhideWhenUsed="1"/>
+    <w:lsdException w:name="toc 6" w:semiHidden="1" w:uiPriority="39" w:unhideWhenUsed="1"/>
+    <w:lsdException w:name="toc 7" w:semiHidden="1" w:uiPriority="39" w:unhideWhenUsed="1"/>
+    <w:lsdException w:name="toc 8" w:semiHidden="1" w:uiPriority="39" w:unhideWhenUsed="1"/>
+    <w:lsdException w:name="toc 9" w:semiHidden="1" w:uiPriority="39" w:unhideWhenUsed="1"/>
     <w:lsdException w:name="Normal Indent" w:semiHidden="1" w:unhideWhenUsed="1"/>
     <w:lsdException w:name="footnote text" w:semiHidden="1" w:unhideWhenUsed="1"/>
     <w:lsdException w:name="annotation text" w:semiHidden="1" w:unhideWhenUsed="1"/>
     <w:lsdException w:name="header" w:semiHidden="1" w:unhideWhenUsed="1"/>
     <w:lsdException w:name="footer" w:semiHidden="1" w:unhideWhenUsed="1"/>
     <w:lsdException w:name="index heading" w:semiHidden="1" w:unhideWhenUsed="1"/>
-    <w:lsdException w:name="caption" w:uiPriority="35" w:semiHidden="1" w:unhideWhenUsed="1" w:qFormat="1"/>
+    <w:lsdException w:name="caption" w:semiHidden="1" w:uiPriority="35" w:unhideWhenUsed="1" w:qFormat="1"/>
     <w:lsdException w:name="table of figures" w:semiHidden="1" w:unhideWhenUsed="1"/>
     <w:lsdException w:name="envelope address" w:semiHidden="1" w:unhideWhenUsed="1"/>
     <w:lsdException w:name="envelope return" w:semiHidden="1" w:unhideWhenUsed="1"/>
@@ -4747,7 +4773,7 @@
     <w:lsdException w:name="Title" w:uiPriority="10" w:qFormat="1"/>
     <w:lsdException w:name="Closing" w:semiHidden="1" w:unhideWhenUsed="1"/>
     <w:lsdException w:name="Signature" w:semiHidden="1" w:unhideWhenUsed="1"/>
-    <w:lsdException w:name="Default Paragraph Font" w:uiPriority="1" w:semiHidden="1" w:unhideWhenUsed="1"/>
+    <w:lsdException w:name="Default Paragraph Font" w:semiHidden="1" w:uiPriority="1" w:unhideWhenUsed="1"/>
     <w:lsdException w:name="Body Text" w:semiHidden="1" w:unhideWhenUsed="1"/>
     <w:lsdException w:name="Body Text Indent" w:semiHidden="1" w:unhideWhenUsed="1"/>
     <w:lsdException w:name="List Continue" w:semiHidden="1" w:unhideWhenUsed="1"/>
@@ -4947,8 +4973,8 @@
     <w:lsdException w:name="Subtle Reference" w:uiPriority="31" w:qFormat="1"/>
     <w:lsdException w:name="Intense Reference" w:uiPriority="32" w:qFormat="1"/>
     <w:lsdException w:name="Book Title" w:uiPriority="33" w:qFormat="1"/>
-    <w:lsdException w:name="Bibliography" w:uiPriority="37" w:semiHidden="1" w:unhideWhenUsed="1"/>
-    <w:lsdException w:name="TOC Heading" w:uiPriority="39" w:semiHidden="1" w:unhideWhenUsed="1" w:qFormat="1"/>
+    <w:lsdException w:name="Bibliography" w:semiHidden="1" w:uiPriority="37" w:unhideWhenUsed="1"/>
+    <w:lsdException w:name="TOC Heading" w:semiHidden="1" w:uiPriority="39" w:unhideWhenUsed="1" w:qFormat="1"/>
     <w:lsdException w:name="Plain Table 1" w:uiPriority="41"/>
     <w:lsdException w:name="Plain Table 2" w:uiPriority="42"/>
     <w:lsdException w:name="Plain Table 3" w:uiPriority="43"/>
@@ -5059,92 +5085,80 @@
     <w:lsdException w:name="Unresolved Mention" w:semiHidden="1" w:unhideWhenUsed="1"/>
     <w:lsdException w:name="Smart Link" w:semiHidden="1" w:unhideWhenUsed="1"/>
   </w:latentStyles>
-  <w:style w:type="paragraph" w:styleId="Normal" w:default="1">
+  <w:style w:type="paragraph" w:default="1" w:styleId="Normal">
     <w:name w:val="Normal"/>
     <w:qFormat/>
     <w:pPr>
-      <w:widowControl/>
-      <w:bidi w:val="0"/>
-      <w:spacing w:lineRule="auto" w:line="276" w:before="0" w:after="160"/>
-      <w:jc w:val="left"/>
+      <w:spacing w:after="160" w:line="276" w:lineRule="auto"/>
     </w:pPr>
-    <w:rPr>
-      <w:rFonts w:ascii="Aptos" w:hAnsi="Aptos" w:eastAsia="Aptos" w:cs="" w:asciiTheme="minorHAnsi" w:cstheme="minorBidi" w:eastAsiaTheme="minorHAnsi" w:hAnsiTheme="minorHAnsi"/>
-      <w:color w:val="auto"/>
-      <w:kern w:val="2"/>
-      <w:sz w:val="24"/>
-      <w:szCs w:val="24"/>
-      <w:lang w:val="fr-CA" w:eastAsia="en-US" w:bidi="ar-SA"/>
-      <w14:ligatures w14:val="standardContextual"/>
-    </w:rPr>
   </w:style>
-  <w:style w:type="paragraph" w:styleId="Heading1">
-    <w:name w:val="Heading 1"/>
+  <w:style w:type="paragraph" w:styleId="Titre1">
+    <w:name w:val="heading 1"/>
     <w:basedOn w:val="Normal"/>
     <w:next w:val="Normal"/>
     <w:link w:val="Titre1Car"/>
     <w:uiPriority w:val="9"/>
     <w:qFormat/>
-    <w:rsid w:val="00515b29"/>
+    <w:rsid w:val="00515B29"/>
     <w:pPr>
-      <w:keepNext w:val="true"/>
+      <w:keepNext/>
       <w:keepLines/>
       <w:spacing w:before="360" w:after="80"/>
       <w:outlineLvl w:val="0"/>
     </w:pPr>
     <w:rPr>
-      <w:rFonts w:ascii="Aptos Display" w:hAnsi="Aptos Display" w:eastAsia="" w:cs="" w:asciiTheme="majorHAnsi" w:cstheme="majorBidi" w:eastAsiaTheme="majorEastAsia" w:hAnsiTheme="majorHAnsi"/>
-      <w:color w:val="0F4761" w:themeColor="accent1" w:themeShade="bf"/>
+      <w:rFonts w:asciiTheme="majorHAnsi" w:eastAsiaTheme="majorEastAsia" w:hAnsiTheme="majorHAnsi" w:cstheme="majorBidi"/>
+      <w:color w:val="0F4761" w:themeColor="accent1" w:themeShade="BF"/>
       <w:sz w:val="40"/>
       <w:szCs w:val="40"/>
     </w:rPr>
   </w:style>
-  <w:style w:type="paragraph" w:styleId="Heading2">
-    <w:name w:val="Heading 2"/>
+  <w:style w:type="paragraph" w:styleId="Titre2">
+    <w:name w:val="heading 2"/>
     <w:basedOn w:val="Normal"/>
     <w:next w:val="Normal"/>
     <w:link w:val="Titre2Car"/>
     <w:uiPriority w:val="9"/>
     <w:unhideWhenUsed/>
     <w:qFormat/>
-    <w:rsid w:val="00515b29"/>
+    <w:rsid w:val="00515B29"/>
     <w:pPr>
-      <w:keepNext w:val="true"/>
+      <w:keepNext/>
       <w:keepLines/>
       <w:spacing w:before="160" w:after="80"/>
       <w:outlineLvl w:val="1"/>
     </w:pPr>
     <w:rPr>
-      <w:rFonts w:ascii="Aptos Display" w:hAnsi="Aptos Display" w:eastAsia="" w:cs="" w:asciiTheme="majorHAnsi" w:cstheme="majorBidi" w:eastAsiaTheme="majorEastAsia" w:hAnsiTheme="majorHAnsi"/>
-      <w:color w:val="0F4761" w:themeColor="accent1" w:themeShade="bf"/>
+      <w:rFonts w:asciiTheme="majorHAnsi" w:eastAsiaTheme="majorEastAsia" w:hAnsiTheme="majorHAnsi" w:cstheme="majorBidi"/>
+      <w:color w:val="0F4761" w:themeColor="accent1" w:themeShade="BF"/>
       <w:sz w:val="32"/>
       <w:szCs w:val="32"/>
     </w:rPr>
   </w:style>
-  <w:style w:type="paragraph" w:styleId="Heading3">
-    <w:name w:val="Heading 3"/>
+  <w:style w:type="paragraph" w:styleId="Titre3">
+    <w:name w:val="heading 3"/>
     <w:basedOn w:val="Normal"/>
     <w:next w:val="Normal"/>
     <w:link w:val="Titre3Car"/>
     <w:uiPriority w:val="9"/>
     <w:unhideWhenUsed/>
     <w:qFormat/>
-    <w:rsid w:val="00515b29"/>
+    <w:rsid w:val="00515B29"/>
     <w:pPr>
-      <w:keepNext w:val="true"/>
+      <w:keepNext/>
       <w:keepLines/>
       <w:spacing w:before="160" w:after="80"/>
       <w:outlineLvl w:val="2"/>
     </w:pPr>
     <w:rPr>
-      <w:rFonts w:eastAsia="" w:cs="" w:cstheme="majorBidi" w:eastAsiaTheme="majorEastAsia"/>
-      <w:color w:val="0F4761" w:themeColor="accent1" w:themeShade="bf"/>
+      <w:rFonts w:eastAsiaTheme="majorEastAsia" w:cstheme="majorBidi"/>
+      <w:color w:val="0F4761" w:themeColor="accent1" w:themeShade="BF"/>
       <w:sz w:val="28"/>
       <w:szCs w:val="28"/>
     </w:rPr>
   </w:style>
-  <w:style w:type="paragraph" w:styleId="Heading4">
-    <w:name w:val="Heading 4"/>
+  <w:style w:type="paragraph" w:styleId="Titre4">
+    <w:name w:val="heading 4"/>
     <w:basedOn w:val="Normal"/>
     <w:next w:val="Normal"/>
     <w:link w:val="Titre4Car"/>
@@ -5152,22 +5166,22 @@
     <w:semiHidden/>
     <w:unhideWhenUsed/>
     <w:qFormat/>
-    <w:rsid w:val="00515b29"/>
+    <w:rsid w:val="00515B29"/>
     <w:pPr>
-      <w:keepNext w:val="true"/>
+      <w:keepNext/>
       <w:keepLines/>
       <w:spacing w:before="80" w:after="40"/>
       <w:outlineLvl w:val="3"/>
     </w:pPr>
     <w:rPr>
-      <w:rFonts w:eastAsia="" w:cs="" w:cstheme="majorBidi" w:eastAsiaTheme="majorEastAsia"/>
+      <w:rFonts w:eastAsiaTheme="majorEastAsia" w:cstheme="majorBidi"/>
       <w:i/>
       <w:iCs/>
-      <w:color w:val="0F4761" w:themeColor="accent1" w:themeShade="bf"/>
+      <w:color w:val="0F4761" w:themeColor="accent1" w:themeShade="BF"/>
     </w:rPr>
   </w:style>
-  <w:style w:type="paragraph" w:styleId="Heading5">
-    <w:name w:val="Heading 5"/>
+  <w:style w:type="paragraph" w:styleId="Titre5">
+    <w:name w:val="heading 5"/>
     <w:basedOn w:val="Normal"/>
     <w:next w:val="Normal"/>
     <w:link w:val="Titre5Car"/>
@@ -5175,20 +5189,20 @@
     <w:semiHidden/>
     <w:unhideWhenUsed/>
     <w:qFormat/>
-    <w:rsid w:val="00515b29"/>
+    <w:rsid w:val="00515B29"/>
     <w:pPr>
-      <w:keepNext w:val="true"/>
+      <w:keepNext/>
       <w:keepLines/>
       <w:spacing w:before="80" w:after="40"/>
       <w:outlineLvl w:val="4"/>
     </w:pPr>
     <w:rPr>
-      <w:rFonts w:eastAsia="" w:cs="" w:cstheme="majorBidi" w:eastAsiaTheme="majorEastAsia"/>
-      <w:color w:val="0F4761" w:themeColor="accent1" w:themeShade="bf"/>
+      <w:rFonts w:eastAsiaTheme="majorEastAsia" w:cstheme="majorBidi"/>
+      <w:color w:val="0F4761" w:themeColor="accent1" w:themeShade="BF"/>
     </w:rPr>
   </w:style>
-  <w:style w:type="paragraph" w:styleId="Heading6">
-    <w:name w:val="Heading 6"/>
+  <w:style w:type="paragraph" w:styleId="Titre6">
+    <w:name w:val="heading 6"/>
     <w:basedOn w:val="Normal"/>
     <w:next w:val="Normal"/>
     <w:link w:val="Titre6Car"/>
@@ -5196,22 +5210,22 @@
     <w:semiHidden/>
     <w:unhideWhenUsed/>
     <w:qFormat/>
-    <w:rsid w:val="00515b29"/>
+    <w:rsid w:val="00515B29"/>
     <w:pPr>
-      <w:keepNext w:val="true"/>
+      <w:keepNext/>
       <w:keepLines/>
       <w:spacing w:before="40" w:after="0"/>
       <w:outlineLvl w:val="5"/>
     </w:pPr>
     <w:rPr>
-      <w:rFonts w:eastAsia="" w:cs="" w:cstheme="majorBidi" w:eastAsiaTheme="majorEastAsia"/>
+      <w:rFonts w:eastAsiaTheme="majorEastAsia" w:cstheme="majorBidi"/>
       <w:i/>
       <w:iCs/>
-      <w:color w:val="595959" w:themeColor="text1" w:themeTint="a6"/>
+      <w:color w:val="595959" w:themeColor="text1" w:themeTint="A6"/>
     </w:rPr>
   </w:style>
-  <w:style w:type="paragraph" w:styleId="Heading7">
-    <w:name w:val="Heading 7"/>
+  <w:style w:type="paragraph" w:styleId="Titre7">
+    <w:name w:val="heading 7"/>
     <w:basedOn w:val="Normal"/>
     <w:next w:val="Normal"/>
     <w:link w:val="Titre7Car"/>
@@ -5219,20 +5233,20 @@
     <w:semiHidden/>
     <w:unhideWhenUsed/>
     <w:qFormat/>
-    <w:rsid w:val="00515b29"/>
+    <w:rsid w:val="00515B29"/>
     <w:pPr>
-      <w:keepNext w:val="true"/>
+      <w:keepNext/>
       <w:keepLines/>
       <w:spacing w:before="40" w:after="0"/>
       <w:outlineLvl w:val="6"/>
     </w:pPr>
     <w:rPr>
-      <w:rFonts w:eastAsia="" w:cs="" w:cstheme="majorBidi" w:eastAsiaTheme="majorEastAsia"/>
-      <w:color w:val="595959" w:themeColor="text1" w:themeTint="a6"/>
+      <w:rFonts w:eastAsiaTheme="majorEastAsia" w:cstheme="majorBidi"/>
+      <w:color w:val="595959" w:themeColor="text1" w:themeTint="A6"/>
     </w:rPr>
   </w:style>
-  <w:style w:type="paragraph" w:styleId="Heading8">
-    <w:name w:val="Heading 8"/>
+  <w:style w:type="paragraph" w:styleId="Titre8">
+    <w:name w:val="heading 8"/>
     <w:basedOn w:val="Normal"/>
     <w:next w:val="Normal"/>
     <w:link w:val="Titre8Car"/>
@@ -5240,22 +5254,22 @@
     <w:semiHidden/>
     <w:unhideWhenUsed/>
     <w:qFormat/>
-    <w:rsid w:val="00515b29"/>
+    <w:rsid w:val="00515B29"/>
     <w:pPr>
-      <w:keepNext w:val="true"/>
+      <w:keepNext/>
       <w:keepLines/>
-      <w:spacing w:before="0" w:after="0"/>
+      <w:spacing w:after="0"/>
       <w:outlineLvl w:val="7"/>
     </w:pPr>
     <w:rPr>
-      <w:rFonts w:eastAsia="" w:cs="" w:cstheme="majorBidi" w:eastAsiaTheme="majorEastAsia"/>
+      <w:rFonts w:eastAsiaTheme="majorEastAsia" w:cstheme="majorBidi"/>
       <w:i/>
       <w:iCs/>
-      <w:color w:val="272727" w:themeColor="text1" w:themeTint="d8"/>
+      <w:color w:val="272727" w:themeColor="text1" w:themeTint="D8"/>
     </w:rPr>
   </w:style>
-  <w:style w:type="paragraph" w:styleId="Heading9">
-    <w:name w:val="Heading 9"/>
+  <w:style w:type="paragraph" w:styleId="Titre9">
+    <w:name w:val="heading 9"/>
     <w:basedOn w:val="Normal"/>
     <w:next w:val="Normal"/>
     <w:link w:val="Titre9Car"/>
@@ -5263,464 +5277,23 @@
     <w:semiHidden/>
     <w:unhideWhenUsed/>
     <w:qFormat/>
-    <w:rsid w:val="00515b29"/>
+    <w:rsid w:val="00515B29"/>
     <w:pPr>
-      <w:keepNext w:val="true"/>
+      <w:keepNext/>
       <w:keepLines/>
-      <w:spacing w:before="0" w:after="0"/>
+      <w:spacing w:after="0"/>
       <w:outlineLvl w:val="8"/>
     </w:pPr>
     <w:rPr>
-      <w:rFonts w:eastAsia="" w:cs="" w:cstheme="majorBidi" w:eastAsiaTheme="majorEastAsia"/>
-      <w:color w:val="272727" w:themeColor="text1" w:themeTint="d8"/>
+      <w:rFonts w:eastAsiaTheme="majorEastAsia" w:cstheme="majorBidi"/>
+      <w:color w:val="272727" w:themeColor="text1" w:themeTint="D8"/>
     </w:rPr>
   </w:style>
-  <w:style w:type="character" w:styleId="DefaultParagraphFont" w:default="1">
+  <w:style w:type="character" w:default="1" w:styleId="Policepardfaut">
     <w:name w:val="Default Paragraph Font"/>
     <w:uiPriority w:val="1"/>
-    <w:unhideWhenUsed/>
-    <w:qFormat/>
-    <w:rPr/>
-  </w:style>
-  <w:style w:type="character" w:styleId="Titre1Car" w:customStyle="1">
-    <w:name w:val="Titre 1 Car"/>
-    <w:basedOn w:val="DefaultParagraphFont"/>
-    <w:link w:val="Titre1"/>
-    <w:uiPriority w:val="9"/>
-    <w:qFormat/>
-    <w:rsid w:val="00515b29"/>
-    <w:rPr>
-      <w:rFonts w:ascii="Aptos Display" w:hAnsi="Aptos Display" w:eastAsia="" w:cs="" w:asciiTheme="majorHAnsi" w:cstheme="majorBidi" w:eastAsiaTheme="majorEastAsia" w:hAnsiTheme="majorHAnsi"/>
-      <w:color w:val="0F4761" w:themeColor="accent1" w:themeShade="bf"/>
-      <w:sz w:val="40"/>
-      <w:szCs w:val="40"/>
-    </w:rPr>
-  </w:style>
-  <w:style w:type="character" w:styleId="Titre2Car" w:customStyle="1">
-    <w:name w:val="Titre 2 Car"/>
-    <w:basedOn w:val="DefaultParagraphFont"/>
-    <w:link w:val="Titre2"/>
-    <w:uiPriority w:val="9"/>
-    <w:qFormat/>
-    <w:rsid w:val="00515b29"/>
-    <w:rPr>
-      <w:rFonts w:ascii="Aptos Display" w:hAnsi="Aptos Display" w:eastAsia="" w:cs="" w:asciiTheme="majorHAnsi" w:cstheme="majorBidi" w:eastAsiaTheme="majorEastAsia" w:hAnsiTheme="majorHAnsi"/>
-      <w:color w:val="0F4761" w:themeColor="accent1" w:themeShade="bf"/>
-      <w:sz w:val="32"/>
-      <w:szCs w:val="32"/>
-    </w:rPr>
-  </w:style>
-  <w:style w:type="character" w:styleId="Titre3Car" w:customStyle="1">
-    <w:name w:val="Titre 3 Car"/>
-    <w:basedOn w:val="DefaultParagraphFont"/>
-    <w:link w:val="Titre3"/>
-    <w:uiPriority w:val="9"/>
-    <w:qFormat/>
-    <w:rsid w:val="00515b29"/>
-    <w:rPr>
-      <w:rFonts w:eastAsia="" w:cs="" w:cstheme="majorBidi" w:eastAsiaTheme="majorEastAsia"/>
-      <w:color w:val="0F4761" w:themeColor="accent1" w:themeShade="bf"/>
-      <w:sz w:val="28"/>
-      <w:szCs w:val="28"/>
-    </w:rPr>
-  </w:style>
-  <w:style w:type="character" w:styleId="Titre4Car" w:customStyle="1">
-    <w:name w:val="Titre 4 Car"/>
-    <w:basedOn w:val="DefaultParagraphFont"/>
-    <w:link w:val="Titre4"/>
-    <w:uiPriority w:val="9"/>
-    <w:semiHidden/>
-    <w:qFormat/>
-    <w:rsid w:val="00515b29"/>
-    <w:rPr>
-      <w:rFonts w:eastAsia="" w:cs="" w:cstheme="majorBidi" w:eastAsiaTheme="majorEastAsia"/>
-      <w:i/>
-      <w:iCs/>
-      <w:color w:val="0F4761" w:themeColor="accent1" w:themeShade="bf"/>
-    </w:rPr>
-  </w:style>
-  <w:style w:type="character" w:styleId="Titre5Car" w:customStyle="1">
-    <w:name w:val="Titre 5 Car"/>
-    <w:basedOn w:val="DefaultParagraphFont"/>
-    <w:link w:val="Titre5"/>
-    <w:uiPriority w:val="9"/>
-    <w:semiHidden/>
-    <w:qFormat/>
-    <w:rsid w:val="00515b29"/>
-    <w:rPr>
-      <w:rFonts w:eastAsia="" w:cs="" w:cstheme="majorBidi" w:eastAsiaTheme="majorEastAsia"/>
-      <w:color w:val="0F4761" w:themeColor="accent1" w:themeShade="bf"/>
-    </w:rPr>
-  </w:style>
-  <w:style w:type="character" w:styleId="Titre6Car" w:customStyle="1">
-    <w:name w:val="Titre 6 Car"/>
-    <w:basedOn w:val="DefaultParagraphFont"/>
-    <w:link w:val="Titre6"/>
-    <w:uiPriority w:val="9"/>
-    <w:semiHidden/>
-    <w:qFormat/>
-    <w:rsid w:val="00515b29"/>
-    <w:rPr>
-      <w:rFonts w:eastAsia="" w:cs="" w:cstheme="majorBidi" w:eastAsiaTheme="majorEastAsia"/>
-      <w:i/>
-      <w:iCs/>
-      <w:color w:val="595959" w:themeColor="text1" w:themeTint="a6"/>
-    </w:rPr>
-  </w:style>
-  <w:style w:type="character" w:styleId="Titre7Car" w:customStyle="1">
-    <w:name w:val="Titre 7 Car"/>
-    <w:basedOn w:val="DefaultParagraphFont"/>
-    <w:link w:val="Titre7"/>
-    <w:uiPriority w:val="9"/>
-    <w:semiHidden/>
-    <w:qFormat/>
-    <w:rsid w:val="00515b29"/>
-    <w:rPr>
-      <w:rFonts w:eastAsia="" w:cs="" w:cstheme="majorBidi" w:eastAsiaTheme="majorEastAsia"/>
-      <w:color w:val="595959" w:themeColor="text1" w:themeTint="a6"/>
-    </w:rPr>
-  </w:style>
-  <w:style w:type="character" w:styleId="Titre8Car" w:customStyle="1">
-    <w:name w:val="Titre 8 Car"/>
-    <w:basedOn w:val="DefaultParagraphFont"/>
-    <w:link w:val="Titre8"/>
-    <w:uiPriority w:val="9"/>
-    <w:semiHidden/>
-    <w:qFormat/>
-    <w:rsid w:val="00515b29"/>
-    <w:rPr>
-      <w:rFonts w:eastAsia="" w:cs="" w:cstheme="majorBidi" w:eastAsiaTheme="majorEastAsia"/>
-      <w:i/>
-      <w:iCs/>
-      <w:color w:val="272727" w:themeColor="text1" w:themeTint="d8"/>
-    </w:rPr>
-  </w:style>
-  <w:style w:type="character" w:styleId="Titre9Car" w:customStyle="1">
-    <w:name w:val="Titre 9 Car"/>
-    <w:basedOn w:val="DefaultParagraphFont"/>
-    <w:link w:val="Titre9"/>
-    <w:uiPriority w:val="9"/>
-    <w:semiHidden/>
-    <w:qFormat/>
-    <w:rsid w:val="00515b29"/>
-    <w:rPr>
-      <w:rFonts w:eastAsia="" w:cs="" w:cstheme="majorBidi" w:eastAsiaTheme="majorEastAsia"/>
-      <w:color w:val="272727" w:themeColor="text1" w:themeTint="d8"/>
-    </w:rPr>
-  </w:style>
-  <w:style w:type="character" w:styleId="TitreCar" w:customStyle="1">
-    <w:name w:val="Titre Car"/>
-    <w:basedOn w:val="DefaultParagraphFont"/>
-    <w:link w:val="Titre"/>
-    <w:uiPriority w:val="10"/>
-    <w:qFormat/>
-    <w:rsid w:val="00515b29"/>
-    <w:rPr>
-      <w:rFonts w:ascii="Aptos Display" w:hAnsi="Aptos Display" w:eastAsia="" w:cs="" w:asciiTheme="majorHAnsi" w:cstheme="majorBidi" w:eastAsiaTheme="majorEastAsia" w:hAnsiTheme="majorHAnsi"/>
-      <w:spacing w:val="-10"/>
-      <w:kern w:val="2"/>
-      <w:sz w:val="56"/>
-      <w:szCs w:val="56"/>
-    </w:rPr>
-  </w:style>
-  <w:style w:type="character" w:styleId="SoustitreCar" w:customStyle="1">
-    <w:name w:val="Sous-titre Car"/>
-    <w:basedOn w:val="DefaultParagraphFont"/>
-    <w:link w:val="Sous-titre"/>
-    <w:uiPriority w:val="11"/>
-    <w:qFormat/>
-    <w:rsid w:val="00515b29"/>
-    <w:rPr>
-      <w:rFonts w:eastAsia="" w:cs="" w:cstheme="majorBidi" w:eastAsiaTheme="majorEastAsia"/>
-      <w:color w:val="595959" w:themeColor="text1" w:themeTint="a6"/>
-      <w:spacing w:val="15"/>
-      <w:sz w:val="28"/>
-      <w:szCs w:val="28"/>
-    </w:rPr>
-  </w:style>
-  <w:style w:type="character" w:styleId="CitationCar" w:customStyle="1">
-    <w:name w:val="Citation Car"/>
-    <w:basedOn w:val="DefaultParagraphFont"/>
-    <w:link w:val="Citation"/>
-    <w:uiPriority w:val="29"/>
-    <w:qFormat/>
-    <w:rsid w:val="00515b29"/>
-    <w:rPr>
-      <w:i/>
-      <w:iCs/>
-      <w:color w:val="404040" w:themeColor="text1" w:themeTint="bf"/>
-    </w:rPr>
-  </w:style>
-  <w:style w:type="character" w:styleId="IntenseEmphasis">
-    <w:name w:val="Intense Emphasis"/>
-    <w:basedOn w:val="DefaultParagraphFont"/>
-    <w:uiPriority w:val="21"/>
-    <w:qFormat/>
-    <w:rsid w:val="00515b29"/>
-    <w:rPr>
-      <w:i/>
-      <w:iCs/>
-      <w:color w:val="0F4761" w:themeColor="accent1" w:themeShade="bf"/>
-    </w:rPr>
-  </w:style>
-  <w:style w:type="character" w:styleId="CitationintenseCar" w:customStyle="1">
-    <w:name w:val="Citation intense Car"/>
-    <w:basedOn w:val="DefaultParagraphFont"/>
-    <w:link w:val="Citationintense"/>
-    <w:uiPriority w:val="30"/>
-    <w:qFormat/>
-    <w:rsid w:val="00515b29"/>
-    <w:rPr>
-      <w:i/>
-      <w:iCs/>
-      <w:color w:val="0F4761" w:themeColor="accent1" w:themeShade="bf"/>
-    </w:rPr>
-  </w:style>
-  <w:style w:type="character" w:styleId="IntenseReference">
-    <w:name w:val="Intense Reference"/>
-    <w:basedOn w:val="DefaultParagraphFont"/>
-    <w:uiPriority w:val="32"/>
-    <w:qFormat/>
-    <w:rsid w:val="00515b29"/>
-    <w:rPr>
-      <w:b/>
-      <w:bCs/>
-      <w:smallCaps/>
-      <w:color w:val="0F4761" w:themeColor="accent1" w:themeShade="bf"/>
-      <w:spacing w:val="5"/>
-    </w:rPr>
-  </w:style>
-  <w:style w:type="character" w:styleId="InternetLink">
-    <w:name w:val="Hyperlink"/>
-    <w:basedOn w:val="DefaultParagraphFont"/>
-    <w:uiPriority w:val="99"/>
-    <w:unhideWhenUsed/>
-    <w:rsid w:val="008b1f15"/>
-    <w:rPr>
-      <w:color w:val="467886" w:themeColor="hyperlink"/>
-      <w:u w:val="single"/>
-    </w:rPr>
-  </w:style>
-  <w:style w:type="character" w:styleId="IndexLink">
-    <w:name w:val="Index Link"/>
-    <w:qFormat/>
-    <w:rPr/>
-  </w:style>
-  <w:style w:type="paragraph" w:styleId="Heading">
-    <w:name w:val="Heading"/>
-    <w:basedOn w:val="Normal"/>
-    <w:next w:val="TextBody"/>
-    <w:qFormat/>
-    <w:pPr>
-      <w:keepNext w:val="true"/>
-      <w:spacing w:before="240" w:after="120"/>
-    </w:pPr>
-    <w:rPr>
-      <w:rFonts w:ascii="Liberation Sans" w:hAnsi="Liberation Sans" w:eastAsia="Noto Sans CJK SC" w:cs="Lohit Devanagari"/>
-      <w:sz w:val="28"/>
-      <w:szCs w:val="28"/>
-    </w:rPr>
-  </w:style>
-  <w:style w:type="paragraph" w:styleId="TextBody">
-    <w:name w:val="Body Text"/>
-    <w:basedOn w:val="Normal"/>
-    <w:pPr>
-      <w:spacing w:lineRule="auto" w:line="276" w:before="0" w:after="140"/>
-    </w:pPr>
-    <w:rPr/>
-  </w:style>
-  <w:style w:type="paragraph" w:styleId="List">
-    <w:name w:val="List"/>
-    <w:basedOn w:val="TextBody"/>
-    <w:pPr/>
-    <w:rPr>
-      <w:rFonts w:cs="Lohit Devanagari"/>
-    </w:rPr>
-  </w:style>
-  <w:style w:type="paragraph" w:styleId="Caption">
-    <w:name w:val="Caption"/>
-    <w:basedOn w:val="Normal"/>
-    <w:qFormat/>
-    <w:pPr>
-      <w:suppressLineNumbers/>
-      <w:spacing w:before="120" w:after="120"/>
-    </w:pPr>
-    <w:rPr>
-      <w:rFonts w:cs="Lohit Devanagari"/>
-      <w:i/>
-      <w:iCs/>
-      <w:sz w:val="24"/>
-      <w:szCs w:val="24"/>
-    </w:rPr>
-  </w:style>
-  <w:style w:type="paragraph" w:styleId="Index">
-    <w:name w:val="Index"/>
-    <w:basedOn w:val="Normal"/>
-    <w:qFormat/>
-    <w:pPr>
-      <w:suppressLineNumbers/>
-    </w:pPr>
-    <w:rPr>
-      <w:rFonts w:cs="Lohit Devanagari"/>
-    </w:rPr>
-  </w:style>
-  <w:style w:type="paragraph" w:styleId="Title">
-    <w:name w:val="Title"/>
-    <w:basedOn w:val="Normal"/>
-    <w:next w:val="Normal"/>
-    <w:link w:val="TitreCar"/>
-    <w:uiPriority w:val="10"/>
-    <w:qFormat/>
-    <w:rsid w:val="00515b29"/>
-    <w:pPr>
-      <w:spacing w:lineRule="auto" w:line="240" w:before="0" w:after="80"/>
-      <w:contextualSpacing/>
-    </w:pPr>
-    <w:rPr>
-      <w:rFonts w:ascii="Aptos Display" w:hAnsi="Aptos Display" w:eastAsia="" w:cs="" w:asciiTheme="majorHAnsi" w:cstheme="majorBidi" w:eastAsiaTheme="majorEastAsia" w:hAnsiTheme="majorHAnsi"/>
-      <w:spacing w:val="-10"/>
-      <w:kern w:val="2"/>
-      <w:sz w:val="56"/>
-      <w:szCs w:val="56"/>
-    </w:rPr>
-  </w:style>
-  <w:style w:type="paragraph" w:styleId="Subtitle">
-    <w:name w:val="Subtitle"/>
-    <w:basedOn w:val="Normal"/>
-    <w:next w:val="Normal"/>
-    <w:link w:val="Sous-titreCar"/>
-    <w:uiPriority w:val="11"/>
-    <w:qFormat/>
-    <w:rsid w:val="00515b29"/>
-    <w:pPr/>
-    <w:rPr>
-      <w:rFonts w:eastAsia="" w:cs="" w:cstheme="majorBidi" w:eastAsiaTheme="majorEastAsia"/>
-      <w:color w:val="595959" w:themeColor="text1" w:themeTint="a6"/>
-      <w:spacing w:val="15"/>
-      <w:sz w:val="28"/>
-      <w:szCs w:val="28"/>
-    </w:rPr>
-  </w:style>
-  <w:style w:type="paragraph" w:styleId="Quote">
-    <w:name w:val="Quote"/>
-    <w:basedOn w:val="Normal"/>
-    <w:next w:val="Normal"/>
-    <w:link w:val="CitationCar"/>
-    <w:uiPriority w:val="29"/>
-    <w:qFormat/>
-    <w:rsid w:val="00515b29"/>
-    <w:pPr>
-      <w:spacing w:before="160" w:after="160"/>
-      <w:jc w:val="center"/>
-    </w:pPr>
-    <w:rPr>
-      <w:i/>
-      <w:iCs/>
-      <w:color w:val="404040" w:themeColor="text1" w:themeTint="bf"/>
-    </w:rPr>
-  </w:style>
-  <w:style w:type="paragraph" w:styleId="ListParagraph">
-    <w:name w:val="List Paragraph"/>
-    <w:basedOn w:val="Normal"/>
-    <w:uiPriority w:val="34"/>
-    <w:qFormat/>
-    <w:rsid w:val="00515b29"/>
-    <w:pPr>
-      <w:spacing w:before="0" w:after="160"/>
-      <w:ind w:left="720" w:hanging="0"/>
-      <w:contextualSpacing/>
-    </w:pPr>
-    <w:rPr/>
-  </w:style>
-  <w:style w:type="paragraph" w:styleId="IntenseQuote">
-    <w:name w:val="Intense Quote"/>
-    <w:basedOn w:val="Normal"/>
-    <w:next w:val="Normal"/>
-    <w:link w:val="CitationintenseCar"/>
-    <w:uiPriority w:val="30"/>
-    <w:qFormat/>
-    <w:rsid w:val="00515b29"/>
-    <w:pPr>
-      <w:pBdr>
-        <w:top w:val="single" w:sz="4" w:space="10" w:color="0F4761"/>
-        <w:bottom w:val="single" w:sz="4" w:space="10" w:color="0F4761"/>
-      </w:pBdr>
-      <w:spacing w:before="360" w:after="360"/>
-      <w:ind w:left="864" w:right="864" w:hanging="0"/>
-      <w:jc w:val="center"/>
-    </w:pPr>
-    <w:rPr>
-      <w:i/>
-      <w:iCs/>
-      <w:color w:val="0F4761" w:themeColor="accent1" w:themeShade="bf"/>
-    </w:rPr>
-  </w:style>
-  <w:style w:type="paragraph" w:styleId="TOCHeading">
-    <w:name w:val="TOC Heading"/>
-    <w:basedOn w:val="Heading1"/>
-    <w:next w:val="Normal"/>
-    <w:uiPriority w:val="39"/>
-    <w:unhideWhenUsed/>
-    <w:qFormat/>
-    <w:rsid w:val="008b1f15"/>
-    <w:pPr>
-      <w:spacing w:lineRule="auto" w:line="259" w:before="240" w:after="0"/>
-    </w:pPr>
-    <w:rPr>
-      <w:kern w:val="0"/>
-      <w:sz w:val="32"/>
-      <w:szCs w:val="32"/>
-      <w:lang w:val="en-CA" w:eastAsia="en-CA"/>
-      <w14:ligatures w14:val="none"/>
-    </w:rPr>
-  </w:style>
-  <w:style w:type="paragraph" w:styleId="Contents1">
-    <w:name w:val="TOC 1"/>
-    <w:basedOn w:val="Normal"/>
-    <w:next w:val="Normal"/>
-    <w:autoRedefine/>
-    <w:uiPriority w:val="39"/>
-    <w:unhideWhenUsed/>
-    <w:rsid w:val="008b1f15"/>
-    <w:pPr>
-      <w:spacing w:before="0" w:after="100"/>
-    </w:pPr>
-    <w:rPr/>
-  </w:style>
-  <w:style w:type="paragraph" w:styleId="Contents2">
-    <w:name w:val="TOC 2"/>
-    <w:basedOn w:val="Normal"/>
-    <w:next w:val="Normal"/>
-    <w:autoRedefine/>
-    <w:uiPriority w:val="39"/>
-    <w:unhideWhenUsed/>
-    <w:rsid w:val="008b1f15"/>
-    <w:pPr>
-      <w:spacing w:before="0" w:after="100"/>
-      <w:ind w:left="240" w:hanging="0"/>
-    </w:pPr>
-    <w:rPr/>
-  </w:style>
-  <w:style w:type="paragraph" w:styleId="Contents3">
-    <w:name w:val="TOC 3"/>
-    <w:basedOn w:val="Normal"/>
-    <w:next w:val="Normal"/>
-    <w:autoRedefine/>
-    <w:uiPriority w:val="39"/>
-    <w:unhideWhenUsed/>
-    <w:rsid w:val="008b1f15"/>
-    <w:pPr>
-      <w:spacing w:before="0" w:after="100"/>
-      <w:ind w:left="480" w:hanging="0"/>
-    </w:pPr>
-    <w:rPr/>
-  </w:style>
-  <w:style w:type="numbering" w:styleId="NoList" w:default="1">
-    <w:name w:val="No List"/>
-    <w:uiPriority w:val="99"/>
     <w:semiHidden/>
     <w:unhideWhenUsed/>
-    <w:qFormat/>
   </w:style>
   <w:style w:type="table" w:default="1" w:styleId="TableauNormal">
     <w:name w:val="Normal Table"/>
@@ -5736,6 +5309,431 @@
         <w:right w:w="108" w:type="dxa"/>
       </w:tblCellMar>
     </w:tblPr>
+  </w:style>
+  <w:style w:type="numbering" w:default="1" w:styleId="Aucuneliste">
+    <w:name w:val="No List"/>
+    <w:uiPriority w:val="99"/>
+    <w:semiHidden/>
+    <w:unhideWhenUsed/>
+  </w:style>
+  <w:style w:type="character" w:customStyle="1" w:styleId="Titre1Car">
+    <w:name w:val="Titre 1 Car"/>
+    <w:basedOn w:val="Policepardfaut"/>
+    <w:link w:val="Titre1"/>
+    <w:uiPriority w:val="9"/>
+    <w:qFormat/>
+    <w:rsid w:val="00515B29"/>
+    <w:rPr>
+      <w:rFonts w:asciiTheme="majorHAnsi" w:eastAsiaTheme="majorEastAsia" w:hAnsiTheme="majorHAnsi" w:cstheme="majorBidi"/>
+      <w:color w:val="0F4761" w:themeColor="accent1" w:themeShade="BF"/>
+      <w:sz w:val="40"/>
+      <w:szCs w:val="40"/>
+    </w:rPr>
+  </w:style>
+  <w:style w:type="character" w:customStyle="1" w:styleId="Titre2Car">
+    <w:name w:val="Titre 2 Car"/>
+    <w:basedOn w:val="Policepardfaut"/>
+    <w:link w:val="Titre2"/>
+    <w:uiPriority w:val="9"/>
+    <w:qFormat/>
+    <w:rsid w:val="00515B29"/>
+    <w:rPr>
+      <w:rFonts w:asciiTheme="majorHAnsi" w:eastAsiaTheme="majorEastAsia" w:hAnsiTheme="majorHAnsi" w:cstheme="majorBidi"/>
+      <w:color w:val="0F4761" w:themeColor="accent1" w:themeShade="BF"/>
+      <w:sz w:val="32"/>
+      <w:szCs w:val="32"/>
+    </w:rPr>
+  </w:style>
+  <w:style w:type="character" w:customStyle="1" w:styleId="Titre3Car">
+    <w:name w:val="Titre 3 Car"/>
+    <w:basedOn w:val="Policepardfaut"/>
+    <w:link w:val="Titre3"/>
+    <w:uiPriority w:val="9"/>
+    <w:qFormat/>
+    <w:rsid w:val="00515B29"/>
+    <w:rPr>
+      <w:rFonts w:eastAsiaTheme="majorEastAsia" w:cstheme="majorBidi"/>
+      <w:color w:val="0F4761" w:themeColor="accent1" w:themeShade="BF"/>
+      <w:sz w:val="28"/>
+      <w:szCs w:val="28"/>
+    </w:rPr>
+  </w:style>
+  <w:style w:type="character" w:customStyle="1" w:styleId="Titre4Car">
+    <w:name w:val="Titre 4 Car"/>
+    <w:basedOn w:val="Policepardfaut"/>
+    <w:link w:val="Titre4"/>
+    <w:uiPriority w:val="9"/>
+    <w:semiHidden/>
+    <w:qFormat/>
+    <w:rsid w:val="00515B29"/>
+    <w:rPr>
+      <w:rFonts w:eastAsiaTheme="majorEastAsia" w:cstheme="majorBidi"/>
+      <w:i/>
+      <w:iCs/>
+      <w:color w:val="0F4761" w:themeColor="accent1" w:themeShade="BF"/>
+    </w:rPr>
+  </w:style>
+  <w:style w:type="character" w:customStyle="1" w:styleId="Titre5Car">
+    <w:name w:val="Titre 5 Car"/>
+    <w:basedOn w:val="Policepardfaut"/>
+    <w:link w:val="Titre5"/>
+    <w:uiPriority w:val="9"/>
+    <w:semiHidden/>
+    <w:qFormat/>
+    <w:rsid w:val="00515B29"/>
+    <w:rPr>
+      <w:rFonts w:eastAsiaTheme="majorEastAsia" w:cstheme="majorBidi"/>
+      <w:color w:val="0F4761" w:themeColor="accent1" w:themeShade="BF"/>
+    </w:rPr>
+  </w:style>
+  <w:style w:type="character" w:customStyle="1" w:styleId="Titre6Car">
+    <w:name w:val="Titre 6 Car"/>
+    <w:basedOn w:val="Policepardfaut"/>
+    <w:link w:val="Titre6"/>
+    <w:uiPriority w:val="9"/>
+    <w:semiHidden/>
+    <w:qFormat/>
+    <w:rsid w:val="00515B29"/>
+    <w:rPr>
+      <w:rFonts w:eastAsiaTheme="majorEastAsia" w:cstheme="majorBidi"/>
+      <w:i/>
+      <w:iCs/>
+      <w:color w:val="595959" w:themeColor="text1" w:themeTint="A6"/>
+    </w:rPr>
+  </w:style>
+  <w:style w:type="character" w:customStyle="1" w:styleId="Titre7Car">
+    <w:name w:val="Titre 7 Car"/>
+    <w:basedOn w:val="Policepardfaut"/>
+    <w:link w:val="Titre7"/>
+    <w:uiPriority w:val="9"/>
+    <w:semiHidden/>
+    <w:qFormat/>
+    <w:rsid w:val="00515B29"/>
+    <w:rPr>
+      <w:rFonts w:eastAsiaTheme="majorEastAsia" w:cstheme="majorBidi"/>
+      <w:color w:val="595959" w:themeColor="text1" w:themeTint="A6"/>
+    </w:rPr>
+  </w:style>
+  <w:style w:type="character" w:customStyle="1" w:styleId="Titre8Car">
+    <w:name w:val="Titre 8 Car"/>
+    <w:basedOn w:val="Policepardfaut"/>
+    <w:link w:val="Titre8"/>
+    <w:uiPriority w:val="9"/>
+    <w:semiHidden/>
+    <w:qFormat/>
+    <w:rsid w:val="00515B29"/>
+    <w:rPr>
+      <w:rFonts w:eastAsiaTheme="majorEastAsia" w:cstheme="majorBidi"/>
+      <w:i/>
+      <w:iCs/>
+      <w:color w:val="272727" w:themeColor="text1" w:themeTint="D8"/>
+    </w:rPr>
+  </w:style>
+  <w:style w:type="character" w:customStyle="1" w:styleId="Titre9Car">
+    <w:name w:val="Titre 9 Car"/>
+    <w:basedOn w:val="Policepardfaut"/>
+    <w:link w:val="Titre9"/>
+    <w:uiPriority w:val="9"/>
+    <w:semiHidden/>
+    <w:qFormat/>
+    <w:rsid w:val="00515B29"/>
+    <w:rPr>
+      <w:rFonts w:eastAsiaTheme="majorEastAsia" w:cstheme="majorBidi"/>
+      <w:color w:val="272727" w:themeColor="text1" w:themeTint="D8"/>
+    </w:rPr>
+  </w:style>
+  <w:style w:type="character" w:customStyle="1" w:styleId="TitreCar">
+    <w:name w:val="Titre Car"/>
+    <w:basedOn w:val="Policepardfaut"/>
+    <w:link w:val="Titre"/>
+    <w:uiPriority w:val="10"/>
+    <w:qFormat/>
+    <w:rsid w:val="00515B29"/>
+    <w:rPr>
+      <w:rFonts w:asciiTheme="majorHAnsi" w:eastAsiaTheme="majorEastAsia" w:hAnsiTheme="majorHAnsi" w:cstheme="majorBidi"/>
+      <w:spacing w:val="-10"/>
+      <w:kern w:val="2"/>
+      <w:sz w:val="56"/>
+      <w:szCs w:val="56"/>
+    </w:rPr>
+  </w:style>
+  <w:style w:type="character" w:customStyle="1" w:styleId="Sous-titreCar">
+    <w:name w:val="Sous-titre Car"/>
+    <w:basedOn w:val="Policepardfaut"/>
+    <w:uiPriority w:val="11"/>
+    <w:qFormat/>
+    <w:rsid w:val="00515B29"/>
+    <w:rPr>
+      <w:rFonts w:eastAsiaTheme="majorEastAsia" w:cstheme="majorBidi"/>
+      <w:color w:val="595959" w:themeColor="text1" w:themeTint="A6"/>
+      <w:spacing w:val="15"/>
+      <w:sz w:val="28"/>
+      <w:szCs w:val="28"/>
+    </w:rPr>
+  </w:style>
+  <w:style w:type="character" w:customStyle="1" w:styleId="CitationCar">
+    <w:name w:val="Citation Car"/>
+    <w:basedOn w:val="Policepardfaut"/>
+    <w:link w:val="Citation"/>
+    <w:uiPriority w:val="29"/>
+    <w:qFormat/>
+    <w:rsid w:val="00515B29"/>
+    <w:rPr>
+      <w:i/>
+      <w:iCs/>
+      <w:color w:val="404040" w:themeColor="text1" w:themeTint="BF"/>
+    </w:rPr>
+  </w:style>
+  <w:style w:type="character" w:styleId="Accentuationintense">
+    <w:name w:val="Intense Emphasis"/>
+    <w:basedOn w:val="Policepardfaut"/>
+    <w:uiPriority w:val="21"/>
+    <w:qFormat/>
+    <w:rsid w:val="00515B29"/>
+    <w:rPr>
+      <w:i/>
+      <w:iCs/>
+      <w:color w:val="0F4761" w:themeColor="accent1" w:themeShade="BF"/>
+    </w:rPr>
+  </w:style>
+  <w:style w:type="character" w:customStyle="1" w:styleId="CitationintenseCar">
+    <w:name w:val="Citation intense Car"/>
+    <w:basedOn w:val="Policepardfaut"/>
+    <w:link w:val="Citationintense"/>
+    <w:uiPriority w:val="30"/>
+    <w:qFormat/>
+    <w:rsid w:val="00515B29"/>
+    <w:rPr>
+      <w:i/>
+      <w:iCs/>
+      <w:color w:val="0F4761" w:themeColor="accent1" w:themeShade="BF"/>
+    </w:rPr>
+  </w:style>
+  <w:style w:type="character" w:styleId="Rfrenceintense">
+    <w:name w:val="Intense Reference"/>
+    <w:basedOn w:val="Policepardfaut"/>
+    <w:uiPriority w:val="32"/>
+    <w:qFormat/>
+    <w:rsid w:val="00515B29"/>
+    <w:rPr>
+      <w:b/>
+      <w:bCs/>
+      <w:smallCaps/>
+      <w:color w:val="0F4761" w:themeColor="accent1" w:themeShade="BF"/>
+      <w:spacing w:val="5"/>
+    </w:rPr>
+  </w:style>
+  <w:style w:type="character" w:styleId="Lienhypertexte">
+    <w:name w:val="Hyperlink"/>
+    <w:basedOn w:val="Policepardfaut"/>
+    <w:uiPriority w:val="99"/>
+    <w:unhideWhenUsed/>
+    <w:rsid w:val="008B1F15"/>
+    <w:rPr>
+      <w:color w:val="467886" w:themeColor="hyperlink"/>
+      <w:u w:val="single"/>
+    </w:rPr>
+  </w:style>
+  <w:style w:type="character" w:customStyle="1" w:styleId="IndexLink">
+    <w:name w:val="Index Link"/>
+    <w:qFormat/>
+  </w:style>
+  <w:style w:type="paragraph" w:customStyle="1" w:styleId="Heading">
+    <w:name w:val="Heading"/>
+    <w:basedOn w:val="Normal"/>
+    <w:next w:val="Corpsdetexte"/>
+    <w:qFormat/>
+    <w:pPr>
+      <w:keepNext/>
+      <w:spacing w:before="240" w:after="120"/>
+    </w:pPr>
+    <w:rPr>
+      <w:rFonts w:ascii="Liberation Sans" w:eastAsia="Noto Sans CJK SC" w:hAnsi="Liberation Sans" w:cs="Lohit Devanagari"/>
+      <w:sz w:val="28"/>
+      <w:szCs w:val="28"/>
+    </w:rPr>
+  </w:style>
+  <w:style w:type="paragraph" w:styleId="Corpsdetexte">
+    <w:name w:val="Body Text"/>
+    <w:basedOn w:val="Normal"/>
+    <w:pPr>
+      <w:spacing w:after="140"/>
+    </w:pPr>
+  </w:style>
+  <w:style w:type="paragraph" w:styleId="Liste">
+    <w:name w:val="List"/>
+    <w:basedOn w:val="Corpsdetexte"/>
+    <w:rPr>
+      <w:rFonts w:cs="Lohit Devanagari"/>
+    </w:rPr>
+  </w:style>
+  <w:style w:type="paragraph" w:styleId="Lgende">
+    <w:name w:val="caption"/>
+    <w:basedOn w:val="Normal"/>
+    <w:qFormat/>
+    <w:pPr>
+      <w:suppressLineNumbers/>
+      <w:spacing w:before="120" w:after="120"/>
+    </w:pPr>
+    <w:rPr>
+      <w:rFonts w:cs="Lohit Devanagari"/>
+      <w:i/>
+      <w:iCs/>
+    </w:rPr>
+  </w:style>
+  <w:style w:type="paragraph" w:customStyle="1" w:styleId="Index">
+    <w:name w:val="Index"/>
+    <w:basedOn w:val="Normal"/>
+    <w:qFormat/>
+    <w:pPr>
+      <w:suppressLineNumbers/>
+    </w:pPr>
+    <w:rPr>
+      <w:rFonts w:cs="Lohit Devanagari"/>
+    </w:rPr>
+  </w:style>
+  <w:style w:type="paragraph" w:styleId="Titre">
+    <w:name w:val="Title"/>
+    <w:basedOn w:val="Normal"/>
+    <w:next w:val="Normal"/>
+    <w:link w:val="TitreCar"/>
+    <w:uiPriority w:val="10"/>
+    <w:qFormat/>
+    <w:rsid w:val="00515B29"/>
+    <w:pPr>
+      <w:spacing w:after="80" w:line="240" w:lineRule="auto"/>
+      <w:contextualSpacing/>
+    </w:pPr>
+    <w:rPr>
+      <w:rFonts w:asciiTheme="majorHAnsi" w:eastAsiaTheme="majorEastAsia" w:hAnsiTheme="majorHAnsi" w:cstheme="majorBidi"/>
+      <w:spacing w:val="-10"/>
+      <w:sz w:val="56"/>
+      <w:szCs w:val="56"/>
+    </w:rPr>
+  </w:style>
+  <w:style w:type="paragraph" w:styleId="Sous-titre">
+    <w:name w:val="Subtitle"/>
+    <w:basedOn w:val="Normal"/>
+    <w:next w:val="Normal"/>
+    <w:uiPriority w:val="11"/>
+    <w:qFormat/>
+    <w:rsid w:val="00515B29"/>
+    <w:rPr>
+      <w:rFonts w:eastAsiaTheme="majorEastAsia" w:cstheme="majorBidi"/>
+      <w:color w:val="595959" w:themeColor="text1" w:themeTint="A6"/>
+      <w:spacing w:val="15"/>
+      <w:sz w:val="28"/>
+      <w:szCs w:val="28"/>
+    </w:rPr>
+  </w:style>
+  <w:style w:type="paragraph" w:styleId="Citation">
+    <w:name w:val="Quote"/>
+    <w:basedOn w:val="Normal"/>
+    <w:next w:val="Normal"/>
+    <w:link w:val="CitationCar"/>
+    <w:uiPriority w:val="29"/>
+    <w:qFormat/>
+    <w:rsid w:val="00515B29"/>
+    <w:pPr>
+      <w:spacing w:before="160"/>
+      <w:jc w:val="center"/>
+    </w:pPr>
+    <w:rPr>
+      <w:i/>
+      <w:iCs/>
+      <w:color w:val="404040" w:themeColor="text1" w:themeTint="BF"/>
+    </w:rPr>
+  </w:style>
+  <w:style w:type="paragraph" w:styleId="Paragraphedeliste">
+    <w:name w:val="List Paragraph"/>
+    <w:basedOn w:val="Normal"/>
+    <w:uiPriority w:val="34"/>
+    <w:qFormat/>
+    <w:rsid w:val="00515B29"/>
+    <w:pPr>
+      <w:ind w:left="720"/>
+      <w:contextualSpacing/>
+    </w:pPr>
+  </w:style>
+  <w:style w:type="paragraph" w:styleId="Citationintense">
+    <w:name w:val="Intense Quote"/>
+    <w:basedOn w:val="Normal"/>
+    <w:next w:val="Normal"/>
+    <w:link w:val="CitationintenseCar"/>
+    <w:uiPriority w:val="30"/>
+    <w:qFormat/>
+    <w:rsid w:val="00515B29"/>
+    <w:pPr>
+      <w:pBdr>
+        <w:top w:val="single" w:sz="4" w:space="10" w:color="0F4761"/>
+        <w:bottom w:val="single" w:sz="4" w:space="10" w:color="0F4761"/>
+      </w:pBdr>
+      <w:spacing w:before="360" w:after="360"/>
+      <w:ind w:left="864" w:right="864"/>
+      <w:jc w:val="center"/>
+    </w:pPr>
+    <w:rPr>
+      <w:i/>
+      <w:iCs/>
+      <w:color w:val="0F4761" w:themeColor="accent1" w:themeShade="BF"/>
+    </w:rPr>
+  </w:style>
+  <w:style w:type="paragraph" w:styleId="En-ttedetabledesmatires">
+    <w:name w:val="TOC Heading"/>
+    <w:basedOn w:val="Titre1"/>
+    <w:next w:val="Normal"/>
+    <w:uiPriority w:val="39"/>
+    <w:unhideWhenUsed/>
+    <w:qFormat/>
+    <w:rsid w:val="008B1F15"/>
+    <w:pPr>
+      <w:spacing w:before="240" w:after="0" w:line="259" w:lineRule="auto"/>
+    </w:pPr>
+    <w:rPr>
+      <w:kern w:val="0"/>
+      <w:sz w:val="32"/>
+      <w:szCs w:val="32"/>
+      <w:lang w:val="en-CA" w:eastAsia="en-CA"/>
+      <w14:ligatures w14:val="none"/>
+    </w:rPr>
+  </w:style>
+  <w:style w:type="paragraph" w:styleId="TM1">
+    <w:name w:val="toc 1"/>
+    <w:basedOn w:val="Normal"/>
+    <w:next w:val="Normal"/>
+    <w:autoRedefine/>
+    <w:uiPriority w:val="39"/>
+    <w:unhideWhenUsed/>
+    <w:rsid w:val="008B1F15"/>
+    <w:pPr>
+      <w:spacing w:after="100"/>
+    </w:pPr>
+  </w:style>
+  <w:style w:type="paragraph" w:styleId="TM2">
+    <w:name w:val="toc 2"/>
+    <w:basedOn w:val="Normal"/>
+    <w:next w:val="Normal"/>
+    <w:autoRedefine/>
+    <w:uiPriority w:val="39"/>
+    <w:unhideWhenUsed/>
+    <w:rsid w:val="008B1F15"/>
+    <w:pPr>
+      <w:spacing w:after="100"/>
+      <w:ind w:left="240"/>
+    </w:pPr>
+  </w:style>
+  <w:style w:type="paragraph" w:styleId="TM3">
+    <w:name w:val="toc 3"/>
+    <w:basedOn w:val="Normal"/>
+    <w:next w:val="Normal"/>
+    <w:autoRedefine/>
+    <w:uiPriority w:val="39"/>
+    <w:unhideWhenUsed/>
+    <w:rsid w:val="008B1F15"/>
+    <w:pPr>
+      <w:spacing w:after="100"/>
+      <w:ind w:left="480"/>
+    </w:pPr>
   </w:style>
 </w:styles>
 </file>

--- a/Rapport.docx
+++ b/Rapport.docx
@@ -1,9 +1,10 @@
 
 <file path=word/document.xml><?xml version="1.0" encoding="utf-8"?>
-<w:document xmlns:wpc="http://schemas.microsoft.com/office/word/2010/wordprocessingCanvas" xmlns:cx="http://schemas.microsoft.com/office/drawing/2014/chartex" xmlns:cx1="http://schemas.microsoft.com/office/drawing/2015/9/8/chartex" xmlns:cx2="http://schemas.microsoft.com/office/drawing/2015/10/21/chartex" xmlns:cx3="http://schemas.microsoft.com/office/drawing/2016/5/9/chartex" xmlns:cx4="http://schemas.microsoft.com/office/drawing/2016/5/10/chartex" xmlns:cx5="http://schemas.microsoft.com/office/drawing/2016/5/11/chartex" xmlns:cx6="http://schemas.microsoft.com/office/drawing/2016/5/12/chartex" xmlns:cx7="http://schemas.microsoft.com/office/drawing/2016/5/13/chartex" xmlns:cx8="http://schemas.microsoft.com/office/drawing/2016/5/14/chartex" xmlns:mc="http://schemas.openxmlformats.org/markup-compatibility/2006" xmlns:aink="http://schemas.microsoft.com/office/drawing/2016/ink" xmlns:am3d="http://schemas.microsoft.com/office/drawing/2017/model3d" xmlns:o="urn:schemas-microsoft-com:office:office" xmlns:oel="http://schemas.microsoft.com/office/2019/extlst" xmlns:r="http://schemas.openxmlformats.org/officeDocument/2006/relationships" xmlns:m="http://schemas.openxmlformats.org/officeDocument/2006/math" xmlns:v="urn:schemas-microsoft-com:vml" xmlns:wp14="http://schemas.microsoft.com/office/word/2010/wordprocessingDrawing" xmlns:wp="http://schemas.openxmlformats.org/drawingml/2006/wordprocessingDrawing" xmlns:w10="urn:schemas-microsoft-com:office:word" xmlns:w="http://schemas.openxmlformats.org/wordprocessingml/2006/main" xmlns:w14="http://schemas.microsoft.com/office/word/2010/wordml" xmlns:w15="http://schemas.microsoft.com/office/word/2012/wordml" xmlns:w16cex="http://schemas.microsoft.com/office/word/2018/wordml/cex" xmlns:w16cid="http://schemas.microsoft.com/office/word/2016/wordml/cid" xmlns:w16="http://schemas.microsoft.com/office/word/2018/wordml" xmlns:w16du="http://schemas.microsoft.com/office/word/2023/wordml/word16du" xmlns:w16sdtdh="http://schemas.microsoft.com/office/word/2020/wordml/sdtdatahash" xmlns:w16se="http://schemas.microsoft.com/office/word/2015/wordml/symex" xmlns:wpg="http://schemas.microsoft.com/office/word/2010/wordprocessingGroup" xmlns:wpi="http://schemas.microsoft.com/office/word/2010/wordprocessingInk" xmlns:wne="http://schemas.microsoft.com/office/word/2006/wordml" xmlns:wps="http://schemas.microsoft.com/office/word/2010/wordprocessingShape" mc:Ignorable="w14 w15 w16se w16cid w16 w16cex w16sdtdh w16du wp14">
+<w:document xmlns:o="urn:schemas-microsoft-com:office:office" xmlns:r="http://schemas.openxmlformats.org/officeDocument/2006/relationships" xmlns:v="urn:schemas-microsoft-com:vml" xmlns:w="http://schemas.openxmlformats.org/wordprocessingml/2006/main" xmlns:w10="urn:schemas-microsoft-com:office:word" xmlns:wp="http://schemas.openxmlformats.org/drawingml/2006/wordprocessingDrawing" xmlns:wps="http://schemas.microsoft.com/office/word/2010/wordprocessingShape" xmlns:wpg="http://schemas.microsoft.com/office/word/2010/wordprocessingGroup" xmlns:mc="http://schemas.openxmlformats.org/markup-compatibility/2006" xmlns:wp14="http://schemas.microsoft.com/office/word/2010/wordprocessingDrawing" xmlns:w14="http://schemas.microsoft.com/office/word/2010/wordml" mc:Ignorable="w14 wp14">
   <w:body>
     <w:p>
       <w:pPr>
+        <w:pStyle w:val="Normal"/>
         <w:jc w:val="right"/>
         <w:rPr>
           <w:rFonts w:ascii="Arial" w:hAnsi="Arial" w:cs="Arial"/>
@@ -11,9 +12,17 @@
           <w:szCs w:val="48"/>
         </w:rPr>
       </w:pPr>
-    </w:p>
-    <w:p>
-      <w:pPr>
+      <w:r>
+        <w:rPr>
+          <w:rFonts w:cs="Arial" w:ascii="Arial" w:hAnsi="Arial"/>
+          <w:sz w:val="48"/>
+          <w:szCs w:val="48"/>
+        </w:rPr>
+      </w:r>
+    </w:p>
+    <w:p>
+      <w:pPr>
+        <w:pStyle w:val="Normal"/>
         <w:jc w:val="right"/>
         <w:rPr>
           <w:rFonts w:ascii="Arial" w:hAnsi="Arial" w:cs="Arial"/>
@@ -22,11 +31,8 @@
         </w:rPr>
       </w:pPr>
       <w:r>
-        <w:rPr>
-          <w:noProof/>
-        </w:rPr>
         <w:drawing>
-          <wp:anchor distT="0" distB="0" distL="0" distR="0" simplePos="0" relativeHeight="2" behindDoc="1" locked="0" layoutInCell="1" allowOverlap="1" wp14:anchorId="355E1272" wp14:editId="74F67B0C">
+          <wp:anchor behindDoc="1" distT="0" distB="0" distL="0" distR="0" simplePos="0" locked="0" layoutInCell="1" allowOverlap="1" relativeHeight="2">
             <wp:simplePos x="0" y="0"/>
             <wp:positionH relativeFrom="margin">
               <wp:align>left</wp:align>
@@ -37,7 +43,7 @@
             <wp:extent cx="2546985" cy="1105535"/>
             <wp:effectExtent l="0" t="0" r="0" b="0"/>
             <wp:wrapNone/>
-            <wp:docPr id="1" name="Image 2"/>
+            <wp:docPr id="1" name="Image 2" descr=""/>
             <wp:cNvGraphicFramePr>
               <a:graphicFrameLocks xmlns:a="http://schemas.openxmlformats.org/drawingml/2006/main" noChangeAspect="1"/>
             </wp:cNvGraphicFramePr>
@@ -45,13 +51,13 @@
               <a:graphicData uri="http://schemas.openxmlformats.org/drawingml/2006/picture">
                 <pic:pic xmlns:pic="http://schemas.openxmlformats.org/drawingml/2006/picture">
                   <pic:nvPicPr>
-                    <pic:cNvPr id="1" name="Image 2"/>
+                    <pic:cNvPr id="1" name="Image 2" descr=""/>
                     <pic:cNvPicPr>
                       <a:picLocks noChangeAspect="1" noChangeArrowheads="1"/>
                     </pic:cNvPicPr>
                   </pic:nvPicPr>
                   <pic:blipFill>
-                    <a:blip r:embed="rId6"/>
+                    <a:blip r:embed="rId2"/>
                     <a:stretch>
                       <a:fillRect/>
                     </a:stretch>
@@ -73,61 +79,80 @@
       </w:r>
       <w:r>
         <w:rPr>
-          <w:rFonts w:ascii="Arial" w:hAnsi="Arial" w:cs="Arial"/>
+          <w:rFonts w:cs="Arial" w:ascii="Arial" w:hAnsi="Arial"/>
           <w:sz w:val="30"/>
           <w:szCs w:val="30"/>
         </w:rPr>
-        <w:t>Bases de données avancées</w:t>
-      </w:r>
-    </w:p>
-    <w:p>
-      <w:pPr>
-        <w:jc w:val="right"/>
-        <w:rPr>
-          <w:rFonts w:ascii="Arial" w:hAnsi="Arial" w:cs="Arial"/>
+        <w:t>B</w:t>
+      </w:r>
+      <w:r>
+        <w:rPr>
+          <w:rFonts w:cs="Arial" w:ascii="Arial" w:hAnsi="Arial"/>
           <w:sz w:val="30"/>
           <w:szCs w:val="30"/>
         </w:rPr>
-      </w:pPr>
-      <w:r>
+        <w:t>ases de données avancées</w:t>
+      </w:r>
+    </w:p>
+    <w:p>
+      <w:pPr>
+        <w:pStyle w:val="Normal"/>
+        <w:jc w:val="right"/>
         <w:rPr>
           <w:rFonts w:ascii="Arial" w:hAnsi="Arial" w:cs="Arial"/>
           <w:sz w:val="30"/>
           <w:szCs w:val="30"/>
         </w:rPr>
-        <w:t>GLO-4035</w:t>
-      </w:r>
-    </w:p>
-    <w:p>
-      <w:pPr>
-        <w:jc w:val="right"/>
-        <w:rPr>
-          <w:rFonts w:ascii="Arial" w:hAnsi="Arial" w:cs="Arial"/>
+      </w:pPr>
+      <w:r>
+        <w:rPr>
+          <w:rFonts w:cs="Arial" w:ascii="Arial" w:hAnsi="Arial"/>
           <w:sz w:val="30"/>
           <w:szCs w:val="30"/>
         </w:rPr>
-      </w:pPr>
-      <w:r>
+        <w:t>GLO-4035</w:t>
+      </w:r>
+    </w:p>
+    <w:p>
+      <w:pPr>
+        <w:pStyle w:val="Normal"/>
+        <w:jc w:val="right"/>
         <w:rPr>
           <w:rFonts w:ascii="Arial" w:hAnsi="Arial" w:cs="Arial"/>
           <w:sz w:val="30"/>
           <w:szCs w:val="30"/>
         </w:rPr>
-        <w:t>Automne 2024</w:t>
-      </w:r>
-    </w:p>
-    <w:p>
-      <w:pPr>
-        <w:jc w:val="right"/>
-        <w:rPr>
-          <w:rFonts w:ascii="Arial" w:hAnsi="Arial" w:cs="Arial"/>
+      </w:pPr>
+      <w:r>
+        <w:rPr>
+          <w:rFonts w:cs="Arial" w:ascii="Arial" w:hAnsi="Arial"/>
           <w:sz w:val="30"/>
           <w:szCs w:val="30"/>
         </w:rPr>
-      </w:pPr>
-    </w:p>
-    <w:p>
-      <w:pPr>
+        <w:t>Automne 2024</w:t>
+      </w:r>
+    </w:p>
+    <w:p>
+      <w:pPr>
+        <w:pStyle w:val="Normal"/>
+        <w:jc w:val="right"/>
+        <w:rPr>
+          <w:rFonts w:ascii="Arial" w:hAnsi="Arial" w:cs="Arial"/>
+          <w:sz w:val="30"/>
+          <w:szCs w:val="30"/>
+        </w:rPr>
+      </w:pPr>
+      <w:r>
+        <w:rPr>
+          <w:rFonts w:cs="Arial" w:ascii="Arial" w:hAnsi="Arial"/>
+          <w:sz w:val="30"/>
+          <w:szCs w:val="30"/>
+        </w:rPr>
+      </w:r>
+    </w:p>
+    <w:p>
+      <w:pPr>
+        <w:pStyle w:val="Normal"/>
         <w:jc w:val="right"/>
         <w:rPr>
           <w:rFonts w:ascii="Arial" w:hAnsi="Arial" w:cs="Arial"/>
@@ -135,9 +160,17 @@
           <w:szCs w:val="58"/>
         </w:rPr>
       </w:pPr>
-    </w:p>
-    <w:p>
-      <w:pPr>
+      <w:r>
+        <w:rPr>
+          <w:rFonts w:cs="Arial" w:ascii="Arial" w:hAnsi="Arial"/>
+          <w:sz w:val="58"/>
+          <w:szCs w:val="58"/>
+        </w:rPr>
+      </w:r>
+    </w:p>
+    <w:p>
+      <w:pPr>
+        <w:pStyle w:val="Normal"/>
         <w:jc w:val="center"/>
         <w:rPr>
           <w:rFonts w:ascii="Arial" w:hAnsi="Arial" w:cs="Arial"/>
@@ -145,29 +178,42 @@
       </w:pPr>
       <w:r>
         <w:rPr>
-          <w:rFonts w:ascii="Arial" w:hAnsi="Arial" w:cs="Arial"/>
+          <w:rFonts w:cs="Arial" w:ascii="Arial" w:hAnsi="Arial"/>
         </w:rPr>
         <w:t>Réalisé par</w:t>
       </w:r>
     </w:p>
     <w:p>
       <w:pPr>
+        <w:pStyle w:val="Normal"/>
         <w:jc w:val="center"/>
         <w:rPr>
           <w:rFonts w:ascii="Arial" w:hAnsi="Arial" w:cs="Arial"/>
         </w:rPr>
       </w:pPr>
-    </w:p>
-    <w:p>
-      <w:pPr>
+      <w:r>
+        <w:rPr>
+          <w:rFonts w:cs="Arial" w:ascii="Arial" w:hAnsi="Arial"/>
+        </w:rPr>
+      </w:r>
+    </w:p>
+    <w:p>
+      <w:pPr>
+        <w:pStyle w:val="Normal"/>
         <w:jc w:val="center"/>
         <w:rPr>
           <w:rFonts w:ascii="Arial" w:hAnsi="Arial" w:cs="Arial"/>
         </w:rPr>
       </w:pPr>
-    </w:p>
-    <w:p>
-      <w:pPr>
+      <w:r>
+        <w:rPr>
+          <w:rFonts w:cs="Arial" w:ascii="Arial" w:hAnsi="Arial"/>
+        </w:rPr>
+      </w:r>
+    </w:p>
+    <w:p>
+      <w:pPr>
+        <w:pStyle w:val="Normal"/>
         <w:jc w:val="center"/>
         <w:rPr>
           <w:rFonts w:ascii="Arial" w:hAnsi="Arial" w:cs="Arial"/>
@@ -175,13 +221,14 @@
       </w:pPr>
       <w:r>
         <w:rPr>
-          <w:rFonts w:ascii="Arial" w:hAnsi="Arial" w:cs="Arial"/>
+          <w:rFonts w:cs="Arial" w:ascii="Arial" w:hAnsi="Arial"/>
         </w:rPr>
         <w:t>Zack Dufresne (536 899 030)</w:t>
       </w:r>
     </w:p>
     <w:p>
       <w:pPr>
+        <w:pStyle w:val="Normal"/>
         <w:jc w:val="center"/>
         <w:rPr>
           <w:rFonts w:ascii="Arial" w:hAnsi="Arial" w:cs="Arial"/>
@@ -189,13 +236,14 @@
       </w:pPr>
       <w:r>
         <w:rPr>
-          <w:rFonts w:ascii="Arial" w:hAnsi="Arial" w:cs="Arial"/>
+          <w:rFonts w:cs="Arial" w:ascii="Arial" w:hAnsi="Arial"/>
         </w:rPr>
         <w:t>Charles-Étienne Dumont (536 960 589)</w:t>
       </w:r>
     </w:p>
     <w:p>
       <w:pPr>
+        <w:pStyle w:val="Normal"/>
         <w:jc w:val="center"/>
         <w:rPr>
           <w:rFonts w:ascii="Arial" w:hAnsi="Arial" w:cs="Arial"/>
@@ -203,13 +251,14 @@
       </w:pPr>
       <w:r>
         <w:rPr>
-          <w:rFonts w:ascii="Arial" w:hAnsi="Arial" w:cs="Arial"/>
+          <w:rFonts w:cs="Arial" w:ascii="Arial" w:hAnsi="Arial"/>
         </w:rPr>
         <w:t>Charles Brassard (536 783 602)</w:t>
       </w:r>
     </w:p>
     <w:p>
       <w:pPr>
+        <w:pStyle w:val="Normal"/>
         <w:jc w:val="center"/>
         <w:rPr>
           <w:rFonts w:ascii="Arial" w:hAnsi="Arial" w:cs="Arial"/>
@@ -217,29 +266,42 @@
       </w:pPr>
       <w:r>
         <w:rPr>
-          <w:rFonts w:ascii="Arial" w:hAnsi="Arial" w:cs="Arial"/>
+          <w:rFonts w:cs="Arial" w:ascii="Arial" w:hAnsi="Arial"/>
         </w:rPr>
         <w:t>Christian Fosso (536 904 549)</w:t>
       </w:r>
     </w:p>
     <w:p>
       <w:pPr>
+        <w:pStyle w:val="Normal"/>
         <w:jc w:val="center"/>
         <w:rPr>
           <w:rFonts w:ascii="Arial" w:hAnsi="Arial" w:cs="Arial"/>
         </w:rPr>
       </w:pPr>
-    </w:p>
-    <w:p>
-      <w:pPr>
+      <w:r>
+        <w:rPr>
+          <w:rFonts w:cs="Arial" w:ascii="Arial" w:hAnsi="Arial"/>
+        </w:rPr>
+      </w:r>
+    </w:p>
+    <w:p>
+      <w:pPr>
+        <w:pStyle w:val="Normal"/>
         <w:jc w:val="center"/>
         <w:rPr>
           <w:rFonts w:ascii="Arial" w:hAnsi="Arial" w:cs="Arial"/>
         </w:rPr>
       </w:pPr>
-    </w:p>
-    <w:p>
-      <w:pPr>
+      <w:r>
+        <w:rPr>
+          <w:rFonts w:cs="Arial" w:ascii="Arial" w:hAnsi="Arial"/>
+        </w:rPr>
+      </w:r>
+    </w:p>
+    <w:p>
+      <w:pPr>
+        <w:pStyle w:val="Normal"/>
         <w:jc w:val="center"/>
         <w:rPr>
           <w:rFonts w:ascii="Arial" w:hAnsi="Arial" w:cs="Arial"/>
@@ -249,7 +311,7 @@
       </w:pPr>
       <w:r>
         <w:rPr>
-          <w:rFonts w:ascii="Arial" w:hAnsi="Arial" w:cs="Arial"/>
+          <w:rFonts w:cs="Arial" w:ascii="Arial" w:hAnsi="Arial"/>
           <w:sz w:val="48"/>
           <w:szCs w:val="48"/>
         </w:rPr>
@@ -258,6 +320,7 @@
     </w:p>
     <w:p>
       <w:pPr>
+        <w:pStyle w:val="Normal"/>
         <w:jc w:val="center"/>
         <w:rPr>
           <w:rFonts w:ascii="Arial" w:hAnsi="Arial" w:cs="Arial"/>
@@ -265,9 +328,17 @@
           <w:szCs w:val="48"/>
         </w:rPr>
       </w:pPr>
-    </w:p>
-    <w:p>
-      <w:pPr>
+      <w:r>
+        <w:rPr>
+          <w:rFonts w:cs="Arial" w:ascii="Arial" w:hAnsi="Arial"/>
+          <w:sz w:val="48"/>
+          <w:szCs w:val="48"/>
+        </w:rPr>
+      </w:r>
+    </w:p>
+    <w:p>
+      <w:pPr>
+        <w:pStyle w:val="Normal"/>
         <w:jc w:val="center"/>
         <w:rPr>
           <w:rFonts w:ascii="Arial" w:hAnsi="Arial" w:cs="Arial"/>
@@ -275,13 +346,14 @@
       </w:pPr>
       <w:r>
         <w:rPr>
-          <w:rFonts w:ascii="Arial" w:hAnsi="Arial" w:cs="Arial"/>
+          <w:rFonts w:cs="Arial" w:ascii="Arial" w:hAnsi="Arial"/>
         </w:rPr>
         <w:t>Travail présenté à</w:t>
       </w:r>
     </w:p>
     <w:p>
       <w:pPr>
+        <w:pStyle w:val="Normal"/>
         <w:jc w:val="center"/>
         <w:rPr>
           <w:rFonts w:ascii="Arial" w:hAnsi="Arial" w:cs="Arial"/>
@@ -289,98 +361,105 @@
       </w:pPr>
       <w:r>
         <w:rPr>
-          <w:rFonts w:ascii="Arial" w:hAnsi="Arial" w:cs="Arial"/>
+          <w:rFonts w:cs="Arial" w:ascii="Arial" w:hAnsi="Arial"/>
         </w:rPr>
         <w:t>Eloïse Prévôt</w:t>
       </w:r>
     </w:p>
     <w:p>
       <w:pPr>
+        <w:pStyle w:val="Normal"/>
         <w:jc w:val="center"/>
         <w:rPr>
           <w:rFonts w:ascii="Arial" w:hAnsi="Arial" w:cs="Arial"/>
         </w:rPr>
       </w:pPr>
-    </w:p>
-    <w:p>
-      <w:pPr>
+      <w:r>
+        <w:rPr>
+          <w:rFonts w:cs="Arial" w:ascii="Arial" w:hAnsi="Arial"/>
+        </w:rPr>
+      </w:r>
+    </w:p>
+    <w:p>
+      <w:pPr>
+        <w:pStyle w:val="Normal"/>
         <w:jc w:val="center"/>
         <w:rPr>
           <w:rFonts w:ascii="Arial" w:hAnsi="Arial" w:cs="Arial"/>
         </w:rPr>
       </w:pPr>
-    </w:p>
-    <w:p>
-      <w:pPr>
+      <w:r>
+        <w:rPr>
+          <w:rFonts w:cs="Arial" w:ascii="Arial" w:hAnsi="Arial"/>
+        </w:rPr>
+      </w:r>
+    </w:p>
+    <w:p>
+      <w:pPr>
+        <w:pStyle w:val="Normal"/>
         <w:jc w:val="center"/>
         <w:rPr>
           <w:rFonts w:ascii="Arial" w:hAnsi="Arial" w:cs="Arial"/>
         </w:rPr>
       </w:pPr>
-    </w:p>
-    <w:p>
-      <w:pPr>
+      <w:r>
+        <w:rPr>
+          <w:rFonts w:cs="Arial" w:ascii="Arial" w:hAnsi="Arial"/>
+        </w:rPr>
+      </w:r>
+    </w:p>
+    <w:p>
+      <w:pPr>
+        <w:pStyle w:val="Normal"/>
         <w:jc w:val="center"/>
         <w:rPr>
           <w:rFonts w:ascii="Times New Roman" w:hAnsi="Times New Roman" w:cs="Times New Roman"/>
           <w:b/>
+          <w:b/>
           <w:bCs/>
         </w:rPr>
       </w:pPr>
       <w:r>
         <w:rPr>
-          <w:rFonts w:ascii="Arial" w:hAnsi="Arial" w:cs="Arial"/>
+          <w:rFonts w:cs="Arial" w:ascii="Arial" w:hAnsi="Arial"/>
         </w:rPr>
         <w:t>8 novembre 2024</w:t>
       </w:r>
     </w:p>
     <w:sdt>
       <w:sdtPr>
-        <w:rPr>
-          <w:rFonts w:asciiTheme="minorHAnsi" w:eastAsiaTheme="minorHAnsi" w:hAnsiTheme="minorHAnsi" w:cstheme="minorBidi"/>
-          <w:color w:val="auto"/>
-          <w:kern w:val="2"/>
-          <w:sz w:val="24"/>
-          <w:szCs w:val="24"/>
-          <w:lang w:val="fr-CA" w:eastAsia="en-US"/>
-          <w14:ligatures w14:val="standardContextual"/>
-        </w:rPr>
-        <w:id w:val="4640225"/>
         <w:docPartObj>
           <w:docPartGallery w:val="Table of Contents"/>
-          <w:docPartUnique/>
+          <w:docPartUnique w:val="true"/>
         </w:docPartObj>
       </w:sdtPr>
       <w:sdtContent>
         <w:p>
           <w:pPr>
-            <w:pStyle w:val="En-ttedetabledesmatires"/>
+            <w:pStyle w:val="TOCHeading"/>
             <w:rPr>
               <w:lang w:val="fr-CA"/>
             </w:rPr>
           </w:pPr>
           <w:r>
-            <w:rPr>
-              <w:lang w:val="fr-CA"/>
-            </w:rPr>
             <w:br w:type="page"/>
           </w:r>
           <w:r>
             <w:rPr>
               <w:lang w:val="fr-FR"/>
             </w:rPr>
-            <w:lastRenderedPageBreak/>
             <w:t>Table des matières</w:t>
           </w:r>
         </w:p>
         <w:p>
           <w:pPr>
-            <w:pStyle w:val="TM1"/>
+            <w:pStyle w:val="Contents1"/>
             <w:tabs>
-              <w:tab w:val="right" w:leader="dot" w:pos="8630"/>
+              <w:tab w:val="clear" w:pos="708"/>
+              <w:tab w:val="right" w:pos="8630" w:leader="dot"/>
             </w:tabs>
             <w:rPr>
-              <w:rFonts w:eastAsiaTheme="minorEastAsia"/>
+              <w:rFonts w:eastAsia="" w:eastAsiaTheme="minorEastAsia"/>
               <w:sz w:val="22"/>
               <w:szCs w:val="22"/>
               <w:lang w:val="en-CA" w:eastAsia="en-CA"/>
@@ -391,22 +470,26 @@
           </w:r>
           <w:r>
             <w:rPr>
+              <w:webHidden/>
               <w:rStyle w:val="IndexLink"/>
-              <w:webHidden/>
+              <w:vanish w:val="false"/>
             </w:rPr>
-            <w:instrText>TOC \z \o "1-3" \u \h</w:instrText>
+            <w:instrText> TOC \z \o "1-3" \u \h</w:instrText>
           </w:r>
           <w:r>
             <w:rPr>
+              <w:webHidden/>
               <w:rStyle w:val="IndexLink"/>
+              <w:vanish w:val="false"/>
             </w:rPr>
             <w:fldChar w:fldCharType="separate"/>
           </w:r>
           <w:hyperlink w:anchor="_Toc181719751">
             <w:r>
               <w:rPr>
-                <w:rStyle w:val="IndexLink"/>
-                <w:webHidden/>
+                <w:webHidden/>
+                <w:rStyle w:val="IndexLink"/>
+                <w:vanish w:val="false"/>
               </w:rPr>
               <w:t>Stratégie d’acquisition des données</w:t>
             </w:r>
@@ -421,11 +504,6 @@
                 <w:webHidden/>
               </w:rPr>
               <w:instrText>PAGEREF _Toc181719751 \h</w:instrText>
-            </w:r>
-            <w:r>
-              <w:rPr>
-                <w:webHidden/>
-              </w:rPr>
             </w:r>
             <w:r>
               <w:rPr>
@@ -450,12 +528,13 @@
         </w:p>
         <w:p>
           <w:pPr>
-            <w:pStyle w:val="TM2"/>
+            <w:pStyle w:val="Contents2"/>
             <w:tabs>
-              <w:tab w:val="right" w:leader="dot" w:pos="8630"/>
+              <w:tab w:val="clear" w:pos="708"/>
+              <w:tab w:val="right" w:pos="8630" w:leader="dot"/>
             </w:tabs>
             <w:rPr>
-              <w:rFonts w:eastAsiaTheme="minorEastAsia"/>
+              <w:rFonts w:eastAsia="" w:eastAsiaTheme="minorEastAsia"/>
               <w:sz w:val="22"/>
               <w:szCs w:val="22"/>
               <w:lang w:val="en-CA" w:eastAsia="en-CA"/>
@@ -464,8 +543,9 @@
           <w:hyperlink w:anchor="_Toc181719752">
             <w:r>
               <w:rPr>
-                <w:rStyle w:val="IndexLink"/>
-                <w:webHidden/>
+                <w:webHidden/>
+                <w:rStyle w:val="IndexLink"/>
+                <w:vanish w:val="false"/>
               </w:rPr>
               <w:t>Source et méthode d’extraction</w:t>
             </w:r>
@@ -480,11 +560,6 @@
                 <w:webHidden/>
               </w:rPr>
               <w:instrText>PAGEREF _Toc181719752 \h</w:instrText>
-            </w:r>
-            <w:r>
-              <w:rPr>
-                <w:webHidden/>
-              </w:rPr>
             </w:r>
             <w:r>
               <w:rPr>
@@ -509,12 +584,13 @@
         </w:p>
         <w:p>
           <w:pPr>
-            <w:pStyle w:val="TM3"/>
+            <w:pStyle w:val="Contents3"/>
             <w:tabs>
-              <w:tab w:val="right" w:leader="dot" w:pos="8630"/>
+              <w:tab w:val="clear" w:pos="708"/>
+              <w:tab w:val="right" w:pos="8630" w:leader="dot"/>
             </w:tabs>
             <w:rPr>
-              <w:rFonts w:eastAsiaTheme="minorEastAsia"/>
+              <w:rFonts w:eastAsia="" w:eastAsiaTheme="minorEastAsia"/>
               <w:sz w:val="22"/>
               <w:szCs w:val="22"/>
               <w:lang w:val="en-CA" w:eastAsia="en-CA"/>
@@ -523,8 +599,9 @@
           <w:hyperlink w:anchor="_Toc181719753">
             <w:r>
               <w:rPr>
-                <w:rStyle w:val="IndexLink"/>
-                <w:webHidden/>
+                <w:webHidden/>
+                <w:rStyle w:val="IndexLink"/>
+                <w:vanish w:val="false"/>
               </w:rPr>
               <w:t>Présentation de la ville</w:t>
             </w:r>
@@ -539,11 +616,6 @@
                 <w:webHidden/>
               </w:rPr>
               <w:instrText>PAGEREF _Toc181719753 \h</w:instrText>
-            </w:r>
-            <w:r>
-              <w:rPr>
-                <w:webHidden/>
-              </w:rPr>
             </w:r>
             <w:r>
               <w:rPr>
@@ -568,12 +640,13 @@
         </w:p>
         <w:p>
           <w:pPr>
-            <w:pStyle w:val="TM3"/>
+            <w:pStyle w:val="Contents3"/>
             <w:tabs>
-              <w:tab w:val="right" w:leader="dot" w:pos="8630"/>
+              <w:tab w:val="clear" w:pos="708"/>
+              <w:tab w:val="right" w:pos="8630" w:leader="dot"/>
             </w:tabs>
             <w:rPr>
-              <w:rFonts w:eastAsiaTheme="minorEastAsia"/>
+              <w:rFonts w:eastAsia="" w:eastAsiaTheme="minorEastAsia"/>
               <w:sz w:val="22"/>
               <w:szCs w:val="22"/>
               <w:lang w:val="en-CA" w:eastAsia="en-CA"/>
@@ -582,8 +655,9 @@
           <w:hyperlink w:anchor="_Toc181719754">
             <w:r>
               <w:rPr>
-                <w:rStyle w:val="IndexLink"/>
-                <w:webHidden/>
+                <w:webHidden/>
+                <w:rStyle w:val="IndexLink"/>
+                <w:vanish w:val="false"/>
               </w:rPr>
               <w:t>Source de données</w:t>
             </w:r>
@@ -598,11 +672,6 @@
                 <w:webHidden/>
               </w:rPr>
               <w:instrText>PAGEREF _Toc181719754 \h</w:instrText>
-            </w:r>
-            <w:r>
-              <w:rPr>
-                <w:webHidden/>
-              </w:rPr>
             </w:r>
             <w:r>
               <w:rPr>
@@ -627,12 +696,13 @@
         </w:p>
         <w:p>
           <w:pPr>
-            <w:pStyle w:val="TM3"/>
+            <w:pStyle w:val="Contents3"/>
             <w:tabs>
-              <w:tab w:val="right" w:leader="dot" w:pos="8630"/>
+              <w:tab w:val="clear" w:pos="708"/>
+              <w:tab w:val="right" w:pos="8630" w:leader="dot"/>
             </w:tabs>
             <w:rPr>
-              <w:rFonts w:eastAsiaTheme="minorEastAsia"/>
+              <w:rFonts w:eastAsia="" w:eastAsiaTheme="minorEastAsia"/>
               <w:sz w:val="22"/>
               <w:szCs w:val="22"/>
               <w:lang w:val="en-CA" w:eastAsia="en-CA"/>
@@ -641,8 +711,9 @@
           <w:hyperlink w:anchor="_Toc181719755">
             <w:r>
               <w:rPr>
-                <w:rStyle w:val="IndexLink"/>
-                <w:webHidden/>
+                <w:webHidden/>
+                <w:rStyle w:val="IndexLink"/>
+                <w:vanish w:val="false"/>
               </w:rPr>
               <w:t>Méthode d’obtention des données</w:t>
             </w:r>
@@ -657,11 +728,6 @@
                 <w:webHidden/>
               </w:rPr>
               <w:instrText>PAGEREF _Toc181719755 \h</w:instrText>
-            </w:r>
-            <w:r>
-              <w:rPr>
-                <w:webHidden/>
-              </w:rPr>
             </w:r>
             <w:r>
               <w:rPr>
@@ -686,12 +752,13 @@
         </w:p>
         <w:p>
           <w:pPr>
-            <w:pStyle w:val="TM3"/>
+            <w:pStyle w:val="Contents3"/>
             <w:tabs>
-              <w:tab w:val="right" w:leader="dot" w:pos="8630"/>
+              <w:tab w:val="clear" w:pos="708"/>
+              <w:tab w:val="right" w:pos="8630" w:leader="dot"/>
             </w:tabs>
             <w:rPr>
-              <w:rFonts w:eastAsiaTheme="minorEastAsia"/>
+              <w:rFonts w:eastAsia="" w:eastAsiaTheme="minorEastAsia"/>
               <w:sz w:val="22"/>
               <w:szCs w:val="22"/>
               <w:lang w:val="en-CA" w:eastAsia="en-CA"/>
@@ -700,8 +767,9 @@
           <w:hyperlink w:anchor="_Toc181719756">
             <w:r>
               <w:rPr>
-                <w:rStyle w:val="IndexLink"/>
-                <w:webHidden/>
+                <w:webHidden/>
+                <w:rStyle w:val="IndexLink"/>
+                <w:vanish w:val="false"/>
               </w:rPr>
               <w:t>Analyse des données</w:t>
             </w:r>
@@ -716,11 +784,6 @@
                 <w:webHidden/>
               </w:rPr>
               <w:instrText>PAGEREF _Toc181719756 \h</w:instrText>
-            </w:r>
-            <w:r>
-              <w:rPr>
-                <w:webHidden/>
-              </w:rPr>
             </w:r>
             <w:r>
               <w:rPr>
@@ -745,12 +808,13 @@
         </w:p>
         <w:p>
           <w:pPr>
-            <w:pStyle w:val="TM2"/>
+            <w:pStyle w:val="Contents2"/>
             <w:tabs>
-              <w:tab w:val="right" w:leader="dot" w:pos="8630"/>
+              <w:tab w:val="clear" w:pos="708"/>
+              <w:tab w:val="right" w:pos="8630" w:leader="dot"/>
             </w:tabs>
             <w:rPr>
-              <w:rFonts w:eastAsiaTheme="minorEastAsia"/>
+              <w:rFonts w:eastAsia="" w:eastAsiaTheme="minorEastAsia"/>
               <w:sz w:val="22"/>
               <w:szCs w:val="22"/>
               <w:lang w:val="en-CA" w:eastAsia="en-CA"/>
@@ -759,8 +823,9 @@
           <w:hyperlink w:anchor="_Toc181719757">
             <w:r>
               <w:rPr>
-                <w:rStyle w:val="IndexLink"/>
-                <w:webHidden/>
+                <w:webHidden/>
+                <w:rStyle w:val="IndexLink"/>
+                <w:vanish w:val="false"/>
               </w:rPr>
               <w:t>Présentation d’exemples de données sources</w:t>
             </w:r>
@@ -775,11 +840,6 @@
                 <w:webHidden/>
               </w:rPr>
               <w:instrText>PAGEREF _Toc181719757 \h</w:instrText>
-            </w:r>
-            <w:r>
-              <w:rPr>
-                <w:webHidden/>
-              </w:rPr>
             </w:r>
             <w:r>
               <w:rPr>
@@ -804,12 +864,13 @@
         </w:p>
         <w:p>
           <w:pPr>
-            <w:pStyle w:val="TM1"/>
+            <w:pStyle w:val="Contents1"/>
             <w:tabs>
-              <w:tab w:val="right" w:leader="dot" w:pos="8630"/>
+              <w:tab w:val="clear" w:pos="708"/>
+              <w:tab w:val="right" w:pos="8630" w:leader="dot"/>
             </w:tabs>
             <w:rPr>
-              <w:rFonts w:eastAsiaTheme="minorEastAsia"/>
+              <w:rFonts w:eastAsia="" w:eastAsiaTheme="minorEastAsia"/>
               <w:sz w:val="22"/>
               <w:szCs w:val="22"/>
               <w:lang w:val="en-CA" w:eastAsia="en-CA"/>
@@ -818,8 +879,9 @@
           <w:hyperlink w:anchor="_Toc181719758">
             <w:r>
               <w:rPr>
-                <w:rStyle w:val="IndexLink"/>
-                <w:webHidden/>
+                <w:webHidden/>
+                <w:rStyle w:val="IndexLink"/>
+                <w:vanish w:val="false"/>
               </w:rPr>
               <w:t>Technologies utilisées</w:t>
             </w:r>
@@ -834,11 +896,6 @@
                 <w:webHidden/>
               </w:rPr>
               <w:instrText>PAGEREF _Toc181719758 \h</w:instrText>
-            </w:r>
-            <w:r>
-              <w:rPr>
-                <w:webHidden/>
-              </w:rPr>
             </w:r>
             <w:r>
               <w:rPr>
@@ -863,12 +920,13 @@
         </w:p>
         <w:p>
           <w:pPr>
-            <w:pStyle w:val="TM2"/>
+            <w:pStyle w:val="Contents2"/>
             <w:tabs>
-              <w:tab w:val="right" w:leader="dot" w:pos="8630"/>
+              <w:tab w:val="clear" w:pos="708"/>
+              <w:tab w:val="right" w:pos="8630" w:leader="dot"/>
             </w:tabs>
             <w:rPr>
-              <w:rFonts w:eastAsiaTheme="minorEastAsia"/>
+              <w:rFonts w:eastAsia="" w:eastAsiaTheme="minorEastAsia"/>
               <w:sz w:val="22"/>
               <w:szCs w:val="22"/>
               <w:lang w:val="en-CA" w:eastAsia="en-CA"/>
@@ -877,8 +935,9 @@
           <w:hyperlink w:anchor="_Toc181719759">
             <w:r>
               <w:rPr>
-                <w:rStyle w:val="IndexLink"/>
-                <w:webHidden/>
+                <w:webHidden/>
+                <w:rStyle w:val="IndexLink"/>
+                <w:vanish w:val="false"/>
               </w:rPr>
               <w:t>Langage de programmation</w:t>
             </w:r>
@@ -893,11 +952,6 @@
                 <w:webHidden/>
               </w:rPr>
               <w:instrText>PAGEREF _Toc181719759 \h</w:instrText>
-            </w:r>
-            <w:r>
-              <w:rPr>
-                <w:webHidden/>
-              </w:rPr>
             </w:r>
             <w:r>
               <w:rPr>
@@ -922,12 +976,13 @@
         </w:p>
         <w:p>
           <w:pPr>
-            <w:pStyle w:val="TM2"/>
+            <w:pStyle w:val="Contents2"/>
             <w:tabs>
-              <w:tab w:val="right" w:leader="dot" w:pos="8630"/>
+              <w:tab w:val="clear" w:pos="708"/>
+              <w:tab w:val="right" w:pos="8630" w:leader="dot"/>
             </w:tabs>
             <w:rPr>
-              <w:rFonts w:eastAsiaTheme="minorEastAsia"/>
+              <w:rFonts w:eastAsia="" w:eastAsiaTheme="minorEastAsia"/>
               <w:sz w:val="22"/>
               <w:szCs w:val="22"/>
               <w:lang w:val="en-CA" w:eastAsia="en-CA"/>
@@ -936,8 +991,9 @@
           <w:hyperlink w:anchor="_Toc181719760">
             <w:r>
               <w:rPr>
-                <w:rStyle w:val="IndexLink"/>
-                <w:webHidden/>
+                <w:webHidden/>
+                <w:rStyle w:val="IndexLink"/>
+                <w:vanish w:val="false"/>
               </w:rPr>
               <w:t>Base de données</w:t>
             </w:r>
@@ -952,11 +1008,6 @@
                 <w:webHidden/>
               </w:rPr>
               <w:instrText>PAGEREF _Toc181719760 \h</w:instrText>
-            </w:r>
-            <w:r>
-              <w:rPr>
-                <w:webHidden/>
-              </w:rPr>
             </w:r>
             <w:r>
               <w:rPr>
@@ -981,12 +1032,13 @@
         </w:p>
         <w:p>
           <w:pPr>
-            <w:pStyle w:val="TM1"/>
+            <w:pStyle w:val="Contents1"/>
             <w:tabs>
-              <w:tab w:val="right" w:leader="dot" w:pos="8630"/>
+              <w:tab w:val="clear" w:pos="708"/>
+              <w:tab w:val="right" w:pos="8630" w:leader="dot"/>
             </w:tabs>
             <w:rPr>
-              <w:rFonts w:eastAsiaTheme="minorEastAsia"/>
+              <w:rFonts w:eastAsia="" w:eastAsiaTheme="minorEastAsia"/>
               <w:sz w:val="22"/>
               <w:szCs w:val="22"/>
               <w:lang w:val="en-CA" w:eastAsia="en-CA"/>
@@ -995,8 +1047,9 @@
           <w:hyperlink w:anchor="_Toc181719761">
             <w:r>
               <w:rPr>
-                <w:rStyle w:val="IndexLink"/>
-                <w:webHidden/>
+                <w:webHidden/>
+                <w:rStyle w:val="IndexLink"/>
+                <w:vanish w:val="false"/>
               </w:rPr>
               <w:t>Les détails du processus d’extraction, de transformation et de conversion (ETL)</w:t>
             </w:r>
@@ -1011,11 +1064,6 @@
                 <w:webHidden/>
               </w:rPr>
               <w:instrText>PAGEREF _Toc181719761 \h</w:instrText>
-            </w:r>
-            <w:r>
-              <w:rPr>
-                <w:webHidden/>
-              </w:rPr>
             </w:r>
             <w:r>
               <w:rPr>
@@ -1040,12 +1088,13 @@
         </w:p>
         <w:p>
           <w:pPr>
-            <w:pStyle w:val="TM2"/>
+            <w:pStyle w:val="Contents2"/>
             <w:tabs>
-              <w:tab w:val="right" w:leader="dot" w:pos="8630"/>
+              <w:tab w:val="clear" w:pos="708"/>
+              <w:tab w:val="right" w:pos="8630" w:leader="dot"/>
             </w:tabs>
             <w:rPr>
-              <w:rFonts w:eastAsiaTheme="minorEastAsia"/>
+              <w:rFonts w:eastAsia="" w:eastAsiaTheme="minorEastAsia"/>
               <w:sz w:val="22"/>
               <w:szCs w:val="22"/>
               <w:lang w:val="en-CA" w:eastAsia="en-CA"/>
@@ -1054,8 +1103,9 @@
           <w:hyperlink w:anchor="_Toc181719762">
             <w:r>
               <w:rPr>
-                <w:rStyle w:val="IndexLink"/>
-                <w:webHidden/>
+                <w:webHidden/>
+                <w:rStyle w:val="IndexLink"/>
+                <w:vanish w:val="false"/>
               </w:rPr>
               <w:t>Processus d’acquisition initiale des données</w:t>
             </w:r>
@@ -1070,11 +1120,6 @@
                 <w:webHidden/>
               </w:rPr>
               <w:instrText>PAGEREF _Toc181719762 \h</w:instrText>
-            </w:r>
-            <w:r>
-              <w:rPr>
-                <w:webHidden/>
-              </w:rPr>
             </w:r>
             <w:r>
               <w:rPr>
@@ -1099,12 +1144,13 @@
         </w:p>
         <w:p>
           <w:pPr>
-            <w:pStyle w:val="TM2"/>
+            <w:pStyle w:val="Contents2"/>
             <w:tabs>
-              <w:tab w:val="right" w:leader="dot" w:pos="8630"/>
+              <w:tab w:val="clear" w:pos="708"/>
+              <w:tab w:val="right" w:pos="8630" w:leader="dot"/>
             </w:tabs>
             <w:rPr>
-              <w:rFonts w:eastAsiaTheme="minorEastAsia"/>
+              <w:rFonts w:eastAsia="" w:eastAsiaTheme="minorEastAsia"/>
               <w:sz w:val="22"/>
               <w:szCs w:val="22"/>
               <w:lang w:val="en-CA" w:eastAsia="en-CA"/>
@@ -1113,10 +1159,39 @@
           <w:hyperlink w:anchor="_Toc181719763">
             <w:r>
               <w:rPr>
-                <w:rStyle w:val="IndexLink"/>
-                <w:webHidden/>
-              </w:rPr>
-              <w:t>Processus d'Acquisition Incrémental des données</w:t>
+                <w:webHidden/>
+                <w:rStyle w:val="IndexLink"/>
+                <w:vanish w:val="false"/>
+              </w:rPr>
+              <w:t>Processus d'</w:t>
+            </w:r>
+            <w:r>
+              <w:rPr>
+                <w:rStyle w:val="IndexLink"/>
+                <w:vanish w:val="false"/>
+              </w:rPr>
+              <w:t>a</w:t>
+            </w:r>
+            <w:r>
+              <w:rPr>
+                <w:rStyle w:val="IndexLink"/>
+                <w:vanish w:val="false"/>
+              </w:rPr>
+              <w:t>cquisition Incrémental</w:t>
+            </w:r>
+            <w:r>
+              <w:rPr>
+                <w:rStyle w:val="IndexLink"/>
+                <w:vanish w:val="false"/>
+              </w:rPr>
+              <w:t>e</w:t>
+            </w:r>
+            <w:r>
+              <w:rPr>
+                <w:rStyle w:val="IndexLink"/>
+                <w:vanish w:val="false"/>
+              </w:rPr>
+              <w:t xml:space="preserve"> des données</w:t>
             </w:r>
             <w:r>
               <w:rPr>
@@ -1129,11 +1204,6 @@
                 <w:webHidden/>
               </w:rPr>
               <w:instrText>PAGEREF _Toc181719763 \h</w:instrText>
-            </w:r>
-            <w:r>
-              <w:rPr>
-                <w:webHidden/>
-              </w:rPr>
             </w:r>
             <w:r>
               <w:rPr>
@@ -1158,12 +1228,13 @@
         </w:p>
         <w:p>
           <w:pPr>
-            <w:pStyle w:val="TM2"/>
+            <w:pStyle w:val="Contents2"/>
             <w:tabs>
-              <w:tab w:val="right" w:leader="dot" w:pos="8630"/>
+              <w:tab w:val="clear" w:pos="708"/>
+              <w:tab w:val="right" w:pos="8630" w:leader="dot"/>
             </w:tabs>
             <w:rPr>
-              <w:rFonts w:eastAsiaTheme="minorEastAsia"/>
+              <w:rFonts w:eastAsia="" w:eastAsiaTheme="minorEastAsia"/>
               <w:sz w:val="22"/>
               <w:szCs w:val="22"/>
               <w:lang w:val="en-CA" w:eastAsia="en-CA"/>
@@ -1172,8 +1243,9 @@
           <w:hyperlink w:anchor="_Toc181719764">
             <w:r>
               <w:rPr>
-                <w:rStyle w:val="IndexLink"/>
-                <w:webHidden/>
+                <w:webHidden/>
+                <w:rStyle w:val="IndexLink"/>
+                <w:vanish w:val="false"/>
               </w:rPr>
               <w:t>Processus de transformation des données</w:t>
             </w:r>
@@ -1188,11 +1260,6 @@
                 <w:webHidden/>
               </w:rPr>
               <w:instrText>PAGEREF _Toc181719764 \h</w:instrText>
-            </w:r>
-            <w:r>
-              <w:rPr>
-                <w:webHidden/>
-              </w:rPr>
             </w:r>
             <w:r>
               <w:rPr>
@@ -1217,12 +1284,13 @@
         </w:p>
         <w:p>
           <w:pPr>
-            <w:pStyle w:val="TM2"/>
+            <w:pStyle w:val="Contents2"/>
             <w:tabs>
-              <w:tab w:val="right" w:leader="dot" w:pos="8630"/>
+              <w:tab w:val="clear" w:pos="708"/>
+              <w:tab w:val="right" w:pos="8630" w:leader="dot"/>
             </w:tabs>
             <w:rPr>
-              <w:rFonts w:eastAsiaTheme="minorEastAsia"/>
+              <w:rFonts w:eastAsia="" w:eastAsiaTheme="minorEastAsia"/>
               <w:sz w:val="22"/>
               <w:szCs w:val="22"/>
               <w:lang w:val="en-CA" w:eastAsia="en-CA"/>
@@ -1231,8 +1299,9 @@
           <w:hyperlink w:anchor="_Toc181719765">
             <w:r>
               <w:rPr>
-                <w:rStyle w:val="IndexLink"/>
-                <w:webHidden/>
+                <w:webHidden/>
+                <w:rStyle w:val="IndexLink"/>
+                <w:vanish w:val="false"/>
               </w:rPr>
               <w:t>Schéma du pipeline d’ETL</w:t>
             </w:r>
@@ -1247,11 +1316,6 @@
                 <w:webHidden/>
               </w:rPr>
               <w:instrText>PAGEREF _Toc181719765 \h</w:instrText>
-            </w:r>
-            <w:r>
-              <w:rPr>
-                <w:webHidden/>
-              </w:rPr>
             </w:r>
             <w:r>
               <w:rPr>
@@ -1276,12 +1340,13 @@
         </w:p>
         <w:p>
           <w:pPr>
-            <w:pStyle w:val="TM1"/>
+            <w:pStyle w:val="Contents1"/>
             <w:tabs>
-              <w:tab w:val="right" w:leader="dot" w:pos="8630"/>
+              <w:tab w:val="clear" w:pos="708"/>
+              <w:tab w:val="right" w:pos="8630" w:leader="dot"/>
             </w:tabs>
             <w:rPr>
-              <w:rFonts w:eastAsiaTheme="minorEastAsia"/>
+              <w:rFonts w:eastAsia="" w:eastAsiaTheme="minorEastAsia"/>
               <w:sz w:val="22"/>
               <w:szCs w:val="22"/>
               <w:lang w:val="en-CA" w:eastAsia="en-CA"/>
@@ -1290,8 +1355,9 @@
           <w:hyperlink w:anchor="_Toc181719766">
             <w:r>
               <w:rPr>
-                <w:rStyle w:val="IndexLink"/>
-                <w:webHidden/>
+                <w:webHidden/>
+                <w:rStyle w:val="IndexLink"/>
+                <w:vanish w:val="false"/>
               </w:rPr>
               <w:t>Annexes</w:t>
             </w:r>
@@ -1306,11 +1372,6 @@
                 <w:webHidden/>
               </w:rPr>
               <w:instrText>PAGEREF _Toc181719766 \h</w:instrText>
-            </w:r>
-            <w:r>
-              <w:rPr>
-                <w:webHidden/>
-              </w:rPr>
             </w:r>
             <w:r>
               <w:rPr>
@@ -1335,12 +1396,13 @@
         </w:p>
         <w:p>
           <w:pPr>
-            <w:pStyle w:val="TM2"/>
+            <w:pStyle w:val="Contents2"/>
             <w:tabs>
-              <w:tab w:val="right" w:leader="dot" w:pos="8630"/>
+              <w:tab w:val="clear" w:pos="708"/>
+              <w:tab w:val="right" w:pos="8630" w:leader="dot"/>
             </w:tabs>
             <w:rPr>
-              <w:rFonts w:eastAsiaTheme="minorEastAsia"/>
+              <w:rFonts w:eastAsia="" w:eastAsiaTheme="minorEastAsia"/>
               <w:sz w:val="22"/>
               <w:szCs w:val="22"/>
               <w:lang w:val="en-CA" w:eastAsia="en-CA"/>
@@ -1349,8 +1411,9 @@
           <w:hyperlink w:anchor="_Toc181719767">
             <w:r>
               <w:rPr>
-                <w:rStyle w:val="IndexLink"/>
-                <w:webHidden/>
+                <w:webHidden/>
+                <w:rStyle w:val="IndexLink"/>
+                <w:vanish w:val="false"/>
               </w:rPr>
               <w:t>Annexe 1</w:t>
             </w:r>
@@ -1365,11 +1428,6 @@
                 <w:webHidden/>
               </w:rPr>
               <w:instrText>PAGEREF _Toc181719767 \h</w:instrText>
-            </w:r>
-            <w:r>
-              <w:rPr>
-                <w:webHidden/>
-              </w:rPr>
             </w:r>
             <w:r>
               <w:rPr>
@@ -1394,12 +1452,13 @@
         </w:p>
         <w:p>
           <w:pPr>
-            <w:pStyle w:val="TM2"/>
+            <w:pStyle w:val="Contents2"/>
             <w:tabs>
-              <w:tab w:val="right" w:leader="dot" w:pos="8630"/>
+              <w:tab w:val="clear" w:pos="708"/>
+              <w:tab w:val="right" w:pos="8630" w:leader="dot"/>
             </w:tabs>
             <w:rPr>
-              <w:rFonts w:eastAsiaTheme="minorEastAsia"/>
+              <w:rFonts w:eastAsia="" w:eastAsiaTheme="minorEastAsia"/>
               <w:sz w:val="22"/>
               <w:szCs w:val="22"/>
               <w:lang w:val="en-CA" w:eastAsia="en-CA"/>
@@ -1408,8 +1467,9 @@
           <w:hyperlink w:anchor="_Toc181719768">
             <w:r>
               <w:rPr>
-                <w:rStyle w:val="IndexLink"/>
-                <w:webHidden/>
+                <w:webHidden/>
+                <w:rStyle w:val="IndexLink"/>
+                <w:vanish w:val="false"/>
               </w:rPr>
               <w:t>Annexe 2</w:t>
             </w:r>
@@ -1424,11 +1484,6 @@
                 <w:webHidden/>
               </w:rPr>
               <w:instrText>PAGEREF _Toc181719768 \h</w:instrText>
-            </w:r>
-            <w:r>
-              <w:rPr>
-                <w:webHidden/>
-              </w:rPr>
             </w:r>
             <w:r>
               <w:rPr>
@@ -1453,12 +1508,13 @@
         </w:p>
         <w:p>
           <w:pPr>
-            <w:pStyle w:val="TM2"/>
+            <w:pStyle w:val="Contents2"/>
             <w:tabs>
-              <w:tab w:val="right" w:leader="dot" w:pos="8630"/>
+              <w:tab w:val="clear" w:pos="708"/>
+              <w:tab w:val="right" w:pos="8630" w:leader="dot"/>
             </w:tabs>
             <w:rPr>
-              <w:rFonts w:eastAsiaTheme="minorEastAsia"/>
+              <w:rFonts w:eastAsia="" w:eastAsiaTheme="minorEastAsia"/>
               <w:sz w:val="22"/>
               <w:szCs w:val="22"/>
               <w:lang w:val="en-CA" w:eastAsia="en-CA"/>
@@ -1467,8 +1523,9 @@
           <w:hyperlink w:anchor="_Toc181719769">
             <w:r>
               <w:rPr>
-                <w:rStyle w:val="IndexLink"/>
-                <w:webHidden/>
+                <w:webHidden/>
+                <w:rStyle w:val="IndexLink"/>
+                <w:vanish w:val="false"/>
               </w:rPr>
               <w:t>Annexe 3</w:t>
             </w:r>
@@ -1483,11 +1540,6 @@
                 <w:webHidden/>
               </w:rPr>
               <w:instrText>PAGEREF _Toc181719769 \h</w:instrText>
-            </w:r>
-            <w:r>
-              <w:rPr>
-                <w:webHidden/>
-              </w:rPr>
             </w:r>
             <w:r>
               <w:rPr>
@@ -1512,12 +1564,13 @@
         </w:p>
         <w:p>
           <w:pPr>
-            <w:pStyle w:val="TM2"/>
+            <w:pStyle w:val="Contents2"/>
             <w:tabs>
-              <w:tab w:val="right" w:leader="dot" w:pos="8630"/>
+              <w:tab w:val="clear" w:pos="708"/>
+              <w:tab w:val="right" w:pos="8630" w:leader="dot"/>
             </w:tabs>
             <w:rPr>
-              <w:rFonts w:eastAsiaTheme="minorEastAsia"/>
+              <w:rFonts w:eastAsia="" w:eastAsiaTheme="minorEastAsia"/>
               <w:sz w:val="22"/>
               <w:szCs w:val="22"/>
               <w:lang w:val="en-CA" w:eastAsia="en-CA"/>
@@ -1526,8 +1579,9 @@
           <w:hyperlink w:anchor="_Toc181719770">
             <w:r>
               <w:rPr>
-                <w:rStyle w:val="IndexLink"/>
-                <w:webHidden/>
+                <w:webHidden/>
+                <w:rStyle w:val="IndexLink"/>
+                <w:vanish w:val="false"/>
               </w:rPr>
               <w:t>Annexe 4</w:t>
             </w:r>
@@ -1542,11 +1596,6 @@
                 <w:webHidden/>
               </w:rPr>
               <w:instrText>PAGEREF _Toc181719770 \h</w:instrText>
-            </w:r>
-            <w:r>
-              <w:rPr>
-                <w:webHidden/>
-              </w:rPr>
             </w:r>
             <w:r>
               <w:rPr>
@@ -1571,12 +1620,13 @@
         </w:p>
         <w:p>
           <w:pPr>
-            <w:pStyle w:val="TM2"/>
+            <w:pStyle w:val="Contents2"/>
             <w:tabs>
-              <w:tab w:val="right" w:leader="dot" w:pos="8630"/>
+              <w:tab w:val="clear" w:pos="708"/>
+              <w:tab w:val="right" w:pos="8630" w:leader="dot"/>
             </w:tabs>
             <w:rPr>
-              <w:rFonts w:eastAsiaTheme="minorEastAsia"/>
+              <w:rFonts w:eastAsia="" w:eastAsiaTheme="minorEastAsia"/>
               <w:sz w:val="22"/>
               <w:szCs w:val="22"/>
               <w:lang w:val="en-CA" w:eastAsia="en-CA"/>
@@ -1585,8 +1635,9 @@
           <w:hyperlink w:anchor="_Toc181719771">
             <w:r>
               <w:rPr>
-                <w:rStyle w:val="IndexLink"/>
-                <w:webHidden/>
+                <w:webHidden/>
+                <w:rStyle w:val="IndexLink"/>
+                <w:vanish w:val="false"/>
               </w:rPr>
               <w:t>Annexe 5</w:t>
             </w:r>
@@ -1601,11 +1652,6 @@
                 <w:webHidden/>
               </w:rPr>
               <w:instrText>PAGEREF _Toc181719771 \h</w:instrText>
-            </w:r>
-            <w:r>
-              <w:rPr>
-                <w:webHidden/>
-              </w:rPr>
             </w:r>
             <w:r>
               <w:rPr>
@@ -1630,12 +1676,13 @@
         </w:p>
         <w:p>
           <w:pPr>
-            <w:pStyle w:val="TM2"/>
+            <w:pStyle w:val="Contents2"/>
             <w:tabs>
-              <w:tab w:val="right" w:leader="dot" w:pos="8630"/>
+              <w:tab w:val="clear" w:pos="708"/>
+              <w:tab w:val="right" w:pos="8630" w:leader="dot"/>
             </w:tabs>
             <w:rPr>
-              <w:rFonts w:eastAsiaTheme="minorEastAsia"/>
+              <w:rFonts w:eastAsia="" w:eastAsiaTheme="minorEastAsia"/>
               <w:sz w:val="22"/>
               <w:szCs w:val="22"/>
               <w:lang w:val="en-CA" w:eastAsia="en-CA"/>
@@ -1644,8 +1691,9 @@
           <w:hyperlink w:anchor="_Toc181719772">
             <w:r>
               <w:rPr>
-                <w:rStyle w:val="IndexLink"/>
-                <w:webHidden/>
+                <w:webHidden/>
+                <w:rStyle w:val="IndexLink"/>
+                <w:vanish w:val="false"/>
               </w:rPr>
               <w:t>Annexe 6</w:t>
             </w:r>
@@ -1660,11 +1708,6 @@
                 <w:webHidden/>
               </w:rPr>
               <w:instrText>PAGEREF _Toc181719772 \h</w:instrText>
-            </w:r>
-            <w:r>
-              <w:rPr>
-                <w:webHidden/>
-              </w:rPr>
             </w:r>
             <w:r>
               <w:rPr>
@@ -1689,12 +1732,13 @@
         </w:p>
         <w:p>
           <w:pPr>
-            <w:pStyle w:val="TM2"/>
+            <w:pStyle w:val="Contents2"/>
             <w:tabs>
-              <w:tab w:val="right" w:leader="dot" w:pos="8630"/>
+              <w:tab w:val="clear" w:pos="708"/>
+              <w:tab w:val="right" w:pos="8630" w:leader="dot"/>
             </w:tabs>
             <w:rPr>
-              <w:rFonts w:eastAsiaTheme="minorEastAsia"/>
+              <w:rFonts w:eastAsia="" w:eastAsiaTheme="minorEastAsia"/>
               <w:sz w:val="22"/>
               <w:szCs w:val="22"/>
               <w:lang w:val="en-CA" w:eastAsia="en-CA"/>
@@ -1703,8 +1747,9 @@
           <w:hyperlink w:anchor="_Toc181719773">
             <w:r>
               <w:rPr>
-                <w:rStyle w:val="IndexLink"/>
-                <w:webHidden/>
+                <w:webHidden/>
+                <w:rStyle w:val="IndexLink"/>
+                <w:vanish w:val="false"/>
               </w:rPr>
               <w:t>Annexe 7</w:t>
             </w:r>
@@ -1719,11 +1764,6 @@
                 <w:webHidden/>
               </w:rPr>
               <w:instrText>PAGEREF _Toc181719773 \h</w:instrText>
-            </w:r>
-            <w:r>
-              <w:rPr>
-                <w:webHidden/>
-              </w:rPr>
             </w:r>
             <w:r>
               <w:rPr>
@@ -1748,12 +1788,13 @@
         </w:p>
         <w:p>
           <w:pPr>
-            <w:pStyle w:val="TM2"/>
+            <w:pStyle w:val="Contents2"/>
             <w:tabs>
-              <w:tab w:val="right" w:leader="dot" w:pos="8630"/>
+              <w:tab w:val="clear" w:pos="708"/>
+              <w:tab w:val="right" w:pos="8630" w:leader="dot"/>
             </w:tabs>
             <w:rPr>
-              <w:rFonts w:eastAsiaTheme="minorEastAsia"/>
+              <w:rFonts w:eastAsia="" w:eastAsiaTheme="minorEastAsia"/>
               <w:sz w:val="22"/>
               <w:szCs w:val="22"/>
               <w:lang w:val="en-CA" w:eastAsia="en-CA"/>
@@ -1762,8 +1803,9 @@
           <w:hyperlink w:anchor="_Toc181719774">
             <w:r>
               <w:rPr>
-                <w:rStyle w:val="IndexLink"/>
-                <w:webHidden/>
+                <w:webHidden/>
+                <w:rStyle w:val="IndexLink"/>
+                <w:vanish w:val="false"/>
               </w:rPr>
               <w:t>Annexe 8</w:t>
             </w:r>
@@ -1778,11 +1820,6 @@
                 <w:webHidden/>
               </w:rPr>
               <w:instrText>PAGEREF _Toc181719774 \h</w:instrText>
-            </w:r>
-            <w:r>
-              <w:rPr>
-                <w:webHidden/>
-              </w:rPr>
             </w:r>
             <w:r>
               <w:rPr>
@@ -1807,12 +1844,13 @@
         </w:p>
         <w:p>
           <w:pPr>
-            <w:pStyle w:val="TM2"/>
+            <w:pStyle w:val="Contents2"/>
             <w:tabs>
-              <w:tab w:val="right" w:leader="dot" w:pos="8630"/>
+              <w:tab w:val="clear" w:pos="708"/>
+              <w:tab w:val="right" w:pos="8630" w:leader="dot"/>
             </w:tabs>
             <w:rPr>
-              <w:rFonts w:eastAsiaTheme="minorEastAsia"/>
+              <w:rFonts w:eastAsia="" w:eastAsiaTheme="minorEastAsia"/>
               <w:sz w:val="22"/>
               <w:szCs w:val="22"/>
               <w:lang w:val="en-CA" w:eastAsia="en-CA"/>
@@ -1821,8 +1859,9 @@
           <w:hyperlink w:anchor="_Toc181719775">
             <w:r>
               <w:rPr>
-                <w:rStyle w:val="IndexLink"/>
-                <w:webHidden/>
+                <w:webHidden/>
+                <w:rStyle w:val="IndexLink"/>
+                <w:vanish w:val="false"/>
               </w:rPr>
               <w:t>Annexe 9</w:t>
             </w:r>
@@ -1837,11 +1876,6 @@
                 <w:webHidden/>
               </w:rPr>
               <w:instrText>PAGEREF _Toc181719775 \h</w:instrText>
-            </w:r>
-            <w:r>
-              <w:rPr>
-                <w:webHidden/>
-              </w:rPr>
             </w:r>
             <w:r>
               <w:rPr>
@@ -1866,12 +1900,13 @@
         </w:p>
         <w:p>
           <w:pPr>
-            <w:pStyle w:val="TM2"/>
+            <w:pStyle w:val="Contents2"/>
             <w:tabs>
-              <w:tab w:val="right" w:leader="dot" w:pos="8630"/>
+              <w:tab w:val="clear" w:pos="708"/>
+              <w:tab w:val="right" w:pos="8630" w:leader="dot"/>
             </w:tabs>
             <w:rPr>
-              <w:rFonts w:eastAsiaTheme="minorEastAsia"/>
+              <w:rFonts w:eastAsia="" w:eastAsiaTheme="minorEastAsia"/>
               <w:sz w:val="22"/>
               <w:szCs w:val="22"/>
               <w:lang w:val="en-CA" w:eastAsia="en-CA"/>
@@ -1880,8 +1915,9 @@
           <w:hyperlink w:anchor="_Toc181719776">
             <w:r>
               <w:rPr>
-                <w:rStyle w:val="IndexLink"/>
-                <w:webHidden/>
+                <w:webHidden/>
+                <w:rStyle w:val="IndexLink"/>
+                <w:vanish w:val="false"/>
               </w:rPr>
               <w:t>Annexe 10</w:t>
             </w:r>
@@ -1896,11 +1932,6 @@
                 <w:webHidden/>
               </w:rPr>
               <w:instrText>PAGEREF _Toc181719776 \h</w:instrText>
-            </w:r>
-            <w:r>
-              <w:rPr>
-                <w:webHidden/>
-              </w:rPr>
             </w:r>
             <w:r>
               <w:rPr>
@@ -1925,12 +1956,13 @@
         </w:p>
         <w:p>
           <w:pPr>
-            <w:pStyle w:val="TM2"/>
+            <w:pStyle w:val="Contents2"/>
             <w:tabs>
-              <w:tab w:val="right" w:leader="dot" w:pos="8630"/>
+              <w:tab w:val="clear" w:pos="708"/>
+              <w:tab w:val="right" w:pos="8630" w:leader="dot"/>
             </w:tabs>
             <w:rPr>
-              <w:rFonts w:eastAsiaTheme="minorEastAsia"/>
+              <w:rFonts w:eastAsia="" w:eastAsiaTheme="minorEastAsia"/>
               <w:sz w:val="22"/>
               <w:szCs w:val="22"/>
               <w:lang w:val="en-CA" w:eastAsia="en-CA"/>
@@ -1939,8 +1971,9 @@
           <w:hyperlink w:anchor="_Toc181719777">
             <w:r>
               <w:rPr>
-                <w:rStyle w:val="IndexLink"/>
-                <w:webHidden/>
+                <w:webHidden/>
+                <w:rStyle w:val="IndexLink"/>
+                <w:vanish w:val="false"/>
               </w:rPr>
               <w:t>Annexe 11</w:t>
             </w:r>
@@ -1955,11 +1988,6 @@
                 <w:webHidden/>
               </w:rPr>
               <w:instrText>PAGEREF _Toc181719777 \h</w:instrText>
-            </w:r>
-            <w:r>
-              <w:rPr>
-                <w:webHidden/>
-              </w:rPr>
             </w:r>
             <w:r>
               <w:rPr>
@@ -1984,12 +2012,13 @@
         </w:p>
         <w:p>
           <w:pPr>
-            <w:pStyle w:val="TM2"/>
+            <w:pStyle w:val="Contents2"/>
             <w:tabs>
-              <w:tab w:val="right" w:leader="dot" w:pos="8630"/>
+              <w:tab w:val="clear" w:pos="708"/>
+              <w:tab w:val="right" w:pos="8630" w:leader="dot"/>
             </w:tabs>
             <w:rPr>
-              <w:rFonts w:eastAsiaTheme="minorEastAsia"/>
+              <w:rFonts w:eastAsia="" w:eastAsiaTheme="minorEastAsia"/>
               <w:sz w:val="22"/>
               <w:szCs w:val="22"/>
               <w:lang w:val="en-CA" w:eastAsia="en-CA"/>
@@ -1998,8 +2027,9 @@
           <w:hyperlink w:anchor="_Toc181719778">
             <w:r>
               <w:rPr>
-                <w:rStyle w:val="IndexLink"/>
-                <w:webHidden/>
+                <w:webHidden/>
+                <w:rStyle w:val="IndexLink"/>
+                <w:vanish w:val="false"/>
               </w:rPr>
               <w:t>Annexe 12</w:t>
             </w:r>
@@ -2014,11 +2044,6 @@
                 <w:webHidden/>
               </w:rPr>
               <w:instrText>PAGEREF _Toc181719778 \h</w:instrText>
-            </w:r>
-            <w:r>
-              <w:rPr>
-                <w:webHidden/>
-              </w:rPr>
             </w:r>
             <w:r>
               <w:rPr>
@@ -2043,12 +2068,13 @@
         </w:p>
         <w:p>
           <w:pPr>
-            <w:pStyle w:val="TM2"/>
+            <w:pStyle w:val="Contents2"/>
             <w:tabs>
-              <w:tab w:val="right" w:leader="dot" w:pos="8630"/>
+              <w:tab w:val="clear" w:pos="708"/>
+              <w:tab w:val="right" w:pos="8630" w:leader="dot"/>
             </w:tabs>
             <w:rPr>
-              <w:rFonts w:eastAsiaTheme="minorEastAsia"/>
+              <w:rFonts w:eastAsia="" w:eastAsiaTheme="minorEastAsia"/>
               <w:sz w:val="22"/>
               <w:szCs w:val="22"/>
               <w:lang w:val="en-CA" w:eastAsia="en-CA"/>
@@ -2057,8 +2083,9 @@
           <w:hyperlink w:anchor="_Toc181719779">
             <w:r>
               <w:rPr>
-                <w:rStyle w:val="IndexLink"/>
-                <w:webHidden/>
+                <w:webHidden/>
+                <w:rStyle w:val="IndexLink"/>
+                <w:vanish w:val="false"/>
               </w:rPr>
               <w:t>Annexe 13</w:t>
             </w:r>
@@ -2073,11 +2100,6 @@
                 <w:webHidden/>
               </w:rPr>
               <w:instrText>PAGEREF _Toc181719779 \h</w:instrText>
-            </w:r>
-            <w:r>
-              <w:rPr>
-                <w:webHidden/>
-              </w:rPr>
             </w:r>
             <w:r>
               <w:rPr>
@@ -2102,12 +2124,13 @@
         </w:p>
         <w:p>
           <w:pPr>
-            <w:pStyle w:val="TM2"/>
+            <w:pStyle w:val="Contents2"/>
             <w:tabs>
-              <w:tab w:val="right" w:leader="dot" w:pos="8630"/>
+              <w:tab w:val="clear" w:pos="708"/>
+              <w:tab w:val="right" w:pos="8630" w:leader="dot"/>
             </w:tabs>
             <w:rPr>
-              <w:rFonts w:eastAsiaTheme="minorEastAsia"/>
+              <w:rFonts w:eastAsia="" w:eastAsiaTheme="minorEastAsia"/>
               <w:sz w:val="22"/>
               <w:szCs w:val="22"/>
               <w:lang w:val="en-CA" w:eastAsia="en-CA"/>
@@ -2116,8 +2139,9 @@
           <w:hyperlink w:anchor="_Toc181719780">
             <w:r>
               <w:rPr>
-                <w:rStyle w:val="IndexLink"/>
-                <w:webHidden/>
+                <w:webHidden/>
+                <w:rStyle w:val="IndexLink"/>
+                <w:vanish w:val="false"/>
               </w:rPr>
               <w:t>Annexe 14</w:t>
             </w:r>
@@ -2132,11 +2156,6 @@
                 <w:webHidden/>
               </w:rPr>
               <w:instrText>PAGEREF _Toc181719780 \h</w:instrText>
-            </w:r>
-            <w:r>
-              <w:rPr>
-                <w:webHidden/>
-              </w:rPr>
             </w:r>
             <w:r>
               <w:rPr>
@@ -2161,12 +2180,13 @@
         </w:p>
         <w:p>
           <w:pPr>
-            <w:pStyle w:val="TM2"/>
+            <w:pStyle w:val="Contents2"/>
             <w:tabs>
-              <w:tab w:val="right" w:leader="dot" w:pos="8630"/>
+              <w:tab w:val="clear" w:pos="708"/>
+              <w:tab w:val="right" w:pos="8630" w:leader="dot"/>
             </w:tabs>
             <w:rPr>
-              <w:rFonts w:eastAsiaTheme="minorEastAsia"/>
+              <w:rFonts w:eastAsia="" w:eastAsiaTheme="minorEastAsia"/>
               <w:sz w:val="22"/>
               <w:szCs w:val="22"/>
               <w:lang w:val="en-CA" w:eastAsia="en-CA"/>
@@ -2175,8 +2195,9 @@
           <w:hyperlink w:anchor="_Toc181719781">
             <w:r>
               <w:rPr>
-                <w:rStyle w:val="IndexLink"/>
-                <w:webHidden/>
+                <w:webHidden/>
+                <w:rStyle w:val="IndexLink"/>
+                <w:vanish w:val="false"/>
               </w:rPr>
               <w:t>Annexe 15</w:t>
             </w:r>
@@ -2191,11 +2212,6 @@
                 <w:webHidden/>
               </w:rPr>
               <w:instrText>PAGEREF _Toc181719781 \h</w:instrText>
-            </w:r>
-            <w:r>
-              <w:rPr>
-                <w:webHidden/>
-              </w:rPr>
             </w:r>
             <w:r>
               <w:rPr>
@@ -2220,12 +2236,13 @@
         </w:p>
         <w:p>
           <w:pPr>
-            <w:pStyle w:val="TM2"/>
+            <w:pStyle w:val="Contents2"/>
             <w:tabs>
-              <w:tab w:val="right" w:leader="dot" w:pos="8630"/>
+              <w:tab w:val="clear" w:pos="708"/>
+              <w:tab w:val="right" w:pos="8630" w:leader="dot"/>
             </w:tabs>
             <w:rPr>
-              <w:rFonts w:eastAsiaTheme="minorEastAsia"/>
+              <w:rFonts w:eastAsia="" w:eastAsiaTheme="minorEastAsia"/>
               <w:sz w:val="22"/>
               <w:szCs w:val="22"/>
               <w:lang w:val="en-CA" w:eastAsia="en-CA"/>
@@ -2234,8 +2251,9 @@
           <w:hyperlink w:anchor="_Toc181719782">
             <w:r>
               <w:rPr>
-                <w:rStyle w:val="IndexLink"/>
-                <w:webHidden/>
+                <w:webHidden/>
+                <w:rStyle w:val="IndexLink"/>
+                <w:vanish w:val="false"/>
               </w:rPr>
               <w:t>Annexe 16</w:t>
             </w:r>
@@ -2250,11 +2268,6 @@
                 <w:webHidden/>
               </w:rPr>
               <w:instrText>PAGEREF _Toc181719782 \h</w:instrText>
-            </w:r>
-            <w:r>
-              <w:rPr>
-                <w:webHidden/>
-              </w:rPr>
             </w:r>
             <w:r>
               <w:rPr>
@@ -2278,7 +2291,15 @@
           </w:hyperlink>
         </w:p>
         <w:p>
+          <w:pPr>
+            <w:pStyle w:val="Normal"/>
+            <w:rPr/>
+          </w:pPr>
           <w:r>
+            <w:rPr/>
+          </w:r>
+          <w:r>
+            <w:rPr/>
             <w:fldChar w:fldCharType="end"/>
           </w:r>
         </w:p>
@@ -2286,49 +2307,64 @@
     </w:sdt>
     <w:p>
       <w:pPr>
+        <w:pStyle w:val="Normal"/>
         <w:rPr>
           <w:rFonts w:ascii="Times New Roman" w:hAnsi="Times New Roman" w:cs="Times New Roman"/>
           <w:b/>
+          <w:b/>
           <w:bCs/>
         </w:rPr>
       </w:pPr>
       <w:r>
+        <w:rPr>
+          <w:rFonts w:cs="Times New Roman" w:ascii="Times New Roman" w:hAnsi="Times New Roman"/>
+          <w:b/>
+          <w:bCs/>
+        </w:rPr>
+      </w:r>
+      <w:r>
         <w:br w:type="page"/>
       </w:r>
     </w:p>
     <w:p>
       <w:pPr>
-        <w:pStyle w:val="Titre1"/>
+        <w:pStyle w:val="Heading1"/>
+        <w:rPr/>
       </w:pPr>
       <w:bookmarkStart w:id="0" w:name="_Toc181719751"/>
       <w:r>
-        <w:lastRenderedPageBreak/>
+        <w:rPr/>
         <w:t>Stratégie d’acquisition des données</w:t>
       </w:r>
       <w:bookmarkEnd w:id="0"/>
     </w:p>
     <w:p>
       <w:pPr>
-        <w:pStyle w:val="Titre2"/>
+        <w:pStyle w:val="Heading2"/>
+        <w:rPr/>
       </w:pPr>
       <w:bookmarkStart w:id="1" w:name="_Toc181719752"/>
       <w:r>
+        <w:rPr/>
         <w:t>Source et méthode d’extraction</w:t>
       </w:r>
       <w:bookmarkEnd w:id="1"/>
     </w:p>
     <w:p>
       <w:pPr>
-        <w:pStyle w:val="Titre3"/>
+        <w:pStyle w:val="Heading3"/>
+        <w:rPr/>
       </w:pPr>
       <w:bookmarkStart w:id="2" w:name="_Toc181719753"/>
       <w:r>
+        <w:rPr/>
         <w:t>Présentation de la ville</w:t>
       </w:r>
       <w:bookmarkEnd w:id="2"/>
     </w:p>
     <w:p>
       <w:pPr>
+        <w:pStyle w:val="Normal"/>
         <w:jc w:val="both"/>
         <w:rPr>
           <w:rFonts w:ascii="Arial" w:hAnsi="Arial" w:cs="Arial"/>
@@ -2336,23 +2372,26 @@
       </w:pPr>
       <w:r>
         <w:rPr>
-          <w:rFonts w:ascii="Arial" w:hAnsi="Arial" w:cs="Arial"/>
+          <w:rFonts w:cs="Arial" w:ascii="Arial" w:hAnsi="Arial"/>
         </w:rPr>
         <w:t>La ville que nous avons choisie pour réaliser ce travail est Paris. Celle-ci offre un vaste réseau de pistes cyclables bien développées et une multitude de restaurants allant des bistrots traditionnels aux établissements étoilés. C’est la ville idéale pour une balade à vélo épicurienne.</w:t>
       </w:r>
     </w:p>
     <w:p>
       <w:pPr>
-        <w:pStyle w:val="Titre3"/>
+        <w:pStyle w:val="Heading3"/>
+        <w:rPr/>
       </w:pPr>
       <w:bookmarkStart w:id="3" w:name="_Toc181719754"/>
       <w:r>
+        <w:rPr/>
         <w:t>Source de données</w:t>
       </w:r>
       <w:bookmarkEnd w:id="3"/>
     </w:p>
     <w:p>
       <w:pPr>
+        <w:pStyle w:val="Normal"/>
         <w:jc w:val="both"/>
         <w:rPr>
           <w:rFonts w:ascii="Arial" w:hAnsi="Arial" w:cs="Arial"/>
@@ -2360,23 +2399,26 @@
       </w:pPr>
       <w:r>
         <w:rPr>
-          <w:rFonts w:ascii="Arial" w:hAnsi="Arial" w:cs="Arial"/>
+          <w:rFonts w:cs="Arial" w:ascii="Arial" w:hAnsi="Arial"/>
         </w:rPr>
         <w:t>Les données géospatiales utilisées pour ce projet seront récupérées de OpenStreetMap (OSM). C’est une base de données open source qui fournit beaucoup d’informations détaillées sur les routes et points d’intérêts à partir d’une localisation. Grâce au langage de programmation utilisé qui sera présenté plus bas, nous pouvons utiliser la bibliothèque “osmnx” pour récupérer les coordonnées des restaurants de la ville. Nous allons par la suite récupérer à partir de OpenRouteService les itinéraires optimaux à vélo entre deux coordonnées géospatiales, qui combiné avec OSM nous permettra d’obtenir toutes les données nécessaires.</w:t>
       </w:r>
     </w:p>
     <w:p>
       <w:pPr>
-        <w:pStyle w:val="Titre3"/>
+        <w:pStyle w:val="Heading3"/>
+        <w:rPr/>
       </w:pPr>
       <w:bookmarkStart w:id="4" w:name="_Toc181719755"/>
       <w:r>
+        <w:rPr/>
         <w:t>Méthode d’obtention des données</w:t>
       </w:r>
       <w:bookmarkEnd w:id="4"/>
     </w:p>
     <w:p>
       <w:pPr>
+        <w:pStyle w:val="Normal"/>
         <w:jc w:val="both"/>
         <w:rPr>
           <w:rFonts w:ascii="Arial" w:hAnsi="Arial" w:cs="Arial"/>
@@ -2384,23 +2426,26 @@
       </w:pPr>
       <w:r>
         <w:rPr>
-          <w:rFonts w:ascii="Arial" w:hAnsi="Arial" w:cs="Arial"/>
-        </w:rPr>
-        <w:t>Pour obtenir les données sur les restaurants, nous utiliserons du code similaire à celui présenté à l’Annexe 1, en appliquant un champ “amenity” à restaurant et en ajustant la ville à Rimouski. Pour obtenir les données des itinéraires de pistes cyclables de la ville, nous utiliserons une requête vers l’API de OpenRouteService similaire à celle présentée en Annexe 2. </w:t>
-      </w:r>
-    </w:p>
-    <w:p>
-      <w:pPr>
-        <w:pStyle w:val="Titre3"/>
+          <w:rFonts w:cs="Arial" w:ascii="Arial" w:hAnsi="Arial"/>
+        </w:rPr>
+        <w:t>Pour obtenir les données sur les restaurants, nous utiliserons du code similaire à celui présenté à l’Annexe 1, en appliquant un champ “amenity” à restaurant et en ajustant la ville à Rimouski. Pour obtenir les données des itinéraires de pistes cyclables de la ville, nous utiliserons une requête vers l’API de OpenRouteService similaire à celle présentée en Annexe 2.</w:t>
+      </w:r>
+    </w:p>
+    <w:p>
+      <w:pPr>
+        <w:pStyle w:val="Heading3"/>
+        <w:rPr/>
       </w:pPr>
       <w:bookmarkStart w:id="5" w:name="_Toc181719756"/>
       <w:r>
+        <w:rPr/>
         <w:t>Analyse des données</w:t>
       </w:r>
       <w:bookmarkEnd w:id="5"/>
     </w:p>
     <w:p>
       <w:pPr>
+        <w:pStyle w:val="Normal"/>
         <w:jc w:val="both"/>
         <w:rPr>
           <w:rFonts w:ascii="Arial" w:hAnsi="Arial" w:cs="Arial"/>
@@ -2408,23 +2453,26 @@
       </w:pPr>
       <w:r>
         <w:rPr>
-          <w:rFonts w:ascii="Arial" w:hAnsi="Arial" w:cs="Arial"/>
+          <w:rFonts w:cs="Arial" w:ascii="Arial" w:hAnsi="Arial"/>
         </w:rPr>
         <w:t>Les données sur les restaurants récupérées seront sous la forme d’un GeoDataFrame à partir duquel il est très simple d’extraire les données géospatiales requises pour la suite ou même d’effectuer des opérations de calcul sur ces données. Pour les itinéraires à vélo, la requête présentée en Annexe 2 (où la clé API est omise intentionnellement) retourne un objet JSON qui contient toutes les informations d’itinéraires nécessaires.</w:t>
       </w:r>
     </w:p>
     <w:p>
       <w:pPr>
-        <w:pStyle w:val="Titre2"/>
+        <w:pStyle w:val="Heading2"/>
+        <w:rPr/>
       </w:pPr>
       <w:bookmarkStart w:id="6" w:name="_Toc181719757"/>
       <w:r>
+        <w:rPr/>
         <w:t>Présentation d’exemples de données sources</w:t>
       </w:r>
       <w:bookmarkEnd w:id="6"/>
     </w:p>
     <w:p>
       <w:pPr>
+        <w:pStyle w:val="Normal"/>
         <w:jc w:val="both"/>
         <w:rPr>
           <w:rFonts w:ascii="Arial" w:hAnsi="Arial" w:cs="Arial"/>
@@ -2432,42 +2480,52 @@
       </w:pPr>
       <w:r>
         <w:rPr>
-          <w:rFonts w:ascii="Arial" w:hAnsi="Arial" w:cs="Arial"/>
+          <w:rFonts w:cs="Arial" w:ascii="Arial" w:hAnsi="Arial"/>
         </w:rPr>
         <w:t>Voir annexes 3 à 11 pour des exemples de données</w:t>
       </w:r>
     </w:p>
     <w:p>
       <w:pPr>
+        <w:pStyle w:val="Normal"/>
         <w:jc w:val="both"/>
         <w:rPr>
           <w:rFonts w:ascii="Arial" w:hAnsi="Arial" w:cs="Arial"/>
         </w:rPr>
       </w:pPr>
-    </w:p>
-    <w:p>
-      <w:pPr>
-        <w:pStyle w:val="Titre1"/>
+      <w:r>
+        <w:rPr>
+          <w:rFonts w:cs="Arial" w:ascii="Arial" w:hAnsi="Arial"/>
+        </w:rPr>
+      </w:r>
+    </w:p>
+    <w:p>
+      <w:pPr>
+        <w:pStyle w:val="Heading1"/>
+        <w:rPr/>
       </w:pPr>
       <w:bookmarkStart w:id="7" w:name="_Toc181719758"/>
       <w:r>
-        <w:lastRenderedPageBreak/>
+        <w:rPr/>
         <w:t>Technologies utilisées</w:t>
       </w:r>
       <w:bookmarkEnd w:id="7"/>
     </w:p>
     <w:p>
       <w:pPr>
-        <w:pStyle w:val="Titre2"/>
+        <w:pStyle w:val="Heading2"/>
+        <w:rPr/>
       </w:pPr>
       <w:bookmarkStart w:id="8" w:name="_Toc181719759"/>
       <w:r>
+        <w:rPr/>
         <w:t>Langage de programmation</w:t>
       </w:r>
       <w:bookmarkEnd w:id="8"/>
     </w:p>
     <w:p>
       <w:pPr>
+        <w:pStyle w:val="Normal"/>
         <w:jc w:val="both"/>
         <w:rPr>
           <w:rFonts w:ascii="Arial" w:hAnsi="Arial" w:cs="Arial"/>
@@ -2475,21 +2533,28 @@
       </w:pPr>
       <w:r>
         <w:rPr>
-          <w:rFonts w:ascii="Arial" w:hAnsi="Arial" w:cs="Arial"/>
-        </w:rPr>
-        <w:t>Pour notre travail longitudinal nous avons décidé d’utiliser Python comme langage de programmation. Ce choix a été adopté notamment pour la simplicité et l'accessibilité de ce dernier qui contribueront à la maintenabilité du système. En ce sens, nous considérons que Python est un outil populaire qui possède une vaste communauté et une documentation abondante ce qui permettra à tous une meilleure autonomie. Par ailleurs, celui-ci permet d’obtenir du code lisible, clair et intuitif ce qui facilitera la compréhension et la communication au sein de l’équipe. De plus, Python peut aussi contribuer à la fiabilité du système. D’une part, il offre un moyen robuste de gérer les exceptions grâce à des blocs try-except ce qui permettra un meilleur contrôle des erreurs. D’une autre part, il permet de détecter les problèmes rapidement et de les corriger au fur et à mesure en effectuant des tests automatisés grâce au framework pytest.</w:t>
-      </w:r>
-    </w:p>
-    <w:p>
-      <w:pPr>
+          <w:rFonts w:cs="Arial" w:ascii="Arial" w:hAnsi="Arial"/>
+        </w:rPr>
+        <w:t>Pour notre travail longitudinal, nous avons décidé d’utiliser Python comme langage de programmation. Ce choix a été adopté notamment pour la simplicité et l'accessibilité de ce dernier qui contribueront à la maintenabilité du système. En ce sens, nous considérons que Python est un outil populaire qui possède une vaste communauté et une documentation abondante, ce qui permettra à tous une meilleure autonomie. Par ailleurs, celui-ci permet d’obtenir du code lisible, clair et intuitif, ce qui facilitera la compréhension et la communication au sein de l’équipe. De plus, Python peut aussi contribuer à la fiabilité du système. D’une part, il offre un moyen robuste de gérer les exceptions grâce à des blocs try-except, ce qui permettra un meilleur contrôle des erreurs. D’une autre part, il permet de détecter les problèmes rapidement et de les corriger au fur et à mesure en effectuant des tests automatisés grâce au framework pytest.</w:t>
+      </w:r>
+    </w:p>
+    <w:p>
+      <w:pPr>
+        <w:pStyle w:val="Normal"/>
         <w:jc w:val="both"/>
         <w:rPr>
           <w:rFonts w:ascii="Arial" w:hAnsi="Arial" w:cs="Arial"/>
         </w:rPr>
       </w:pPr>
-    </w:p>
-    <w:p>
-      <w:pPr>
+      <w:r>
+        <w:rPr>
+          <w:rFonts w:cs="Arial" w:ascii="Arial" w:hAnsi="Arial"/>
+        </w:rPr>
+      </w:r>
+    </w:p>
+    <w:p>
+      <w:pPr>
+        <w:pStyle w:val="Normal"/>
         <w:jc w:val="both"/>
         <w:rPr>
           <w:rFonts w:ascii="Arial" w:hAnsi="Arial" w:cs="Arial"/>
@@ -2497,24 +2562,27 @@
       </w:pPr>
       <w:r>
         <w:rPr>
-          <w:rFonts w:ascii="Arial" w:hAnsi="Arial" w:cs="Arial"/>
-        </w:rPr>
-        <w:t>À noter que le langage JavaScript sera utilisé pour implémenter une partie de notre API. Celui-ci permet notamment une bonne réutilisation du code ce qui contribuera à la maintenabilité du système. Pour en ajouter, il permet une bonne fiabilité pour les mêmes raisons que Python et par sa gestion des erreurs avec “promises”.</w:t>
-      </w:r>
-    </w:p>
-    <w:p>
-      <w:pPr>
-        <w:pStyle w:val="Titre2"/>
+          <w:rFonts w:cs="Arial" w:ascii="Arial" w:hAnsi="Arial"/>
+        </w:rPr>
+        <w:t>À noter que le langage JavaScript sera utilisé pour implémenter une partie de notre API. Celui-ci permet notamment une bonne réutilisation du code, ce qui contribuera à la maintenabilité du système. Pour en ajouter, il permet une bonne fiabilité pour les mêmes raisons que Python et par sa gestion des erreurs avec “promises”.</w:t>
+      </w:r>
+    </w:p>
+    <w:p>
+      <w:pPr>
+        <w:pStyle w:val="Heading2"/>
         <w:jc w:val="both"/>
+        <w:rPr/>
       </w:pPr>
       <w:bookmarkStart w:id="9" w:name="_Toc181719760"/>
       <w:r>
+        <w:rPr/>
         <w:t>Base de données</w:t>
       </w:r>
       <w:bookmarkEnd w:id="9"/>
     </w:p>
     <w:p>
       <w:pPr>
+        <w:pStyle w:val="Normal"/>
         <w:jc w:val="both"/>
         <w:rPr>
           <w:rFonts w:ascii="Arial" w:hAnsi="Arial" w:cs="Arial"/>
@@ -2522,13 +2590,13 @@
       </w:pPr>
       <w:r>
         <w:rPr>
-          <w:rFonts w:ascii="Arial" w:hAnsi="Arial" w:cs="Arial"/>
+          <w:rFonts w:cs="Arial" w:ascii="Arial" w:hAnsi="Arial"/>
         </w:rPr>
         <w:t xml:space="preserve">Les types de bases de données que nous avons choisis pour effectuer notre travail longitudinal sont les bases de données orientées document et graphe. Tout d’abord, nous avons choisi le type document car il permet efficacement de stocker les données dans un format qui peut facilement être modifié et qui n’a pas à être constant si les données ne le sont pas elles-mêmes. Ce type est donc bien extensible, ce qui sera un avantage si on doit ajouter de nouvelles données, dont certaines ne seront peut-être pas dans le même format que celles présentes dans la base de données. Dans notre cas, ce type sera utilisé pour stocker les informations sur les restaurants. Nous avons également utilisé le type graphe, car celui-ci permet efficacement de représenter les relations </w:t>
       </w:r>
       <w:r>
         <w:rPr>
-          <w:rFonts w:ascii="Arial" w:hAnsi="Arial" w:cs="Arial"/>
+          <w:rFonts w:cs="Arial" w:ascii="Arial" w:hAnsi="Arial"/>
           <w:i/>
           <w:iCs/>
         </w:rPr>
@@ -2536,40 +2604,44 @@
       </w:r>
       <w:r>
         <w:rPr>
-          <w:rFonts w:ascii="Arial" w:hAnsi="Arial" w:cs="Arial"/>
+          <w:rFonts w:cs="Arial" w:ascii="Arial" w:hAnsi="Arial"/>
         </w:rPr>
         <w:t>comme dans notre cas, les réseaux de pistes cyclables. Similairement aux bases de données de types document, celles de types graphes sont extensibles, ce qui sera utile si on doit ajouter de nouveaux types de relations ou étendre les réseaux de pistes cyclables.</w:t>
       </w:r>
     </w:p>
     <w:p>
       <w:pPr>
-        <w:pStyle w:val="Titre1"/>
+        <w:pStyle w:val="Heading1"/>
         <w:jc w:val="both"/>
+        <w:rPr/>
       </w:pPr>
       <w:bookmarkStart w:id="10" w:name="_Toc181719761"/>
       <w:r>
-        <w:lastRenderedPageBreak/>
+        <w:rPr/>
         <w:t>Les détails du processus d’extraction, de transformation et de conversion (ETL)</w:t>
       </w:r>
       <w:bookmarkEnd w:id="10"/>
     </w:p>
     <w:p>
       <w:pPr>
-        <w:pStyle w:val="Titre2"/>
+        <w:pStyle w:val="Heading2"/>
         <w:jc w:val="both"/>
+        <w:rPr/>
       </w:pPr>
       <w:bookmarkStart w:id="11" w:name="_Toc181719762"/>
       <w:r>
+        <w:rPr/>
         <w:t>Processus d’acquisition initiale des données</w:t>
       </w:r>
       <w:bookmarkEnd w:id="11"/>
     </w:p>
     <w:p>
       <w:pPr>
-        <w:spacing w:beforeAutospacing="1" w:afterAutospacing="1"/>
+        <w:pStyle w:val="Normal"/>
+        <w:spacing w:lineRule="auto" w:line="276" w:beforeAutospacing="1" w:afterAutospacing="1"/>
         <w:jc w:val="both"/>
         <w:rPr>
-          <w:rFonts w:ascii="Arial" w:eastAsia="Times New Roman" w:hAnsi="Arial" w:cs="Arial"/>
+          <w:rFonts w:ascii="Arial" w:hAnsi="Arial" w:eastAsia="Times New Roman" w:cs="Arial"/>
           <w:kern w:val="0"/>
           <w:lang w:eastAsia="fr-CA"/>
           <w14:ligatures w14:val="none"/>
@@ -2577,19 +2649,20 @@
       </w:pPr>
       <w:r>
         <w:rPr>
-          <w:rFonts w:ascii="Arial" w:eastAsia="Times New Roman" w:hAnsi="Arial" w:cs="Arial"/>
+          <w:rFonts w:eastAsia="Times New Roman" w:cs="Arial" w:ascii="Arial" w:hAnsi="Arial"/>
           <w:kern w:val="0"/>
           <w:lang w:eastAsia="fr-CA"/>
           <w14:ligatures w14:val="none"/>
         </w:rPr>
-        <w:t>L’extraction initiale des données a été réalisé de deux manières. Premièrement, nous avons utilisé la base de données géographiques OpenStreetMap (OSM) pour extraire les points d'intérêt correspondant aux restaurants. OSM propose une grande variété d’informations, mais nous avons tamisé ceux-ci en garadant uniquement osmid, name, cuisine, coordinates, addr:city, addr:housenumber, addr:postcode, addr:street, opening_hours, phone et description. Ces dernières suffisent pour effectuer une analyse détaillée qui nous permettra de localiser les restaurants. Deuxièmement, nous avons utilisé la même source pour extraire les données relatives aux pistes cyclables. Pour ce cas de figure, nous avons conservé les coordonnées sous forme de liste de points pour une représentation plus exhaustive des chemins.</w:t>
-      </w:r>
-    </w:p>
-    <w:p>
-      <w:pPr>
+        <w:t>L’extraction initiale des données a été réalisée de deux manières. Premièrement, nous avons utilisé la base de données géographiques OpenStreetMap (OSM) pour extraire les points d'intérêt correspondant aux restaurants. OSM propose une grande variété d’informations, mais nous avons tamisé ceux-ci en gardant uniquement osmid, name, cuisine, coordinates, addr:city, addr:housenumber, addr:postcode, addr:street, opening_hours, phone et description. Ces dernières suffisent pour effectuer une analyse détaillée qui nous permettra de localiser les restaurants. Deuxièmement, nous avons utilisé la même source pour extraire les données relatives aux pistes cyclables. Pour ce cas de figure, nous avons conservé les coordonnées sous forme de liste de points pour une représentation plus exhaustive des chemins.</w:t>
+      </w:r>
+    </w:p>
+    <w:p>
+      <w:pPr>
+        <w:pStyle w:val="Normal"/>
         <w:jc w:val="both"/>
         <w:rPr>
-          <w:rFonts w:ascii="Arial" w:eastAsia="Times New Roman" w:hAnsi="Arial" w:cs="Arial"/>
+          <w:rFonts w:ascii="Arial" w:hAnsi="Arial" w:eastAsia="Times New Roman" w:cs="Arial"/>
           <w:kern w:val="0"/>
           <w:lang w:eastAsia="fr-CA"/>
           <w14:ligatures w14:val="none"/>
@@ -2597,7 +2670,7 @@
       </w:pPr>
       <w:r>
         <w:rPr>
-          <w:rFonts w:ascii="Arial" w:eastAsia="Times New Roman" w:hAnsi="Arial" w:cs="Arial"/>
+          <w:rFonts w:eastAsia="Times New Roman" w:cs="Arial" w:ascii="Arial" w:hAnsi="Arial"/>
           <w:kern w:val="0"/>
           <w:lang w:eastAsia="fr-CA"/>
           <w14:ligatures w14:val="none"/>
@@ -2607,17 +2680,21 @@
     </w:p>
     <w:p>
       <w:pPr>
-        <w:pStyle w:val="Titre2"/>
+        <w:pStyle w:val="Heading2"/>
         <w:jc w:val="both"/>
+        <w:rPr/>
       </w:pPr>
       <w:bookmarkStart w:id="12" w:name="_Toc181719763"/>
       <w:r>
+        <w:rPr/>
         <w:t>Processus d'Acquisition Incrémental des données</w:t>
       </w:r>
       <w:bookmarkEnd w:id="12"/>
     </w:p>
     <w:p>
       <w:pPr>
+        <w:pStyle w:val="Normal"/>
+        <w:spacing w:lineRule="auto" w:line="276"/>
         <w:jc w:val="both"/>
         <w:rPr>
           <w:rFonts w:ascii="Arial" w:hAnsi="Arial" w:cs="Arial"/>
@@ -2625,13 +2702,13 @@
       </w:pPr>
       <w:r>
         <w:rPr>
-          <w:rFonts w:ascii="Arial" w:hAnsi="Arial" w:cs="Arial"/>
-        </w:rPr>
-        <w:t xml:space="preserve">Dans le cadre de ce projet, un processus d'acquisition incrémental des données a été défini afin de maintenir les bases de données MongoDB et Neo4J à jour. Cela permet d’éviter les doublons et de gérer efficacement les mises à jour et ajouts futurs. Dans le cas de MongoDB, nous vérifions pour chaque restaurant s’il existe déjà dans la base de données en s’appuyant sur l’ID de ce dernier. Si une correspondance est trouvée, nous mettons à jour les informations nécessaires. Dans le cas contraire, un nouveau document est ajouté à la collection. Dans le cas de Neo4J, pour chaque segment de piste cyclable, nous utilisons des requêtes </w:t>
-      </w:r>
-      <w:r>
-        <w:rPr>
-          <w:rFonts w:ascii="Arial" w:hAnsi="Arial" w:cs="Arial"/>
+          <w:rFonts w:cs="Arial" w:ascii="Arial" w:hAnsi="Arial"/>
+        </w:rPr>
+        <w:t xml:space="preserve">Dans le cadre de ce projet, un processus d'acquisition incrémentale des données a été défini afin de maintenir les bases de données MongoDB et Neo4J à jour. Cela permet d’éviter les doublons et de gérer efficacement les mises à jour et ajouts futurs. Dans le cas de MongoDB, nous vérifions pour chaque restaurant s’il existe déjà dans la base de données en s’appuyant sur l’ID de ce dernier. Si une correspondance est trouvée, nous mettons à jour les informations nécessaires. Dans le cas contraire, un nouveau document est ajouté à la collection. Dans le cas de Neo4J, pour chaque segment de piste cyclable, nous utilisons des requêtes </w:t>
+      </w:r>
+      <w:r>
+        <w:rPr>
+          <w:rFonts w:cs="Arial" w:ascii="Arial" w:hAnsi="Arial"/>
           <w:i/>
           <w:iCs/>
         </w:rPr>
@@ -2639,13 +2716,14 @@
       </w:r>
       <w:r>
         <w:rPr>
-          <w:rFonts w:ascii="Arial" w:hAnsi="Arial" w:cs="Arial"/>
+          <w:rFonts w:cs="Arial" w:ascii="Arial" w:hAnsi="Arial"/>
         </w:rPr>
         <w:t xml:space="preserve"> afin de vérifier l'existence des nœuds de début et de fin, ainsi que de la relation entre eux. Si le segment est nouveau, il est ajouté en tant que nouvelle relation entre les nœuds correspondants.</w:t>
       </w:r>
     </w:p>
     <w:p>
       <w:pPr>
+        <w:pStyle w:val="Normal"/>
         <w:jc w:val="both"/>
         <w:rPr>
           <w:rFonts w:ascii="Arial" w:hAnsi="Arial" w:cs="Arial"/>
@@ -2653,32 +2731,42 @@
       </w:pPr>
       <w:r>
         <w:rPr>
-          <w:rFonts w:ascii="Arial" w:hAnsi="Arial" w:cs="Arial"/>
+          <w:rFonts w:cs="Arial" w:ascii="Arial" w:hAnsi="Arial"/>
         </w:rPr>
         <w:t>Voir l’annexe 13 pour le diagramme illustrant le flux des étapes dans le processus d'acquisition incrémental pour MongoDB et Neo4j.</w:t>
       </w:r>
     </w:p>
     <w:p>
       <w:pPr>
+        <w:pStyle w:val="Normal"/>
         <w:jc w:val="both"/>
         <w:rPr>
           <w:rFonts w:ascii="Arial" w:hAnsi="Arial" w:cs="Arial"/>
         </w:rPr>
       </w:pPr>
-    </w:p>
-    <w:p>
-      <w:pPr>
-        <w:pStyle w:val="Titre2"/>
+      <w:r>
+        <w:rPr>
+          <w:rFonts w:cs="Arial" w:ascii="Arial" w:hAnsi="Arial"/>
+        </w:rPr>
+      </w:r>
+    </w:p>
+    <w:p>
+      <w:pPr>
+        <w:pStyle w:val="Heading2"/>
         <w:jc w:val="both"/>
+        <w:rPr/>
       </w:pPr>
       <w:bookmarkStart w:id="13" w:name="_Toc181719764"/>
       <w:r>
+        <w:rPr/>
         <w:t>Processus de transformation des données</w:t>
       </w:r>
       <w:bookmarkEnd w:id="13"/>
     </w:p>
     <w:p>
       <w:pPr>
+        <w:pStyle w:val="Normal"/>
+        <w:spacing w:lineRule="auto" w:line="276"/>
         <w:jc w:val="both"/>
         <w:rPr>
           <w:rFonts w:ascii="Arial" w:hAnsi="Arial" w:cs="Arial"/>
@@ -2686,29 +2774,16 @@
       </w:pPr>
       <w:r>
         <w:rPr>
-          <w:rFonts w:ascii="Arial" w:hAnsi="Arial" w:cs="Arial"/>
-        </w:rPr>
-        <w:t xml:space="preserve">Pour obtenir des données plus compactes et parlantes, nous avons réaliser quelques transformations simples. Pour commencer, nous avons standardiser les </w:t>
-      </w:r>
-      <w:r>
-        <w:rPr>
-          <w:rFonts w:ascii="Arial" w:hAnsi="Arial" w:cs="Arial"/>
-        </w:rPr>
-        <w:lastRenderedPageBreak/>
-        <w:t xml:space="preserve">adresses des restaurants en appliquant </w:t>
-      </w:r>
-      <w:r>
-        <w:rPr>
-          <w:rFonts w:ascii="Arial" w:eastAsia="Times New Roman" w:hAnsi="Arial" w:cs="Arial"/>
+          <w:rFonts w:eastAsia="Times New Roman" w:cs="Arial" w:ascii="Arial" w:hAnsi="Arial"/>
           <w:kern w:val="0"/>
           <w:lang w:eastAsia="fr-CA"/>
           <w14:ligatures w14:val="none"/>
         </w:rPr>
-        <w:t xml:space="preserve">un format canadien. Ainsi, chaque adresse est désormais représentée sous la forme "Numéro de maison, Rue, Ville, Code postal". Par la suite, nous avons traduit les colonnes en français et renommer certaines d’entre-elles pour qu’elles soient plus adapté à notre contexte. Effectivement, la colonne </w:t>
-      </w:r>
-      <w:r>
-        <w:rPr>
-          <w:rFonts w:ascii="Arial" w:eastAsia="Times New Roman" w:hAnsi="Arial" w:cs="Arial"/>
+        <w:t xml:space="preserve">Pour obtenir des données plus compactes et parlantes, nous avons réalisé quelques transformations simples. Pour commencer, nous avons standardisé les adresses des restaurants en appliquant un format canadien. Ainsi, chaque adresse est désormais représentée sous la forme "Numéro de maison, Rue, Ville, Code postal". Par la suite, nous avons traduit les colonnes en français et renommé certaines d’entre elles pour qu’elles soient plus adaptées à notre contexte. Effectivement, la colonne </w:t>
+      </w:r>
+      <w:r>
+        <w:rPr>
+          <w:rFonts w:eastAsia="Times New Roman" w:cs="Arial" w:ascii="Arial" w:hAnsi="Arial"/>
           <w:i/>
           <w:iCs/>
           <w:kern w:val="0"/>
@@ -2719,7 +2794,7 @@
       </w:r>
       <w:r>
         <w:rPr>
-          <w:rFonts w:ascii="Arial" w:eastAsia="Times New Roman" w:hAnsi="Arial" w:cs="Arial"/>
+          <w:rFonts w:eastAsia="Times New Roman" w:cs="Arial" w:ascii="Arial" w:hAnsi="Arial"/>
           <w:kern w:val="0"/>
           <w:lang w:eastAsia="fr-CA"/>
           <w14:ligatures w14:val="none"/>
@@ -2728,7 +2803,7 @@
       </w:r>
       <w:r>
         <w:rPr>
-          <w:rFonts w:ascii="Arial" w:eastAsia="Times New Roman" w:hAnsi="Arial" w:cs="Arial"/>
+          <w:rFonts w:eastAsia="Times New Roman" w:cs="Arial" w:ascii="Arial" w:hAnsi="Arial"/>
           <w:i/>
           <w:iCs/>
           <w:kern w:val="0"/>
@@ -2739,7 +2814,7 @@
       </w:r>
       <w:r>
         <w:rPr>
-          <w:rFonts w:ascii="Arial" w:eastAsia="Times New Roman" w:hAnsi="Arial" w:cs="Arial"/>
+          <w:rFonts w:eastAsia="Times New Roman" w:cs="Arial" w:ascii="Arial" w:hAnsi="Arial"/>
           <w:kern w:val="0"/>
           <w:lang w:eastAsia="fr-CA"/>
           <w14:ligatures w14:val="none"/>
@@ -2748,7 +2823,7 @@
       </w:r>
       <w:r>
         <w:rPr>
-          <w:rFonts w:ascii="Arial" w:eastAsia="Times New Roman" w:hAnsi="Arial" w:cs="Arial"/>
+          <w:rFonts w:eastAsia="Times New Roman" w:cs="Arial" w:ascii="Arial" w:hAnsi="Arial"/>
           <w:i/>
           <w:iCs/>
           <w:kern w:val="0"/>
@@ -2759,7 +2834,7 @@
       </w:r>
       <w:r>
         <w:rPr>
-          <w:rFonts w:ascii="Arial" w:eastAsia="Times New Roman" w:hAnsi="Arial" w:cs="Arial"/>
+          <w:rFonts w:eastAsia="Times New Roman" w:cs="Arial" w:ascii="Arial" w:hAnsi="Arial"/>
           <w:kern w:val="0"/>
           <w:lang w:eastAsia="fr-CA"/>
           <w14:ligatures w14:val="none"/>
@@ -2768,7 +2843,7 @@
       </w:r>
       <w:r>
         <w:rPr>
-          <w:rFonts w:ascii="Arial" w:eastAsia="Times New Roman" w:hAnsi="Arial" w:cs="Arial"/>
+          <w:rFonts w:eastAsia="Times New Roman" w:cs="Arial" w:ascii="Arial" w:hAnsi="Arial"/>
           <w:i/>
           <w:iCs/>
           <w:kern w:val="0"/>
@@ -2779,7 +2854,7 @@
       </w:r>
       <w:r>
         <w:rPr>
-          <w:rFonts w:ascii="Arial" w:eastAsia="Times New Roman" w:hAnsi="Arial" w:cs="Arial"/>
+          <w:rFonts w:eastAsia="Times New Roman" w:cs="Arial" w:ascii="Arial" w:hAnsi="Arial"/>
           <w:kern w:val="0"/>
           <w:lang w:eastAsia="fr-CA"/>
           <w14:ligatures w14:val="none"/>
@@ -2788,7 +2863,7 @@
       </w:r>
       <w:r>
         <w:rPr>
-          <w:rFonts w:ascii="Arial" w:eastAsia="Times New Roman" w:hAnsi="Arial" w:cs="Arial"/>
+          <w:rFonts w:eastAsia="Times New Roman" w:cs="Arial" w:ascii="Arial" w:hAnsi="Arial"/>
           <w:i/>
           <w:iCs/>
           <w:kern w:val="0"/>
@@ -2799,17 +2874,17 @@
       </w:r>
       <w:r>
         <w:rPr>
-          <w:rFonts w:ascii="Arial" w:eastAsia="Times New Roman" w:hAnsi="Arial" w:cs="Arial"/>
+          <w:rFonts w:eastAsia="Times New Roman" w:cs="Arial" w:ascii="Arial" w:hAnsi="Arial"/>
           <w:kern w:val="0"/>
           <w:lang w:eastAsia="fr-CA"/>
           <w14:ligatures w14:val="none"/>
         </w:rPr>
-        <w:t xml:space="preserve"> pour classifier les services. Cette dernière a été créé à partir de la description du restaurant. Par exemple, "emporté" est classé comme "Service à emporter", "uber eats" comme "Service de livraison", "buffet" ou "À volonté" comme "Buffet / À volonté". Cette distinction est essentielle pour mieux comprendre l'expérience de restauration proposée.</w:t>
-      </w:r>
-    </w:p>
-    <w:p>
-      <w:pPr>
-        <w:pStyle w:val="Titre2"/>
+        <w:t xml:space="preserve"> pour classifier les services. Cette dernière a été créée à partir de la description du restaurant. Par exemple, "emporté" est classé comme "Service à emporter", "uber eats" comme "Service de livraison", "buffet" ou "À volonté" comme "Buffet / À volonté". Cette distinction est essentielle pour mieux comprendre l'expérience de restauration proposée.</w:t>
+      </w:r>
+    </w:p>
+    <w:p>
+      <w:pPr>
+        <w:pStyle w:val="Heading2"/>
         <w:jc w:val="both"/>
         <w:rPr>
           <w:sz w:val="24"/>
@@ -2818,12 +2893,15 @@
       </w:pPr>
       <w:bookmarkStart w:id="14" w:name="_Toc181719765"/>
       <w:r>
+        <w:rPr/>
         <w:t>Schéma du pipeline d’ETL</w:t>
       </w:r>
       <w:bookmarkEnd w:id="14"/>
     </w:p>
     <w:p>
       <w:pPr>
+        <w:pStyle w:val="Normal"/>
+        <w:spacing w:lineRule="auto" w:line="276"/>
         <w:jc w:val="both"/>
         <w:rPr>
           <w:rFonts w:ascii="Arial" w:hAnsi="Arial" w:cs="Arial"/>
@@ -2831,16 +2909,18 @@
       </w:pPr>
       <w:r>
         <w:rPr>
-          <w:rFonts w:ascii="Arial" w:hAnsi="Arial" w:cs="Arial"/>
+          <w:rFonts w:cs="Arial" w:ascii="Arial" w:hAnsi="Arial"/>
         </w:rPr>
         <w:t>Les deux types de base de données utilisés dans le cadre de notre application sont bien complémentaires. En effet, nous utilisons MongoDB comme stockage principal de nos restaurants, où le format JSON offert par celui-ci nous permet d’obtenir des données structurées et flexibles pour chacun des restaurants. Neo4j nous permet ensuite d’établir des relations avec les pistes cyclables et les restaurants.</w:t>
       </w:r>
     </w:p>
     <w:p>
       <w:pPr>
+        <w:pStyle w:val="Normal"/>
+        <w:spacing w:lineRule="auto" w:line="276"/>
         <w:jc w:val="both"/>
         <w:rPr>
-          <w:rFonts w:ascii="Arial" w:eastAsia="Times New Roman" w:hAnsi="Arial" w:cs="Arial"/>
+          <w:rFonts w:ascii="Arial" w:hAnsi="Arial" w:eastAsia="Times New Roman" w:cs="Arial"/>
           <w:kern w:val="0"/>
           <w:lang w:eastAsia="fr-CA"/>
           <w14:ligatures w14:val="none"/>
@@ -2848,25 +2928,21 @@
       </w:pPr>
       <w:r>
         <w:rPr>
-          <w:rFonts w:ascii="Arial" w:hAnsi="Arial" w:cs="Arial"/>
-        </w:rPr>
-        <w:t xml:space="preserve">Ainsi, </w:t>
-      </w:r>
-      <w:r>
-        <w:rPr>
-          <w:rFonts w:ascii="Arial" w:eastAsia="Times New Roman" w:hAnsi="Arial" w:cs="Arial"/>
+          <w:rFonts w:eastAsia="Times New Roman" w:cs="Arial" w:ascii="Arial" w:hAnsi="Arial"/>
           <w:kern w:val="0"/>
           <w:lang w:eastAsia="fr-CA"/>
           <w14:ligatures w14:val="none"/>
         </w:rPr>
-        <w:t xml:space="preserve">les données transformées des restaurants sont chargées dans MongoDB pour permettre des recherches et des analyses rapides sur les options de restauration. Nous commençons évidemment par une connexion à notre base de données. Par la suite, nous éliminons les doublons avant de convertir le fichier CSV contenant les données de restaurants transformées en liste de dictionnaires Python. Cette dernière étape est prérequis à l’insertion des données dans notre collection MongoDB. </w:t>
-      </w:r>
-    </w:p>
-    <w:p>
-      <w:pPr>
+        <w:t xml:space="preserve">Ainsi, les données transformées des restaurants sont chargées dans MongoDB pour permettre des recherches et des analyses rapides sur les options de restauration. Nous commençons évidemment par une connexion à notre base de données. Par la suite, nous éliminons les doublons avant de convertir le fichier CSV contenant les données de restaurants transformées en liste de dictionnaires Python. Cette dernière étape est prérequise à l’insertion des données dans notre collection MongoDB. </w:t>
+      </w:r>
+    </w:p>
+    <w:p>
+      <w:pPr>
+        <w:pStyle w:val="Normal"/>
+        <w:spacing w:lineRule="auto" w:line="276"/>
         <w:jc w:val="both"/>
         <w:rPr>
-          <w:rFonts w:ascii="Arial" w:eastAsia="Times New Roman" w:hAnsi="Arial" w:cs="Arial"/>
+          <w:rFonts w:ascii="Arial" w:hAnsi="Arial" w:eastAsia="Times New Roman" w:cs="Arial"/>
           <w:kern w:val="0"/>
           <w:lang w:eastAsia="fr-CA"/>
           <w14:ligatures w14:val="none"/>
@@ -2874,16 +2950,16 @@
       </w:pPr>
       <w:r>
         <w:rPr>
-          <w:rFonts w:ascii="Arial" w:eastAsia="Times New Roman" w:hAnsi="Arial" w:cs="Arial"/>
+          <w:rFonts w:eastAsia="Times New Roman" w:cs="Arial" w:ascii="Arial" w:hAnsi="Arial"/>
           <w:kern w:val="0"/>
           <w:lang w:eastAsia="fr-CA"/>
           <w14:ligatures w14:val="none"/>
         </w:rPr>
-        <w:t xml:space="preserve">Par ailleurs, les pistes cyclables sont structurées dans Neo4j en tant que réseau de connexions entre différents points géographiques, ce qui est favorable pour des requêtes orientées graphes, comme la recherche de trajets. Après avoir établis la connexion à notre base de données Neo4j, nous procédons à l’élimination des doublons puis au chargement des données. Par la suite, nous utilisons le fichier CSV contenant les données sur les pistes cyclables et des commandes </w:t>
-      </w:r>
-      <w:r>
-        <w:rPr>
-          <w:rFonts w:ascii="Arial" w:eastAsia="Times New Roman" w:hAnsi="Arial" w:cs="Arial"/>
+        <w:t xml:space="preserve">Par ailleurs, les pistes cyclables sont structurées dans Neo4j en tant que réseau de connexions entre différents points géographiques, ce qui est favorable pour des requêtes orientées graphes, comme la recherche de trajets. Après avoir établi la connexion à notre base de données Neo4j, nous procédons à l’élimination des doublons, puis au chargement des données. Par la suite, nous utilisons le fichier CSV contenant les données sur les pistes cyclables et des commandes </w:t>
+      </w:r>
+      <w:r>
+        <w:rPr>
+          <w:rFonts w:eastAsia="Times New Roman" w:cs="Arial" w:ascii="Arial" w:hAnsi="Arial"/>
           <w:i/>
           <w:iCs/>
           <w:kern w:val="0"/>
@@ -2894,7 +2970,7 @@
       </w:r>
       <w:r>
         <w:rPr>
-          <w:rFonts w:ascii="Arial" w:eastAsia="Times New Roman" w:hAnsi="Arial" w:cs="Arial"/>
+          <w:rFonts w:eastAsia="Times New Roman" w:cs="Arial" w:ascii="Arial" w:hAnsi="Arial"/>
           <w:kern w:val="0"/>
           <w:lang w:eastAsia="fr-CA"/>
           <w14:ligatures w14:val="none"/>
@@ -2904,9 +2980,10 @@
     </w:p>
     <w:p>
       <w:pPr>
+        <w:pStyle w:val="Normal"/>
         <w:jc w:val="both"/>
         <w:rPr>
-          <w:rFonts w:ascii="Arial" w:eastAsia="Times New Roman" w:hAnsi="Arial" w:cs="Arial"/>
+          <w:rFonts w:ascii="Arial" w:hAnsi="Arial" w:eastAsia="Times New Roman" w:cs="Arial"/>
           <w:kern w:val="0"/>
           <w:lang w:eastAsia="fr-CA"/>
           <w14:ligatures w14:val="none"/>
@@ -2914,7 +2991,7 @@
       </w:pPr>
       <w:r>
         <w:rPr>
-          <w:rFonts w:ascii="Arial" w:eastAsia="Times New Roman" w:hAnsi="Arial" w:cs="Arial"/>
+          <w:rFonts w:eastAsia="Times New Roman" w:cs="Arial" w:ascii="Arial" w:hAnsi="Arial"/>
           <w:kern w:val="0"/>
           <w:lang w:eastAsia="fr-CA"/>
           <w14:ligatures w14:val="none"/>
@@ -2927,53 +3004,56 @@
     </w:p>
     <w:p>
       <w:pPr>
-        <w:pStyle w:val="Titre1"/>
+        <w:pStyle w:val="Heading1"/>
+        <w:rPr/>
       </w:pPr>
       <w:bookmarkStart w:id="15" w:name="_Toc181719766"/>
       <w:r>
-        <w:lastRenderedPageBreak/>
+        <w:rPr/>
         <w:t>Annexes</w:t>
       </w:r>
       <w:bookmarkEnd w:id="15"/>
     </w:p>
     <w:p>
       <w:pPr>
-        <w:pStyle w:val="Titre2"/>
+        <w:pStyle w:val="Heading2"/>
+        <w:rPr/>
       </w:pPr>
       <w:bookmarkStart w:id="16" w:name="_Toc181719767"/>
       <w:r>
+        <w:rPr/>
         <w:t>Annexe 1</w:t>
       </w:r>
       <w:bookmarkEnd w:id="16"/>
     </w:p>
     <w:p>
       <w:pPr>
-        <w:rPr>
-          <w:rFonts w:ascii="Arial" w:hAnsi="Arial" w:cs="Arial"/>
-        </w:rPr>
-      </w:pPr>
-      <w:r>
-        <w:rPr>
-          <w:rFonts w:ascii="Arial" w:hAnsi="Arial" w:cs="Arial"/>
+        <w:pStyle w:val="Normal"/>
+        <w:rPr>
+          <w:rFonts w:ascii="Arial" w:hAnsi="Arial" w:cs="Arial"/>
+        </w:rPr>
+      </w:pPr>
+      <w:r>
+        <w:rPr>
+          <w:rFonts w:cs="Arial" w:ascii="Arial" w:hAnsi="Arial"/>
         </w:rPr>
         <w:t>Exemple de code Python pour récupérer des “amenity” restaurant de la ville Rimouski</w:t>
       </w:r>
     </w:p>
     <w:p>
       <w:pPr>
-        <w:rPr>
-          <w:rFonts w:ascii="Arial" w:hAnsi="Arial" w:cs="Arial"/>
-        </w:rPr>
-      </w:pPr>
-      <w:r>
-        <w:rPr>
-          <w:noProof/>
-        </w:rPr>
+        <w:pStyle w:val="Normal"/>
+        <w:rPr>
+          <w:rFonts w:ascii="Arial" w:hAnsi="Arial" w:cs="Arial"/>
+        </w:rPr>
+      </w:pPr>
+      <w:r>
+        <w:rPr/>
         <w:drawing>
-          <wp:inline distT="0" distB="0" distL="0" distR="0" wp14:anchorId="2EDB812F" wp14:editId="35F7AB70">
+          <wp:inline distT="0" distB="0" distL="0" distR="0">
             <wp:extent cx="5486400" cy="1138555"/>
             <wp:effectExtent l="0" t="0" r="0" b="0"/>
-            <wp:docPr id="2" name="Image 3"/>
+            <wp:docPr id="2" name="Image 3" descr=""/>
             <wp:cNvGraphicFramePr>
               <a:graphicFrameLocks xmlns:a="http://schemas.openxmlformats.org/drawingml/2006/main" noChangeAspect="1"/>
             </wp:cNvGraphicFramePr>
@@ -2981,13 +3061,13 @@
               <a:graphicData uri="http://schemas.openxmlformats.org/drawingml/2006/picture">
                 <pic:pic xmlns:pic="http://schemas.openxmlformats.org/drawingml/2006/picture">
                   <pic:nvPicPr>
-                    <pic:cNvPr id="2" name="Image 3"/>
+                    <pic:cNvPr id="2" name="Image 3" descr=""/>
                     <pic:cNvPicPr>
                       <a:picLocks noChangeAspect="1" noChangeArrowheads="1"/>
                     </pic:cNvPicPr>
                   </pic:nvPicPr>
                   <pic:blipFill>
-                    <a:blip r:embed="rId7"/>
+                    <a:blip r:embed="rId3"/>
                     <a:stretch>
                       <a:fillRect/>
                     </a:stretch>
@@ -3010,42 +3090,44 @@
     </w:p>
     <w:p>
       <w:pPr>
-        <w:pStyle w:val="Titre2"/>
+        <w:pStyle w:val="Heading2"/>
+        <w:rPr/>
       </w:pPr>
       <w:bookmarkStart w:id="17" w:name="_Toc181719768"/>
       <w:r>
+        <w:rPr/>
         <w:t>Annexe 2</w:t>
       </w:r>
       <w:bookmarkEnd w:id="17"/>
     </w:p>
     <w:p>
       <w:pPr>
-        <w:rPr>
-          <w:rFonts w:ascii="Arial" w:hAnsi="Arial" w:cs="Arial"/>
-        </w:rPr>
-      </w:pPr>
-      <w:r>
-        <w:rPr>
-          <w:rFonts w:ascii="Arial" w:hAnsi="Arial" w:cs="Arial"/>
+        <w:pStyle w:val="Normal"/>
+        <w:rPr>
+          <w:rFonts w:ascii="Arial" w:hAnsi="Arial" w:cs="Arial"/>
+        </w:rPr>
+      </w:pPr>
+      <w:r>
+        <w:rPr>
+          <w:rFonts w:cs="Arial" w:ascii="Arial" w:hAnsi="Arial"/>
         </w:rPr>
         <w:t>Exemple de requête envoyé vers l’API de OpenRouteService pour l’itinéraire en vélo entre deux points (dans notre cas, les points seront des coordonnées de restaurants, la clé est omise par standard de confidentialité)</w:t>
       </w:r>
     </w:p>
     <w:p>
       <w:pPr>
-        <w:rPr>
-          <w:rFonts w:ascii="Arial" w:hAnsi="Arial" w:cs="Arial"/>
-        </w:rPr>
-      </w:pPr>
-      <w:r>
-        <w:rPr>
-          <w:noProof/>
-        </w:rPr>
+        <w:pStyle w:val="Normal"/>
+        <w:rPr>
+          <w:rFonts w:ascii="Arial" w:hAnsi="Arial" w:cs="Arial"/>
+        </w:rPr>
+      </w:pPr>
+      <w:r>
+        <w:rPr/>
         <w:drawing>
-          <wp:inline distT="0" distB="0" distL="0" distR="0" wp14:anchorId="7978A679" wp14:editId="24977867">
+          <wp:inline distT="0" distB="0" distL="0" distR="0">
             <wp:extent cx="5486400" cy="589280"/>
             <wp:effectExtent l="0" t="0" r="0" b="0"/>
-            <wp:docPr id="3" name="Image 4"/>
+            <wp:docPr id="3" name="Image 4" descr=""/>
             <wp:cNvGraphicFramePr>
               <a:graphicFrameLocks xmlns:a="http://schemas.openxmlformats.org/drawingml/2006/main" noChangeAspect="1"/>
             </wp:cNvGraphicFramePr>
@@ -3053,13 +3135,13 @@
               <a:graphicData uri="http://schemas.openxmlformats.org/drawingml/2006/picture">
                 <pic:pic xmlns:pic="http://schemas.openxmlformats.org/drawingml/2006/picture">
                   <pic:nvPicPr>
-                    <pic:cNvPr id="3" name="Image 4"/>
+                    <pic:cNvPr id="3" name="Image 4" descr=""/>
                     <pic:cNvPicPr>
                       <a:picLocks noChangeAspect="1" noChangeArrowheads="1"/>
                     </pic:cNvPicPr>
                   </pic:nvPicPr>
                   <pic:blipFill>
-                    <a:blip r:embed="rId8"/>
+                    <a:blip r:embed="rId4"/>
                     <a:stretch>
                       <a:fillRect/>
                     </a:stretch>
@@ -3082,42 +3164,44 @@
     </w:p>
     <w:p>
       <w:pPr>
-        <w:pStyle w:val="Titre2"/>
+        <w:pStyle w:val="Heading2"/>
+        <w:rPr/>
       </w:pPr>
       <w:bookmarkStart w:id="18" w:name="_Toc181719769"/>
       <w:r>
+        <w:rPr/>
         <w:t>Annexe 3</w:t>
       </w:r>
       <w:bookmarkEnd w:id="18"/>
     </w:p>
     <w:p>
       <w:pPr>
-        <w:rPr>
-          <w:rFonts w:ascii="Arial" w:hAnsi="Arial" w:cs="Arial"/>
-        </w:rPr>
-      </w:pPr>
-      <w:r>
-        <w:rPr>
-          <w:rFonts w:ascii="Arial" w:hAnsi="Arial" w:cs="Arial"/>
+        <w:pStyle w:val="Normal"/>
+        <w:rPr>
+          <w:rFonts w:ascii="Arial" w:hAnsi="Arial" w:cs="Arial"/>
+        </w:rPr>
+      </w:pPr>
+      <w:r>
+        <w:rPr>
+          <w:rFonts w:cs="Arial" w:ascii="Arial" w:hAnsi="Arial"/>
         </w:rPr>
         <w:t>Exemple de structure d’un GeoDataFrame créé par le code de l’Annexe 1 qui contiendra les restaurants de la ville (généré par intelligence artificielle ChatGPT 4o)</w:t>
       </w:r>
     </w:p>
     <w:p>
       <w:pPr>
-        <w:rPr>
-          <w:rFonts w:ascii="Arial" w:hAnsi="Arial" w:cs="Arial"/>
-        </w:rPr>
-      </w:pPr>
-      <w:r>
-        <w:rPr>
-          <w:noProof/>
-        </w:rPr>
+        <w:pStyle w:val="Normal"/>
+        <w:rPr>
+          <w:rFonts w:ascii="Arial" w:hAnsi="Arial" w:cs="Arial"/>
+        </w:rPr>
+      </w:pPr>
+      <w:r>
+        <w:rPr/>
         <w:drawing>
-          <wp:inline distT="0" distB="0" distL="0" distR="0" wp14:anchorId="61F2D86A" wp14:editId="3C6541E9">
+          <wp:inline distT="0" distB="0" distL="0" distR="0">
             <wp:extent cx="5486400" cy="1050290"/>
             <wp:effectExtent l="0" t="0" r="0" b="0"/>
-            <wp:docPr id="4" name="Image 5"/>
+            <wp:docPr id="4" name="Image 5" descr=""/>
             <wp:cNvGraphicFramePr>
               <a:graphicFrameLocks xmlns:a="http://schemas.openxmlformats.org/drawingml/2006/main" noChangeAspect="1"/>
             </wp:cNvGraphicFramePr>
@@ -3125,13 +3209,13 @@
               <a:graphicData uri="http://schemas.openxmlformats.org/drawingml/2006/picture">
                 <pic:pic xmlns:pic="http://schemas.openxmlformats.org/drawingml/2006/picture">
                   <pic:nvPicPr>
-                    <pic:cNvPr id="4" name="Image 5"/>
+                    <pic:cNvPr id="4" name="Image 5" descr=""/>
                     <pic:cNvPicPr>
                       <a:picLocks noChangeAspect="1" noChangeArrowheads="1"/>
                     </pic:cNvPicPr>
                   </pic:nvPicPr>
                   <pic:blipFill>
-                    <a:blip r:embed="rId9"/>
+                    <a:blip r:embed="rId5"/>
                     <a:stretch>
                       <a:fillRect/>
                     </a:stretch>
@@ -3154,43 +3238,44 @@
     </w:p>
     <w:p>
       <w:pPr>
-        <w:pStyle w:val="Titre2"/>
+        <w:pStyle w:val="Heading2"/>
+        <w:rPr/>
       </w:pPr>
       <w:bookmarkStart w:id="19" w:name="_Toc181719770"/>
       <w:r>
+        <w:rPr/>
         <w:t>Annexe 4</w:t>
       </w:r>
       <w:bookmarkEnd w:id="19"/>
     </w:p>
     <w:p>
       <w:pPr>
-        <w:rPr>
-          <w:rFonts w:ascii="Arial" w:hAnsi="Arial" w:cs="Arial"/>
-        </w:rPr>
-      </w:pPr>
-      <w:r>
-        <w:rPr>
-          <w:rFonts w:ascii="Arial" w:hAnsi="Arial" w:cs="Arial"/>
+        <w:pStyle w:val="Normal"/>
+        <w:rPr>
+          <w:rFonts w:ascii="Arial" w:hAnsi="Arial" w:cs="Arial"/>
+        </w:rPr>
+      </w:pPr>
+      <w:r>
+        <w:rPr>
+          <w:rFonts w:cs="Arial" w:ascii="Arial" w:hAnsi="Arial"/>
         </w:rPr>
         <w:t>Exemple d’objet JSON retourné par une requête de format similaire à celle présentée à l’Annexe 2 (les champs distance (en mètres) et duration (en secondes) correspondent aux détails du trajet global, le champ concaténé “steps” énumère les différentes étapes du trajet avec instruction de déplacement progressive)</w:t>
       </w:r>
     </w:p>
     <w:p>
       <w:pPr>
-        <w:rPr>
-          <w:rFonts w:ascii="Arial" w:hAnsi="Arial" w:cs="Arial"/>
-        </w:rPr>
-      </w:pPr>
-      <w:r>
-        <w:rPr>
-          <w:noProof/>
-        </w:rPr>
-        <w:lastRenderedPageBreak/>
+        <w:pStyle w:val="Normal"/>
+        <w:rPr>
+          <w:rFonts w:ascii="Arial" w:hAnsi="Arial" w:cs="Arial"/>
+        </w:rPr>
+      </w:pPr>
+      <w:r>
+        <w:rPr/>
         <w:drawing>
-          <wp:inline distT="0" distB="0" distL="0" distR="0" wp14:anchorId="139E5499" wp14:editId="3C2039F7">
+          <wp:inline distT="0" distB="0" distL="0" distR="0">
             <wp:extent cx="5486400" cy="3696970"/>
             <wp:effectExtent l="0" t="0" r="0" b="0"/>
-            <wp:docPr id="5" name="Image 7"/>
+            <wp:docPr id="5" name="Image 7" descr=""/>
             <wp:cNvGraphicFramePr>
               <a:graphicFrameLocks xmlns:a="http://schemas.openxmlformats.org/drawingml/2006/main" noChangeAspect="1"/>
             </wp:cNvGraphicFramePr>
@@ -3198,13 +3283,13 @@
               <a:graphicData uri="http://schemas.openxmlformats.org/drawingml/2006/picture">
                 <pic:pic xmlns:pic="http://schemas.openxmlformats.org/drawingml/2006/picture">
                   <pic:nvPicPr>
-                    <pic:cNvPr id="5" name="Image 7"/>
+                    <pic:cNvPr id="5" name="Image 7" descr=""/>
                     <pic:cNvPicPr>
                       <a:picLocks noChangeAspect="1" noChangeArrowheads="1"/>
                     </pic:cNvPicPr>
                   </pic:nvPicPr>
                   <pic:blipFill>
-                    <a:blip r:embed="rId10"/>
+                    <a:blip r:embed="rId6"/>
                     <a:stretch>
                       <a:fillRect/>
                     </a:stretch>
@@ -3227,42 +3312,44 @@
     </w:p>
     <w:p>
       <w:pPr>
-        <w:pStyle w:val="Titre2"/>
+        <w:pStyle w:val="Heading2"/>
+        <w:rPr/>
       </w:pPr>
       <w:bookmarkStart w:id="20" w:name="_Toc181719771"/>
       <w:r>
+        <w:rPr/>
         <w:t>Annexe 5</w:t>
       </w:r>
       <w:bookmarkEnd w:id="20"/>
     </w:p>
     <w:p>
       <w:pPr>
-        <w:rPr>
-          <w:rFonts w:ascii="Arial" w:hAnsi="Arial" w:cs="Arial"/>
-        </w:rPr>
-      </w:pPr>
-      <w:r>
-        <w:rPr>
-          <w:rFonts w:ascii="Arial" w:hAnsi="Arial" w:cs="Arial"/>
+        <w:pStyle w:val="Normal"/>
+        <w:rPr>
+          <w:rFonts w:ascii="Arial" w:hAnsi="Arial" w:cs="Arial"/>
+        </w:rPr>
+      </w:pPr>
+      <w:r>
+        <w:rPr>
+          <w:rFonts w:cs="Arial" w:ascii="Arial" w:hAnsi="Arial"/>
         </w:rPr>
         <w:t>Exemple d’erreur de collecte de données, la ville de Los Angeles n’étant pas au Québec</w:t>
       </w:r>
     </w:p>
     <w:p>
       <w:pPr>
-        <w:rPr>
-          <w:rFonts w:ascii="Arial" w:hAnsi="Arial" w:cs="Arial"/>
-        </w:rPr>
-      </w:pPr>
-      <w:r>
-        <w:rPr>
-          <w:noProof/>
-        </w:rPr>
+        <w:pStyle w:val="Normal"/>
+        <w:rPr>
+          <w:rFonts w:ascii="Arial" w:hAnsi="Arial" w:cs="Arial"/>
+        </w:rPr>
+      </w:pPr>
+      <w:r>
+        <w:rPr/>
         <w:drawing>
-          <wp:inline distT="0" distB="0" distL="0" distR="0" wp14:anchorId="3B5C7E0A" wp14:editId="665C2025">
+          <wp:inline distT="0" distB="0" distL="0" distR="0">
             <wp:extent cx="5486400" cy="1158240"/>
             <wp:effectExtent l="0" t="0" r="0" b="0"/>
-            <wp:docPr id="6" name="Image 8"/>
+            <wp:docPr id="6" name="Image 8" descr=""/>
             <wp:cNvGraphicFramePr>
               <a:graphicFrameLocks xmlns:a="http://schemas.openxmlformats.org/drawingml/2006/main" noChangeAspect="1"/>
             </wp:cNvGraphicFramePr>
@@ -3270,13 +3357,13 @@
               <a:graphicData uri="http://schemas.openxmlformats.org/drawingml/2006/picture">
                 <pic:pic xmlns:pic="http://schemas.openxmlformats.org/drawingml/2006/picture">
                   <pic:nvPicPr>
-                    <pic:cNvPr id="6" name="Image 8"/>
+                    <pic:cNvPr id="6" name="Image 8" descr=""/>
                     <pic:cNvPicPr>
                       <a:picLocks noChangeAspect="1" noChangeArrowheads="1"/>
                     </pic:cNvPicPr>
                   </pic:nvPicPr>
                   <pic:blipFill>
-                    <a:blip r:embed="rId11"/>
+                    <a:blip r:embed="rId7"/>
                     <a:stretch>
                       <a:fillRect/>
                     </a:stretch>
@@ -3299,42 +3386,44 @@
     </w:p>
     <w:p>
       <w:pPr>
-        <w:pStyle w:val="Titre2"/>
+        <w:pStyle w:val="Heading2"/>
+        <w:rPr/>
       </w:pPr>
       <w:bookmarkStart w:id="21" w:name="_Toc181719772"/>
       <w:r>
+        <w:rPr/>
         <w:t>Annexe 6</w:t>
       </w:r>
       <w:bookmarkEnd w:id="21"/>
     </w:p>
     <w:p>
       <w:pPr>
-        <w:rPr>
-          <w:rFonts w:ascii="Arial" w:hAnsi="Arial" w:cs="Arial"/>
-        </w:rPr>
-      </w:pPr>
-      <w:r>
-        <w:rPr>
-          <w:rFonts w:ascii="Arial" w:hAnsi="Arial" w:cs="Arial"/>
+        <w:pStyle w:val="Normal"/>
+        <w:rPr>
+          <w:rFonts w:ascii="Arial" w:hAnsi="Arial" w:cs="Arial"/>
+        </w:rPr>
+      </w:pPr>
+      <w:r>
+        <w:rPr>
+          <w:rFonts w:cs="Arial" w:ascii="Arial" w:hAnsi="Arial"/>
         </w:rPr>
         <w:t>Exemple d’erreur de collecte de données en omettant l’emplacement désiré</w:t>
       </w:r>
     </w:p>
     <w:p>
       <w:pPr>
-        <w:rPr>
-          <w:rFonts w:ascii="Arial" w:hAnsi="Arial" w:cs="Arial"/>
-        </w:rPr>
-      </w:pPr>
-      <w:r>
-        <w:rPr>
-          <w:noProof/>
-        </w:rPr>
+        <w:pStyle w:val="Normal"/>
+        <w:rPr>
+          <w:rFonts w:ascii="Arial" w:hAnsi="Arial" w:cs="Arial"/>
+        </w:rPr>
+      </w:pPr>
+      <w:r>
+        <w:rPr/>
         <w:drawing>
-          <wp:inline distT="0" distB="0" distL="0" distR="0" wp14:anchorId="774A1576" wp14:editId="702650E4">
+          <wp:inline distT="0" distB="0" distL="0" distR="0">
             <wp:extent cx="5337810" cy="1371600"/>
             <wp:effectExtent l="0" t="0" r="0" b="0"/>
-            <wp:docPr id="7" name="Image 9"/>
+            <wp:docPr id="7" name="Image 9" descr=""/>
             <wp:cNvGraphicFramePr>
               <a:graphicFrameLocks xmlns:a="http://schemas.openxmlformats.org/drawingml/2006/main" noChangeAspect="1"/>
             </wp:cNvGraphicFramePr>
@@ -3342,13 +3431,13 @@
               <a:graphicData uri="http://schemas.openxmlformats.org/drawingml/2006/picture">
                 <pic:pic xmlns:pic="http://schemas.openxmlformats.org/drawingml/2006/picture">
                   <pic:nvPicPr>
-                    <pic:cNvPr id="7" name="Image 9"/>
+                    <pic:cNvPr id="7" name="Image 9" descr=""/>
                     <pic:cNvPicPr>
                       <a:picLocks noChangeAspect="1" noChangeArrowheads="1"/>
                     </pic:cNvPicPr>
                   </pic:nvPicPr>
                   <pic:blipFill>
-                    <a:blip r:embed="rId12"/>
+                    <a:blip r:embed="rId8"/>
                     <a:stretch>
                       <a:fillRect/>
                     </a:stretch>
@@ -3371,43 +3460,44 @@
     </w:p>
     <w:p>
       <w:pPr>
-        <w:pStyle w:val="Titre2"/>
+        <w:pStyle w:val="Heading2"/>
+        <w:rPr/>
       </w:pPr>
       <w:bookmarkStart w:id="22" w:name="_Toc181719773"/>
       <w:r>
-        <w:lastRenderedPageBreak/>
+        <w:rPr/>
         <w:t>Annexe 7</w:t>
       </w:r>
       <w:bookmarkEnd w:id="22"/>
     </w:p>
     <w:p>
       <w:pPr>
-        <w:rPr>
-          <w:rFonts w:ascii="Arial" w:hAnsi="Arial" w:cs="Arial"/>
-        </w:rPr>
-      </w:pPr>
-      <w:r>
-        <w:rPr>
-          <w:rFonts w:ascii="Arial" w:hAnsi="Arial" w:cs="Arial"/>
+        <w:pStyle w:val="Normal"/>
+        <w:rPr>
+          <w:rFonts w:ascii="Arial" w:hAnsi="Arial" w:cs="Arial"/>
+        </w:rPr>
+      </w:pPr>
+      <w:r>
+        <w:rPr>
+          <w:rFonts w:cs="Arial" w:ascii="Arial" w:hAnsi="Arial"/>
         </w:rPr>
         <w:t>Exemple d’erreur de collecte de données, récupérant les banques au lieu des restaurants, en plus d’une faute dans le nom de la ville</w:t>
       </w:r>
     </w:p>
     <w:p>
       <w:pPr>
-        <w:rPr>
-          <w:rFonts w:ascii="Arial" w:hAnsi="Arial" w:cs="Arial"/>
-        </w:rPr>
-      </w:pPr>
-      <w:r>
-        <w:rPr>
-          <w:noProof/>
-        </w:rPr>
+        <w:pStyle w:val="Normal"/>
+        <w:rPr>
+          <w:rFonts w:ascii="Arial" w:hAnsi="Arial" w:cs="Arial"/>
+        </w:rPr>
+      </w:pPr>
+      <w:r>
+        <w:rPr/>
         <w:drawing>
-          <wp:inline distT="0" distB="0" distL="0" distR="0" wp14:anchorId="08FA32F1" wp14:editId="018101A0">
+          <wp:inline distT="0" distB="0" distL="0" distR="0">
             <wp:extent cx="5486400" cy="1383665"/>
             <wp:effectExtent l="0" t="0" r="0" b="0"/>
-            <wp:docPr id="8" name="Image 10"/>
+            <wp:docPr id="8" name="Image 10" descr=""/>
             <wp:cNvGraphicFramePr>
               <a:graphicFrameLocks xmlns:a="http://schemas.openxmlformats.org/drawingml/2006/main" noChangeAspect="1"/>
             </wp:cNvGraphicFramePr>
@@ -3415,13 +3505,13 @@
               <a:graphicData uri="http://schemas.openxmlformats.org/drawingml/2006/picture">
                 <pic:pic xmlns:pic="http://schemas.openxmlformats.org/drawingml/2006/picture">
                   <pic:nvPicPr>
-                    <pic:cNvPr id="8" name="Image 10"/>
+                    <pic:cNvPr id="8" name="Image 10" descr=""/>
                     <pic:cNvPicPr>
                       <a:picLocks noChangeAspect="1" noChangeArrowheads="1"/>
                     </pic:cNvPicPr>
                   </pic:nvPicPr>
                   <pic:blipFill>
-                    <a:blip r:embed="rId13"/>
+                    <a:blip r:embed="rId9"/>
                     <a:stretch>
                       <a:fillRect/>
                     </a:stretch>
@@ -3444,42 +3534,44 @@
     </w:p>
     <w:p>
       <w:pPr>
-        <w:pStyle w:val="Titre2"/>
+        <w:pStyle w:val="Heading2"/>
+        <w:rPr/>
       </w:pPr>
       <w:bookmarkStart w:id="23" w:name="_Toc181719774"/>
       <w:r>
+        <w:rPr/>
         <w:t>Annexe 8</w:t>
       </w:r>
       <w:bookmarkEnd w:id="23"/>
     </w:p>
     <w:p>
       <w:pPr>
-        <w:rPr>
-          <w:rFonts w:ascii="Arial" w:hAnsi="Arial" w:cs="Arial"/>
-        </w:rPr>
-      </w:pPr>
-      <w:r>
-        <w:rPr>
-          <w:rFonts w:ascii="Arial" w:hAnsi="Arial" w:cs="Arial"/>
+        <w:pStyle w:val="Normal"/>
+        <w:rPr>
+          <w:rFonts w:ascii="Arial" w:hAnsi="Arial" w:cs="Arial"/>
+        </w:rPr>
+      </w:pPr>
+      <w:r>
+        <w:rPr>
+          <w:rFonts w:cs="Arial" w:ascii="Arial" w:hAnsi="Arial"/>
         </w:rPr>
         <w:t>Exemple d’erreur d’extraction de données, le mode de transport est la voiture, ce qui ne correspond pas à ce que l’on souhaite</w:t>
       </w:r>
     </w:p>
     <w:p>
       <w:pPr>
-        <w:rPr>
-          <w:rFonts w:ascii="Arial" w:hAnsi="Arial" w:cs="Arial"/>
-        </w:rPr>
-      </w:pPr>
-      <w:r>
-        <w:rPr>
-          <w:noProof/>
-        </w:rPr>
+        <w:pStyle w:val="Normal"/>
+        <w:rPr>
+          <w:rFonts w:ascii="Arial" w:hAnsi="Arial" w:cs="Arial"/>
+        </w:rPr>
+      </w:pPr>
+      <w:r>
+        <w:rPr/>
         <w:drawing>
-          <wp:inline distT="0" distB="0" distL="0" distR="0" wp14:anchorId="4D2801D5" wp14:editId="12DB36C1">
+          <wp:inline distT="0" distB="0" distL="0" distR="0">
             <wp:extent cx="5486400" cy="667385"/>
             <wp:effectExtent l="0" t="0" r="0" b="0"/>
-            <wp:docPr id="9" name="Image 11"/>
+            <wp:docPr id="9" name="Image 11" descr=""/>
             <wp:cNvGraphicFramePr>
               <a:graphicFrameLocks xmlns:a="http://schemas.openxmlformats.org/drawingml/2006/main" noChangeAspect="1"/>
             </wp:cNvGraphicFramePr>
@@ -3487,13 +3579,13 @@
               <a:graphicData uri="http://schemas.openxmlformats.org/drawingml/2006/picture">
                 <pic:pic xmlns:pic="http://schemas.openxmlformats.org/drawingml/2006/picture">
                   <pic:nvPicPr>
-                    <pic:cNvPr id="9" name="Image 11"/>
+                    <pic:cNvPr id="9" name="Image 11" descr=""/>
                     <pic:cNvPicPr>
                       <a:picLocks noChangeAspect="1" noChangeArrowheads="1"/>
                     </pic:cNvPicPr>
                   </pic:nvPicPr>
                   <pic:blipFill>
-                    <a:blip r:embed="rId14"/>
+                    <a:blip r:embed="rId10"/>
                     <a:stretch>
                       <a:fillRect/>
                     </a:stretch>
@@ -3516,42 +3608,44 @@
     </w:p>
     <w:p>
       <w:pPr>
-        <w:pStyle w:val="Titre2"/>
+        <w:pStyle w:val="Heading2"/>
+        <w:rPr/>
       </w:pPr>
       <w:bookmarkStart w:id="24" w:name="_Toc181719775"/>
       <w:r>
+        <w:rPr/>
         <w:t>Annexe 9</w:t>
       </w:r>
       <w:bookmarkEnd w:id="24"/>
     </w:p>
     <w:p>
       <w:pPr>
-        <w:rPr>
-          <w:rFonts w:ascii="Arial" w:hAnsi="Arial" w:cs="Arial"/>
-        </w:rPr>
-      </w:pPr>
-      <w:r>
-        <w:rPr>
-          <w:rFonts w:ascii="Arial" w:hAnsi="Arial" w:cs="Arial"/>
+        <w:pStyle w:val="Normal"/>
+        <w:rPr>
+          <w:rFonts w:ascii="Arial" w:hAnsi="Arial" w:cs="Arial"/>
+        </w:rPr>
+      </w:pPr>
+      <w:r>
+        <w:rPr>
+          <w:rFonts w:cs="Arial" w:ascii="Arial" w:hAnsi="Arial"/>
         </w:rPr>
         <w:t>Exemple d’erreur d’extraction de données, la clé API est omise et laissé à nulle, ne permettant pas la récupération des données</w:t>
       </w:r>
     </w:p>
     <w:p>
       <w:pPr>
-        <w:rPr>
-          <w:rFonts w:ascii="Arial" w:hAnsi="Arial" w:cs="Arial"/>
-        </w:rPr>
-      </w:pPr>
-      <w:r>
-        <w:rPr>
-          <w:noProof/>
-        </w:rPr>
+        <w:pStyle w:val="Normal"/>
+        <w:rPr>
+          <w:rFonts w:ascii="Arial" w:hAnsi="Arial" w:cs="Arial"/>
+        </w:rPr>
+      </w:pPr>
+      <w:r>
+        <w:rPr/>
         <w:drawing>
-          <wp:inline distT="0" distB="0" distL="0" distR="0" wp14:anchorId="7ED0380A" wp14:editId="1502E51A">
+          <wp:inline distT="0" distB="0" distL="0" distR="0">
             <wp:extent cx="5486400" cy="598170"/>
             <wp:effectExtent l="0" t="0" r="0" b="0"/>
-            <wp:docPr id="10" name="Image 12"/>
+            <wp:docPr id="10" name="Image 12" descr=""/>
             <wp:cNvGraphicFramePr>
               <a:graphicFrameLocks xmlns:a="http://schemas.openxmlformats.org/drawingml/2006/main" noChangeAspect="1"/>
             </wp:cNvGraphicFramePr>
@@ -3559,13 +3653,13 @@
               <a:graphicData uri="http://schemas.openxmlformats.org/drawingml/2006/picture">
                 <pic:pic xmlns:pic="http://schemas.openxmlformats.org/drawingml/2006/picture">
                   <pic:nvPicPr>
-                    <pic:cNvPr id="10" name="Image 12"/>
+                    <pic:cNvPr id="10" name="Image 12" descr=""/>
                     <pic:cNvPicPr>
                       <a:picLocks noChangeAspect="1" noChangeArrowheads="1"/>
                     </pic:cNvPicPr>
                   </pic:nvPicPr>
                   <pic:blipFill>
-                    <a:blip r:embed="rId15"/>
+                    <a:blip r:embed="rId11"/>
                     <a:stretch>
                       <a:fillRect/>
                     </a:stretch>
@@ -3588,42 +3682,44 @@
     </w:p>
     <w:p>
       <w:pPr>
-        <w:pStyle w:val="Titre2"/>
+        <w:pStyle w:val="Heading2"/>
+        <w:rPr/>
       </w:pPr>
       <w:bookmarkStart w:id="25" w:name="_Toc181719776"/>
       <w:r>
+        <w:rPr/>
         <w:t>Annexe 10</w:t>
       </w:r>
       <w:bookmarkEnd w:id="25"/>
     </w:p>
     <w:p>
       <w:pPr>
-        <w:rPr>
-          <w:rFonts w:ascii="Arial" w:hAnsi="Arial" w:cs="Arial"/>
-        </w:rPr>
-      </w:pPr>
-      <w:r>
-        <w:rPr>
-          <w:rFonts w:ascii="Arial" w:hAnsi="Arial" w:cs="Arial"/>
+        <w:pStyle w:val="Normal"/>
+        <w:rPr>
+          <w:rFonts w:ascii="Arial" w:hAnsi="Arial" w:cs="Arial"/>
+        </w:rPr>
+      </w:pPr>
+      <w:r>
+        <w:rPr>
+          <w:rFonts w:cs="Arial" w:ascii="Arial" w:hAnsi="Arial"/>
         </w:rPr>
         <w:t>Exemple d’erreur de données, utilisant des coordonnées géospatiales invalides en dehors des limites conventionnellement établies</w:t>
       </w:r>
     </w:p>
     <w:p>
       <w:pPr>
-        <w:rPr>
-          <w:rFonts w:ascii="Arial" w:hAnsi="Arial" w:cs="Arial"/>
-        </w:rPr>
-      </w:pPr>
-      <w:r>
-        <w:rPr>
-          <w:noProof/>
-        </w:rPr>
+        <w:pStyle w:val="Normal"/>
+        <w:rPr>
+          <w:rFonts w:ascii="Arial" w:hAnsi="Arial" w:cs="Arial"/>
+        </w:rPr>
+      </w:pPr>
+      <w:r>
+        <w:rPr/>
         <w:drawing>
-          <wp:inline distT="0" distB="0" distL="0" distR="0" wp14:anchorId="2B1BC786" wp14:editId="63C2388B">
+          <wp:inline distT="0" distB="0" distL="0" distR="0">
             <wp:extent cx="5486400" cy="628650"/>
             <wp:effectExtent l="0" t="0" r="0" b="0"/>
-            <wp:docPr id="11" name="Image 13"/>
+            <wp:docPr id="11" name="Image 13" descr=""/>
             <wp:cNvGraphicFramePr>
               <a:graphicFrameLocks xmlns:a="http://schemas.openxmlformats.org/drawingml/2006/main" noChangeAspect="1"/>
             </wp:cNvGraphicFramePr>
@@ -3631,13 +3727,13 @@
               <a:graphicData uri="http://schemas.openxmlformats.org/drawingml/2006/picture">
                 <pic:pic xmlns:pic="http://schemas.openxmlformats.org/drawingml/2006/picture">
                   <pic:nvPicPr>
-                    <pic:cNvPr id="11" name="Image 13"/>
+                    <pic:cNvPr id="11" name="Image 13" descr=""/>
                     <pic:cNvPicPr>
                       <a:picLocks noChangeAspect="1" noChangeArrowheads="1"/>
                     </pic:cNvPicPr>
                   </pic:nvPicPr>
                   <pic:blipFill>
-                    <a:blip r:embed="rId16"/>
+                    <a:blip r:embed="rId12"/>
                     <a:stretch>
                       <a:fillRect/>
                     </a:stretch>
@@ -3660,45 +3756,47 @@
     </w:p>
     <w:p>
       <w:pPr>
-        <w:pStyle w:val="Titre2"/>
+        <w:pStyle w:val="Heading2"/>
+        <w:rPr/>
       </w:pPr>
       <w:bookmarkStart w:id="26" w:name="_Toc181719777"/>
       <w:r>
+        <w:rPr/>
         <w:t>Annexe 11</w:t>
       </w:r>
       <w:bookmarkEnd w:id="26"/>
     </w:p>
     <w:p>
       <w:pPr>
-        <w:rPr>
-          <w:rFonts w:ascii="Arial" w:hAnsi="Arial" w:cs="Arial"/>
-        </w:rPr>
-      </w:pPr>
-      <w:r>
-        <w:rPr>
-          <w:rFonts w:ascii="Arial" w:hAnsi="Arial" w:cs="Arial"/>
+        <w:pStyle w:val="Normal"/>
+        <w:rPr>
+          <w:rFonts w:ascii="Arial" w:hAnsi="Arial" w:cs="Arial"/>
+        </w:rPr>
+      </w:pPr>
+      <w:r>
+        <w:rPr>
+          <w:rFonts w:cs="Arial" w:ascii="Arial" w:hAnsi="Arial"/>
         </w:rPr>
         <w:t>Exemple d’erreur de formatage de données, utilisant de virgules “,” pour les coordonnées de départ à la place de points “.”</w:t>
       </w:r>
     </w:p>
     <w:p>
       <w:pPr>
+        <w:pStyle w:val="Normal"/>
         <w:rPr>
           <w:rFonts w:ascii="Times New Roman" w:hAnsi="Times New Roman" w:cs="Times New Roman"/>
           <w:b/>
+          <w:b/>
           <w:bCs/>
         </w:rPr>
       </w:pPr>
       <w:r>
-        <w:rPr>
-          <w:noProof/>
-        </w:rPr>
-        <w:lastRenderedPageBreak/>
+        <w:rPr/>
         <w:drawing>
-          <wp:inline distT="0" distB="0" distL="0" distR="0" wp14:anchorId="2D0016AC" wp14:editId="777286B8">
+          <wp:inline distT="0" distB="0" distL="0" distR="0">
             <wp:extent cx="5486400" cy="520065"/>
             <wp:effectExtent l="0" t="0" r="0" b="0"/>
-            <wp:docPr id="12" name="Image 14"/>
+            <wp:docPr id="12" name="Image 14" descr=""/>
             <wp:cNvGraphicFramePr>
               <a:graphicFrameLocks xmlns:a="http://schemas.openxmlformats.org/drawingml/2006/main" noChangeAspect="1"/>
             </wp:cNvGraphicFramePr>
@@ -3706,13 +3804,13 @@
               <a:graphicData uri="http://schemas.openxmlformats.org/drawingml/2006/picture">
                 <pic:pic xmlns:pic="http://schemas.openxmlformats.org/drawingml/2006/picture">
                   <pic:nvPicPr>
-                    <pic:cNvPr id="12" name="Image 14"/>
+                    <pic:cNvPr id="12" name="Image 14" descr=""/>
                     <pic:cNvPicPr>
                       <a:picLocks noChangeAspect="1" noChangeArrowheads="1"/>
                     </pic:cNvPicPr>
                   </pic:nvPicPr>
                   <pic:blipFill>
-                    <a:blip r:embed="rId17"/>
+                    <a:blip r:embed="rId13"/>
                     <a:stretch>
                       <a:fillRect/>
                     </a:stretch>
@@ -3735,58 +3833,69 @@
     </w:p>
     <w:p>
       <w:pPr>
-        <w:rPr>
-          <w:rFonts w:asciiTheme="majorHAnsi" w:eastAsiaTheme="majorEastAsia" w:hAnsiTheme="majorHAnsi" w:cstheme="majorBidi"/>
-          <w:color w:val="0F4761" w:themeColor="accent1" w:themeShade="BF"/>
+        <w:pStyle w:val="Normal"/>
+        <w:rPr>
+          <w:rFonts w:ascii="Aptos Display" w:hAnsi="Aptos Display" w:eastAsia="" w:cs="" w:asciiTheme="majorHAnsi" w:cstheme="majorBidi" w:eastAsiaTheme="majorEastAsia" w:hAnsiTheme="majorHAnsi"/>
+          <w:color w:val="0F4761" w:themeColor="accent1" w:themeShade="bf"/>
           <w:sz w:val="32"/>
           <w:szCs w:val="32"/>
         </w:rPr>
       </w:pPr>
       <w:r>
+        <w:rPr>
+          <w:rFonts w:eastAsia="" w:cs="" w:cstheme="majorBidi" w:eastAsiaTheme="majorEastAsia" w:ascii="Aptos Display" w:hAnsi="Aptos Display"/>
+          <w:color w:val="0F4761" w:themeColor="accent1" w:themeShade="bf"/>
+          <w:sz w:val="32"/>
+          <w:szCs w:val="32"/>
+        </w:rPr>
+      </w:r>
+      <w:r>
         <w:br w:type="page"/>
       </w:r>
     </w:p>
     <w:p>
       <w:pPr>
-        <w:pStyle w:val="Titre2"/>
+        <w:pStyle w:val="Heading2"/>
+        <w:rPr/>
       </w:pPr>
       <w:bookmarkStart w:id="27" w:name="_Toc181719778"/>
       <w:r>
-        <w:lastRenderedPageBreak/>
+        <w:rPr/>
         <w:t>Annexe 12</w:t>
       </w:r>
       <w:bookmarkEnd w:id="27"/>
     </w:p>
     <w:p>
       <w:pPr>
-        <w:rPr>
-          <w:rFonts w:ascii="Arial" w:hAnsi="Arial" w:cs="Arial"/>
-        </w:rPr>
-      </w:pPr>
-      <w:r>
-        <w:rPr>
-          <w:rFonts w:ascii="Arial" w:hAnsi="Arial" w:cs="Arial"/>
+        <w:pStyle w:val="Normal"/>
+        <w:rPr>
+          <w:rFonts w:ascii="Arial" w:hAnsi="Arial" w:cs="Arial"/>
+        </w:rPr>
+      </w:pPr>
+      <w:r>
+        <w:rPr>
+          <w:rFonts w:cs="Arial" w:ascii="Arial" w:hAnsi="Arial"/>
         </w:rPr>
         <w:t>Diagramme UML du processus d’extraction</w:t>
       </w:r>
     </w:p>
     <w:p>
       <w:pPr>
+        <w:pStyle w:val="Normal"/>
         <w:rPr>
           <w:rFonts w:ascii="Times New Roman" w:hAnsi="Times New Roman" w:cs="Times New Roman"/>
           <w:b/>
+          <w:b/>
           <w:bCs/>
         </w:rPr>
       </w:pPr>
       <w:r>
-        <w:rPr>
-          <w:noProof/>
-        </w:rPr>
+        <w:rPr/>
         <w:drawing>
-          <wp:inline distT="0" distB="0" distL="0" distR="0" wp14:anchorId="7FA7308F" wp14:editId="4BFED78F">
+          <wp:inline distT="0" distB="0" distL="0" distR="0">
             <wp:extent cx="5486400" cy="6704330"/>
             <wp:effectExtent l="0" t="0" r="0" b="0"/>
-            <wp:docPr id="13" name="Image1"/>
+            <wp:docPr id="13" name="Image1" descr=""/>
             <wp:cNvGraphicFramePr>
               <a:graphicFrameLocks xmlns:a="http://schemas.openxmlformats.org/drawingml/2006/main" noChangeAspect="1"/>
             </wp:cNvGraphicFramePr>
@@ -3794,13 +3903,13 @@
               <a:graphicData uri="http://schemas.openxmlformats.org/drawingml/2006/picture">
                 <pic:pic xmlns:pic="http://schemas.openxmlformats.org/drawingml/2006/picture">
                   <pic:nvPicPr>
-                    <pic:cNvPr id="13" name="Image1"/>
+                    <pic:cNvPr id="13" name="Image1" descr=""/>
                     <pic:cNvPicPr>
                       <a:picLocks noChangeAspect="1" noChangeArrowheads="1"/>
                     </pic:cNvPicPr>
                   </pic:nvPicPr>
                   <pic:blipFill>
-                    <a:blip r:embed="rId18"/>
+                    <a:blip r:embed="rId14"/>
                     <a:stretch>
                       <a:fillRect/>
                     </a:stretch>
@@ -3823,76 +3932,103 @@
     </w:p>
     <w:p>
       <w:pPr>
+        <w:pStyle w:val="Normal"/>
         <w:rPr>
           <w:rFonts w:ascii="Times New Roman" w:hAnsi="Times New Roman" w:cs="Times New Roman"/>
           <w:b/>
+          <w:b/>
           <w:bCs/>
         </w:rPr>
       </w:pPr>
-    </w:p>
-    <w:p>
-      <w:pPr>
-        <w:pStyle w:val="Titre2"/>
+      <w:r>
+        <w:rPr>
+          <w:rFonts w:cs="Times New Roman" w:ascii="Times New Roman" w:hAnsi="Times New Roman"/>
+          <w:b/>
+          <w:bCs/>
+        </w:rPr>
+      </w:r>
+    </w:p>
+    <w:p>
+      <w:pPr>
+        <w:pStyle w:val="Heading2"/>
+        <w:rPr/>
       </w:pPr>
       <w:bookmarkStart w:id="28" w:name="_Toc181719779"/>
       <w:r>
-        <w:lastRenderedPageBreak/>
+        <w:rPr/>
         <w:t>Annexe 13</w:t>
       </w:r>
       <w:bookmarkEnd w:id="28"/>
     </w:p>
     <w:p>
       <w:pPr>
+        <w:pStyle w:val="Normal"/>
         <w:rPr>
           <w:rFonts w:ascii="Times New Roman" w:hAnsi="Times New Roman" w:cs="Times New Roman"/>
           <w:b/>
+          <w:b/>
           <w:bCs/>
         </w:rPr>
       </w:pPr>
       <w:r>
+        <w:rPr>
+          <w:rFonts w:cs="Times New Roman" w:ascii="Times New Roman" w:hAnsi="Times New Roman"/>
+          <w:b/>
+          <w:bCs/>
+        </w:rPr>
+        <w:t>Processus d’acquisition incrémentale</w:t>
+      </w:r>
+    </w:p>
+    <w:p>
+      <w:pPr>
+        <w:pStyle w:val="Normal"/>
         <w:rPr>
           <w:rFonts w:ascii="Times New Roman" w:hAnsi="Times New Roman" w:cs="Times New Roman"/>
           <w:b/>
-          <w:bCs/>
-        </w:rPr>
-        <w:t>Processus d’acquisition incrémentale</w:t>
-      </w:r>
-    </w:p>
-    <w:p>
-      <w:pPr>
-        <w:rPr>
-          <w:rFonts w:ascii="Times New Roman" w:hAnsi="Times New Roman" w:cs="Times New Roman"/>
           <w:b/>
           <w:bCs/>
         </w:rPr>
       </w:pPr>
-    </w:p>
-    <w:p>
-      <w:pPr>
-        <w:rPr>
-          <w:rFonts w:ascii="Arial" w:hAnsi="Arial" w:cs="Arial"/>
-        </w:rPr>
-      </w:pPr>
-    </w:p>
-    <w:p>
-      <w:pPr>
-        <w:rPr>
-          <w:rFonts w:asciiTheme="majorHAnsi" w:eastAsiaTheme="majorEastAsia" w:hAnsiTheme="majorHAnsi" w:cstheme="majorBidi"/>
-          <w:color w:val="0F4761" w:themeColor="accent1" w:themeShade="BF"/>
+      <w:r>
+        <w:rPr>
+          <w:rFonts w:cs="Times New Roman" w:ascii="Times New Roman" w:hAnsi="Times New Roman"/>
+          <w:b/>
+          <w:bCs/>
+        </w:rPr>
+      </w:r>
+    </w:p>
+    <w:p>
+      <w:pPr>
+        <w:pStyle w:val="Normal"/>
+        <w:rPr>
+          <w:rFonts w:ascii="Arial" w:hAnsi="Arial" w:cs="Arial"/>
+        </w:rPr>
+      </w:pPr>
+      <w:r>
+        <w:rPr>
+          <w:rFonts w:cs="Arial" w:ascii="Arial" w:hAnsi="Arial"/>
+        </w:rPr>
+      </w:r>
+    </w:p>
+    <w:p>
+      <w:pPr>
+        <w:pStyle w:val="Normal"/>
+        <w:rPr>
+          <w:rFonts w:ascii="Aptos Display" w:hAnsi="Aptos Display" w:eastAsia="" w:cs="" w:asciiTheme="majorHAnsi" w:cstheme="majorBidi" w:eastAsiaTheme="majorEastAsia" w:hAnsiTheme="majorHAnsi"/>
+          <w:color w:val="0F4761" w:themeColor="accent1" w:themeShade="bf"/>
           <w:sz w:val="32"/>
           <w:szCs w:val="32"/>
         </w:rPr>
       </w:pPr>
       <w:r>
         <w:rPr>
-          <w:rFonts w:ascii="Aptos Display" w:eastAsiaTheme="majorEastAsia" w:hAnsi="Aptos Display" w:cstheme="majorBidi"/>
-          <w:noProof/>
-          <w:color w:val="0F4761" w:themeColor="accent1" w:themeShade="BF"/>
+          <w:rFonts w:eastAsia="" w:cs="" w:cstheme="majorBidi" w:eastAsiaTheme="majorEastAsia" w:ascii="Aptos Display" w:hAnsi="Aptos Display"/>
+          <w:color w:val="0F4761" w:themeColor="accent1" w:themeShade="bf"/>
           <w:sz w:val="32"/>
           <w:szCs w:val="32"/>
         </w:rPr>
         <w:drawing>
-          <wp:anchor distT="0" distB="0" distL="0" distR="0" simplePos="0" relativeHeight="17" behindDoc="0" locked="0" layoutInCell="1" allowOverlap="1" wp14:anchorId="0AA05B4D" wp14:editId="44DB3DFD">
+          <wp:anchor behindDoc="0" distT="0" distB="0" distL="0" distR="0" simplePos="0" locked="0" layoutInCell="1" allowOverlap="1" relativeHeight="3">
             <wp:simplePos x="0" y="0"/>
             <wp:positionH relativeFrom="column">
               <wp:align>center</wp:align>
@@ -3903,7 +4039,7 @@
             <wp:extent cx="5486400" cy="6624320"/>
             <wp:effectExtent l="0" t="0" r="0" b="0"/>
             <wp:wrapSquare wrapText="largest"/>
-            <wp:docPr id="14" name="Image16"/>
+            <wp:docPr id="14" name="Image16" descr=""/>
             <wp:cNvGraphicFramePr>
               <a:graphicFrameLocks xmlns:a="http://schemas.openxmlformats.org/drawingml/2006/main" noChangeAspect="1"/>
             </wp:cNvGraphicFramePr>
@@ -3911,13 +4047,13 @@
               <a:graphicData uri="http://schemas.openxmlformats.org/drawingml/2006/picture">
                 <pic:pic xmlns:pic="http://schemas.openxmlformats.org/drawingml/2006/picture">
                   <pic:nvPicPr>
-                    <pic:cNvPr id="14" name="Image16"/>
+                    <pic:cNvPr id="14" name="Image16" descr=""/>
                     <pic:cNvPicPr>
                       <a:picLocks noChangeAspect="1" noChangeArrowheads="1"/>
                     </pic:cNvPicPr>
                   </pic:nvPicPr>
                   <pic:blipFill>
-                    <a:blip r:embed="rId19"/>
+                    <a:blip r:embed="rId15"/>
                     <a:stretch>
                       <a:fillRect/>
                     </a:stretch>
@@ -3943,42 +4079,44 @@
     </w:p>
     <w:p>
       <w:pPr>
-        <w:pStyle w:val="Titre2"/>
+        <w:pStyle w:val="Heading2"/>
+        <w:rPr/>
       </w:pPr>
       <w:bookmarkStart w:id="29" w:name="_Toc181719780"/>
       <w:r>
-        <w:lastRenderedPageBreak/>
+        <w:rPr/>
         <w:t>Annexe 14</w:t>
       </w:r>
       <w:bookmarkEnd w:id="29"/>
     </w:p>
     <w:p>
       <w:pPr>
-        <w:rPr>
-          <w:rFonts w:ascii="Arial" w:hAnsi="Arial" w:cs="Arial"/>
-        </w:rPr>
-      </w:pPr>
-      <w:r>
-        <w:rPr>
-          <w:rFonts w:ascii="Arial" w:hAnsi="Arial" w:cs="Arial"/>
+        <w:pStyle w:val="Normal"/>
+        <w:rPr>
+          <w:rFonts w:ascii="Arial" w:hAnsi="Arial" w:cs="Arial"/>
+        </w:rPr>
+      </w:pPr>
+      <w:r>
+        <w:rPr>
+          <w:rFonts w:cs="Arial" w:ascii="Arial" w:hAnsi="Arial"/>
         </w:rPr>
         <w:t>Processus de transformation</w:t>
       </w:r>
     </w:p>
     <w:p>
       <w:pPr>
+        <w:pStyle w:val="Normal"/>
         <w:rPr>
           <w:rFonts w:ascii="Times New Roman" w:hAnsi="Times New Roman" w:cs="Times New Roman"/>
           <w:b/>
+          <w:b/>
           <w:bCs/>
         </w:rPr>
       </w:pPr>
       <w:r>
-        <w:rPr>
-          <w:noProof/>
-        </w:rPr>
+        <w:rPr/>
         <w:drawing>
-          <wp:inline distT="0" distB="0" distL="0" distR="0" wp14:anchorId="29E5E269" wp14:editId="732BA544">
+          <wp:inline distT="0" distB="0" distL="0" distR="0">
             <wp:extent cx="5115560" cy="7277100"/>
             <wp:effectExtent l="0" t="0" r="0" b="0"/>
             <wp:docPr id="15" name="Image6" descr="Une image contenant texte, diagramme, document, Parallèle&#10;&#10;Description générée automatiquement"/>
@@ -3995,7 +4133,7 @@
                     </pic:cNvPicPr>
                   </pic:nvPicPr>
                   <pic:blipFill>
-                    <a:blip r:embed="rId20"/>
+                    <a:blip r:embed="rId16"/>
                     <a:stretch>
                       <a:fillRect/>
                     </a:stretch>
@@ -4018,45 +4156,47 @@
     </w:p>
     <w:p>
       <w:pPr>
-        <w:pStyle w:val="Titre2"/>
+        <w:pStyle w:val="Heading2"/>
+        <w:rPr/>
       </w:pPr>
       <w:bookmarkStart w:id="30" w:name="_Toc181719781"/>
       <w:r>
-        <w:lastRenderedPageBreak/>
+        <w:rPr/>
         <w:t>Annexe 15</w:t>
       </w:r>
       <w:bookmarkEnd w:id="30"/>
     </w:p>
     <w:p>
       <w:pPr>
-        <w:rPr>
-          <w:rFonts w:ascii="Arial" w:hAnsi="Arial" w:cs="Arial"/>
-        </w:rPr>
-      </w:pPr>
-      <w:r>
-        <w:rPr>
-          <w:rFonts w:ascii="Arial" w:hAnsi="Arial" w:cs="Arial"/>
+        <w:pStyle w:val="Normal"/>
+        <w:rPr>
+          <w:rFonts w:ascii="Arial" w:hAnsi="Arial" w:cs="Arial"/>
+        </w:rPr>
+      </w:pPr>
+      <w:r>
+        <w:rPr>
+          <w:rFonts w:cs="Arial" w:ascii="Arial" w:hAnsi="Arial"/>
         </w:rPr>
         <w:t>Schéma du pipeline d’ETL</w:t>
       </w:r>
     </w:p>
     <w:p>
       <w:pPr>
+        <w:pStyle w:val="Normal"/>
         <w:rPr>
           <w:rFonts w:ascii="Times New Roman" w:hAnsi="Times New Roman" w:cs="Times New Roman"/>
           <w:b/>
+          <w:b/>
           <w:bCs/>
         </w:rPr>
       </w:pPr>
       <w:r>
-        <w:rPr>
-          <w:noProof/>
-        </w:rPr>
+        <w:rPr/>
         <w:drawing>
-          <wp:inline distT="0" distB="0" distL="0" distR="0" wp14:anchorId="6C701AB6" wp14:editId="23BD9F72">
+          <wp:inline distT="0" distB="0" distL="0" distR="0">
             <wp:extent cx="5486400" cy="4860925"/>
             <wp:effectExtent l="0" t="0" r="0" b="0"/>
-            <wp:docPr id="16" name="Image15"/>
+            <wp:docPr id="16" name="Image15" descr=""/>
             <wp:cNvGraphicFramePr>
               <a:graphicFrameLocks xmlns:a="http://schemas.openxmlformats.org/drawingml/2006/main" noChangeAspect="1"/>
             </wp:cNvGraphicFramePr>
@@ -4064,13 +4204,13 @@
               <a:graphicData uri="http://schemas.openxmlformats.org/drawingml/2006/picture">
                 <pic:pic xmlns:pic="http://schemas.openxmlformats.org/drawingml/2006/picture">
                   <pic:nvPicPr>
-                    <pic:cNvPr id="16" name="Image15"/>
+                    <pic:cNvPr id="16" name="Image15" descr=""/>
                     <pic:cNvPicPr>
                       <a:picLocks noChangeAspect="1" noChangeArrowheads="1"/>
                     </pic:cNvPicPr>
                   </pic:nvPicPr>
                   <pic:blipFill>
-                    <a:blip r:embed="rId21"/>
+                    <a:blip r:embed="rId17"/>
                     <a:stretch>
                       <a:fillRect/>
                     </a:stretch>
@@ -4093,55 +4233,68 @@
     </w:p>
     <w:p>
       <w:pPr>
+        <w:pStyle w:val="Normal"/>
         <w:rPr>
           <w:rFonts w:ascii="Times New Roman" w:hAnsi="Times New Roman" w:cs="Times New Roman"/>
           <w:b/>
+          <w:b/>
           <w:bCs/>
         </w:rPr>
       </w:pPr>
       <w:r>
+        <w:rPr>
+          <w:rFonts w:cs="Times New Roman" w:ascii="Times New Roman" w:hAnsi="Times New Roman"/>
+          <w:b/>
+          <w:bCs/>
+        </w:rPr>
+      </w:r>
+      <w:r>
         <w:br w:type="page"/>
       </w:r>
     </w:p>
     <w:p>
       <w:pPr>
-        <w:pStyle w:val="Titre2"/>
+        <w:pStyle w:val="Heading2"/>
+        <w:rPr/>
       </w:pPr>
       <w:bookmarkStart w:id="31" w:name="_Toc181719782"/>
       <w:r>
-        <w:lastRenderedPageBreak/>
+        <w:rPr/>
         <w:t>Annexe 16</w:t>
       </w:r>
       <w:bookmarkEnd w:id="31"/>
     </w:p>
     <w:p>
       <w:pPr>
-        <w:rPr>
-          <w:rFonts w:ascii="Arial" w:hAnsi="Arial" w:cs="Arial"/>
-        </w:rPr>
-      </w:pPr>
-      <w:r>
-        <w:rPr>
-          <w:rFonts w:ascii="Arial" w:hAnsi="Arial" w:cs="Arial"/>
+        <w:pStyle w:val="Normal"/>
+        <w:rPr>
+          <w:rFonts w:ascii="Arial" w:hAnsi="Arial" w:cs="Arial"/>
+        </w:rPr>
+      </w:pPr>
+      <w:r>
+        <w:rPr>
+          <w:rFonts w:cs="Arial" w:ascii="Arial" w:hAnsi="Arial"/>
         </w:rPr>
         <w:t>Utilisation de l’intelligence artificielle</w:t>
       </w:r>
     </w:p>
     <w:p>
       <w:pPr>
-        <w:rPr>
-          <w:rFonts w:ascii="Arial" w:hAnsi="Arial" w:cs="Arial"/>
-        </w:rPr>
-      </w:pPr>
-      <w:r>
-        <w:rPr>
-          <w:rFonts w:ascii="Arial" w:hAnsi="Arial" w:cs="Arial"/>
+        <w:pStyle w:val="Normal"/>
+        <w:rPr>
+          <w:rFonts w:ascii="Arial" w:hAnsi="Arial" w:cs="Arial"/>
+        </w:rPr>
+      </w:pPr>
+      <w:r>
+        <w:rPr>
+          <w:rFonts w:cs="Arial" w:ascii="Arial" w:hAnsi="Arial"/>
         </w:rPr>
         <w:t>Certaines parties de ce projet ont été réalisées avec l’aide de l’assistant IA ChatGPT, en particulier pour :</w:t>
       </w:r>
     </w:p>
     <w:p>
       <w:pPr>
+        <w:pStyle w:val="Normal"/>
         <w:numPr>
           <w:ilvl w:val="0"/>
           <w:numId w:val="1"/>
@@ -4152,7 +4305,7 @@
       </w:pPr>
       <w:r>
         <w:rPr>
-          <w:rFonts w:ascii="Arial" w:hAnsi="Arial" w:cs="Arial"/>
+          <w:rFonts w:cs="Arial" w:ascii="Arial" w:hAnsi="Arial"/>
           <w:b/>
           <w:bCs/>
         </w:rPr>
@@ -4160,13 +4313,14 @@
       </w:r>
       <w:r>
         <w:rPr>
-          <w:rFonts w:ascii="Arial" w:hAnsi="Arial" w:cs="Arial"/>
+          <w:rFonts w:cs="Arial" w:ascii="Arial" w:hAnsi="Arial"/>
         </w:rPr>
         <w:t xml:space="preserve"> Le script wait_for_neo4j() utilisé dans load.py pour s'assurer que Neo4j est prêt avant le chargement des données. Ce script attend la disponibilité de Neo4j en tentant de se connecter de manière répétée jusqu'à ce que le service soit prêt.</w:t>
       </w:r>
     </w:p>
     <w:p>
       <w:pPr>
+        <w:pStyle w:val="Normal"/>
         <w:numPr>
           <w:ilvl w:val="0"/>
           <w:numId w:val="1"/>
@@ -4177,7 +4331,7 @@
       </w:pPr>
       <w:r>
         <w:rPr>
-          <w:rFonts w:ascii="Arial" w:hAnsi="Arial" w:cs="Arial"/>
+          <w:rFonts w:cs="Arial" w:ascii="Arial" w:hAnsi="Arial"/>
           <w:b/>
           <w:bCs/>
         </w:rPr>
@@ -4185,13 +4339,14 @@
       </w:r>
       <w:r>
         <w:rPr>
-          <w:rFonts w:ascii="Arial" w:hAnsi="Arial" w:cs="Arial"/>
+          <w:rFonts w:cs="Arial" w:ascii="Arial" w:hAnsi="Arial"/>
         </w:rPr>
         <w:t xml:space="preserve"> La commande utilisée dans le Dockerfile pour exécuter les scripts ETL (extract.py, transform.py, load.py) a également été suggérée par ChatGPT. Cette commande garantit que le processus ETL se lance automatiquement lors du démarrage des conteneurs avec docker-compose up.</w:t>
       </w:r>
     </w:p>
     <w:p>
       <w:pPr>
+        <w:pStyle w:val="Normal"/>
         <w:numPr>
           <w:ilvl w:val="0"/>
           <w:numId w:val="1"/>
@@ -4202,84 +4357,85 @@
       </w:pPr>
       <w:r>
         <w:rPr>
-          <w:rFonts w:ascii="Arial" w:hAnsi="Arial" w:cs="Arial"/>
+          <w:rFonts w:cs="Arial" w:ascii="Arial" w:hAnsi="Arial"/>
           <w:b/>
           <w:bCs/>
         </w:rPr>
-        <w:t xml:space="preserve">Génération de diagramme UML : </w:t>
-      </w:r>
-      <w:r>
-        <w:rPr>
-          <w:rFonts w:ascii="Arial" w:hAnsi="Arial" w:cs="Arial"/>
-        </w:rPr>
-        <w:t>Pour améliorer l’efficacité de notre création de diagramme UML, nous avons utilisé l’outil DiagramGPT. Cet outil nous a permis de générer des ébauches de diagramme basé sur notre code, que nous avons bien évidemment adapter pour qu’ils correspondent à notre travail. On a donc pu avoir plus de facilité le processus de création de diagramme UML.</w:t>
-      </w:r>
-    </w:p>
-    <w:p>
-      <w:pPr>
-        <w:rPr>
-          <w:rFonts w:ascii="Arial" w:hAnsi="Arial" w:cs="Arial"/>
-        </w:rPr>
-      </w:pPr>
-      <w:r>
-        <w:rPr>
-          <w:rFonts w:ascii="Arial" w:hAnsi="Arial" w:cs="Arial"/>
+        <w:t xml:space="preserve">Génération de diagramme UML : </w:t>
+      </w:r>
+      <w:r>
+        <w:rPr>
+          <w:rFonts w:cs="Arial" w:ascii="Arial" w:hAnsi="Arial"/>
+        </w:rPr>
+        <w:t>Pour améliorer l’efficacité de notre création de diagramme UML, nous avons utilisé l’outil DiagramGPT. Cet outil nous a permis de générer des ébauches de diagramme basé sur notre code, que nous avons bien évidemment adapté pour qu’ils correspondent à notre travail. On a donc pu avoir plus de facilité le processus de création de diagramme UML.</w:t>
+      </w:r>
+    </w:p>
+    <w:p>
+      <w:pPr>
+        <w:pStyle w:val="Normal"/>
+        <w:spacing w:lineRule="auto" w:line="276"/>
+        <w:rPr>
+          <w:rFonts w:ascii="Arial" w:hAnsi="Arial" w:cs="Arial"/>
+        </w:rPr>
+      </w:pPr>
+      <w:r>
+        <w:rPr>
+          <w:rFonts w:cs="Arial" w:ascii="Arial" w:hAnsi="Arial"/>
         </w:rPr>
         <w:t>Ces contributions ont permis de résoudre des problèmes techniques et d’optimiser le déploiement du projet en environnement Docker.</w:t>
       </w:r>
     </w:p>
     <w:p>
       <w:pPr>
-        <w:rPr>
-          <w:rFonts w:ascii="Arial" w:hAnsi="Arial" w:cs="Arial"/>
-        </w:rPr>
-      </w:pPr>
-    </w:p>
-    <w:p>
-      <w:pPr>
-        <w:pStyle w:val="Titre2"/>
-      </w:pPr>
-      <w:r>
-        <w:t>Annexe 1</w:t>
-      </w:r>
-      <w:r>
-        <w:t>7</w:t>
-      </w:r>
-    </w:p>
-    <w:p>
-      <w:pPr>
-        <w:rPr>
-          <w:rFonts w:ascii="Arial" w:hAnsi="Arial" w:cs="Arial"/>
-        </w:rPr>
-      </w:pPr>
-      <w:r>
-        <w:rPr>
-          <w:rFonts w:ascii="Arial" w:hAnsi="Arial" w:cs="Arial"/>
-        </w:rPr>
-        <w:t>Résultat</w:t>
-      </w:r>
-      <w:r>
-        <w:rPr>
-          <w:rFonts w:ascii="Arial" w:hAnsi="Arial" w:cs="Arial"/>
-        </w:rPr>
-        <w:t xml:space="preserve"> de la requête d’extraction des données</w:t>
-      </w:r>
-    </w:p>
-    <w:p>
-      <w:pPr>
-        <w:rPr>
-          <w:rFonts w:ascii="Arial" w:hAnsi="Arial" w:cs="Arial"/>
-        </w:rPr>
-      </w:pPr>
-      <w:r>
-        <w:rPr>
-          <w:noProof/>
-        </w:rPr>
+        <w:pStyle w:val="Normal"/>
+        <w:rPr>
+          <w:rFonts w:ascii="Arial" w:hAnsi="Arial" w:cs="Arial"/>
+        </w:rPr>
+      </w:pPr>
+      <w:r>
+        <w:rPr>
+          <w:rFonts w:cs="Arial" w:ascii="Arial" w:hAnsi="Arial"/>
+        </w:rPr>
+      </w:r>
+    </w:p>
+    <w:p>
+      <w:pPr>
+        <w:pStyle w:val="Heading2"/>
+        <w:rPr/>
+      </w:pPr>
+      <w:r>
+        <w:rPr/>
+        <w:t>Annexe 17</w:t>
+      </w:r>
+    </w:p>
+    <w:p>
+      <w:pPr>
+        <w:pStyle w:val="Normal"/>
+        <w:rPr>
+          <w:rFonts w:ascii="Arial" w:hAnsi="Arial" w:cs="Arial"/>
+        </w:rPr>
+      </w:pPr>
+      <w:r>
+        <w:rPr>
+          <w:rFonts w:cs="Arial" w:ascii="Arial" w:hAnsi="Arial"/>
+        </w:rPr>
+        <w:t>Résultat de la requête d’extraction des données</w:t>
+      </w:r>
+    </w:p>
+    <w:p>
+      <w:pPr>
+        <w:pStyle w:val="Normal"/>
+        <w:rPr>
+          <w:rFonts w:ascii="Arial" w:hAnsi="Arial" w:cs="Arial"/>
+        </w:rPr>
+      </w:pPr>
+      <w:r>
+        <w:rPr/>
         <w:drawing>
-          <wp:inline distT="0" distB="0" distL="0" distR="0" wp14:anchorId="3F4B60E1" wp14:editId="731CE946">
+          <wp:inline distT="0" distB="0" distL="0" distR="0">
             <wp:extent cx="5486400" cy="876935"/>
             <wp:effectExtent l="0" t="0" r="0" b="0"/>
-            <wp:docPr id="310144163" name="Image 1"/>
+            <wp:docPr id="17" name="Image 1" descr=""/>
             <wp:cNvGraphicFramePr>
               <a:graphicFrameLocks xmlns:a="http://schemas.openxmlformats.org/drawingml/2006/main" noChangeAspect="1"/>
             </wp:cNvGraphicFramePr>
@@ -4287,20 +4443,13 @@
               <a:graphicData uri="http://schemas.openxmlformats.org/drawingml/2006/picture">
                 <pic:pic xmlns:pic="http://schemas.openxmlformats.org/drawingml/2006/picture">
                   <pic:nvPicPr>
-                    <pic:cNvPr id="0" name="Picture 1"/>
+                    <pic:cNvPr id="17" name="Image 1" descr=""/>
                     <pic:cNvPicPr>
                       <a:picLocks noChangeAspect="1" noChangeArrowheads="1"/>
                     </pic:cNvPicPr>
                   </pic:nvPicPr>
                   <pic:blipFill>
-                    <a:blip r:embed="rId22">
-                      <a:extLst>
-                        <a:ext uri="{28A0092B-C50C-407E-A947-70E740481C1C}">
-                          <a14:useLocalDpi xmlns:a14="http://schemas.microsoft.com/office/drawing/2010/main" val="0"/>
-                        </a:ext>
-                      </a:extLst>
-                    </a:blip>
-                    <a:srcRect/>
+                    <a:blip r:embed="rId18"/>
                     <a:stretch>
                       <a:fillRect/>
                     </a:stretch>
@@ -4313,10 +4462,6 @@
                     <a:prstGeom prst="rect">
                       <a:avLst/>
                     </a:prstGeom>
-                    <a:noFill/>
-                    <a:ln>
-                      <a:noFill/>
-                    </a:ln>
                   </pic:spPr>
                 </pic:pic>
               </a:graphicData>
@@ -4327,58 +4472,68 @@
     </w:p>
     <w:p>
       <w:pPr>
-        <w:rPr>
-          <w:rFonts w:ascii="Arial" w:hAnsi="Arial" w:cs="Arial"/>
-        </w:rPr>
-      </w:pPr>
-    </w:p>
-    <w:p>
-      <w:pPr>
-        <w:rPr>
-          <w:rFonts w:ascii="Arial" w:hAnsi="Arial" w:cs="Arial"/>
-        </w:rPr>
-      </w:pPr>
-    </w:p>
-    <w:p>
-      <w:pPr>
-        <w:pStyle w:val="Titre2"/>
-      </w:pPr>
-      <w:r>
-        <w:lastRenderedPageBreak/>
-        <w:t>Annexe 1</w:t>
-      </w:r>
-      <w:r>
-        <w:t>8</w:t>
-      </w:r>
-    </w:p>
-    <w:p>
-      <w:pPr>
-        <w:rPr>
-          <w:rFonts w:ascii="Arial" w:hAnsi="Arial" w:cs="Arial"/>
-        </w:rPr>
-      </w:pPr>
-      <w:r>
-        <w:rPr>
-          <w:rFonts w:ascii="Arial" w:hAnsi="Arial" w:cs="Arial"/>
+        <w:pStyle w:val="Normal"/>
+        <w:rPr>
+          <w:rFonts w:ascii="Arial" w:hAnsi="Arial" w:cs="Arial"/>
+        </w:rPr>
+      </w:pPr>
+      <w:r>
+        <w:rPr>
+          <w:rFonts w:cs="Arial" w:ascii="Arial" w:hAnsi="Arial"/>
+        </w:rPr>
+      </w:r>
+    </w:p>
+    <w:p>
+      <w:pPr>
+        <w:pStyle w:val="Normal"/>
+        <w:rPr>
+          <w:rFonts w:ascii="Arial" w:hAnsi="Arial" w:cs="Arial"/>
+        </w:rPr>
+      </w:pPr>
+      <w:r>
+        <w:rPr>
+          <w:rFonts w:cs="Arial" w:ascii="Arial" w:hAnsi="Arial"/>
+        </w:rPr>
+      </w:r>
+    </w:p>
+    <w:p>
+      <w:pPr>
+        <w:pStyle w:val="Heading2"/>
+        <w:rPr/>
+      </w:pPr>
+      <w:r>
+        <w:rPr/>
+        <w:t>Annexe 18</w:t>
+      </w:r>
+    </w:p>
+    <w:p>
+      <w:pPr>
+        <w:pStyle w:val="Normal"/>
+        <w:rPr>
+          <w:rFonts w:ascii="Arial" w:hAnsi="Arial" w:cs="Arial"/>
+        </w:rPr>
+      </w:pPr>
+      <w:r>
+        <w:rPr>
+          <w:rFonts w:cs="Arial" w:ascii="Arial" w:hAnsi="Arial"/>
         </w:rPr>
         <w:t>Résultat de la requête de récupération des données transformées</w:t>
       </w:r>
     </w:p>
     <w:p>
       <w:pPr>
-        <w:rPr>
-          <w:rFonts w:ascii="Arial" w:hAnsi="Arial" w:cs="Arial"/>
-        </w:rPr>
-      </w:pPr>
-      <w:r>
-        <w:rPr>
-          <w:noProof/>
-        </w:rPr>
+        <w:pStyle w:val="Normal"/>
+        <w:rPr>
+          <w:rFonts w:ascii="Arial" w:hAnsi="Arial" w:cs="Arial"/>
+        </w:rPr>
+      </w:pPr>
+      <w:r>
+        <w:rPr/>
         <w:drawing>
-          <wp:inline distT="0" distB="0" distL="0" distR="0" wp14:anchorId="191C385E" wp14:editId="03726B5F">
+          <wp:inline distT="0" distB="0" distL="0" distR="0">
             <wp:extent cx="5486400" cy="4603115"/>
-            <wp:effectExtent l="0" t="0" r="0" b="6985"/>
-            <wp:docPr id="506642681" name="Image 2"/>
+            <wp:effectExtent l="0" t="0" r="0" b="0"/>
+            <wp:docPr id="18" name="Image17" descr=""/>
             <wp:cNvGraphicFramePr>
               <a:graphicFrameLocks xmlns:a="http://schemas.openxmlformats.org/drawingml/2006/main" noChangeAspect="1"/>
             </wp:cNvGraphicFramePr>
@@ -4386,20 +4541,13 @@
               <a:graphicData uri="http://schemas.openxmlformats.org/drawingml/2006/picture">
                 <pic:pic xmlns:pic="http://schemas.openxmlformats.org/drawingml/2006/picture">
                   <pic:nvPicPr>
-                    <pic:cNvPr id="0" name="Picture 3"/>
+                    <pic:cNvPr id="18" name="Image17" descr=""/>
                     <pic:cNvPicPr>
                       <a:picLocks noChangeAspect="1" noChangeArrowheads="1"/>
                     </pic:cNvPicPr>
                   </pic:nvPicPr>
                   <pic:blipFill>
-                    <a:blip r:embed="rId23">
-                      <a:extLst>
-                        <a:ext uri="{28A0092B-C50C-407E-A947-70E740481C1C}">
-                          <a14:useLocalDpi xmlns:a14="http://schemas.microsoft.com/office/drawing/2010/main" val="0"/>
-                        </a:ext>
-                      </a:extLst>
-                    </a:blip>
-                    <a:srcRect/>
+                    <a:blip r:embed="rId19"/>
                     <a:stretch>
                       <a:fillRect/>
                     </a:stretch>
@@ -4412,10 +4560,6 @@
                     <a:prstGeom prst="rect">
                       <a:avLst/>
                     </a:prstGeom>
-                    <a:noFill/>
-                    <a:ln>
-                      <a:noFill/>
-                    </a:ln>
                   </pic:spPr>
                 </pic:pic>
               </a:graphicData>
@@ -4426,28 +4570,32 @@
     </w:p>
     <w:p>
       <w:pPr>
-        <w:rPr>
-          <w:rFonts w:ascii="Arial" w:hAnsi="Arial" w:cs="Arial"/>
-        </w:rPr>
-      </w:pPr>
+        <w:pStyle w:val="Normal"/>
+        <w:spacing w:before="0" w:after="160"/>
+        <w:rPr>
+          <w:rFonts w:ascii="Arial" w:hAnsi="Arial" w:cs="Arial"/>
+        </w:rPr>
+      </w:pPr>
+      <w:r>
+        <w:rPr/>
+      </w:r>
     </w:p>
     <w:sectPr>
+      <w:type w:val="nextPage"/>
       <w:pgSz w:w="12240" w:h="15840"/>
-      <w:pgMar w:top="1440" w:right="1800" w:bottom="1440" w:left="1800" w:header="0" w:footer="0" w:gutter="0"/>
-      <w:cols w:space="720"/>
-      <w:formProt w:val="0"/>
-      <w:docGrid w:linePitch="360"/>
+      <w:pgMar w:left="1800" w:right="1800" w:header="0" w:top="1440" w:footer="0" w:bottom="1440" w:gutter="0"/>
+      <w:pgNumType w:fmt="decimal"/>
+      <w:formProt w:val="false"/>
+      <w:textDirection w:val="lrTb"/>
+      <w:docGrid w:type="default" w:linePitch="360" w:charSpace="0"/>
     </w:sectPr>
   </w:body>
 </w:document>
 </file>
 
 <file path=word/numbering.xml><?xml version="1.0" encoding="utf-8"?>
-<w:numbering xmlns:wpc="http://schemas.microsoft.com/office/word/2010/wordprocessingCanvas" xmlns:cx="http://schemas.microsoft.com/office/drawing/2014/chartex" xmlns:cx1="http://schemas.microsoft.com/office/drawing/2015/9/8/chartex" xmlns:cx2="http://schemas.microsoft.com/office/drawing/2015/10/21/chartex" xmlns:cx3="http://schemas.microsoft.com/office/drawing/2016/5/9/chartex" xmlns:cx4="http://schemas.microsoft.com/office/drawing/2016/5/10/chartex" xmlns:cx5="http://schemas.microsoft.com/office/drawing/2016/5/11/chartex" xmlns:cx6="http://schemas.microsoft.com/office/drawing/2016/5/12/chartex" xmlns:cx7="http://schemas.microsoft.com/office/drawing/2016/5/13/chartex" xmlns:cx8="http://schemas.microsoft.com/office/drawing/2016/5/14/chartex" xmlns:mc="http://schemas.openxmlformats.org/markup-compatibility/2006" xmlns:aink="http://schemas.microsoft.com/office/drawing/2016/ink" xmlns:am3d="http://schemas.microsoft.com/office/drawing/2017/model3d" xmlns:o="urn:schemas-microsoft-com:office:office" xmlns:oel="http://schemas.microsoft.com/office/2019/extlst" xmlns:r="http://schemas.openxmlformats.org/officeDocument/2006/relationships" xmlns:m="http://schemas.openxmlformats.org/officeDocument/2006/math" xmlns:v="urn:schemas-microsoft-com:vml" xmlns:wp14="http://schemas.microsoft.com/office/word/2010/wordprocessingDrawing" xmlns:wp="http://schemas.openxmlformats.org/drawingml/2006/wordprocessingDrawing" xmlns:w10="urn:schemas-microsoft-com:office:word" xmlns:w="http://schemas.openxmlformats.org/wordprocessingml/2006/main" xmlns:w14="http://schemas.microsoft.com/office/word/2010/wordml" xmlns:w15="http://schemas.microsoft.com/office/word/2012/wordml" xmlns:w16cex="http://schemas.microsoft.com/office/word/2018/wordml/cex" xmlns:w16cid="http://schemas.microsoft.com/office/word/2016/wordml/cid" xmlns:w16="http://schemas.microsoft.com/office/word/2018/wordml" xmlns:w16du="http://schemas.microsoft.com/office/word/2023/wordml/word16du" xmlns:w16sdtdh="http://schemas.microsoft.com/office/word/2020/wordml/sdtdatahash" xmlns:w16se="http://schemas.microsoft.com/office/word/2015/wordml/symex" xmlns:wpg="http://schemas.microsoft.com/office/word/2010/wordprocessingGroup" xmlns:wpi="http://schemas.microsoft.com/office/word/2010/wordprocessingInk" xmlns:wne="http://schemas.microsoft.com/office/word/2006/wordml" xmlns:wps="http://schemas.microsoft.com/office/word/2010/wordprocessingShape" mc:Ignorable="w14 w15 w16se w16cid w16 w16cex w16sdtdh w16du wp14">
-  <w:abstractNum w:abstractNumId="0" w15:restartNumberingAfterBreak="0">
-    <w:nsid w:val="54D2568A"/>
-    <w:multiLevelType w:val="multilevel"/>
-    <w:tmpl w:val="66A4291C"/>
+<w:numbering xmlns:w="http://schemas.openxmlformats.org/wordprocessingml/2006/main" xmlns:o="urn:schemas-microsoft-com:office:office" xmlns:r="http://schemas.openxmlformats.org/officeDocument/2006/relationships" xmlns:v="urn:schemas-microsoft-com:vml">
+  <w:abstractNum w:abstractNumId="1">
     <w:lvl w:ilvl="0">
       <w:start w:val="1"/>
       <w:numFmt w:val="decimal"/>
@@ -4557,10 +4705,7 @@
       </w:pPr>
     </w:lvl>
   </w:abstractNum>
-  <w:abstractNum w:abstractNumId="1" w15:restartNumberingAfterBreak="0">
-    <w:nsid w:val="6A481638"/>
-    <w:multiLevelType w:val="multilevel"/>
-    <w:tmpl w:val="120A6508"/>
+  <w:abstractNum w:abstractNumId="2">
     <w:lvl w:ilvl="0">
       <w:start w:val="1"/>
       <w:numFmt w:val="none"/>
@@ -4571,7 +4716,7 @@
         <w:tabs>
           <w:tab w:val="num" w:pos="0"/>
         </w:tabs>
-        <w:ind w:left="0" w:firstLine="0"/>
+        <w:ind w:left="0" w:hanging="0"/>
       </w:pPr>
     </w:lvl>
     <w:lvl w:ilvl="1">
@@ -4584,7 +4729,7 @@
         <w:tabs>
           <w:tab w:val="num" w:pos="0"/>
         </w:tabs>
-        <w:ind w:left="0" w:firstLine="0"/>
+        <w:ind w:left="0" w:hanging="0"/>
       </w:pPr>
     </w:lvl>
     <w:lvl w:ilvl="2">
@@ -4597,7 +4742,7 @@
         <w:tabs>
           <w:tab w:val="num" w:pos="0"/>
         </w:tabs>
-        <w:ind w:left="0" w:firstLine="0"/>
+        <w:ind w:left="0" w:hanging="0"/>
       </w:pPr>
     </w:lvl>
     <w:lvl w:ilvl="3">
@@ -4610,7 +4755,7 @@
         <w:tabs>
           <w:tab w:val="num" w:pos="0"/>
         </w:tabs>
-        <w:ind w:left="0" w:firstLine="0"/>
+        <w:ind w:left="0" w:hanging="0"/>
       </w:pPr>
     </w:lvl>
     <w:lvl w:ilvl="4">
@@ -4623,7 +4768,7 @@
         <w:tabs>
           <w:tab w:val="num" w:pos="0"/>
         </w:tabs>
-        <w:ind w:left="0" w:firstLine="0"/>
+        <w:ind w:left="0" w:hanging="0"/>
       </w:pPr>
     </w:lvl>
     <w:lvl w:ilvl="5">
@@ -4636,7 +4781,7 @@
         <w:tabs>
           <w:tab w:val="num" w:pos="0"/>
         </w:tabs>
-        <w:ind w:left="0" w:firstLine="0"/>
+        <w:ind w:left="0" w:hanging="0"/>
       </w:pPr>
     </w:lvl>
     <w:lvl w:ilvl="6">
@@ -4649,7 +4794,7 @@
         <w:tabs>
           <w:tab w:val="num" w:pos="0"/>
         </w:tabs>
-        <w:ind w:left="0" w:firstLine="0"/>
+        <w:ind w:left="0" w:hanging="0"/>
       </w:pPr>
     </w:lvl>
     <w:lvl w:ilvl="7">
@@ -4662,7 +4807,7 @@
         <w:tabs>
           <w:tab w:val="num" w:pos="0"/>
         </w:tabs>
-        <w:ind w:left="0" w:firstLine="0"/>
+        <w:ind w:left="0" w:hanging="0"/>
       </w:pPr>
     </w:lvl>
     <w:lvl w:ilvl="8">
@@ -4675,25 +4820,25 @@
         <w:tabs>
           <w:tab w:val="num" w:pos="0"/>
         </w:tabs>
-        <w:ind w:left="0" w:firstLine="0"/>
+        <w:ind w:left="0" w:hanging="0"/>
       </w:pPr>
     </w:lvl>
   </w:abstractNum>
-  <w:num w:numId="1" w16cid:durableId="907420695">
-    <w:abstractNumId w:val="0"/>
+  <w:num w:numId="1">
+    <w:abstractNumId w:val="1"/>
   </w:num>
-  <w:num w:numId="2" w16cid:durableId="493688339">
-    <w:abstractNumId w:val="1"/>
+  <w:num w:numId="2">
+    <w:abstractNumId w:val="2"/>
   </w:num>
 </w:numbering>
 </file>
 
 <file path=word/styles.xml><?xml version="1.0" encoding="utf-8"?>
-<w:styles xmlns:mc="http://schemas.openxmlformats.org/markup-compatibility/2006" xmlns:r="http://schemas.openxmlformats.org/officeDocument/2006/relationships" xmlns:w="http://schemas.openxmlformats.org/wordprocessingml/2006/main" xmlns:w14="http://schemas.microsoft.com/office/word/2010/wordml" xmlns:w15="http://schemas.microsoft.com/office/word/2012/wordml" xmlns:w16cex="http://schemas.microsoft.com/office/word/2018/wordml/cex" xmlns:w16cid="http://schemas.microsoft.com/office/word/2016/wordml/cid" xmlns:w16="http://schemas.microsoft.com/office/word/2018/wordml" xmlns:w16du="http://schemas.microsoft.com/office/word/2023/wordml/word16du" xmlns:w16sdtdh="http://schemas.microsoft.com/office/word/2020/wordml/sdtdatahash" xmlns:w16se="http://schemas.microsoft.com/office/word/2015/wordml/symex" mc:Ignorable="w14 w15 w16se w16cid w16 w16cex w16sdtdh w16du">
+<w:styles xmlns:w="http://schemas.openxmlformats.org/wordprocessingml/2006/main" xmlns:w14="http://schemas.microsoft.com/office/word/2010/wordml" xmlns:mc="http://schemas.openxmlformats.org/markup-compatibility/2006" mc:Ignorable="w14">
   <w:docDefaults>
     <w:rPrDefault>
       <w:rPr>
-        <w:rFonts w:asciiTheme="minorHAnsi" w:eastAsiaTheme="minorHAnsi" w:hAnsiTheme="minorHAnsi" w:cstheme="minorBidi"/>
+        <w:rFonts w:ascii="Aptos" w:hAnsi="Aptos" w:eastAsia="Aptos" w:cs="" w:asciiTheme="minorHAnsi" w:cstheme="minorBidi" w:eastAsiaTheme="minorHAnsi" w:hAnsiTheme="minorHAnsi"/>
         <w:kern w:val="2"/>
         <w:sz w:val="24"/>
         <w:szCs w:val="24"/>
@@ -4703,21 +4848,21 @@
     </w:rPrDefault>
     <w:pPrDefault>
       <w:pPr>
-        <w:suppressAutoHyphens/>
+        <w:suppressAutoHyphens w:val="true"/>
       </w:pPr>
     </w:pPrDefault>
   </w:docDefaults>
   <w:latentStyles w:defLockedState="0" w:defUIPriority="99" w:defSemiHidden="0" w:defUnhideWhenUsed="0" w:defQFormat="0" w:count="376">
     <w:lsdException w:name="Normal" w:uiPriority="0" w:qFormat="1"/>
     <w:lsdException w:name="heading 1" w:uiPriority="9" w:qFormat="1"/>
-    <w:lsdException w:name="heading 2" w:semiHidden="1" w:uiPriority="9" w:unhideWhenUsed="1" w:qFormat="1"/>
-    <w:lsdException w:name="heading 3" w:semiHidden="1" w:uiPriority="9" w:unhideWhenUsed="1" w:qFormat="1"/>
-    <w:lsdException w:name="heading 4" w:semiHidden="1" w:uiPriority="9" w:unhideWhenUsed="1" w:qFormat="1"/>
-    <w:lsdException w:name="heading 5" w:semiHidden="1" w:uiPriority="9" w:unhideWhenUsed="1" w:qFormat="1"/>
-    <w:lsdException w:name="heading 6" w:semiHidden="1" w:uiPriority="9" w:unhideWhenUsed="1" w:qFormat="1"/>
-    <w:lsdException w:name="heading 7" w:semiHidden="1" w:uiPriority="9" w:unhideWhenUsed="1" w:qFormat="1"/>
-    <w:lsdException w:name="heading 8" w:semiHidden="1" w:uiPriority="9" w:unhideWhenUsed="1" w:qFormat="1"/>
-    <w:lsdException w:name="heading 9" w:semiHidden="1" w:uiPriority="9" w:unhideWhenUsed="1" w:qFormat="1"/>
+    <w:lsdException w:name="heading 2" w:uiPriority="9" w:semiHidden="1" w:unhideWhenUsed="1" w:qFormat="1"/>
+    <w:lsdException w:name="heading 3" w:uiPriority="9" w:semiHidden="1" w:unhideWhenUsed="1" w:qFormat="1"/>
+    <w:lsdException w:name="heading 4" w:uiPriority="9" w:semiHidden="1" w:unhideWhenUsed="1" w:qFormat="1"/>
+    <w:lsdException w:name="heading 5" w:uiPriority="9" w:semiHidden="1" w:unhideWhenUsed="1" w:qFormat="1"/>
+    <w:lsdException w:name="heading 6" w:uiPriority="9" w:semiHidden="1" w:unhideWhenUsed="1" w:qFormat="1"/>
+    <w:lsdException w:name="heading 7" w:uiPriority="9" w:semiHidden="1" w:unhideWhenUsed="1" w:qFormat="1"/>
+    <w:lsdException w:name="heading 8" w:uiPriority="9" w:semiHidden="1" w:unhideWhenUsed="1" w:qFormat="1"/>
+    <w:lsdException w:name="heading 9" w:uiPriority="9" w:semiHidden="1" w:unhideWhenUsed="1" w:qFormat="1"/>
     <w:lsdException w:name="index 1" w:semiHidden="1" w:unhideWhenUsed="1"/>
     <w:lsdException w:name="index 2" w:semiHidden="1" w:unhideWhenUsed="1"/>
     <w:lsdException w:name="index 3" w:semiHidden="1" w:unhideWhenUsed="1"/>
@@ -4727,22 +4872,22 @@
     <w:lsdException w:name="index 7" w:semiHidden="1" w:unhideWhenUsed="1"/>
     <w:lsdException w:name="index 8" w:semiHidden="1" w:unhideWhenUsed="1"/>
     <w:lsdException w:name="index 9" w:semiHidden="1" w:unhideWhenUsed="1"/>
-    <w:lsdException w:name="toc 1" w:semiHidden="1" w:uiPriority="39" w:unhideWhenUsed="1"/>
-    <w:lsdException w:name="toc 2" w:semiHidden="1" w:uiPriority="39" w:unhideWhenUsed="1"/>
-    <w:lsdException w:name="toc 3" w:semiHidden="1" w:uiPriority="39" w:unhideWhenUsed="1"/>
-    <w:lsdException w:name="toc 4" w:semiHidden="1" w:uiPriority="39" w:unhideWhenUsed="1"/>
-    <w:lsdException w:name="toc 5" w:semiHidden="1" w:uiPriority="39" w:unhideWhenUsed="1"/>
-    <w:lsdException w:name="toc 6" w:semiHidden="1" w:uiPriority="39" w:unhideWhenUsed="1"/>
-    <w:lsdException w:name="toc 7" w:semiHidden="1" w:uiPriority="39" w:unhideWhenUsed="1"/>
-    <w:lsdException w:name="toc 8" w:semiHidden="1" w:uiPriority="39" w:unhideWhenUsed="1"/>
-    <w:lsdException w:name="toc 9" w:semiHidden="1" w:uiPriority="39" w:unhideWhenUsed="1"/>
+    <w:lsdException w:name="toc 1" w:uiPriority="39" w:semiHidden="1" w:unhideWhenUsed="1"/>
+    <w:lsdException w:name="toc 2" w:uiPriority="39" w:semiHidden="1" w:unhideWhenUsed="1"/>
+    <w:lsdException w:name="toc 3" w:uiPriority="39" w:semiHidden="1" w:unhideWhenUsed="1"/>
+    <w:lsdException w:name="toc 4" w:uiPriority="39" w:semiHidden="1" w:unhideWhenUsed="1"/>
+    <w:lsdException w:name="toc 5" w:uiPriority="39" w:semiHidden="1" w:unhideWhenUsed="1"/>
+    <w:lsdException w:name="toc 6" w:uiPriority="39" w:semiHidden="1" w:unhideWhenUsed="1"/>
+    <w:lsdException w:name="toc 7" w:uiPriority="39" w:semiHidden="1" w:unhideWhenUsed="1"/>
+    <w:lsdException w:name="toc 8" w:uiPriority="39" w:semiHidden="1" w:unhideWhenUsed="1"/>
+    <w:lsdException w:name="toc 9" w:uiPriority="39" w:semiHidden="1" w:unhideWhenUsed="1"/>
     <w:lsdException w:name="Normal Indent" w:semiHidden="1" w:unhideWhenUsed="1"/>
     <w:lsdException w:name="footnote text" w:semiHidden="1" w:unhideWhenUsed="1"/>
     <w:lsdException w:name="annotation text" w:semiHidden="1" w:unhideWhenUsed="1"/>
     <w:lsdException w:name="header" w:semiHidden="1" w:unhideWhenUsed="1"/>
     <w:lsdException w:name="footer" w:semiHidden="1" w:unhideWhenUsed="1"/>
     <w:lsdException w:name="index heading" w:semiHidden="1" w:unhideWhenUsed="1"/>
-    <w:lsdException w:name="caption" w:semiHidden="1" w:uiPriority="35" w:unhideWhenUsed="1" w:qFormat="1"/>
+    <w:lsdException w:name="caption" w:uiPriority="35" w:semiHidden="1" w:unhideWhenUsed="1" w:qFormat="1"/>
     <w:lsdException w:name="table of figures" w:semiHidden="1" w:unhideWhenUsed="1"/>
     <w:lsdException w:name="envelope address" w:semiHidden="1" w:unhideWhenUsed="1"/>
     <w:lsdException w:name="envelope return" w:semiHidden="1" w:unhideWhenUsed="1"/>
@@ -4773,7 +4918,7 @@
     <w:lsdException w:name="Title" w:uiPriority="10" w:qFormat="1"/>
     <w:lsdException w:name="Closing" w:semiHidden="1" w:unhideWhenUsed="1"/>
     <w:lsdException w:name="Signature" w:semiHidden="1" w:unhideWhenUsed="1"/>
-    <w:lsdException w:name="Default Paragraph Font" w:semiHidden="1" w:uiPriority="1" w:unhideWhenUsed="1"/>
+    <w:lsdException w:name="Default Paragraph Font" w:uiPriority="1" w:semiHidden="1" w:unhideWhenUsed="1"/>
     <w:lsdException w:name="Body Text" w:semiHidden="1" w:unhideWhenUsed="1"/>
     <w:lsdException w:name="Body Text Indent" w:semiHidden="1" w:unhideWhenUsed="1"/>
     <w:lsdException w:name="List Continue" w:semiHidden="1" w:unhideWhenUsed="1"/>
@@ -4973,8 +5118,8 @@
     <w:lsdException w:name="Subtle Reference" w:uiPriority="31" w:qFormat="1"/>
     <w:lsdException w:name="Intense Reference" w:uiPriority="32" w:qFormat="1"/>
     <w:lsdException w:name="Book Title" w:uiPriority="33" w:qFormat="1"/>
-    <w:lsdException w:name="Bibliography" w:semiHidden="1" w:uiPriority="37" w:unhideWhenUsed="1"/>
-    <w:lsdException w:name="TOC Heading" w:semiHidden="1" w:uiPriority="39" w:unhideWhenUsed="1" w:qFormat="1"/>
+    <w:lsdException w:name="Bibliography" w:uiPriority="37" w:semiHidden="1" w:unhideWhenUsed="1"/>
+    <w:lsdException w:name="TOC Heading" w:uiPriority="39" w:semiHidden="1" w:unhideWhenUsed="1" w:qFormat="1"/>
     <w:lsdException w:name="Plain Table 1" w:uiPriority="41"/>
     <w:lsdException w:name="Plain Table 2" w:uiPriority="42"/>
     <w:lsdException w:name="Plain Table 3" w:uiPriority="43"/>
@@ -5085,80 +5230,93 @@
     <w:lsdException w:name="Unresolved Mention" w:semiHidden="1" w:unhideWhenUsed="1"/>
     <w:lsdException w:name="Smart Link" w:semiHidden="1" w:unhideWhenUsed="1"/>
   </w:latentStyles>
-  <w:style w:type="paragraph" w:default="1" w:styleId="Normal">
+  <w:style w:type="paragraph" w:styleId="Normal" w:default="1">
     <w:name w:val="Normal"/>
     <w:qFormat/>
     <w:pPr>
-      <w:spacing w:after="160" w:line="276" w:lineRule="auto"/>
+      <w:widowControl/>
+      <w:suppressAutoHyphens w:val="true"/>
+      <w:bidi w:val="0"/>
+      <w:spacing w:lineRule="auto" w:line="276" w:before="0" w:after="160"/>
+      <w:jc w:val="left"/>
     </w:pPr>
+    <w:rPr>
+      <w:rFonts w:ascii="Aptos" w:hAnsi="Aptos" w:eastAsia="Aptos" w:cs="" w:asciiTheme="minorHAnsi" w:cstheme="minorBidi" w:eastAsiaTheme="minorHAnsi" w:hAnsiTheme="minorHAnsi"/>
+      <w:color w:val="auto"/>
+      <w:kern w:val="2"/>
+      <w:sz w:val="24"/>
+      <w:szCs w:val="24"/>
+      <w:lang w:val="fr-CA" w:eastAsia="en-US" w:bidi="ar-SA"/>
+      <w14:ligatures w14:val="standardContextual"/>
+    </w:rPr>
   </w:style>
-  <w:style w:type="paragraph" w:styleId="Titre1">
-    <w:name w:val="heading 1"/>
+  <w:style w:type="paragraph" w:styleId="Heading1">
+    <w:name w:val="Heading 1"/>
     <w:basedOn w:val="Normal"/>
     <w:next w:val="Normal"/>
     <w:link w:val="Titre1Car"/>
     <w:uiPriority w:val="9"/>
     <w:qFormat/>
-    <w:rsid w:val="00515B29"/>
+    <w:rsid w:val="00515b29"/>
     <w:pPr>
-      <w:keepNext/>
+      <w:keepNext w:val="true"/>
       <w:keepLines/>
       <w:spacing w:before="360" w:after="80"/>
       <w:outlineLvl w:val="0"/>
     </w:pPr>
     <w:rPr>
-      <w:rFonts w:asciiTheme="majorHAnsi" w:eastAsiaTheme="majorEastAsia" w:hAnsiTheme="majorHAnsi" w:cstheme="majorBidi"/>
-      <w:color w:val="0F4761" w:themeColor="accent1" w:themeShade="BF"/>
+      <w:rFonts w:ascii="Aptos Display" w:hAnsi="Aptos Display" w:eastAsia="" w:cs="" w:asciiTheme="majorHAnsi" w:cstheme="majorBidi" w:eastAsiaTheme="majorEastAsia" w:hAnsiTheme="majorHAnsi"/>
+      <w:color w:val="0F4761" w:themeColor="accent1" w:themeShade="bf"/>
       <w:sz w:val="40"/>
       <w:szCs w:val="40"/>
     </w:rPr>
   </w:style>
-  <w:style w:type="paragraph" w:styleId="Titre2">
-    <w:name w:val="heading 2"/>
+  <w:style w:type="paragraph" w:styleId="Heading2">
+    <w:name w:val="Heading 2"/>
     <w:basedOn w:val="Normal"/>
     <w:next w:val="Normal"/>
     <w:link w:val="Titre2Car"/>
     <w:uiPriority w:val="9"/>
     <w:unhideWhenUsed/>
     <w:qFormat/>
-    <w:rsid w:val="00515B29"/>
+    <w:rsid w:val="00515b29"/>
     <w:pPr>
-      <w:keepNext/>
+      <w:keepNext w:val="true"/>
       <w:keepLines/>
       <w:spacing w:before="160" w:after="80"/>
       <w:outlineLvl w:val="1"/>
     </w:pPr>
     <w:rPr>
-      <w:rFonts w:asciiTheme="majorHAnsi" w:eastAsiaTheme="majorEastAsia" w:hAnsiTheme="majorHAnsi" w:cstheme="majorBidi"/>
-      <w:color w:val="0F4761" w:themeColor="accent1" w:themeShade="BF"/>
+      <w:rFonts w:ascii="Aptos Display" w:hAnsi="Aptos Display" w:eastAsia="" w:cs="" w:asciiTheme="majorHAnsi" w:cstheme="majorBidi" w:eastAsiaTheme="majorEastAsia" w:hAnsiTheme="majorHAnsi"/>
+      <w:color w:val="0F4761" w:themeColor="accent1" w:themeShade="bf"/>
       <w:sz w:val="32"/>
       <w:szCs w:val="32"/>
     </w:rPr>
   </w:style>
-  <w:style w:type="paragraph" w:styleId="Titre3">
-    <w:name w:val="heading 3"/>
+  <w:style w:type="paragraph" w:styleId="Heading3">
+    <w:name w:val="Heading 3"/>
     <w:basedOn w:val="Normal"/>
     <w:next w:val="Normal"/>
     <w:link w:val="Titre3Car"/>
     <w:uiPriority w:val="9"/>
     <w:unhideWhenUsed/>
     <w:qFormat/>
-    <w:rsid w:val="00515B29"/>
+    <w:rsid w:val="00515b29"/>
     <w:pPr>
-      <w:keepNext/>
+      <w:keepNext w:val="true"/>
       <w:keepLines/>
       <w:spacing w:before="160" w:after="80"/>
       <w:outlineLvl w:val="2"/>
     </w:pPr>
     <w:rPr>
-      <w:rFonts w:eastAsiaTheme="majorEastAsia" w:cstheme="majorBidi"/>
-      <w:color w:val="0F4761" w:themeColor="accent1" w:themeShade="BF"/>
+      <w:rFonts w:eastAsia="" w:cs="" w:cstheme="majorBidi" w:eastAsiaTheme="majorEastAsia"/>
+      <w:color w:val="0F4761" w:themeColor="accent1" w:themeShade="bf"/>
       <w:sz w:val="28"/>
       <w:szCs w:val="28"/>
     </w:rPr>
   </w:style>
-  <w:style w:type="paragraph" w:styleId="Titre4">
-    <w:name w:val="heading 4"/>
+  <w:style w:type="paragraph" w:styleId="Heading4">
+    <w:name w:val="Heading 4"/>
     <w:basedOn w:val="Normal"/>
     <w:next w:val="Normal"/>
     <w:link w:val="Titre4Car"/>
@@ -5166,22 +5324,22 @@
     <w:semiHidden/>
     <w:unhideWhenUsed/>
     <w:qFormat/>
-    <w:rsid w:val="00515B29"/>
+    <w:rsid w:val="00515b29"/>
     <w:pPr>
-      <w:keepNext/>
+      <w:keepNext w:val="true"/>
       <w:keepLines/>
       <w:spacing w:before="80" w:after="40"/>
       <w:outlineLvl w:val="3"/>
     </w:pPr>
     <w:rPr>
-      <w:rFonts w:eastAsiaTheme="majorEastAsia" w:cstheme="majorBidi"/>
+      <w:rFonts w:eastAsia="" w:cs="" w:cstheme="majorBidi" w:eastAsiaTheme="majorEastAsia"/>
       <w:i/>
       <w:iCs/>
-      <w:color w:val="0F4761" w:themeColor="accent1" w:themeShade="BF"/>
+      <w:color w:val="0F4761" w:themeColor="accent1" w:themeShade="bf"/>
     </w:rPr>
   </w:style>
-  <w:style w:type="paragraph" w:styleId="Titre5">
-    <w:name w:val="heading 5"/>
+  <w:style w:type="paragraph" w:styleId="Heading5">
+    <w:name w:val="Heading 5"/>
     <w:basedOn w:val="Normal"/>
     <w:next w:val="Normal"/>
     <w:link w:val="Titre5Car"/>
@@ -5189,20 +5347,20 @@
     <w:semiHidden/>
     <w:unhideWhenUsed/>
     <w:qFormat/>
-    <w:rsid w:val="00515B29"/>
+    <w:rsid w:val="00515b29"/>
     <w:pPr>
-      <w:keepNext/>
+      <w:keepNext w:val="true"/>
       <w:keepLines/>
       <w:spacing w:before="80" w:after="40"/>
       <w:outlineLvl w:val="4"/>
     </w:pPr>
     <w:rPr>
-      <w:rFonts w:eastAsiaTheme="majorEastAsia" w:cstheme="majorBidi"/>
-      <w:color w:val="0F4761" w:themeColor="accent1" w:themeShade="BF"/>
+      <w:rFonts w:eastAsia="" w:cs="" w:cstheme="majorBidi" w:eastAsiaTheme="majorEastAsia"/>
+      <w:color w:val="0F4761" w:themeColor="accent1" w:themeShade="bf"/>
     </w:rPr>
   </w:style>
-  <w:style w:type="paragraph" w:styleId="Titre6">
-    <w:name w:val="heading 6"/>
+  <w:style w:type="paragraph" w:styleId="Heading6">
+    <w:name w:val="Heading 6"/>
     <w:basedOn w:val="Normal"/>
     <w:next w:val="Normal"/>
     <w:link w:val="Titre6Car"/>
@@ -5210,22 +5368,22 @@
     <w:semiHidden/>
     <w:unhideWhenUsed/>
     <w:qFormat/>
-    <w:rsid w:val="00515B29"/>
+    <w:rsid w:val="00515b29"/>
     <w:pPr>
-      <w:keepNext/>
+      <w:keepNext w:val="true"/>
       <w:keepLines/>
       <w:spacing w:before="40" w:after="0"/>
       <w:outlineLvl w:val="5"/>
     </w:pPr>
     <w:rPr>
-      <w:rFonts w:eastAsiaTheme="majorEastAsia" w:cstheme="majorBidi"/>
+      <w:rFonts w:eastAsia="" w:cs="" w:cstheme="majorBidi" w:eastAsiaTheme="majorEastAsia"/>
       <w:i/>
       <w:iCs/>
-      <w:color w:val="595959" w:themeColor="text1" w:themeTint="A6"/>
+      <w:color w:val="595959" w:themeColor="text1" w:themeTint="a6"/>
     </w:rPr>
   </w:style>
-  <w:style w:type="paragraph" w:styleId="Titre7">
-    <w:name w:val="heading 7"/>
+  <w:style w:type="paragraph" w:styleId="Heading7">
+    <w:name w:val="Heading 7"/>
     <w:basedOn w:val="Normal"/>
     <w:next w:val="Normal"/>
     <w:link w:val="Titre7Car"/>
@@ -5233,20 +5391,20 @@
     <w:semiHidden/>
     <w:unhideWhenUsed/>
     <w:qFormat/>
-    <w:rsid w:val="00515B29"/>
+    <w:rsid w:val="00515b29"/>
     <w:pPr>
-      <w:keepNext/>
+      <w:keepNext w:val="true"/>
       <w:keepLines/>
       <w:spacing w:before="40" w:after="0"/>
       <w:outlineLvl w:val="6"/>
     </w:pPr>
     <w:rPr>
-      <w:rFonts w:eastAsiaTheme="majorEastAsia" w:cstheme="majorBidi"/>
-      <w:color w:val="595959" w:themeColor="text1" w:themeTint="A6"/>
+      <w:rFonts w:eastAsia="" w:cs="" w:cstheme="majorBidi" w:eastAsiaTheme="majorEastAsia"/>
+      <w:color w:val="595959" w:themeColor="text1" w:themeTint="a6"/>
     </w:rPr>
   </w:style>
-  <w:style w:type="paragraph" w:styleId="Titre8">
-    <w:name w:val="heading 8"/>
+  <w:style w:type="paragraph" w:styleId="Heading8">
+    <w:name w:val="Heading 8"/>
     <w:basedOn w:val="Normal"/>
     <w:next w:val="Normal"/>
     <w:link w:val="Titre8Car"/>
@@ -5254,22 +5412,22 @@
     <w:semiHidden/>
     <w:unhideWhenUsed/>
     <w:qFormat/>
-    <w:rsid w:val="00515B29"/>
+    <w:rsid w:val="00515b29"/>
     <w:pPr>
-      <w:keepNext/>
+      <w:keepNext w:val="true"/>
       <w:keepLines/>
-      <w:spacing w:after="0"/>
+      <w:spacing w:before="0" w:after="0"/>
       <w:outlineLvl w:val="7"/>
     </w:pPr>
     <w:rPr>
-      <w:rFonts w:eastAsiaTheme="majorEastAsia" w:cstheme="majorBidi"/>
+      <w:rFonts w:eastAsia="" w:cs="" w:cstheme="majorBidi" w:eastAsiaTheme="majorEastAsia"/>
       <w:i/>
       <w:iCs/>
-      <w:color w:val="272727" w:themeColor="text1" w:themeTint="D8"/>
+      <w:color w:val="272727" w:themeColor="text1" w:themeTint="d8"/>
     </w:rPr>
   </w:style>
-  <w:style w:type="paragraph" w:styleId="Titre9">
-    <w:name w:val="heading 9"/>
+  <w:style w:type="paragraph" w:styleId="Heading9">
+    <w:name w:val="Heading 9"/>
     <w:basedOn w:val="Normal"/>
     <w:next w:val="Normal"/>
     <w:link w:val="Titre9Car"/>
@@ -5277,23 +5435,476 @@
     <w:semiHidden/>
     <w:unhideWhenUsed/>
     <w:qFormat/>
-    <w:rsid w:val="00515B29"/>
+    <w:rsid w:val="00515b29"/>
     <w:pPr>
-      <w:keepNext/>
+      <w:keepNext w:val="true"/>
       <w:keepLines/>
-      <w:spacing w:after="0"/>
+      <w:spacing w:before="0" w:after="0"/>
       <w:outlineLvl w:val="8"/>
     </w:pPr>
     <w:rPr>
-      <w:rFonts w:eastAsiaTheme="majorEastAsia" w:cstheme="majorBidi"/>
-      <w:color w:val="272727" w:themeColor="text1" w:themeTint="D8"/>
+      <w:rFonts w:eastAsia="" w:cs="" w:cstheme="majorBidi" w:eastAsiaTheme="majorEastAsia"/>
+      <w:color w:val="272727" w:themeColor="text1" w:themeTint="d8"/>
     </w:rPr>
   </w:style>
-  <w:style w:type="character" w:default="1" w:styleId="Policepardfaut">
+  <w:style w:type="character" w:styleId="DefaultParagraphFont" w:default="1">
     <w:name w:val="Default Paragraph Font"/>
     <w:uiPriority w:val="1"/>
     <w:semiHidden/>
     <w:unhideWhenUsed/>
+    <w:qFormat/>
+    <w:rPr/>
+  </w:style>
+  <w:style w:type="character" w:styleId="Titre1Car" w:customStyle="1">
+    <w:name w:val="Titre 1 Car"/>
+    <w:basedOn w:val="DefaultParagraphFont"/>
+    <w:link w:val="Titre1"/>
+    <w:uiPriority w:val="9"/>
+    <w:qFormat/>
+    <w:rsid w:val="00515b29"/>
+    <w:rPr>
+      <w:rFonts w:ascii="Aptos Display" w:hAnsi="Aptos Display" w:eastAsia="" w:cs="" w:asciiTheme="majorHAnsi" w:cstheme="majorBidi" w:eastAsiaTheme="majorEastAsia" w:hAnsiTheme="majorHAnsi"/>
+      <w:color w:val="0F4761" w:themeColor="accent1" w:themeShade="bf"/>
+      <w:sz w:val="40"/>
+      <w:szCs w:val="40"/>
+    </w:rPr>
+  </w:style>
+  <w:style w:type="character" w:styleId="Titre2Car" w:customStyle="1">
+    <w:name w:val="Titre 2 Car"/>
+    <w:basedOn w:val="DefaultParagraphFont"/>
+    <w:link w:val="Titre2"/>
+    <w:uiPriority w:val="9"/>
+    <w:qFormat/>
+    <w:rsid w:val="00515b29"/>
+    <w:rPr>
+      <w:rFonts w:ascii="Aptos Display" w:hAnsi="Aptos Display" w:eastAsia="" w:cs="" w:asciiTheme="majorHAnsi" w:cstheme="majorBidi" w:eastAsiaTheme="majorEastAsia" w:hAnsiTheme="majorHAnsi"/>
+      <w:color w:val="0F4761" w:themeColor="accent1" w:themeShade="bf"/>
+      <w:sz w:val="32"/>
+      <w:szCs w:val="32"/>
+    </w:rPr>
+  </w:style>
+  <w:style w:type="character" w:styleId="Titre3Car" w:customStyle="1">
+    <w:name w:val="Titre 3 Car"/>
+    <w:basedOn w:val="DefaultParagraphFont"/>
+    <w:link w:val="Titre3"/>
+    <w:uiPriority w:val="9"/>
+    <w:qFormat/>
+    <w:rsid w:val="00515b29"/>
+    <w:rPr>
+      <w:rFonts w:eastAsia="" w:cs="" w:cstheme="majorBidi" w:eastAsiaTheme="majorEastAsia"/>
+      <w:color w:val="0F4761" w:themeColor="accent1" w:themeShade="bf"/>
+      <w:sz w:val="28"/>
+      <w:szCs w:val="28"/>
+    </w:rPr>
+  </w:style>
+  <w:style w:type="character" w:styleId="Titre4Car" w:customStyle="1">
+    <w:name w:val="Titre 4 Car"/>
+    <w:basedOn w:val="DefaultParagraphFont"/>
+    <w:link w:val="Titre4"/>
+    <w:uiPriority w:val="9"/>
+    <w:semiHidden/>
+    <w:qFormat/>
+    <w:rsid w:val="00515b29"/>
+    <w:rPr>
+      <w:rFonts w:eastAsia="" w:cs="" w:cstheme="majorBidi" w:eastAsiaTheme="majorEastAsia"/>
+      <w:i/>
+      <w:iCs/>
+      <w:color w:val="0F4761" w:themeColor="accent1" w:themeShade="bf"/>
+    </w:rPr>
+  </w:style>
+  <w:style w:type="character" w:styleId="Titre5Car" w:customStyle="1">
+    <w:name w:val="Titre 5 Car"/>
+    <w:basedOn w:val="DefaultParagraphFont"/>
+    <w:link w:val="Titre5"/>
+    <w:uiPriority w:val="9"/>
+    <w:semiHidden/>
+    <w:qFormat/>
+    <w:rsid w:val="00515b29"/>
+    <w:rPr>
+      <w:rFonts w:eastAsia="" w:cs="" w:cstheme="majorBidi" w:eastAsiaTheme="majorEastAsia"/>
+      <w:color w:val="0F4761" w:themeColor="accent1" w:themeShade="bf"/>
+    </w:rPr>
+  </w:style>
+  <w:style w:type="character" w:styleId="Titre6Car" w:customStyle="1">
+    <w:name w:val="Titre 6 Car"/>
+    <w:basedOn w:val="DefaultParagraphFont"/>
+    <w:link w:val="Titre6"/>
+    <w:uiPriority w:val="9"/>
+    <w:semiHidden/>
+    <w:qFormat/>
+    <w:rsid w:val="00515b29"/>
+    <w:rPr>
+      <w:rFonts w:eastAsia="" w:cs="" w:cstheme="majorBidi" w:eastAsiaTheme="majorEastAsia"/>
+      <w:i/>
+      <w:iCs/>
+      <w:color w:val="595959" w:themeColor="text1" w:themeTint="a6"/>
+    </w:rPr>
+  </w:style>
+  <w:style w:type="character" w:styleId="Titre7Car" w:customStyle="1">
+    <w:name w:val="Titre 7 Car"/>
+    <w:basedOn w:val="DefaultParagraphFont"/>
+    <w:link w:val="Titre7"/>
+    <w:uiPriority w:val="9"/>
+    <w:semiHidden/>
+    <w:qFormat/>
+    <w:rsid w:val="00515b29"/>
+    <w:rPr>
+      <w:rFonts w:eastAsia="" w:cs="" w:cstheme="majorBidi" w:eastAsiaTheme="majorEastAsia"/>
+      <w:color w:val="595959" w:themeColor="text1" w:themeTint="a6"/>
+    </w:rPr>
+  </w:style>
+  <w:style w:type="character" w:styleId="Titre8Car" w:customStyle="1">
+    <w:name w:val="Titre 8 Car"/>
+    <w:basedOn w:val="DefaultParagraphFont"/>
+    <w:link w:val="Titre8"/>
+    <w:uiPriority w:val="9"/>
+    <w:semiHidden/>
+    <w:qFormat/>
+    <w:rsid w:val="00515b29"/>
+    <w:rPr>
+      <w:rFonts w:eastAsia="" w:cs="" w:cstheme="majorBidi" w:eastAsiaTheme="majorEastAsia"/>
+      <w:i/>
+      <w:iCs/>
+      <w:color w:val="272727" w:themeColor="text1" w:themeTint="d8"/>
+    </w:rPr>
+  </w:style>
+  <w:style w:type="character" w:styleId="Titre9Car" w:customStyle="1">
+    <w:name w:val="Titre 9 Car"/>
+    <w:basedOn w:val="DefaultParagraphFont"/>
+    <w:link w:val="Titre9"/>
+    <w:uiPriority w:val="9"/>
+    <w:semiHidden/>
+    <w:qFormat/>
+    <w:rsid w:val="00515b29"/>
+    <w:rPr>
+      <w:rFonts w:eastAsia="" w:cs="" w:cstheme="majorBidi" w:eastAsiaTheme="majorEastAsia"/>
+      <w:color w:val="272727" w:themeColor="text1" w:themeTint="d8"/>
+    </w:rPr>
+  </w:style>
+  <w:style w:type="character" w:styleId="TitreCar" w:customStyle="1">
+    <w:name w:val="Titre Car"/>
+    <w:basedOn w:val="DefaultParagraphFont"/>
+    <w:link w:val="Titre"/>
+    <w:uiPriority w:val="10"/>
+    <w:qFormat/>
+    <w:rsid w:val="00515b29"/>
+    <w:rPr>
+      <w:rFonts w:ascii="Aptos Display" w:hAnsi="Aptos Display" w:eastAsia="" w:cs="" w:asciiTheme="majorHAnsi" w:cstheme="majorBidi" w:eastAsiaTheme="majorEastAsia" w:hAnsiTheme="majorHAnsi"/>
+      <w:spacing w:val="-10"/>
+      <w:kern w:val="2"/>
+      <w:sz w:val="56"/>
+      <w:szCs w:val="56"/>
+    </w:rPr>
+  </w:style>
+  <w:style w:type="character" w:styleId="SoustitreCar" w:customStyle="1">
+    <w:name w:val="Sous-titre Car"/>
+    <w:basedOn w:val="DefaultParagraphFont"/>
+    <w:uiPriority w:val="11"/>
+    <w:qFormat/>
+    <w:rsid w:val="00515b29"/>
+    <w:rPr>
+      <w:rFonts w:eastAsia="" w:cs="" w:cstheme="majorBidi" w:eastAsiaTheme="majorEastAsia"/>
+      <w:color w:val="595959" w:themeColor="text1" w:themeTint="a6"/>
+      <w:spacing w:val="15"/>
+      <w:sz w:val="28"/>
+      <w:szCs w:val="28"/>
+    </w:rPr>
+  </w:style>
+  <w:style w:type="character" w:styleId="CitationCar" w:customStyle="1">
+    <w:name w:val="Citation Car"/>
+    <w:basedOn w:val="DefaultParagraphFont"/>
+    <w:link w:val="Citation"/>
+    <w:uiPriority w:val="29"/>
+    <w:qFormat/>
+    <w:rsid w:val="00515b29"/>
+    <w:rPr>
+      <w:i/>
+      <w:iCs/>
+      <w:color w:val="404040" w:themeColor="text1" w:themeTint="bf"/>
+    </w:rPr>
+  </w:style>
+  <w:style w:type="character" w:styleId="IntenseEmphasis">
+    <w:name w:val="Intense Emphasis"/>
+    <w:basedOn w:val="DefaultParagraphFont"/>
+    <w:uiPriority w:val="21"/>
+    <w:qFormat/>
+    <w:rsid w:val="00515b29"/>
+    <w:rPr>
+      <w:i/>
+      <w:iCs/>
+      <w:color w:val="0F4761" w:themeColor="accent1" w:themeShade="bf"/>
+    </w:rPr>
+  </w:style>
+  <w:style w:type="character" w:styleId="CitationintenseCar" w:customStyle="1">
+    <w:name w:val="Citation intense Car"/>
+    <w:basedOn w:val="DefaultParagraphFont"/>
+    <w:link w:val="Citationintense"/>
+    <w:uiPriority w:val="30"/>
+    <w:qFormat/>
+    <w:rsid w:val="00515b29"/>
+    <w:rPr>
+      <w:i/>
+      <w:iCs/>
+      <w:color w:val="0F4761" w:themeColor="accent1" w:themeShade="bf"/>
+    </w:rPr>
+  </w:style>
+  <w:style w:type="character" w:styleId="IntenseReference">
+    <w:name w:val="Intense Reference"/>
+    <w:basedOn w:val="DefaultParagraphFont"/>
+    <w:uiPriority w:val="32"/>
+    <w:qFormat/>
+    <w:rsid w:val="00515b29"/>
+    <w:rPr>
+      <w:b/>
+      <w:bCs/>
+      <w:smallCaps/>
+      <w:color w:val="0F4761" w:themeColor="accent1" w:themeShade="bf"/>
+      <w:spacing w:val="5"/>
+    </w:rPr>
+  </w:style>
+  <w:style w:type="character" w:styleId="InternetLink">
+    <w:name w:val="Hyperlink"/>
+    <w:basedOn w:val="DefaultParagraphFont"/>
+    <w:uiPriority w:val="99"/>
+    <w:unhideWhenUsed/>
+    <w:rsid w:val="008b1f15"/>
+    <w:rPr>
+      <w:color w:val="467886" w:themeColor="hyperlink"/>
+      <w:u w:val="single"/>
+    </w:rPr>
+  </w:style>
+  <w:style w:type="character" w:styleId="IndexLink" w:customStyle="1">
+    <w:name w:val="Index Link"/>
+    <w:qFormat/>
+    <w:rPr/>
+  </w:style>
+  <w:style w:type="paragraph" w:styleId="Heading" w:customStyle="1">
+    <w:name w:val="Heading"/>
+    <w:basedOn w:val="Normal"/>
+    <w:next w:val="TextBody"/>
+    <w:qFormat/>
+    <w:pPr>
+      <w:keepNext w:val="true"/>
+      <w:spacing w:before="240" w:after="120"/>
+    </w:pPr>
+    <w:rPr>
+      <w:rFonts w:ascii="Liberation Sans" w:hAnsi="Liberation Sans" w:eastAsia="Noto Sans CJK SC" w:cs="Lohit Devanagari"/>
+      <w:sz w:val="28"/>
+      <w:szCs w:val="28"/>
+    </w:rPr>
+  </w:style>
+  <w:style w:type="paragraph" w:styleId="TextBody">
+    <w:name w:val="Body Text"/>
+    <w:basedOn w:val="Normal"/>
+    <w:pPr>
+      <w:spacing w:before="0" w:after="140"/>
+    </w:pPr>
+    <w:rPr/>
+  </w:style>
+  <w:style w:type="paragraph" w:styleId="List">
+    <w:name w:val="List"/>
+    <w:basedOn w:val="TextBody"/>
+    <w:pPr/>
+    <w:rPr>
+      <w:rFonts w:cs="Lohit Devanagari"/>
+    </w:rPr>
+  </w:style>
+  <w:style w:type="paragraph" w:styleId="Caption">
+    <w:name w:val="Caption"/>
+    <w:basedOn w:val="Normal"/>
+    <w:qFormat/>
+    <w:pPr>
+      <w:suppressLineNumbers/>
+      <w:spacing w:before="120" w:after="120"/>
+    </w:pPr>
+    <w:rPr>
+      <w:rFonts w:cs="Lohit Devanagari"/>
+      <w:i/>
+      <w:iCs/>
+      <w:sz w:val="24"/>
+      <w:szCs w:val="24"/>
+    </w:rPr>
+  </w:style>
+  <w:style w:type="paragraph" w:styleId="Index" w:customStyle="1">
+    <w:name w:val="Index"/>
+    <w:basedOn w:val="Normal"/>
+    <w:qFormat/>
+    <w:pPr>
+      <w:suppressLineNumbers/>
+    </w:pPr>
+    <w:rPr>
+      <w:rFonts w:cs="Lohit Devanagari"/>
+    </w:rPr>
+  </w:style>
+  <w:style w:type="paragraph" w:styleId="Caption1">
+    <w:name w:val="caption"/>
+    <w:basedOn w:val="Normal"/>
+    <w:qFormat/>
+    <w:pPr>
+      <w:suppressLineNumbers/>
+      <w:spacing w:before="120" w:after="120"/>
+    </w:pPr>
+    <w:rPr>
+      <w:rFonts w:cs="Lohit Devanagari"/>
+      <w:i/>
+      <w:iCs/>
+    </w:rPr>
+  </w:style>
+  <w:style w:type="paragraph" w:styleId="Title">
+    <w:name w:val="Title"/>
+    <w:basedOn w:val="Normal"/>
+    <w:next w:val="Normal"/>
+    <w:link w:val="TitreCar"/>
+    <w:uiPriority w:val="10"/>
+    <w:qFormat/>
+    <w:rsid w:val="00515b29"/>
+    <w:pPr>
+      <w:spacing w:lineRule="auto" w:line="240" w:before="0" w:after="80"/>
+      <w:contextualSpacing/>
+    </w:pPr>
+    <w:rPr>
+      <w:rFonts w:ascii="Aptos Display" w:hAnsi="Aptos Display" w:eastAsia="" w:cs="" w:asciiTheme="majorHAnsi" w:cstheme="majorBidi" w:eastAsiaTheme="majorEastAsia" w:hAnsiTheme="majorHAnsi"/>
+      <w:spacing w:val="-10"/>
+      <w:sz w:val="56"/>
+      <w:szCs w:val="56"/>
+    </w:rPr>
+  </w:style>
+  <w:style w:type="paragraph" w:styleId="Subtitle">
+    <w:name w:val="Subtitle"/>
+    <w:basedOn w:val="Normal"/>
+    <w:next w:val="Normal"/>
+    <w:uiPriority w:val="11"/>
+    <w:qFormat/>
+    <w:rsid w:val="00515b29"/>
+    <w:pPr/>
+    <w:rPr>
+      <w:rFonts w:eastAsia="" w:cs="" w:cstheme="majorBidi" w:eastAsiaTheme="majorEastAsia"/>
+      <w:color w:val="595959" w:themeColor="text1" w:themeTint="a6"/>
+      <w:spacing w:val="15"/>
+      <w:sz w:val="28"/>
+      <w:szCs w:val="28"/>
+    </w:rPr>
+  </w:style>
+  <w:style w:type="paragraph" w:styleId="Quote">
+    <w:name w:val="Quote"/>
+    <w:basedOn w:val="Normal"/>
+    <w:next w:val="Normal"/>
+    <w:link w:val="CitationCar"/>
+    <w:uiPriority w:val="29"/>
+    <w:qFormat/>
+    <w:rsid w:val="00515b29"/>
+    <w:pPr>
+      <w:spacing w:before="160" w:after="160"/>
+      <w:jc w:val="center"/>
+    </w:pPr>
+    <w:rPr>
+      <w:i/>
+      <w:iCs/>
+      <w:color w:val="404040" w:themeColor="text1" w:themeTint="bf"/>
+    </w:rPr>
+  </w:style>
+  <w:style w:type="paragraph" w:styleId="ListParagraph">
+    <w:name w:val="List Paragraph"/>
+    <w:basedOn w:val="Normal"/>
+    <w:uiPriority w:val="34"/>
+    <w:qFormat/>
+    <w:rsid w:val="00515b29"/>
+    <w:pPr>
+      <w:spacing w:before="0" w:after="160"/>
+      <w:ind w:left="720" w:hanging="0"/>
+      <w:contextualSpacing/>
+    </w:pPr>
+    <w:rPr/>
+  </w:style>
+  <w:style w:type="paragraph" w:styleId="IntenseQuote">
+    <w:name w:val="Intense Quote"/>
+    <w:basedOn w:val="Normal"/>
+    <w:next w:val="Normal"/>
+    <w:link w:val="CitationintenseCar"/>
+    <w:uiPriority w:val="30"/>
+    <w:qFormat/>
+    <w:rsid w:val="00515b29"/>
+    <w:pPr>
+      <w:pBdr>
+        <w:top w:val="single" w:sz="4" w:space="10" w:color="0F4761"/>
+        <w:bottom w:val="single" w:sz="4" w:space="10" w:color="0F4761"/>
+      </w:pBdr>
+      <w:spacing w:before="360" w:after="360"/>
+      <w:ind w:left="864" w:right="864" w:hanging="0"/>
+      <w:jc w:val="center"/>
+    </w:pPr>
+    <w:rPr>
+      <w:i/>
+      <w:iCs/>
+      <w:color w:val="0F4761" w:themeColor="accent1" w:themeShade="bf"/>
+    </w:rPr>
+  </w:style>
+  <w:style w:type="paragraph" w:styleId="TOCHeading">
+    <w:name w:val="TOC Heading"/>
+    <w:basedOn w:val="Heading1"/>
+    <w:next w:val="Normal"/>
+    <w:uiPriority w:val="39"/>
+    <w:unhideWhenUsed/>
+    <w:qFormat/>
+    <w:rsid w:val="008b1f15"/>
+    <w:pPr>
+      <w:spacing w:lineRule="auto" w:line="259" w:before="240" w:after="0"/>
+    </w:pPr>
+    <w:rPr>
+      <w:kern w:val="0"/>
+      <w:sz w:val="32"/>
+      <w:szCs w:val="32"/>
+      <w:lang w:val="en-CA" w:eastAsia="en-CA"/>
+      <w14:ligatures w14:val="none"/>
+    </w:rPr>
+  </w:style>
+  <w:style w:type="paragraph" w:styleId="Contents1">
+    <w:name w:val="TOC 1"/>
+    <w:basedOn w:val="Normal"/>
+    <w:next w:val="Normal"/>
+    <w:autoRedefine/>
+    <w:uiPriority w:val="39"/>
+    <w:unhideWhenUsed/>
+    <w:rsid w:val="008b1f15"/>
+    <w:pPr>
+      <w:spacing w:before="0" w:after="100"/>
+    </w:pPr>
+    <w:rPr/>
+  </w:style>
+  <w:style w:type="paragraph" w:styleId="Contents2">
+    <w:name w:val="TOC 2"/>
+    <w:basedOn w:val="Normal"/>
+    <w:next w:val="Normal"/>
+    <w:autoRedefine/>
+    <w:uiPriority w:val="39"/>
+    <w:unhideWhenUsed/>
+    <w:rsid w:val="008b1f15"/>
+    <w:pPr>
+      <w:spacing w:before="0" w:after="100"/>
+      <w:ind w:left="240" w:hanging="0"/>
+    </w:pPr>
+    <w:rPr/>
+  </w:style>
+  <w:style w:type="paragraph" w:styleId="Contents3">
+    <w:name w:val="TOC 3"/>
+    <w:basedOn w:val="Normal"/>
+    <w:next w:val="Normal"/>
+    <w:autoRedefine/>
+    <w:uiPriority w:val="39"/>
+    <w:unhideWhenUsed/>
+    <w:rsid w:val="008b1f15"/>
+    <w:pPr>
+      <w:spacing w:before="0" w:after="100"/>
+      <w:ind w:left="480" w:hanging="0"/>
+    </w:pPr>
+    <w:rPr/>
+  </w:style>
+  <w:style w:type="numbering" w:styleId="NoList" w:default="1">
+    <w:name w:val="No List"/>
+    <w:uiPriority w:val="99"/>
+    <w:semiHidden/>
+    <w:unhideWhenUsed/>
+    <w:qFormat/>
   </w:style>
   <w:style w:type="table" w:default="1" w:styleId="TableauNormal">
     <w:name w:val="Normal Table"/>
@@ -5309,431 +5920,6 @@
         <w:right w:w="108" w:type="dxa"/>
       </w:tblCellMar>
     </w:tblPr>
-  </w:style>
-  <w:style w:type="numbering" w:default="1" w:styleId="Aucuneliste">
-    <w:name w:val="No List"/>
-    <w:uiPriority w:val="99"/>
-    <w:semiHidden/>
-    <w:unhideWhenUsed/>
-  </w:style>
-  <w:style w:type="character" w:customStyle="1" w:styleId="Titre1Car">
-    <w:name w:val="Titre 1 Car"/>
-    <w:basedOn w:val="Policepardfaut"/>
-    <w:link w:val="Titre1"/>
-    <w:uiPriority w:val="9"/>
-    <w:qFormat/>
-    <w:rsid w:val="00515B29"/>
-    <w:rPr>
-      <w:rFonts w:asciiTheme="majorHAnsi" w:eastAsiaTheme="majorEastAsia" w:hAnsiTheme="majorHAnsi" w:cstheme="majorBidi"/>
-      <w:color w:val="0F4761" w:themeColor="accent1" w:themeShade="BF"/>
-      <w:sz w:val="40"/>
-      <w:szCs w:val="40"/>
-    </w:rPr>
-  </w:style>
-  <w:style w:type="character" w:customStyle="1" w:styleId="Titre2Car">
-    <w:name w:val="Titre 2 Car"/>
-    <w:basedOn w:val="Policepardfaut"/>
-    <w:link w:val="Titre2"/>
-    <w:uiPriority w:val="9"/>
-    <w:qFormat/>
-    <w:rsid w:val="00515B29"/>
-    <w:rPr>
-      <w:rFonts w:asciiTheme="majorHAnsi" w:eastAsiaTheme="majorEastAsia" w:hAnsiTheme="majorHAnsi" w:cstheme="majorBidi"/>
-      <w:color w:val="0F4761" w:themeColor="accent1" w:themeShade="BF"/>
-      <w:sz w:val="32"/>
-      <w:szCs w:val="32"/>
-    </w:rPr>
-  </w:style>
-  <w:style w:type="character" w:customStyle="1" w:styleId="Titre3Car">
-    <w:name w:val="Titre 3 Car"/>
-    <w:basedOn w:val="Policepardfaut"/>
-    <w:link w:val="Titre3"/>
-    <w:uiPriority w:val="9"/>
-    <w:qFormat/>
-    <w:rsid w:val="00515B29"/>
-    <w:rPr>
-      <w:rFonts w:eastAsiaTheme="majorEastAsia" w:cstheme="majorBidi"/>
-      <w:color w:val="0F4761" w:themeColor="accent1" w:themeShade="BF"/>
-      <w:sz w:val="28"/>
-      <w:szCs w:val="28"/>
-    </w:rPr>
-  </w:style>
-  <w:style w:type="character" w:customStyle="1" w:styleId="Titre4Car">
-    <w:name w:val="Titre 4 Car"/>
-    <w:basedOn w:val="Policepardfaut"/>
-    <w:link w:val="Titre4"/>
-    <w:uiPriority w:val="9"/>
-    <w:semiHidden/>
-    <w:qFormat/>
-    <w:rsid w:val="00515B29"/>
-    <w:rPr>
-      <w:rFonts w:eastAsiaTheme="majorEastAsia" w:cstheme="majorBidi"/>
-      <w:i/>
-      <w:iCs/>
-      <w:color w:val="0F4761" w:themeColor="accent1" w:themeShade="BF"/>
-    </w:rPr>
-  </w:style>
-  <w:style w:type="character" w:customStyle="1" w:styleId="Titre5Car">
-    <w:name w:val="Titre 5 Car"/>
-    <w:basedOn w:val="Policepardfaut"/>
-    <w:link w:val="Titre5"/>
-    <w:uiPriority w:val="9"/>
-    <w:semiHidden/>
-    <w:qFormat/>
-    <w:rsid w:val="00515B29"/>
-    <w:rPr>
-      <w:rFonts w:eastAsiaTheme="majorEastAsia" w:cstheme="majorBidi"/>
-      <w:color w:val="0F4761" w:themeColor="accent1" w:themeShade="BF"/>
-    </w:rPr>
-  </w:style>
-  <w:style w:type="character" w:customStyle="1" w:styleId="Titre6Car">
-    <w:name w:val="Titre 6 Car"/>
-    <w:basedOn w:val="Policepardfaut"/>
-    <w:link w:val="Titre6"/>
-    <w:uiPriority w:val="9"/>
-    <w:semiHidden/>
-    <w:qFormat/>
-    <w:rsid w:val="00515B29"/>
-    <w:rPr>
-      <w:rFonts w:eastAsiaTheme="majorEastAsia" w:cstheme="majorBidi"/>
-      <w:i/>
-      <w:iCs/>
-      <w:color w:val="595959" w:themeColor="text1" w:themeTint="A6"/>
-    </w:rPr>
-  </w:style>
-  <w:style w:type="character" w:customStyle="1" w:styleId="Titre7Car">
-    <w:name w:val="Titre 7 Car"/>
-    <w:basedOn w:val="Policepardfaut"/>
-    <w:link w:val="Titre7"/>
-    <w:uiPriority w:val="9"/>
-    <w:semiHidden/>
-    <w:qFormat/>
-    <w:rsid w:val="00515B29"/>
-    <w:rPr>
-      <w:rFonts w:eastAsiaTheme="majorEastAsia" w:cstheme="majorBidi"/>
-      <w:color w:val="595959" w:themeColor="text1" w:themeTint="A6"/>
-    </w:rPr>
-  </w:style>
-  <w:style w:type="character" w:customStyle="1" w:styleId="Titre8Car">
-    <w:name w:val="Titre 8 Car"/>
-    <w:basedOn w:val="Policepardfaut"/>
-    <w:link w:val="Titre8"/>
-    <w:uiPriority w:val="9"/>
-    <w:semiHidden/>
-    <w:qFormat/>
-    <w:rsid w:val="00515B29"/>
-    <w:rPr>
-      <w:rFonts w:eastAsiaTheme="majorEastAsia" w:cstheme="majorBidi"/>
-      <w:i/>
-      <w:iCs/>
-      <w:color w:val="272727" w:themeColor="text1" w:themeTint="D8"/>
-    </w:rPr>
-  </w:style>
-  <w:style w:type="character" w:customStyle="1" w:styleId="Titre9Car">
-    <w:name w:val="Titre 9 Car"/>
-    <w:basedOn w:val="Policepardfaut"/>
-    <w:link w:val="Titre9"/>
-    <w:uiPriority w:val="9"/>
-    <w:semiHidden/>
-    <w:qFormat/>
-    <w:rsid w:val="00515B29"/>
-    <w:rPr>
-      <w:rFonts w:eastAsiaTheme="majorEastAsia" w:cstheme="majorBidi"/>
-      <w:color w:val="272727" w:themeColor="text1" w:themeTint="D8"/>
-    </w:rPr>
-  </w:style>
-  <w:style w:type="character" w:customStyle="1" w:styleId="TitreCar">
-    <w:name w:val="Titre Car"/>
-    <w:basedOn w:val="Policepardfaut"/>
-    <w:link w:val="Titre"/>
-    <w:uiPriority w:val="10"/>
-    <w:qFormat/>
-    <w:rsid w:val="00515B29"/>
-    <w:rPr>
-      <w:rFonts w:asciiTheme="majorHAnsi" w:eastAsiaTheme="majorEastAsia" w:hAnsiTheme="majorHAnsi" w:cstheme="majorBidi"/>
-      <w:spacing w:val="-10"/>
-      <w:kern w:val="2"/>
-      <w:sz w:val="56"/>
-      <w:szCs w:val="56"/>
-    </w:rPr>
-  </w:style>
-  <w:style w:type="character" w:customStyle="1" w:styleId="Sous-titreCar">
-    <w:name w:val="Sous-titre Car"/>
-    <w:basedOn w:val="Policepardfaut"/>
-    <w:uiPriority w:val="11"/>
-    <w:qFormat/>
-    <w:rsid w:val="00515B29"/>
-    <w:rPr>
-      <w:rFonts w:eastAsiaTheme="majorEastAsia" w:cstheme="majorBidi"/>
-      <w:color w:val="595959" w:themeColor="text1" w:themeTint="A6"/>
-      <w:spacing w:val="15"/>
-      <w:sz w:val="28"/>
-      <w:szCs w:val="28"/>
-    </w:rPr>
-  </w:style>
-  <w:style w:type="character" w:customStyle="1" w:styleId="CitationCar">
-    <w:name w:val="Citation Car"/>
-    <w:basedOn w:val="Policepardfaut"/>
-    <w:link w:val="Citation"/>
-    <w:uiPriority w:val="29"/>
-    <w:qFormat/>
-    <w:rsid w:val="00515B29"/>
-    <w:rPr>
-      <w:i/>
-      <w:iCs/>
-      <w:color w:val="404040" w:themeColor="text1" w:themeTint="BF"/>
-    </w:rPr>
-  </w:style>
-  <w:style w:type="character" w:styleId="Accentuationintense">
-    <w:name w:val="Intense Emphasis"/>
-    <w:basedOn w:val="Policepardfaut"/>
-    <w:uiPriority w:val="21"/>
-    <w:qFormat/>
-    <w:rsid w:val="00515B29"/>
-    <w:rPr>
-      <w:i/>
-      <w:iCs/>
-      <w:color w:val="0F4761" w:themeColor="accent1" w:themeShade="BF"/>
-    </w:rPr>
-  </w:style>
-  <w:style w:type="character" w:customStyle="1" w:styleId="CitationintenseCar">
-    <w:name w:val="Citation intense Car"/>
-    <w:basedOn w:val="Policepardfaut"/>
-    <w:link w:val="Citationintense"/>
-    <w:uiPriority w:val="30"/>
-    <w:qFormat/>
-    <w:rsid w:val="00515B29"/>
-    <w:rPr>
-      <w:i/>
-      <w:iCs/>
-      <w:color w:val="0F4761" w:themeColor="accent1" w:themeShade="BF"/>
-    </w:rPr>
-  </w:style>
-  <w:style w:type="character" w:styleId="Rfrenceintense">
-    <w:name w:val="Intense Reference"/>
-    <w:basedOn w:val="Policepardfaut"/>
-    <w:uiPriority w:val="32"/>
-    <w:qFormat/>
-    <w:rsid w:val="00515B29"/>
-    <w:rPr>
-      <w:b/>
-      <w:bCs/>
-      <w:smallCaps/>
-      <w:color w:val="0F4761" w:themeColor="accent1" w:themeShade="BF"/>
-      <w:spacing w:val="5"/>
-    </w:rPr>
-  </w:style>
-  <w:style w:type="character" w:styleId="Lienhypertexte">
-    <w:name w:val="Hyperlink"/>
-    <w:basedOn w:val="Policepardfaut"/>
-    <w:uiPriority w:val="99"/>
-    <w:unhideWhenUsed/>
-    <w:rsid w:val="008B1F15"/>
-    <w:rPr>
-      <w:color w:val="467886" w:themeColor="hyperlink"/>
-      <w:u w:val="single"/>
-    </w:rPr>
-  </w:style>
-  <w:style w:type="character" w:customStyle="1" w:styleId="IndexLink">
-    <w:name w:val="Index Link"/>
-    <w:qFormat/>
-  </w:style>
-  <w:style w:type="paragraph" w:customStyle="1" w:styleId="Heading">
-    <w:name w:val="Heading"/>
-    <w:basedOn w:val="Normal"/>
-    <w:next w:val="Corpsdetexte"/>
-    <w:qFormat/>
-    <w:pPr>
-      <w:keepNext/>
-      <w:spacing w:before="240" w:after="120"/>
-    </w:pPr>
-    <w:rPr>
-      <w:rFonts w:ascii="Liberation Sans" w:eastAsia="Noto Sans CJK SC" w:hAnsi="Liberation Sans" w:cs="Lohit Devanagari"/>
-      <w:sz w:val="28"/>
-      <w:szCs w:val="28"/>
-    </w:rPr>
-  </w:style>
-  <w:style w:type="paragraph" w:styleId="Corpsdetexte">
-    <w:name w:val="Body Text"/>
-    <w:basedOn w:val="Normal"/>
-    <w:pPr>
-      <w:spacing w:after="140"/>
-    </w:pPr>
-  </w:style>
-  <w:style w:type="paragraph" w:styleId="Liste">
-    <w:name w:val="List"/>
-    <w:basedOn w:val="Corpsdetexte"/>
-    <w:rPr>
-      <w:rFonts w:cs="Lohit Devanagari"/>
-    </w:rPr>
-  </w:style>
-  <w:style w:type="paragraph" w:styleId="Lgende">
-    <w:name w:val="caption"/>
-    <w:basedOn w:val="Normal"/>
-    <w:qFormat/>
-    <w:pPr>
-      <w:suppressLineNumbers/>
-      <w:spacing w:before="120" w:after="120"/>
-    </w:pPr>
-    <w:rPr>
-      <w:rFonts w:cs="Lohit Devanagari"/>
-      <w:i/>
-      <w:iCs/>
-    </w:rPr>
-  </w:style>
-  <w:style w:type="paragraph" w:customStyle="1" w:styleId="Index">
-    <w:name w:val="Index"/>
-    <w:basedOn w:val="Normal"/>
-    <w:qFormat/>
-    <w:pPr>
-      <w:suppressLineNumbers/>
-    </w:pPr>
-    <w:rPr>
-      <w:rFonts w:cs="Lohit Devanagari"/>
-    </w:rPr>
-  </w:style>
-  <w:style w:type="paragraph" w:styleId="Titre">
-    <w:name w:val="Title"/>
-    <w:basedOn w:val="Normal"/>
-    <w:next w:val="Normal"/>
-    <w:link w:val="TitreCar"/>
-    <w:uiPriority w:val="10"/>
-    <w:qFormat/>
-    <w:rsid w:val="00515B29"/>
-    <w:pPr>
-      <w:spacing w:after="80" w:line="240" w:lineRule="auto"/>
-      <w:contextualSpacing/>
-    </w:pPr>
-    <w:rPr>
-      <w:rFonts w:asciiTheme="majorHAnsi" w:eastAsiaTheme="majorEastAsia" w:hAnsiTheme="majorHAnsi" w:cstheme="majorBidi"/>
-      <w:spacing w:val="-10"/>
-      <w:sz w:val="56"/>
-      <w:szCs w:val="56"/>
-    </w:rPr>
-  </w:style>
-  <w:style w:type="paragraph" w:styleId="Sous-titre">
-    <w:name w:val="Subtitle"/>
-    <w:basedOn w:val="Normal"/>
-    <w:next w:val="Normal"/>
-    <w:uiPriority w:val="11"/>
-    <w:qFormat/>
-    <w:rsid w:val="00515B29"/>
-    <w:rPr>
-      <w:rFonts w:eastAsiaTheme="majorEastAsia" w:cstheme="majorBidi"/>
-      <w:color w:val="595959" w:themeColor="text1" w:themeTint="A6"/>
-      <w:spacing w:val="15"/>
-      <w:sz w:val="28"/>
-      <w:szCs w:val="28"/>
-    </w:rPr>
-  </w:style>
-  <w:style w:type="paragraph" w:styleId="Citation">
-    <w:name w:val="Quote"/>
-    <w:basedOn w:val="Normal"/>
-    <w:next w:val="Normal"/>
-    <w:link w:val="CitationCar"/>
-    <w:uiPriority w:val="29"/>
-    <w:qFormat/>
-    <w:rsid w:val="00515B29"/>
-    <w:pPr>
-      <w:spacing w:before="160"/>
-      <w:jc w:val="center"/>
-    </w:pPr>
-    <w:rPr>
-      <w:i/>
-      <w:iCs/>
-      <w:color w:val="404040" w:themeColor="text1" w:themeTint="BF"/>
-    </w:rPr>
-  </w:style>
-  <w:style w:type="paragraph" w:styleId="Paragraphedeliste">
-    <w:name w:val="List Paragraph"/>
-    <w:basedOn w:val="Normal"/>
-    <w:uiPriority w:val="34"/>
-    <w:qFormat/>
-    <w:rsid w:val="00515B29"/>
-    <w:pPr>
-      <w:ind w:left="720"/>
-      <w:contextualSpacing/>
-    </w:pPr>
-  </w:style>
-  <w:style w:type="paragraph" w:styleId="Citationintense">
-    <w:name w:val="Intense Quote"/>
-    <w:basedOn w:val="Normal"/>
-    <w:next w:val="Normal"/>
-    <w:link w:val="CitationintenseCar"/>
-    <w:uiPriority w:val="30"/>
-    <w:qFormat/>
-    <w:rsid w:val="00515B29"/>
-    <w:pPr>
-      <w:pBdr>
-        <w:top w:val="single" w:sz="4" w:space="10" w:color="0F4761"/>
-        <w:bottom w:val="single" w:sz="4" w:space="10" w:color="0F4761"/>
-      </w:pBdr>
-      <w:spacing w:before="360" w:after="360"/>
-      <w:ind w:left="864" w:right="864"/>
-      <w:jc w:val="center"/>
-    </w:pPr>
-    <w:rPr>
-      <w:i/>
-      <w:iCs/>
-      <w:color w:val="0F4761" w:themeColor="accent1" w:themeShade="BF"/>
-    </w:rPr>
-  </w:style>
-  <w:style w:type="paragraph" w:styleId="En-ttedetabledesmatires">
-    <w:name w:val="TOC Heading"/>
-    <w:basedOn w:val="Titre1"/>
-    <w:next w:val="Normal"/>
-    <w:uiPriority w:val="39"/>
-    <w:unhideWhenUsed/>
-    <w:qFormat/>
-    <w:rsid w:val="008B1F15"/>
-    <w:pPr>
-      <w:spacing w:before="240" w:after="0" w:line="259" w:lineRule="auto"/>
-    </w:pPr>
-    <w:rPr>
-      <w:kern w:val="0"/>
-      <w:sz w:val="32"/>
-      <w:szCs w:val="32"/>
-      <w:lang w:val="en-CA" w:eastAsia="en-CA"/>
-      <w14:ligatures w14:val="none"/>
-    </w:rPr>
-  </w:style>
-  <w:style w:type="paragraph" w:styleId="TM1">
-    <w:name w:val="toc 1"/>
-    <w:basedOn w:val="Normal"/>
-    <w:next w:val="Normal"/>
-    <w:autoRedefine/>
-    <w:uiPriority w:val="39"/>
-    <w:unhideWhenUsed/>
-    <w:rsid w:val="008B1F15"/>
-    <w:pPr>
-      <w:spacing w:after="100"/>
-    </w:pPr>
-  </w:style>
-  <w:style w:type="paragraph" w:styleId="TM2">
-    <w:name w:val="toc 2"/>
-    <w:basedOn w:val="Normal"/>
-    <w:next w:val="Normal"/>
-    <w:autoRedefine/>
-    <w:uiPriority w:val="39"/>
-    <w:unhideWhenUsed/>
-    <w:rsid w:val="008B1F15"/>
-    <w:pPr>
-      <w:spacing w:after="100"/>
-      <w:ind w:left="240"/>
-    </w:pPr>
-  </w:style>
-  <w:style w:type="paragraph" w:styleId="TM3">
-    <w:name w:val="toc 3"/>
-    <w:basedOn w:val="Normal"/>
-    <w:next w:val="Normal"/>
-    <w:autoRedefine/>
-    <w:uiPriority w:val="39"/>
-    <w:unhideWhenUsed/>
-    <w:rsid w:val="008B1F15"/>
-    <w:pPr>
-      <w:spacing w:after="100"/>
-      <w:ind w:left="480"/>
-    </w:pPr>
   </w:style>
 </w:styles>
 </file>

--- a/Rapport.docx
+++ b/Rapport.docx
@@ -3887,16 +3887,7 @@
         <w:t xml:space="preserve"> impact sur le volume de données à emmagasiner. En ce sens, la région de Normandie possède une quantité importante de pistes cyclables : « </w:t>
       </w:r>
       <w:r>
-        <w:t xml:space="preserve">Une fréquentation qui reflète l’attractivité des 1 700 km de </w:t>
-      </w:r>
-      <w:r>
-        <w:t>véloroutes</w:t>
-      </w:r>
-      <w:r>
-        <w:t xml:space="preserve"> que compte la région</w:t>
-      </w:r>
-      <w:r>
-        <w:t>.</w:t>
+        <w:t>Une fréquentation qui reflète l’attractivité des 1 700 km de véloroutes que compte la région.</w:t>
       </w:r>
       <w:r>
         <w:t xml:space="preserve"> »</w:t>
@@ -3920,7 +3911,13 @@
         <w:footnoteReference w:id="4"/>
       </w:r>
       <w:r>
-        <w:t xml:space="preserve"> . Ainsi, nous prévoyons un doublement des données de notre application autant pour les restaurants de MongoDB que pour les pistes cyclables de Neo4J.</w:t>
+        <w:t xml:space="preserve"> . Ainsi, nous prévoyons un </w:t>
+      </w:r>
+      <w:r>
+        <w:t>dé</w:t>
+      </w:r>
+      <w:r>
+        <w:t>doublement des données de notre application autant pour les restaurants de MongoDB que pour les pistes cyclables de Neo4J.</w:t>
       </w:r>
     </w:p>
     <w:p>
@@ -3929,17 +3926,22 @@
       </w:pPr>
       <w:bookmarkStart w:id="18" w:name="_Toc183852575"/>
       <w:r>
+        <w:t>Réplication</w:t>
+      </w:r>
+      <w:bookmarkEnd w:id="18"/>
+    </w:p>
+    <w:p>
+      <w:r>
+        <w:t>Afin d’améliorer l’extensibilité et la fiabilité de notre application, nous utiliserons une réplication maître-esclave. Ainsi, notre système sera composé d’un nœud primaire (le maître) et de nœuds secondaires (les esclaves) qui répliquerons le nœud primaire. Par conséquent, cela pourrait réduire considérablement le taux RPS en distribuant les lectures sur plusieurs instances de notre base de données et, par le fait même, la latence de notre application.</w:t>
+      </w:r>
+    </w:p>
+    <w:p>
+      <w:pPr>
+        <w:pStyle w:val="Titre2"/>
+      </w:pPr>
+      <w:bookmarkStart w:id="19" w:name="_Toc183852576"/>
+      <w:r>
         <w:lastRenderedPageBreak/>
-        <w:t>Réplication</w:t>
-      </w:r>
-      <w:bookmarkEnd w:id="18"/>
-    </w:p>
-    <w:p>
-      <w:pPr>
-        <w:pStyle w:val="Titre2"/>
-      </w:pPr>
-      <w:bookmarkStart w:id="19" w:name="_Toc183852576"/>
-      <w:r>
         <w:t>Partitionnement</w:t>
       </w:r>
       <w:bookmarkEnd w:id="19"/>
@@ -4186,22 +4188,28 @@
       </w:pPr>
       <w:bookmarkStart w:id="25" w:name="_Toc183852582"/>
       <w:r>
+        <w:t>Annexe 4</w:t>
+      </w:r>
+      <w:bookmarkEnd w:id="25"/>
+    </w:p>
+    <w:p>
+      <w:pPr>
+        <w:rPr>
+          <w:rFonts w:ascii="Arial" w:hAnsi="Arial" w:cs="Arial"/>
+        </w:rPr>
+      </w:pPr>
+      <w:r>
+        <w:rPr>
+          <w:rFonts w:ascii="Arial" w:hAnsi="Arial" w:cs="Arial"/>
+        </w:rPr>
+        <w:t xml:space="preserve">Exemple d’objet JSON retourné par une requête de format similaire à celle présentée à l’Annexe 2 (les champs distance (en mètres) et duration (en </w:t>
+      </w:r>
+      <w:r>
+        <w:rPr>
+          <w:rFonts w:ascii="Arial" w:hAnsi="Arial" w:cs="Arial"/>
+        </w:rPr>
         <w:lastRenderedPageBreak/>
-        <w:t>Annexe 4</w:t>
-      </w:r>
-      <w:bookmarkEnd w:id="25"/>
-    </w:p>
-    <w:p>
-      <w:pPr>
-        <w:rPr>
-          <w:rFonts w:ascii="Arial" w:hAnsi="Arial" w:cs="Arial"/>
-        </w:rPr>
-      </w:pPr>
-      <w:r>
-        <w:rPr>
-          <w:rFonts w:ascii="Arial" w:hAnsi="Arial" w:cs="Arial"/>
-        </w:rPr>
-        <w:t>Exemple d’objet JSON retourné par une requête de format similaire à celle présentée à l’Annexe 2 (les champs distance (en mètres) et duration (en secondes) correspondent aux détails du trajet global, le champ concaténé “steps” énumère les différentes étapes du trajet avec instruction de déplacement progressive)</w:t>
+        <w:t>secondes) correspondent aux détails du trajet global, le champ concaténé “steps” énumère les différentes étapes du trajet avec instruction de déplacement progressive)</w:t>
       </w:r>
     </w:p>
     <w:p>
@@ -6270,6 +6278,7 @@
   <w:style w:type="character" w:default="1" w:styleId="Policepardfaut">
     <w:name w:val="Default Paragraph Font"/>
     <w:uiPriority w:val="1"/>
+    <w:semiHidden/>
     <w:unhideWhenUsed/>
   </w:style>
   <w:style w:type="table" w:default="1" w:styleId="TableauNormal">

--- a/Rapport.docx
+++ b/Rapport.docx
@@ -3957,6 +3957,32 @@
       <w:bookmarkEnd w:id="20"/>
     </w:p>
     <w:p>
+      <w:r>
+        <w:t xml:space="preserve">Un utilisateur pourra se connecter à notre application pour rechercher un itinéraire à vélo permettant des arrêts dans divers restaurants. L’application devra alors interroger la base de données MongoDB pour obtenir des informations sur les restaurants et Neo4J pour calculer les trajets via les pistes cyclables. Afin d’éviter que l’utilisateur puisse exploiter une faille pour injecter des requêtes malveillantes et corrompre les données, il pourrait être judicieux d’implémenter une validation stricte des entrées utilisateurs. Par exemple, nous pourrions vérifier le format des coordonnées géographiques ou encore spécifier les mots-clés autorisés. Dans le cas de Neo4J, nous pourrions utiliser des paramètres dans les requêtes </w:t>
+      </w:r>
+      <w:r>
+        <w:rPr>
+          <w:i/>
+          <w:iCs/>
+        </w:rPr>
+        <w:t>Cypher</w:t>
+      </w:r>
+      <w:r>
+        <w:t>.</w:t>
+      </w:r>
+    </w:p>
+    <w:p>
+      <w:r>
+        <w:t>Un administrateur pourra ajouter de nouveaux restaurants ou de nouvelles pistes cyclables à nos bases de données. Celui-ci pourra insérer de nouveaux documents dans MongoDB et créer de nouveaux nœuds et/ou relations dans Neo4J.</w:t>
+      </w:r>
+      <w:r>
+        <w:t xml:space="preserve"> Afin d’éviter qu’un individu mal intentionné puisse exploiter les identifiants d’un administrateur pour manipuler ou supprimer des données critiques, il pourrait être intéressant de mettre en place un contrôle d’accès basé sur les rôles. Par exemple, nous pourrions restreindre l’accès en écriture aux différents documents de notre base de données MongoDB. Par ailleurs, l’erreur étant humaine, un administrateur pourrait ajouter des données incorrectes ou supprimer des données importantes par inattention. Afin de limiter les conséquences de telles erreurs, il pourrait être judicieux encore une fois de limiter les permissions de l’administrateur par l’utilisation des rôles dans le cas de MongoDB et en mettant en place des sauvegardes automatiques des bases de données à intervalles réguliers</w:t>
+      </w:r>
+      <w:r>
+        <w:t xml:space="preserve"> ce qui nous permettra de restaurer le système en cas de problème majeur.</w:t>
+      </w:r>
+    </w:p>
+    <w:p>
       <w:pPr>
         <w:pStyle w:val="Titre1"/>
       </w:pPr>
@@ -3999,6 +4025,7 @@
         <w:rPr>
           <w:noProof/>
         </w:rPr>
+        <w:lastRenderedPageBreak/>
         <w:drawing>
           <wp:inline distT="0" distB="0" distL="0" distR="0" wp14:anchorId="03EB87C2" wp14:editId="7DC3CC74">
             <wp:extent cx="5486400" cy="1138555"/>
@@ -4202,26 +4229,20 @@
         <w:rPr>
           <w:rFonts w:ascii="Arial" w:hAnsi="Arial" w:cs="Arial"/>
         </w:rPr>
-        <w:t xml:space="preserve">Exemple d’objet JSON retourné par une requête de format similaire à celle présentée à l’Annexe 2 (les champs distance (en mètres) et duration (en </w:t>
-      </w:r>
-      <w:r>
-        <w:rPr>
-          <w:rFonts w:ascii="Arial" w:hAnsi="Arial" w:cs="Arial"/>
+        <w:t>Exemple d’objet JSON retourné par une requête de format similaire à celle présentée à l’Annexe 2 (les champs distance (en mètres) et duration (en secondes) correspondent aux détails du trajet global, le champ concaténé “steps” énumère les différentes étapes du trajet avec instruction de déplacement progressive)</w:t>
+      </w:r>
+    </w:p>
+    <w:p>
+      <w:pPr>
+        <w:rPr>
+          <w:rFonts w:ascii="Arial" w:hAnsi="Arial" w:cs="Arial"/>
+        </w:rPr>
+      </w:pPr>
+      <w:r>
+        <w:rPr>
+          <w:noProof/>
         </w:rPr>
         <w:lastRenderedPageBreak/>
-        <w:t>secondes) correspondent aux détails du trajet global, le champ concaténé “steps” énumère les différentes étapes du trajet avec instruction de déplacement progressive)</w:t>
-      </w:r>
-    </w:p>
-    <w:p>
-      <w:pPr>
-        <w:rPr>
-          <w:rFonts w:ascii="Arial" w:hAnsi="Arial" w:cs="Arial"/>
-        </w:rPr>
-      </w:pPr>
-      <w:r>
-        <w:rPr>
-          <w:noProof/>
-        </w:rPr>
         <w:drawing>
           <wp:inline distT="0" distB="0" distL="0" distR="0" wp14:anchorId="219648A8" wp14:editId="1D6E2954">
             <wp:extent cx="5486400" cy="3696970"/>
@@ -4366,7 +4387,6 @@
         <w:rPr>
           <w:noProof/>
         </w:rPr>
-        <w:lastRenderedPageBreak/>
         <w:drawing>
           <wp:inline distT="0" distB="0" distL="0" distR="0" wp14:anchorId="1FB02EF4" wp14:editId="45060A73">
             <wp:extent cx="5337810" cy="1371600"/>
@@ -4412,6 +4432,7 @@
       </w:pPr>
       <w:bookmarkStart w:id="28" w:name="_Toc183852585"/>
       <w:r>
+        <w:lastRenderedPageBreak/>
         <w:t>Annexe 7</w:t>
       </w:r>
       <w:bookmarkEnd w:id="28"/>
@@ -4655,7 +4676,6 @@
         <w:rPr>
           <w:noProof/>
         </w:rPr>
-        <w:lastRenderedPageBreak/>
         <w:drawing>
           <wp:inline distT="0" distB="0" distL="0" distR="0" wp14:anchorId="23F6352E" wp14:editId="3762F12A">
             <wp:extent cx="5486400" cy="628650"/>
@@ -4730,6 +4750,7 @@
         <w:rPr>
           <w:noProof/>
         </w:rPr>
+        <w:lastRenderedPageBreak/>
         <w:drawing>
           <wp:inline distT="0" distB="0" distL="0" distR="0" wp14:anchorId="69CAAEB9" wp14:editId="1F9DE093">
             <wp:extent cx="5486400" cy="520065"/>

--- a/Rapport.docx
+++ b/Rapport.docx
@@ -219,7 +219,21 @@
         <w:rPr>
           <w:rFonts w:ascii="Arial" w:hAnsi="Arial" w:cs="Arial"/>
         </w:rPr>
-        <w:t>Christian Fosso (536 904 549)</w:t>
+        <w:t xml:space="preserve">Christian </w:t>
+      </w:r>
+      <w:proofErr w:type="spellStart"/>
+      <w:r>
+        <w:rPr>
+          <w:rFonts w:ascii="Arial" w:hAnsi="Arial" w:cs="Arial"/>
+        </w:rPr>
+        <w:t>Fosso</w:t>
+      </w:r>
+      <w:proofErr w:type="spellEnd"/>
+      <w:r>
+        <w:rPr>
+          <w:rFonts w:ascii="Arial" w:hAnsi="Arial" w:cs="Arial"/>
+        </w:rPr>
+        <w:t xml:space="preserve"> (536 904 549)</w:t>
       </w:r>
     </w:p>
     <w:p>
@@ -244,30 +258,40 @@
           <w:szCs w:val="48"/>
         </w:rPr>
       </w:pPr>
+      <w:proofErr w:type="spellStart"/>
       <w:r>
         <w:rPr>
           <w:rFonts w:ascii="Arial" w:hAnsi="Arial" w:cs="Arial"/>
           <w:sz w:val="48"/>
           <w:szCs w:val="48"/>
         </w:rPr>
-        <w:t>Dérisquer l’application</w:t>
-      </w:r>
-    </w:p>
-    <w:p>
-      <w:pPr>
-        <w:jc w:val="center"/>
+        <w:t>Dérisquer</w:t>
+      </w:r>
+      <w:proofErr w:type="spellEnd"/>
+      <w:r>
         <w:rPr>
           <w:rFonts w:ascii="Arial" w:hAnsi="Arial" w:cs="Arial"/>
           <w:sz w:val="48"/>
           <w:szCs w:val="48"/>
         </w:rPr>
-      </w:pPr>
+        <w:t xml:space="preserve"> l’application</w:t>
+      </w:r>
     </w:p>
     <w:p>
       <w:pPr>
         <w:jc w:val="center"/>
         <w:rPr>
           <w:rFonts w:ascii="Arial" w:hAnsi="Arial" w:cs="Arial"/>
+          <w:sz w:val="48"/>
+          <w:szCs w:val="48"/>
+        </w:rPr>
+      </w:pPr>
+    </w:p>
+    <w:p>
+      <w:pPr>
+        <w:jc w:val="center"/>
+        <w:rPr>
+          <w:rFonts w:ascii="Arial" w:hAnsi="Arial" w:cs="Arial"/>
         </w:rPr>
       </w:pPr>
       <w:r>
@@ -284,11 +308,19 @@
           <w:rFonts w:ascii="Arial" w:hAnsi="Arial" w:cs="Arial"/>
         </w:rPr>
       </w:pPr>
-      <w:r>
-        <w:rPr>
-          <w:rFonts w:ascii="Arial" w:hAnsi="Arial" w:cs="Arial"/>
-        </w:rPr>
-        <w:t>Eloïse Prévôt</w:t>
+      <w:proofErr w:type="spellStart"/>
+      <w:r>
+        <w:rPr>
+          <w:rFonts w:ascii="Arial" w:hAnsi="Arial" w:cs="Arial"/>
+        </w:rPr>
+        <w:t>Eloïse</w:t>
+      </w:r>
+      <w:proofErr w:type="spellEnd"/>
+      <w:r>
+        <w:rPr>
+          <w:rFonts w:ascii="Arial" w:hAnsi="Arial" w:cs="Arial"/>
+        </w:rPr>
+        <w:t xml:space="preserve"> Prévôt</w:t>
       </w:r>
     </w:p>
     <w:p>
@@ -3211,7 +3243,49 @@
         <w:rPr>
           <w:rFonts w:ascii="Arial" w:hAnsi="Arial" w:cs="Arial"/>
         </w:rPr>
-        <w:t>Les données géospatiales utilisées pour ce projet seront récupérées de OpenStreetMap (OSM). C’est une base de données open source qui fournit beaucoup d’informations détaillées sur les routes et points d’intérêts à partir d’une localisation. Grâce au langage de programmation utilisé qui sera présenté plus bas, nous pouvons utiliser la bibliothèque “osmnx” pour récupérer les coordonnées des restaurants de la ville. Nous allons par la suite récupérer à partir de OpenRouteService les itinéraires optimaux à vélo entre deux coordonnées géospatiales, qui combiné avec OSM nous permettra d’obtenir toutes les données nécessaires.</w:t>
+        <w:t xml:space="preserve">Les données géospatiales utilisées pour ce projet seront récupérées de </w:t>
+      </w:r>
+      <w:proofErr w:type="spellStart"/>
+      <w:r>
+        <w:rPr>
+          <w:rFonts w:ascii="Arial" w:hAnsi="Arial" w:cs="Arial"/>
+        </w:rPr>
+        <w:t>OpenStreetMap</w:t>
+      </w:r>
+      <w:proofErr w:type="spellEnd"/>
+      <w:r>
+        <w:rPr>
+          <w:rFonts w:ascii="Arial" w:hAnsi="Arial" w:cs="Arial"/>
+        </w:rPr>
+        <w:t xml:space="preserve"> (OSM). C’est une base de données open source qui fournit beaucoup d’informations détaillées sur les routes et points d’intérêts à partir d’une localisation. Grâce au langage de programmation utilisé qui sera présenté plus bas, nous pouvons utiliser la bibliothèque “</w:t>
+      </w:r>
+      <w:proofErr w:type="spellStart"/>
+      <w:r>
+        <w:rPr>
+          <w:rFonts w:ascii="Arial" w:hAnsi="Arial" w:cs="Arial"/>
+        </w:rPr>
+        <w:t>osmnx</w:t>
+      </w:r>
+      <w:proofErr w:type="spellEnd"/>
+      <w:r>
+        <w:rPr>
+          <w:rFonts w:ascii="Arial" w:hAnsi="Arial" w:cs="Arial"/>
+        </w:rPr>
+        <w:t xml:space="preserve">” pour récupérer les coordonnées des restaurants de la ville. Nous allons par la suite récupérer à partir de </w:t>
+      </w:r>
+      <w:proofErr w:type="spellStart"/>
+      <w:r>
+        <w:rPr>
+          <w:rFonts w:ascii="Arial" w:hAnsi="Arial" w:cs="Arial"/>
+        </w:rPr>
+        <w:t>OpenRouteService</w:t>
+      </w:r>
+      <w:proofErr w:type="spellEnd"/>
+      <w:r>
+        <w:rPr>
+          <w:rFonts w:ascii="Arial" w:hAnsi="Arial" w:cs="Arial"/>
+        </w:rPr>
+        <w:t xml:space="preserve"> les itinéraires optimaux à vélo entre deux coordonnées géospatiales, qui combiné avec OSM nous permettra d’obtenir toutes les données nécessaires.</w:t>
       </w:r>
     </w:p>
     <w:p>
@@ -3235,7 +3309,35 @@
         <w:rPr>
           <w:rFonts w:ascii="Arial" w:hAnsi="Arial" w:cs="Arial"/>
         </w:rPr>
-        <w:t>Pour obtenir les données sur les restaurants, nous utiliserons du code similaire à celui présenté à l’Annexe 1, en appliquant un champ “amenity” à restaurant et en ajustant la ville à Rimouski. Pour obtenir les données des itinéraires de pistes cyclables de la ville, nous utiliserons une requête vers l’API de OpenRouteService similaire à celle présentée en Annexe 2. </w:t>
+        <w:t>Pour obtenir les données sur les restaurants, nous utiliserons du code similaire à celui présenté à l’Annexe 1, en appliquant un champ “</w:t>
+      </w:r>
+      <w:proofErr w:type="spellStart"/>
+      <w:r>
+        <w:rPr>
+          <w:rFonts w:ascii="Arial" w:hAnsi="Arial" w:cs="Arial"/>
+        </w:rPr>
+        <w:t>amenity</w:t>
+      </w:r>
+      <w:proofErr w:type="spellEnd"/>
+      <w:r>
+        <w:rPr>
+          <w:rFonts w:ascii="Arial" w:hAnsi="Arial" w:cs="Arial"/>
+        </w:rPr>
+        <w:t xml:space="preserve">” à restaurant et en ajustant la ville à Rimouski. Pour obtenir les données des itinéraires de pistes cyclables de la ville, nous utiliserons une requête vers l’API de </w:t>
+      </w:r>
+      <w:proofErr w:type="spellStart"/>
+      <w:r>
+        <w:rPr>
+          <w:rFonts w:ascii="Arial" w:hAnsi="Arial" w:cs="Arial"/>
+        </w:rPr>
+        <w:t>OpenRouteService</w:t>
+      </w:r>
+      <w:proofErr w:type="spellEnd"/>
+      <w:r>
+        <w:rPr>
+          <w:rFonts w:ascii="Arial" w:hAnsi="Arial" w:cs="Arial"/>
+        </w:rPr>
+        <w:t xml:space="preserve"> similaire à celle présentée en Annexe 2. </w:t>
       </w:r>
     </w:p>
     <w:p>
@@ -3259,7 +3361,21 @@
         <w:rPr>
           <w:rFonts w:ascii="Arial" w:hAnsi="Arial" w:cs="Arial"/>
         </w:rPr>
-        <w:t>Les données sur les restaurants récupérées seront sous la forme d’un GeoDataFrame à partir duquel il est très simple d’extraire les données géospatiales requises pour la suite ou même d’effectuer des opérations de calcul sur ces données. Pour les itinéraires à vélo, la requête présentée en Annexe 2 (où la clé API est omise intentionnellement) retourne un objet JSON qui contient toutes les informations d’itinéraires nécessaires.</w:t>
+        <w:t xml:space="preserve">Les données sur les restaurants récupérées seront sous la forme d’un </w:t>
+      </w:r>
+      <w:proofErr w:type="spellStart"/>
+      <w:r>
+        <w:rPr>
+          <w:rFonts w:ascii="Arial" w:hAnsi="Arial" w:cs="Arial"/>
+        </w:rPr>
+        <w:t>GeoDataFrame</w:t>
+      </w:r>
+      <w:proofErr w:type="spellEnd"/>
+      <w:r>
+        <w:rPr>
+          <w:rFonts w:ascii="Arial" w:hAnsi="Arial" w:cs="Arial"/>
+        </w:rPr>
+        <w:t xml:space="preserve"> à partir duquel il est très simple d’extraire les données géospatiales requises pour la suite ou même d’effectuer des opérations de calcul sur ces données. Pour les itinéraires à vélo, la requête présentée en Annexe 2 (où la clé API est omise intentionnellement) retourne un objet JSON qui contient toutes les informations d’itinéraires nécessaires.</w:t>
       </w:r>
     </w:p>
     <w:p>
@@ -3326,7 +3442,49 @@
         <w:rPr>
           <w:rFonts w:ascii="Arial" w:hAnsi="Arial" w:cs="Arial"/>
         </w:rPr>
-        <w:t>Pour notre travail longitudinal nous avons décidé d’utiliser Python comme langage de programmation. Ce choix a été adopté notamment pour la simplicité et l'accessibilité de ce dernier qui contribueront à la maintenabilité du système. En ce sens, nous considérons que Python est un outil populaire qui possède une vaste communauté et une documentation abondante ce qui permettra à tous une meilleure autonomie. Par ailleurs, celui-ci permet d’obtenir du code lisible, clair et intuitif ce qui facilitera la compréhension et la communication au sein de l’équipe. De plus, Python peut aussi contribuer à la fiabilité du système. D’une part, il offre un moyen robuste de gérer les exceptions grâce à des blocs try-except ce qui permettra un meilleur contrôle des erreurs. D’une autre part, il permet de détecter les problèmes rapidement et de les corriger au fur et à mesure en effectuant des tests automatisés grâce au framework pytest.</w:t>
+        <w:t xml:space="preserve">Pour notre travail longitudinal nous avons décidé d’utiliser Python comme langage de programmation. Ce choix a été adopté notamment pour la simplicité et l'accessibilité de ce dernier qui contribueront à la maintenabilité du système. En ce sens, nous considérons que Python est un outil populaire qui possède une vaste communauté et une documentation abondante ce qui permettra à tous une meilleure autonomie. Par ailleurs, celui-ci permet d’obtenir du code lisible, clair et intuitif ce qui facilitera la compréhension et la communication au sein de l’équipe. De plus, Python peut aussi contribuer à la fiabilité du système. D’une part, il offre un moyen robuste de gérer les exceptions grâce à des blocs </w:t>
+      </w:r>
+      <w:proofErr w:type="spellStart"/>
+      <w:r>
+        <w:rPr>
+          <w:rFonts w:ascii="Arial" w:hAnsi="Arial" w:cs="Arial"/>
+        </w:rPr>
+        <w:t>try-except</w:t>
+      </w:r>
+      <w:proofErr w:type="spellEnd"/>
+      <w:r>
+        <w:rPr>
+          <w:rFonts w:ascii="Arial" w:hAnsi="Arial" w:cs="Arial"/>
+        </w:rPr>
+        <w:t xml:space="preserve"> ce qui permettra un meilleur contrôle des erreurs. D’une autre part, il permet de détecter les problèmes rapidement et de les corriger au fur et à mesure en effectuant des tests automatisés grâce au </w:t>
+      </w:r>
+      <w:proofErr w:type="spellStart"/>
+      <w:r>
+        <w:rPr>
+          <w:rFonts w:ascii="Arial" w:hAnsi="Arial" w:cs="Arial"/>
+        </w:rPr>
+        <w:t>framework</w:t>
+      </w:r>
+      <w:proofErr w:type="spellEnd"/>
+      <w:r>
+        <w:rPr>
+          <w:rFonts w:ascii="Arial" w:hAnsi="Arial" w:cs="Arial"/>
+        </w:rPr>
+        <w:t xml:space="preserve"> </w:t>
+      </w:r>
+      <w:proofErr w:type="spellStart"/>
+      <w:r>
+        <w:rPr>
+          <w:rFonts w:ascii="Arial" w:hAnsi="Arial" w:cs="Arial"/>
+        </w:rPr>
+        <w:t>pytest</w:t>
+      </w:r>
+      <w:proofErr w:type="spellEnd"/>
+      <w:r>
+        <w:rPr>
+          <w:rFonts w:ascii="Arial" w:hAnsi="Arial" w:cs="Arial"/>
+        </w:rPr>
+        <w:t>.</w:t>
       </w:r>
     </w:p>
     <w:p>
@@ -3375,13 +3533,41 @@
         </w:rPr>
         <w:t xml:space="preserve">Les types de bases de données que nous avons choisis pour effectuer notre travail longitudinal sont les bases de données orientées document et graphe. Tout d’abord, nous avons choisi le type document car il permet efficacement de stocker les données dans un format qui peut facilement être modifié et qui n’a pas à être constant si les données ne le sont pas elles-mêmes. Ce type est donc bien extensible, ce qui sera un avantage si on doit ajouter de nouvelles données, dont certaines ne seront peut-être pas dans le même format que celles présentes dans la base de données. Dans notre cas, ce type sera utilisé pour stocker les informations sur les restaurants. Nous avons également utilisé le type graphe, car celui-ci permet efficacement de représenter les relations </w:t>
       </w:r>
+      <w:proofErr w:type="spellStart"/>
       <w:r>
         <w:rPr>
           <w:rFonts w:ascii="Arial" w:hAnsi="Arial" w:cs="Arial"/>
           <w:i/>
           <w:iCs/>
         </w:rPr>
-        <w:t xml:space="preserve">many-to-many </w:t>
+        <w:t>many</w:t>
+      </w:r>
+      <w:proofErr w:type="spellEnd"/>
+      <w:r>
+        <w:rPr>
+          <w:rFonts w:ascii="Arial" w:hAnsi="Arial" w:cs="Arial"/>
+          <w:i/>
+          <w:iCs/>
+        </w:rPr>
+        <w:t>-to-</w:t>
+      </w:r>
+      <w:proofErr w:type="spellStart"/>
+      <w:r>
+        <w:rPr>
+          <w:rFonts w:ascii="Arial" w:hAnsi="Arial" w:cs="Arial"/>
+          <w:i/>
+          <w:iCs/>
+        </w:rPr>
+        <w:t>many</w:t>
+      </w:r>
+      <w:proofErr w:type="spellEnd"/>
+      <w:r>
+        <w:rPr>
+          <w:rFonts w:ascii="Arial" w:hAnsi="Arial" w:cs="Arial"/>
+          <w:i/>
+          <w:iCs/>
+        </w:rPr>
+        <w:t xml:space="preserve"> </w:t>
       </w:r>
       <w:r>
         <w:rPr>
@@ -3431,19 +3617,19 @@
           <w:lang w:eastAsia="fr-CA"/>
           <w14:ligatures w14:val="none"/>
         </w:rPr>
-        <w:t>L’extraction initiale des données a été réalisé de deux manières. Premièrement, nous avons utilisé la base de données géographiques OpenStreetMap (OSM) pour extraire les points d'intérêt correspondant aux restaurants. OSM propose une grande variété d’informations, mais nous avons tamisé ceux-ci en garadant uniquement osmid, name, cuisine, coordinates, addr:city, addr:housenumber, addr:postcode, addr:street, opening_hours, phone et description. Ces dernières suffisent pour effectuer une analyse détaillée qui nous permettra de localiser les restaurants. Deuxièmement, nous avons utilisé la même source pour extraire les données relatives aux pistes cyclables. Pour ce cas de figure, nous avons conservé les coordonnées sous forme de liste de points pour une représentation plus exhaustive des chemins.</w:t>
-      </w:r>
-    </w:p>
-    <w:p>
-      <w:pPr>
-        <w:jc w:val="both"/>
+        <w:t xml:space="preserve">L’extraction initiale des données a été réalisé de deux manières. Premièrement, nous avons utilisé la base de données géographiques </w:t>
+      </w:r>
+      <w:proofErr w:type="spellStart"/>
+      <w:r>
         <w:rPr>
           <w:rFonts w:ascii="Arial" w:eastAsia="Times New Roman" w:hAnsi="Arial" w:cs="Arial"/>
           <w:kern w:val="0"/>
           <w:lang w:eastAsia="fr-CA"/>
           <w14:ligatures w14:val="none"/>
         </w:rPr>
-      </w:pPr>
+        <w:t>OpenStreetMap</w:t>
+      </w:r>
+      <w:proofErr w:type="spellEnd"/>
       <w:r>
         <w:rPr>
           <w:rFonts w:ascii="Arial" w:eastAsia="Times New Roman" w:hAnsi="Arial" w:cs="Arial"/>
@@ -3451,101 +3637,9 @@
           <w:lang w:eastAsia="fr-CA"/>
           <w14:ligatures w14:val="none"/>
         </w:rPr>
-        <w:t>Voir l’annexe 12 pour le diagramme UML plus détaillé du processus d’extraction</w:t>
-      </w:r>
-    </w:p>
-    <w:p>
-      <w:pPr>
-        <w:pStyle w:val="Titre2"/>
-        <w:jc w:val="both"/>
-      </w:pPr>
-      <w:bookmarkStart w:id="13" w:name="_Toc183852570"/>
-      <w:r>
-        <w:t>Processus d'Acquisition Incrémental des données</w:t>
-      </w:r>
-      <w:bookmarkEnd w:id="13"/>
-    </w:p>
-    <w:p>
-      <w:pPr>
-        <w:jc w:val="both"/>
-        <w:rPr>
-          <w:rFonts w:ascii="Arial" w:hAnsi="Arial" w:cs="Arial"/>
-        </w:rPr>
-      </w:pPr>
-      <w:r>
-        <w:rPr>
-          <w:rFonts w:ascii="Arial" w:hAnsi="Arial" w:cs="Arial"/>
-        </w:rPr>
-        <w:t xml:space="preserve">Dans le cadre de ce projet, un processus d'acquisition incrémental des données a été défini afin de maintenir les bases de données MongoDB et Neo4J à jour. Cela permet d’éviter les doublons et de gérer efficacement les mises à jour et ajouts futurs. Dans le cas de MongoDB, nous vérifions pour chaque restaurant s’il existe déjà dans la base de données en s’appuyant sur l’ID de ce dernier. Si une correspondance est trouvée, nous mettons à jour les informations nécessaires. Dans le cas contraire, un nouveau document est ajouté à la collection. Dans le cas de Neo4J, pour chaque segment de piste cyclable, nous utilisons des requêtes </w:t>
-      </w:r>
-      <w:r>
-        <w:rPr>
-          <w:rFonts w:ascii="Arial" w:hAnsi="Arial" w:cs="Arial"/>
-          <w:i/>
-          <w:iCs/>
-        </w:rPr>
-        <w:t>MERGE</w:t>
-      </w:r>
-      <w:r>
-        <w:rPr>
-          <w:rFonts w:ascii="Arial" w:hAnsi="Arial" w:cs="Arial"/>
-        </w:rPr>
-        <w:t xml:space="preserve"> afin de vérifier l'existence des nœuds de début et de fin, ainsi que de la relation entre eux. Si le segment est nouveau, il est ajouté en tant que nouvelle relation entre les nœuds correspondants.</w:t>
-      </w:r>
-    </w:p>
-    <w:p>
-      <w:pPr>
-        <w:jc w:val="both"/>
-        <w:rPr>
-          <w:rFonts w:ascii="Arial" w:hAnsi="Arial" w:cs="Arial"/>
-        </w:rPr>
-      </w:pPr>
-      <w:r>
-        <w:rPr>
-          <w:rFonts w:ascii="Arial" w:hAnsi="Arial" w:cs="Arial"/>
-        </w:rPr>
-        <w:t>Voir l’annexe 13 pour le diagramme illustrant le flux des étapes dans le processus d'acquisition incrémental pour MongoDB et Neo4j.</w:t>
-      </w:r>
-    </w:p>
-    <w:p>
-      <w:pPr>
-        <w:jc w:val="both"/>
-        <w:rPr>
-          <w:rFonts w:ascii="Arial" w:hAnsi="Arial" w:cs="Arial"/>
-        </w:rPr>
-      </w:pPr>
-    </w:p>
-    <w:p>
-      <w:pPr>
-        <w:pStyle w:val="Titre2"/>
-        <w:jc w:val="both"/>
-      </w:pPr>
-      <w:bookmarkStart w:id="14" w:name="_Toc183852571"/>
-      <w:r>
-        <w:t>Processus de transformation des données</w:t>
-      </w:r>
-      <w:bookmarkEnd w:id="14"/>
-    </w:p>
-    <w:p>
-      <w:pPr>
-        <w:jc w:val="both"/>
-        <w:rPr>
-          <w:rFonts w:ascii="Arial" w:hAnsi="Arial" w:cs="Arial"/>
-        </w:rPr>
-      </w:pPr>
-      <w:r>
-        <w:rPr>
-          <w:rFonts w:ascii="Arial" w:hAnsi="Arial" w:cs="Arial"/>
-        </w:rPr>
-        <w:t xml:space="preserve">Pour obtenir des données plus compactes et parlantes, nous avons réaliser quelques transformations simples. Pour commencer, nous avons standardiser les </w:t>
-      </w:r>
-      <w:r>
-        <w:rPr>
-          <w:rFonts w:ascii="Arial" w:hAnsi="Arial" w:cs="Arial"/>
-        </w:rPr>
-        <w:lastRenderedPageBreak/>
-        <w:t xml:space="preserve">adresses des restaurants en appliquant </w:t>
-      </w:r>
+        <w:t xml:space="preserve"> (OSM) pour extraire les points d'intérêt correspondant aux restaurants. OSM propose une grande variété d’informations, mais nous avons tamisé ceux-ci en </w:t>
+      </w:r>
+      <w:proofErr w:type="spellStart"/>
       <w:r>
         <w:rPr>
           <w:rFonts w:ascii="Arial" w:eastAsia="Times New Roman" w:hAnsi="Arial" w:cs="Arial"/>
@@ -3553,8 +3647,317 @@
           <w:lang w:eastAsia="fr-CA"/>
           <w14:ligatures w14:val="none"/>
         </w:rPr>
+        <w:t>garadant</w:t>
+      </w:r>
+      <w:proofErr w:type="spellEnd"/>
+      <w:r>
+        <w:rPr>
+          <w:rFonts w:ascii="Arial" w:eastAsia="Times New Roman" w:hAnsi="Arial" w:cs="Arial"/>
+          <w:kern w:val="0"/>
+          <w:lang w:eastAsia="fr-CA"/>
+          <w14:ligatures w14:val="none"/>
+        </w:rPr>
+        <w:t xml:space="preserve"> uniquement </w:t>
+      </w:r>
+      <w:proofErr w:type="spellStart"/>
+      <w:r>
+        <w:rPr>
+          <w:rFonts w:ascii="Arial" w:eastAsia="Times New Roman" w:hAnsi="Arial" w:cs="Arial"/>
+          <w:kern w:val="0"/>
+          <w:lang w:eastAsia="fr-CA"/>
+          <w14:ligatures w14:val="none"/>
+        </w:rPr>
+        <w:t>osmid</w:t>
+      </w:r>
+      <w:proofErr w:type="spellEnd"/>
+      <w:r>
+        <w:rPr>
+          <w:rFonts w:ascii="Arial" w:eastAsia="Times New Roman" w:hAnsi="Arial" w:cs="Arial"/>
+          <w:kern w:val="0"/>
+          <w:lang w:eastAsia="fr-CA"/>
+          <w14:ligatures w14:val="none"/>
+        </w:rPr>
+        <w:t xml:space="preserve">, </w:t>
+      </w:r>
+      <w:proofErr w:type="spellStart"/>
+      <w:r>
+        <w:rPr>
+          <w:rFonts w:ascii="Arial" w:eastAsia="Times New Roman" w:hAnsi="Arial" w:cs="Arial"/>
+          <w:kern w:val="0"/>
+          <w:lang w:eastAsia="fr-CA"/>
+          <w14:ligatures w14:val="none"/>
+        </w:rPr>
+        <w:t>name</w:t>
+      </w:r>
+      <w:proofErr w:type="spellEnd"/>
+      <w:r>
+        <w:rPr>
+          <w:rFonts w:ascii="Arial" w:eastAsia="Times New Roman" w:hAnsi="Arial" w:cs="Arial"/>
+          <w:kern w:val="0"/>
+          <w:lang w:eastAsia="fr-CA"/>
+          <w14:ligatures w14:val="none"/>
+        </w:rPr>
+        <w:t xml:space="preserve">, cuisine, </w:t>
+      </w:r>
+      <w:proofErr w:type="spellStart"/>
+      <w:r>
+        <w:rPr>
+          <w:rFonts w:ascii="Arial" w:eastAsia="Times New Roman" w:hAnsi="Arial" w:cs="Arial"/>
+          <w:kern w:val="0"/>
+          <w:lang w:eastAsia="fr-CA"/>
+          <w14:ligatures w14:val="none"/>
+        </w:rPr>
+        <w:t>coordinates</w:t>
+      </w:r>
+      <w:proofErr w:type="spellEnd"/>
+      <w:r>
+        <w:rPr>
+          <w:rFonts w:ascii="Arial" w:eastAsia="Times New Roman" w:hAnsi="Arial" w:cs="Arial"/>
+          <w:kern w:val="0"/>
+          <w:lang w:eastAsia="fr-CA"/>
+          <w14:ligatures w14:val="none"/>
+        </w:rPr>
+        <w:t xml:space="preserve">, </w:t>
+      </w:r>
+      <w:proofErr w:type="spellStart"/>
+      <w:proofErr w:type="gramStart"/>
+      <w:r>
+        <w:rPr>
+          <w:rFonts w:ascii="Arial" w:eastAsia="Times New Roman" w:hAnsi="Arial" w:cs="Arial"/>
+          <w:kern w:val="0"/>
+          <w:lang w:eastAsia="fr-CA"/>
+          <w14:ligatures w14:val="none"/>
+        </w:rPr>
+        <w:t>addr:city</w:t>
+      </w:r>
+      <w:proofErr w:type="spellEnd"/>
+      <w:proofErr w:type="gramEnd"/>
+      <w:r>
+        <w:rPr>
+          <w:rFonts w:ascii="Arial" w:eastAsia="Times New Roman" w:hAnsi="Arial" w:cs="Arial"/>
+          <w:kern w:val="0"/>
+          <w:lang w:eastAsia="fr-CA"/>
+          <w14:ligatures w14:val="none"/>
+        </w:rPr>
+        <w:t xml:space="preserve">, </w:t>
+      </w:r>
+      <w:proofErr w:type="spellStart"/>
+      <w:r>
+        <w:rPr>
+          <w:rFonts w:ascii="Arial" w:eastAsia="Times New Roman" w:hAnsi="Arial" w:cs="Arial"/>
+          <w:kern w:val="0"/>
+          <w:lang w:eastAsia="fr-CA"/>
+          <w14:ligatures w14:val="none"/>
+        </w:rPr>
+        <w:t>addr:housenumber</w:t>
+      </w:r>
+      <w:proofErr w:type="spellEnd"/>
+      <w:r>
+        <w:rPr>
+          <w:rFonts w:ascii="Arial" w:eastAsia="Times New Roman" w:hAnsi="Arial" w:cs="Arial"/>
+          <w:kern w:val="0"/>
+          <w:lang w:eastAsia="fr-CA"/>
+          <w14:ligatures w14:val="none"/>
+        </w:rPr>
+        <w:t xml:space="preserve">, </w:t>
+      </w:r>
+      <w:proofErr w:type="spellStart"/>
+      <w:r>
+        <w:rPr>
+          <w:rFonts w:ascii="Arial" w:eastAsia="Times New Roman" w:hAnsi="Arial" w:cs="Arial"/>
+          <w:kern w:val="0"/>
+          <w:lang w:eastAsia="fr-CA"/>
+          <w14:ligatures w14:val="none"/>
+        </w:rPr>
+        <w:t>addr:postcode</w:t>
+      </w:r>
+      <w:proofErr w:type="spellEnd"/>
+      <w:r>
+        <w:rPr>
+          <w:rFonts w:ascii="Arial" w:eastAsia="Times New Roman" w:hAnsi="Arial" w:cs="Arial"/>
+          <w:kern w:val="0"/>
+          <w:lang w:eastAsia="fr-CA"/>
+          <w14:ligatures w14:val="none"/>
+        </w:rPr>
+        <w:t xml:space="preserve">, </w:t>
+      </w:r>
+      <w:proofErr w:type="spellStart"/>
+      <w:r>
+        <w:rPr>
+          <w:rFonts w:ascii="Arial" w:eastAsia="Times New Roman" w:hAnsi="Arial" w:cs="Arial"/>
+          <w:kern w:val="0"/>
+          <w:lang w:eastAsia="fr-CA"/>
+          <w14:ligatures w14:val="none"/>
+        </w:rPr>
+        <w:t>addr:street</w:t>
+      </w:r>
+      <w:proofErr w:type="spellEnd"/>
+      <w:r>
+        <w:rPr>
+          <w:rFonts w:ascii="Arial" w:eastAsia="Times New Roman" w:hAnsi="Arial" w:cs="Arial"/>
+          <w:kern w:val="0"/>
+          <w:lang w:eastAsia="fr-CA"/>
+          <w14:ligatures w14:val="none"/>
+        </w:rPr>
+        <w:t xml:space="preserve">, </w:t>
+      </w:r>
+      <w:proofErr w:type="spellStart"/>
+      <w:r>
+        <w:rPr>
+          <w:rFonts w:ascii="Arial" w:eastAsia="Times New Roman" w:hAnsi="Arial" w:cs="Arial"/>
+          <w:kern w:val="0"/>
+          <w:lang w:eastAsia="fr-CA"/>
+          <w14:ligatures w14:val="none"/>
+        </w:rPr>
+        <w:t>opening_hours</w:t>
+      </w:r>
+      <w:proofErr w:type="spellEnd"/>
+      <w:r>
+        <w:rPr>
+          <w:rFonts w:ascii="Arial" w:eastAsia="Times New Roman" w:hAnsi="Arial" w:cs="Arial"/>
+          <w:kern w:val="0"/>
+          <w:lang w:eastAsia="fr-CA"/>
+          <w14:ligatures w14:val="none"/>
+        </w:rPr>
+        <w:t>, phone et description. Ces dernières suffisent pour effectuer une analyse détaillée qui nous permettra de localiser les restaurants. Deuxièmement, nous avons utilisé la même source pour extraire les données relatives aux pistes cyclables. Pour ce cas de figure, nous avons conservé les coordonnées sous forme de liste de points pour une représentation plus exhaustive des chemins.</w:t>
+      </w:r>
+    </w:p>
+    <w:p>
+      <w:pPr>
+        <w:jc w:val="both"/>
+        <w:rPr>
+          <w:rFonts w:ascii="Arial" w:eastAsia="Times New Roman" w:hAnsi="Arial" w:cs="Arial"/>
+          <w:kern w:val="0"/>
+          <w:lang w:eastAsia="fr-CA"/>
+          <w14:ligatures w14:val="none"/>
+        </w:rPr>
+      </w:pPr>
+      <w:r>
+        <w:rPr>
+          <w:rFonts w:ascii="Arial" w:eastAsia="Times New Roman" w:hAnsi="Arial" w:cs="Arial"/>
+          <w:kern w:val="0"/>
+          <w:lang w:eastAsia="fr-CA"/>
+          <w14:ligatures w14:val="none"/>
+        </w:rPr>
+        <w:t>Voir l’annexe 12 pour le diagramme UML plus détaillé du processus d’extraction</w:t>
+      </w:r>
+    </w:p>
+    <w:p>
+      <w:pPr>
+        <w:pStyle w:val="Titre2"/>
+        <w:jc w:val="both"/>
+      </w:pPr>
+      <w:bookmarkStart w:id="13" w:name="_Toc183852570"/>
+      <w:r>
+        <w:t>Processus d'Acquisition Incrémental des données</w:t>
+      </w:r>
+      <w:bookmarkEnd w:id="13"/>
+    </w:p>
+    <w:p>
+      <w:pPr>
+        <w:jc w:val="both"/>
+        <w:rPr>
+          <w:rFonts w:ascii="Arial" w:hAnsi="Arial" w:cs="Arial"/>
+        </w:rPr>
+      </w:pPr>
+      <w:r>
+        <w:rPr>
+          <w:rFonts w:ascii="Arial" w:hAnsi="Arial" w:cs="Arial"/>
+        </w:rPr>
+        <w:t xml:space="preserve">Dans le cadre de ce projet, un processus d'acquisition incrémental des données a été défini afin de maintenir les bases de données MongoDB et Neo4J à jour. Cela permet d’éviter les doublons et de gérer efficacement les mises à jour et ajouts futurs. Dans le cas de MongoDB, nous vérifions pour chaque restaurant s’il existe déjà dans la base de données en s’appuyant sur l’ID de ce dernier. Si une correspondance est trouvée, nous mettons à jour les informations nécessaires. Dans le cas contraire, un nouveau document est ajouté à la collection. Dans le cas de Neo4J, pour chaque segment de piste cyclable, nous utilisons des requêtes </w:t>
+      </w:r>
+      <w:r>
+        <w:rPr>
+          <w:rFonts w:ascii="Arial" w:hAnsi="Arial" w:cs="Arial"/>
+          <w:i/>
+          <w:iCs/>
+        </w:rPr>
+        <w:t>MERGE</w:t>
+      </w:r>
+      <w:r>
+        <w:rPr>
+          <w:rFonts w:ascii="Arial" w:hAnsi="Arial" w:cs="Arial"/>
+        </w:rPr>
+        <w:t xml:space="preserve"> afin de vérifier l'existence des nœuds de début et de fin, ainsi que de la relation entre eux. Si le segment est nouveau, il est ajouté en tant que nouvelle relation entre les nœuds correspondants.</w:t>
+      </w:r>
+    </w:p>
+    <w:p>
+      <w:pPr>
+        <w:jc w:val="both"/>
+        <w:rPr>
+          <w:rFonts w:ascii="Arial" w:hAnsi="Arial" w:cs="Arial"/>
+        </w:rPr>
+      </w:pPr>
+      <w:r>
+        <w:rPr>
+          <w:rFonts w:ascii="Arial" w:hAnsi="Arial" w:cs="Arial"/>
+        </w:rPr>
+        <w:t>Voir l’annexe 13 pour le diagramme illustrant le flux des étapes dans le processus d'acquisition incrémental pour MongoDB et Neo4j.</w:t>
+      </w:r>
+    </w:p>
+    <w:p>
+      <w:pPr>
+        <w:jc w:val="both"/>
+        <w:rPr>
+          <w:rFonts w:ascii="Arial" w:hAnsi="Arial" w:cs="Arial"/>
+        </w:rPr>
+      </w:pPr>
+    </w:p>
+    <w:p>
+      <w:pPr>
+        <w:pStyle w:val="Titre2"/>
+        <w:jc w:val="both"/>
+      </w:pPr>
+      <w:bookmarkStart w:id="14" w:name="_Toc183852571"/>
+      <w:r>
+        <w:t>Processus de transformation des données</w:t>
+      </w:r>
+      <w:bookmarkEnd w:id="14"/>
+    </w:p>
+    <w:p>
+      <w:pPr>
+        <w:jc w:val="both"/>
+        <w:rPr>
+          <w:rFonts w:ascii="Arial" w:hAnsi="Arial" w:cs="Arial"/>
+        </w:rPr>
+      </w:pPr>
+      <w:r>
+        <w:rPr>
+          <w:rFonts w:ascii="Arial" w:hAnsi="Arial" w:cs="Arial"/>
+        </w:rPr>
+        <w:t xml:space="preserve">Pour obtenir des données plus compactes et parlantes, nous avons </w:t>
+      </w:r>
+      <w:proofErr w:type="spellStart"/>
+      <w:r>
+        <w:rPr>
+          <w:rFonts w:ascii="Arial" w:hAnsi="Arial" w:cs="Arial"/>
+        </w:rPr>
+        <w:t>réaliser</w:t>
+      </w:r>
+      <w:proofErr w:type="spellEnd"/>
+      <w:r>
+        <w:rPr>
+          <w:rFonts w:ascii="Arial" w:hAnsi="Arial" w:cs="Arial"/>
+        </w:rPr>
+        <w:t xml:space="preserve"> quelques transformations simples. Pour commencer, nous avons standardiser les </w:t>
+      </w:r>
+      <w:r>
+        <w:rPr>
+          <w:rFonts w:ascii="Arial" w:hAnsi="Arial" w:cs="Arial"/>
+        </w:rPr>
+        <w:lastRenderedPageBreak/>
+        <w:t xml:space="preserve">adresses des restaurants en appliquant </w:t>
+      </w:r>
+      <w:r>
+        <w:rPr>
+          <w:rFonts w:ascii="Arial" w:eastAsia="Times New Roman" w:hAnsi="Arial" w:cs="Arial"/>
+          <w:kern w:val="0"/>
+          <w:lang w:eastAsia="fr-CA"/>
+          <w14:ligatures w14:val="none"/>
+        </w:rPr>
         <w:t xml:space="preserve">un format canadien. Ainsi, chaque adresse est désormais représentée sous la forme "Numéro de maison, Rue, Ville, Code postal". Par la suite, nous avons traduit les colonnes en français et renommer certaines d’entre-elles pour qu’elles soient plus adapté à notre contexte. Effectivement, la colonne </w:t>
       </w:r>
+      <w:proofErr w:type="spellStart"/>
       <w:r>
         <w:rPr>
           <w:rFonts w:ascii="Arial" w:eastAsia="Times New Roman" w:hAnsi="Arial" w:cs="Arial"/>
@@ -3566,6 +3969,7 @@
         </w:rPr>
         <w:t>name</w:t>
       </w:r>
+      <w:proofErr w:type="spellEnd"/>
       <w:r>
         <w:rPr>
           <w:rFonts w:ascii="Arial" w:eastAsia="Times New Roman" w:hAnsi="Arial" w:cs="Arial"/>
@@ -3595,6 +3999,7 @@
         </w:rPr>
         <w:t xml:space="preserve">, et la colonne cuisine a été remplacée par </w:t>
       </w:r>
+      <w:proofErr w:type="spellStart"/>
       <w:r>
         <w:rPr>
           <w:rFonts w:ascii="Arial" w:eastAsia="Times New Roman" w:hAnsi="Arial" w:cs="Arial"/>
@@ -3606,6 +4011,7 @@
         </w:rPr>
         <w:t>type_de_restaurant</w:t>
       </w:r>
+      <w:proofErr w:type="spellEnd"/>
       <w:r>
         <w:rPr>
           <w:rFonts w:ascii="Arial" w:eastAsia="Times New Roman" w:hAnsi="Arial" w:cs="Arial"/>
@@ -3615,6 +4021,7 @@
         </w:rPr>
         <w:t xml:space="preserve">. Finalement, nous avons procédé à la classification des restaurants et services. En ce sens, les différents restaurants sont maintenant divisés par type selon la colonne </w:t>
       </w:r>
+      <w:proofErr w:type="spellStart"/>
       <w:r>
         <w:rPr>
           <w:rFonts w:ascii="Arial" w:eastAsia="Times New Roman" w:hAnsi="Arial" w:cs="Arial"/>
@@ -3626,6 +4033,7 @@
         </w:rPr>
         <w:t>type_de_restaurant</w:t>
       </w:r>
+      <w:proofErr w:type="spellEnd"/>
       <w:r>
         <w:rPr>
           <w:rFonts w:ascii="Arial" w:eastAsia="Times New Roman" w:hAnsi="Arial" w:cs="Arial"/>
@@ -3635,6 +4043,7 @@
         </w:rPr>
         <w:t xml:space="preserve"> et on a ajouté la colonne </w:t>
       </w:r>
+      <w:proofErr w:type="spellStart"/>
       <w:r>
         <w:rPr>
           <w:rFonts w:ascii="Arial" w:eastAsia="Times New Roman" w:hAnsi="Arial" w:cs="Arial"/>
@@ -3646,6 +4055,7 @@
         </w:rPr>
         <w:t>type_de_service</w:t>
       </w:r>
+      <w:proofErr w:type="spellEnd"/>
       <w:r>
         <w:rPr>
           <w:rFonts w:ascii="Arial" w:eastAsia="Times New Roman" w:hAnsi="Arial" w:cs="Arial"/>
@@ -3653,7 +4063,47 @@
           <w:lang w:eastAsia="fr-CA"/>
           <w14:ligatures w14:val="none"/>
         </w:rPr>
-        <w:t xml:space="preserve"> pour classifier les services. Cette dernière a été créé à partir de la description du restaurant. Par exemple, "emporté" est classé comme "Service à emporter", "uber eats" comme "Service de livraison", "buffet" ou "À volonté" comme "Buffet / À volonté". Cette distinction est essentielle pour mieux comprendre l'expérience de restauration proposée.</w:t>
+        <w:t xml:space="preserve"> pour classifier les services. Cette dernière a été créé à partir de la description du restaurant. Par exemple, "emporté" est classé comme "Service à emporter", "</w:t>
+      </w:r>
+      <w:proofErr w:type="spellStart"/>
+      <w:r>
+        <w:rPr>
+          <w:rFonts w:ascii="Arial" w:eastAsia="Times New Roman" w:hAnsi="Arial" w:cs="Arial"/>
+          <w:kern w:val="0"/>
+          <w:lang w:eastAsia="fr-CA"/>
+          <w14:ligatures w14:val="none"/>
+        </w:rPr>
+        <w:t>uber</w:t>
+      </w:r>
+      <w:proofErr w:type="spellEnd"/>
+      <w:r>
+        <w:rPr>
+          <w:rFonts w:ascii="Arial" w:eastAsia="Times New Roman" w:hAnsi="Arial" w:cs="Arial"/>
+          <w:kern w:val="0"/>
+          <w:lang w:eastAsia="fr-CA"/>
+          <w14:ligatures w14:val="none"/>
+        </w:rPr>
+        <w:t xml:space="preserve"> </w:t>
+      </w:r>
+      <w:proofErr w:type="spellStart"/>
+      <w:r>
+        <w:rPr>
+          <w:rFonts w:ascii="Arial" w:eastAsia="Times New Roman" w:hAnsi="Arial" w:cs="Arial"/>
+          <w:kern w:val="0"/>
+          <w:lang w:eastAsia="fr-CA"/>
+          <w14:ligatures w14:val="none"/>
+        </w:rPr>
+        <w:t>eats</w:t>
+      </w:r>
+      <w:proofErr w:type="spellEnd"/>
+      <w:r>
+        <w:rPr>
+          <w:rFonts w:ascii="Arial" w:eastAsia="Times New Roman" w:hAnsi="Arial" w:cs="Arial"/>
+          <w:kern w:val="0"/>
+          <w:lang w:eastAsia="fr-CA"/>
+          <w14:ligatures w14:val="none"/>
+        </w:rPr>
+        <w:t>" comme "Service de livraison", "buffet" ou "À volonté" comme "Buffet / À volonté". Cette distinction est essentielle pour mieux comprendre l'expérience de restauration proposée.</w:t>
       </w:r>
     </w:p>
     <w:p>
@@ -3887,7 +4337,15 @@
         <w:t xml:space="preserve"> impact sur le volume de données à emmagasiner. En ce sens, la région de Normandie possède une quantité importante de pistes cyclables : « </w:t>
       </w:r>
       <w:r>
-        <w:t>Une fréquentation qui reflète l’attractivité des 1 700 km de véloroutes que compte la région.</w:t>
+        <w:t xml:space="preserve">Une fréquentation qui reflète l’attractivité des 1 700 km de </w:t>
+      </w:r>
+      <w:proofErr w:type="spellStart"/>
+      <w:r>
+        <w:t>véloroutes</w:t>
+      </w:r>
+      <w:proofErr w:type="spellEnd"/>
+      <w:r>
+        <w:t xml:space="preserve"> que compte la région.</w:t>
       </w:r>
       <w:r>
         <w:t xml:space="preserve"> »</w:t>
@@ -3947,6 +4405,23 @@
       <w:bookmarkEnd w:id="19"/>
     </w:p>
     <w:p>
+      <w:r>
+        <w:t>Nous fragmenterons nos données en sous-ensemble</w:t>
+      </w:r>
+      <w:r>
+        <w:t>s</w:t>
+      </w:r>
+      <w:r>
+        <w:t xml:space="preserve"> pour faciliter l’extensibilité et améliorer la performance de notre application. </w:t>
+      </w:r>
+      <w:r>
+        <w:t>Pour les restaurants, nous implémenterons un partitionnement horizontal basé sur la localisation géographique des données. En ce sens, chaque région (Paris, Normandie) correspondra à un fragment différent. Pour ce qui est des pistes cyclables, on procédera sensiblement de la même manière. Effectivement, nous formerons des sous-graphes pour chaque région qui seront stockés dans des nœuds différents. Toutefois, il faudra utiliser des nœuds-pivots permettant de connecter les différentes sous-graphes lorsqu’un parcours partage plusieurs régions. Nous estimons que cette méthode de partitionnement permettra d’accroître le taux de requêtes par seconde car le</w:t>
+      </w:r>
+      <w:r>
+        <w:t>s différents nœuds seront responsables d’un ensemble de données restreint. Par exemple, les utilisateurs recherchant des parcours en Normandie n’interrogeront que les fragments contenant des données propres à cette région ce qui réduira la latence globale.</w:t>
+      </w:r>
+    </w:p>
+    <w:p>
       <w:pPr>
         <w:pStyle w:val="Titre2"/>
       </w:pPr>
@@ -3960,6 +4435,7 @@
       <w:r>
         <w:t xml:space="preserve">Un utilisateur pourra se connecter à notre application pour rechercher un itinéraire à vélo permettant des arrêts dans divers restaurants. L’application devra alors interroger la base de données MongoDB pour obtenir des informations sur les restaurants et Neo4J pour calculer les trajets via les pistes cyclables. Afin d’éviter que l’utilisateur puisse exploiter une faille pour injecter des requêtes malveillantes et corrompre les données, il pourrait être judicieux d’implémenter une validation stricte des entrées utilisateurs. Par exemple, nous pourrions vérifier le format des coordonnées géographiques ou encore spécifier les mots-clés autorisés. Dans le cas de Neo4J, nous pourrions utiliser des paramètres dans les requêtes </w:t>
       </w:r>
+      <w:proofErr w:type="spellStart"/>
       <w:r>
         <w:rPr>
           <w:i/>
@@ -3967,6 +4443,7 @@
         </w:rPr>
         <w:t>Cypher</w:t>
       </w:r>
+      <w:proofErr w:type="spellEnd"/>
       <w:r>
         <w:t>.</w:t>
       </w:r>
@@ -3976,7 +4453,11 @@
         <w:t>Un administrateur pourra ajouter de nouveaux restaurants ou de nouvelles pistes cyclables à nos bases de données. Celui-ci pourra insérer de nouveaux documents dans MongoDB et créer de nouveaux nœuds et/ou relations dans Neo4J.</w:t>
       </w:r>
       <w:r>
-        <w:t xml:space="preserve"> Afin d’éviter qu’un individu mal intentionné puisse exploiter les identifiants d’un administrateur pour manipuler ou supprimer des données critiques, il pourrait être intéressant de mettre en place un contrôle d’accès basé sur les rôles. Par exemple, nous pourrions restreindre l’accès en écriture aux différents documents de notre base de données MongoDB. Par ailleurs, l’erreur étant humaine, un administrateur pourrait ajouter des données incorrectes ou supprimer des données importantes par inattention. Afin de limiter les conséquences de telles erreurs, il pourrait être judicieux encore une fois de limiter les permissions de l’administrateur par l’utilisation des rôles dans le cas de MongoDB et en mettant en place des sauvegardes automatiques des bases de données à intervalles réguliers</w:t>
+        <w:t xml:space="preserve"> Afin d’éviter qu’un individu mal intentionné puisse exploiter les identifiants d’un administrateur pour manipuler ou supprimer des données critiques, il pourrait être intéressant de mettre en place un contrôle d’accès basé sur les rôles. Par exemple, nous pourrions restreindre l’accès en écriture aux différents documents de notre base de données MongoDB. Par ailleurs, l’erreur étant humaine, un administrateur pourrait ajouter des données incorrectes ou supprimer des données importantes par inattention. Afin de limiter les conséquences de telles erreurs, il pourrait être judicieux encore une fois de limiter les permissions de l’administrateur par </w:t>
+      </w:r>
+      <w:r>
+        <w:lastRenderedPageBreak/>
+        <w:t>l’utilisation des rôles dans le cas de MongoDB et en mettant en place des sauvegardes automatiques des bases de données à intervalles réguliers</w:t>
       </w:r>
       <w:r>
         <w:t xml:space="preserve"> ce qui nous permettra de restaurer le système en cas de problème majeur.</w:t>
@@ -4012,7 +4493,21 @@
         <w:rPr>
           <w:rFonts w:ascii="Arial" w:hAnsi="Arial" w:cs="Arial"/>
         </w:rPr>
-        <w:t>Exemple de code Python pour récupérer des “amenity” restaurant de la ville Rimouski</w:t>
+        <w:t>Exemple de code Python pour récupérer des “</w:t>
+      </w:r>
+      <w:proofErr w:type="spellStart"/>
+      <w:r>
+        <w:rPr>
+          <w:rFonts w:ascii="Arial" w:hAnsi="Arial" w:cs="Arial"/>
+        </w:rPr>
+        <w:t>amenity</w:t>
+      </w:r>
+      <w:proofErr w:type="spellEnd"/>
+      <w:r>
+        <w:rPr>
+          <w:rFonts w:ascii="Arial" w:hAnsi="Arial" w:cs="Arial"/>
+        </w:rPr>
+        <w:t>” restaurant de la ville Rimouski</w:t>
       </w:r>
     </w:p>
     <w:p>
@@ -4025,7 +4520,6 @@
         <w:rPr>
           <w:noProof/>
         </w:rPr>
-        <w:lastRenderedPageBreak/>
         <w:drawing>
           <wp:inline distT="0" distB="0" distL="0" distR="0" wp14:anchorId="03EB87C2" wp14:editId="7DC3CC74">
             <wp:extent cx="5486400" cy="1138555"/>
@@ -4085,7 +4579,21 @@
         <w:rPr>
           <w:rFonts w:ascii="Arial" w:hAnsi="Arial" w:cs="Arial"/>
         </w:rPr>
-        <w:t>Exemple de requête envoyé vers l’API de OpenRouteService pour l’itinéraire en vélo entre deux points (dans notre cas, les points seront des coordonnées de restaurants, la clé est omise par standard de confidentialité)</w:t>
+        <w:t xml:space="preserve">Exemple de requête envoyé vers l’API de </w:t>
+      </w:r>
+      <w:proofErr w:type="spellStart"/>
+      <w:r>
+        <w:rPr>
+          <w:rFonts w:ascii="Arial" w:hAnsi="Arial" w:cs="Arial"/>
+        </w:rPr>
+        <w:t>OpenRouteService</w:t>
+      </w:r>
+      <w:proofErr w:type="spellEnd"/>
+      <w:r>
+        <w:rPr>
+          <w:rFonts w:ascii="Arial" w:hAnsi="Arial" w:cs="Arial"/>
+        </w:rPr>
+        <w:t xml:space="preserve"> pour l’itinéraire en vélo entre deux points (dans notre cas, les points seront des coordonnées de restaurants, la clé est omise par standard de confidentialité)</w:t>
       </w:r>
     </w:p>
     <w:p>
@@ -4157,7 +4665,35 @@
         <w:rPr>
           <w:rFonts w:ascii="Arial" w:hAnsi="Arial" w:cs="Arial"/>
         </w:rPr>
-        <w:t>Exemple de structure d’un GeoDataFrame créé par le code de l’Annexe 1 qui contiendra les restaurants de la ville (généré par intelligence artificielle ChatGPT 4o)</w:t>
+        <w:t xml:space="preserve">Exemple de structure d’un </w:t>
+      </w:r>
+      <w:proofErr w:type="spellStart"/>
+      <w:r>
+        <w:rPr>
+          <w:rFonts w:ascii="Arial" w:hAnsi="Arial" w:cs="Arial"/>
+        </w:rPr>
+        <w:t>GeoDataFrame</w:t>
+      </w:r>
+      <w:proofErr w:type="spellEnd"/>
+      <w:r>
+        <w:rPr>
+          <w:rFonts w:ascii="Arial" w:hAnsi="Arial" w:cs="Arial"/>
+        </w:rPr>
+        <w:t xml:space="preserve"> créé par le code de l’Annexe 1 qui contiendra les restaurants de la ville (généré par intelligence artificielle </w:t>
+      </w:r>
+      <w:proofErr w:type="spellStart"/>
+      <w:r>
+        <w:rPr>
+          <w:rFonts w:ascii="Arial" w:hAnsi="Arial" w:cs="Arial"/>
+        </w:rPr>
+        <w:t>ChatGPT</w:t>
+      </w:r>
+      <w:proofErr w:type="spellEnd"/>
+      <w:r>
+        <w:rPr>
+          <w:rFonts w:ascii="Arial" w:hAnsi="Arial" w:cs="Arial"/>
+        </w:rPr>
+        <w:t xml:space="preserve"> 4o)</w:t>
       </w:r>
     </w:p>
     <w:p>
@@ -4229,7 +4765,28 @@
         <w:rPr>
           <w:rFonts w:ascii="Arial" w:hAnsi="Arial" w:cs="Arial"/>
         </w:rPr>
-        <w:t>Exemple d’objet JSON retourné par une requête de format similaire à celle présentée à l’Annexe 2 (les champs distance (en mètres) et duration (en secondes) correspondent aux détails du trajet global, le champ concaténé “steps” énumère les différentes étapes du trajet avec instruction de déplacement progressive)</w:t>
+        <w:t xml:space="preserve">Exemple d’objet JSON retourné par une requête de format similaire à celle présentée à l’Annexe 2 (les champs distance (en mètres) et duration (en </w:t>
+      </w:r>
+      <w:r>
+        <w:rPr>
+          <w:rFonts w:ascii="Arial" w:hAnsi="Arial" w:cs="Arial"/>
+        </w:rPr>
+        <w:lastRenderedPageBreak/>
+        <w:t>secondes) correspondent aux détails du trajet global, le champ concaténé “</w:t>
+      </w:r>
+      <w:proofErr w:type="spellStart"/>
+      <w:r>
+        <w:rPr>
+          <w:rFonts w:ascii="Arial" w:hAnsi="Arial" w:cs="Arial"/>
+        </w:rPr>
+        <w:t>steps</w:t>
+      </w:r>
+      <w:proofErr w:type="spellEnd"/>
+      <w:r>
+        <w:rPr>
+          <w:rFonts w:ascii="Arial" w:hAnsi="Arial" w:cs="Arial"/>
+        </w:rPr>
+        <w:t>” énumère les différentes étapes du trajet avec instruction de déplacement progressive)</w:t>
       </w:r>
     </w:p>
     <w:p>
@@ -4242,7 +4799,6 @@
         <w:rPr>
           <w:noProof/>
         </w:rPr>
-        <w:lastRenderedPageBreak/>
         <w:drawing>
           <wp:inline distT="0" distB="0" distL="0" distR="0" wp14:anchorId="219648A8" wp14:editId="1D6E2954">
             <wp:extent cx="5486400" cy="3696970"/>
@@ -4387,6 +4943,7 @@
         <w:rPr>
           <w:noProof/>
         </w:rPr>
+        <w:lastRenderedPageBreak/>
         <w:drawing>
           <wp:inline distT="0" distB="0" distL="0" distR="0" wp14:anchorId="1FB02EF4" wp14:editId="45060A73">
             <wp:extent cx="5337810" cy="1371600"/>
@@ -4432,7 +4989,6 @@
       </w:pPr>
       <w:bookmarkStart w:id="28" w:name="_Toc183852585"/>
       <w:r>
-        <w:lastRenderedPageBreak/>
         <w:t>Annexe 7</w:t>
       </w:r>
       <w:bookmarkEnd w:id="28"/>
@@ -4676,6 +5232,7 @@
         <w:rPr>
           <w:noProof/>
         </w:rPr>
+        <w:lastRenderedPageBreak/>
         <w:drawing>
           <wp:inline distT="0" distB="0" distL="0" distR="0" wp14:anchorId="23F6352E" wp14:editId="3762F12A">
             <wp:extent cx="5486400" cy="628650"/>
@@ -4750,7 +5307,6 @@
         <w:rPr>
           <w:noProof/>
         </w:rPr>
-        <w:lastRenderedPageBreak/>
         <w:drawing>
           <wp:inline distT="0" distB="0" distL="0" distR="0" wp14:anchorId="69CAAEB9" wp14:editId="1F9DE093">
             <wp:extent cx="5486400" cy="520065"/>
@@ -5194,7 +5750,21 @@
         <w:rPr>
           <w:rFonts w:ascii="Arial" w:hAnsi="Arial" w:cs="Arial"/>
         </w:rPr>
-        <w:t>Certaines parties de ce projet ont été réalisées avec l’aide de l’assistant IA ChatGPT, en particulier pour :</w:t>
+        <w:t xml:space="preserve">Certaines parties de ce projet ont été réalisées avec l’aide de l’assistant IA </w:t>
+      </w:r>
+      <w:proofErr w:type="spellStart"/>
+      <w:r>
+        <w:rPr>
+          <w:rFonts w:ascii="Arial" w:hAnsi="Arial" w:cs="Arial"/>
+        </w:rPr>
+        <w:t>ChatGPT</w:t>
+      </w:r>
+      <w:proofErr w:type="spellEnd"/>
+      <w:r>
+        <w:rPr>
+          <w:rFonts w:ascii="Arial" w:hAnsi="Arial" w:cs="Arial"/>
+        </w:rPr>
+        <w:t>, en particulier pour :</w:t>
       </w:r>
     </w:p>
     <w:p>
@@ -5219,7 +5789,21 @@
         <w:rPr>
           <w:rFonts w:ascii="Arial" w:hAnsi="Arial" w:cs="Arial"/>
         </w:rPr>
-        <w:t xml:space="preserve"> Le script wait_for_neo4j() utilisé dans load.py pour s'assurer que Neo4j est prêt avant le chargement des données. Ce script attend la disponibilité de Neo4j en tentant de se connecter de manière répétée jusqu'à ce que le service soit prêt.</w:t>
+        <w:t xml:space="preserve"> Le script wait_for_neo4</w:t>
+      </w:r>
+      <w:proofErr w:type="gramStart"/>
+      <w:r>
+        <w:rPr>
+          <w:rFonts w:ascii="Arial" w:hAnsi="Arial" w:cs="Arial"/>
+        </w:rPr>
+        <w:t>j(</w:t>
+      </w:r>
+      <w:proofErr w:type="gramEnd"/>
+      <w:r>
+        <w:rPr>
+          <w:rFonts w:ascii="Arial" w:hAnsi="Arial" w:cs="Arial"/>
+        </w:rPr>
+        <w:t>) utilisé dans load.py pour s'assurer que Neo4j est prêt avant le chargement des données. Ce script attend la disponibilité de Neo4j en tentant de se connecter de manière répétée jusqu'à ce que le service soit prêt.</w:t>
       </w:r>
     </w:p>
     <w:p>
@@ -5238,13 +5822,59 @@
           <w:b/>
           <w:bCs/>
         </w:rPr>
-        <w:t>Exécution automatique des scripts dans le Dockerfile :</w:t>
-      </w:r>
-      <w:r>
-        <w:rPr>
-          <w:rFonts w:ascii="Arial" w:hAnsi="Arial" w:cs="Arial"/>
-        </w:rPr>
-        <w:t xml:space="preserve"> La commande utilisée dans le Dockerfile pour exécuter les scripts ETL (extract.py, transform.py, load.py) a également été suggérée par ChatGPT. Cette commande garantit que le processus ETL se lance automatiquement lors du démarrage des conteneurs avec docker-compose up.</w:t>
+        <w:t xml:space="preserve">Exécution automatique des scripts dans le </w:t>
+      </w:r>
+      <w:proofErr w:type="spellStart"/>
+      <w:r>
+        <w:rPr>
+          <w:rFonts w:ascii="Arial" w:hAnsi="Arial" w:cs="Arial"/>
+          <w:b/>
+          <w:bCs/>
+        </w:rPr>
+        <w:t>Dockerfile</w:t>
+      </w:r>
+      <w:proofErr w:type="spellEnd"/>
+      <w:r>
+        <w:rPr>
+          <w:rFonts w:ascii="Arial" w:hAnsi="Arial" w:cs="Arial"/>
+          <w:b/>
+          <w:bCs/>
+        </w:rPr>
+        <w:t xml:space="preserve"> :</w:t>
+      </w:r>
+      <w:r>
+        <w:rPr>
+          <w:rFonts w:ascii="Arial" w:hAnsi="Arial" w:cs="Arial"/>
+        </w:rPr>
+        <w:t xml:space="preserve"> La commande utilisée dans le </w:t>
+      </w:r>
+      <w:proofErr w:type="spellStart"/>
+      <w:r>
+        <w:rPr>
+          <w:rFonts w:ascii="Arial" w:hAnsi="Arial" w:cs="Arial"/>
+        </w:rPr>
+        <w:t>Dockerfile</w:t>
+      </w:r>
+      <w:proofErr w:type="spellEnd"/>
+      <w:r>
+        <w:rPr>
+          <w:rFonts w:ascii="Arial" w:hAnsi="Arial" w:cs="Arial"/>
+        </w:rPr>
+        <w:t xml:space="preserve"> pour exécuter les scripts ETL (extract.py, transform.py, load.py) a également été suggérée par </w:t>
+      </w:r>
+      <w:proofErr w:type="spellStart"/>
+      <w:r>
+        <w:rPr>
+          <w:rFonts w:ascii="Arial" w:hAnsi="Arial" w:cs="Arial"/>
+        </w:rPr>
+        <w:t>ChatGPT</w:t>
+      </w:r>
+      <w:proofErr w:type="spellEnd"/>
+      <w:r>
+        <w:rPr>
+          <w:rFonts w:ascii="Arial" w:hAnsi="Arial" w:cs="Arial"/>
+        </w:rPr>
+        <w:t>. Cette commande garantit que le processus ETL se lance automatiquement lors du démarrage des conteneurs avec docker-compose up.</w:t>
       </w:r>
     </w:p>
     <w:p>
@@ -5269,7 +5899,21 @@
         <w:rPr>
           <w:rFonts w:ascii="Arial" w:hAnsi="Arial" w:cs="Arial"/>
         </w:rPr>
-        <w:t>Pour améliorer l’efficacité de notre création de diagramme UML, nous avons utilisé l’outil DiagramGPT. Cet outil nous a permis de générer des ébauches de diagramme basé sur notre code, que nous avons bien évidemment adapter pour qu’ils correspondent à notre travail. On a donc pu avoir plus de facilité le processus de création de diagramme UML.</w:t>
+        <w:t xml:space="preserve">Pour améliorer l’efficacité de notre création de diagramme UML, nous avons utilisé l’outil </w:t>
+      </w:r>
+      <w:proofErr w:type="spellStart"/>
+      <w:r>
+        <w:rPr>
+          <w:rFonts w:ascii="Arial" w:hAnsi="Arial" w:cs="Arial"/>
+        </w:rPr>
+        <w:t>DiagramGPT</w:t>
+      </w:r>
+      <w:proofErr w:type="spellEnd"/>
+      <w:r>
+        <w:rPr>
+          <w:rFonts w:ascii="Arial" w:hAnsi="Arial" w:cs="Arial"/>
+        </w:rPr>
+        <w:t>. Cet outil nous a permis de générer des ébauches de diagramme basé sur notre code, que nous avons bien évidemment adapter pour qu’ils correspondent à notre travail. On a donc pu avoir plus de facilité le processus de création de diagramme UML.</w:t>
       </w:r>
     </w:p>
     <w:p>
@@ -5376,7 +6020,15 @@
         <w:footnoteRef/>
       </w:r>
       <w:r>
-        <w:t xml:space="preserve"> Wikipedia, « Normandie », dernière modification le 30 novembre 2024, consulté le [30 novembre 2024], </w:t>
+        <w:t xml:space="preserve"> </w:t>
+      </w:r>
+      <w:proofErr w:type="spellStart"/>
+      <w:r>
+        <w:t>Wikipedia</w:t>
+      </w:r>
+      <w:proofErr w:type="spellEnd"/>
+      <w:r>
+        <w:t xml:space="preserve">, « Normandie », dernière modification le 30 novembre 2024, consulté le [30 novembre 2024], </w:t>
       </w:r>
       <w:r>
         <w:t>https://fr.wikipedia.org/wiki/Normandie</w:t>
@@ -5398,7 +6050,23 @@
         <w:footnoteRef/>
       </w:r>
       <w:r>
-        <w:t xml:space="preserve"> Weelz, « Le tourisme à vélo, un levier économique pour les territoires – Exemple avec la Normandie », Ouset-France, consulté le [30 novembre 2024], </w:t>
+        <w:t xml:space="preserve"> </w:t>
+      </w:r>
+      <w:proofErr w:type="spellStart"/>
+      <w:r>
+        <w:t>Weelz</w:t>
+      </w:r>
+      <w:proofErr w:type="spellEnd"/>
+      <w:r>
+        <w:t xml:space="preserve">, « Le tourisme à vélo, un levier économique pour les territoires – Exemple avec la Normandie », </w:t>
+      </w:r>
+      <w:proofErr w:type="spellStart"/>
+      <w:r>
+        <w:t>Ouset-France</w:t>
+      </w:r>
+      <w:proofErr w:type="spellEnd"/>
+      <w:r>
+        <w:t xml:space="preserve">, consulté le [30 novembre 2024], </w:t>
       </w:r>
       <w:r>
         <w:t>https://weelz.ouest-france.fr/le-tourisme-a-velo-un-levier-economique-pour-les-territoires-exemple-avec-la-normandie/</w:t>
@@ -5436,7 +6104,15 @@
         <w:footnoteRef/>
       </w:r>
       <w:r>
-        <w:t xml:space="preserve"> ViaMichelin, « Restaurants en Normandie », consulté le [30 novembre 2024], </w:t>
+        <w:t xml:space="preserve"> </w:t>
+      </w:r>
+      <w:proofErr w:type="spellStart"/>
+      <w:r>
+        <w:t>ViaMichelin</w:t>
+      </w:r>
+      <w:proofErr w:type="spellEnd"/>
+      <w:r>
+        <w:t xml:space="preserve">, « Restaurants en Normandie », consulté le [30 novembre 2024], </w:t>
       </w:r>
       <w:r>
         <w:t>https://www.viamichelin.fr/cartes-plans/restaurants/france/normandie</w:t>
